--- a/DocsSource/UiPathOrch Manual - JA.docx
+++ b/DocsSource/UiPathOrch Manual - JA.docx
@@ -1,6 +1,6 @@
 
 <file path=word/document.xml><?xml version="1.0" encoding="utf-8"?>
-<w:document xmlns:wpc="http://schemas.microsoft.com/office/word/2010/wordprocessingCanvas" xmlns:cx="http://schemas.microsoft.com/office/drawing/2014/chartex" xmlns:cx1="http://schemas.microsoft.com/office/drawing/2015/9/8/chartex" xmlns:cx2="http://schemas.microsoft.com/office/drawing/2015/10/21/chartex" xmlns:cx3="http://schemas.microsoft.com/office/drawing/2016/5/9/chartex" xmlns:cx4="http://schemas.microsoft.com/office/drawing/2016/5/10/chartex" xmlns:cx5="http://schemas.microsoft.com/office/drawing/2016/5/11/chartex" xmlns:cx6="http://schemas.microsoft.com/office/drawing/2016/5/12/chartex" xmlns:cx7="http://schemas.microsoft.com/office/drawing/2016/5/13/chartex" xmlns:cx8="http://schemas.microsoft.com/office/drawing/2016/5/14/chartex" xmlns:mc="http://schemas.openxmlformats.org/markup-compatibility/2006" xmlns:aink="http://schemas.microsoft.com/office/drawing/2016/ink" xmlns:am3d="http://schemas.microsoft.com/office/drawing/2017/model3d" xmlns:o="urn:schemas-microsoft-com:office:office" xmlns:oel="http://schemas.microsoft.com/office/2019/extlst" xmlns:r="http://schemas.openxmlformats.org/officeDocument/2006/relationships" xmlns:m="http://schemas.openxmlformats.org/officeDocument/2006/math" xmlns:v="urn:schemas-microsoft-com:vml" xmlns:wp14="http://schemas.microsoft.com/office/word/2010/wordprocessingDrawing" xmlns:wp="http://schemas.openxmlformats.org/drawingml/2006/wordprocessingDrawing" xmlns:w10="urn:schemas-microsoft-com:office:word" xmlns:w="http://schemas.openxmlformats.org/wordprocessingml/2006/main" xmlns:w14="http://schemas.microsoft.com/office/word/2010/wordml" xmlns:w15="http://schemas.microsoft.com/office/word/2012/wordml" xmlns:w16cex="http://schemas.microsoft.com/office/word/2018/wordml/cex" xmlns:w16cid="http://schemas.microsoft.com/office/word/2016/wordml/cid" xmlns:w16="http://schemas.microsoft.com/office/word/2018/wordml" xmlns:w16du="http://schemas.microsoft.com/office/word/2023/wordml/word16du" xmlns:w16sdtdh="http://schemas.microsoft.com/office/word/2020/wordml/sdtdatahash" xmlns:w16se="http://schemas.microsoft.com/office/word/2015/wordml/symex" xmlns:wpg="http://schemas.microsoft.com/office/word/2010/wordprocessingGroup" xmlns:wpi="http://schemas.microsoft.com/office/word/2010/wordprocessingInk" xmlns:wne="http://schemas.microsoft.com/office/word/2006/wordml" xmlns:wps="http://schemas.microsoft.com/office/word/2010/wordprocessingShape" mc:Ignorable="w14 w15 w16se w16cid w16 w16cex w16sdtdh w16du wp14">
+<w:document xmlns:wpc="http://schemas.microsoft.com/office/word/2010/wordprocessingCanvas" xmlns:cx="http://schemas.microsoft.com/office/drawing/2014/chartex" xmlns:cx1="http://schemas.microsoft.com/office/drawing/2015/9/8/chartex" xmlns:cx2="http://schemas.microsoft.com/office/drawing/2015/10/21/chartex" xmlns:cx3="http://schemas.microsoft.com/office/drawing/2016/5/9/chartex" xmlns:cx4="http://schemas.microsoft.com/office/drawing/2016/5/10/chartex" xmlns:cx5="http://schemas.microsoft.com/office/drawing/2016/5/11/chartex" xmlns:cx6="http://schemas.microsoft.com/office/drawing/2016/5/12/chartex" xmlns:cx7="http://schemas.microsoft.com/office/drawing/2016/5/13/chartex" xmlns:cx8="http://schemas.microsoft.com/office/drawing/2016/5/14/chartex" xmlns:mc="http://schemas.openxmlformats.org/markup-compatibility/2006" xmlns:aink="http://schemas.microsoft.com/office/drawing/2016/ink" xmlns:am3d="http://schemas.microsoft.com/office/drawing/2017/model3d" xmlns:o="urn:schemas-microsoft-com:office:office" xmlns:oel="http://schemas.microsoft.com/office/2019/extlst" xmlns:r="http://schemas.openxmlformats.org/officeDocument/2006/relationships" xmlns:m="http://schemas.openxmlformats.org/officeDocument/2006/math" xmlns:v="urn:schemas-microsoft-com:vml" xmlns:wp14="http://schemas.microsoft.com/office/word/2010/wordprocessingDrawing" xmlns:wp="http://schemas.openxmlformats.org/drawingml/2006/wordprocessingDrawing" xmlns:w10="urn:schemas-microsoft-com:office:word" xmlns:w="http://schemas.openxmlformats.org/wordprocessingml/2006/main" xmlns:w14="http://schemas.microsoft.com/office/word/2010/wordml" xmlns:w15="http://schemas.microsoft.com/office/word/2012/wordml" xmlns:w16cex="http://schemas.microsoft.com/office/word/2018/wordml/cex" xmlns:w16cid="http://schemas.microsoft.com/office/word/2016/wordml/cid" xmlns:w16="http://schemas.microsoft.com/office/word/2018/wordml" xmlns:w16du="http://schemas.microsoft.com/office/word/2023/wordml/word16du" xmlns:w16sdtdh="http://schemas.microsoft.com/office/word/2020/wordml/sdtdatahash" xmlns:w16sdtfl="http://schemas.microsoft.com/office/word/2024/wordml/sdtformatlock" xmlns:w16se="http://schemas.microsoft.com/office/word/2015/wordml/symex" xmlns:wpg="http://schemas.microsoft.com/office/word/2010/wordprocessingGroup" xmlns:wpi="http://schemas.microsoft.com/office/word/2010/wordprocessingInk" xmlns:wne="http://schemas.microsoft.com/office/word/2006/wordml" xmlns:wps="http://schemas.microsoft.com/office/word/2010/wordprocessingShape" mc:Ignorable="w14 w15 w16se w16cid w16 w16cex w16sdtdh w16sdtfl w16du wp14">
   <w:body>
     <w:p>
       <w:pPr>
@@ -2747,7 +2747,7 @@
                 <w:noProof/>
                 <w:webHidden/>
               </w:rPr>
-              <w:t>23</w:t>
+              <w:t>24</w:t>
             </w:r>
             <w:r>
               <w:rPr>
@@ -2960,7 +2960,7 @@
                 <w:noProof/>
                 <w:webHidden/>
               </w:rPr>
-              <w:t>24</w:t>
+              <w:t>25</w:t>
             </w:r>
             <w:r>
               <w:rPr>
@@ -3173,7 +3173,7 @@
                 <w:noProof/>
                 <w:webHidden/>
               </w:rPr>
-              <w:t>25</w:t>
+              <w:t>26</w:t>
             </w:r>
             <w:r>
               <w:rPr>
@@ -3244,7 +3244,7 @@
                 <w:noProof/>
                 <w:webHidden/>
               </w:rPr>
-              <w:t>25</w:t>
+              <w:t>26</w:t>
             </w:r>
             <w:r>
               <w:rPr>
@@ -3386,7 +3386,7 @@
                 <w:noProof/>
                 <w:webHidden/>
               </w:rPr>
-              <w:t>26</w:t>
+              <w:t>27</w:t>
             </w:r>
             <w:r>
               <w:rPr>
@@ -3812,7 +3812,7 @@
                 <w:noProof/>
                 <w:webHidden/>
               </w:rPr>
-              <w:t>33</w:t>
+              <w:t>34</w:t>
             </w:r>
             <w:r>
               <w:rPr>
@@ -3883,7 +3883,7 @@
                 <w:noProof/>
                 <w:webHidden/>
               </w:rPr>
-              <w:t>34</w:t>
+              <w:t>35</w:t>
             </w:r>
             <w:r>
               <w:rPr>
@@ -3954,7 +3954,7 @@
                 <w:noProof/>
                 <w:webHidden/>
               </w:rPr>
-              <w:t>39</w:t>
+              <w:t>40</w:t>
             </w:r>
             <w:r>
               <w:rPr>
@@ -4167,7 +4167,7 @@
                 <w:noProof/>
                 <w:webHidden/>
               </w:rPr>
-              <w:t>41</w:t>
+              <w:t>42</w:t>
             </w:r>
             <w:r>
               <w:rPr>
@@ -4380,7 +4380,7 @@
                 <w:noProof/>
                 <w:webHidden/>
               </w:rPr>
-              <w:t>42</w:t>
+              <w:t>43</w:t>
             </w:r>
             <w:r>
               <w:rPr>
@@ -4522,7 +4522,7 @@
                 <w:noProof/>
                 <w:webHidden/>
               </w:rPr>
-              <w:t>43</w:t>
+              <w:t>44</w:t>
             </w:r>
             <w:r>
               <w:rPr>
@@ -4593,7 +4593,7 @@
                 <w:noProof/>
                 <w:webHidden/>
               </w:rPr>
-              <w:t>43</w:t>
+              <w:t>44</w:t>
             </w:r>
             <w:r>
               <w:rPr>
@@ -4735,7 +4735,7 @@
                 <w:noProof/>
                 <w:webHidden/>
               </w:rPr>
-              <w:t>45</w:t>
+              <w:t>46</w:t>
             </w:r>
             <w:r>
               <w:rPr>
@@ -4877,7 +4877,7 @@
                 <w:noProof/>
                 <w:webHidden/>
               </w:rPr>
-              <w:t>46</w:t>
+              <w:t>47</w:t>
             </w:r>
             <w:r>
               <w:rPr>
@@ -5019,7 +5019,7 @@
                 <w:noProof/>
                 <w:webHidden/>
               </w:rPr>
-              <w:t>47</w:t>
+              <w:t>48</w:t>
             </w:r>
             <w:r>
               <w:rPr>
@@ -5161,7 +5161,7 @@
                 <w:noProof/>
                 <w:webHidden/>
               </w:rPr>
-              <w:t>48</w:t>
+              <w:t>49</w:t>
             </w:r>
             <w:r>
               <w:rPr>
@@ -5232,7 +5232,7 @@
                 <w:noProof/>
                 <w:webHidden/>
               </w:rPr>
-              <w:t>48</w:t>
+              <w:t>49</w:t>
             </w:r>
             <w:r>
               <w:rPr>
@@ -5374,7 +5374,7 @@
                 <w:noProof/>
                 <w:webHidden/>
               </w:rPr>
-              <w:t>49</w:t>
+              <w:t>50</w:t>
             </w:r>
             <w:r>
               <w:rPr>
@@ -5445,7 +5445,7 @@
                 <w:noProof/>
                 <w:webHidden/>
               </w:rPr>
-              <w:t>50</w:t>
+              <w:t>51</w:t>
             </w:r>
             <w:r>
               <w:rPr>
@@ -5587,7 +5587,7 @@
                 <w:noProof/>
                 <w:webHidden/>
               </w:rPr>
-              <w:t>51</w:t>
+              <w:t>52</w:t>
             </w:r>
             <w:r>
               <w:rPr>
@@ -5800,7 +5800,7 @@
                 <w:noProof/>
                 <w:webHidden/>
               </w:rPr>
-              <w:t>52</w:t>
+              <w:t>53</w:t>
             </w:r>
             <w:r>
               <w:rPr>
@@ -5871,7 +5871,7 @@
                 <w:noProof/>
                 <w:webHidden/>
               </w:rPr>
-              <w:t>53</w:t>
+              <w:t>54</w:t>
             </w:r>
             <w:r>
               <w:rPr>
@@ -5942,7 +5942,7 @@
                 <w:noProof/>
                 <w:webHidden/>
               </w:rPr>
-              <w:t>53</w:t>
+              <w:t>54</w:t>
             </w:r>
             <w:r>
               <w:rPr>
@@ -6013,7 +6013,7 @@
                 <w:noProof/>
                 <w:webHidden/>
               </w:rPr>
-              <w:t>53</w:t>
+              <w:t>54</w:t>
             </w:r>
             <w:r>
               <w:rPr>
@@ -6155,7 +6155,7 @@
                 <w:noProof/>
                 <w:webHidden/>
               </w:rPr>
-              <w:t>54</w:t>
+              <w:t>55</w:t>
             </w:r>
             <w:r>
               <w:rPr>
@@ -6297,7 +6297,7 @@
                 <w:noProof/>
                 <w:webHidden/>
               </w:rPr>
-              <w:t>55</w:t>
+              <w:t>56</w:t>
             </w:r>
             <w:r>
               <w:rPr>
@@ -6510,7 +6510,7 @@
                 <w:noProof/>
                 <w:webHidden/>
               </w:rPr>
-              <w:t>57</w:t>
+              <w:t>58</w:t>
             </w:r>
             <w:r>
               <w:rPr>
@@ -6581,7 +6581,7 @@
                 <w:noProof/>
                 <w:webHidden/>
               </w:rPr>
-              <w:t>57</w:t>
+              <w:t>58</w:t>
             </w:r>
             <w:r>
               <w:rPr>
@@ -6652,7 +6652,7 @@
                 <w:noProof/>
                 <w:webHidden/>
               </w:rPr>
-              <w:t>57</w:t>
+              <w:t>58</w:t>
             </w:r>
             <w:r>
               <w:rPr>
@@ -6723,7 +6723,7 @@
                 <w:noProof/>
                 <w:webHidden/>
               </w:rPr>
-              <w:t>58</w:t>
+              <w:t>59</w:t>
             </w:r>
             <w:r>
               <w:rPr>
@@ -6865,7 +6865,7 @@
                 <w:noProof/>
                 <w:webHidden/>
               </w:rPr>
-              <w:t>59</w:t>
+              <w:t>60</w:t>
             </w:r>
             <w:r>
               <w:rPr>
@@ -7007,7 +7007,7 @@
                 <w:noProof/>
                 <w:webHidden/>
               </w:rPr>
-              <w:t>60</w:t>
+              <w:t>61</w:t>
             </w:r>
             <w:r>
               <w:rPr>
@@ -7078,7 +7078,7 @@
                 <w:noProof/>
                 <w:webHidden/>
               </w:rPr>
-              <w:t>60</w:t>
+              <w:t>61</w:t>
             </w:r>
             <w:r>
               <w:rPr>
@@ -7220,7 +7220,7 @@
                 <w:noProof/>
                 <w:webHidden/>
               </w:rPr>
-              <w:t>61</w:t>
+              <w:t>62</w:t>
             </w:r>
             <w:r>
               <w:rPr>
@@ -7291,7 +7291,7 @@
                 <w:noProof/>
                 <w:webHidden/>
               </w:rPr>
-              <w:t>62</w:t>
+              <w:t>63</w:t>
             </w:r>
             <w:r>
               <w:rPr>
@@ -7362,7 +7362,7 @@
                 <w:noProof/>
                 <w:webHidden/>
               </w:rPr>
-              <w:t>63</w:t>
+              <w:t>64</w:t>
             </w:r>
             <w:r>
               <w:rPr>
@@ -7433,7 +7433,7 @@
                 <w:noProof/>
                 <w:webHidden/>
               </w:rPr>
-              <w:t>64</w:t>
+              <w:t>65</w:t>
             </w:r>
             <w:r>
               <w:rPr>
@@ -7575,7 +7575,7 @@
                 <w:noProof/>
                 <w:webHidden/>
               </w:rPr>
-              <w:t>65</w:t>
+              <w:t>66</w:t>
             </w:r>
             <w:r>
               <w:rPr>
@@ -7788,7 +7788,7 @@
                 <w:noProof/>
                 <w:webHidden/>
               </w:rPr>
-              <w:t>66</w:t>
+              <w:t>67</w:t>
             </w:r>
             <w:r>
               <w:rPr>
@@ -7930,7 +7930,7 @@
                 <w:noProof/>
                 <w:webHidden/>
               </w:rPr>
-              <w:t>67</w:t>
+              <w:t>68</w:t>
             </w:r>
             <w:r>
               <w:rPr>
@@ -8001,7 +8001,7 @@
                 <w:noProof/>
                 <w:webHidden/>
               </w:rPr>
-              <w:t>67</w:t>
+              <w:t>68</w:t>
             </w:r>
             <w:r>
               <w:rPr>
@@ -8143,7 +8143,7 @@
                 <w:noProof/>
                 <w:webHidden/>
               </w:rPr>
-              <w:t>68</w:t>
+              <w:t>69</w:t>
             </w:r>
             <w:r>
               <w:rPr>
@@ -8285,7 +8285,7 @@
                 <w:noProof/>
                 <w:webHidden/>
               </w:rPr>
-              <w:t>69</w:t>
+              <w:t>70</w:t>
             </w:r>
             <w:r>
               <w:rPr>
@@ -8427,7 +8427,7 @@
                 <w:noProof/>
                 <w:webHidden/>
               </w:rPr>
-              <w:t>70</w:t>
+              <w:t>71</w:t>
             </w:r>
             <w:r>
               <w:rPr>
@@ -8498,7 +8498,7 @@
                 <w:noProof/>
                 <w:webHidden/>
               </w:rPr>
-              <w:t>70</w:t>
+              <w:t>71</w:t>
             </w:r>
             <w:r>
               <w:rPr>
@@ -8569,7 +8569,7 @@
                 <w:noProof/>
                 <w:webHidden/>
               </w:rPr>
-              <w:t>70</w:t>
+              <w:t>71</w:t>
             </w:r>
             <w:r>
               <w:rPr>
@@ -8640,7 +8640,7 @@
                 <w:noProof/>
                 <w:webHidden/>
               </w:rPr>
-              <w:t>71</w:t>
+              <w:t>72</w:t>
             </w:r>
             <w:r>
               <w:rPr>
@@ -8782,7 +8782,7 @@
                 <w:noProof/>
                 <w:webHidden/>
               </w:rPr>
-              <w:t>72</w:t>
+              <w:t>73</w:t>
             </w:r>
             <w:r>
               <w:rPr>
@@ -8924,7 +8924,7 @@
                 <w:noProof/>
                 <w:webHidden/>
               </w:rPr>
-              <w:t>73</w:t>
+              <w:t>74</w:t>
             </w:r>
             <w:r>
               <w:rPr>
@@ -9066,7 +9066,7 @@
                 <w:noProof/>
                 <w:webHidden/>
               </w:rPr>
-              <w:t>74</w:t>
+              <w:t>75</w:t>
             </w:r>
             <w:r>
               <w:rPr>
@@ -9137,7 +9137,7 @@
                 <w:noProof/>
                 <w:webHidden/>
               </w:rPr>
-              <w:t>74</w:t>
+              <w:t>75</w:t>
             </w:r>
             <w:r>
               <w:rPr>
@@ -9421,7 +9421,7 @@
                 <w:noProof/>
                 <w:webHidden/>
               </w:rPr>
-              <w:t>77</w:t>
+              <w:t>78</w:t>
             </w:r>
             <w:r>
               <w:rPr>
@@ -9492,7 +9492,7 @@
                 <w:noProof/>
                 <w:webHidden/>
               </w:rPr>
-              <w:t>77</w:t>
+              <w:t>78</w:t>
             </w:r>
             <w:r>
               <w:rPr>
@@ -9634,7 +9634,7 @@
                 <w:noProof/>
                 <w:webHidden/>
               </w:rPr>
-              <w:t>78</w:t>
+              <w:t>79</w:t>
             </w:r>
             <w:r>
               <w:rPr>
@@ -9847,7 +9847,7 @@
                 <w:noProof/>
                 <w:webHidden/>
               </w:rPr>
-              <w:t>79</w:t>
+              <w:t>80</w:t>
             </w:r>
             <w:r>
               <w:rPr>
@@ -10060,7 +10060,7 @@
                 <w:noProof/>
                 <w:webHidden/>
               </w:rPr>
-              <w:t>80</w:t>
+              <w:t>81</w:t>
             </w:r>
             <w:r>
               <w:rPr>
@@ -10131,7 +10131,7 @@
                 <w:noProof/>
                 <w:webHidden/>
               </w:rPr>
-              <w:t>80</w:t>
+              <w:t>81</w:t>
             </w:r>
             <w:r>
               <w:rPr>
@@ -10273,7 +10273,7 @@
                 <w:noProof/>
                 <w:webHidden/>
               </w:rPr>
-              <w:t>82</w:t>
+              <w:t>83</w:t>
             </w:r>
             <w:r>
               <w:rPr>
@@ -10344,7 +10344,7 @@
                 <w:noProof/>
                 <w:webHidden/>
               </w:rPr>
-              <w:t>83</w:t>
+              <w:t>84</w:t>
             </w:r>
             <w:r>
               <w:rPr>
@@ -10557,7 +10557,7 @@
                 <w:noProof/>
                 <w:webHidden/>
               </w:rPr>
-              <w:t>85</w:t>
+              <w:t>86</w:t>
             </w:r>
             <w:r>
               <w:rPr>
@@ -10699,7 +10699,7 @@
                 <w:noProof/>
                 <w:webHidden/>
               </w:rPr>
-              <w:t>86</w:t>
+              <w:t>87</w:t>
             </w:r>
             <w:r>
               <w:rPr>
@@ -10770,7 +10770,7 @@
                 <w:noProof/>
                 <w:webHidden/>
               </w:rPr>
-              <w:t>87</w:t>
+              <w:t>88</w:t>
             </w:r>
             <w:r>
               <w:rPr>
@@ -11054,7 +11054,7 @@
                 <w:noProof/>
                 <w:webHidden/>
               </w:rPr>
-              <w:t>89</w:t>
+              <w:t>90</w:t>
             </w:r>
             <w:r>
               <w:rPr>
@@ -11125,7 +11125,7 @@
                 <w:noProof/>
                 <w:webHidden/>
               </w:rPr>
-              <w:t>89</w:t>
+              <w:t>90</w:t>
             </w:r>
             <w:r>
               <w:rPr>
@@ -11267,7 +11267,7 @@
                 <w:noProof/>
                 <w:webHidden/>
               </w:rPr>
-              <w:t>90</w:t>
+              <w:t>91</w:t>
             </w:r>
             <w:r>
               <w:rPr>
@@ -11409,7 +11409,7 @@
                 <w:noProof/>
                 <w:webHidden/>
               </w:rPr>
-              <w:t>91</w:t>
+              <w:t>92</w:t>
             </w:r>
             <w:r>
               <w:rPr>
@@ -11480,7 +11480,7 @@
                 <w:noProof/>
                 <w:webHidden/>
               </w:rPr>
-              <w:t>91</w:t>
+              <w:t>92</w:t>
             </w:r>
             <w:r>
               <w:rPr>
@@ -11622,7 +11622,7 @@
                 <w:noProof/>
                 <w:webHidden/>
               </w:rPr>
-              <w:t>92</w:t>
+              <w:t>93</w:t>
             </w:r>
             <w:r>
               <w:rPr>
@@ -11693,7 +11693,7 @@
                 <w:noProof/>
                 <w:webHidden/>
               </w:rPr>
-              <w:t>93</w:t>
+              <w:t>94</w:t>
             </w:r>
             <w:r>
               <w:rPr>
@@ -11764,7 +11764,7 @@
                 <w:noProof/>
                 <w:webHidden/>
               </w:rPr>
-              <w:t>93</w:t>
+              <w:t>94</w:t>
             </w:r>
             <w:r>
               <w:rPr>
@@ -11906,7 +11906,7 @@
                 <w:noProof/>
                 <w:webHidden/>
               </w:rPr>
-              <w:t>94</w:t>
+              <w:t>95</w:t>
             </w:r>
             <w:r>
               <w:rPr>
@@ -12048,7 +12048,7 @@
                 <w:noProof/>
                 <w:webHidden/>
               </w:rPr>
-              <w:t>95</w:t>
+              <w:t>96</w:t>
             </w:r>
             <w:r>
               <w:rPr>
@@ -12119,7 +12119,7 @@
                 <w:noProof/>
                 <w:webHidden/>
               </w:rPr>
-              <w:t>95</w:t>
+              <w:t>96</w:t>
             </w:r>
             <w:r>
               <w:rPr>
@@ -12261,7 +12261,7 @@
                 <w:noProof/>
                 <w:webHidden/>
               </w:rPr>
-              <w:t>96</w:t>
+              <w:t>97</w:t>
             </w:r>
             <w:r>
               <w:rPr>
@@ -12332,7 +12332,7 @@
                 <w:noProof/>
                 <w:webHidden/>
               </w:rPr>
-              <w:t>96</w:t>
+              <w:t>97</w:t>
             </w:r>
             <w:r>
               <w:rPr>
@@ -12474,7 +12474,7 @@
                 <w:noProof/>
                 <w:webHidden/>
               </w:rPr>
-              <w:t>97</w:t>
+              <w:t>98</w:t>
             </w:r>
             <w:r>
               <w:rPr>
@@ -13811,50 +13811,6 @@
       </w:r>
     </w:p>
     <w:p>
-      <w:r>
-        <w:rPr>
-          <w:rFonts w:hint="eastAsia"/>
-        </w:rPr>
-        <w:t>なお、</w:t>
-      </w:r>
-      <w:r>
-        <w:rPr>
-          <w:rFonts w:hint="eastAsia"/>
-        </w:rPr>
-        <w:t>フォルダー</w:t>
-      </w:r>
-      <w:r>
-        <w:rPr>
-          <w:rFonts w:hint="eastAsia"/>
-        </w:rPr>
-        <w:t>をコピーする操作は、フォルダーの</w:t>
-      </w:r>
-      <w:r>
-        <w:rPr>
-          <w:rFonts w:hint="eastAsia"/>
-        </w:rPr>
-        <w:t>内容は</w:t>
-      </w:r>
-      <w:r>
-        <w:rPr>
-          <w:rFonts w:hint="eastAsia"/>
-        </w:rPr>
-        <w:t>コピー</w:t>
-      </w:r>
-      <w:r>
-        <w:rPr>
-          <w:rFonts w:hint="eastAsia"/>
-        </w:rPr>
-        <w:t>し</w:t>
-      </w:r>
-      <w:r>
-        <w:rPr>
-          <w:rFonts w:hint="eastAsia"/>
-        </w:rPr>
-        <w:t>ません。</w:t>
-      </w:r>
-    </w:p>
-    <w:p>
       <w:pPr>
         <w:pStyle w:val="Heading2"/>
       </w:pPr>
@@ -14153,19 +14109,19 @@
         <w:rPr>
           <w:rFonts w:hint="eastAsia"/>
         </w:rPr>
+        <w:t>フォルダーに割り当てられたプロセスパッケージを以前のバージョンにロールバック</w:t>
+      </w:r>
+    </w:p>
+    <w:p>
+      <w:pPr>
+        <w:pStyle w:val="Heading2"/>
+      </w:pPr>
+      <w:bookmarkStart w:id="7" w:name="_Toc173451137"/>
+      <w:r>
+        <w:rPr>
+          <w:rFonts w:hint="eastAsia"/>
+        </w:rPr>
         <w:lastRenderedPageBreak/>
-        <w:t>フォルダーに割り当てられたプロセスパッケージを以前のバージョンにロールバック</w:t>
-      </w:r>
-    </w:p>
-    <w:p>
-      <w:pPr>
-        <w:pStyle w:val="Heading2"/>
-      </w:pPr>
-      <w:bookmarkStart w:id="7" w:name="_Toc173451137"/>
-      <w:r>
-        <w:rPr>
-          <w:rFonts w:hint="eastAsia"/>
-        </w:rPr>
         <w:t>プロセスの操作</w:t>
       </w:r>
       <w:bookmarkEnd w:id="7"/>
@@ -14658,31 +14614,31 @@
         <w:rPr>
           <w:rFonts w:hint="eastAsia"/>
         </w:rPr>
+        <w:t>ジョブ記録</w:t>
+      </w:r>
+      <w:r>
+        <w:rPr>
+          <w:rFonts w:hint="eastAsia"/>
+        </w:rPr>
+        <w:t>（スクリーンショット）</w:t>
+      </w:r>
+      <w:r>
+        <w:rPr>
+          <w:rFonts w:hint="eastAsia"/>
+        </w:rPr>
+        <w:t>の削除</w:t>
+      </w:r>
+    </w:p>
+    <w:p>
+      <w:pPr>
+        <w:pStyle w:val="Heading2"/>
+      </w:pPr>
+      <w:bookmarkStart w:id="13" w:name="_Toc173451143"/>
+      <w:r>
+        <w:rPr>
+          <w:rFonts w:hint="eastAsia"/>
+        </w:rPr>
         <w:lastRenderedPageBreak/>
-        <w:t>ジョブ記録</w:t>
-      </w:r>
-      <w:r>
-        <w:rPr>
-          <w:rFonts w:hint="eastAsia"/>
-        </w:rPr>
-        <w:t>（スクリーンショット）</w:t>
-      </w:r>
-      <w:r>
-        <w:rPr>
-          <w:rFonts w:hint="eastAsia"/>
-        </w:rPr>
-        <w:t>の削除</w:t>
-      </w:r>
-    </w:p>
-    <w:p>
-      <w:pPr>
-        <w:pStyle w:val="Heading2"/>
-      </w:pPr>
-      <w:bookmarkStart w:id="13" w:name="_Toc173451143"/>
-      <w:r>
-        <w:rPr>
-          <w:rFonts w:hint="eastAsia"/>
-        </w:rPr>
         <w:t>マシンの操作</w:t>
       </w:r>
       <w:bookmarkEnd w:id="13"/>
@@ -15162,7 +15118,6 @@
         <w:rPr>
           <w:rFonts w:hint="eastAsia"/>
         </w:rPr>
-        <w:lastRenderedPageBreak/>
         <w:t>アセットとクレデンシャルアセットを、同じもしくは別のテナントのフォルダーにコピー</w:t>
       </w:r>
     </w:p>
@@ -15178,6 +15133,7 @@
         <w:rPr>
           <w:rFonts w:hint="eastAsia"/>
         </w:rPr>
+        <w:lastRenderedPageBreak/>
         <w:t>C</w:t>
       </w:r>
       <w:r>
@@ -18022,6 +17978,9 @@
     <w:p>
       <w:pPr>
         <w:ind w:leftChars="338" w:left="1134" w:hangingChars="202" w:hanging="424"/>
+        <w:rPr>
+          <w:rFonts w:hint="eastAsia"/>
+        </w:rPr>
       </w:pPr>
       <w:r>
         <w:t>4</w:t>
@@ -18047,11 +18006,30 @@
         </w:rPr>
         <w:t>モジュールをインポート。</w:t>
       </w:r>
+      <w:r>
+        <w:rPr>
+          <w:rFonts w:hint="eastAsia"/>
+        </w:rPr>
+        <w:t>なお</w:t>
+      </w:r>
+      <w:r>
+        <w:rPr>
+          <w:rFonts w:hint="eastAsia"/>
+        </w:rPr>
+        <w:t>PSReadLineモジュールは、Ctrl+Space</w:t>
+      </w:r>
+      <w:r>
+        <w:rPr>
+          <w:rFonts w:hint="eastAsia"/>
+        </w:rPr>
+        <w:t>もしくはTabを押下時の自動補完機能を動作させるために必要となります。</w:t>
+      </w:r>
     </w:p>
     <w:p>
       <w:pPr>
         <w:ind w:leftChars="500" w:left="1050"/>
         <w:rPr>
+          <w:rFonts w:hint="eastAsia"/>
           <w:b/>
           <w:i/>
         </w:rPr>
@@ -18070,6 +18048,14 @@
           <w:i/>
         </w:rPr>
         <w:t>mport-Module UiPathOrch</w:t>
+      </w:r>
+      <w:r>
+        <w:rPr>
+          <w:rFonts w:hint="eastAsia"/>
+          <w:b/>
+          <w:i/>
+        </w:rPr>
+        <w:t>,PSReadLine</w:t>
       </w:r>
     </w:p>
     <w:p>
@@ -18292,50 +18278,50 @@
         <w:rPr>
           <w:rFonts w:hint="eastAsia"/>
         </w:rPr>
-        <w:t>4</w:t>
-      </w:r>
-      <w:r>
-        <w:t xml:space="preserve">-3. </w:t>
-      </w:r>
-      <w:r>
-        <w:rPr>
-          <w:rFonts w:hint="eastAsia"/>
-        </w:rPr>
-        <w:t>設定ファイルを保存して閉じる。</w:t>
-      </w:r>
-    </w:p>
-    <w:p>
-      <w:pPr>
-        <w:ind w:leftChars="338" w:left="1134" w:hangingChars="202" w:hanging="424"/>
-      </w:pPr>
-      <w:r>
-        <w:rPr>
-          <w:rFonts w:hint="eastAsia"/>
-        </w:rPr>
-        <w:t>4</w:t>
-      </w:r>
-      <w:r>
-        <w:t>-4. PS</w:t>
-      </w:r>
-      <w:r>
-        <w:rPr>
-          <w:rFonts w:hint="eastAsia"/>
-        </w:rPr>
-        <w:t>コンソールを閉じる。</w:t>
-      </w:r>
-    </w:p>
-    <w:p>
-      <w:pPr>
-        <w:ind w:firstLine="720"/>
-      </w:pPr>
-      <w:r>
-        <w:rPr>
-          <w:rFonts w:hint="eastAsia"/>
-        </w:rPr>
         <w:lastRenderedPageBreak/>
         <w:t>4</w:t>
       </w:r>
       <w:r>
+        <w:t xml:space="preserve">-3. </w:t>
+      </w:r>
+      <w:r>
+        <w:rPr>
+          <w:rFonts w:hint="eastAsia"/>
+        </w:rPr>
+        <w:t>設定ファイルを保存して閉じる。</w:t>
+      </w:r>
+    </w:p>
+    <w:p>
+      <w:pPr>
+        <w:ind w:leftChars="338" w:left="1134" w:hangingChars="202" w:hanging="424"/>
+      </w:pPr>
+      <w:r>
+        <w:rPr>
+          <w:rFonts w:hint="eastAsia"/>
+        </w:rPr>
+        <w:t>4</w:t>
+      </w:r>
+      <w:r>
+        <w:t>-4. PS</w:t>
+      </w:r>
+      <w:r>
+        <w:rPr>
+          <w:rFonts w:hint="eastAsia"/>
+        </w:rPr>
+        <w:t>コンソールを閉じる。</w:t>
+      </w:r>
+    </w:p>
+    <w:p>
+      <w:pPr>
+        <w:ind w:firstLine="720"/>
+      </w:pPr>
+      <w:r>
+        <w:rPr>
+          <w:rFonts w:hint="eastAsia"/>
+        </w:rPr>
+        <w:t>4</w:t>
+      </w:r>
+      <w:r>
         <w:t>-5. [Win+R]pwsh[Enter]</w:t>
       </w:r>
       <w:r>
@@ -18588,180 +18574,6 @@
           <w:rFonts w:hint="eastAsia"/>
         </w:rPr>
         <w:t>行を記入して保存してください。</w:t>
-      </w:r>
-    </w:p>
-    <w:tbl>
-      <w:tblPr>
-        <w:tblStyle w:val="TableGrid"/>
-        <w:tblW w:w="0" w:type="auto"/>
-        <w:tblLook w:val="04A0" w:firstRow="1" w:lastRow="0" w:firstColumn="1" w:lastColumn="0" w:noHBand="0" w:noVBand="1"/>
-      </w:tblPr>
-      <w:tblGrid>
-        <w:gridCol w:w="8494"/>
-      </w:tblGrid>
-      <w:tr>
-        <w:tc>
-          <w:tcPr>
-            <w:tcW w:w="8494" w:type="dxa"/>
-          </w:tcPr>
-          <w:p>
-            <w:r>
-              <w:rPr>
-                <w:b/>
-                <w:bCs/>
-                <w:i/>
-                <w:iCs/>
-              </w:rPr>
-              <w:t>Import-Module PSReadLine</w:t>
-            </w:r>
-            <w:r>
-              <w:rPr>
-                <w:rFonts w:hint="eastAsia"/>
-                <w:b/>
-                <w:bCs/>
-                <w:i/>
-                <w:iCs/>
-              </w:rPr>
-              <w:t>,</w:t>
-            </w:r>
-            <w:r>
-              <w:rPr>
-                <w:b/>
-                <w:bCs/>
-                <w:i/>
-                <w:iCs/>
-              </w:rPr>
-              <w:t>UiPathOrch</w:t>
-            </w:r>
-          </w:p>
-        </w:tc>
-      </w:tr>
-    </w:tbl>
-    <w:p/>
-    <w:p>
-      <w:r>
-        <w:rPr>
-          <w:rFonts w:hint="eastAsia"/>
-        </w:rPr>
-        <w:t>P</w:t>
-      </w:r>
-      <w:r>
-        <w:t>S</w:t>
-      </w:r>
-      <w:r>
-        <w:rPr>
-          <w:rFonts w:hint="eastAsia"/>
-        </w:rPr>
-        <w:t>プロファイルをメモ帳で開くには、P</w:t>
-      </w:r>
-      <w:r>
-        <w:t>S</w:t>
-      </w:r>
-      <w:r>
-        <w:rPr>
-          <w:rFonts w:hint="eastAsia"/>
-        </w:rPr>
-        <w:t>コンソールで</w:t>
-      </w:r>
-      <w:r>
-        <w:rPr>
-          <w:rFonts w:hint="eastAsia"/>
-          <w:i/>
-        </w:rPr>
-        <w:t>n</w:t>
-      </w:r>
-      <w:r>
-        <w:rPr>
-          <w:i/>
-        </w:rPr>
-        <w:t>otepad $profile</w:t>
-      </w:r>
-      <w:r>
-        <w:rPr>
-          <w:rFonts w:hint="eastAsia"/>
-        </w:rPr>
-        <w:t>を実行します。</w:t>
-      </w:r>
-    </w:p>
-    <w:p>
-      <w:pPr>
-        <w:pStyle w:val="Heading2"/>
-      </w:pPr>
-      <w:bookmarkStart w:id="32" w:name="_Toc173451162"/>
-      <w:r>
-        <w:rPr>
-          <w:rFonts w:hint="eastAsia"/>
-        </w:rPr>
-        <w:t>U</w:t>
-      </w:r>
-      <w:r>
-        <w:t>iPathOrch</w:t>
-      </w:r>
-      <w:r>
-        <w:rPr>
-          <w:rFonts w:hint="eastAsia"/>
-        </w:rPr>
-        <w:t>のバージョンアップ</w:t>
-      </w:r>
-      <w:bookmarkEnd w:id="32"/>
-    </w:p>
-    <w:p>
-      <w:r>
-        <w:rPr>
-          <w:rFonts w:hint="eastAsia"/>
-        </w:rPr>
-        <w:t>U</w:t>
-      </w:r>
-      <w:r>
-        <w:t>iPathOrch</w:t>
-      </w:r>
-      <w:r>
-        <w:rPr>
-          <w:rFonts w:hint="eastAsia"/>
-        </w:rPr>
-        <w:t>は、適宜</w:t>
-      </w:r>
-      <w:r>
-        <w:rPr>
-          <w:rFonts w:hint="eastAsia"/>
-        </w:rPr>
-        <w:t>新しい</w:t>
-      </w:r>
-      <w:r>
-        <w:rPr>
-          <w:rFonts w:hint="eastAsia"/>
-        </w:rPr>
-        <w:t>バージョン</w:t>
-      </w:r>
-      <w:r>
-        <w:rPr>
-          <w:rFonts w:hint="eastAsia"/>
-        </w:rPr>
-        <w:t>がリリース</w:t>
-      </w:r>
-      <w:r>
-        <w:rPr>
-          <w:rFonts w:hint="eastAsia"/>
-        </w:rPr>
-        <w:t>されます。新しいバージョンのU</w:t>
-      </w:r>
-      <w:r>
-        <w:t>iPathOrch</w:t>
-      </w:r>
-      <w:r>
-        <w:rPr>
-          <w:rFonts w:hint="eastAsia"/>
-        </w:rPr>
-        <w:t>をインストールするには、P</w:t>
-      </w:r>
-      <w:r>
-        <w:t>S</w:t>
-      </w:r>
-      <w:r>
-        <w:rPr>
-          <w:rFonts w:hint="eastAsia"/>
-        </w:rPr>
-        <w:t>コンソールで次を実行します。</w:t>
       </w:r>
     </w:p>
     <w:tbl>
@@ -18781,114 +18593,157 @@
           <w:p>
             <w:pPr>
               <w:rPr>
+                <w:rFonts w:hint="eastAsia"/>
+              </w:rPr>
+            </w:pPr>
+            <w:r>
+              <w:rPr>
                 <w:b/>
+                <w:bCs/>
                 <w:i/>
-              </w:rPr>
-            </w:pPr>
+                <w:iCs/>
+              </w:rPr>
+              <w:t>Import-Module UiPathOrch</w:t>
+            </w:r>
             <w:r>
               <w:rPr>
                 <w:rFonts w:hint="eastAsia"/>
                 <w:b/>
+                <w:bCs/>
+                <w:i/>
                 <w:iCs/>
               </w:rPr>
-              <w:t>PS&gt;</w:t>
-            </w:r>
-            <w:r>
-              <w:rPr>
-                <w:rFonts w:hint="eastAsia"/>
-                <w:b/>
-                <w:i/>
-              </w:rPr>
-              <w:t xml:space="preserve"> Update</w:t>
-            </w:r>
-            <w:r>
-              <w:rPr>
-                <w:b/>
-                <w:i/>
-              </w:rPr>
-              <w:t>-Module UiPathOrch</w:t>
+              <w:t>,PSReadLine</w:t>
             </w:r>
           </w:p>
         </w:tc>
       </w:tr>
     </w:tbl>
-    <w:p>
-      <w:pPr>
-        <w:rPr>
-          <w:b/>
-          <w:i/>
-        </w:rPr>
-      </w:pPr>
-    </w:p>
-    <w:p>
-      <w:r>
-        <w:rPr>
-          <w:rFonts w:hint="eastAsia"/>
-        </w:rPr>
-        <w:t>このコマンドを実行しても、既存の設定ファイルは削除されることなく、保持されます。</w:t>
+    <w:p/>
+    <w:p>
+      <w:r>
+        <w:rPr>
+          <w:rFonts w:hint="eastAsia"/>
+        </w:rPr>
+        <w:t>P</w:t>
+      </w:r>
+      <w:r>
+        <w:t>S</w:t>
+      </w:r>
+      <w:r>
+        <w:rPr>
+          <w:rFonts w:hint="eastAsia"/>
+        </w:rPr>
+        <w:t>プロファイルをメモ帳で開くには、P</w:t>
+      </w:r>
+      <w:r>
+        <w:t>S</w:t>
+      </w:r>
+      <w:r>
+        <w:rPr>
+          <w:rFonts w:hint="eastAsia"/>
+        </w:rPr>
+        <w:t>コンソールで</w:t>
+      </w:r>
+      <w:r>
+        <w:rPr>
+          <w:rFonts w:hint="eastAsia"/>
+          <w:i/>
+        </w:rPr>
+        <w:t>n</w:t>
+      </w:r>
+      <w:r>
+        <w:rPr>
+          <w:i/>
+        </w:rPr>
+        <w:t>otepad $profile</w:t>
+      </w:r>
+      <w:r>
+        <w:rPr>
+          <w:rFonts w:hint="eastAsia"/>
+        </w:rPr>
+        <w:t>を実行します。</w:t>
       </w:r>
     </w:p>
     <w:p>
       <w:pPr>
         <w:pStyle w:val="Heading2"/>
       </w:pPr>
-      <w:bookmarkStart w:id="33" w:name="_Toc173451163"/>
-      <w:r>
-        <w:rPr>
-          <w:rFonts w:hint="eastAsia"/>
-        </w:rPr>
-        <w:t>権限の設定</w:t>
-      </w:r>
-      <w:bookmarkEnd w:id="33"/>
-    </w:p>
-    <w:p>
-      <w:r>
-        <w:rPr>
-          <w:rFonts w:hint="eastAsia"/>
-        </w:rPr>
-        <w:t>既定の設定では、</w:t>
-      </w:r>
-      <w:r>
-        <w:rPr>
-          <w:rFonts w:hint="eastAsia"/>
-        </w:rPr>
-        <w:t>安全のために利用できる操作が制限されています。必要な権限を付与してからご利用下さい。</w:t>
-      </w:r>
-      <w:r>
-        <w:rPr>
-          <w:rFonts w:hint="eastAsia"/>
-        </w:rPr>
-        <w:t>たとえば</w:t>
-      </w:r>
-      <w:r>
-        <w:rPr>
-          <w:rFonts w:hint="eastAsia"/>
-        </w:rPr>
-        <w:t>次のコマンドはテナント内のすべてのアセットを取得しますが、</w:t>
-      </w:r>
-      <w:r>
-        <w:rPr>
-          <w:rFonts w:hint="eastAsia"/>
-        </w:rPr>
-        <w:t>既定の状態では権限エラーのため結果を得</w:t>
-      </w:r>
-      <w:r>
-        <w:rPr>
-          <w:rFonts w:hint="eastAsia"/>
-        </w:rPr>
-        <w:t>られません</w:t>
-      </w:r>
-      <w:r>
-        <w:rPr>
-          <w:rFonts w:hint="eastAsia"/>
-        </w:rPr>
-        <w:t>。</w:t>
-      </w:r>
-      <w:r>
-        <w:rPr>
-          <w:rFonts w:hint="eastAsia"/>
-        </w:rPr>
-        <w:t>（OR.Assets.Readスコープが必要です）</w:t>
+      <w:bookmarkStart w:id="32" w:name="_Toc173451162"/>
+      <w:r>
+        <w:rPr>
+          <w:rFonts w:hint="eastAsia"/>
+        </w:rPr>
+        <w:t>U</w:t>
+      </w:r>
+      <w:r>
+        <w:t>iPathOrch</w:t>
+      </w:r>
+      <w:r>
+        <w:rPr>
+          <w:rFonts w:hint="eastAsia"/>
+        </w:rPr>
+        <w:t>のバージョンアップ</w:t>
+      </w:r>
+      <w:bookmarkEnd w:id="32"/>
+    </w:p>
+    <w:p>
+      <w:r>
+        <w:rPr>
+          <w:rFonts w:hint="eastAsia"/>
+        </w:rPr>
+        <w:t>U</w:t>
+      </w:r>
+      <w:r>
+        <w:t>iPathOrch</w:t>
+      </w:r>
+      <w:r>
+        <w:rPr>
+          <w:rFonts w:hint="eastAsia"/>
+        </w:rPr>
+        <w:t>は、適宜</w:t>
+      </w:r>
+      <w:r>
+        <w:rPr>
+          <w:rFonts w:hint="eastAsia"/>
+        </w:rPr>
+        <w:t>新しい</w:t>
+      </w:r>
+      <w:r>
+        <w:rPr>
+          <w:rFonts w:hint="eastAsia"/>
+        </w:rPr>
+        <w:t>バージョン</w:t>
+      </w:r>
+      <w:r>
+        <w:rPr>
+          <w:rFonts w:hint="eastAsia"/>
+        </w:rPr>
+        <w:t>がリリース</w:t>
+      </w:r>
+      <w:r>
+        <w:rPr>
+          <w:rFonts w:hint="eastAsia"/>
+        </w:rPr>
+        <w:t>されます。新しいバージョンのU</w:t>
+      </w:r>
+      <w:r>
+        <w:t>iPathOrch</w:t>
+      </w:r>
+      <w:r>
+        <w:rPr>
+          <w:rFonts w:hint="eastAsia"/>
+        </w:rPr>
+        <w:t>をインストールするには、P</w:t>
+      </w:r>
+      <w:r>
+        <w:t>S</w:t>
+      </w:r>
+      <w:r>
+        <w:rPr>
+          <w:rFonts w:hint="eastAsia"/>
+        </w:rPr>
+        <w:t>コンソールで次を実行します。</w:t>
       </w:r>
     </w:p>
     <w:tbl>
@@ -18906,96 +18761,116 @@
             <w:tcW w:w="8494" w:type="dxa"/>
           </w:tcPr>
           <w:p>
+            <w:pPr>
+              <w:rPr>
+                <w:b/>
+                <w:i/>
+              </w:rPr>
+            </w:pPr>
             <w:r>
               <w:rPr>
                 <w:rFonts w:hint="eastAsia"/>
-              </w:rPr>
-              <w:t>PS Orch1:\&gt; Get-OrchAsset -Recurse</w:t>
+                <w:b/>
+                <w:iCs/>
+              </w:rPr>
+              <w:t>PS&gt;</w:t>
+            </w:r>
+            <w:r>
+              <w:rPr>
+                <w:rFonts w:hint="eastAsia"/>
+                <w:b/>
+                <w:i/>
+              </w:rPr>
+              <w:t xml:space="preserve"> Update</w:t>
+            </w:r>
+            <w:r>
+              <w:rPr>
+                <w:b/>
+                <w:i/>
+              </w:rPr>
+              <w:t>-Module UiPathOrch</w:t>
             </w:r>
           </w:p>
         </w:tc>
       </w:tr>
     </w:tbl>
-    <w:p/>
-    <w:p>
-      <w:r>
-        <w:rPr>
-          <w:rFonts w:hint="eastAsia"/>
-        </w:rPr>
-        <w:t>なお</w:t>
-      </w:r>
-      <w:r>
-        <w:rPr>
-          <w:rFonts w:hint="eastAsia"/>
-        </w:rPr>
-        <w:t>、必要ない権限を付与することは避けて下さい。たとえば、OR.Folders.Write権限を付与すると、次のコマンドレットを実行できます。これは、テナント内のフォルダ</w:t>
-      </w:r>
-      <w:r>
-        <w:rPr>
-          <w:rFonts w:hint="eastAsia"/>
-        </w:rPr>
-        <w:t>ー</w:t>
-      </w:r>
-      <w:r>
-        <w:rPr>
-          <w:rFonts w:hint="eastAsia"/>
-        </w:rPr>
-        <w:t>をす</w:t>
-      </w:r>
-      <w:r>
-        <w:rPr>
-          <w:rFonts w:hint="eastAsia"/>
-        </w:rPr>
-        <w:lastRenderedPageBreak/>
-        <w:t>べて、確認なしで</w:t>
-      </w:r>
-      <w:r>
-        <w:rPr>
-          <w:rFonts w:hint="eastAsia"/>
-        </w:rPr>
-        <w:t>即時に</w:t>
-      </w:r>
-      <w:r>
-        <w:rPr>
-          <w:rFonts w:hint="eastAsia"/>
-        </w:rPr>
-        <w:t>削除します。</w:t>
-      </w:r>
-      <w:r>
-        <w:rPr>
-          <w:rFonts w:hint="eastAsia"/>
-        </w:rPr>
-        <w:t>このようなエンティティを修正・削除する操作は元に戻せませんのでご注意下さい。</w:t>
-      </w:r>
-      <w:r>
-        <w:rPr>
-          <w:rFonts w:hint="eastAsia"/>
-        </w:rPr>
-        <w:t>権限を付与しな</w:t>
-      </w:r>
-      <w:r>
-        <w:rPr>
-          <w:rFonts w:hint="eastAsia"/>
-        </w:rPr>
-        <w:t>いでおけ</w:t>
-      </w:r>
-      <w:r>
-        <w:rPr>
-          <w:rFonts w:hint="eastAsia"/>
-        </w:rPr>
-        <w:t>ば、このようなコマンドを</w:t>
-      </w:r>
-      <w:r>
-        <w:rPr>
-          <w:rFonts w:hint="eastAsia"/>
-        </w:rPr>
-        <w:t>誤って</w:t>
-      </w:r>
-      <w:r>
-        <w:rPr>
-          <w:rFonts w:hint="eastAsia"/>
-        </w:rPr>
-        <w:t>実行しても、処理されることはありません。</w:t>
+    <w:p>
+      <w:pPr>
+        <w:rPr>
+          <w:b/>
+          <w:i/>
+        </w:rPr>
+      </w:pPr>
+    </w:p>
+    <w:p>
+      <w:r>
+        <w:rPr>
+          <w:rFonts w:hint="eastAsia"/>
+        </w:rPr>
+        <w:t>このコマンドを実行しても、既存の設定ファイルは削除されることなく、保持されます。</w:t>
+      </w:r>
+    </w:p>
+    <w:p>
+      <w:pPr>
+        <w:pStyle w:val="Heading2"/>
+      </w:pPr>
+      <w:bookmarkStart w:id="33" w:name="_Toc173451163"/>
+      <w:r>
+        <w:rPr>
+          <w:rFonts w:hint="eastAsia"/>
+        </w:rPr>
+        <w:t>権限の設定</w:t>
+      </w:r>
+      <w:bookmarkEnd w:id="33"/>
+    </w:p>
+    <w:p>
+      <w:r>
+        <w:rPr>
+          <w:rFonts w:hint="eastAsia"/>
+        </w:rPr>
+        <w:t>既定の設定では、</w:t>
+      </w:r>
+      <w:r>
+        <w:rPr>
+          <w:rFonts w:hint="eastAsia"/>
+        </w:rPr>
+        <w:t>安全のために利用できる操作が制限されています。必要な権限を付与してからご利用下さい。</w:t>
+      </w:r>
+      <w:r>
+        <w:rPr>
+          <w:rFonts w:hint="eastAsia"/>
+        </w:rPr>
+        <w:t>たとえば</w:t>
+      </w:r>
+      <w:r>
+        <w:rPr>
+          <w:rFonts w:hint="eastAsia"/>
+        </w:rPr>
+        <w:t>次のコマンドはテナント内のすべてのアセットを取得しますが、</w:t>
+      </w:r>
+      <w:r>
+        <w:rPr>
+          <w:rFonts w:hint="eastAsia"/>
+        </w:rPr>
+        <w:t>既定の状態では権限エラーのため結果を得</w:t>
+      </w:r>
+      <w:r>
+        <w:rPr>
+          <w:rFonts w:hint="eastAsia"/>
+        </w:rPr>
+        <w:t>られません</w:t>
+      </w:r>
+      <w:r>
+        <w:rPr>
+          <w:rFonts w:hint="eastAsia"/>
+        </w:rPr>
+        <w:t>。</w:t>
+      </w:r>
+      <w:r>
+        <w:rPr>
+          <w:rFonts w:hint="eastAsia"/>
+        </w:rPr>
+        <w:t>（OR.Assets.Readスコープが必要です）</w:t>
       </w:r>
     </w:p>
     <w:tbl>
@@ -19017,148 +18892,86 @@
               <w:rPr>
                 <w:rFonts w:hint="eastAsia"/>
               </w:rPr>
-              <w:t>PS Orch1:\&gt; rmdir *</w:t>
+              <w:t>PS Orch1:\&gt; Get-OrchAsset -Recurse</w:t>
             </w:r>
           </w:p>
         </w:tc>
       </w:tr>
     </w:tbl>
-    <w:p>
-      <w:pPr>
-        <w:pStyle w:val="Heading3"/>
-      </w:pPr>
-      <w:bookmarkStart w:id="34" w:name="_Toc173451164"/>
-      <w:r>
-        <w:rPr>
-          <w:rFonts w:hint="eastAsia"/>
-        </w:rPr>
-        <w:t>スコープの設定</w:t>
-      </w:r>
-      <w:bookmarkEnd w:id="34"/>
-    </w:p>
-    <w:p>
-      <w:r>
-        <w:rPr>
-          <w:rFonts w:hint="eastAsia"/>
-        </w:rPr>
-        <w:t>各コマンドレットを使うには、OAuthのスコープを追加する必要があります。</w:t>
-      </w:r>
-      <w:r>
-        <w:rPr>
-          <w:rFonts w:hint="eastAsia"/>
-        </w:rPr>
-        <w:t>Orchestratorの管理ページの外部アプリケーション</w:t>
-      </w:r>
-      <w:r>
-        <w:rPr>
-          <w:rFonts w:hint="eastAsia"/>
-        </w:rPr>
-        <w:t>にスコープを</w:t>
-      </w:r>
-      <w:r>
-        <w:rPr>
-          <w:rFonts w:hint="eastAsia"/>
-        </w:rPr>
-        <w:t>許可して</w:t>
-      </w:r>
-      <w:r>
-        <w:rPr>
-          <w:rFonts w:hint="eastAsia"/>
-        </w:rPr>
-        <w:t>、UiPathOrch設定ファイル</w:t>
-      </w:r>
-      <w:r>
-        <w:rPr>
-          <w:rFonts w:hint="eastAsia"/>
-        </w:rPr>
-        <w:t>で</w:t>
-      </w:r>
-      <w:r>
-        <w:rPr>
-          <w:rFonts w:hint="eastAsia"/>
-        </w:rPr>
-        <w:t>スコープを</w:t>
-      </w:r>
-      <w:r>
-        <w:rPr>
-          <w:rFonts w:hint="eastAsia"/>
-        </w:rPr>
-        <w:t>要求してください。</w:t>
-      </w:r>
-      <w:r>
-        <w:rPr>
-          <w:rFonts w:hint="eastAsia"/>
-        </w:rPr>
-        <w:t>許可されていないスコープを要求すると、接続に失敗します。</w:t>
-      </w:r>
-    </w:p>
-    <w:p>
-      <w:pPr>
-        <w:pStyle w:val="ListParagraph"/>
-        <w:numPr>
-          <w:ilvl w:val="0"/>
-          <w:numId w:val="37"/>
-        </w:numPr>
-      </w:pPr>
-      <w:r>
-        <w:rPr>
-          <w:rFonts w:hint="eastAsia"/>
-        </w:rPr>
-        <w:t>OAuth非機密アプリに対しては、ユーザースコープを</w:t>
-      </w:r>
-      <w:r>
-        <w:rPr>
-          <w:rFonts w:hint="eastAsia"/>
-        </w:rPr>
-        <w:t>許可</w:t>
-      </w:r>
-      <w:r>
-        <w:rPr>
-          <w:rFonts w:hint="eastAsia"/>
-        </w:rPr>
-        <w:t>してください。</w:t>
-      </w:r>
-    </w:p>
-    <w:p>
-      <w:pPr>
-        <w:pStyle w:val="ListParagraph"/>
-        <w:numPr>
-          <w:ilvl w:val="0"/>
-          <w:numId w:val="37"/>
-        </w:numPr>
-      </w:pPr>
-      <w:r>
-        <w:rPr>
-          <w:rFonts w:hint="eastAsia"/>
-        </w:rPr>
-        <w:t>OAuth機密アプリに対しては、アプリスコープを</w:t>
-      </w:r>
-      <w:r>
-        <w:rPr>
-          <w:rFonts w:hint="eastAsia"/>
-        </w:rPr>
-        <w:t>許可</w:t>
-      </w:r>
-      <w:r>
-        <w:rPr>
-          <w:rFonts w:hint="eastAsia"/>
-        </w:rPr>
-        <w:t>してください。</w:t>
-      </w:r>
-    </w:p>
-    <w:p>
-      <w:pPr>
-        <w:pStyle w:val="ListParagraph"/>
-        <w:numPr>
-          <w:ilvl w:val="0"/>
-          <w:numId w:val="37"/>
-        </w:numPr>
-      </w:pPr>
-      <w:r>
-        <w:rPr>
-          <w:rFonts w:hint="eastAsia"/>
-        </w:rPr>
-        <w:t>各コマンドレットの実行に必要なスコープは、次のコマンドで確認できます。</w:t>
+    <w:p/>
+    <w:p>
+      <w:r>
+        <w:rPr>
+          <w:rFonts w:hint="eastAsia"/>
+        </w:rPr>
+        <w:lastRenderedPageBreak/>
+        <w:t>なお</w:t>
+      </w:r>
+      <w:r>
+        <w:rPr>
+          <w:rFonts w:hint="eastAsia"/>
+        </w:rPr>
+        <w:t>、必要ない権限を付与することは避けて下さい。たとえば、OR.Folders.Write権限を付与すると、次のコマンドレットを実行できます。これは、テナント内のフォルダ</w:t>
+      </w:r>
+      <w:r>
+        <w:rPr>
+          <w:rFonts w:hint="eastAsia"/>
+        </w:rPr>
+        <w:t>ー</w:t>
+      </w:r>
+      <w:r>
+        <w:rPr>
+          <w:rFonts w:hint="eastAsia"/>
+        </w:rPr>
+        <w:t>をすべて、確認なしで</w:t>
+      </w:r>
+      <w:r>
+        <w:rPr>
+          <w:rFonts w:hint="eastAsia"/>
+        </w:rPr>
+        <w:t>即時に</w:t>
+      </w:r>
+      <w:r>
+        <w:rPr>
+          <w:rFonts w:hint="eastAsia"/>
+        </w:rPr>
+        <w:t>削除します。</w:t>
+      </w:r>
+      <w:r>
+        <w:rPr>
+          <w:rFonts w:hint="eastAsia"/>
+        </w:rPr>
+        <w:t>このようなエンティティを修正・削除する操作は元に戻せませんのでご注意下さい。</w:t>
+      </w:r>
+      <w:r>
+        <w:rPr>
+          <w:rFonts w:hint="eastAsia"/>
+        </w:rPr>
+        <w:t>権限を付与しな</w:t>
+      </w:r>
+      <w:r>
+        <w:rPr>
+          <w:rFonts w:hint="eastAsia"/>
+        </w:rPr>
+        <w:t>いでおけ</w:t>
+      </w:r>
+      <w:r>
+        <w:rPr>
+          <w:rFonts w:hint="eastAsia"/>
+        </w:rPr>
+        <w:t>ば、このようなコマンドを</w:t>
+      </w:r>
+      <w:r>
+        <w:rPr>
+          <w:rFonts w:hint="eastAsia"/>
+        </w:rPr>
+        <w:t>誤って</w:t>
+      </w:r>
+      <w:r>
+        <w:rPr>
+          <w:rFonts w:hint="eastAsia"/>
+        </w:rPr>
+        <w:t>実行しても、処理されることはありません。</w:t>
       </w:r>
     </w:p>
     <w:tbl>
@@ -19180,7 +18993,7 @@
               <w:rPr>
                 <w:rFonts w:hint="eastAsia"/>
               </w:rPr>
-              <w:t>PS&gt; Get-Help &lt;cmdlet name&gt;</w:t>
+              <w:t>PS Orch1:\&gt; rmdir *</w:t>
             </w:r>
           </w:p>
         </w:tc>
@@ -19188,62 +19001,98 @@
     </w:tbl>
     <w:p>
       <w:pPr>
+        <w:pStyle w:val="Heading3"/>
+      </w:pPr>
+      <w:bookmarkStart w:id="34" w:name="_Toc173451164"/>
+      <w:r>
+        <w:rPr>
+          <w:rFonts w:hint="eastAsia"/>
+        </w:rPr>
+        <w:t>スコープの設定</w:t>
+      </w:r>
+      <w:bookmarkEnd w:id="34"/>
+    </w:p>
+    <w:p>
+      <w:r>
+        <w:rPr>
+          <w:rFonts w:hint="eastAsia"/>
+        </w:rPr>
+        <w:t>各コマンドレットを使うには、OAuthのスコープを追加する必要があります。</w:t>
+      </w:r>
+      <w:r>
+        <w:rPr>
+          <w:rFonts w:hint="eastAsia"/>
+        </w:rPr>
+        <w:t>Orchestratorの管理ページの外部アプリケーション</w:t>
+      </w:r>
+      <w:r>
+        <w:rPr>
+          <w:rFonts w:hint="eastAsia"/>
+        </w:rPr>
+        <w:t>にスコープを</w:t>
+      </w:r>
+      <w:r>
+        <w:rPr>
+          <w:rFonts w:hint="eastAsia"/>
+        </w:rPr>
+        <w:t>許可して</w:t>
+      </w:r>
+      <w:r>
+        <w:rPr>
+          <w:rFonts w:hint="eastAsia"/>
+        </w:rPr>
+        <w:t>、UiPathOrch設定ファイル</w:t>
+      </w:r>
+      <w:r>
+        <w:rPr>
+          <w:rFonts w:hint="eastAsia"/>
+        </w:rPr>
+        <w:t>で</w:t>
+      </w:r>
+      <w:r>
+        <w:rPr>
+          <w:rFonts w:hint="eastAsia"/>
+        </w:rPr>
+        <w:t>スコープを</w:t>
+      </w:r>
+      <w:r>
+        <w:rPr>
+          <w:rFonts w:hint="eastAsia"/>
+        </w:rPr>
+        <w:t>要求してください。</w:t>
+      </w:r>
+      <w:r>
+        <w:rPr>
+          <w:rFonts w:hint="eastAsia"/>
+        </w:rPr>
+        <w:t>許可されていないスコープを要求すると、接続に失敗します。</w:t>
+      </w:r>
+    </w:p>
+    <w:p>
+      <w:pPr>
         <w:pStyle w:val="ListParagraph"/>
         <w:numPr>
           <w:ilvl w:val="0"/>
-          <w:numId w:val="38"/>
+          <w:numId w:val="37"/>
         </w:numPr>
       </w:pPr>
       <w:r>
         <w:rPr>
           <w:rFonts w:hint="eastAsia"/>
         </w:rPr>
-        <w:t>スコープは、次の3つのいずれかの形式をしています。</w:t>
-      </w:r>
-    </w:p>
-    <w:p>
-      <w:pPr>
-        <w:pStyle w:val="ListParagraph"/>
-        <w:numPr>
-          <w:ilvl w:val="1"/>
-          <w:numId w:val="38"/>
-        </w:numPr>
-      </w:pPr>
-      <w:r>
-        <w:rPr>
-          <w:rFonts w:hint="eastAsia"/>
-        </w:rPr>
-        <w:t>OR.XXX</w:t>
-      </w:r>
-    </w:p>
-    <w:p>
-      <w:pPr>
-        <w:pStyle w:val="ListParagraph"/>
-        <w:numPr>
-          <w:ilvl w:val="1"/>
-          <w:numId w:val="38"/>
-        </w:numPr>
-      </w:pPr>
-      <w:r>
-        <w:rPr>
-          <w:rFonts w:hint="eastAsia"/>
-        </w:rPr>
-        <w:t>OR.XXX.Read</w:t>
-      </w:r>
-    </w:p>
-    <w:p>
-      <w:pPr>
-        <w:pStyle w:val="ListParagraph"/>
-        <w:numPr>
-          <w:ilvl w:val="1"/>
-          <w:numId w:val="38"/>
-        </w:numPr>
-      </w:pPr>
-      <w:r>
-        <w:rPr>
-          <w:rFonts w:hint="eastAsia"/>
-        </w:rPr>
-        <w:t>OR.XXX.Write</w:t>
+        <w:t>OAuth非機密アプリに対しては、ユーザースコープを</w:t>
+      </w:r>
+      <w:r>
+        <w:rPr>
+          <w:rFonts w:hint="eastAsia"/>
+        </w:rPr>
+        <w:t>許可</w:t>
+      </w:r>
+      <w:r>
+        <w:rPr>
+          <w:rFonts w:hint="eastAsia"/>
+        </w:rPr>
+        <w:t>してください。</w:t>
       </w:r>
     </w:p>
     <w:p>
@@ -19251,43 +19100,41 @@
         <w:pStyle w:val="ListParagraph"/>
         <w:numPr>
           <w:ilvl w:val="0"/>
-          <w:numId w:val="38"/>
+          <w:numId w:val="37"/>
         </w:numPr>
       </w:pPr>
       <w:r>
         <w:rPr>
           <w:rFonts w:hint="eastAsia"/>
         </w:rPr>
-        <w:t>OR.XXXは、OR.XXX.ReadとOR.XXX.Writeの両方を合わせたものです。OR.XXXを指定した場合には、OR.XXX.Read/OR.XXX.Writeを指定する必要はありません。</w:t>
-      </w:r>
-    </w:p>
-    <w:p>
-      <w:pPr>
-        <w:pStyle w:val="Heading3"/>
-      </w:pPr>
-      <w:bookmarkStart w:id="35" w:name="_Toc173451165"/>
-      <w:r>
-        <w:rPr>
-          <w:rFonts w:hint="eastAsia"/>
-        </w:rPr>
-        <w:t>フォルダーにユーザーアカウントを追加</w:t>
-      </w:r>
-      <w:bookmarkEnd w:id="35"/>
-    </w:p>
-    <w:p>
-      <w:r>
-        <w:rPr>
-          <w:rFonts w:hint="eastAsia"/>
-        </w:rPr>
-        <w:t>各フォルダー内にあるエンティティを操作するには、そのフォルダーに自分自身のアカウントが適切なロールを伴って追加されていなければなりません。</w:t>
-      </w:r>
-    </w:p>
-    <w:p>
-      <w:r>
-        <w:rPr>
-          <w:rFonts w:hint="eastAsia"/>
-        </w:rPr>
-        <w:t>本モジュールを使って、ルート直下のすべてのフォルダーにユーザーを追加するには、次のようにします。</w:t>
+        <w:t>OAuth機密アプリに対しては、アプリスコープを</w:t>
+      </w:r>
+      <w:r>
+        <w:rPr>
+          <w:rFonts w:hint="eastAsia"/>
+        </w:rPr>
+        <w:t>許可</w:t>
+      </w:r>
+      <w:r>
+        <w:rPr>
+          <w:rFonts w:hint="eastAsia"/>
+        </w:rPr>
+        <w:t>してください。</w:t>
+      </w:r>
+    </w:p>
+    <w:p>
+      <w:pPr>
+        <w:pStyle w:val="ListParagraph"/>
+        <w:numPr>
+          <w:ilvl w:val="0"/>
+          <w:numId w:val="37"/>
+        </w:numPr>
+      </w:pPr>
+      <w:r>
+        <w:rPr>
+          <w:rFonts w:hint="eastAsia"/>
+        </w:rPr>
+        <w:t>各コマンドレットの実行に必要なスコープは、次のコマンドで確認できます。</w:t>
       </w:r>
     </w:p>
     <w:tbl>
@@ -19309,184 +19156,114 @@
               <w:rPr>
                 <w:rFonts w:hint="eastAsia"/>
               </w:rPr>
-              <w:t xml:space="preserve">PS Orch1:\&gt; Add-OrchFolderUser -Path * </w:t>
-            </w:r>
-            <w:r>
-              <w:t>DirectoryUser</w:t>
-            </w:r>
-            <w:r>
-              <w:rPr>
-                <w:rFonts w:hint="eastAsia"/>
-              </w:rPr>
-              <w:t xml:space="preserve"> </w:t>
-            </w:r>
-            <w:r>
-              <w:rPr>
-                <w:rFonts w:hint="eastAsia"/>
-              </w:rPr>
-              <w:t>&lt;your name&gt; 'Folder Administrator'</w:t>
-            </w:r>
-            <w:r>
-              <w:rPr>
-                <w:rFonts w:hint="eastAsia"/>
-              </w:rPr>
-              <w:t xml:space="preserve"> -Verbose</w:t>
+              <w:t>PS&gt; Get-Help &lt;cmdlet name&gt;</w:t>
             </w:r>
           </w:p>
         </w:tc>
       </w:tr>
     </w:tbl>
-    <w:p/>
-    <w:p>
-      <w:r>
-        <w:rPr>
-          <w:rFonts w:hint="eastAsia"/>
-        </w:rPr>
-        <w:t>上記のコマンドを実行するには、OR.Folders.Write 権限が必要です。</w:t>
-      </w:r>
-      <w:r>
-        <w:rPr>
-          <w:rFonts w:hint="eastAsia"/>
-        </w:rPr>
-        <w:t>また、管理者権限をもつユーザーが非機密アプリで接続する必要があります。</w:t>
-      </w:r>
-      <w:r>
-        <w:rPr>
-          <w:rFonts w:hint="eastAsia"/>
-        </w:rPr>
-        <w:t>上記では Folder Administrator ロールを</w:t>
-      </w:r>
-      <w:r>
-        <w:rPr>
-          <w:rFonts w:hint="eastAsia"/>
-        </w:rPr>
-        <w:t>付与</w:t>
-      </w:r>
-      <w:r>
-        <w:rPr>
-          <w:rFonts w:hint="eastAsia"/>
-        </w:rPr>
-        <w:t>していますが、必要に応じて適切なものを選択してください。</w:t>
-      </w:r>
-    </w:p>
-    <w:p>
-      <w:r>
-        <w:rPr>
-          <w:rFonts w:hint="eastAsia"/>
-        </w:rPr>
-        <w:t>&lt;your name&gt; とロール名の入力</w:t>
-      </w:r>
-      <w:r>
-        <w:rPr>
-          <w:rFonts w:hint="eastAsia"/>
-        </w:rPr>
-        <w:t>時には</w:t>
-      </w:r>
-      <w:r>
-        <w:rPr>
-          <w:rFonts w:hint="eastAsia"/>
-        </w:rPr>
-        <w:t>、[Ctrl+Space] を押下すると</w:t>
-      </w:r>
-      <w:r>
-        <w:rPr>
-          <w:rFonts w:hint="eastAsia"/>
-        </w:rPr>
-        <w:t>自動補完</w:t>
-      </w:r>
-      <w:r>
-        <w:rPr>
-          <w:rFonts w:hint="eastAsia"/>
-        </w:rPr>
-        <w:t>され、</w:t>
-      </w:r>
-      <w:r>
-        <w:rPr>
-          <w:rFonts w:hint="eastAsia"/>
-        </w:rPr>
-        <w:t>簡単に入力できます。</w:t>
-      </w:r>
-      <w:r>
-        <w:rPr>
-          <w:rFonts w:hint="eastAsia"/>
-        </w:rPr>
-        <w:t>また、コマンドレット名</w:t>
-      </w:r>
-      <w:r>
-        <w:rPr>
-          <w:rFonts w:hint="eastAsia"/>
-        </w:rPr>
-        <w:t>（Add-OrchFolderUser）</w:t>
-      </w:r>
-      <w:r>
-        <w:rPr>
-          <w:rFonts w:hint="eastAsia"/>
-        </w:rPr>
-        <w:t>とパラメーター名</w:t>
-      </w:r>
-      <w:r>
-        <w:rPr>
-          <w:rFonts w:hint="eastAsia"/>
-        </w:rPr>
-        <w:t>（-Path）</w:t>
-      </w:r>
-      <w:r>
-        <w:rPr>
-          <w:rFonts w:hint="eastAsia"/>
-        </w:rPr>
-        <w:t>の入力時にも自動補完が利用できます。</w:t>
-      </w:r>
-      <w:r>
-        <w:rPr>
-          <w:rFonts w:hint="eastAsia"/>
-        </w:rPr>
-        <w:t>パラメーター名を自動補完で入力するには、</w:t>
-      </w:r>
-      <w:r>
-        <w:rPr>
-          <w:rFonts w:hint="eastAsia"/>
-        </w:rPr>
-        <w:lastRenderedPageBreak/>
-        <w:t>-（マイナス）を入力してから[Ctrl+Space]を押下します。</w:t>
-      </w:r>
-    </w:p>
-    <w:p/>
-    <w:p>
-      <w:r>
-        <w:rPr>
-          <w:rFonts w:hint="eastAsia"/>
-        </w:rPr>
-        <w:t>なお、現在非機密アプリで接続している</w:t>
-      </w:r>
-      <w:r>
-        <w:rPr>
-          <w:rFonts w:hint="eastAsia"/>
-        </w:rPr>
-        <w:t>ユーザー名は、次のコマンドレットで確認できます。</w:t>
-      </w:r>
-      <w:r>
-        <w:rPr>
-          <w:rFonts w:hint="eastAsia"/>
-        </w:rPr>
-        <w:t>このユーザーを各フォルダーに追加してください。</w:t>
-      </w:r>
-      <w:r>
-        <w:rPr>
-          <w:rFonts w:hint="eastAsia"/>
-        </w:rPr>
-        <w:t>この</w:t>
-      </w:r>
-      <w:r>
-        <w:rPr>
-          <w:rFonts w:hint="eastAsia"/>
-        </w:rPr>
-        <w:t>コマンドレットの</w:t>
-      </w:r>
-      <w:r>
-        <w:rPr>
-          <w:rFonts w:hint="eastAsia"/>
-        </w:rPr>
-        <w:t>実行には OR.Users.Read スコープが必要です。</w:t>
+    <w:p>
+      <w:pPr>
+        <w:pStyle w:val="ListParagraph"/>
+        <w:numPr>
+          <w:ilvl w:val="0"/>
+          <w:numId w:val="38"/>
+        </w:numPr>
+      </w:pPr>
+      <w:r>
+        <w:rPr>
+          <w:rFonts w:hint="eastAsia"/>
+        </w:rPr>
+        <w:t>スコープは、次の3つのいずれかの形式をしています。</w:t>
+      </w:r>
+    </w:p>
+    <w:p>
+      <w:pPr>
+        <w:pStyle w:val="ListParagraph"/>
+        <w:numPr>
+          <w:ilvl w:val="1"/>
+          <w:numId w:val="38"/>
+        </w:numPr>
+      </w:pPr>
+      <w:r>
+        <w:rPr>
+          <w:rFonts w:hint="eastAsia"/>
+        </w:rPr>
+        <w:t>OR.XXX</w:t>
+      </w:r>
+    </w:p>
+    <w:p>
+      <w:pPr>
+        <w:pStyle w:val="ListParagraph"/>
+        <w:numPr>
+          <w:ilvl w:val="1"/>
+          <w:numId w:val="38"/>
+        </w:numPr>
+      </w:pPr>
+      <w:r>
+        <w:rPr>
+          <w:rFonts w:hint="eastAsia"/>
+        </w:rPr>
+        <w:t>OR.XXX.Read</w:t>
+      </w:r>
+    </w:p>
+    <w:p>
+      <w:pPr>
+        <w:pStyle w:val="ListParagraph"/>
+        <w:numPr>
+          <w:ilvl w:val="1"/>
+          <w:numId w:val="38"/>
+        </w:numPr>
+      </w:pPr>
+      <w:r>
+        <w:rPr>
+          <w:rFonts w:hint="eastAsia"/>
+        </w:rPr>
+        <w:t>OR.XXX.Write</w:t>
+      </w:r>
+    </w:p>
+    <w:p>
+      <w:pPr>
+        <w:pStyle w:val="ListParagraph"/>
+        <w:numPr>
+          <w:ilvl w:val="0"/>
+          <w:numId w:val="38"/>
+        </w:numPr>
+      </w:pPr>
+      <w:r>
+        <w:rPr>
+          <w:rFonts w:hint="eastAsia"/>
+        </w:rPr>
+        <w:t>OR.XXXは、OR.XXX.ReadとOR.XXX.Writeの両方を合わせたものです。OR.XXXを指定した場合には、OR.XXX.Read/OR.XXX.Writeを指定する必要はありません。</w:t>
+      </w:r>
+    </w:p>
+    <w:p>
+      <w:pPr>
+        <w:pStyle w:val="Heading3"/>
+      </w:pPr>
+      <w:bookmarkStart w:id="35" w:name="_Toc173451165"/>
+      <w:r>
+        <w:rPr>
+          <w:rFonts w:hint="eastAsia"/>
+        </w:rPr>
+        <w:t>フォルダーにユーザーアカウントを追加</w:t>
+      </w:r>
+      <w:bookmarkEnd w:id="35"/>
+    </w:p>
+    <w:p>
+      <w:r>
+        <w:rPr>
+          <w:rFonts w:hint="eastAsia"/>
+        </w:rPr>
+        <w:t>各フォルダー内にあるエンティティを操作するには、そのフォルダーに自分自身のアカウントが適切なロールを伴って追加されていなければなりません。</w:t>
+      </w:r>
+    </w:p>
+    <w:p>
+      <w:r>
+        <w:rPr>
+          <w:rFonts w:hint="eastAsia"/>
+        </w:rPr>
+        <w:t>本モジュールを使って、ルート直下のすべてのフォルダーにユーザーを追加するには、次のようにします。</w:t>
       </w:r>
     </w:p>
     <w:tbl>
@@ -19508,7 +19285,28 @@
               <w:rPr>
                 <w:rFonts w:hint="eastAsia"/>
               </w:rPr>
-              <w:t>PS Orch1:\&gt; Get-OrchCurrentUser</w:t>
+              <w:t xml:space="preserve">PS Orch1:\&gt; Add-OrchFolderUser -Path * </w:t>
+            </w:r>
+            <w:r>
+              <w:t>DirectoryUser</w:t>
+            </w:r>
+            <w:r>
+              <w:rPr>
+                <w:rFonts w:hint="eastAsia"/>
+              </w:rPr>
+              <w:t xml:space="preserve"> </w:t>
+            </w:r>
+            <w:r>
+              <w:rPr>
+                <w:rFonts w:hint="eastAsia"/>
+              </w:rPr>
+              <w:t>&lt;your name&gt; 'Folder Administrator'</w:t>
+            </w:r>
+            <w:r>
+              <w:rPr>
+                <w:rFonts w:hint="eastAsia"/>
+              </w:rPr>
+              <w:t xml:space="preserve"> -Verbose</w:t>
             </w:r>
           </w:p>
         </w:tc>
@@ -19516,6 +19314,184 @@
     </w:tbl>
     <w:p/>
     <w:p>
+      <w:r>
+        <w:rPr>
+          <w:rFonts w:hint="eastAsia"/>
+        </w:rPr>
+        <w:t>上記のコマンドを実行するには、OR.Folders.Write 権限が必要です。</w:t>
+      </w:r>
+      <w:r>
+        <w:rPr>
+          <w:rFonts w:hint="eastAsia"/>
+        </w:rPr>
+        <w:t>また、管理者権限をもつユーザーが非機密アプリで接続する必要があります。</w:t>
+      </w:r>
+      <w:r>
+        <w:rPr>
+          <w:rFonts w:hint="eastAsia"/>
+        </w:rPr>
+        <w:t>上記では Folder Administrator ロールを</w:t>
+      </w:r>
+      <w:r>
+        <w:rPr>
+          <w:rFonts w:hint="eastAsia"/>
+        </w:rPr>
+        <w:t>付与</w:t>
+      </w:r>
+      <w:r>
+        <w:rPr>
+          <w:rFonts w:hint="eastAsia"/>
+        </w:rPr>
+        <w:t>していますが、必要に応じて適切なものを選択してください。</w:t>
+      </w:r>
+    </w:p>
+    <w:p>
+      <w:r>
+        <w:rPr>
+          <w:rFonts w:hint="eastAsia"/>
+        </w:rPr>
+        <w:t>&lt;your name&gt; とロール名の入力</w:t>
+      </w:r>
+      <w:r>
+        <w:rPr>
+          <w:rFonts w:hint="eastAsia"/>
+        </w:rPr>
+        <w:t>時には</w:t>
+      </w:r>
+      <w:r>
+        <w:rPr>
+          <w:rFonts w:hint="eastAsia"/>
+        </w:rPr>
+        <w:t>、[Ctrl+Space] を押下すると</w:t>
+      </w:r>
+      <w:r>
+        <w:rPr>
+          <w:rFonts w:hint="eastAsia"/>
+        </w:rPr>
+        <w:t>自動補完</w:t>
+      </w:r>
+      <w:r>
+        <w:rPr>
+          <w:rFonts w:hint="eastAsia"/>
+        </w:rPr>
+        <w:t>され、</w:t>
+      </w:r>
+      <w:r>
+        <w:rPr>
+          <w:rFonts w:hint="eastAsia"/>
+        </w:rPr>
+        <w:t>簡単に</w:t>
+      </w:r>
+      <w:r>
+        <w:rPr>
+          <w:rFonts w:hint="eastAsia"/>
+        </w:rPr>
+        <w:lastRenderedPageBreak/>
+        <w:t>入力できます。</w:t>
+      </w:r>
+      <w:r>
+        <w:rPr>
+          <w:rFonts w:hint="eastAsia"/>
+        </w:rPr>
+        <w:t>また、コマンドレット名</w:t>
+      </w:r>
+      <w:r>
+        <w:rPr>
+          <w:rFonts w:hint="eastAsia"/>
+        </w:rPr>
+        <w:t>（Add-OrchFolderUser）</w:t>
+      </w:r>
+      <w:r>
+        <w:rPr>
+          <w:rFonts w:hint="eastAsia"/>
+        </w:rPr>
+        <w:t>とパラメーター名</w:t>
+      </w:r>
+      <w:r>
+        <w:rPr>
+          <w:rFonts w:hint="eastAsia"/>
+        </w:rPr>
+        <w:t>（-Path）</w:t>
+      </w:r>
+      <w:r>
+        <w:rPr>
+          <w:rFonts w:hint="eastAsia"/>
+        </w:rPr>
+        <w:t>の入力時にも自動補完が利用できます。</w:t>
+      </w:r>
+      <w:r>
+        <w:rPr>
+          <w:rFonts w:hint="eastAsia"/>
+        </w:rPr>
+        <w:t>パラメーター名を自動補完で入力するには、-（マイナス）を入力してから[Ctrl+Space]を押下します。</w:t>
+      </w:r>
+    </w:p>
+    <w:p/>
+    <w:p>
+      <w:r>
+        <w:rPr>
+          <w:rFonts w:hint="eastAsia"/>
+        </w:rPr>
+        <w:t>なお、現在非機密アプリで接続している</w:t>
+      </w:r>
+      <w:r>
+        <w:rPr>
+          <w:rFonts w:hint="eastAsia"/>
+        </w:rPr>
+        <w:t>ユーザー名は、次のコマンドレットで確認できます。</w:t>
+      </w:r>
+      <w:r>
+        <w:rPr>
+          <w:rFonts w:hint="eastAsia"/>
+        </w:rPr>
+        <w:t>このユーザーを各フォルダーに追加してください。</w:t>
+      </w:r>
+      <w:r>
+        <w:rPr>
+          <w:rFonts w:hint="eastAsia"/>
+        </w:rPr>
+        <w:t>この</w:t>
+      </w:r>
+      <w:r>
+        <w:rPr>
+          <w:rFonts w:hint="eastAsia"/>
+        </w:rPr>
+        <w:t>コマンドレットの</w:t>
+      </w:r>
+      <w:r>
+        <w:rPr>
+          <w:rFonts w:hint="eastAsia"/>
+        </w:rPr>
+        <w:t>実行には OR.Users.Read スコープが必要です。</w:t>
+      </w:r>
+    </w:p>
+    <w:tbl>
+      <w:tblPr>
+        <w:tblStyle w:val="TableGrid"/>
+        <w:tblW w:w="0" w:type="auto"/>
+        <w:tblLook w:val="04A0" w:firstRow="1" w:lastRow="0" w:firstColumn="1" w:lastColumn="0" w:noHBand="0" w:noVBand="1"/>
+      </w:tblPr>
+      <w:tblGrid>
+        <w:gridCol w:w="8494"/>
+      </w:tblGrid>
+      <w:tr>
+        <w:tc>
+          <w:tcPr>
+            <w:tcW w:w="8494" w:type="dxa"/>
+          </w:tcPr>
+          <w:p>
+            <w:r>
+              <w:rPr>
+                <w:rFonts w:hint="eastAsia"/>
+              </w:rPr>
+              <w:t>PS Orch1:\&gt; Get-OrchCurrentUser</w:t>
+            </w:r>
+          </w:p>
+        </w:tc>
+      </w:tr>
+    </w:tbl>
+    <w:p/>
+    <w:p>
       <w:pPr>
         <w:pStyle w:val="Heading2"/>
       </w:pPr>
@@ -19840,6 +19816,7 @@
         <w:rPr>
           <w:noProof/>
         </w:rPr>
+        <w:lastRenderedPageBreak/>
         <w:drawing>
           <wp:inline distT="0" distB="0" distL="0" distR="0" wp14:anchorId="0527ED49" wp14:editId="67C6AF6E">
             <wp:extent cx="2355123" cy="2009775"/>
@@ -19882,7 +19859,6 @@
         <w:rPr>
           <w:noProof/>
         </w:rPr>
-        <w:lastRenderedPageBreak/>
         <w:drawing>
           <wp:inline distT="0" distB="0" distL="0" distR="0" wp14:anchorId="4C450BB7" wp14:editId="0FDF55E2">
             <wp:extent cx="5400040" cy="2950210"/>
@@ -20213,7 +20189,6 @@
           <w:b/>
           <w:i/>
         </w:rPr>
-        <w:lastRenderedPageBreak/>
         <w:t>G</w:t>
       </w:r>
       <w:r>
@@ -20552,6 +20527,7 @@
         <w:rPr>
           <w:rFonts w:hint="eastAsia"/>
         </w:rPr>
+        <w:lastRenderedPageBreak/>
         <w:t>[Ctrl+Space]</w:t>
       </w:r>
       <w:r>
@@ -20622,14 +20598,7 @@
         <w:rPr>
           <w:rFonts w:hint="eastAsia"/>
         </w:rPr>
-        <w:t>、</w:t>
-      </w:r>
-      <w:r>
-        <w:rPr>
-          <w:rFonts w:hint="eastAsia"/>
-        </w:rPr>
-        <w:lastRenderedPageBreak/>
-        <w:t>P</w:t>
+        <w:t>、P</w:t>
       </w:r>
       <w:r>
         <w:t>owerShell</w:t>
@@ -21275,6 +21244,7 @@
         <w:rPr>
           <w:rFonts w:hint="eastAsia"/>
         </w:rPr>
+        <w:lastRenderedPageBreak/>
         <w:t>コマンドレットの</w:t>
       </w:r>
       <w:r>
@@ -21571,14 +21541,7 @@
         <w:rPr>
           <w:rFonts w:hint="eastAsia"/>
         </w:rPr>
-        <w:t>と</w:t>
-      </w:r>
-      <w:r>
-        <w:rPr>
-          <w:rFonts w:hint="eastAsia"/>
-        </w:rPr>
-        <w:lastRenderedPageBreak/>
-        <w:t>いいます。たとえば、後述する</w:t>
+        <w:t>といいます。たとえば、後述する</w:t>
       </w:r>
       <w:r>
         <w:rPr>
@@ -22138,6 +22101,7 @@
         <w:rPr>
           <w:rFonts w:hint="eastAsia"/>
         </w:rPr>
+        <w:lastRenderedPageBreak/>
         <w:t>実行したコマンドの履歴を呼び出すには</w:t>
       </w:r>
       <w:bookmarkEnd w:id="43"/>
@@ -22198,14 +22162,7 @@
         <w:rPr>
           <w:rFonts w:hint="eastAsia"/>
         </w:rPr>
-        <w:t>には、ワイルドカードを受け付けるも</w:t>
-      </w:r>
-      <w:r>
-        <w:rPr>
-          <w:rFonts w:hint="eastAsia"/>
-        </w:rPr>
-        <w:lastRenderedPageBreak/>
-        <w:t>のがあります。P</w:t>
+        <w:t>には、ワイルドカードを受け付けるものがあります。P</w:t>
       </w:r>
       <w:r>
         <w:t>owerShell</w:t>
@@ -22570,6 +22527,7 @@
         <w:rPr>
           <w:rFonts w:hint="eastAsia"/>
         </w:rPr>
+        <w:lastRenderedPageBreak/>
         <w:t>多くのコマンドレットで利用できる</w:t>
       </w:r>
       <w:r>
@@ -22699,14 +22657,7 @@
         <w:rPr>
           <w:rFonts w:hint="eastAsia"/>
         </w:rPr>
-        <w:t>操作対象とするサブフォルダーの深さを指定します。たとえば1を指定すると、現在のフ</w:t>
-      </w:r>
-      <w:r>
-        <w:rPr>
-          <w:rFonts w:hint="eastAsia"/>
-        </w:rPr>
-        <w:lastRenderedPageBreak/>
-        <w:t>ォルダーと、直接のサブフォルダーを対象として処理します。</w:t>
+        <w:t>操作対象とするサブフォルダーの深さを指定します。たとえば1を指定すると、現在のフォルダーと、直接のサブフォルダーを対象として処理します。</w:t>
       </w:r>
     </w:p>
     <w:p/>
@@ -23013,7 +22964,14 @@
         <w:rPr>
           <w:rFonts w:hint="eastAsia"/>
         </w:rPr>
-        <w:t>は、各エンティティを操作する直前に確認メッセージを表示し、本当に操作を実行するかをユーザーに問い合わせます。上述の-</w:t>
+        <w:t>は、各エンティティを操作する直前に確認メッセージを表示し、</w:t>
+      </w:r>
+      <w:r>
+        <w:rPr>
+          <w:rFonts w:hint="eastAsia"/>
+        </w:rPr>
+        <w:lastRenderedPageBreak/>
+        <w:t>本当に操作を実行するかをユーザーに問い合わせます。上述の-</w:t>
       </w:r>
       <w:r>
         <w:t>WhatIf</w:t>
@@ -23129,7 +23087,6 @@
         <w:rPr>
           <w:rFonts w:hint="eastAsia"/>
         </w:rPr>
-        <w:lastRenderedPageBreak/>
         <w:t>-</w:t>
       </w:r>
       <w:r>
@@ -23464,7 +23421,14 @@
         <w:rPr>
           <w:rFonts w:hint="eastAsia"/>
         </w:rPr>
-        <w:t>ており、エンティティに含まれるすべてのフィールドは表示されません。</w:t>
+        <w:t>ており、エンティティに含まれるすべてのフィールドは表示され</w:t>
+      </w:r>
+      <w:r>
+        <w:rPr>
+          <w:rFonts w:hint="eastAsia"/>
+        </w:rPr>
+        <w:lastRenderedPageBreak/>
+        <w:t>ません。</w:t>
       </w:r>
       <w:r>
         <w:rPr>
@@ -23785,7 +23749,6 @@
         <w:rPr>
           <w:rFonts w:hint="eastAsia"/>
         </w:rPr>
-        <w:lastRenderedPageBreak/>
         <w:t>コマンドレットによっては、ネストしたフィールドの内容を展開してコンソールに出力するための</w:t>
       </w:r>
       <w:r>
@@ -24459,6 +24422,7 @@
         <w:rPr>
           <w:rFonts w:hint="eastAsia"/>
         </w:rPr>
+        <w:lastRenderedPageBreak/>
         <w:t>G</w:t>
       </w:r>
       <w:r>
@@ -24790,7 +24754,6 @@
         <w:rPr>
           <w:rFonts w:hint="eastAsia"/>
         </w:rPr>
-        <w:lastRenderedPageBreak/>
         <w:t>プロバイダー</w:t>
       </w:r>
       <w:r>
@@ -25192,6 +25155,7 @@
         <w:rPr>
           <w:noProof/>
         </w:rPr>
+        <w:lastRenderedPageBreak/>
         <w:drawing>
           <wp:inline distT="0" distB="0" distL="0" distR="0" wp14:anchorId="5161B3FF" wp14:editId="300238E4">
             <wp:extent cx="5400040" cy="2288540"/>
@@ -25290,7 +25254,6 @@
         <w:rPr>
           <w:rFonts w:hint="eastAsia"/>
         </w:rPr>
-        <w:lastRenderedPageBreak/>
         <w:t>Hint</w:t>
       </w:r>
       <w:r>
@@ -25661,6 +25624,7 @@
                 <w:bCs/>
                 <w:color w:val="FFFFFF" w:themeColor="background1"/>
               </w:rPr>
+              <w:lastRenderedPageBreak/>
               <w:t>Pathの例</w:t>
             </w:r>
           </w:p>
@@ -26034,7 +25998,6 @@
         <w:rPr>
           <w:rFonts w:hint="eastAsia"/>
         </w:rPr>
-        <w:lastRenderedPageBreak/>
         <w:t>すべての</w:t>
       </w:r>
       <w:r>
@@ -26813,7 +26776,6 @@
         <w:rPr>
           <w:rFonts w:hint="eastAsia"/>
         </w:rPr>
-        <w:lastRenderedPageBreak/>
         <w:t>Hint</w:t>
       </w:r>
       <w:r>
@@ -27486,7 +27448,6 @@
         <w:rPr>
           <w:rFonts w:hint="eastAsia"/>
         </w:rPr>
-        <w:lastRenderedPageBreak/>
         <w:t>-</w:t>
       </w:r>
       <w:r>
@@ -27975,6 +27936,7 @@
         <w:rPr>
           <w:rFonts w:hint="eastAsia"/>
         </w:rPr>
+        <w:lastRenderedPageBreak/>
         <w:t>コマンドレット一覧</w:t>
       </w:r>
       <w:bookmarkEnd w:id="54"/>
@@ -30601,7 +30563,14 @@
                 <w:rFonts w:hint="eastAsia"/>
                 <w:i/>
               </w:rPr>
-              <w:t>Add-OrchProcess</w:t>
+              <w:t>New</w:t>
+            </w:r>
+            <w:r>
+              <w:rPr>
+                <w:rFonts w:hint="eastAsia"/>
+                <w:i/>
+              </w:rPr>
+              <w:t>-OrchProcess</w:t>
             </w:r>
           </w:p>
         </w:tc>
@@ -30615,7 +30584,13 @@
               <w:rPr>
                 <w:rFonts w:hint="eastAsia"/>
               </w:rPr>
-              <w:t>フォルダーにプロセスを追加</w:t>
+              <w:t>フォルダーにプロセスを</w:t>
+            </w:r>
+            <w:r>
+              <w:rPr>
+                <w:rFonts w:hint="eastAsia"/>
+              </w:rPr>
+              <w:t>作成</w:t>
             </w:r>
           </w:p>
         </w:tc>
@@ -31126,15 +31101,15 @@
           <w:p>
             <w:pPr>
               <w:rPr>
-                <w:i/>
-              </w:rPr>
-            </w:pPr>
-            <w:r>
-              <w:rPr>
                 <w:rFonts w:hint="eastAsia"/>
                 <w:i/>
               </w:rPr>
-              <w:t>Copy-OrchCalendar</w:t>
+            </w:pPr>
+            <w:r>
+              <w:rPr>
+                <w:i/>
+              </w:rPr>
+              <w:t>Add-OrchCalendarDate</w:t>
             </w:r>
           </w:p>
         </w:tc>
@@ -31144,11 +31119,16 @@
             <w:vAlign w:val="center"/>
           </w:tcPr>
           <w:p>
-            <w:r>
+            <w:pPr>
               <w:rPr>
                 <w:rFonts w:hint="eastAsia"/>
               </w:rPr>
-              <w:t>カレンダーを別のテナントにコピー</w:t>
+            </w:pPr>
+            <w:r>
+              <w:rPr>
+                <w:rFonts w:hint="eastAsia"/>
+              </w:rPr>
+              <w:t>カレンダーに日付を追加</w:t>
             </w:r>
           </w:p>
         </w:tc>
@@ -31181,6 +31161,121 @@
           <w:p>
             <w:pPr>
               <w:rPr>
+                <w:rFonts w:hint="eastAsia"/>
+                <w:i/>
+              </w:rPr>
+            </w:pPr>
+            <w:r>
+              <w:rPr>
+                <w:i/>
+              </w:rPr>
+              <w:t>Remove-OrchCalendarDate</w:t>
+            </w:r>
+          </w:p>
+        </w:tc>
+        <w:tc>
+          <w:tcPr>
+            <w:tcW w:w="4488" w:type="dxa"/>
+            <w:vAlign w:val="center"/>
+          </w:tcPr>
+          <w:p>
+            <w:pPr>
+              <w:rPr>
+                <w:rFonts w:hint="eastAsia"/>
+              </w:rPr>
+            </w:pPr>
+            <w:r>
+              <w:rPr>
+                <w:rFonts w:hint="eastAsia"/>
+              </w:rPr>
+              <w:t>カレンダーから日付を削除</w:t>
+            </w:r>
+          </w:p>
+        </w:tc>
+      </w:tr>
+      <w:tr>
+        <w:trPr>
+          <w:cantSplit/>
+          <w:trHeight w:val="379"/>
+        </w:trPr>
+        <w:tc>
+          <w:tcPr>
+            <w:tcW w:w="1271" w:type="dxa"/>
+            <w:vMerge/>
+            <w:shd w:val="clear" w:color="auto" w:fill="C1E4F5" w:themeFill="accent1" w:themeFillTint="33"/>
+          </w:tcPr>
+          <w:p>
+            <w:pPr>
+              <w:rPr>
+                <w:b/>
+                <w:bCs/>
+              </w:rPr>
+            </w:pPr>
+          </w:p>
+        </w:tc>
+        <w:tc>
+          <w:tcPr>
+            <w:tcW w:w="3090" w:type="dxa"/>
+            <w:vAlign w:val="center"/>
+          </w:tcPr>
+          <w:p>
+            <w:pPr>
+              <w:rPr>
+                <w:i/>
+              </w:rPr>
+            </w:pPr>
+            <w:r>
+              <w:rPr>
+                <w:rFonts w:hint="eastAsia"/>
+                <w:i/>
+              </w:rPr>
+              <w:t>Copy-OrchCalendar</w:t>
+            </w:r>
+          </w:p>
+        </w:tc>
+        <w:tc>
+          <w:tcPr>
+            <w:tcW w:w="4488" w:type="dxa"/>
+            <w:vAlign w:val="center"/>
+          </w:tcPr>
+          <w:p>
+            <w:r>
+              <w:rPr>
+                <w:rFonts w:hint="eastAsia"/>
+              </w:rPr>
+              <w:t>カレンダーを別のテナントにコピー</w:t>
+            </w:r>
+          </w:p>
+        </w:tc>
+      </w:tr>
+      <w:tr>
+        <w:trPr>
+          <w:cantSplit/>
+          <w:trHeight w:val="379"/>
+        </w:trPr>
+        <w:tc>
+          <w:tcPr>
+            <w:tcW w:w="1271" w:type="dxa"/>
+            <w:vMerge/>
+            <w:shd w:val="clear" w:color="auto" w:fill="C1E4F5" w:themeFill="accent1" w:themeFillTint="33"/>
+          </w:tcPr>
+          <w:p>
+            <w:pPr>
+              <w:rPr>
+                <w:b/>
+                <w:bCs/>
+              </w:rPr>
+            </w:pPr>
+          </w:p>
+        </w:tc>
+        <w:tc>
+          <w:tcPr>
+            <w:tcW w:w="3090" w:type="dxa"/>
+            <w:vAlign w:val="center"/>
+          </w:tcPr>
+          <w:p>
+            <w:pPr>
+              <w:rPr>
                 <w:i/>
               </w:rPr>
             </w:pPr>
@@ -32377,7 +32472,14 @@
                 <w:rFonts w:hint="eastAsia"/>
                 <w:i/>
               </w:rPr>
-              <w:t>Add-OrchMachine</w:t>
+              <w:t>New</w:t>
+            </w:r>
+            <w:r>
+              <w:rPr>
+                <w:rFonts w:hint="eastAsia"/>
+                <w:i/>
+              </w:rPr>
+              <w:t>-OrchMachine</w:t>
             </w:r>
           </w:p>
         </w:tc>
@@ -32391,7 +32493,13 @@
               <w:rPr>
                 <w:rFonts w:hint="eastAsia"/>
               </w:rPr>
-              <w:t>マシンを追加</w:t>
+              <w:t>マシンを</w:t>
+            </w:r>
+            <w:r>
+              <w:rPr>
+                <w:rFonts w:hint="eastAsia"/>
+              </w:rPr>
+              <w:t>作成</w:t>
             </w:r>
           </w:p>
         </w:tc>
@@ -32539,7 +32647,6 @@
                 <w:b/>
                 <w:bCs/>
               </w:rPr>
-              <w:lastRenderedPageBreak/>
               <w:t>フォルダー</w:t>
             </w:r>
           </w:p>
@@ -33496,16 +33603,22 @@
           <w:p>
             <w:pPr>
               <w:rPr>
+                <w:i/>
+              </w:rPr>
+            </w:pPr>
+            <w:r>
+              <w:rPr>
                 <w:rFonts w:hint="eastAsia"/>
                 <w:i/>
               </w:rPr>
-            </w:pPr>
+              <w:t>New</w:t>
+            </w:r>
             <w:r>
               <w:rPr>
                 <w:rFonts w:hint="eastAsia"/>
                 <w:i/>
               </w:rPr>
-              <w:t>Add-OrchQueue</w:t>
+              <w:t>-OrchQueue</w:t>
             </w:r>
           </w:p>
         </w:tc>
@@ -33515,16 +33628,17 @@
             <w:vAlign w:val="center"/>
           </w:tcPr>
           <w:p>
-            <w:pPr>
+            <w:r>
               <w:rPr>
                 <w:rFonts w:hint="eastAsia"/>
               </w:rPr>
-            </w:pPr>
+              <w:t>キューを</w:t>
+            </w:r>
             <w:r>
               <w:rPr>
                 <w:rFonts w:hint="eastAsia"/>
               </w:rPr>
-              <w:t>キューを追加</w:t>
+              <w:t>作成</w:t>
             </w:r>
           </w:p>
         </w:tc>
@@ -33559,7 +33673,6 @@
           <w:p>
             <w:pPr>
               <w:rPr>
-                <w:rFonts w:hint="eastAsia"/>
                 <w:i/>
               </w:rPr>
             </w:pPr>
@@ -33578,11 +33691,6 @@
             <w:vAlign w:val="center"/>
           </w:tcPr>
           <w:p>
-            <w:pPr>
-              <w:rPr>
-                <w:rFonts w:hint="eastAsia"/>
-              </w:rPr>
-            </w:pPr>
             <w:r>
               <w:rPr>
                 <w:rFonts w:hint="eastAsia"/>
@@ -35566,6 +35674,7 @@
                 <w:b/>
                 <w:bCs/>
               </w:rPr>
+              <w:lastRenderedPageBreak/>
               <w:t>アラート</w:t>
             </w:r>
           </w:p>
@@ -36427,7 +36536,14 @@
                 <w:rFonts w:hint="eastAsia"/>
                 <w:i/>
               </w:rPr>
-              <w:t>Add-OrchPmGroup</w:t>
+              <w:t>New</w:t>
+            </w:r>
+            <w:r>
+              <w:rPr>
+                <w:rFonts w:hint="eastAsia"/>
+                <w:i/>
+              </w:rPr>
+              <w:t>-OrchPmGroup</w:t>
             </w:r>
           </w:p>
         </w:tc>
@@ -36441,7 +36557,13 @@
               <w:rPr>
                 <w:rFonts w:hint="eastAsia"/>
               </w:rPr>
-              <w:t>グループを追加</w:t>
+              <w:t>グループを</w:t>
+            </w:r>
+            <w:r>
+              <w:rPr>
+                <w:rFonts w:hint="eastAsia"/>
+              </w:rPr>
+              <w:t>作成</w:t>
             </w:r>
           </w:p>
         </w:tc>
@@ -36559,22 +36681,16 @@
             </w:r>
             <w:r>
               <w:rPr>
-                <w:i/>
-              </w:rPr>
-              <w:t>MemberTo</w:t>
-            </w:r>
-            <w:r>
-              <w:rPr>
                 <w:rFonts w:hint="eastAsia"/>
                 <w:i/>
               </w:rPr>
-              <w:t>Pm</w:t>
+              <w:t>Group</w:t>
             </w:r>
             <w:r>
               <w:rPr>
                 <w:i/>
               </w:rPr>
-              <w:t>Group</w:t>
+              <w:t>Member</w:t>
             </w:r>
           </w:p>
         </w:tc>
@@ -36628,7 +36744,21 @@
                 <w:rFonts w:hint="eastAsia"/>
                 <w:i/>
               </w:rPr>
-              <w:t>Remove-OrchPmMemberToFromPmGroup</w:t>
+              <w:t>Remove-OrchPm</w:t>
+            </w:r>
+            <w:r>
+              <w:rPr>
+                <w:rFonts w:hint="eastAsia"/>
+                <w:i/>
+              </w:rPr>
+              <w:t>Group</w:t>
+            </w:r>
+            <w:r>
+              <w:rPr>
+                <w:rFonts w:hint="eastAsia"/>
+                <w:i/>
+              </w:rPr>
+              <w:t>Member</w:t>
             </w:r>
           </w:p>
         </w:tc>
@@ -37132,6 +37262,7 @@
         <w:rPr>
           <w:rFonts w:hint="eastAsia"/>
         </w:rPr>
+        <w:lastRenderedPageBreak/>
         <w:t>CSVファイルへのエキスポート</w:t>
       </w:r>
       <w:bookmarkEnd w:id="55"/>
@@ -37363,7 +37494,23 @@
                 <w:sz w:val="18"/>
                 <w:szCs w:val="20"/>
               </w:rPr>
-              <w:t>Import-Csv &lt;file&gt; | Add-OrchMachine</w:t>
+              <w:t xml:space="preserve">Import-Csv &lt;file&gt; | </w:t>
+            </w:r>
+            <w:r>
+              <w:rPr>
+                <w:rFonts w:hint="eastAsia"/>
+                <w:sz w:val="18"/>
+                <w:szCs w:val="20"/>
+              </w:rPr>
+              <w:t>New</w:t>
+            </w:r>
+            <w:r>
+              <w:rPr>
+                <w:rFonts w:hint="eastAsia"/>
+                <w:sz w:val="18"/>
+                <w:szCs w:val="20"/>
+              </w:rPr>
+              <w:t>-OrchMachine</w:t>
             </w:r>
           </w:p>
         </w:tc>
@@ -37409,7 +37556,23 @@
                 <w:sz w:val="18"/>
                 <w:szCs w:val="20"/>
               </w:rPr>
-              <w:t>Import-Csv &lt;file&gt; | Add-OrchProcess</w:t>
+              <w:t xml:space="preserve">Import-Csv &lt;file&gt; | </w:t>
+            </w:r>
+            <w:r>
+              <w:rPr>
+                <w:rFonts w:hint="eastAsia"/>
+                <w:sz w:val="18"/>
+                <w:szCs w:val="20"/>
+              </w:rPr>
+              <w:t>New</w:t>
+            </w:r>
+            <w:r>
+              <w:rPr>
+                <w:rFonts w:hint="eastAsia"/>
+                <w:sz w:val="18"/>
+                <w:szCs w:val="20"/>
+              </w:rPr>
+              <w:t>-OrchProcess</w:t>
             </w:r>
           </w:p>
           <w:p>
@@ -37531,7 +37694,6 @@
           <w:p>
             <w:pPr>
               <w:rPr>
-                <w:rFonts w:hint="eastAsia"/>
                 <w:sz w:val="18"/>
                 <w:szCs w:val="20"/>
               </w:rPr>
@@ -37564,24 +37726,38 @@
                 <w:sz w:val="18"/>
                 <w:szCs w:val="20"/>
               </w:rPr>
-              <w:t>Import-Csv &lt;file&gt; | Add-OrchQueue</w:t>
+              <w:t xml:space="preserve">Import-Csv &lt;file&gt; | </w:t>
+            </w:r>
+            <w:r>
+              <w:rPr>
+                <w:rFonts w:hint="eastAsia"/>
+                <w:sz w:val="18"/>
+                <w:szCs w:val="20"/>
+              </w:rPr>
+              <w:t>New</w:t>
+            </w:r>
+            <w:r>
+              <w:rPr>
+                <w:rFonts w:hint="eastAsia"/>
+                <w:sz w:val="18"/>
+                <w:szCs w:val="20"/>
+              </w:rPr>
+              <w:t>-OrchQueue</w:t>
             </w:r>
           </w:p>
           <w:p>
             <w:pPr>
               <w:rPr>
+                <w:sz w:val="18"/>
+                <w:szCs w:val="20"/>
+              </w:rPr>
+            </w:pPr>
+            <w:r>
+              <w:rPr>
                 <w:rFonts w:hint="eastAsia"/>
                 <w:sz w:val="18"/>
                 <w:szCs w:val="20"/>
               </w:rPr>
-            </w:pPr>
-            <w:r>
-              <w:rPr>
-                <w:rFonts w:hint="eastAsia"/>
-                <w:sz w:val="18"/>
-                <w:szCs w:val="20"/>
-              </w:rPr>
-              <w:lastRenderedPageBreak/>
               <w:t>Import-Csv &lt;file&gt; | Update-OrchQueue</w:t>
             </w:r>
           </w:p>
@@ -37606,7 +37782,6 @@
                 <w:sz w:val="18"/>
                 <w:szCs w:val="20"/>
               </w:rPr>
-              <w:lastRenderedPageBreak/>
               <w:t>Get-PmGroup -ExportCsv &lt;file&gt;</w:t>
             </w:r>
           </w:p>
@@ -37629,7 +37804,39 @@
                 <w:sz w:val="18"/>
                 <w:szCs w:val="20"/>
               </w:rPr>
-              <w:t>Import-Csv &lt;file&gt; | Set-PmGroup</w:t>
+              <w:t xml:space="preserve">Import-Csv &lt;file&gt; | </w:t>
+            </w:r>
+            <w:r>
+              <w:rPr>
+                <w:rFonts w:hint="eastAsia"/>
+                <w:sz w:val="18"/>
+                <w:szCs w:val="20"/>
+              </w:rPr>
+              <w:t>New</w:t>
+            </w:r>
+            <w:r>
+              <w:rPr>
+                <w:rFonts w:hint="eastAsia"/>
+                <w:sz w:val="18"/>
+                <w:szCs w:val="20"/>
+              </w:rPr>
+              <w:t>-</w:t>
+            </w:r>
+            <w:r>
+              <w:rPr>
+                <w:rFonts w:hint="eastAsia"/>
+                <w:sz w:val="18"/>
+                <w:szCs w:val="20"/>
+              </w:rPr>
+              <w:t>Orch</w:t>
+            </w:r>
+            <w:r>
+              <w:rPr>
+                <w:rFonts w:hint="eastAsia"/>
+                <w:sz w:val="18"/>
+                <w:szCs w:val="20"/>
+              </w:rPr>
+              <w:t>PmGroup</w:t>
             </w:r>
           </w:p>
         </w:tc>
@@ -37698,16 +37905,6 @@
                 <w:szCs w:val="20"/>
               </w:rPr>
               <w:t>Import-Csv &lt;file&gt; | Set-</w:t>
-            </w:r>
-            <w:r>
-              <w:rPr>
-                <w:rFonts w:ascii="ＭＳ ゴシック" w:eastAsia="ＭＳ ゴシック" w:cs="ＭＳ ゴシック"/>
-                <w:color w:val="000000"/>
-                <w:kern w:val="0"/>
-                <w:sz w:val="18"/>
-                <w:szCs w:val="20"/>
-              </w:rPr>
-              <w:t xml:space="preserve"> </w:t>
             </w:r>
             <w:r>
               <w:rPr>
@@ -37868,6 +38065,7 @@
         <w:rPr>
           <w:rFonts w:hint="eastAsia"/>
         </w:rPr>
+        <w:lastRenderedPageBreak/>
         <w:t>このとき、C</w:t>
       </w:r>
       <w:r>
@@ -38170,7 +38368,6 @@
         <w:rPr>
           <w:rFonts w:hint="eastAsia"/>
         </w:rPr>
-        <w:lastRenderedPageBreak/>
         <w:t>エンティティをコピーする</w:t>
       </w:r>
       <w:bookmarkEnd w:id="57"/>
@@ -38340,6 +38537,7 @@
               <w:rPr>
                 <w:rFonts w:hint="eastAsia"/>
               </w:rPr>
+              <w:lastRenderedPageBreak/>
               <w:t>PS C:\&gt; Copy-OrchCalendar -Path Orch1: * Orch2:</w:t>
             </w:r>
           </w:p>
@@ -38494,7 +38692,6 @@
               <w:rPr>
                 <w:rFonts w:hint="eastAsia"/>
               </w:rPr>
-              <w:lastRenderedPageBreak/>
               <w:t>PS Orch1:\&gt; Copy-OrchAsset -Recurse * Orch2:\</w:t>
             </w:r>
           </w:p>
@@ -38641,7 +38838,14 @@
         <w:rPr>
           <w:rFonts w:hint="eastAsia"/>
         </w:rPr>
-        <w:t>APIでサポートされていないため、Orchestrator Webで手動で行う必要があります。探索を開始したら、Clear-OrchCacheコマンドレットを実行し、探索の開始をPowerShellコンソールに反映してください。</w:t>
+        <w:t>APIでサポートされていないため、Orchestrator Webで手動で</w:t>
+      </w:r>
+      <w:r>
+        <w:rPr>
+          <w:rFonts w:hint="eastAsia"/>
+        </w:rPr>
+        <w:lastRenderedPageBreak/>
+        <w:t>行う必要があります。探索を開始したら、Clear-OrchCacheコマンドレットを実行し、探索の開始をPowerShellコンソールに反映してください。</w:t>
       </w:r>
     </w:p>
     <w:p>
@@ -38730,117 +38934,117 @@
         <w:rPr>
           <w:rFonts w:hint="eastAsia"/>
         </w:rPr>
+        <w:t>テナント移行の手順</w:t>
+      </w:r>
+      <w:bookmarkEnd w:id="62"/>
+    </w:p>
+    <w:p>
+      <w:r>
+        <w:rPr>
+          <w:rFonts w:hint="eastAsia"/>
+        </w:rPr>
+        <w:t>テナントを移行するときには、各エンティティを適切な順でコピーすることが重要です。たとえば、プロセスをコピーする前にパッケージをコピーしてください。</w:t>
+      </w:r>
+      <w:r>
+        <w:rPr>
+          <w:rFonts w:hint="eastAsia"/>
+        </w:rPr>
+        <w:t>パッケージが存在しないと、プロセスのコピーに失敗してしまうからです。テナントエンティティをすべてコピーしてからフォルダーをコピーす</w:t>
+      </w:r>
+      <w:r>
+        <w:rPr>
+          <w:rFonts w:hint="eastAsia"/>
+        </w:rPr>
+        <w:t>べきです。次の順で各コマンドレットを実行すると良いでしょう。</w:t>
+      </w:r>
+    </w:p>
+    <w:p/>
+    <w:p>
+      <w:r>
+        <w:t>PS Src:\&gt; Copy-OrchLibrary * * Dst:\</w:t>
+      </w:r>
+    </w:p>
+    <w:p>
+      <w:r>
+        <w:t>PS Src:\&gt; Copy-OrchPackage * * Dst:\</w:t>
+      </w:r>
+    </w:p>
+    <w:p>
+      <w:r>
+        <w:t>PS Src:\&gt; Copy-OrchCredentialStore * Dst:\</w:t>
+      </w:r>
+    </w:p>
+    <w:p>
+      <w:r>
+        <w:t>PS Src:\&gt; Copy-OrchRole * Dst:\</w:t>
+      </w:r>
+    </w:p>
+    <w:p>
+      <w:r>
+        <w:t>PS Src:\&gt; Copy-OrchUser * Dst:\</w:t>
+      </w:r>
+    </w:p>
+    <w:p>
+      <w:r>
+        <w:t>PS Src:\&gt; Copy-OrchMachine * Dst:\</w:t>
+      </w:r>
+    </w:p>
+    <w:p>
+      <w:r>
+        <w:t>PS Src:\&gt; Copy-OrchCalendar * Dst:\</w:t>
+      </w:r>
+    </w:p>
+    <w:p>
+      <w:r>
+        <w:t>PS Src:\&gt; Copy-OrchWebhook * Dst:\</w:t>
+      </w:r>
+    </w:p>
+    <w:p>
+      <w:r>
+        <w:rPr>
+          <w:rFonts w:hint="eastAsia"/>
+        </w:rPr>
+        <w:t>（コピーが必要な個人用ワークスペース</w:t>
+      </w:r>
+      <w:r>
+        <w:rPr>
+          <w:rFonts w:hint="eastAsia"/>
+        </w:rPr>
+        <w:t>について、Orchestrator webで手動で</w:t>
+      </w:r>
+      <w:r>
+        <w:rPr>
+          <w:rFonts w:hint="eastAsia"/>
+        </w:rPr>
+        <w:t>探索を開始）</w:t>
+      </w:r>
+    </w:p>
+    <w:p>
+      <w:r>
+        <w:rPr>
+          <w:rFonts w:hint="eastAsia"/>
+        </w:rPr>
+        <w:t>PS Src:\&gt; Clear-OrchCache</w:t>
+      </w:r>
+    </w:p>
+    <w:p>
+      <w:r>
+        <w:rPr>
+          <w:rFonts w:hint="eastAsia"/>
+        </w:rPr>
+        <w:t>PS Src:\&gt; copy -Recurse * Dst:\</w:t>
+      </w:r>
+    </w:p>
+    <w:p>
+      <w:pPr>
+        <w:pStyle w:val="Heading3"/>
+      </w:pPr>
+      <w:bookmarkStart w:id="63" w:name="_Toc173451192"/>
+      <w:r>
+        <w:rPr>
+          <w:rFonts w:hint="eastAsia"/>
+        </w:rPr>
         <w:lastRenderedPageBreak/>
-        <w:t>テナント移行の手順</w:t>
-      </w:r>
-      <w:bookmarkEnd w:id="62"/>
-    </w:p>
-    <w:p>
-      <w:r>
-        <w:rPr>
-          <w:rFonts w:hint="eastAsia"/>
-        </w:rPr>
-        <w:t>テナントを移行するときには、各エンティティを適切な順でコピーすることが重要です。たとえば、プロセスをコピーする前にパッケージをコピーしてください。</w:t>
-      </w:r>
-      <w:r>
-        <w:rPr>
-          <w:rFonts w:hint="eastAsia"/>
-        </w:rPr>
-        <w:t>パッケージが存在しないと、プロセスのコピーに失敗してしまうからです。テナントエンティティをすべてコピーしてからフォルダーをコピーす</w:t>
-      </w:r>
-      <w:r>
-        <w:rPr>
-          <w:rFonts w:hint="eastAsia"/>
-        </w:rPr>
-        <w:t>べきです。次の順で各コマンドレットを実行すると良いでしょう。</w:t>
-      </w:r>
-    </w:p>
-    <w:p/>
-    <w:p>
-      <w:r>
-        <w:t>PS Src:\&gt; Copy-OrchLibrary * * Dst:\</w:t>
-      </w:r>
-    </w:p>
-    <w:p>
-      <w:r>
-        <w:t>PS Src:\&gt; Copy-OrchPackage * * Dst:\</w:t>
-      </w:r>
-    </w:p>
-    <w:p>
-      <w:r>
-        <w:t>PS Src:\&gt; Copy-OrchCredentialStore * Dst:\</w:t>
-      </w:r>
-    </w:p>
-    <w:p>
-      <w:r>
-        <w:t>PS Src:\&gt; Copy-OrchRole * Dst:\</w:t>
-      </w:r>
-    </w:p>
-    <w:p>
-      <w:r>
-        <w:t>PS Src:\&gt; Copy-OrchUser * Dst:\</w:t>
-      </w:r>
-    </w:p>
-    <w:p>
-      <w:r>
-        <w:t>PS Src:\&gt; Copy-OrchMachine * Dst:\</w:t>
-      </w:r>
-    </w:p>
-    <w:p>
-      <w:r>
-        <w:t>PS Src:\&gt; Copy-OrchCalendar * Dst:\</w:t>
-      </w:r>
-    </w:p>
-    <w:p>
-      <w:r>
-        <w:t>PS Src:\&gt; Copy-OrchWebhook * Dst:\</w:t>
-      </w:r>
-    </w:p>
-    <w:p>
-      <w:r>
-        <w:rPr>
-          <w:rFonts w:hint="eastAsia"/>
-        </w:rPr>
-        <w:t>（コピーが必要な個人用ワークスペース</w:t>
-      </w:r>
-      <w:r>
-        <w:rPr>
-          <w:rFonts w:hint="eastAsia"/>
-        </w:rPr>
-        <w:t>について、Orchestrator webで手動で</w:t>
-      </w:r>
-      <w:r>
-        <w:rPr>
-          <w:rFonts w:hint="eastAsia"/>
-        </w:rPr>
-        <w:t>探索を開始）</w:t>
-      </w:r>
-    </w:p>
-    <w:p>
-      <w:r>
-        <w:rPr>
-          <w:rFonts w:hint="eastAsia"/>
-        </w:rPr>
-        <w:t>PS Src:\&gt; Clear-OrchCache</w:t>
-      </w:r>
-    </w:p>
-    <w:p>
-      <w:r>
-        <w:rPr>
-          <w:rFonts w:hint="eastAsia"/>
-        </w:rPr>
-        <w:t>PS Src:\&gt; copy -Recurse * Dst:\</w:t>
-      </w:r>
-    </w:p>
-    <w:p>
-      <w:pPr>
-        <w:pStyle w:val="Heading3"/>
-      </w:pPr>
-      <w:bookmarkStart w:id="63" w:name="_Toc173451192"/>
-      <w:r>
-        <w:rPr>
-          <w:rFonts w:hint="eastAsia"/>
-        </w:rPr>
         <w:t>テナント移行時の注意事項</w:t>
       </w:r>
       <w:bookmarkEnd w:id="63"/>
@@ -38995,14 +39199,7 @@
         <w:rPr>
           <w:rFonts w:hint="eastAsia"/>
         </w:rPr>
-        <w:t>で括ってある場合、</w:t>
-      </w:r>
-      <w:r>
-        <w:rPr>
-          <w:rFonts w:hint="eastAsia"/>
-        </w:rPr>
-        <w:lastRenderedPageBreak/>
-        <w:t>それは位置指定</w:t>
+        <w:t>で括ってある場合、それは位置指定</w:t>
       </w:r>
       <w:r>
         <w:rPr>
@@ -39547,6 +39744,7 @@
         <w:rPr>
           <w:rFonts w:hint="eastAsia"/>
         </w:rPr>
+        <w:lastRenderedPageBreak/>
         <w:t>必要な権限:</w:t>
       </w:r>
       <w:r>
@@ -40047,6 +40245,7 @@
         <w:rPr>
           <w:rFonts w:hint="eastAsia"/>
         </w:rPr>
+        <w:lastRenderedPageBreak/>
         <w:t>現在のロケーションを変更する</w:t>
       </w:r>
       <w:bookmarkEnd w:id="66"/>
@@ -40413,14 +40612,7 @@
         <w:rPr>
           <w:rFonts w:hint="eastAsia"/>
         </w:rPr>
-        <w:t>ルートフォルダーの直</w:t>
-      </w:r>
-      <w:r>
-        <w:rPr>
-          <w:rFonts w:hint="eastAsia"/>
-        </w:rPr>
-        <w:lastRenderedPageBreak/>
-        <w:t>下にあるフォルダーが</w:t>
+        <w:t>ルートフォルダーの直下にあるフォルダーが</w:t>
       </w:r>
       <w:r>
         <w:rPr>
@@ -40828,6 +41020,7 @@
         <w:rPr>
           <w:rFonts w:hint="eastAsia"/>
         </w:rPr>
+        <w:lastRenderedPageBreak/>
         <w:t>aではじまる</w:t>
       </w:r>
       <w:r>
@@ -41238,14 +41431,7 @@
         <w:rPr>
           <w:rFonts w:hint="eastAsia"/>
         </w:rPr>
-        <w:t>の例では、現在の</w:t>
-      </w:r>
-      <w:r>
-        <w:rPr>
-          <w:rFonts w:hint="eastAsia"/>
-        </w:rPr>
-        <w:lastRenderedPageBreak/>
-        <w:t>フォルダーとその親フォルダーを指定しています。</w:t>
+        <w:t>の例では、現在のフォルダーとその親フォルダーを指定しています。</w:t>
       </w:r>
     </w:p>
     <w:p>
@@ -41675,6 +41861,7 @@
         <w:rPr>
           <w:rFonts w:hint="eastAsia"/>
         </w:rPr>
+        <w:lastRenderedPageBreak/>
         <w:t>フォルダーを</w:t>
       </w:r>
       <w:r>
@@ -41974,7 +42161,6 @@
           <w:bCs/>
           <w:iCs/>
         </w:rPr>
-        <w:lastRenderedPageBreak/>
         <w:t>現在のフォルダー直下にある</w:t>
       </w:r>
       <w:r>
@@ -42267,7 +42453,14 @@
         <w:rPr>
           <w:rFonts w:hint="eastAsia"/>
         </w:rPr>
-        <w:t>フォルダーの下に移動します。</w:t>
+        <w:t>フォルダーの下</w:t>
+      </w:r>
+      <w:r>
+        <w:rPr>
+          <w:rFonts w:hint="eastAsia"/>
+        </w:rPr>
+        <w:lastRenderedPageBreak/>
+        <w:t>に移動します。</w:t>
       </w:r>
     </w:p>
     <w:p>
@@ -42589,7 +42782,6 @@
           <w:b/>
           <w:i/>
         </w:rPr>
-        <w:lastRenderedPageBreak/>
         <w:t>r</w:t>
       </w:r>
       <w:r>
@@ -42948,7 +43140,14 @@
         <w:rPr>
           <w:rFonts w:hint="eastAsia"/>
         </w:rPr>
-        <w:t>.csvファイルに保存します。</w:t>
+        <w:t>.csvファイ</w:t>
+      </w:r>
+      <w:r>
+        <w:rPr>
+          <w:rFonts w:hint="eastAsia"/>
+        </w:rPr>
+        <w:lastRenderedPageBreak/>
+        <w:t>ルに保存します。</w:t>
       </w:r>
     </w:p>
     <w:p>
@@ -43220,14 +43419,7 @@
         <w:rPr>
           <w:rFonts w:hint="eastAsia"/>
         </w:rPr>
-        <w:t>で、ライブラリの名前をカンマ区切りとワイ</w:t>
-      </w:r>
-      <w:r>
-        <w:rPr>
-          <w:rFonts w:hint="eastAsia"/>
-        </w:rPr>
-        <w:lastRenderedPageBreak/>
-        <w:t>ルドカードで複数指定できます。ライブラリの名前を省略すると、すべてのライブラリを列挙します。-</w:t>
+        <w:t>で、ライブラリの名前をカンマ区切りとワイルドカードで複数指定できます。ライブラリの名前を省略すると、すべてのライブラリを列挙します。-</w:t>
       </w:r>
       <w:r>
         <w:t>Path</w:t>
@@ -43422,6 +43614,7 @@
         <w:rPr>
           <w:rFonts w:hint="eastAsia"/>
         </w:rPr>
+        <w:lastRenderedPageBreak/>
         <w:t>-Sourceパラメーターには、</w:t>
       </w:r>
       <w:r>
@@ -43684,14 +43877,7 @@
         <w:rPr>
           <w:rFonts w:hint="eastAsia"/>
         </w:rPr>
-        <w:t>ドライブのライブラリフィードにあるパッケージをすべて表</w:t>
-      </w:r>
-      <w:r>
-        <w:rPr>
-          <w:rFonts w:hint="eastAsia"/>
-        </w:rPr>
-        <w:lastRenderedPageBreak/>
-        <w:t>示します。</w:t>
+        <w:t>ドライブのライブラリフィードにあるパッケージをすべて表示します。</w:t>
       </w:r>
       <w:r>
         <w:rPr>
@@ -43945,7 +44131,14 @@
         <w:rPr>
           <w:rFonts w:hint="eastAsia"/>
         </w:rPr>
-        <w:t>現在のドライブ（テナント）のライブラリフィードにある、eで始まる名前のパッケージのすべてのバージョンを表示します。パッケージ名は補完入力できます。また、カンマで区切って複数のパッケージ名を指定できます。</w:t>
+        <w:t>現在のドライブ（テナント）のライブラリフィードにある、eで始まる名前のパッケージのすべてのバージョンを表示します。パッケージ名は補完入力できます。また、</w:t>
+      </w:r>
+      <w:r>
+        <w:rPr>
+          <w:rFonts w:hint="eastAsia"/>
+        </w:rPr>
+        <w:lastRenderedPageBreak/>
+        <w:t>カンマで区切って複数のパッケージ名を指定できます。</w:t>
       </w:r>
     </w:p>
     <w:p>
@@ -44157,7 +44350,6 @@
         <w:rPr>
           <w:rFonts w:hint="eastAsia"/>
         </w:rPr>
-        <w:lastRenderedPageBreak/>
         <w:t>ライブラリ</w:t>
       </w:r>
       <w:r>
@@ -44416,7 +44608,14 @@
         <w:rPr>
           <w:rFonts w:hint="eastAsia"/>
         </w:rPr>
-        <w:t>、C:ドライブのカレントロケーションに保存します。なお、C:ドライブのカレントロケーションをファイルエクスプローラーで開くには、</w:t>
+        <w:t>、C:ドライブのカ</w:t>
+      </w:r>
+      <w:r>
+        <w:rPr>
+          <w:rFonts w:hint="eastAsia"/>
+        </w:rPr>
+        <w:lastRenderedPageBreak/>
+        <w:t>レントロケーションに保存します。なお、C:ドライブのカレントロケーションをファイルエクスプローラーで開くには、</w:t>
       </w:r>
       <w:r>
         <w:rPr>
@@ -44659,7 +44858,6 @@
           <w:b/>
           <w:i/>
         </w:rPr>
-        <w:lastRenderedPageBreak/>
         <w:t>Get-OrchPackage [[-Id] &lt;string[]&gt;] [-Path &lt;string[]&gt;] [-Recurse]</w:t>
       </w:r>
     </w:p>
@@ -44856,6 +45054,7 @@
         <w:rPr>
           <w:rFonts w:hint="eastAsia"/>
         </w:rPr>
+        <w:lastRenderedPageBreak/>
         <w:t>現在のフォルダーで利用可能な</w:t>
       </w:r>
       <w:r>
@@ -45167,7 +45366,6 @@
         <w:rPr>
           <w:rFonts w:hint="eastAsia"/>
         </w:rPr>
-        <w:lastRenderedPageBreak/>
         <w:t>ルートフォルダーで、-</w:t>
       </w:r>
       <w:r>
@@ -45481,6 +45679,7 @@
           <w:b/>
           <w:i/>
         </w:rPr>
+        <w:lastRenderedPageBreak/>
         <w:t>G</w:t>
       </w:r>
       <w:r>
@@ -45790,14 +45989,7 @@
         <w:rPr>
           <w:rFonts w:hint="eastAsia"/>
         </w:rPr>
-        <w:t>を指定せずに実行してくださ</w:t>
-      </w:r>
-      <w:r>
-        <w:rPr>
-          <w:rFonts w:hint="eastAsia"/>
-        </w:rPr>
-        <w:lastRenderedPageBreak/>
-        <w:t>い。</w:t>
+        <w:t>を指定せずに実行してください。</w:t>
       </w:r>
     </w:p>
     <w:p>
@@ -46099,6 +46291,7 @@
           <w:i/>
           <w:iCs/>
         </w:rPr>
+        <w:lastRenderedPageBreak/>
         <w:t>Im</w:t>
       </w:r>
       <w:r>
@@ -46439,14 +46632,7 @@
         <w:rPr>
           <w:rFonts w:hint="eastAsia"/>
         </w:rPr>
-        <w:t>フィードつ</w:t>
-      </w:r>
-      <w:r>
-        <w:rPr>
-          <w:rFonts w:hint="eastAsia"/>
-        </w:rPr>
-        <w:lastRenderedPageBreak/>
-        <w:t>きフォルダーからパッケージをダウンロードするときは、同名の</w:t>
+        <w:t>フィードつきフォルダーからパッケージをダウンロードするときは、同名の</w:t>
       </w:r>
       <w:r>
         <w:rPr>
@@ -46772,7 +46958,15 @@
           <w:b/>
           <w:i/>
         </w:rPr>
-        <w:t>Get-OrchProcess [[-Name] &lt;string[]&gt;] [-Path &lt;string[]&gt;] [-Recurse] [-Depth &lt;uint&gt;]</w:t>
+        <w:t xml:space="preserve">Get-OrchProcess [[-Name] &lt;string[]&gt;] [-Path &lt;string[]&gt;] [-Recurse] [-Depth </w:t>
+      </w:r>
+      <w:r>
+        <w:rPr>
+          <w:b/>
+          <w:i/>
+        </w:rPr>
+        <w:lastRenderedPageBreak/>
+        <w:t>&lt;uint&gt;]</w:t>
       </w:r>
     </w:p>
     <w:p>
@@ -47036,7 +47230,6 @@
           <w:b/>
           <w:i/>
         </w:rPr>
-        <w:lastRenderedPageBreak/>
         <w:t>Reset-OrchProcessVersion [-Name] &lt;string[]&gt; [-Path &lt;string[]&gt;] [-Recurse] [-Depth &lt;uint&gt;] [-WhatIf] [-Confirm]</w:t>
       </w:r>
     </w:p>
@@ -47226,6 +47419,7 @@
         <w:rPr>
           <w:rFonts w:hint="eastAsia"/>
         </w:rPr>
+        <w:lastRenderedPageBreak/>
         <w:t>プロセスをフォルダーから削除する</w:t>
       </w:r>
       <w:bookmarkEnd w:id="91"/>
@@ -47545,7 +47739,6 @@
         <w:rPr>
           <w:rFonts w:hint="eastAsia"/>
         </w:rPr>
-        <w:lastRenderedPageBreak/>
         <w:t>現在のフォルダーで、指定のプロセスを最新バージョンに更新します。プロセス名</w:t>
       </w:r>
       <w:r>
@@ -47893,7 +48086,14 @@
         <w:rPr>
           <w:rFonts w:hint="eastAsia"/>
         </w:rPr>
-        <w:t>バージョンに更新します。</w:t>
+        <w:t>バージ</w:t>
+      </w:r>
+      <w:r>
+        <w:rPr>
+          <w:rFonts w:hint="eastAsia"/>
+        </w:rPr>
+        <w:lastRenderedPageBreak/>
+        <w:t>ョンに更新します。</w:t>
       </w:r>
     </w:p>
     <w:p>
@@ -48315,6 +48515,7 @@
         <w:rPr>
           <w:rFonts w:hint="eastAsia"/>
         </w:rPr>
+        <w:lastRenderedPageBreak/>
         <w:t>ラ</w:t>
       </w:r>
       <w:r>
@@ -48733,7 +48934,6 @@
         <w:rPr>
           <w:rFonts w:hint="eastAsia"/>
         </w:rPr>
-        <w:lastRenderedPageBreak/>
         <w:t>N</w:t>
       </w:r>
       <w:r>
@@ -49364,6 +49564,7 @@
       </w:pPr>
       <w:bookmarkStart w:id="98" w:name="_Toc173451227"/>
       <w:r>
+        <w:lastRenderedPageBreak/>
         <w:t>Runtime License</w:t>
       </w:r>
       <w:r>
@@ -50081,7 +50282,6 @@
           <w:i/>
           <w:iCs/>
         </w:rPr>
-        <w:lastRenderedPageBreak/>
         <w:t>Enable</w:t>
       </w:r>
       <w:r>
@@ -50491,6 +50691,7 @@
         <w:rPr>
           <w:rFonts w:hint="eastAsia"/>
         </w:rPr>
+        <w:lastRenderedPageBreak/>
         <w:t>ジョブの操作</w:t>
       </w:r>
       <w:bookmarkEnd w:id="101"/>
@@ -50895,14 +51096,7 @@
         <w:rPr>
           <w:rFonts w:hint="eastAsia"/>
         </w:rPr>
-        <w:t>はそのジョブの最新の状</w:t>
-      </w:r>
-      <w:r>
-        <w:rPr>
-          <w:rFonts w:hint="eastAsia"/>
-        </w:rPr>
-        <w:lastRenderedPageBreak/>
-        <w:t>態を</w:t>
+        <w:t>はそのジョブの最新の状態を</w:t>
       </w:r>
       <w:r>
         <w:rPr>
@@ -51156,6 +51350,7 @@
           <w:i/>
           <w:iCs/>
         </w:rPr>
+        <w:lastRenderedPageBreak/>
         <w:t>Open-OrchJob [[-Id] &lt;long[]&gt;] [-Path &lt;string[]&gt;]</w:t>
       </w:r>
     </w:p>
@@ -51658,7 +51853,6 @@
         <w:rPr>
           <w:rFonts w:hint="eastAsia"/>
         </w:rPr>
-        <w:lastRenderedPageBreak/>
         <w:t>現在のフォルダー</w:t>
       </w:r>
       <w:r>
@@ -52006,7 +52200,14 @@
         <w:rPr>
           <w:rFonts w:hint="eastAsia"/>
         </w:rPr>
-        <w:t>の補完機能は、このフォルダーに割り当てられているプロセスの名前を一覧表示します。</w:t>
+        <w:t>の補完機能は、このフォルダーに割り当てられているプロセス</w:t>
+      </w:r>
+      <w:r>
+        <w:rPr>
+          <w:rFonts w:hint="eastAsia"/>
+        </w:rPr>
+        <w:lastRenderedPageBreak/>
+        <w:t>の名前を一覧表示します。</w:t>
       </w:r>
     </w:p>
     <w:p>
@@ -52487,7 +52688,6 @@
         <w:ind w:firstLine="440"/>
       </w:pPr>
       <w:r>
-        <w:lastRenderedPageBreak/>
         <w:t>マシン名とステータスでグループ化</w:t>
       </w:r>
       <w:r>
@@ -52781,7 +52981,14 @@
         <w:rPr>
           <w:rFonts w:hint="eastAsia"/>
         </w:rPr>
-        <w:t>します。ジョブがどの時間帯で実行されていたか、</w:t>
+        <w:t>します。ジョブがどの時間帯で実行されて</w:t>
+      </w:r>
+      <w:r>
+        <w:rPr>
+          <w:rFonts w:hint="eastAsia"/>
+        </w:rPr>
+        <w:lastRenderedPageBreak/>
+        <w:t>いたか、</w:t>
       </w:r>
       <w:r>
         <w:rPr>
@@ -53078,7 +53285,6 @@
         </w:rPr>
       </w:pPr>
       <w:r>
-        <w:lastRenderedPageBreak/>
         <w:t>ジョブの実行時間の平均、最長、最短を</w:t>
       </w:r>
       <w:r>
@@ -53502,6 +53708,7 @@
         <w:rPr>
           <w:rFonts w:hint="eastAsia"/>
         </w:rPr>
+        <w:lastRenderedPageBreak/>
         <w:t>ジョブを停止する</w:t>
       </w:r>
       <w:bookmarkEnd w:id="106"/>
@@ -54143,14 +54350,7 @@
         <w:rPr>
           <w:rFonts w:hint="eastAsia"/>
         </w:rPr>
-        <w:t>強</w:t>
-      </w:r>
-      <w:r>
-        <w:rPr>
-          <w:rFonts w:hint="eastAsia"/>
-        </w:rPr>
-        <w:lastRenderedPageBreak/>
-        <w:t>制終了</w:t>
+        <w:t>強制終了</w:t>
       </w:r>
       <w:r>
         <w:rPr>
@@ -54401,6 +54601,7 @@
           <w:i/>
           <w:iCs/>
         </w:rPr>
+        <w:lastRenderedPageBreak/>
         <w:t>Get-OrchJob</w:t>
       </w:r>
       <w:r>
@@ -54802,7 +55003,6 @@
           <w:i/>
           <w:iCs/>
         </w:rPr>
-        <w:lastRenderedPageBreak/>
         <w:t>Open-OrchJob &lt;ジョブID&gt;</w:t>
       </w:r>
       <w:r>
@@ -55150,6 +55350,7 @@
         <w:rPr>
           <w:rFonts w:hint="eastAsia"/>
         </w:rPr>
+        <w:lastRenderedPageBreak/>
         <w:t>現在のフォルダーのジョブ記録</w:t>
       </w:r>
       <w:r>
@@ -55488,7 +55689,6 @@
         <w:rPr>
           <w:rFonts w:hint="eastAsia"/>
         </w:rPr>
-        <w:lastRenderedPageBreak/>
         <w:t>現在の</w:t>
       </w:r>
       <w:r>
@@ -55783,6 +55983,7 @@
         <w:rPr>
           <w:rFonts w:hint="eastAsia"/>
         </w:rPr>
+        <w:lastRenderedPageBreak/>
         <w:t>ログ</w:t>
       </w:r>
       <w:r>
@@ -56293,7 +56494,6 @@
         <w:rPr>
           <w:rFonts w:hint="eastAsia"/>
         </w:rPr>
-        <w:lastRenderedPageBreak/>
         <w:t>監査ログの操作</w:t>
       </w:r>
       <w:bookmarkEnd w:id="115"/>
@@ -56472,6 +56672,7 @@
         <w:rPr>
           <w:rFonts w:hint="eastAsia"/>
         </w:rPr>
+        <w:lastRenderedPageBreak/>
         <w:t>パラメーター</w:t>
       </w:r>
       <w:r>
@@ -56925,7 +57126,6 @@
           <w:rFonts w:hint="eastAsia"/>
           <w:i/>
         </w:rPr>
-        <w:lastRenderedPageBreak/>
         <w:t>G</w:t>
       </w:r>
       <w:r>
@@ -57101,6 +57301,7 @@
         <w:rPr>
           <w:rFonts w:hint="eastAsia"/>
         </w:rPr>
+        <w:lastRenderedPageBreak/>
         <w:t>テナントのすべてのロボットを表示する</w:t>
       </w:r>
       <w:bookmarkEnd w:id="118"/>
@@ -57438,14 +57639,7 @@
         <w:rPr>
           <w:rFonts w:hint="eastAsia"/>
         </w:rPr>
-        <w:t>カ</w:t>
-      </w:r>
-      <w:r>
-        <w:rPr>
-          <w:rFonts w:hint="eastAsia"/>
-        </w:rPr>
-        <w:lastRenderedPageBreak/>
-        <w:t>レントドライブ</w:t>
+        <w:t>カレントドライブ</w:t>
       </w:r>
       <w:r>
         <w:rPr>
@@ -57674,6 +57868,7 @@
         <w:rPr>
           <w:rFonts w:hint="eastAsia"/>
         </w:rPr>
+        <w:lastRenderedPageBreak/>
         <w:t>必要な権限:</w:t>
       </w:r>
       <w:r>
@@ -58018,14 +58213,7 @@
         <w:rPr>
           <w:rFonts w:hint="eastAsia"/>
         </w:rPr>
-        <w:t>で指定したドライブ（テナント）のすべてのユーザーを表示しま</w:t>
-      </w:r>
-      <w:r>
-        <w:rPr>
-          <w:rFonts w:hint="eastAsia"/>
-        </w:rPr>
-        <w:lastRenderedPageBreak/>
-        <w:t>す。</w:t>
+        <w:t>で指定したドライブ（テナント）のすべてのユーザーを表示します。</w:t>
       </w:r>
     </w:p>
     <w:p>
@@ -58293,7 +58481,14 @@
         <w:rPr>
           <w:rFonts w:hint="eastAsia"/>
         </w:rPr>
-        <w:t>です。ユーザー名にはワイルドカードが使えます。カンマ区切りで複数を同時に指定することもできます。補完入力もできます。</w:t>
+        <w:t>です。ユーザー名にはワイルドカードが使えます。カンマ区切</w:t>
+      </w:r>
+      <w:r>
+        <w:rPr>
+          <w:rFonts w:hint="eastAsia"/>
+        </w:rPr>
+        <w:lastRenderedPageBreak/>
+        <w:t>りで複数を同時に指定することもできます。補完入力もできます。</w:t>
       </w:r>
     </w:p>
     <w:p>
@@ -58584,14 +58779,7 @@
         <w:rPr>
           <w:rFonts w:hint="eastAsia"/>
         </w:rPr>
-        <w:t>でログインしているユーザーを表示し</w:t>
-      </w:r>
-      <w:r>
-        <w:rPr>
-          <w:rFonts w:hint="eastAsia"/>
-        </w:rPr>
-        <w:lastRenderedPageBreak/>
-        <w:t>ます。</w:t>
+        <w:t>でログインしているユーザーを表示します。</w:t>
       </w:r>
       <w:r>
         <w:rPr>
@@ -58834,7 +59022,14 @@
         <w:rPr>
           <w:rFonts w:hint="eastAsia"/>
         </w:rPr>
-        <w:t>のパスワードを一括して同じパスワードに更新します。</w:t>
+        <w:t>のパスワー</w:t>
+      </w:r>
+      <w:r>
+        <w:rPr>
+          <w:rFonts w:hint="eastAsia"/>
+        </w:rPr>
+        <w:lastRenderedPageBreak/>
+        <w:t>ドを一括して同じパスワードに更新します。</w:t>
       </w:r>
       <w:r>
         <w:rPr>
@@ -59037,7 +59232,6 @@
         <w:rPr>
           <w:rFonts w:hint="eastAsia"/>
         </w:rPr>
-        <w:lastRenderedPageBreak/>
         <w:t>ロールを削除します。</w:t>
       </w:r>
     </w:p>
@@ -59297,6 +59491,7 @@
         <w:rPr>
           <w:rFonts w:hint="eastAsia"/>
         </w:rPr>
+        <w:lastRenderedPageBreak/>
         <w:t>-</w:t>
       </w:r>
       <w:r>
@@ -59593,7 +59788,6 @@
           <w:b/>
           <w:i/>
         </w:rPr>
-        <w:lastRenderedPageBreak/>
         <w:t>C</w:t>
       </w:r>
       <w:r>
@@ -59966,6 +60160,7 @@
         <w:rPr>
           <w:rFonts w:hint="eastAsia"/>
         </w:rPr>
+        <w:lastRenderedPageBreak/>
         <w:t>は位置指定</w:t>
       </w:r>
       <w:r>
@@ -60432,6 +60627,7 @@
         <w:rPr>
           <w:rFonts w:hint="eastAsia"/>
         </w:rPr>
+        <w:lastRenderedPageBreak/>
         <w:t>現在のフォルダーに割り当てられているユーザーをすべて表示します。</w:t>
       </w:r>
       <w:r>
@@ -60717,14 +60913,7 @@
         <w:rPr>
           <w:rFonts w:hint="eastAsia"/>
         </w:rPr>
-        <w:t>など）を指定すると、別のプロバイダーのドライブから実行するこ</w:t>
-      </w:r>
-      <w:r>
-        <w:rPr>
-          <w:rFonts w:hint="eastAsia"/>
-        </w:rPr>
-        <w:lastRenderedPageBreak/>
-        <w:t>ともできます。</w:t>
+        <w:t>など）を指定すると、別のプロバイダーのドライブから実行することもできます。</w:t>
       </w:r>
       <w:r>
         <w:rPr>
@@ -61003,6 +61192,7 @@
         <w:ind w:left="440"/>
       </w:pPr>
       <w:r>
+        <w:lastRenderedPageBreak/>
         <w:t>UserName</w:t>
       </w:r>
       <w:r>
@@ -61379,14 +61569,7 @@
         <w:rPr>
           <w:rFonts w:hint="eastAsia"/>
         </w:rPr>
-        <w:t>ユーザー名とロール名は、それぞれワイルドカードを含む名前をカンマ区切りで複数</w:t>
-      </w:r>
-      <w:r>
-        <w:rPr>
-          <w:rFonts w:hint="eastAsia"/>
-        </w:rPr>
-        <w:lastRenderedPageBreak/>
-        <w:t>指定できます。補完入力では、現在のフォルダーに割り当て済みのユーザーとロールのみが表示されます。</w:t>
+        <w:t>ユーザー名とロール名は、それぞれワイルドカードを含む名前をカンマ区切りで複数指定できます。補完入力では、現在のフォルダーに割り当て済みのユーザーとロールのみが表示されます。</w:t>
       </w:r>
     </w:p>
     <w:p>
@@ -61578,6 +61761,7 @@
           <w:b/>
           <w:i/>
         </w:rPr>
+        <w:lastRenderedPageBreak/>
         <w:t>Copy-OrchMachine [-Name] &lt;string[]&gt; [-Destination] &lt;string[]&gt; [-Path &lt;string&gt;] [-WhatIf] [-Confirm]</w:t>
       </w:r>
     </w:p>
@@ -61853,7 +62037,6 @@
         <w:rPr>
           <w:rFonts w:hint="eastAsia"/>
         </w:rPr>
-        <w:lastRenderedPageBreak/>
         <w:t>テナントのマシンを削除する</w:t>
       </w:r>
       <w:bookmarkEnd w:id="136"/>
@@ -62135,6 +62318,7 @@
         <w:t>の代わりに-</w:t>
       </w:r>
       <w:r>
+        <w:lastRenderedPageBreak/>
         <w:t>Confirm</w:t>
       </w:r>
       <w:r>
@@ -62589,6 +62773,7 @@
         <w:rPr>
           <w:rFonts w:hint="eastAsia"/>
         </w:rPr>
+        <w:lastRenderedPageBreak/>
         <w:t>現在のフォルダーに、指定したマシンを割り当てます。</w:t>
       </w:r>
       <w:r>
@@ -62899,7 +63084,6 @@
           <w:b/>
           <w:i/>
         </w:rPr>
-        <w:lastRenderedPageBreak/>
         <w:t>Get-OrchAsset -ExportCredentialCsv [[-Encoding] &lt;Encoding&gt;] [[-CsvPath] &lt;string&gt;] [-Path &lt;string[]&gt;] [-Recurse] [-Depth &lt;uint&gt;]</w:t>
       </w:r>
     </w:p>
@@ -63232,6 +63416,7 @@
         <w:rPr>
           <w:rFonts w:hint="eastAsia"/>
         </w:rPr>
+        <w:lastRenderedPageBreak/>
         <w:t>必要な権限:</w:t>
       </w:r>
       <w:r>
@@ -63525,7 +63710,6 @@
         <w:rPr>
           <w:rFonts w:hint="eastAsia"/>
         </w:rPr>
-        <w:lastRenderedPageBreak/>
         <w:t>アセット</w:t>
       </w:r>
       <w:r>
@@ -63852,6 +64036,7 @@
         <w:rPr>
           <w:rFonts w:hint="eastAsia"/>
         </w:rPr>
+        <w:lastRenderedPageBreak/>
         <w:t>アセットを追加・更新する</w:t>
       </w:r>
       <w:bookmarkEnd w:id="144"/>
@@ -64162,7 +64347,6 @@
           <w:b/>
           <w:i/>
         </w:rPr>
-        <w:lastRenderedPageBreak/>
         <w:t>S</w:t>
       </w:r>
       <w:r>
@@ -64724,6 +64908,7 @@
         <w:rPr>
           <w:rFonts w:hint="eastAsia"/>
         </w:rPr>
+        <w:lastRenderedPageBreak/>
         <w:t>アセットを削除する</w:t>
       </w:r>
       <w:bookmarkEnd w:id="145"/>
@@ -65277,14 +65462,7 @@
         <w:rPr>
           <w:rFonts w:hint="eastAsia"/>
         </w:rPr>
-        <w:t>ユーザー名を指定すると、そのユーザー名のユーザーごとのアセット値を削除します。</w:t>
-      </w:r>
-      <w:r>
-        <w:rPr>
-          <w:rFonts w:hint="eastAsia"/>
-        </w:rPr>
-        <w:lastRenderedPageBreak/>
-        <w:t>この場合、</w:t>
+        <w:t>ユーザー名を指定すると、そのユーザー名のユーザーごとのアセット値を削除します。この場合、</w:t>
       </w:r>
       <w:r>
         <w:rPr>
@@ -65537,7 +65715,14 @@
         <w:rPr>
           <w:rFonts w:hint="eastAsia"/>
         </w:rPr>
-        <w:t>コマンドレットでインポートできます。</w:t>
+        <w:t>コマンドレットでインポートできま</w:t>
+      </w:r>
+      <w:r>
+        <w:rPr>
+          <w:rFonts w:hint="eastAsia"/>
+        </w:rPr>
+        <w:lastRenderedPageBreak/>
+        <w:t>す。</w:t>
       </w:r>
       <w:r>
         <w:rPr>
@@ -66082,7 +66267,6 @@
           <w:b/>
           <w:i/>
         </w:rPr>
-        <w:lastRenderedPageBreak/>
         <w:t>G</w:t>
       </w:r>
       <w:r>
@@ -66499,6 +66683,7 @@
         <w:rPr>
           <w:rFonts w:hint="eastAsia"/>
         </w:rPr>
+        <w:lastRenderedPageBreak/>
         <w:t>C</w:t>
       </w:r>
       <w:r>
@@ -66793,230 +66978,230 @@
         <w:rPr>
           <w:rFonts w:hint="eastAsia"/>
         </w:rPr>
+        <w:t>必要な権限:</w:t>
+      </w:r>
+      <w:r>
+        <w:t xml:space="preserve"> </w:t>
+      </w:r>
+      <w:r>
+        <w:t>OR.</w:t>
+      </w:r>
+      <w:r>
+        <w:t>Assets</w:t>
+      </w:r>
+    </w:p>
+    <w:p>
+      <w:pPr>
+        <w:pStyle w:val="ListParagraph"/>
+        <w:ind w:left="440"/>
+      </w:pPr>
+      <w:r>
+        <w:rPr>
+          <w:rFonts w:hint="eastAsia"/>
+        </w:rPr>
+        <w:t>最初の</w:t>
+      </w:r>
+      <w:r>
+        <w:rPr>
+          <w:rFonts w:hint="eastAsia"/>
+        </w:rPr>
+        <w:t>パラメーター</w:t>
+      </w:r>
+      <w:r>
+        <w:rPr>
+          <w:rFonts w:hint="eastAsia"/>
+        </w:rPr>
+        <w:t>セットは、クレデンシャルアセットを作成・更新・削除します。-</w:t>
+      </w:r>
+      <w:r>
+        <w:t>Name</w:t>
+      </w:r>
+      <w:r>
+        <w:rPr>
+          <w:rFonts w:hint="eastAsia"/>
+        </w:rPr>
+        <w:t>パラメーター</w:t>
+      </w:r>
+      <w:r>
+        <w:rPr>
+          <w:rFonts w:hint="eastAsia"/>
+        </w:rPr>
+        <w:t>に存在しないアセット名を指定すると、アセットを新規作成します。-</w:t>
+      </w:r>
+      <w:r>
+        <w:t>Name</w:t>
+      </w:r>
+      <w:r>
+        <w:rPr>
+          <w:rFonts w:hint="eastAsia"/>
+        </w:rPr>
+        <w:t>パラメーター</w:t>
+      </w:r>
+      <w:r>
+        <w:rPr>
+          <w:rFonts w:hint="eastAsia"/>
+        </w:rPr>
+        <w:t>に既存のアセット名を指定すると、このアセットを更新します。このとき、-</w:t>
+      </w:r>
+      <w:r>
+        <w:t>CredentialPassword</w:t>
+      </w:r>
+      <w:r>
+        <w:rPr>
+          <w:rFonts w:hint="eastAsia"/>
+        </w:rPr>
+        <w:t>パラメーター</w:t>
+      </w:r>
+      <w:r>
+        <w:rPr>
+          <w:rFonts w:hint="eastAsia"/>
+        </w:rPr>
+        <w:t xml:space="preserve">に </w:t>
+      </w:r>
+      <w:r>
+        <w:t>'' (</w:t>
+      </w:r>
+      <w:r>
+        <w:rPr>
+          <w:rFonts w:hint="eastAsia"/>
+        </w:rPr>
+        <w:t>空文字列</w:t>
+      </w:r>
+      <w:r>
+        <w:t>)</w:t>
+      </w:r>
+      <w:r>
+        <w:rPr>
+          <w:rFonts w:hint="eastAsia"/>
+        </w:rPr>
+        <w:t>を指定すると、このアセット値を削除します。</w:t>
+      </w:r>
+    </w:p>
+    <w:p>
+      <w:pPr>
+        <w:pStyle w:val="ListParagraph"/>
+        <w:ind w:left="440"/>
+      </w:pPr>
+      <w:r>
+        <w:rPr>
+          <w:rFonts w:hint="eastAsia"/>
+        </w:rPr>
+        <w:t>ふたつめの</w:t>
+      </w:r>
+      <w:r>
+        <w:rPr>
+          <w:rFonts w:hint="eastAsia"/>
+        </w:rPr>
+        <w:t>パラメーター</w:t>
+      </w:r>
+      <w:r>
+        <w:rPr>
+          <w:rFonts w:hint="eastAsia"/>
+        </w:rPr>
+        <w:t>セットの</w:t>
+      </w:r>
+      <w:r>
+        <w:rPr>
+          <w:rFonts w:hint="eastAsia"/>
+        </w:rPr>
+        <w:t>パラメーター</w:t>
+      </w:r>
+      <w:r>
+        <w:rPr>
+          <w:rFonts w:hint="eastAsia"/>
+        </w:rPr>
+        <w:t>-</w:t>
+      </w:r>
+      <w:r>
+        <w:t>ExportTemplateCsv</w:t>
+      </w:r>
+      <w:r>
+        <w:rPr>
+          <w:rFonts w:hint="eastAsia"/>
+        </w:rPr>
+        <w:t>は、この</w:t>
+      </w:r>
+      <w:r>
+        <w:rPr>
+          <w:rFonts w:hint="eastAsia"/>
+          <w:i/>
+        </w:rPr>
+        <w:t>S</w:t>
+      </w:r>
+      <w:r>
+        <w:rPr>
+          <w:i/>
+        </w:rPr>
+        <w:t>et-OrchCredentialAsset</w:t>
+      </w:r>
+      <w:r>
+        <w:rPr>
+          <w:rFonts w:hint="eastAsia"/>
+        </w:rPr>
+        <w:t>コマンドレットでインポートできるC</w:t>
+      </w:r>
+      <w:r>
+        <w:t>SV</w:t>
+      </w:r>
+      <w:r>
+        <w:rPr>
+          <w:rFonts w:hint="eastAsia"/>
+        </w:rPr>
+        <w:t>ファイルのテンプレートを出力します。</w:t>
+      </w:r>
+    </w:p>
+    <w:p>
+      <w:pPr>
+        <w:pStyle w:val="Heading3"/>
+      </w:pPr>
+      <w:bookmarkStart w:id="149" w:name="_Toc173451278"/>
+      <w:r>
+        <w:rPr>
+          <w:rFonts w:hint="eastAsia"/>
+        </w:rPr>
+        <w:t>クレデンシャルアセットを表示する</w:t>
+      </w:r>
+      <w:bookmarkEnd w:id="149"/>
+    </w:p>
+    <w:p>
+      <w:r>
+        <w:rPr>
+          <w:rFonts w:hint="eastAsia"/>
+        </w:rPr>
+        <w:t>クレデンシャルアセットの表示は、</w:t>
+      </w:r>
+      <w:r>
+        <w:rPr>
+          <w:i/>
+        </w:rPr>
+        <w:t>Get-OrchAsset</w:t>
+      </w:r>
+      <w:r>
+        <w:rPr>
+          <w:rFonts w:hint="eastAsia"/>
+        </w:rPr>
+        <w:t>コマンドレットで行えます。前節を参照してください。なおO</w:t>
+      </w:r>
+      <w:r>
+        <w:t>rchestrator API</w:t>
+      </w:r>
+      <w:r>
+        <w:rPr>
+          <w:rFonts w:hint="eastAsia"/>
+        </w:rPr>
+        <w:t>の制限により、パスワードは表示できません。</w:t>
+      </w:r>
+    </w:p>
+    <w:p>
+      <w:pPr>
+        <w:pStyle w:val="Heading3"/>
+      </w:pPr>
+      <w:bookmarkStart w:id="150" w:name="_Toc173451279"/>
+      <w:r>
+        <w:rPr>
+          <w:rFonts w:hint="eastAsia"/>
+        </w:rPr>
         <w:lastRenderedPageBreak/>
-        <w:t>必要な権限:</w:t>
-      </w:r>
-      <w:r>
-        <w:t xml:space="preserve"> </w:t>
-      </w:r>
-      <w:r>
-        <w:t>OR.</w:t>
-      </w:r>
-      <w:r>
-        <w:t>Assets</w:t>
-      </w:r>
-    </w:p>
-    <w:p>
-      <w:pPr>
-        <w:pStyle w:val="ListParagraph"/>
-        <w:ind w:left="440"/>
-      </w:pPr>
-      <w:r>
-        <w:rPr>
-          <w:rFonts w:hint="eastAsia"/>
-        </w:rPr>
-        <w:t>最初の</w:t>
-      </w:r>
-      <w:r>
-        <w:rPr>
-          <w:rFonts w:hint="eastAsia"/>
-        </w:rPr>
-        <w:t>パラメーター</w:t>
-      </w:r>
-      <w:r>
-        <w:rPr>
-          <w:rFonts w:hint="eastAsia"/>
-        </w:rPr>
-        <w:t>セットは、クレデンシャルアセットを作成・更新・削除します。-</w:t>
-      </w:r>
-      <w:r>
-        <w:t>Name</w:t>
-      </w:r>
-      <w:r>
-        <w:rPr>
-          <w:rFonts w:hint="eastAsia"/>
-        </w:rPr>
-        <w:t>パラメーター</w:t>
-      </w:r>
-      <w:r>
-        <w:rPr>
-          <w:rFonts w:hint="eastAsia"/>
-        </w:rPr>
-        <w:t>に存在しないアセット名を指定すると、アセットを新規作成します。-</w:t>
-      </w:r>
-      <w:r>
-        <w:t>Name</w:t>
-      </w:r>
-      <w:r>
-        <w:rPr>
-          <w:rFonts w:hint="eastAsia"/>
-        </w:rPr>
-        <w:t>パラメーター</w:t>
-      </w:r>
-      <w:r>
-        <w:rPr>
-          <w:rFonts w:hint="eastAsia"/>
-        </w:rPr>
-        <w:t>に既存のアセット名を指定すると、このアセットを更新します。このとき、-</w:t>
-      </w:r>
-      <w:r>
-        <w:t>CredentialPassword</w:t>
-      </w:r>
-      <w:r>
-        <w:rPr>
-          <w:rFonts w:hint="eastAsia"/>
-        </w:rPr>
-        <w:t>パラメーター</w:t>
-      </w:r>
-      <w:r>
-        <w:rPr>
-          <w:rFonts w:hint="eastAsia"/>
-        </w:rPr>
-        <w:t xml:space="preserve">に </w:t>
-      </w:r>
-      <w:r>
-        <w:t>'' (</w:t>
-      </w:r>
-      <w:r>
-        <w:rPr>
-          <w:rFonts w:hint="eastAsia"/>
-        </w:rPr>
-        <w:t>空文字列</w:t>
-      </w:r>
-      <w:r>
-        <w:t>)</w:t>
-      </w:r>
-      <w:r>
-        <w:rPr>
-          <w:rFonts w:hint="eastAsia"/>
-        </w:rPr>
-        <w:t>を指定すると、このアセット値を削除します。</w:t>
-      </w:r>
-    </w:p>
-    <w:p>
-      <w:pPr>
-        <w:pStyle w:val="ListParagraph"/>
-        <w:ind w:left="440"/>
-      </w:pPr>
-      <w:r>
-        <w:rPr>
-          <w:rFonts w:hint="eastAsia"/>
-        </w:rPr>
-        <w:t>ふたつめの</w:t>
-      </w:r>
-      <w:r>
-        <w:rPr>
-          <w:rFonts w:hint="eastAsia"/>
-        </w:rPr>
-        <w:t>パラメーター</w:t>
-      </w:r>
-      <w:r>
-        <w:rPr>
-          <w:rFonts w:hint="eastAsia"/>
-        </w:rPr>
-        <w:t>セットの</w:t>
-      </w:r>
-      <w:r>
-        <w:rPr>
-          <w:rFonts w:hint="eastAsia"/>
-        </w:rPr>
-        <w:t>パラメーター</w:t>
-      </w:r>
-      <w:r>
-        <w:rPr>
-          <w:rFonts w:hint="eastAsia"/>
-        </w:rPr>
-        <w:t>-</w:t>
-      </w:r>
-      <w:r>
-        <w:t>ExportTemplateCsv</w:t>
-      </w:r>
-      <w:r>
-        <w:rPr>
-          <w:rFonts w:hint="eastAsia"/>
-        </w:rPr>
-        <w:t>は、この</w:t>
-      </w:r>
-      <w:r>
-        <w:rPr>
-          <w:rFonts w:hint="eastAsia"/>
-          <w:i/>
-        </w:rPr>
-        <w:t>S</w:t>
-      </w:r>
-      <w:r>
-        <w:rPr>
-          <w:i/>
-        </w:rPr>
-        <w:t>et-OrchCredentialAsset</w:t>
-      </w:r>
-      <w:r>
-        <w:rPr>
-          <w:rFonts w:hint="eastAsia"/>
-        </w:rPr>
-        <w:t>コマンドレットでインポートできるC</w:t>
-      </w:r>
-      <w:r>
-        <w:t>SV</w:t>
-      </w:r>
-      <w:r>
-        <w:rPr>
-          <w:rFonts w:hint="eastAsia"/>
-        </w:rPr>
-        <w:t>ファイルのテンプレートを出力します。</w:t>
-      </w:r>
-    </w:p>
-    <w:p>
-      <w:pPr>
-        <w:pStyle w:val="Heading3"/>
-      </w:pPr>
-      <w:bookmarkStart w:id="149" w:name="_Toc173451278"/>
-      <w:r>
-        <w:rPr>
-          <w:rFonts w:hint="eastAsia"/>
-        </w:rPr>
-        <w:t>クレデンシャルアセットを表示する</w:t>
-      </w:r>
-      <w:bookmarkEnd w:id="149"/>
-    </w:p>
-    <w:p>
-      <w:r>
-        <w:rPr>
-          <w:rFonts w:hint="eastAsia"/>
-        </w:rPr>
-        <w:t>クレデンシャルアセットの表示は、</w:t>
-      </w:r>
-      <w:r>
-        <w:rPr>
-          <w:i/>
-        </w:rPr>
-        <w:t>Get-OrchAsset</w:t>
-      </w:r>
-      <w:r>
-        <w:rPr>
-          <w:rFonts w:hint="eastAsia"/>
-        </w:rPr>
-        <w:t>コマンドレットで行えます。前節を参照してください。なおO</w:t>
-      </w:r>
-      <w:r>
-        <w:t>rchestrator API</w:t>
-      </w:r>
-      <w:r>
-        <w:rPr>
-          <w:rFonts w:hint="eastAsia"/>
-        </w:rPr>
-        <w:t>の制限により、パスワードは表示できません。</w:t>
-      </w:r>
-    </w:p>
-    <w:p>
-      <w:pPr>
-        <w:pStyle w:val="Heading3"/>
-      </w:pPr>
-      <w:bookmarkStart w:id="150" w:name="_Toc173451279"/>
-      <w:r>
-        <w:rPr>
-          <w:rFonts w:hint="eastAsia"/>
-        </w:rPr>
         <w:t>クレデンシャルアセットを追加・更新する</w:t>
       </w:r>
       <w:bookmarkEnd w:id="150"/>
@@ -67415,7 +67600,6 @@
           <w:b/>
           <w:i/>
         </w:rPr>
-        <w:lastRenderedPageBreak/>
         <w:t>S</w:t>
       </w:r>
       <w:r>
@@ -67818,7 +68002,14 @@
         <w:rPr>
           <w:rFonts w:hint="eastAsia"/>
         </w:rPr>
-        <w:t>アセット自体は削除されません。</w:t>
+        <w:t>アセット</w:t>
+      </w:r>
+      <w:r>
+        <w:rPr>
+          <w:rFonts w:hint="eastAsia"/>
+        </w:rPr>
+        <w:lastRenderedPageBreak/>
+        <w:t>自体は削除されません。</w:t>
       </w:r>
       <w:r>
         <w:rPr>
@@ -68211,7 +68402,6 @@
         <w:rPr>
           <w:rFonts w:hint="eastAsia"/>
         </w:rPr>
-        <w:lastRenderedPageBreak/>
         <w:t>クレデンシャル</w:t>
       </w:r>
       <w:r>
@@ -68502,7 +68692,14 @@
         <w:rPr>
           <w:rFonts w:hint="eastAsia"/>
         </w:rPr>
-        <w:t>列の両方が空になっているクレデンシャルアセットは削除されます。</w:t>
+        <w:t>列の両方が空になっているクレデンシャルア</w:t>
+      </w:r>
+      <w:r>
+        <w:rPr>
+          <w:rFonts w:hint="eastAsia"/>
+        </w:rPr>
+        <w:lastRenderedPageBreak/>
+        <w:t>セットは削除されます。</w:t>
       </w:r>
       <w:r>
         <w:rPr>
@@ -68971,14 +69168,7 @@
         <w:rPr>
           <w:rFonts w:hint="eastAsia"/>
         </w:rPr>
-        <w:t>列を修正し、ドライブ文字をインポート</w:t>
-      </w:r>
-      <w:r>
-        <w:rPr>
-          <w:rFonts w:hint="eastAsia"/>
-        </w:rPr>
-        <w:lastRenderedPageBreak/>
-        <w:t>先のドライブ文字に置換してください。あるいは、P</w:t>
+        <w:t>列を修正し、ドライブ文字をインポート先のドライブ文字に置換してください。あるいは、P</w:t>
       </w:r>
       <w:r>
         <w:t>ath</w:t>
@@ -69145,7 +69335,15 @@
           <w:b/>
           <w:i/>
         </w:rPr>
-        <w:t>Remove-OrchCredentialStore [-Name] &lt;string[]&gt; [-Path &lt;string[]&gt;] [-WhatIf] [-Confirm]</w:t>
+        <w:t>Remove-OrchCredentialStore [-Name] &lt;string[]&gt; [-Path &lt;string[]&gt;] [-WhatIf] [-</w:t>
+      </w:r>
+      <w:r>
+        <w:rPr>
+          <w:b/>
+          <w:i/>
+        </w:rPr>
+        <w:lastRenderedPageBreak/>
+        <w:t>Confirm]</w:t>
       </w:r>
     </w:p>
     <w:p>
@@ -69683,7 +69881,6 @@
         <w:rPr>
           <w:rFonts w:hint="eastAsia"/>
         </w:rPr>
-        <w:lastRenderedPageBreak/>
         <w:t>-</w:t>
       </w:r>
       <w:r>
@@ -69865,6 +70062,7 @@
         <w:rPr>
           <w:rFonts w:hint="eastAsia"/>
         </w:rPr>
+        <w:lastRenderedPageBreak/>
         <w:t>必要な権限:</w:t>
       </w:r>
       <w:r>
@@ -70152,7 +70350,6 @@
         <w:rPr>
           <w:rFonts w:hint="eastAsia"/>
         </w:rPr>
-        <w:lastRenderedPageBreak/>
         <w:t>現在のフォルダーと、そのサブフォルダーのキューをすべて表示します。ルートフォルダーで実行すると、このドライブ（テナント）のキューをすべて表示します。</w:t>
       </w:r>
     </w:p>
@@ -70394,6 +70591,7 @@
         <w:rPr>
           <w:rFonts w:hint="eastAsia"/>
         </w:rPr>
+        <w:lastRenderedPageBreak/>
         <w:t>-</w:t>
       </w:r>
       <w:r>
@@ -70863,7 +71061,6 @@
           <w:i/>
           <w:iCs/>
         </w:rPr>
-        <w:lastRenderedPageBreak/>
         <w:t>Import-OrchQueueItem</w:t>
       </w:r>
       <w:r>
@@ -71081,6 +71278,7 @@
         <w:rPr>
           <w:rFonts w:hint="eastAsia"/>
         </w:rPr>
+        <w:lastRenderedPageBreak/>
         <w:t>必要な権限:</w:t>
       </w:r>
       <w:r>
@@ -71335,7 +71533,6 @@
           <w:b/>
           <w:i/>
         </w:rPr>
-        <w:lastRenderedPageBreak/>
         <w:t>G</w:t>
       </w:r>
       <w:r>
@@ -71629,7 +71826,14 @@
           <w:rPr>
             <w:rStyle w:val="Hyperlink"/>
           </w:rPr>
-          <w:t>https://learn.microsoft.com/powershell/module/microsoft.powershell.core/about/about_simplified_syntax</w:t>
+          <w:t>https://learn.microsoft.com/powershell/module/microsoft.powershell.core/about/abo</w:t>
+        </w:r>
+        <w:r>
+          <w:rPr>
+            <w:rStyle w:val="Hyperlink"/>
+          </w:rPr>
+          <w:lastRenderedPageBreak/>
+          <w:t>ut_simplified_syntax</w:t>
         </w:r>
       </w:hyperlink>
     </w:p>
@@ -71920,7 +72124,6 @@
         <w:rPr>
           <w:rFonts w:hint="eastAsia"/>
         </w:rPr>
-        <w:lastRenderedPageBreak/>
         <w:t>トリガーを無効にする</w:t>
       </w:r>
       <w:bookmarkEnd w:id="166"/>
@@ -72041,6 +72244,7 @@
         <w:rPr>
           <w:rFonts w:hint="eastAsia"/>
         </w:rPr>
+        <w:lastRenderedPageBreak/>
         <w:t>テストの操作</w:t>
       </w:r>
       <w:bookmarkEnd w:id="167"/>
@@ -72318,7 +72522,6 @@
         <w:rPr>
           <w:rFonts w:hint="eastAsia"/>
         </w:rPr>
-        <w:lastRenderedPageBreak/>
         <w:t>テストセット実行を停止します。</w:t>
       </w:r>
     </w:p>
@@ -72519,6 +72722,7 @@
         <w:rPr>
           <w:rFonts w:hint="eastAsia"/>
         </w:rPr>
+        <w:lastRenderedPageBreak/>
         <w:t>現在のフォルダーの指定した名前のテストケースをすべて表示します。テストケース名は、ワイルドカードを含む名前をカンマ区切りで複数指定できます。補完もできます。</w:t>
       </w:r>
     </w:p>
@@ -72883,14 +73087,7 @@
         <w:rPr>
           <w:rFonts w:hint="eastAsia"/>
         </w:rPr>
-        <w:t>現在のフォルダーとそのサブフォルダーで、失敗したテストセット実行をすべて表示</w:t>
-      </w:r>
-      <w:r>
-        <w:rPr>
-          <w:rFonts w:hint="eastAsia"/>
-        </w:rPr>
-        <w:lastRenderedPageBreak/>
-        <w:t>します。</w:t>
+        <w:t>現在のフォルダーとそのサブフォルダーで、失敗したテストセット実行をすべて表示します。</w:t>
       </w:r>
     </w:p>
     <w:p>
@@ -73165,6 +73362,7 @@
           <w:i/>
           <w:iCs/>
         </w:rPr>
+        <w:lastRenderedPageBreak/>
         <w:t>Start-OrchTestSet</w:t>
       </w:r>
       <w:r>
@@ -73471,7 +73669,6 @@
         <w:rPr>
           <w:rFonts w:hint="eastAsia"/>
         </w:rPr>
-        <w:lastRenderedPageBreak/>
         <w:t>必要な権限:</w:t>
       </w:r>
       <w:r>
@@ -73622,6 +73819,7 @@
         <w:rPr>
           <w:rFonts w:hint="eastAsia"/>
         </w:rPr>
+        <w:lastRenderedPageBreak/>
         <w:t>その他の操作</w:t>
       </w:r>
       <w:bookmarkEnd w:id="175"/>
@@ -73934,7 +74132,7 @@
 </file>
 
 <file path=word/endnotes.xml><?xml version="1.0" encoding="utf-8"?>
-<w:endnotes xmlns:wpc="http://schemas.microsoft.com/office/word/2010/wordprocessingCanvas" xmlns:cx="http://schemas.microsoft.com/office/drawing/2014/chartex" xmlns:cx1="http://schemas.microsoft.com/office/drawing/2015/9/8/chartex" xmlns:cx2="http://schemas.microsoft.com/office/drawing/2015/10/21/chartex" xmlns:cx3="http://schemas.microsoft.com/office/drawing/2016/5/9/chartex" xmlns:cx4="http://schemas.microsoft.com/office/drawing/2016/5/10/chartex" xmlns:cx5="http://schemas.microsoft.com/office/drawing/2016/5/11/chartex" xmlns:cx6="http://schemas.microsoft.com/office/drawing/2016/5/12/chartex" xmlns:cx7="http://schemas.microsoft.com/office/drawing/2016/5/13/chartex" xmlns:cx8="http://schemas.microsoft.com/office/drawing/2016/5/14/chartex" xmlns:mc="http://schemas.openxmlformats.org/markup-compatibility/2006" xmlns:aink="http://schemas.microsoft.com/office/drawing/2016/ink" xmlns:am3d="http://schemas.microsoft.com/office/drawing/2017/model3d" xmlns:o="urn:schemas-microsoft-com:office:office" xmlns:oel="http://schemas.microsoft.com/office/2019/extlst" xmlns:r="http://schemas.openxmlformats.org/officeDocument/2006/relationships" xmlns:m="http://schemas.openxmlformats.org/officeDocument/2006/math" xmlns:v="urn:schemas-microsoft-com:vml" xmlns:wp14="http://schemas.microsoft.com/office/word/2010/wordprocessingDrawing" xmlns:wp="http://schemas.openxmlformats.org/drawingml/2006/wordprocessingDrawing" xmlns:w10="urn:schemas-microsoft-com:office:word" xmlns:w="http://schemas.openxmlformats.org/wordprocessingml/2006/main" xmlns:w14="http://schemas.microsoft.com/office/word/2010/wordml" xmlns:w15="http://schemas.microsoft.com/office/word/2012/wordml" xmlns:w16cex="http://schemas.microsoft.com/office/word/2018/wordml/cex" xmlns:w16cid="http://schemas.microsoft.com/office/word/2016/wordml/cid" xmlns:w16="http://schemas.microsoft.com/office/word/2018/wordml" xmlns:w16du="http://schemas.microsoft.com/office/word/2023/wordml/word16du" xmlns:w16sdtdh="http://schemas.microsoft.com/office/word/2020/wordml/sdtdatahash" xmlns:w16se="http://schemas.microsoft.com/office/word/2015/wordml/symex" xmlns:wpg="http://schemas.microsoft.com/office/word/2010/wordprocessingGroup" xmlns:wpi="http://schemas.microsoft.com/office/word/2010/wordprocessingInk" xmlns:wne="http://schemas.microsoft.com/office/word/2006/wordml" xmlns:wps="http://schemas.microsoft.com/office/word/2010/wordprocessingShape" mc:Ignorable="w14 w15 w16se w16cid w16 w16cex w16sdtdh w16du wp14">
+<w:endnotes xmlns:wpc="http://schemas.microsoft.com/office/word/2010/wordprocessingCanvas" xmlns:cx="http://schemas.microsoft.com/office/drawing/2014/chartex" xmlns:cx1="http://schemas.microsoft.com/office/drawing/2015/9/8/chartex" xmlns:cx2="http://schemas.microsoft.com/office/drawing/2015/10/21/chartex" xmlns:cx3="http://schemas.microsoft.com/office/drawing/2016/5/9/chartex" xmlns:cx4="http://schemas.microsoft.com/office/drawing/2016/5/10/chartex" xmlns:cx5="http://schemas.microsoft.com/office/drawing/2016/5/11/chartex" xmlns:cx6="http://schemas.microsoft.com/office/drawing/2016/5/12/chartex" xmlns:cx7="http://schemas.microsoft.com/office/drawing/2016/5/13/chartex" xmlns:cx8="http://schemas.microsoft.com/office/drawing/2016/5/14/chartex" xmlns:mc="http://schemas.openxmlformats.org/markup-compatibility/2006" xmlns:aink="http://schemas.microsoft.com/office/drawing/2016/ink" xmlns:am3d="http://schemas.microsoft.com/office/drawing/2017/model3d" xmlns:o="urn:schemas-microsoft-com:office:office" xmlns:oel="http://schemas.microsoft.com/office/2019/extlst" xmlns:r="http://schemas.openxmlformats.org/officeDocument/2006/relationships" xmlns:m="http://schemas.openxmlformats.org/officeDocument/2006/math" xmlns:v="urn:schemas-microsoft-com:vml" xmlns:wp14="http://schemas.microsoft.com/office/word/2010/wordprocessingDrawing" xmlns:wp="http://schemas.openxmlformats.org/drawingml/2006/wordprocessingDrawing" xmlns:w10="urn:schemas-microsoft-com:office:word" xmlns:w="http://schemas.openxmlformats.org/wordprocessingml/2006/main" xmlns:w14="http://schemas.microsoft.com/office/word/2010/wordml" xmlns:w15="http://schemas.microsoft.com/office/word/2012/wordml" xmlns:w16cex="http://schemas.microsoft.com/office/word/2018/wordml/cex" xmlns:w16cid="http://schemas.microsoft.com/office/word/2016/wordml/cid" xmlns:w16="http://schemas.microsoft.com/office/word/2018/wordml" xmlns:w16du="http://schemas.microsoft.com/office/word/2023/wordml/word16du" xmlns:w16sdtdh="http://schemas.microsoft.com/office/word/2020/wordml/sdtdatahash" xmlns:w16sdtfl="http://schemas.microsoft.com/office/word/2024/wordml/sdtformatlock" xmlns:w16se="http://schemas.microsoft.com/office/word/2015/wordml/symex" xmlns:wpg="http://schemas.microsoft.com/office/word/2010/wordprocessingGroup" xmlns:wpi="http://schemas.microsoft.com/office/word/2010/wordprocessingInk" xmlns:wne="http://schemas.microsoft.com/office/word/2006/wordml" xmlns:wps="http://schemas.microsoft.com/office/word/2010/wordprocessingShape" mc:Ignorable="w14 w15 w16se w16cid w16 w16cex w16sdtdh w16sdtfl w16du wp14">
   <w:endnote w:type="separator" w:id="-1">
     <w:p>
       <w:r>
@@ -73956,7 +74154,7 @@
 </file>
 
 <file path=word/footnotes.xml><?xml version="1.0" encoding="utf-8"?>
-<w:footnotes xmlns:wpc="http://schemas.microsoft.com/office/word/2010/wordprocessingCanvas" xmlns:cx="http://schemas.microsoft.com/office/drawing/2014/chartex" xmlns:cx1="http://schemas.microsoft.com/office/drawing/2015/9/8/chartex" xmlns:cx2="http://schemas.microsoft.com/office/drawing/2015/10/21/chartex" xmlns:cx3="http://schemas.microsoft.com/office/drawing/2016/5/9/chartex" xmlns:cx4="http://schemas.microsoft.com/office/drawing/2016/5/10/chartex" xmlns:cx5="http://schemas.microsoft.com/office/drawing/2016/5/11/chartex" xmlns:cx6="http://schemas.microsoft.com/office/drawing/2016/5/12/chartex" xmlns:cx7="http://schemas.microsoft.com/office/drawing/2016/5/13/chartex" xmlns:cx8="http://schemas.microsoft.com/office/drawing/2016/5/14/chartex" xmlns:mc="http://schemas.openxmlformats.org/markup-compatibility/2006" xmlns:aink="http://schemas.microsoft.com/office/drawing/2016/ink" xmlns:am3d="http://schemas.microsoft.com/office/drawing/2017/model3d" xmlns:o="urn:schemas-microsoft-com:office:office" xmlns:oel="http://schemas.microsoft.com/office/2019/extlst" xmlns:r="http://schemas.openxmlformats.org/officeDocument/2006/relationships" xmlns:m="http://schemas.openxmlformats.org/officeDocument/2006/math" xmlns:v="urn:schemas-microsoft-com:vml" xmlns:wp14="http://schemas.microsoft.com/office/word/2010/wordprocessingDrawing" xmlns:wp="http://schemas.openxmlformats.org/drawingml/2006/wordprocessingDrawing" xmlns:w10="urn:schemas-microsoft-com:office:word" xmlns:w="http://schemas.openxmlformats.org/wordprocessingml/2006/main" xmlns:w14="http://schemas.microsoft.com/office/word/2010/wordml" xmlns:w15="http://schemas.microsoft.com/office/word/2012/wordml" xmlns:w16cex="http://schemas.microsoft.com/office/word/2018/wordml/cex" xmlns:w16cid="http://schemas.microsoft.com/office/word/2016/wordml/cid" xmlns:w16="http://schemas.microsoft.com/office/word/2018/wordml" xmlns:w16du="http://schemas.microsoft.com/office/word/2023/wordml/word16du" xmlns:w16sdtdh="http://schemas.microsoft.com/office/word/2020/wordml/sdtdatahash" xmlns:w16se="http://schemas.microsoft.com/office/word/2015/wordml/symex" xmlns:wpg="http://schemas.microsoft.com/office/word/2010/wordprocessingGroup" xmlns:wpi="http://schemas.microsoft.com/office/word/2010/wordprocessingInk" xmlns:wne="http://schemas.microsoft.com/office/word/2006/wordml" xmlns:wps="http://schemas.microsoft.com/office/word/2010/wordprocessingShape" mc:Ignorable="w14 w15 w16se w16cid w16 w16cex w16sdtdh w16du wp14">
+<w:footnotes xmlns:wpc="http://schemas.microsoft.com/office/word/2010/wordprocessingCanvas" xmlns:cx="http://schemas.microsoft.com/office/drawing/2014/chartex" xmlns:cx1="http://schemas.microsoft.com/office/drawing/2015/9/8/chartex" xmlns:cx2="http://schemas.microsoft.com/office/drawing/2015/10/21/chartex" xmlns:cx3="http://schemas.microsoft.com/office/drawing/2016/5/9/chartex" xmlns:cx4="http://schemas.microsoft.com/office/drawing/2016/5/10/chartex" xmlns:cx5="http://schemas.microsoft.com/office/drawing/2016/5/11/chartex" xmlns:cx6="http://schemas.microsoft.com/office/drawing/2016/5/12/chartex" xmlns:cx7="http://schemas.microsoft.com/office/drawing/2016/5/13/chartex" xmlns:cx8="http://schemas.microsoft.com/office/drawing/2016/5/14/chartex" xmlns:mc="http://schemas.openxmlformats.org/markup-compatibility/2006" xmlns:aink="http://schemas.microsoft.com/office/drawing/2016/ink" xmlns:am3d="http://schemas.microsoft.com/office/drawing/2017/model3d" xmlns:o="urn:schemas-microsoft-com:office:office" xmlns:oel="http://schemas.microsoft.com/office/2019/extlst" xmlns:r="http://schemas.openxmlformats.org/officeDocument/2006/relationships" xmlns:m="http://schemas.openxmlformats.org/officeDocument/2006/math" xmlns:v="urn:schemas-microsoft-com:vml" xmlns:wp14="http://schemas.microsoft.com/office/word/2010/wordprocessingDrawing" xmlns:wp="http://schemas.openxmlformats.org/drawingml/2006/wordprocessingDrawing" xmlns:w10="urn:schemas-microsoft-com:office:word" xmlns:w="http://schemas.openxmlformats.org/wordprocessingml/2006/main" xmlns:w14="http://schemas.microsoft.com/office/word/2010/wordml" xmlns:w15="http://schemas.microsoft.com/office/word/2012/wordml" xmlns:w16cex="http://schemas.microsoft.com/office/word/2018/wordml/cex" xmlns:w16cid="http://schemas.microsoft.com/office/word/2016/wordml/cid" xmlns:w16="http://schemas.microsoft.com/office/word/2018/wordml" xmlns:w16du="http://schemas.microsoft.com/office/word/2023/wordml/word16du" xmlns:w16sdtdh="http://schemas.microsoft.com/office/word/2020/wordml/sdtdatahash" xmlns:w16sdtfl="http://schemas.microsoft.com/office/word/2024/wordml/sdtformatlock" xmlns:w16se="http://schemas.microsoft.com/office/word/2015/wordml/symex" xmlns:wpg="http://schemas.microsoft.com/office/word/2010/wordprocessingGroup" xmlns:wpi="http://schemas.microsoft.com/office/word/2010/wordprocessingInk" xmlns:wne="http://schemas.microsoft.com/office/word/2006/wordml" xmlns:wps="http://schemas.microsoft.com/office/word/2010/wordprocessingShape" mc:Ignorable="w14 w15 w16se w16cid w16 w16cex w16sdtdh w16sdtfl w16du wp14">
   <w:footnote w:type="separator" w:id="-1">
     <w:p>
       <w:r>
@@ -73996,7 +74194,7 @@
 </file>
 
 <file path=word/numbering.xml><?xml version="1.0" encoding="utf-8"?>
-<w:numbering xmlns:wpc="http://schemas.microsoft.com/office/word/2010/wordprocessingCanvas" xmlns:cx="http://schemas.microsoft.com/office/drawing/2014/chartex" xmlns:cx1="http://schemas.microsoft.com/office/drawing/2015/9/8/chartex" xmlns:cx2="http://schemas.microsoft.com/office/drawing/2015/10/21/chartex" xmlns:cx3="http://schemas.microsoft.com/office/drawing/2016/5/9/chartex" xmlns:cx4="http://schemas.microsoft.com/office/drawing/2016/5/10/chartex" xmlns:cx5="http://schemas.microsoft.com/office/drawing/2016/5/11/chartex" xmlns:cx6="http://schemas.microsoft.com/office/drawing/2016/5/12/chartex" xmlns:cx7="http://schemas.microsoft.com/office/drawing/2016/5/13/chartex" xmlns:cx8="http://schemas.microsoft.com/office/drawing/2016/5/14/chartex" xmlns:mc="http://schemas.openxmlformats.org/markup-compatibility/2006" xmlns:aink="http://schemas.microsoft.com/office/drawing/2016/ink" xmlns:am3d="http://schemas.microsoft.com/office/drawing/2017/model3d" xmlns:o="urn:schemas-microsoft-com:office:office" xmlns:oel="http://schemas.microsoft.com/office/2019/extlst" xmlns:r="http://schemas.openxmlformats.org/officeDocument/2006/relationships" xmlns:m="http://schemas.openxmlformats.org/officeDocument/2006/math" xmlns:v="urn:schemas-microsoft-com:vml" xmlns:wp14="http://schemas.microsoft.com/office/word/2010/wordprocessingDrawing" xmlns:wp="http://schemas.openxmlformats.org/drawingml/2006/wordprocessingDrawing" xmlns:w10="urn:schemas-microsoft-com:office:word" xmlns:w="http://schemas.openxmlformats.org/wordprocessingml/2006/main" xmlns:w14="http://schemas.microsoft.com/office/word/2010/wordml" xmlns:w15="http://schemas.microsoft.com/office/word/2012/wordml" xmlns:w16cex="http://schemas.microsoft.com/office/word/2018/wordml/cex" xmlns:w16cid="http://schemas.microsoft.com/office/word/2016/wordml/cid" xmlns:w16="http://schemas.microsoft.com/office/word/2018/wordml" xmlns:w16du="http://schemas.microsoft.com/office/word/2023/wordml/word16du" xmlns:w16sdtdh="http://schemas.microsoft.com/office/word/2020/wordml/sdtdatahash" xmlns:w16se="http://schemas.microsoft.com/office/word/2015/wordml/symex" xmlns:wpg="http://schemas.microsoft.com/office/word/2010/wordprocessingGroup" xmlns:wpi="http://schemas.microsoft.com/office/word/2010/wordprocessingInk" xmlns:wne="http://schemas.microsoft.com/office/word/2006/wordml" xmlns:wps="http://schemas.microsoft.com/office/word/2010/wordprocessingShape" mc:Ignorable="w14 w15 w16se w16cid w16 w16cex w16sdtdh w16du wp14">
+<w:numbering xmlns:wpc="http://schemas.microsoft.com/office/word/2010/wordprocessingCanvas" xmlns:cx="http://schemas.microsoft.com/office/drawing/2014/chartex" xmlns:cx1="http://schemas.microsoft.com/office/drawing/2015/9/8/chartex" xmlns:cx2="http://schemas.microsoft.com/office/drawing/2015/10/21/chartex" xmlns:cx3="http://schemas.microsoft.com/office/drawing/2016/5/9/chartex" xmlns:cx4="http://schemas.microsoft.com/office/drawing/2016/5/10/chartex" xmlns:cx5="http://schemas.microsoft.com/office/drawing/2016/5/11/chartex" xmlns:cx6="http://schemas.microsoft.com/office/drawing/2016/5/12/chartex" xmlns:cx7="http://schemas.microsoft.com/office/drawing/2016/5/13/chartex" xmlns:cx8="http://schemas.microsoft.com/office/drawing/2016/5/14/chartex" xmlns:mc="http://schemas.openxmlformats.org/markup-compatibility/2006" xmlns:aink="http://schemas.microsoft.com/office/drawing/2016/ink" xmlns:am3d="http://schemas.microsoft.com/office/drawing/2017/model3d" xmlns:o="urn:schemas-microsoft-com:office:office" xmlns:oel="http://schemas.microsoft.com/office/2019/extlst" xmlns:r="http://schemas.openxmlformats.org/officeDocument/2006/relationships" xmlns:m="http://schemas.openxmlformats.org/officeDocument/2006/math" xmlns:v="urn:schemas-microsoft-com:vml" xmlns:wp14="http://schemas.microsoft.com/office/word/2010/wordprocessingDrawing" xmlns:wp="http://schemas.openxmlformats.org/drawingml/2006/wordprocessingDrawing" xmlns:w10="urn:schemas-microsoft-com:office:word" xmlns:w="http://schemas.openxmlformats.org/wordprocessingml/2006/main" xmlns:w14="http://schemas.microsoft.com/office/word/2010/wordml" xmlns:w15="http://schemas.microsoft.com/office/word/2012/wordml" xmlns:w16cex="http://schemas.microsoft.com/office/word/2018/wordml/cex" xmlns:w16cid="http://schemas.microsoft.com/office/word/2016/wordml/cid" xmlns:w16="http://schemas.microsoft.com/office/word/2018/wordml" xmlns:w16du="http://schemas.microsoft.com/office/word/2023/wordml/word16du" xmlns:w16sdtdh="http://schemas.microsoft.com/office/word/2020/wordml/sdtdatahash" xmlns:w16sdtfl="http://schemas.microsoft.com/office/word/2024/wordml/sdtformatlock" xmlns:w16se="http://schemas.microsoft.com/office/word/2015/wordml/symex" xmlns:wpg="http://schemas.microsoft.com/office/word/2010/wordprocessingGroup" xmlns:wpi="http://schemas.microsoft.com/office/word/2010/wordprocessingInk" xmlns:wne="http://schemas.microsoft.com/office/word/2006/wordml" xmlns:wps="http://schemas.microsoft.com/office/word/2010/wordprocessingShape" mc:Ignorable="w14 w15 w16se w16cid w16 w16cex w16sdtdh w16sdtfl w16du wp14">
   <w:abstractNum w:abstractNumId="0" w15:restartNumberingAfterBreak="0">
     <w:nsid w:val="00321C78"/>
     <w:multiLevelType w:val="multilevel"/>
@@ -78428,7 +78626,7 @@
 </file>
 
 <file path=word/styles.xml><?xml version="1.0" encoding="utf-8"?>
-<w:styles xmlns:mc="http://schemas.openxmlformats.org/markup-compatibility/2006" xmlns:r="http://schemas.openxmlformats.org/officeDocument/2006/relationships" xmlns:w="http://schemas.openxmlformats.org/wordprocessingml/2006/main" xmlns:w14="http://schemas.microsoft.com/office/word/2010/wordml" xmlns:w15="http://schemas.microsoft.com/office/word/2012/wordml" xmlns:w16cex="http://schemas.microsoft.com/office/word/2018/wordml/cex" xmlns:w16cid="http://schemas.microsoft.com/office/word/2016/wordml/cid" xmlns:w16="http://schemas.microsoft.com/office/word/2018/wordml" xmlns:w16du="http://schemas.microsoft.com/office/word/2023/wordml/word16du" xmlns:w16sdtdh="http://schemas.microsoft.com/office/word/2020/wordml/sdtdatahash" xmlns:w16se="http://schemas.microsoft.com/office/word/2015/wordml/symex" mc:Ignorable="w14 w15 w16se w16cid w16 w16cex w16sdtdh w16du">
+<w:styles xmlns:mc="http://schemas.openxmlformats.org/markup-compatibility/2006" xmlns:r="http://schemas.openxmlformats.org/officeDocument/2006/relationships" xmlns:w="http://schemas.openxmlformats.org/wordprocessingml/2006/main" xmlns:w14="http://schemas.microsoft.com/office/word/2010/wordml" xmlns:w15="http://schemas.microsoft.com/office/word/2012/wordml" xmlns:w16cex="http://schemas.microsoft.com/office/word/2018/wordml/cex" xmlns:w16cid="http://schemas.microsoft.com/office/word/2016/wordml/cid" xmlns:w16="http://schemas.microsoft.com/office/word/2018/wordml" xmlns:w16du="http://schemas.microsoft.com/office/word/2023/wordml/word16du" xmlns:w16sdtdh="http://schemas.microsoft.com/office/word/2020/wordml/sdtdatahash" xmlns:w16sdtfl="http://schemas.microsoft.com/office/word/2024/wordml/sdtformatlock" xmlns:w16se="http://schemas.microsoft.com/office/word/2015/wordml/symex" mc:Ignorable="w14 w15 w16se w16cid w16 w16cex w16sdtdh w16sdtfl w16du">
   <w:docDefaults>
     <w:rPrDefault>
       <w:rPr>
@@ -79954,12 +80152,7 @@
 </file>
 
 <file path=customXml/item1.xml><?xml version="1.0" encoding="utf-8"?>
-<?mso-contentType ?>
-<FormTemplates xmlns="http://schemas.microsoft.com/sharepoint/v3/contenttype/forms">
-  <Display>DocumentLibraryForm</Display>
-  <Edit>DocumentLibraryForm</Edit>
-  <New>DocumentLibraryForm</New>
-</FormTemplates>
+<b:Sources xmlns:b="http://schemas.openxmlformats.org/officeDocument/2006/bibliography" xmlns="http://schemas.openxmlformats.org/officeDocument/2006/bibliography" SelectedStyle="\APASixthEditionOfficeOnline.xsl" StyleName="APA" Version="6"/>
 </file>
 
 <file path=customXml/item2.xml><?xml version="1.0" encoding="utf-8"?>
@@ -79976,7 +80169,12 @@
 </file>
 
 <file path=customXml/item3.xml><?xml version="1.0" encoding="utf-8"?>
-<b:Sources xmlns:b="http://schemas.openxmlformats.org/officeDocument/2006/bibliography" xmlns="http://schemas.openxmlformats.org/officeDocument/2006/bibliography" SelectedStyle="\APASixthEditionOfficeOnline.xsl" StyleName="APA" Version="6"/>
+<?mso-contentType ?>
+<FormTemplates xmlns="http://schemas.microsoft.com/sharepoint/v3/contenttype/forms">
+  <Display>DocumentLibraryForm</Display>
+  <Edit>DocumentLibraryForm</Edit>
+  <New>DocumentLibraryForm</New>
+</FormTemplates>
 </file>
 
 <file path=customXml/item4.xml><?xml version="1.0" encoding="utf-8"?>
@@ -80243,9 +80441,9 @@
 </file>
 
 <file path=customXml/itemProps1.xml><?xml version="1.0" encoding="utf-8"?>
-<ds:datastoreItem xmlns:ds="http://schemas.openxmlformats.org/officeDocument/2006/customXml" ds:itemID="{EB868FD3-440B-4F0D-BBF0-051FFA09FB0B}">
+<ds:datastoreItem xmlns:ds="http://schemas.openxmlformats.org/officeDocument/2006/customXml" ds:itemID="{4113CBFA-7744-4F3F-8750-FF574604A4C6}">
   <ds:schemaRefs>
-    <ds:schemaRef ds:uri="http://schemas.microsoft.com/sharepoint/v3/contenttype/forms"/>
+    <ds:schemaRef ds:uri="http://schemas.openxmlformats.org/officeDocument/2006/bibliography"/>
   </ds:schemaRefs>
 </ds:datastoreItem>
 </file>
@@ -80262,9 +80460,9 @@
 </file>
 
 <file path=customXml/itemProps3.xml><?xml version="1.0" encoding="utf-8"?>
-<ds:datastoreItem xmlns:ds="http://schemas.openxmlformats.org/officeDocument/2006/customXml" ds:itemID="{4113CBFA-7744-4F3F-8750-FF574604A4C6}">
+<ds:datastoreItem xmlns:ds="http://schemas.openxmlformats.org/officeDocument/2006/customXml" ds:itemID="{EB868FD3-440B-4F0D-BBF0-051FFA09FB0B}">
   <ds:schemaRefs>
-    <ds:schemaRef ds:uri="http://schemas.openxmlformats.org/officeDocument/2006/bibliography"/>
+    <ds:schemaRef ds:uri="http://schemas.microsoft.com/sharepoint/v3/contenttype/forms"/>
   </ds:schemaRefs>
 </ds:datastoreItem>
 </file>

--- a/DocsSource/UiPathOrch Manual - JA.docx
+++ b/DocsSource/UiPathOrch Manual - JA.docx
@@ -59,7 +59,6 @@
             </w:tabs>
             <w:rPr>
               <w:noProof/>
-              <w:sz w:val="22"/>
               <w:szCs w:val="24"/>
               <w14:ligatures w14:val="standardContextual"/>
             </w:rPr>
@@ -73,7 +72,7 @@
           <w:r>
             <w:fldChar w:fldCharType="separate"/>
           </w:r>
-          <w:hyperlink w:anchor="_Toc173451130" w:history="1">
+          <w:hyperlink w:anchor="_Toc189666964" w:history="1">
             <w:r>
               <w:rPr>
                 <w:rStyle w:val="Hyperlink"/>
@@ -100,7 +99,7 @@
                 <w:noProof/>
                 <w:webHidden/>
               </w:rPr>
-              <w:instrText xml:space="preserve"> PAGEREF _Toc173451130 \h </w:instrText>
+              <w:instrText xml:space="preserve"> PAGEREF _Toc189666964 \h </w:instrText>
             </w:r>
             <w:r>
               <w:rPr>
@@ -139,12 +138,11 @@
             </w:tabs>
             <w:rPr>
               <w:noProof/>
-              <w:sz w:val="22"/>
               <w:szCs w:val="24"/>
               <w14:ligatures w14:val="standardContextual"/>
             </w:rPr>
           </w:pPr>
-          <w:hyperlink w:anchor="_Toc173451131" w:history="1">
+          <w:hyperlink w:anchor="_Toc189666965" w:history="1">
             <w:r>
               <w:rPr>
                 <w:rStyle w:val="Hyperlink"/>
@@ -171,7 +169,7 @@
                 <w:noProof/>
                 <w:webHidden/>
               </w:rPr>
-              <w:instrText xml:space="preserve"> PAGEREF _Toc173451131 \h </w:instrText>
+              <w:instrText xml:space="preserve"> PAGEREF _Toc189666965 \h </w:instrText>
             </w:r>
             <w:r>
               <w:rPr>
@@ -210,12 +208,11 @@
             </w:tabs>
             <w:rPr>
               <w:noProof/>
-              <w:sz w:val="22"/>
               <w:szCs w:val="24"/>
               <w14:ligatures w14:val="standardContextual"/>
             </w:rPr>
           </w:pPr>
-          <w:hyperlink w:anchor="_Toc173451132" w:history="1">
+          <w:hyperlink w:anchor="_Toc189666966" w:history="1">
             <w:r>
               <w:rPr>
                 <w:rStyle w:val="Hyperlink"/>
@@ -242,7 +239,7 @@
                 <w:noProof/>
                 <w:webHidden/>
               </w:rPr>
-              <w:instrText xml:space="preserve"> PAGEREF _Toc173451132 \h </w:instrText>
+              <w:instrText xml:space="preserve"> PAGEREF _Toc189666966 \h </w:instrText>
             </w:r>
             <w:r>
               <w:rPr>
@@ -281,12 +278,11 @@
             </w:tabs>
             <w:rPr>
               <w:noProof/>
-              <w:sz w:val="22"/>
               <w:szCs w:val="24"/>
               <w14:ligatures w14:val="standardContextual"/>
             </w:rPr>
           </w:pPr>
-          <w:hyperlink w:anchor="_Toc173451133" w:history="1">
+          <w:hyperlink w:anchor="_Toc189666967" w:history="1">
             <w:r>
               <w:rPr>
                 <w:rStyle w:val="Hyperlink"/>
@@ -313,7 +309,7 @@
                 <w:noProof/>
                 <w:webHidden/>
               </w:rPr>
-              <w:instrText xml:space="preserve"> PAGEREF _Toc173451133 \h </w:instrText>
+              <w:instrText xml:space="preserve"> PAGEREF _Toc189666967 \h </w:instrText>
             </w:r>
             <w:r>
               <w:rPr>
@@ -352,12 +348,11 @@
             </w:tabs>
             <w:rPr>
               <w:noProof/>
-              <w:sz w:val="22"/>
               <w:szCs w:val="24"/>
               <w14:ligatures w14:val="standardContextual"/>
             </w:rPr>
           </w:pPr>
-          <w:hyperlink w:anchor="_Toc173451134" w:history="1">
+          <w:hyperlink w:anchor="_Toc189666968" w:history="1">
             <w:r>
               <w:rPr>
                 <w:rStyle w:val="Hyperlink"/>
@@ -384,7 +379,7 @@
                 <w:noProof/>
                 <w:webHidden/>
               </w:rPr>
-              <w:instrText xml:space="preserve"> PAGEREF _Toc173451134 \h </w:instrText>
+              <w:instrText xml:space="preserve"> PAGEREF _Toc189666968 \h </w:instrText>
             </w:r>
             <w:r>
               <w:rPr>
@@ -423,12 +418,11 @@
             </w:tabs>
             <w:rPr>
               <w:noProof/>
-              <w:sz w:val="22"/>
               <w:szCs w:val="24"/>
               <w14:ligatures w14:val="standardContextual"/>
             </w:rPr>
           </w:pPr>
-          <w:hyperlink w:anchor="_Toc173451135" w:history="1">
+          <w:hyperlink w:anchor="_Toc189666969" w:history="1">
             <w:r>
               <w:rPr>
                 <w:rStyle w:val="Hyperlink"/>
@@ -455,7 +449,7 @@
                 <w:noProof/>
                 <w:webHidden/>
               </w:rPr>
-              <w:instrText xml:space="preserve"> PAGEREF _Toc173451135 \h </w:instrText>
+              <w:instrText xml:space="preserve"> PAGEREF _Toc189666969 \h </w:instrText>
             </w:r>
             <w:r>
               <w:rPr>
@@ -494,18 +488,17 @@
             </w:tabs>
             <w:rPr>
               <w:noProof/>
-              <w:sz w:val="22"/>
               <w:szCs w:val="24"/>
               <w14:ligatures w14:val="standardContextual"/>
             </w:rPr>
           </w:pPr>
-          <w:hyperlink w:anchor="_Toc173451136" w:history="1">
+          <w:hyperlink w:anchor="_Toc189666970" w:history="1">
             <w:r>
               <w:rPr>
                 <w:rStyle w:val="Hyperlink"/>
                 <w:noProof/>
               </w:rPr>
-              <w:t>プロセスパッケージの操作</w:t>
+              <w:t>パッケージの操作</w:t>
             </w:r>
             <w:r>
               <w:rPr>
@@ -526,7 +519,7 @@
                 <w:noProof/>
                 <w:webHidden/>
               </w:rPr>
-              <w:instrText xml:space="preserve"> PAGEREF _Toc173451136 \h </w:instrText>
+              <w:instrText xml:space="preserve"> PAGEREF _Toc189666970 \h </w:instrText>
             </w:r>
             <w:r>
               <w:rPr>
@@ -565,12 +558,11 @@
             </w:tabs>
             <w:rPr>
               <w:noProof/>
-              <w:sz w:val="22"/>
               <w:szCs w:val="24"/>
               <w14:ligatures w14:val="standardContextual"/>
             </w:rPr>
           </w:pPr>
-          <w:hyperlink w:anchor="_Toc173451137" w:history="1">
+          <w:hyperlink w:anchor="_Toc189666971" w:history="1">
             <w:r>
               <w:rPr>
                 <w:rStyle w:val="Hyperlink"/>
@@ -597,7 +589,7 @@
                 <w:noProof/>
                 <w:webHidden/>
               </w:rPr>
-              <w:instrText xml:space="preserve"> PAGEREF _Toc173451137 \h </w:instrText>
+              <w:instrText xml:space="preserve"> PAGEREF _Toc189666971 \h </w:instrText>
             </w:r>
             <w:r>
               <w:rPr>
@@ -617,7 +609,7 @@
                 <w:noProof/>
                 <w:webHidden/>
               </w:rPr>
-              <w:t>10</w:t>
+              <w:t>9</w:t>
             </w:r>
             <w:r>
               <w:rPr>
@@ -636,12 +628,11 @@
             </w:tabs>
             <w:rPr>
               <w:noProof/>
-              <w:sz w:val="22"/>
               <w:szCs w:val="24"/>
               <w14:ligatures w14:val="standardContextual"/>
             </w:rPr>
           </w:pPr>
-          <w:hyperlink w:anchor="_Toc173451138" w:history="1">
+          <w:hyperlink w:anchor="_Toc189666972" w:history="1">
             <w:r>
               <w:rPr>
                 <w:rStyle w:val="Hyperlink"/>
@@ -668,7 +659,7 @@
                 <w:noProof/>
                 <w:webHidden/>
               </w:rPr>
-              <w:instrText xml:space="preserve"> PAGEREF _Toc173451138 \h </w:instrText>
+              <w:instrText xml:space="preserve"> PAGEREF _Toc189666972 \h </w:instrText>
             </w:r>
             <w:r>
               <w:rPr>
@@ -707,12 +698,11 @@
             </w:tabs>
             <w:rPr>
               <w:noProof/>
-              <w:sz w:val="22"/>
               <w:szCs w:val="24"/>
               <w14:ligatures w14:val="standardContextual"/>
             </w:rPr>
           </w:pPr>
-          <w:hyperlink w:anchor="_Toc173451139" w:history="1">
+          <w:hyperlink w:anchor="_Toc189666973" w:history="1">
             <w:r>
               <w:rPr>
                 <w:rStyle w:val="Hyperlink"/>
@@ -739,7 +729,7 @@
                 <w:noProof/>
                 <w:webHidden/>
               </w:rPr>
-              <w:instrText xml:space="preserve"> PAGEREF _Toc173451139 \h </w:instrText>
+              <w:instrText xml:space="preserve"> PAGEREF _Toc189666973 \h </w:instrText>
             </w:r>
             <w:r>
               <w:rPr>
@@ -778,12 +768,11 @@
             </w:tabs>
             <w:rPr>
               <w:noProof/>
-              <w:sz w:val="22"/>
               <w:szCs w:val="24"/>
               <w14:ligatures w14:val="standardContextual"/>
             </w:rPr>
           </w:pPr>
-          <w:hyperlink w:anchor="_Toc173451140" w:history="1">
+          <w:hyperlink w:anchor="_Toc189666974" w:history="1">
             <w:r>
               <w:rPr>
                 <w:rStyle w:val="Hyperlink"/>
@@ -810,7 +799,7 @@
                 <w:noProof/>
                 <w:webHidden/>
               </w:rPr>
-              <w:instrText xml:space="preserve"> PAGEREF _Toc173451140 \h </w:instrText>
+              <w:instrText xml:space="preserve"> PAGEREF _Toc189666974 \h </w:instrText>
             </w:r>
             <w:r>
               <w:rPr>
@@ -849,12 +838,11 @@
             </w:tabs>
             <w:rPr>
               <w:noProof/>
-              <w:sz w:val="22"/>
               <w:szCs w:val="24"/>
               <w14:ligatures w14:val="standardContextual"/>
             </w:rPr>
           </w:pPr>
-          <w:hyperlink w:anchor="_Toc173451141" w:history="1">
+          <w:hyperlink w:anchor="_Toc189666975" w:history="1">
             <w:r>
               <w:rPr>
                 <w:rStyle w:val="Hyperlink"/>
@@ -881,7 +869,7 @@
                 <w:noProof/>
                 <w:webHidden/>
               </w:rPr>
-              <w:instrText xml:space="preserve"> PAGEREF _Toc173451141 \h </w:instrText>
+              <w:instrText xml:space="preserve"> PAGEREF _Toc189666975 \h </w:instrText>
             </w:r>
             <w:r>
               <w:rPr>
@@ -920,12 +908,11 @@
             </w:tabs>
             <w:rPr>
               <w:noProof/>
-              <w:sz w:val="22"/>
               <w:szCs w:val="24"/>
               <w14:ligatures w14:val="standardContextual"/>
             </w:rPr>
           </w:pPr>
-          <w:hyperlink w:anchor="_Toc173451142" w:history="1">
+          <w:hyperlink w:anchor="_Toc189666976" w:history="1">
             <w:r>
               <w:rPr>
                 <w:rStyle w:val="Hyperlink"/>
@@ -952,7 +939,7 @@
                 <w:noProof/>
                 <w:webHidden/>
               </w:rPr>
-              <w:instrText xml:space="preserve"> PAGEREF _Toc173451142 \h </w:instrText>
+              <w:instrText xml:space="preserve"> PAGEREF _Toc189666976 \h </w:instrText>
             </w:r>
             <w:r>
               <w:rPr>
@@ -991,12 +978,11 @@
             </w:tabs>
             <w:rPr>
               <w:noProof/>
-              <w:sz w:val="22"/>
               <w:szCs w:val="24"/>
               <w14:ligatures w14:val="standardContextual"/>
             </w:rPr>
           </w:pPr>
-          <w:hyperlink w:anchor="_Toc173451143" w:history="1">
+          <w:hyperlink w:anchor="_Toc189666977" w:history="1">
             <w:r>
               <w:rPr>
                 <w:rStyle w:val="Hyperlink"/>
@@ -1023,7 +1009,7 @@
                 <w:noProof/>
                 <w:webHidden/>
               </w:rPr>
-              <w:instrText xml:space="preserve"> PAGEREF _Toc173451143 \h </w:instrText>
+              <w:instrText xml:space="preserve"> PAGEREF _Toc189666977 \h </w:instrText>
             </w:r>
             <w:r>
               <w:rPr>
@@ -1062,12 +1048,11 @@
             </w:tabs>
             <w:rPr>
               <w:noProof/>
-              <w:sz w:val="22"/>
               <w:szCs w:val="24"/>
               <w14:ligatures w14:val="standardContextual"/>
             </w:rPr>
           </w:pPr>
-          <w:hyperlink w:anchor="_Toc173451144" w:history="1">
+          <w:hyperlink w:anchor="_Toc189666978" w:history="1">
             <w:r>
               <w:rPr>
                 <w:rStyle w:val="Hyperlink"/>
@@ -1094,7 +1079,7 @@
                 <w:noProof/>
                 <w:webHidden/>
               </w:rPr>
-              <w:instrText xml:space="preserve"> PAGEREF _Toc173451144 \h </w:instrText>
+              <w:instrText xml:space="preserve"> PAGEREF _Toc189666978 \h </w:instrText>
             </w:r>
             <w:r>
               <w:rPr>
@@ -1133,12 +1118,11 @@
             </w:tabs>
             <w:rPr>
               <w:noProof/>
-              <w:sz w:val="22"/>
               <w:szCs w:val="24"/>
               <w14:ligatures w14:val="standardContextual"/>
             </w:rPr>
           </w:pPr>
-          <w:hyperlink w:anchor="_Toc173451145" w:history="1">
+          <w:hyperlink w:anchor="_Toc189666979" w:history="1">
             <w:r>
               <w:rPr>
                 <w:rStyle w:val="Hyperlink"/>
@@ -1165,7 +1149,7 @@
                 <w:noProof/>
                 <w:webHidden/>
               </w:rPr>
-              <w:instrText xml:space="preserve"> PAGEREF _Toc173451145 \h </w:instrText>
+              <w:instrText xml:space="preserve"> PAGEREF _Toc189666979 \h </w:instrText>
             </w:r>
             <w:r>
               <w:rPr>
@@ -1204,12 +1188,11 @@
             </w:tabs>
             <w:rPr>
               <w:noProof/>
-              <w:sz w:val="22"/>
               <w:szCs w:val="24"/>
               <w14:ligatures w14:val="standardContextual"/>
             </w:rPr>
           </w:pPr>
-          <w:hyperlink w:anchor="_Toc173451146" w:history="1">
+          <w:hyperlink w:anchor="_Toc189666980" w:history="1">
             <w:r>
               <w:rPr>
                 <w:rStyle w:val="Hyperlink"/>
@@ -1236,7 +1219,7 @@
                 <w:noProof/>
                 <w:webHidden/>
               </w:rPr>
-              <w:instrText xml:space="preserve"> PAGEREF _Toc173451146 \h </w:instrText>
+              <w:instrText xml:space="preserve"> PAGEREF _Toc189666980 \h </w:instrText>
             </w:r>
             <w:r>
               <w:rPr>
@@ -1275,12 +1258,11 @@
             </w:tabs>
             <w:rPr>
               <w:noProof/>
-              <w:sz w:val="22"/>
               <w:szCs w:val="24"/>
               <w14:ligatures w14:val="standardContextual"/>
             </w:rPr>
           </w:pPr>
-          <w:hyperlink w:anchor="_Toc173451147" w:history="1">
+          <w:hyperlink w:anchor="_Toc189666981" w:history="1">
             <w:r>
               <w:rPr>
                 <w:rStyle w:val="Hyperlink"/>
@@ -1307,7 +1289,7 @@
                 <w:noProof/>
                 <w:webHidden/>
               </w:rPr>
-              <w:instrText xml:space="preserve"> PAGEREF _Toc173451147 \h </w:instrText>
+              <w:instrText xml:space="preserve"> PAGEREF _Toc189666981 \h </w:instrText>
             </w:r>
             <w:r>
               <w:rPr>
@@ -1346,12 +1328,11 @@
             </w:tabs>
             <w:rPr>
               <w:noProof/>
-              <w:sz w:val="22"/>
               <w:szCs w:val="24"/>
               <w14:ligatures w14:val="standardContextual"/>
             </w:rPr>
           </w:pPr>
-          <w:hyperlink w:anchor="_Toc173451148" w:history="1">
+          <w:hyperlink w:anchor="_Toc189666982" w:history="1">
             <w:r>
               <w:rPr>
                 <w:rStyle w:val="Hyperlink"/>
@@ -1378,7 +1359,7 @@
                 <w:noProof/>
                 <w:webHidden/>
               </w:rPr>
-              <w:instrText xml:space="preserve"> PAGEREF _Toc173451148 \h </w:instrText>
+              <w:instrText xml:space="preserve"> PAGEREF _Toc189666982 \h </w:instrText>
             </w:r>
             <w:r>
               <w:rPr>
@@ -1417,12 +1398,11 @@
             </w:tabs>
             <w:rPr>
               <w:noProof/>
-              <w:sz w:val="22"/>
               <w:szCs w:val="24"/>
               <w14:ligatures w14:val="standardContextual"/>
             </w:rPr>
           </w:pPr>
-          <w:hyperlink w:anchor="_Toc173451149" w:history="1">
+          <w:hyperlink w:anchor="_Toc189666983" w:history="1">
             <w:r>
               <w:rPr>
                 <w:rStyle w:val="Hyperlink"/>
@@ -1449,7 +1429,7 @@
                 <w:noProof/>
                 <w:webHidden/>
               </w:rPr>
-              <w:instrText xml:space="preserve"> PAGEREF _Toc173451149 \h </w:instrText>
+              <w:instrText xml:space="preserve"> PAGEREF _Toc189666983 \h </w:instrText>
             </w:r>
             <w:r>
               <w:rPr>
@@ -1488,12 +1468,11 @@
             </w:tabs>
             <w:rPr>
               <w:noProof/>
-              <w:sz w:val="22"/>
               <w:szCs w:val="24"/>
               <w14:ligatures w14:val="standardContextual"/>
             </w:rPr>
           </w:pPr>
-          <w:hyperlink w:anchor="_Toc173451150" w:history="1">
+          <w:hyperlink w:anchor="_Toc189666984" w:history="1">
             <w:r>
               <w:rPr>
                 <w:rStyle w:val="Hyperlink"/>
@@ -1520,7 +1499,7 @@
                 <w:noProof/>
                 <w:webHidden/>
               </w:rPr>
-              <w:instrText xml:space="preserve"> PAGEREF _Toc173451150 \h </w:instrText>
+              <w:instrText xml:space="preserve"> PAGEREF _Toc189666984 \h </w:instrText>
             </w:r>
             <w:r>
               <w:rPr>
@@ -1559,12 +1538,11 @@
             </w:tabs>
             <w:rPr>
               <w:noProof/>
-              <w:sz w:val="22"/>
               <w:szCs w:val="24"/>
               <w14:ligatures w14:val="standardContextual"/>
             </w:rPr>
           </w:pPr>
-          <w:hyperlink w:anchor="_Toc173451151" w:history="1">
+          <w:hyperlink w:anchor="_Toc189666985" w:history="1">
             <w:r>
               <w:rPr>
                 <w:rStyle w:val="Hyperlink"/>
@@ -1591,7 +1569,7 @@
                 <w:noProof/>
                 <w:webHidden/>
               </w:rPr>
-              <w:instrText xml:space="preserve"> PAGEREF _Toc173451151 \h </w:instrText>
+              <w:instrText xml:space="preserve"> PAGEREF _Toc189666985 \h </w:instrText>
             </w:r>
             <w:r>
               <w:rPr>
@@ -1630,12 +1608,11 @@
             </w:tabs>
             <w:rPr>
               <w:noProof/>
-              <w:sz w:val="22"/>
               <w:szCs w:val="24"/>
               <w14:ligatures w14:val="standardContextual"/>
             </w:rPr>
           </w:pPr>
-          <w:hyperlink w:anchor="_Toc173451152" w:history="1">
+          <w:hyperlink w:anchor="_Toc189666986" w:history="1">
             <w:r>
               <w:rPr>
                 <w:rStyle w:val="Hyperlink"/>
@@ -1662,7 +1639,7 @@
                 <w:noProof/>
                 <w:webHidden/>
               </w:rPr>
-              <w:instrText xml:space="preserve"> PAGEREF _Toc173451152 \h </w:instrText>
+              <w:instrText xml:space="preserve"> PAGEREF _Toc189666986 \h </w:instrText>
             </w:r>
             <w:r>
               <w:rPr>
@@ -1701,12 +1678,11 @@
             </w:tabs>
             <w:rPr>
               <w:noProof/>
-              <w:sz w:val="22"/>
               <w:szCs w:val="24"/>
               <w14:ligatures w14:val="standardContextual"/>
             </w:rPr>
           </w:pPr>
-          <w:hyperlink w:anchor="_Toc173451153" w:history="1">
+          <w:hyperlink w:anchor="_Toc189666987" w:history="1">
             <w:r>
               <w:rPr>
                 <w:rStyle w:val="Hyperlink"/>
@@ -1733,7 +1709,7 @@
                 <w:noProof/>
                 <w:webHidden/>
               </w:rPr>
-              <w:instrText xml:space="preserve"> PAGEREF _Toc173451153 \h </w:instrText>
+              <w:instrText xml:space="preserve"> PAGEREF _Toc189666987 \h </w:instrText>
             </w:r>
             <w:r>
               <w:rPr>
@@ -1772,12 +1748,11 @@
             </w:tabs>
             <w:rPr>
               <w:noProof/>
-              <w:sz w:val="22"/>
               <w:szCs w:val="24"/>
               <w14:ligatures w14:val="standardContextual"/>
             </w:rPr>
           </w:pPr>
-          <w:hyperlink w:anchor="_Toc173451154" w:history="1">
+          <w:hyperlink w:anchor="_Toc189666988" w:history="1">
             <w:r>
               <w:rPr>
                 <w:rStyle w:val="Hyperlink"/>
@@ -1804,7 +1779,7 @@
                 <w:noProof/>
                 <w:webHidden/>
               </w:rPr>
-              <w:instrText xml:space="preserve"> PAGEREF _Toc173451154 \h </w:instrText>
+              <w:instrText xml:space="preserve"> PAGEREF _Toc189666988 \h </w:instrText>
             </w:r>
             <w:r>
               <w:rPr>
@@ -1843,12 +1818,11 @@
             </w:tabs>
             <w:rPr>
               <w:noProof/>
-              <w:sz w:val="22"/>
               <w:szCs w:val="24"/>
               <w14:ligatures w14:val="standardContextual"/>
             </w:rPr>
           </w:pPr>
-          <w:hyperlink w:anchor="_Toc173451155" w:history="1">
+          <w:hyperlink w:anchor="_Toc189666989" w:history="1">
             <w:r>
               <w:rPr>
                 <w:rStyle w:val="Hyperlink"/>
@@ -1875,7 +1849,7 @@
                 <w:noProof/>
                 <w:webHidden/>
               </w:rPr>
-              <w:instrText xml:space="preserve"> PAGEREF _Toc173451155 \h </w:instrText>
+              <w:instrText xml:space="preserve"> PAGEREF _Toc189666989 \h </w:instrText>
             </w:r>
             <w:r>
               <w:rPr>
@@ -1914,12 +1888,11 @@
             </w:tabs>
             <w:rPr>
               <w:noProof/>
-              <w:sz w:val="22"/>
               <w:szCs w:val="24"/>
               <w14:ligatures w14:val="standardContextual"/>
             </w:rPr>
           </w:pPr>
-          <w:hyperlink w:anchor="_Toc173451156" w:history="1">
+          <w:hyperlink w:anchor="_Toc189666990" w:history="1">
             <w:r>
               <w:rPr>
                 <w:rStyle w:val="Hyperlink"/>
@@ -1946,7 +1919,7 @@
                 <w:noProof/>
                 <w:webHidden/>
               </w:rPr>
-              <w:instrText xml:space="preserve"> PAGEREF _Toc173451156 \h </w:instrText>
+              <w:instrText xml:space="preserve"> PAGEREF _Toc189666990 \h </w:instrText>
             </w:r>
             <w:r>
               <w:rPr>
@@ -1985,12 +1958,11 @@
             </w:tabs>
             <w:rPr>
               <w:noProof/>
-              <w:sz w:val="22"/>
               <w:szCs w:val="24"/>
               <w14:ligatures w14:val="standardContextual"/>
             </w:rPr>
           </w:pPr>
-          <w:hyperlink w:anchor="_Toc173451157" w:history="1">
+          <w:hyperlink w:anchor="_Toc189666991" w:history="1">
             <w:r>
               <w:rPr>
                 <w:rStyle w:val="Hyperlink"/>
@@ -2017,7 +1989,7 @@
                 <w:noProof/>
                 <w:webHidden/>
               </w:rPr>
-              <w:instrText xml:space="preserve"> PAGEREF _Toc173451157 \h </w:instrText>
+              <w:instrText xml:space="preserve"> PAGEREF _Toc189666991 \h </w:instrText>
             </w:r>
             <w:r>
               <w:rPr>
@@ -2056,12 +2028,11 @@
             </w:tabs>
             <w:rPr>
               <w:noProof/>
-              <w:sz w:val="22"/>
               <w:szCs w:val="24"/>
               <w14:ligatures w14:val="standardContextual"/>
             </w:rPr>
           </w:pPr>
-          <w:hyperlink w:anchor="_Toc173451158" w:history="1">
+          <w:hyperlink w:anchor="_Toc189666992" w:history="1">
             <w:r>
               <w:rPr>
                 <w:rStyle w:val="Hyperlink"/>
@@ -2088,7 +2059,7 @@
                 <w:noProof/>
                 <w:webHidden/>
               </w:rPr>
-              <w:instrText xml:space="preserve"> PAGEREF _Toc173451158 \h </w:instrText>
+              <w:instrText xml:space="preserve"> PAGEREF _Toc189666992 \h </w:instrText>
             </w:r>
             <w:r>
               <w:rPr>
@@ -2127,12 +2098,11 @@
             </w:tabs>
             <w:rPr>
               <w:noProof/>
-              <w:sz w:val="22"/>
               <w:szCs w:val="24"/>
               <w14:ligatures w14:val="standardContextual"/>
             </w:rPr>
           </w:pPr>
-          <w:hyperlink w:anchor="_Toc173451159" w:history="1">
+          <w:hyperlink w:anchor="_Toc189666993" w:history="1">
             <w:r>
               <w:rPr>
                 <w:rStyle w:val="Hyperlink"/>
@@ -2159,7 +2129,7 @@
                 <w:noProof/>
                 <w:webHidden/>
               </w:rPr>
-              <w:instrText xml:space="preserve"> PAGEREF _Toc173451159 \h </w:instrText>
+              <w:instrText xml:space="preserve"> PAGEREF _Toc189666993 \h </w:instrText>
             </w:r>
             <w:r>
               <w:rPr>
@@ -2198,12 +2168,11 @@
             </w:tabs>
             <w:rPr>
               <w:noProof/>
-              <w:sz w:val="22"/>
               <w:szCs w:val="24"/>
               <w14:ligatures w14:val="standardContextual"/>
             </w:rPr>
           </w:pPr>
-          <w:hyperlink w:anchor="_Toc173451160" w:history="1">
+          <w:hyperlink w:anchor="_Toc189666994" w:history="1">
             <w:r>
               <w:rPr>
                 <w:rStyle w:val="Hyperlink"/>
@@ -2230,7 +2199,7 @@
                 <w:noProof/>
                 <w:webHidden/>
               </w:rPr>
-              <w:instrText xml:space="preserve"> PAGEREF _Toc173451160 \h </w:instrText>
+              <w:instrText xml:space="preserve"> PAGEREF _Toc189666994 \h </w:instrText>
             </w:r>
             <w:r>
               <w:rPr>
@@ -2269,12 +2238,11 @@
             </w:tabs>
             <w:rPr>
               <w:noProof/>
-              <w:sz w:val="22"/>
               <w:szCs w:val="24"/>
               <w14:ligatures w14:val="standardContextual"/>
             </w:rPr>
           </w:pPr>
-          <w:hyperlink w:anchor="_Toc173451161" w:history="1">
+          <w:hyperlink w:anchor="_Toc189666995" w:history="1">
             <w:r>
               <w:rPr>
                 <w:rStyle w:val="Hyperlink"/>
@@ -2301,7 +2269,7 @@
                 <w:noProof/>
                 <w:webHidden/>
               </w:rPr>
-              <w:instrText xml:space="preserve"> PAGEREF _Toc173451161 \h </w:instrText>
+              <w:instrText xml:space="preserve"> PAGEREF _Toc189666995 \h </w:instrText>
             </w:r>
             <w:r>
               <w:rPr>
@@ -2340,12 +2308,11 @@
             </w:tabs>
             <w:rPr>
               <w:noProof/>
-              <w:sz w:val="22"/>
               <w:szCs w:val="24"/>
               <w14:ligatures w14:val="standardContextual"/>
             </w:rPr>
           </w:pPr>
-          <w:hyperlink w:anchor="_Toc173451162" w:history="1">
+          <w:hyperlink w:anchor="_Toc189666996" w:history="1">
             <w:r>
               <w:rPr>
                 <w:rStyle w:val="Hyperlink"/>
@@ -2372,7 +2339,7 @@
                 <w:noProof/>
                 <w:webHidden/>
               </w:rPr>
-              <w:instrText xml:space="preserve"> PAGEREF _Toc173451162 \h </w:instrText>
+              <w:instrText xml:space="preserve"> PAGEREF _Toc189666996 \h </w:instrText>
             </w:r>
             <w:r>
               <w:rPr>
@@ -2411,12 +2378,11 @@
             </w:tabs>
             <w:rPr>
               <w:noProof/>
-              <w:sz w:val="22"/>
               <w:szCs w:val="24"/>
               <w14:ligatures w14:val="standardContextual"/>
             </w:rPr>
           </w:pPr>
-          <w:hyperlink w:anchor="_Toc173451163" w:history="1">
+          <w:hyperlink w:anchor="_Toc189666997" w:history="1">
             <w:r>
               <w:rPr>
                 <w:rStyle w:val="Hyperlink"/>
@@ -2443,7 +2409,7 @@
                 <w:noProof/>
                 <w:webHidden/>
               </w:rPr>
-              <w:instrText xml:space="preserve"> PAGEREF _Toc173451163 \h </w:instrText>
+              <w:instrText xml:space="preserve"> PAGEREF _Toc189666997 \h </w:instrText>
             </w:r>
             <w:r>
               <w:rPr>
@@ -2482,12 +2448,11 @@
             </w:tabs>
             <w:rPr>
               <w:noProof/>
-              <w:sz w:val="22"/>
               <w:szCs w:val="24"/>
               <w14:ligatures w14:val="standardContextual"/>
             </w:rPr>
           </w:pPr>
-          <w:hyperlink w:anchor="_Toc173451164" w:history="1">
+          <w:hyperlink w:anchor="_Toc189666998" w:history="1">
             <w:r>
               <w:rPr>
                 <w:rStyle w:val="Hyperlink"/>
@@ -2514,7 +2479,7 @@
                 <w:noProof/>
                 <w:webHidden/>
               </w:rPr>
-              <w:instrText xml:space="preserve"> PAGEREF _Toc173451164 \h </w:instrText>
+              <w:instrText xml:space="preserve"> PAGEREF _Toc189666998 \h </w:instrText>
             </w:r>
             <w:r>
               <w:rPr>
@@ -2553,12 +2518,11 @@
             </w:tabs>
             <w:rPr>
               <w:noProof/>
-              <w:sz w:val="22"/>
               <w:szCs w:val="24"/>
               <w14:ligatures w14:val="standardContextual"/>
             </w:rPr>
           </w:pPr>
-          <w:hyperlink w:anchor="_Toc173451165" w:history="1">
+          <w:hyperlink w:anchor="_Toc189666999" w:history="1">
             <w:r>
               <w:rPr>
                 <w:rStyle w:val="Hyperlink"/>
@@ -2585,7 +2549,7 @@
                 <w:noProof/>
                 <w:webHidden/>
               </w:rPr>
-              <w:instrText xml:space="preserve"> PAGEREF _Toc173451165 \h </w:instrText>
+              <w:instrText xml:space="preserve"> PAGEREF _Toc189666999 \h </w:instrText>
             </w:r>
             <w:r>
               <w:rPr>
@@ -2624,12 +2588,11 @@
             </w:tabs>
             <w:rPr>
               <w:noProof/>
-              <w:sz w:val="22"/>
               <w:szCs w:val="24"/>
               <w14:ligatures w14:val="standardContextual"/>
             </w:rPr>
           </w:pPr>
-          <w:hyperlink w:anchor="_Toc173451166" w:history="1">
+          <w:hyperlink w:anchor="_Toc189667000" w:history="1">
             <w:r>
               <w:rPr>
                 <w:rStyle w:val="Hyperlink"/>
@@ -2656,7 +2619,7 @@
                 <w:noProof/>
                 <w:webHidden/>
               </w:rPr>
-              <w:instrText xml:space="preserve"> PAGEREF _Toc173451166 \h </w:instrText>
+              <w:instrText xml:space="preserve"> PAGEREF _Toc189667000 \h </w:instrText>
             </w:r>
             <w:r>
               <w:rPr>
@@ -2695,12 +2658,11 @@
             </w:tabs>
             <w:rPr>
               <w:noProof/>
-              <w:sz w:val="22"/>
               <w:szCs w:val="24"/>
               <w14:ligatures w14:val="standardContextual"/>
             </w:rPr>
           </w:pPr>
-          <w:hyperlink w:anchor="_Toc173451167" w:history="1">
+          <w:hyperlink w:anchor="_Toc189667001" w:history="1">
             <w:r>
               <w:rPr>
                 <w:rStyle w:val="Hyperlink"/>
@@ -2727,7 +2689,7 @@
                 <w:noProof/>
                 <w:webHidden/>
               </w:rPr>
-              <w:instrText xml:space="preserve"> PAGEREF _Toc173451167 \h </w:instrText>
+              <w:instrText xml:space="preserve"> PAGEREF _Toc189667001 \h </w:instrText>
             </w:r>
             <w:r>
               <w:rPr>
@@ -2766,12 +2728,11 @@
             </w:tabs>
             <w:rPr>
               <w:noProof/>
-              <w:sz w:val="22"/>
               <w:szCs w:val="24"/>
               <w14:ligatures w14:val="standardContextual"/>
             </w:rPr>
           </w:pPr>
-          <w:hyperlink w:anchor="_Toc173451168" w:history="1">
+          <w:hyperlink w:anchor="_Toc189667002" w:history="1">
             <w:r>
               <w:rPr>
                 <w:rStyle w:val="Hyperlink"/>
@@ -2798,7 +2759,7 @@
                 <w:noProof/>
                 <w:webHidden/>
               </w:rPr>
-              <w:instrText xml:space="preserve"> PAGEREF _Toc173451168 \h </w:instrText>
+              <w:instrText xml:space="preserve"> PAGEREF _Toc189667002 \h </w:instrText>
             </w:r>
             <w:r>
               <w:rPr>
@@ -2837,12 +2798,11 @@
             </w:tabs>
             <w:rPr>
               <w:noProof/>
-              <w:sz w:val="22"/>
               <w:szCs w:val="24"/>
               <w14:ligatures w14:val="standardContextual"/>
             </w:rPr>
           </w:pPr>
-          <w:hyperlink w:anchor="_Toc173451169" w:history="1">
+          <w:hyperlink w:anchor="_Toc189667003" w:history="1">
             <w:r>
               <w:rPr>
                 <w:rStyle w:val="Hyperlink"/>
@@ -2869,7 +2829,7 @@
                 <w:noProof/>
                 <w:webHidden/>
               </w:rPr>
-              <w:instrText xml:space="preserve"> PAGEREF _Toc173451169 \h </w:instrText>
+              <w:instrText xml:space="preserve"> PAGEREF _Toc189667003 \h </w:instrText>
             </w:r>
             <w:r>
               <w:rPr>
@@ -2908,12 +2868,11 @@
             </w:tabs>
             <w:rPr>
               <w:noProof/>
-              <w:sz w:val="22"/>
               <w:szCs w:val="24"/>
               <w14:ligatures w14:val="standardContextual"/>
             </w:rPr>
           </w:pPr>
-          <w:hyperlink w:anchor="_Toc173451170" w:history="1">
+          <w:hyperlink w:anchor="_Toc189667004" w:history="1">
             <w:r>
               <w:rPr>
                 <w:rStyle w:val="Hyperlink"/>
@@ -2940,7 +2899,7 @@
                 <w:noProof/>
                 <w:webHidden/>
               </w:rPr>
-              <w:instrText xml:space="preserve"> PAGEREF _Toc173451170 \h </w:instrText>
+              <w:instrText xml:space="preserve"> PAGEREF _Toc189667004 \h </w:instrText>
             </w:r>
             <w:r>
               <w:rPr>
@@ -2979,12 +2938,11 @@
             </w:tabs>
             <w:rPr>
               <w:noProof/>
-              <w:sz w:val="22"/>
               <w:szCs w:val="24"/>
               <w14:ligatures w14:val="standardContextual"/>
             </w:rPr>
           </w:pPr>
-          <w:hyperlink w:anchor="_Toc173451171" w:history="1">
+          <w:hyperlink w:anchor="_Toc189667005" w:history="1">
             <w:r>
               <w:rPr>
                 <w:rStyle w:val="Hyperlink"/>
@@ -3011,7 +2969,7 @@
                 <w:noProof/>
                 <w:webHidden/>
               </w:rPr>
-              <w:instrText xml:space="preserve"> PAGEREF _Toc173451171 \h </w:instrText>
+              <w:instrText xml:space="preserve"> PAGEREF _Toc189667005 \h </w:instrText>
             </w:r>
             <w:r>
               <w:rPr>
@@ -3050,12 +3008,11 @@
             </w:tabs>
             <w:rPr>
               <w:noProof/>
-              <w:sz w:val="22"/>
               <w:szCs w:val="24"/>
               <w14:ligatures w14:val="standardContextual"/>
             </w:rPr>
           </w:pPr>
-          <w:hyperlink w:anchor="_Toc173451172" w:history="1">
+          <w:hyperlink w:anchor="_Toc189667006" w:history="1">
             <w:r>
               <w:rPr>
                 <w:rStyle w:val="Hyperlink"/>
@@ -3082,7 +3039,7 @@
                 <w:noProof/>
                 <w:webHidden/>
               </w:rPr>
-              <w:instrText xml:space="preserve"> PAGEREF _Toc173451172 \h </w:instrText>
+              <w:instrText xml:space="preserve"> PAGEREF _Toc189667006 \h </w:instrText>
             </w:r>
             <w:r>
               <w:rPr>
@@ -3121,12 +3078,11 @@
             </w:tabs>
             <w:rPr>
               <w:noProof/>
-              <w:sz w:val="22"/>
               <w:szCs w:val="24"/>
               <w14:ligatures w14:val="standardContextual"/>
             </w:rPr>
           </w:pPr>
-          <w:hyperlink w:anchor="_Toc173451173" w:history="1">
+          <w:hyperlink w:anchor="_Toc189667007" w:history="1">
             <w:r>
               <w:rPr>
                 <w:rStyle w:val="Hyperlink"/>
@@ -3153,7 +3109,7 @@
                 <w:noProof/>
                 <w:webHidden/>
               </w:rPr>
-              <w:instrText xml:space="preserve"> PAGEREF _Toc173451173 \h </w:instrText>
+              <w:instrText xml:space="preserve"> PAGEREF _Toc189667007 \h </w:instrText>
             </w:r>
             <w:r>
               <w:rPr>
@@ -3192,12 +3148,11 @@
             </w:tabs>
             <w:rPr>
               <w:noProof/>
-              <w:sz w:val="22"/>
               <w:szCs w:val="24"/>
               <w14:ligatures w14:val="standardContextual"/>
             </w:rPr>
           </w:pPr>
-          <w:hyperlink w:anchor="_Toc173451174" w:history="1">
+          <w:hyperlink w:anchor="_Toc189667008" w:history="1">
             <w:r>
               <w:rPr>
                 <w:rStyle w:val="Hyperlink"/>
@@ -3224,7 +3179,7 @@
                 <w:noProof/>
                 <w:webHidden/>
               </w:rPr>
-              <w:instrText xml:space="preserve"> PAGEREF _Toc173451174 \h </w:instrText>
+              <w:instrText xml:space="preserve"> PAGEREF _Toc189667008 \h </w:instrText>
             </w:r>
             <w:r>
               <w:rPr>
@@ -3263,12 +3218,11 @@
             </w:tabs>
             <w:rPr>
               <w:noProof/>
-              <w:sz w:val="22"/>
               <w:szCs w:val="24"/>
               <w14:ligatures w14:val="standardContextual"/>
             </w:rPr>
           </w:pPr>
-          <w:hyperlink w:anchor="_Toc173451175" w:history="1">
+          <w:hyperlink w:anchor="_Toc189667009" w:history="1">
             <w:r>
               <w:rPr>
                 <w:rStyle w:val="Hyperlink"/>
@@ -3295,7 +3249,7 @@
                 <w:noProof/>
                 <w:webHidden/>
               </w:rPr>
-              <w:instrText xml:space="preserve"> PAGEREF _Toc173451175 \h </w:instrText>
+              <w:instrText xml:space="preserve"> PAGEREF _Toc189667009 \h </w:instrText>
             </w:r>
             <w:r>
               <w:rPr>
@@ -3334,12 +3288,11 @@
             </w:tabs>
             <w:rPr>
               <w:noProof/>
-              <w:sz w:val="22"/>
               <w:szCs w:val="24"/>
               <w14:ligatures w14:val="standardContextual"/>
             </w:rPr>
           </w:pPr>
-          <w:hyperlink w:anchor="_Toc173451176" w:history="1">
+          <w:hyperlink w:anchor="_Toc189667010" w:history="1">
             <w:r>
               <w:rPr>
                 <w:rStyle w:val="Hyperlink"/>
@@ -3366,7 +3319,7 @@
                 <w:noProof/>
                 <w:webHidden/>
               </w:rPr>
-              <w:instrText xml:space="preserve"> PAGEREF _Toc173451176 \h </w:instrText>
+              <w:instrText xml:space="preserve"> PAGEREF _Toc189667010 \h </w:instrText>
             </w:r>
             <w:r>
               <w:rPr>
@@ -3405,12 +3358,11 @@
             </w:tabs>
             <w:rPr>
               <w:noProof/>
-              <w:sz w:val="22"/>
               <w:szCs w:val="24"/>
               <w14:ligatures w14:val="standardContextual"/>
             </w:rPr>
           </w:pPr>
-          <w:hyperlink w:anchor="_Toc173451177" w:history="1">
+          <w:hyperlink w:anchor="_Toc189667011" w:history="1">
             <w:r>
               <w:rPr>
                 <w:rStyle w:val="Hyperlink"/>
@@ -3437,7 +3389,7 @@
                 <w:noProof/>
                 <w:webHidden/>
               </w:rPr>
-              <w:instrText xml:space="preserve"> PAGEREF _Toc173451177 \h </w:instrText>
+              <w:instrText xml:space="preserve"> PAGEREF _Toc189667011 \h </w:instrText>
             </w:r>
             <w:r>
               <w:rPr>
@@ -3476,12 +3428,11 @@
             </w:tabs>
             <w:rPr>
               <w:noProof/>
-              <w:sz w:val="22"/>
               <w:szCs w:val="24"/>
               <w14:ligatures w14:val="standardContextual"/>
             </w:rPr>
           </w:pPr>
-          <w:hyperlink w:anchor="_Toc173451178" w:history="1">
+          <w:hyperlink w:anchor="_Toc189667012" w:history="1">
             <w:r>
               <w:rPr>
                 <w:rStyle w:val="Hyperlink"/>
@@ -3508,7 +3459,7 @@
                 <w:noProof/>
                 <w:webHidden/>
               </w:rPr>
-              <w:instrText xml:space="preserve"> PAGEREF _Toc173451178 \h </w:instrText>
+              <w:instrText xml:space="preserve"> PAGEREF _Toc189667012 \h </w:instrText>
             </w:r>
             <w:r>
               <w:rPr>
@@ -3547,12 +3498,11 @@
             </w:tabs>
             <w:rPr>
               <w:noProof/>
-              <w:sz w:val="22"/>
               <w:szCs w:val="24"/>
               <w14:ligatures w14:val="standardContextual"/>
             </w:rPr>
           </w:pPr>
-          <w:hyperlink w:anchor="_Toc173451179" w:history="1">
+          <w:hyperlink w:anchor="_Toc189667013" w:history="1">
             <w:r>
               <w:rPr>
                 <w:rStyle w:val="Hyperlink"/>
@@ -3579,7 +3529,7 @@
                 <w:noProof/>
                 <w:webHidden/>
               </w:rPr>
-              <w:instrText xml:space="preserve"> PAGEREF _Toc173451179 \h </w:instrText>
+              <w:instrText xml:space="preserve"> PAGEREF _Toc189667013 \h </w:instrText>
             </w:r>
             <w:r>
               <w:rPr>
@@ -3618,12 +3568,11 @@
             </w:tabs>
             <w:rPr>
               <w:noProof/>
-              <w:sz w:val="22"/>
               <w:szCs w:val="24"/>
               <w14:ligatures w14:val="standardContextual"/>
             </w:rPr>
           </w:pPr>
-          <w:hyperlink w:anchor="_Toc173451180" w:history="1">
+          <w:hyperlink w:anchor="_Toc189667014" w:history="1">
             <w:r>
               <w:rPr>
                 <w:rStyle w:val="Hyperlink"/>
@@ -3650,7 +3599,7 @@
                 <w:noProof/>
                 <w:webHidden/>
               </w:rPr>
-              <w:instrText xml:space="preserve"> PAGEREF _Toc173451180 \h </w:instrText>
+              <w:instrText xml:space="preserve"> PAGEREF _Toc189667014 \h </w:instrText>
             </w:r>
             <w:r>
               <w:rPr>
@@ -3689,12 +3638,11 @@
             </w:tabs>
             <w:rPr>
               <w:noProof/>
-              <w:sz w:val="22"/>
               <w:szCs w:val="24"/>
               <w14:ligatures w14:val="standardContextual"/>
             </w:rPr>
           </w:pPr>
-          <w:hyperlink w:anchor="_Toc173451181" w:history="1">
+          <w:hyperlink w:anchor="_Toc189667015" w:history="1">
             <w:r>
               <w:rPr>
                 <w:rStyle w:val="Hyperlink"/>
@@ -3721,7 +3669,7 @@
                 <w:noProof/>
                 <w:webHidden/>
               </w:rPr>
-              <w:instrText xml:space="preserve"> PAGEREF _Toc173451181 \h </w:instrText>
+              <w:instrText xml:space="preserve"> PAGEREF _Toc189667015 \h </w:instrText>
             </w:r>
             <w:r>
               <w:rPr>
@@ -3760,12 +3708,11 @@
             </w:tabs>
             <w:rPr>
               <w:noProof/>
-              <w:sz w:val="22"/>
               <w:szCs w:val="24"/>
               <w14:ligatures w14:val="standardContextual"/>
             </w:rPr>
           </w:pPr>
-          <w:hyperlink w:anchor="_Toc173451182" w:history="1">
+          <w:hyperlink w:anchor="_Toc189667016" w:history="1">
             <w:r>
               <w:rPr>
                 <w:rStyle w:val="Hyperlink"/>
@@ -3792,7 +3739,7 @@
                 <w:noProof/>
                 <w:webHidden/>
               </w:rPr>
-              <w:instrText xml:space="preserve"> PAGEREF _Toc173451182 \h </w:instrText>
+              <w:instrText xml:space="preserve"> PAGEREF _Toc189667016 \h </w:instrText>
             </w:r>
             <w:r>
               <w:rPr>
@@ -3831,12 +3778,11 @@
             </w:tabs>
             <w:rPr>
               <w:noProof/>
-              <w:sz w:val="22"/>
               <w:szCs w:val="24"/>
               <w14:ligatures w14:val="standardContextual"/>
             </w:rPr>
           </w:pPr>
-          <w:hyperlink w:anchor="_Toc173451183" w:history="1">
+          <w:hyperlink w:anchor="_Toc189667017" w:history="1">
             <w:r>
               <w:rPr>
                 <w:rStyle w:val="Hyperlink"/>
@@ -3863,7 +3809,7 @@
                 <w:noProof/>
                 <w:webHidden/>
               </w:rPr>
-              <w:instrText xml:space="preserve"> PAGEREF _Toc173451183 \h </w:instrText>
+              <w:instrText xml:space="preserve"> PAGEREF _Toc189667017 \h </w:instrText>
             </w:r>
             <w:r>
               <w:rPr>
@@ -3902,12 +3848,11 @@
             </w:tabs>
             <w:rPr>
               <w:noProof/>
-              <w:sz w:val="22"/>
               <w:szCs w:val="24"/>
               <w14:ligatures w14:val="standardContextual"/>
             </w:rPr>
           </w:pPr>
-          <w:hyperlink w:anchor="_Toc173451184" w:history="1">
+          <w:hyperlink w:anchor="_Toc189667018" w:history="1">
             <w:r>
               <w:rPr>
                 <w:rStyle w:val="Hyperlink"/>
@@ -3934,7 +3879,7 @@
                 <w:noProof/>
                 <w:webHidden/>
               </w:rPr>
-              <w:instrText xml:space="preserve"> PAGEREF _Toc173451184 \h </w:instrText>
+              <w:instrText xml:space="preserve"> PAGEREF _Toc189667018 \h </w:instrText>
             </w:r>
             <w:r>
               <w:rPr>
@@ -3973,12 +3918,11 @@
             </w:tabs>
             <w:rPr>
               <w:noProof/>
-              <w:sz w:val="22"/>
               <w:szCs w:val="24"/>
               <w14:ligatures w14:val="standardContextual"/>
             </w:rPr>
           </w:pPr>
-          <w:hyperlink w:anchor="_Toc173451185" w:history="1">
+          <w:hyperlink w:anchor="_Toc189667019" w:history="1">
             <w:r>
               <w:rPr>
                 <w:rStyle w:val="Hyperlink"/>
@@ -4005,7 +3949,7 @@
                 <w:noProof/>
                 <w:webHidden/>
               </w:rPr>
-              <w:instrText xml:space="preserve"> PAGEREF _Toc173451185 \h </w:instrText>
+              <w:instrText xml:space="preserve"> PAGEREF _Toc189667019 \h </w:instrText>
             </w:r>
             <w:r>
               <w:rPr>
@@ -4044,12 +3988,11 @@
             </w:tabs>
             <w:rPr>
               <w:noProof/>
-              <w:sz w:val="22"/>
               <w:szCs w:val="24"/>
               <w14:ligatures w14:val="standardContextual"/>
             </w:rPr>
           </w:pPr>
-          <w:hyperlink w:anchor="_Toc173451186" w:history="1">
+          <w:hyperlink w:anchor="_Toc189667020" w:history="1">
             <w:r>
               <w:rPr>
                 <w:rStyle w:val="Hyperlink"/>
@@ -4076,7 +4019,7 @@
                 <w:noProof/>
                 <w:webHidden/>
               </w:rPr>
-              <w:instrText xml:space="preserve"> PAGEREF _Toc173451186 \h </w:instrText>
+              <w:instrText xml:space="preserve"> PAGEREF _Toc189667020 \h </w:instrText>
             </w:r>
             <w:r>
               <w:rPr>
@@ -4115,12 +4058,11 @@
             </w:tabs>
             <w:rPr>
               <w:noProof/>
-              <w:sz w:val="22"/>
               <w:szCs w:val="24"/>
               <w14:ligatures w14:val="standardContextual"/>
             </w:rPr>
           </w:pPr>
-          <w:hyperlink w:anchor="_Toc173451187" w:history="1">
+          <w:hyperlink w:anchor="_Toc189667021" w:history="1">
             <w:r>
               <w:rPr>
                 <w:rStyle w:val="Hyperlink"/>
@@ -4147,7 +4089,7 @@
                 <w:noProof/>
                 <w:webHidden/>
               </w:rPr>
-              <w:instrText xml:space="preserve"> PAGEREF _Toc173451187 \h </w:instrText>
+              <w:instrText xml:space="preserve"> PAGEREF _Toc189667021 \h </w:instrText>
             </w:r>
             <w:r>
               <w:rPr>
@@ -4186,12 +4128,11 @@
             </w:tabs>
             <w:rPr>
               <w:noProof/>
-              <w:sz w:val="22"/>
               <w:szCs w:val="24"/>
               <w14:ligatures w14:val="standardContextual"/>
             </w:rPr>
           </w:pPr>
-          <w:hyperlink w:anchor="_Toc173451188" w:history="1">
+          <w:hyperlink w:anchor="_Toc189667022" w:history="1">
             <w:r>
               <w:rPr>
                 <w:rStyle w:val="Hyperlink"/>
@@ -4218,7 +4159,7 @@
                 <w:noProof/>
                 <w:webHidden/>
               </w:rPr>
-              <w:instrText xml:space="preserve"> PAGEREF _Toc173451188 \h </w:instrText>
+              <w:instrText xml:space="preserve"> PAGEREF _Toc189667022 \h </w:instrText>
             </w:r>
             <w:r>
               <w:rPr>
@@ -4257,12 +4198,11 @@
             </w:tabs>
             <w:rPr>
               <w:noProof/>
-              <w:sz w:val="22"/>
               <w:szCs w:val="24"/>
               <w14:ligatures w14:val="standardContextual"/>
             </w:rPr>
           </w:pPr>
-          <w:hyperlink w:anchor="_Toc173451189" w:history="1">
+          <w:hyperlink w:anchor="_Toc189667023" w:history="1">
             <w:r>
               <w:rPr>
                 <w:rStyle w:val="Hyperlink"/>
@@ -4289,7 +4229,7 @@
                 <w:noProof/>
                 <w:webHidden/>
               </w:rPr>
-              <w:instrText xml:space="preserve"> PAGEREF _Toc173451189 \h </w:instrText>
+              <w:instrText xml:space="preserve"> PAGEREF _Toc189667023 \h </w:instrText>
             </w:r>
             <w:r>
               <w:rPr>
@@ -4328,12 +4268,11 @@
             </w:tabs>
             <w:rPr>
               <w:noProof/>
-              <w:sz w:val="22"/>
               <w:szCs w:val="24"/>
               <w14:ligatures w14:val="standardContextual"/>
             </w:rPr>
           </w:pPr>
-          <w:hyperlink w:anchor="_Toc173451190" w:history="1">
+          <w:hyperlink w:anchor="_Toc189667024" w:history="1">
             <w:r>
               <w:rPr>
                 <w:rStyle w:val="Hyperlink"/>
@@ -4360,7 +4299,7 @@
                 <w:noProof/>
                 <w:webHidden/>
               </w:rPr>
-              <w:instrText xml:space="preserve"> PAGEREF _Toc173451190 \h </w:instrText>
+              <w:instrText xml:space="preserve"> PAGEREF _Toc189667024 \h </w:instrText>
             </w:r>
             <w:r>
               <w:rPr>
@@ -4399,12 +4338,11 @@
             </w:tabs>
             <w:rPr>
               <w:noProof/>
-              <w:sz w:val="22"/>
               <w:szCs w:val="24"/>
               <w14:ligatures w14:val="standardContextual"/>
             </w:rPr>
           </w:pPr>
-          <w:hyperlink w:anchor="_Toc173451191" w:history="1">
+          <w:hyperlink w:anchor="_Toc189667025" w:history="1">
             <w:r>
               <w:rPr>
                 <w:rStyle w:val="Hyperlink"/>
@@ -4431,7 +4369,7 @@
                 <w:noProof/>
                 <w:webHidden/>
               </w:rPr>
-              <w:instrText xml:space="preserve"> PAGEREF _Toc173451191 \h </w:instrText>
+              <w:instrText xml:space="preserve"> PAGEREF _Toc189667025 \h </w:instrText>
             </w:r>
             <w:r>
               <w:rPr>
@@ -4470,12 +4408,11 @@
             </w:tabs>
             <w:rPr>
               <w:noProof/>
-              <w:sz w:val="22"/>
               <w:szCs w:val="24"/>
               <w14:ligatures w14:val="standardContextual"/>
             </w:rPr>
           </w:pPr>
-          <w:hyperlink w:anchor="_Toc173451192" w:history="1">
+          <w:hyperlink w:anchor="_Toc189667026" w:history="1">
             <w:r>
               <w:rPr>
                 <w:rStyle w:val="Hyperlink"/>
@@ -4502,7 +4439,7 @@
                 <w:noProof/>
                 <w:webHidden/>
               </w:rPr>
-              <w:instrText xml:space="preserve"> PAGEREF _Toc173451192 \h </w:instrText>
+              <w:instrText xml:space="preserve"> PAGEREF _Toc189667026 \h </w:instrText>
             </w:r>
             <w:r>
               <w:rPr>
@@ -4541,12 +4478,11 @@
             </w:tabs>
             <w:rPr>
               <w:noProof/>
-              <w:sz w:val="22"/>
               <w:szCs w:val="24"/>
               <w14:ligatures w14:val="standardContextual"/>
             </w:rPr>
           </w:pPr>
-          <w:hyperlink w:anchor="_Toc173451193" w:history="1">
+          <w:hyperlink w:anchor="_Toc189667027" w:history="1">
             <w:r>
               <w:rPr>
                 <w:rStyle w:val="Hyperlink"/>
@@ -4573,7 +4509,7 @@
                 <w:noProof/>
                 <w:webHidden/>
               </w:rPr>
-              <w:instrText xml:space="preserve"> PAGEREF _Toc173451193 \h </w:instrText>
+              <w:instrText xml:space="preserve"> PAGEREF _Toc189667027 \h </w:instrText>
             </w:r>
             <w:r>
               <w:rPr>
@@ -4612,12 +4548,11 @@
             </w:tabs>
             <w:rPr>
               <w:noProof/>
-              <w:sz w:val="22"/>
               <w:szCs w:val="24"/>
               <w14:ligatures w14:val="standardContextual"/>
             </w:rPr>
           </w:pPr>
-          <w:hyperlink w:anchor="_Toc173451194" w:history="1">
+          <w:hyperlink w:anchor="_Toc189667028" w:history="1">
             <w:r>
               <w:rPr>
                 <w:rStyle w:val="Hyperlink"/>
@@ -4644,7 +4579,7 @@
                 <w:noProof/>
                 <w:webHidden/>
               </w:rPr>
-              <w:instrText xml:space="preserve"> PAGEREF _Toc173451194 \h </w:instrText>
+              <w:instrText xml:space="preserve"> PAGEREF _Toc189667028 \h </w:instrText>
             </w:r>
             <w:r>
               <w:rPr>
@@ -4683,12 +4618,11 @@
             </w:tabs>
             <w:rPr>
               <w:noProof/>
-              <w:sz w:val="22"/>
               <w:szCs w:val="24"/>
               <w14:ligatures w14:val="standardContextual"/>
             </w:rPr>
           </w:pPr>
-          <w:hyperlink w:anchor="_Toc173451195" w:history="1">
+          <w:hyperlink w:anchor="_Toc189667029" w:history="1">
             <w:r>
               <w:rPr>
                 <w:rStyle w:val="Hyperlink"/>
@@ -4715,7 +4649,7 @@
                 <w:noProof/>
                 <w:webHidden/>
               </w:rPr>
-              <w:instrText xml:space="preserve"> PAGEREF _Toc173451195 \h </w:instrText>
+              <w:instrText xml:space="preserve"> PAGEREF _Toc189667029 \h </w:instrText>
             </w:r>
             <w:r>
               <w:rPr>
@@ -4754,12 +4688,11 @@
             </w:tabs>
             <w:rPr>
               <w:noProof/>
-              <w:sz w:val="22"/>
               <w:szCs w:val="24"/>
               <w14:ligatures w14:val="standardContextual"/>
             </w:rPr>
           </w:pPr>
-          <w:hyperlink w:anchor="_Toc173451196" w:history="1">
+          <w:hyperlink w:anchor="_Toc189667030" w:history="1">
             <w:r>
               <w:rPr>
                 <w:rStyle w:val="Hyperlink"/>
@@ -4786,7 +4719,7 @@
                 <w:noProof/>
                 <w:webHidden/>
               </w:rPr>
-              <w:instrText xml:space="preserve"> PAGEREF _Toc173451196 \h </w:instrText>
+              <w:instrText xml:space="preserve"> PAGEREF _Toc189667030 \h </w:instrText>
             </w:r>
             <w:r>
               <w:rPr>
@@ -4825,12 +4758,11 @@
             </w:tabs>
             <w:rPr>
               <w:noProof/>
-              <w:sz w:val="22"/>
               <w:szCs w:val="24"/>
               <w14:ligatures w14:val="standardContextual"/>
             </w:rPr>
           </w:pPr>
-          <w:hyperlink w:anchor="_Toc173451197" w:history="1">
+          <w:hyperlink w:anchor="_Toc189667031" w:history="1">
             <w:r>
               <w:rPr>
                 <w:rStyle w:val="Hyperlink"/>
@@ -4857,7 +4789,7 @@
                 <w:noProof/>
                 <w:webHidden/>
               </w:rPr>
-              <w:instrText xml:space="preserve"> PAGEREF _Toc173451197 \h </w:instrText>
+              <w:instrText xml:space="preserve"> PAGEREF _Toc189667031 \h </w:instrText>
             </w:r>
             <w:r>
               <w:rPr>
@@ -4896,12 +4828,11 @@
             </w:tabs>
             <w:rPr>
               <w:noProof/>
-              <w:sz w:val="22"/>
               <w:szCs w:val="24"/>
               <w14:ligatures w14:val="standardContextual"/>
             </w:rPr>
           </w:pPr>
-          <w:hyperlink w:anchor="_Toc173451198" w:history="1">
+          <w:hyperlink w:anchor="_Toc189667032" w:history="1">
             <w:r>
               <w:rPr>
                 <w:rStyle w:val="Hyperlink"/>
@@ -4928,7 +4859,7 @@
                 <w:noProof/>
                 <w:webHidden/>
               </w:rPr>
-              <w:instrText xml:space="preserve"> PAGEREF _Toc173451198 \h </w:instrText>
+              <w:instrText xml:space="preserve"> PAGEREF _Toc189667032 \h </w:instrText>
             </w:r>
             <w:r>
               <w:rPr>
@@ -4967,12 +4898,11 @@
             </w:tabs>
             <w:rPr>
               <w:noProof/>
-              <w:sz w:val="22"/>
               <w:szCs w:val="24"/>
               <w14:ligatures w14:val="standardContextual"/>
             </w:rPr>
           </w:pPr>
-          <w:hyperlink w:anchor="_Toc173451199" w:history="1">
+          <w:hyperlink w:anchor="_Toc189667033" w:history="1">
             <w:r>
               <w:rPr>
                 <w:rStyle w:val="Hyperlink"/>
@@ -4999,7 +4929,7 @@
                 <w:noProof/>
                 <w:webHidden/>
               </w:rPr>
-              <w:instrText xml:space="preserve"> PAGEREF _Toc173451199 \h </w:instrText>
+              <w:instrText xml:space="preserve"> PAGEREF _Toc189667033 \h </w:instrText>
             </w:r>
             <w:r>
               <w:rPr>
@@ -5038,12 +4968,11 @@
             </w:tabs>
             <w:rPr>
               <w:noProof/>
-              <w:sz w:val="22"/>
               <w:szCs w:val="24"/>
               <w14:ligatures w14:val="standardContextual"/>
             </w:rPr>
           </w:pPr>
-          <w:hyperlink w:anchor="_Toc173451200" w:history="1">
+          <w:hyperlink w:anchor="_Toc189667034" w:history="1">
             <w:r>
               <w:rPr>
                 <w:rStyle w:val="Hyperlink"/>
@@ -5070,7 +4999,7 @@
                 <w:noProof/>
                 <w:webHidden/>
               </w:rPr>
-              <w:instrText xml:space="preserve"> PAGEREF _Toc173451200 \h </w:instrText>
+              <w:instrText xml:space="preserve"> PAGEREF _Toc189667034 \h </w:instrText>
             </w:r>
             <w:r>
               <w:rPr>
@@ -5109,12 +5038,11 @@
             </w:tabs>
             <w:rPr>
               <w:noProof/>
-              <w:sz w:val="22"/>
               <w:szCs w:val="24"/>
               <w14:ligatures w14:val="standardContextual"/>
             </w:rPr>
           </w:pPr>
-          <w:hyperlink w:anchor="_Toc173451201" w:history="1">
+          <w:hyperlink w:anchor="_Toc189667035" w:history="1">
             <w:r>
               <w:rPr>
                 <w:rStyle w:val="Hyperlink"/>
@@ -5141,7 +5069,7 @@
                 <w:noProof/>
                 <w:webHidden/>
               </w:rPr>
-              <w:instrText xml:space="preserve"> PAGEREF _Toc173451201 \h </w:instrText>
+              <w:instrText xml:space="preserve"> PAGEREF _Toc189667035 \h </w:instrText>
             </w:r>
             <w:r>
               <w:rPr>
@@ -5180,12 +5108,11 @@
             </w:tabs>
             <w:rPr>
               <w:noProof/>
-              <w:sz w:val="22"/>
               <w:szCs w:val="24"/>
               <w14:ligatures w14:val="standardContextual"/>
             </w:rPr>
           </w:pPr>
-          <w:hyperlink w:anchor="_Toc173451202" w:history="1">
+          <w:hyperlink w:anchor="_Toc189667036" w:history="1">
             <w:r>
               <w:rPr>
                 <w:rStyle w:val="Hyperlink"/>
@@ -5212,7 +5139,7 @@
                 <w:noProof/>
                 <w:webHidden/>
               </w:rPr>
-              <w:instrText xml:space="preserve"> PAGEREF _Toc173451202 \h </w:instrText>
+              <w:instrText xml:space="preserve"> PAGEREF _Toc189667036 \h </w:instrText>
             </w:r>
             <w:r>
               <w:rPr>
@@ -5251,12 +5178,11 @@
             </w:tabs>
             <w:rPr>
               <w:noProof/>
-              <w:sz w:val="22"/>
               <w:szCs w:val="24"/>
               <w14:ligatures w14:val="standardContextual"/>
             </w:rPr>
           </w:pPr>
-          <w:hyperlink w:anchor="_Toc173451203" w:history="1">
+          <w:hyperlink w:anchor="_Toc189667037" w:history="1">
             <w:r>
               <w:rPr>
                 <w:rStyle w:val="Hyperlink"/>
@@ -5283,7 +5209,7 @@
                 <w:noProof/>
                 <w:webHidden/>
               </w:rPr>
-              <w:instrText xml:space="preserve"> PAGEREF _Toc173451203 \h </w:instrText>
+              <w:instrText xml:space="preserve"> PAGEREF _Toc189667037 \h </w:instrText>
             </w:r>
             <w:r>
               <w:rPr>
@@ -5322,12 +5248,11 @@
             </w:tabs>
             <w:rPr>
               <w:noProof/>
-              <w:sz w:val="22"/>
               <w:szCs w:val="24"/>
               <w14:ligatures w14:val="standardContextual"/>
             </w:rPr>
           </w:pPr>
-          <w:hyperlink w:anchor="_Toc173451204" w:history="1">
+          <w:hyperlink w:anchor="_Toc189667038" w:history="1">
             <w:r>
               <w:rPr>
                 <w:rStyle w:val="Hyperlink"/>
@@ -5354,7 +5279,7 @@
                 <w:noProof/>
                 <w:webHidden/>
               </w:rPr>
-              <w:instrText xml:space="preserve"> PAGEREF _Toc173451204 \h </w:instrText>
+              <w:instrText xml:space="preserve"> PAGEREF _Toc189667038 \h </w:instrText>
             </w:r>
             <w:r>
               <w:rPr>
@@ -5393,12 +5318,11 @@
             </w:tabs>
             <w:rPr>
               <w:noProof/>
-              <w:sz w:val="22"/>
               <w:szCs w:val="24"/>
               <w14:ligatures w14:val="standardContextual"/>
             </w:rPr>
           </w:pPr>
-          <w:hyperlink w:anchor="_Toc173451205" w:history="1">
+          <w:hyperlink w:anchor="_Toc189667039" w:history="1">
             <w:r>
               <w:rPr>
                 <w:rStyle w:val="Hyperlink"/>
@@ -5425,7 +5349,7 @@
                 <w:noProof/>
                 <w:webHidden/>
               </w:rPr>
-              <w:instrText xml:space="preserve"> PAGEREF _Toc173451205 \h </w:instrText>
+              <w:instrText xml:space="preserve"> PAGEREF _Toc189667039 \h </w:instrText>
             </w:r>
             <w:r>
               <w:rPr>
@@ -5464,12 +5388,11 @@
             </w:tabs>
             <w:rPr>
               <w:noProof/>
-              <w:sz w:val="22"/>
               <w:szCs w:val="24"/>
               <w14:ligatures w14:val="standardContextual"/>
             </w:rPr>
           </w:pPr>
-          <w:hyperlink w:anchor="_Toc173451206" w:history="1">
+          <w:hyperlink w:anchor="_Toc189667040" w:history="1">
             <w:r>
               <w:rPr>
                 <w:rStyle w:val="Hyperlink"/>
@@ -5496,7 +5419,7 @@
                 <w:noProof/>
                 <w:webHidden/>
               </w:rPr>
-              <w:instrText xml:space="preserve"> PAGEREF _Toc173451206 \h </w:instrText>
+              <w:instrText xml:space="preserve"> PAGEREF _Toc189667040 \h </w:instrText>
             </w:r>
             <w:r>
               <w:rPr>
@@ -5535,12 +5458,11 @@
             </w:tabs>
             <w:rPr>
               <w:noProof/>
-              <w:sz w:val="22"/>
               <w:szCs w:val="24"/>
               <w14:ligatures w14:val="standardContextual"/>
             </w:rPr>
           </w:pPr>
-          <w:hyperlink w:anchor="_Toc173451207" w:history="1">
+          <w:hyperlink w:anchor="_Toc189667041" w:history="1">
             <w:r>
               <w:rPr>
                 <w:rStyle w:val="Hyperlink"/>
@@ -5567,7 +5489,7 @@
                 <w:noProof/>
                 <w:webHidden/>
               </w:rPr>
-              <w:instrText xml:space="preserve"> PAGEREF _Toc173451207 \h </w:instrText>
+              <w:instrText xml:space="preserve"> PAGEREF _Toc189667041 \h </w:instrText>
             </w:r>
             <w:r>
               <w:rPr>
@@ -5606,12 +5528,11 @@
             </w:tabs>
             <w:rPr>
               <w:noProof/>
-              <w:sz w:val="22"/>
               <w:szCs w:val="24"/>
               <w14:ligatures w14:val="standardContextual"/>
             </w:rPr>
           </w:pPr>
-          <w:hyperlink w:anchor="_Toc173451208" w:history="1">
+          <w:hyperlink w:anchor="_Toc189667042" w:history="1">
             <w:r>
               <w:rPr>
                 <w:rStyle w:val="Hyperlink"/>
@@ -5638,7 +5559,7 @@
                 <w:noProof/>
                 <w:webHidden/>
               </w:rPr>
-              <w:instrText xml:space="preserve"> PAGEREF _Toc173451208 \h </w:instrText>
+              <w:instrText xml:space="preserve"> PAGEREF _Toc189667042 \h </w:instrText>
             </w:r>
             <w:r>
               <w:rPr>
@@ -5677,12 +5598,11 @@
             </w:tabs>
             <w:rPr>
               <w:noProof/>
-              <w:sz w:val="22"/>
               <w:szCs w:val="24"/>
               <w14:ligatures w14:val="standardContextual"/>
             </w:rPr>
           </w:pPr>
-          <w:hyperlink w:anchor="_Toc173451209" w:history="1">
+          <w:hyperlink w:anchor="_Toc189667043" w:history="1">
             <w:r>
               <w:rPr>
                 <w:rStyle w:val="Hyperlink"/>
@@ -5709,7 +5629,7 @@
                 <w:noProof/>
                 <w:webHidden/>
               </w:rPr>
-              <w:instrText xml:space="preserve"> PAGEREF _Toc173451209 \h </w:instrText>
+              <w:instrText xml:space="preserve"> PAGEREF _Toc189667043 \h </w:instrText>
             </w:r>
             <w:r>
               <w:rPr>
@@ -5748,18 +5668,17 @@
             </w:tabs>
             <w:rPr>
               <w:noProof/>
-              <w:sz w:val="22"/>
               <w:szCs w:val="24"/>
               <w14:ligatures w14:val="standardContextual"/>
             </w:rPr>
           </w:pPr>
-          <w:hyperlink w:anchor="_Toc173451210" w:history="1">
+          <w:hyperlink w:anchor="_Toc189667044" w:history="1">
             <w:r>
               <w:rPr>
                 <w:rStyle w:val="Hyperlink"/>
                 <w:noProof/>
               </w:rPr>
-              <w:t>プロセスパッケージの操作</w:t>
+              <w:t>パッケージの操作</w:t>
             </w:r>
             <w:r>
               <w:rPr>
@@ -5780,7 +5699,7 @@
                 <w:noProof/>
                 <w:webHidden/>
               </w:rPr>
-              <w:instrText xml:space="preserve"> PAGEREF _Toc173451210 \h </w:instrText>
+              <w:instrText xml:space="preserve"> PAGEREF _Toc189667044 \h </w:instrText>
             </w:r>
             <w:r>
               <w:rPr>
@@ -5819,12 +5738,11 @@
             </w:tabs>
             <w:rPr>
               <w:noProof/>
-              <w:sz w:val="22"/>
               <w:szCs w:val="24"/>
               <w14:ligatures w14:val="standardContextual"/>
             </w:rPr>
           </w:pPr>
-          <w:hyperlink w:anchor="_Toc173451211" w:history="1">
+          <w:hyperlink w:anchor="_Toc189667045" w:history="1">
             <w:r>
               <w:rPr>
                 <w:rStyle w:val="Hyperlink"/>
@@ -5851,7 +5769,7 @@
                 <w:noProof/>
                 <w:webHidden/>
               </w:rPr>
-              <w:instrText xml:space="preserve"> PAGEREF _Toc173451211 \h </w:instrText>
+              <w:instrText xml:space="preserve"> PAGEREF _Toc189667045 \h </w:instrText>
             </w:r>
             <w:r>
               <w:rPr>
@@ -5890,12 +5808,11 @@
             </w:tabs>
             <w:rPr>
               <w:noProof/>
-              <w:sz w:val="22"/>
               <w:szCs w:val="24"/>
               <w14:ligatures w14:val="standardContextual"/>
             </w:rPr>
           </w:pPr>
-          <w:hyperlink w:anchor="_Toc173451212" w:history="1">
+          <w:hyperlink w:anchor="_Toc189667046" w:history="1">
             <w:r>
               <w:rPr>
                 <w:rStyle w:val="Hyperlink"/>
@@ -5922,7 +5839,7 @@
                 <w:noProof/>
                 <w:webHidden/>
               </w:rPr>
-              <w:instrText xml:space="preserve"> PAGEREF _Toc173451212 \h </w:instrText>
+              <w:instrText xml:space="preserve"> PAGEREF _Toc189667046 \h </w:instrText>
             </w:r>
             <w:r>
               <w:rPr>
@@ -5961,12 +5878,11 @@
             </w:tabs>
             <w:rPr>
               <w:noProof/>
-              <w:sz w:val="22"/>
               <w:szCs w:val="24"/>
               <w14:ligatures w14:val="standardContextual"/>
             </w:rPr>
           </w:pPr>
-          <w:hyperlink w:anchor="_Toc173451213" w:history="1">
+          <w:hyperlink w:anchor="_Toc189667047" w:history="1">
             <w:r>
               <w:rPr>
                 <w:rStyle w:val="Hyperlink"/>
@@ -5993,7 +5909,7 @@
                 <w:noProof/>
                 <w:webHidden/>
               </w:rPr>
-              <w:instrText xml:space="preserve"> PAGEREF _Toc173451213 \h </w:instrText>
+              <w:instrText xml:space="preserve"> PAGEREF _Toc189667047 \h </w:instrText>
             </w:r>
             <w:r>
               <w:rPr>
@@ -6032,12 +5948,11 @@
             </w:tabs>
             <w:rPr>
               <w:noProof/>
-              <w:sz w:val="22"/>
               <w:szCs w:val="24"/>
               <w14:ligatures w14:val="standardContextual"/>
             </w:rPr>
           </w:pPr>
-          <w:hyperlink w:anchor="_Toc173451214" w:history="1">
+          <w:hyperlink w:anchor="_Toc189667048" w:history="1">
             <w:r>
               <w:rPr>
                 <w:rStyle w:val="Hyperlink"/>
@@ -6064,7 +5979,7 @@
                 <w:noProof/>
                 <w:webHidden/>
               </w:rPr>
-              <w:instrText xml:space="preserve"> PAGEREF _Toc173451214 \h </w:instrText>
+              <w:instrText xml:space="preserve"> PAGEREF _Toc189667048 \h </w:instrText>
             </w:r>
             <w:r>
               <w:rPr>
@@ -6103,18 +6018,17 @@
             </w:tabs>
             <w:rPr>
               <w:noProof/>
-              <w:sz w:val="22"/>
               <w:szCs w:val="24"/>
               <w14:ligatures w14:val="standardContextual"/>
             </w:rPr>
           </w:pPr>
-          <w:hyperlink w:anchor="_Toc173451215" w:history="1">
+          <w:hyperlink w:anchor="_Toc189667049" w:history="1">
             <w:r>
               <w:rPr>
                 <w:rStyle w:val="Hyperlink"/>
                 <w:noProof/>
               </w:rPr>
-              <w:t>プロセスパッケージを削除する</w:t>
+              <w:t>パッケージを削除する</w:t>
             </w:r>
             <w:r>
               <w:rPr>
@@ -6135,7 +6049,7 @@
                 <w:noProof/>
                 <w:webHidden/>
               </w:rPr>
-              <w:instrText xml:space="preserve"> PAGEREF _Toc173451215 \h </w:instrText>
+              <w:instrText xml:space="preserve"> PAGEREF _Toc189667049 \h </w:instrText>
             </w:r>
             <w:r>
               <w:rPr>
@@ -6174,18 +6088,17 @@
             </w:tabs>
             <w:rPr>
               <w:noProof/>
-              <w:sz w:val="22"/>
               <w:szCs w:val="24"/>
               <w14:ligatures w14:val="standardContextual"/>
             </w:rPr>
           </w:pPr>
-          <w:hyperlink w:anchor="_Toc173451216" w:history="1">
+          <w:hyperlink w:anchor="_Toc189667050" w:history="1">
             <w:r>
               <w:rPr>
                 <w:rStyle w:val="Hyperlink"/>
                 <w:noProof/>
               </w:rPr>
-              <w:t>プロセスパッケージをアップロードする</w:t>
+              <w:t>パッケージをアップロードする</w:t>
             </w:r>
             <w:r>
               <w:rPr>
@@ -6206,7 +6119,7 @@
                 <w:noProof/>
                 <w:webHidden/>
               </w:rPr>
-              <w:instrText xml:space="preserve"> PAGEREF _Toc173451216 \h </w:instrText>
+              <w:instrText xml:space="preserve"> PAGEREF _Toc189667050 \h </w:instrText>
             </w:r>
             <w:r>
               <w:rPr>
@@ -6245,18 +6158,17 @@
             </w:tabs>
             <w:rPr>
               <w:noProof/>
-              <w:sz w:val="22"/>
               <w:szCs w:val="24"/>
               <w14:ligatures w14:val="standardContextual"/>
             </w:rPr>
           </w:pPr>
-          <w:hyperlink w:anchor="_Toc173451217" w:history="1">
+          <w:hyperlink w:anchor="_Toc189667051" w:history="1">
             <w:r>
               <w:rPr>
                 <w:rStyle w:val="Hyperlink"/>
                 <w:noProof/>
               </w:rPr>
-              <w:t>プロセスパッケージをダウンロードする</w:t>
+              <w:t>パッケージをダウンロードする</w:t>
             </w:r>
             <w:r>
               <w:rPr>
@@ -6277,7 +6189,7 @@
                 <w:noProof/>
                 <w:webHidden/>
               </w:rPr>
-              <w:instrText xml:space="preserve"> PAGEREF _Toc173451217 \h </w:instrText>
+              <w:instrText xml:space="preserve"> PAGEREF _Toc189667051 \h </w:instrText>
             </w:r>
             <w:r>
               <w:rPr>
@@ -6316,12 +6228,11 @@
             </w:tabs>
             <w:rPr>
               <w:noProof/>
-              <w:sz w:val="22"/>
               <w:szCs w:val="24"/>
               <w14:ligatures w14:val="standardContextual"/>
             </w:rPr>
           </w:pPr>
-          <w:hyperlink w:anchor="_Toc173451218" w:history="1">
+          <w:hyperlink w:anchor="_Toc189667052" w:history="1">
             <w:r>
               <w:rPr>
                 <w:rStyle w:val="Hyperlink"/>
@@ -6348,7 +6259,7 @@
                 <w:noProof/>
                 <w:webHidden/>
               </w:rPr>
-              <w:instrText xml:space="preserve"> PAGEREF _Toc173451218 \h </w:instrText>
+              <w:instrText xml:space="preserve"> PAGEREF _Toc189667052 \h </w:instrText>
             </w:r>
             <w:r>
               <w:rPr>
@@ -6387,12 +6298,11 @@
             </w:tabs>
             <w:rPr>
               <w:noProof/>
-              <w:sz w:val="22"/>
               <w:szCs w:val="24"/>
               <w14:ligatures w14:val="standardContextual"/>
             </w:rPr>
           </w:pPr>
-          <w:hyperlink w:anchor="_Toc173451219" w:history="1">
+          <w:hyperlink w:anchor="_Toc189667053" w:history="1">
             <w:r>
               <w:rPr>
                 <w:rStyle w:val="Hyperlink"/>
@@ -6419,7 +6329,7 @@
                 <w:noProof/>
                 <w:webHidden/>
               </w:rPr>
-              <w:instrText xml:space="preserve"> PAGEREF _Toc173451219 \h </w:instrText>
+              <w:instrText xml:space="preserve"> PAGEREF _Toc189667053 \h </w:instrText>
             </w:r>
             <w:r>
               <w:rPr>
@@ -6458,12 +6368,11 @@
             </w:tabs>
             <w:rPr>
               <w:noProof/>
-              <w:sz w:val="22"/>
               <w:szCs w:val="24"/>
               <w14:ligatures w14:val="standardContextual"/>
             </w:rPr>
           </w:pPr>
-          <w:hyperlink w:anchor="_Toc173451220" w:history="1">
+          <w:hyperlink w:anchor="_Toc189667054" w:history="1">
             <w:r>
               <w:rPr>
                 <w:rStyle w:val="Hyperlink"/>
@@ -6490,7 +6399,7 @@
                 <w:noProof/>
                 <w:webHidden/>
               </w:rPr>
-              <w:instrText xml:space="preserve"> PAGEREF _Toc173451220 \h </w:instrText>
+              <w:instrText xml:space="preserve"> PAGEREF _Toc189667054 \h </w:instrText>
             </w:r>
             <w:r>
               <w:rPr>
@@ -6510,7 +6419,7 @@
                 <w:noProof/>
                 <w:webHidden/>
               </w:rPr>
-              <w:t>58</w:t>
+              <w:t>57</w:t>
             </w:r>
             <w:r>
               <w:rPr>
@@ -6529,12 +6438,11 @@
             </w:tabs>
             <w:rPr>
               <w:noProof/>
-              <w:sz w:val="22"/>
               <w:szCs w:val="24"/>
               <w14:ligatures w14:val="standardContextual"/>
             </w:rPr>
           </w:pPr>
-          <w:hyperlink w:anchor="_Toc173451221" w:history="1">
+          <w:hyperlink w:anchor="_Toc189667055" w:history="1">
             <w:r>
               <w:rPr>
                 <w:rStyle w:val="Hyperlink"/>
@@ -6561,7 +6469,7 @@
                 <w:noProof/>
                 <w:webHidden/>
               </w:rPr>
-              <w:instrText xml:space="preserve"> PAGEREF _Toc173451221 \h </w:instrText>
+              <w:instrText xml:space="preserve"> PAGEREF _Toc189667055 \h </w:instrText>
             </w:r>
             <w:r>
               <w:rPr>
@@ -6600,12 +6508,11 @@
             </w:tabs>
             <w:rPr>
               <w:noProof/>
-              <w:sz w:val="22"/>
               <w:szCs w:val="24"/>
               <w14:ligatures w14:val="standardContextual"/>
             </w:rPr>
           </w:pPr>
-          <w:hyperlink w:anchor="_Toc173451222" w:history="1">
+          <w:hyperlink w:anchor="_Toc189667056" w:history="1">
             <w:r>
               <w:rPr>
                 <w:rStyle w:val="Hyperlink"/>
@@ -6632,7 +6539,7 @@
                 <w:noProof/>
                 <w:webHidden/>
               </w:rPr>
-              <w:instrText xml:space="preserve"> PAGEREF _Toc173451222 \h </w:instrText>
+              <w:instrText xml:space="preserve"> PAGEREF _Toc189667056 \h </w:instrText>
             </w:r>
             <w:r>
               <w:rPr>
@@ -6671,12 +6578,11 @@
             </w:tabs>
             <w:rPr>
               <w:noProof/>
-              <w:sz w:val="22"/>
               <w:szCs w:val="24"/>
               <w14:ligatures w14:val="standardContextual"/>
             </w:rPr>
           </w:pPr>
-          <w:hyperlink w:anchor="_Toc173451223" w:history="1">
+          <w:hyperlink w:anchor="_Toc189667057" w:history="1">
             <w:r>
               <w:rPr>
                 <w:rStyle w:val="Hyperlink"/>
@@ -6703,7 +6609,7 @@
                 <w:noProof/>
                 <w:webHidden/>
               </w:rPr>
-              <w:instrText xml:space="preserve"> PAGEREF _Toc173451223 \h </w:instrText>
+              <w:instrText xml:space="preserve"> PAGEREF _Toc189667057 \h </w:instrText>
             </w:r>
             <w:r>
               <w:rPr>
@@ -6742,12 +6648,11 @@
             </w:tabs>
             <w:rPr>
               <w:noProof/>
-              <w:sz w:val="22"/>
               <w:szCs w:val="24"/>
               <w14:ligatures w14:val="standardContextual"/>
             </w:rPr>
           </w:pPr>
-          <w:hyperlink w:anchor="_Toc173451224" w:history="1">
+          <w:hyperlink w:anchor="_Toc189667058" w:history="1">
             <w:r>
               <w:rPr>
                 <w:rStyle w:val="Hyperlink"/>
@@ -6774,7 +6679,7 @@
                 <w:noProof/>
                 <w:webHidden/>
               </w:rPr>
-              <w:instrText xml:space="preserve"> PAGEREF _Toc173451224 \h </w:instrText>
+              <w:instrText xml:space="preserve"> PAGEREF _Toc189667058 \h </w:instrText>
             </w:r>
             <w:r>
               <w:rPr>
@@ -6813,12 +6718,11 @@
             </w:tabs>
             <w:rPr>
               <w:noProof/>
-              <w:sz w:val="22"/>
               <w:szCs w:val="24"/>
               <w14:ligatures w14:val="standardContextual"/>
             </w:rPr>
           </w:pPr>
-          <w:hyperlink w:anchor="_Toc173451225" w:history="1">
+          <w:hyperlink w:anchor="_Toc189667059" w:history="1">
             <w:r>
               <w:rPr>
                 <w:rStyle w:val="Hyperlink"/>
@@ -6845,7 +6749,7 @@
                 <w:noProof/>
                 <w:webHidden/>
               </w:rPr>
-              <w:instrText xml:space="preserve"> PAGEREF _Toc173451225 \h </w:instrText>
+              <w:instrText xml:space="preserve"> PAGEREF _Toc189667059 \h </w:instrText>
             </w:r>
             <w:r>
               <w:rPr>
@@ -6865,7 +6769,7 @@
                 <w:noProof/>
                 <w:webHidden/>
               </w:rPr>
-              <w:t>60</w:t>
+              <w:t>59</w:t>
             </w:r>
             <w:r>
               <w:rPr>
@@ -6884,12 +6788,11 @@
             </w:tabs>
             <w:rPr>
               <w:noProof/>
-              <w:sz w:val="22"/>
               <w:szCs w:val="24"/>
               <w14:ligatures w14:val="standardContextual"/>
             </w:rPr>
           </w:pPr>
-          <w:hyperlink w:anchor="_Toc173451226" w:history="1">
+          <w:hyperlink w:anchor="_Toc189667060" w:history="1">
             <w:r>
               <w:rPr>
                 <w:rStyle w:val="Hyperlink"/>
@@ -6916,7 +6819,7 @@
                 <w:noProof/>
                 <w:webHidden/>
               </w:rPr>
-              <w:instrText xml:space="preserve"> PAGEREF _Toc173451226 \h </w:instrText>
+              <w:instrText xml:space="preserve"> PAGEREF _Toc189667060 \h </w:instrText>
             </w:r>
             <w:r>
               <w:rPr>
@@ -6955,12 +6858,11 @@
             </w:tabs>
             <w:rPr>
               <w:noProof/>
-              <w:sz w:val="22"/>
               <w:szCs w:val="24"/>
               <w14:ligatures w14:val="standardContextual"/>
             </w:rPr>
           </w:pPr>
-          <w:hyperlink w:anchor="_Toc173451227" w:history="1">
+          <w:hyperlink w:anchor="_Toc189667061" w:history="1">
             <w:r>
               <w:rPr>
                 <w:rStyle w:val="Hyperlink"/>
@@ -6987,7 +6889,7 @@
                 <w:noProof/>
                 <w:webHidden/>
               </w:rPr>
-              <w:instrText xml:space="preserve"> PAGEREF _Toc173451227 \h </w:instrText>
+              <w:instrText xml:space="preserve"> PAGEREF _Toc189667061 \h </w:instrText>
             </w:r>
             <w:r>
               <w:rPr>
@@ -7007,7 +6909,7 @@
                 <w:noProof/>
                 <w:webHidden/>
               </w:rPr>
-              <w:t>61</w:t>
+              <w:t>60</w:t>
             </w:r>
             <w:r>
               <w:rPr>
@@ -7026,12 +6928,11 @@
             </w:tabs>
             <w:rPr>
               <w:noProof/>
-              <w:sz w:val="22"/>
               <w:szCs w:val="24"/>
               <w14:ligatures w14:val="standardContextual"/>
             </w:rPr>
           </w:pPr>
-          <w:hyperlink w:anchor="_Toc173451228" w:history="1">
+          <w:hyperlink w:anchor="_Toc189667062" w:history="1">
             <w:r>
               <w:rPr>
                 <w:rStyle w:val="Hyperlink"/>
@@ -7058,7 +6959,7 @@
                 <w:noProof/>
                 <w:webHidden/>
               </w:rPr>
-              <w:instrText xml:space="preserve"> PAGEREF _Toc173451228 \h </w:instrText>
+              <w:instrText xml:space="preserve"> PAGEREF _Toc189667062 \h </w:instrText>
             </w:r>
             <w:r>
               <w:rPr>
@@ -7097,12 +6998,11 @@
             </w:tabs>
             <w:rPr>
               <w:noProof/>
-              <w:sz w:val="22"/>
               <w:szCs w:val="24"/>
               <w14:ligatures w14:val="standardContextual"/>
             </w:rPr>
           </w:pPr>
-          <w:hyperlink w:anchor="_Toc173451229" w:history="1">
+          <w:hyperlink w:anchor="_Toc189667063" w:history="1">
             <w:r>
               <w:rPr>
                 <w:rStyle w:val="Hyperlink"/>
@@ -7129,7 +7029,7 @@
                 <w:noProof/>
                 <w:webHidden/>
               </w:rPr>
-              <w:instrText xml:space="preserve"> PAGEREF _Toc173451229 \h </w:instrText>
+              <w:instrText xml:space="preserve"> PAGEREF _Toc189667063 \h </w:instrText>
             </w:r>
             <w:r>
               <w:rPr>
@@ -7168,12 +7068,11 @@
             </w:tabs>
             <w:rPr>
               <w:noProof/>
-              <w:sz w:val="22"/>
               <w:szCs w:val="24"/>
               <w14:ligatures w14:val="standardContextual"/>
             </w:rPr>
           </w:pPr>
-          <w:hyperlink w:anchor="_Toc173451230" w:history="1">
+          <w:hyperlink w:anchor="_Toc189667064" w:history="1">
             <w:r>
               <w:rPr>
                 <w:rStyle w:val="Hyperlink"/>
@@ -7200,7 +7099,7 @@
                 <w:noProof/>
                 <w:webHidden/>
               </w:rPr>
-              <w:instrText xml:space="preserve"> PAGEREF _Toc173451230 \h </w:instrText>
+              <w:instrText xml:space="preserve"> PAGEREF _Toc189667064 \h </w:instrText>
             </w:r>
             <w:r>
               <w:rPr>
@@ -7220,7 +7119,7 @@
                 <w:noProof/>
                 <w:webHidden/>
               </w:rPr>
-              <w:t>62</w:t>
+              <w:t>61</w:t>
             </w:r>
             <w:r>
               <w:rPr>
@@ -7239,12 +7138,11 @@
             </w:tabs>
             <w:rPr>
               <w:noProof/>
-              <w:sz w:val="22"/>
               <w:szCs w:val="24"/>
               <w14:ligatures w14:val="standardContextual"/>
             </w:rPr>
           </w:pPr>
-          <w:hyperlink w:anchor="_Toc173451231" w:history="1">
+          <w:hyperlink w:anchor="_Toc189667065" w:history="1">
             <w:r>
               <w:rPr>
                 <w:rStyle w:val="Hyperlink"/>
@@ -7271,7 +7169,7 @@
                 <w:noProof/>
                 <w:webHidden/>
               </w:rPr>
-              <w:instrText xml:space="preserve"> PAGEREF _Toc173451231 \h </w:instrText>
+              <w:instrText xml:space="preserve"> PAGEREF _Toc189667065 \h </w:instrText>
             </w:r>
             <w:r>
               <w:rPr>
@@ -7291,7 +7189,7 @@
                 <w:noProof/>
                 <w:webHidden/>
               </w:rPr>
-              <w:t>63</w:t>
+              <w:t>62</w:t>
             </w:r>
             <w:r>
               <w:rPr>
@@ -7310,12 +7208,11 @@
             </w:tabs>
             <w:rPr>
               <w:noProof/>
-              <w:sz w:val="22"/>
               <w:szCs w:val="24"/>
               <w14:ligatures w14:val="standardContextual"/>
             </w:rPr>
           </w:pPr>
-          <w:hyperlink w:anchor="_Toc173451232" w:history="1">
+          <w:hyperlink w:anchor="_Toc189667066" w:history="1">
             <w:r>
               <w:rPr>
                 <w:rStyle w:val="Hyperlink"/>
@@ -7342,7 +7239,7 @@
                 <w:noProof/>
                 <w:webHidden/>
               </w:rPr>
-              <w:instrText xml:space="preserve"> PAGEREF _Toc173451232 \h </w:instrText>
+              <w:instrText xml:space="preserve"> PAGEREF _Toc189667066 \h </w:instrText>
             </w:r>
             <w:r>
               <w:rPr>
@@ -7381,12 +7278,11 @@
             </w:tabs>
             <w:rPr>
               <w:noProof/>
-              <w:sz w:val="22"/>
               <w:szCs w:val="24"/>
               <w14:ligatures w14:val="standardContextual"/>
             </w:rPr>
           </w:pPr>
-          <w:hyperlink w:anchor="_Toc173451233" w:history="1">
+          <w:hyperlink w:anchor="_Toc189667067" w:history="1">
             <w:r>
               <w:rPr>
                 <w:rStyle w:val="Hyperlink"/>
@@ -7413,7 +7309,7 @@
                 <w:noProof/>
                 <w:webHidden/>
               </w:rPr>
-              <w:instrText xml:space="preserve"> PAGEREF _Toc173451233 \h </w:instrText>
+              <w:instrText xml:space="preserve"> PAGEREF _Toc189667067 \h </w:instrText>
             </w:r>
             <w:r>
               <w:rPr>
@@ -7452,12 +7348,11 @@
             </w:tabs>
             <w:rPr>
               <w:noProof/>
-              <w:sz w:val="22"/>
               <w:szCs w:val="24"/>
               <w14:ligatures w14:val="standardContextual"/>
             </w:rPr>
           </w:pPr>
-          <w:hyperlink w:anchor="_Toc173451234" w:history="1">
+          <w:hyperlink w:anchor="_Toc189667068" w:history="1">
             <w:r>
               <w:rPr>
                 <w:rStyle w:val="Hyperlink"/>
@@ -7484,7 +7379,7 @@
                 <w:noProof/>
                 <w:webHidden/>
               </w:rPr>
-              <w:instrText xml:space="preserve"> PAGEREF _Toc173451234 \h </w:instrText>
+              <w:instrText xml:space="preserve"> PAGEREF _Toc189667068 \h </w:instrText>
             </w:r>
             <w:r>
               <w:rPr>
@@ -7523,12 +7418,11 @@
             </w:tabs>
             <w:rPr>
               <w:noProof/>
-              <w:sz w:val="22"/>
               <w:szCs w:val="24"/>
               <w14:ligatures w14:val="standardContextual"/>
             </w:rPr>
           </w:pPr>
-          <w:hyperlink w:anchor="_Toc173451235" w:history="1">
+          <w:hyperlink w:anchor="_Toc189667069" w:history="1">
             <w:r>
               <w:rPr>
                 <w:rStyle w:val="Hyperlink"/>
@@ -7555,7 +7449,7 @@
                 <w:noProof/>
                 <w:webHidden/>
               </w:rPr>
-              <w:instrText xml:space="preserve"> PAGEREF _Toc173451235 \h </w:instrText>
+              <w:instrText xml:space="preserve"> PAGEREF _Toc189667069 \h </w:instrText>
             </w:r>
             <w:r>
               <w:rPr>
@@ -7575,7 +7469,7 @@
                 <w:noProof/>
                 <w:webHidden/>
               </w:rPr>
-              <w:t>66</w:t>
+              <w:t>65</w:t>
             </w:r>
             <w:r>
               <w:rPr>
@@ -7594,12 +7488,11 @@
             </w:tabs>
             <w:rPr>
               <w:noProof/>
-              <w:sz w:val="22"/>
               <w:szCs w:val="24"/>
               <w14:ligatures w14:val="standardContextual"/>
             </w:rPr>
           </w:pPr>
-          <w:hyperlink w:anchor="_Toc173451236" w:history="1">
+          <w:hyperlink w:anchor="_Toc189667070" w:history="1">
             <w:r>
               <w:rPr>
                 <w:rStyle w:val="Hyperlink"/>
@@ -7626,7 +7519,7 @@
                 <w:noProof/>
                 <w:webHidden/>
               </w:rPr>
-              <w:instrText xml:space="preserve"> PAGEREF _Toc173451236 \h </w:instrText>
+              <w:instrText xml:space="preserve"> PAGEREF _Toc189667070 \h </w:instrText>
             </w:r>
             <w:r>
               <w:rPr>
@@ -7665,12 +7558,11 @@
             </w:tabs>
             <w:rPr>
               <w:noProof/>
-              <w:sz w:val="22"/>
               <w:szCs w:val="24"/>
               <w14:ligatures w14:val="standardContextual"/>
             </w:rPr>
           </w:pPr>
-          <w:hyperlink w:anchor="_Toc173451237" w:history="1">
+          <w:hyperlink w:anchor="_Toc189667071" w:history="1">
             <w:r>
               <w:rPr>
                 <w:rStyle w:val="Hyperlink"/>
@@ -7697,7 +7589,7 @@
                 <w:noProof/>
                 <w:webHidden/>
               </w:rPr>
-              <w:instrText xml:space="preserve"> PAGEREF _Toc173451237 \h </w:instrText>
+              <w:instrText xml:space="preserve"> PAGEREF _Toc189667071 \h </w:instrText>
             </w:r>
             <w:r>
               <w:rPr>
@@ -7736,12 +7628,11 @@
             </w:tabs>
             <w:rPr>
               <w:noProof/>
-              <w:sz w:val="22"/>
               <w:szCs w:val="24"/>
               <w14:ligatures w14:val="standardContextual"/>
             </w:rPr>
           </w:pPr>
-          <w:hyperlink w:anchor="_Toc173451238" w:history="1">
+          <w:hyperlink w:anchor="_Toc189667072" w:history="1">
             <w:r>
               <w:rPr>
                 <w:rStyle w:val="Hyperlink"/>
@@ -7768,7 +7659,7 @@
                 <w:noProof/>
                 <w:webHidden/>
               </w:rPr>
-              <w:instrText xml:space="preserve"> PAGEREF _Toc173451238 \h </w:instrText>
+              <w:instrText xml:space="preserve"> PAGEREF _Toc189667072 \h </w:instrText>
             </w:r>
             <w:r>
               <w:rPr>
@@ -7807,12 +7698,11 @@
             </w:tabs>
             <w:rPr>
               <w:noProof/>
-              <w:sz w:val="22"/>
               <w:szCs w:val="24"/>
               <w14:ligatures w14:val="standardContextual"/>
             </w:rPr>
           </w:pPr>
-          <w:hyperlink w:anchor="_Toc173451239" w:history="1">
+          <w:hyperlink w:anchor="_Toc189667073" w:history="1">
             <w:r>
               <w:rPr>
                 <w:rStyle w:val="Hyperlink"/>
@@ -7839,7 +7729,7 @@
                 <w:noProof/>
                 <w:webHidden/>
               </w:rPr>
-              <w:instrText xml:space="preserve"> PAGEREF _Toc173451239 \h </w:instrText>
+              <w:instrText xml:space="preserve"> PAGEREF _Toc189667073 \h </w:instrText>
             </w:r>
             <w:r>
               <w:rPr>
@@ -7878,12 +7768,11 @@
             </w:tabs>
             <w:rPr>
               <w:noProof/>
-              <w:sz w:val="22"/>
               <w:szCs w:val="24"/>
               <w14:ligatures w14:val="standardContextual"/>
             </w:rPr>
           </w:pPr>
-          <w:hyperlink w:anchor="_Toc173451240" w:history="1">
+          <w:hyperlink w:anchor="_Toc189667074" w:history="1">
             <w:r>
               <w:rPr>
                 <w:rStyle w:val="Hyperlink"/>
@@ -7910,7 +7799,7 @@
                 <w:noProof/>
                 <w:webHidden/>
               </w:rPr>
-              <w:instrText xml:space="preserve"> PAGEREF _Toc173451240 \h </w:instrText>
+              <w:instrText xml:space="preserve"> PAGEREF _Toc189667074 \h </w:instrText>
             </w:r>
             <w:r>
               <w:rPr>
@@ -7930,7 +7819,7 @@
                 <w:noProof/>
                 <w:webHidden/>
               </w:rPr>
-              <w:t>68</w:t>
+              <w:t>67</w:t>
             </w:r>
             <w:r>
               <w:rPr>
@@ -7949,12 +7838,11 @@
             </w:tabs>
             <w:rPr>
               <w:noProof/>
-              <w:sz w:val="22"/>
               <w:szCs w:val="24"/>
               <w14:ligatures w14:val="standardContextual"/>
             </w:rPr>
           </w:pPr>
-          <w:hyperlink w:anchor="_Toc173451241" w:history="1">
+          <w:hyperlink w:anchor="_Toc189667075" w:history="1">
             <w:r>
               <w:rPr>
                 <w:rStyle w:val="Hyperlink"/>
@@ -7981,7 +7869,7 @@
                 <w:noProof/>
                 <w:webHidden/>
               </w:rPr>
-              <w:instrText xml:space="preserve"> PAGEREF _Toc173451241 \h </w:instrText>
+              <w:instrText xml:space="preserve"> PAGEREF _Toc189667075 \h </w:instrText>
             </w:r>
             <w:r>
               <w:rPr>
@@ -8020,12 +7908,11 @@
             </w:tabs>
             <w:rPr>
               <w:noProof/>
-              <w:sz w:val="22"/>
               <w:szCs w:val="24"/>
               <w14:ligatures w14:val="standardContextual"/>
             </w:rPr>
           </w:pPr>
-          <w:hyperlink w:anchor="_Toc173451242" w:history="1">
+          <w:hyperlink w:anchor="_Toc189667076" w:history="1">
             <w:r>
               <w:rPr>
                 <w:rStyle w:val="Hyperlink"/>
@@ -8052,7 +7939,7 @@
                 <w:noProof/>
                 <w:webHidden/>
               </w:rPr>
-              <w:instrText xml:space="preserve"> PAGEREF _Toc173451242 \h </w:instrText>
+              <w:instrText xml:space="preserve"> PAGEREF _Toc189667076 \h </w:instrText>
             </w:r>
             <w:r>
               <w:rPr>
@@ -8091,12 +7978,11 @@
             </w:tabs>
             <w:rPr>
               <w:noProof/>
-              <w:sz w:val="22"/>
               <w:szCs w:val="24"/>
               <w14:ligatures w14:val="standardContextual"/>
             </w:rPr>
           </w:pPr>
-          <w:hyperlink w:anchor="_Toc173451243" w:history="1">
+          <w:hyperlink w:anchor="_Toc189667077" w:history="1">
             <w:r>
               <w:rPr>
                 <w:rStyle w:val="Hyperlink"/>
@@ -8123,7 +8009,7 @@
                 <w:noProof/>
                 <w:webHidden/>
               </w:rPr>
-              <w:instrText xml:space="preserve"> PAGEREF _Toc173451243 \h </w:instrText>
+              <w:instrText xml:space="preserve"> PAGEREF _Toc189667077 \h </w:instrText>
             </w:r>
             <w:r>
               <w:rPr>
@@ -8143,7 +8029,7 @@
                 <w:noProof/>
                 <w:webHidden/>
               </w:rPr>
-              <w:t>69</w:t>
+              <w:t>68</w:t>
             </w:r>
             <w:r>
               <w:rPr>
@@ -8162,12 +8048,11 @@
             </w:tabs>
             <w:rPr>
               <w:noProof/>
-              <w:sz w:val="22"/>
               <w:szCs w:val="24"/>
               <w14:ligatures w14:val="standardContextual"/>
             </w:rPr>
           </w:pPr>
-          <w:hyperlink w:anchor="_Toc173451244" w:history="1">
+          <w:hyperlink w:anchor="_Toc189667078" w:history="1">
             <w:r>
               <w:rPr>
                 <w:rStyle w:val="Hyperlink"/>
@@ -8194,7 +8079,7 @@
                 <w:noProof/>
                 <w:webHidden/>
               </w:rPr>
-              <w:instrText xml:space="preserve"> PAGEREF _Toc173451244 \h </w:instrText>
+              <w:instrText xml:space="preserve"> PAGEREF _Toc189667078 \h </w:instrText>
             </w:r>
             <w:r>
               <w:rPr>
@@ -8233,12 +8118,11 @@
             </w:tabs>
             <w:rPr>
               <w:noProof/>
-              <w:sz w:val="22"/>
               <w:szCs w:val="24"/>
               <w14:ligatures w14:val="standardContextual"/>
             </w:rPr>
           </w:pPr>
-          <w:hyperlink w:anchor="_Toc173451245" w:history="1">
+          <w:hyperlink w:anchor="_Toc189667079" w:history="1">
             <w:r>
               <w:rPr>
                 <w:rStyle w:val="Hyperlink"/>
@@ -8265,7 +8149,7 @@
                 <w:noProof/>
                 <w:webHidden/>
               </w:rPr>
-              <w:instrText xml:space="preserve"> PAGEREF _Toc173451245 \h </w:instrText>
+              <w:instrText xml:space="preserve"> PAGEREF _Toc189667079 \h </w:instrText>
             </w:r>
             <w:r>
               <w:rPr>
@@ -8304,12 +8188,11 @@
             </w:tabs>
             <w:rPr>
               <w:noProof/>
-              <w:sz w:val="22"/>
               <w:szCs w:val="24"/>
               <w14:ligatures w14:val="standardContextual"/>
             </w:rPr>
           </w:pPr>
-          <w:hyperlink w:anchor="_Toc173451246" w:history="1">
+          <w:hyperlink w:anchor="_Toc189667080" w:history="1">
             <w:r>
               <w:rPr>
                 <w:rStyle w:val="Hyperlink"/>
@@ -8336,7 +8219,7 @@
                 <w:noProof/>
                 <w:webHidden/>
               </w:rPr>
-              <w:instrText xml:space="preserve"> PAGEREF _Toc173451246 \h </w:instrText>
+              <w:instrText xml:space="preserve"> PAGEREF _Toc189667080 \h </w:instrText>
             </w:r>
             <w:r>
               <w:rPr>
@@ -8375,12 +8258,11 @@
             </w:tabs>
             <w:rPr>
               <w:noProof/>
-              <w:sz w:val="22"/>
               <w:szCs w:val="24"/>
               <w14:ligatures w14:val="standardContextual"/>
             </w:rPr>
           </w:pPr>
-          <w:hyperlink w:anchor="_Toc173451247" w:history="1">
+          <w:hyperlink w:anchor="_Toc189667081" w:history="1">
             <w:r>
               <w:rPr>
                 <w:rStyle w:val="Hyperlink"/>
@@ -8407,7 +8289,7 @@
                 <w:noProof/>
                 <w:webHidden/>
               </w:rPr>
-              <w:instrText xml:space="preserve"> PAGEREF _Toc173451247 \h </w:instrText>
+              <w:instrText xml:space="preserve"> PAGEREF _Toc189667081 \h </w:instrText>
             </w:r>
             <w:r>
               <w:rPr>
@@ -8427,7 +8309,7 @@
                 <w:noProof/>
                 <w:webHidden/>
               </w:rPr>
-              <w:t>71</w:t>
+              <w:t>70</w:t>
             </w:r>
             <w:r>
               <w:rPr>
@@ -8446,12 +8328,11 @@
             </w:tabs>
             <w:rPr>
               <w:noProof/>
-              <w:sz w:val="22"/>
               <w:szCs w:val="24"/>
               <w14:ligatures w14:val="standardContextual"/>
             </w:rPr>
           </w:pPr>
-          <w:hyperlink w:anchor="_Toc173451248" w:history="1">
+          <w:hyperlink w:anchor="_Toc189667082" w:history="1">
             <w:r>
               <w:rPr>
                 <w:rStyle w:val="Hyperlink"/>
@@ -8478,7 +8359,7 @@
                 <w:noProof/>
                 <w:webHidden/>
               </w:rPr>
-              <w:instrText xml:space="preserve"> PAGEREF _Toc173451248 \h </w:instrText>
+              <w:instrText xml:space="preserve"> PAGEREF _Toc189667082 \h </w:instrText>
             </w:r>
             <w:r>
               <w:rPr>
@@ -8517,12 +8398,11 @@
             </w:tabs>
             <w:rPr>
               <w:noProof/>
-              <w:sz w:val="22"/>
               <w:szCs w:val="24"/>
               <w14:ligatures w14:val="standardContextual"/>
             </w:rPr>
           </w:pPr>
-          <w:hyperlink w:anchor="_Toc173451249" w:history="1">
+          <w:hyperlink w:anchor="_Toc189667083" w:history="1">
             <w:r>
               <w:rPr>
                 <w:rStyle w:val="Hyperlink"/>
@@ -8549,7 +8429,7 @@
                 <w:noProof/>
                 <w:webHidden/>
               </w:rPr>
-              <w:instrText xml:space="preserve"> PAGEREF _Toc173451249 \h </w:instrText>
+              <w:instrText xml:space="preserve"> PAGEREF _Toc189667083 \h </w:instrText>
             </w:r>
             <w:r>
               <w:rPr>
@@ -8588,12 +8468,11 @@
             </w:tabs>
             <w:rPr>
               <w:noProof/>
-              <w:sz w:val="22"/>
               <w:szCs w:val="24"/>
               <w14:ligatures w14:val="standardContextual"/>
             </w:rPr>
           </w:pPr>
-          <w:hyperlink w:anchor="_Toc173451250" w:history="1">
+          <w:hyperlink w:anchor="_Toc189667084" w:history="1">
             <w:r>
               <w:rPr>
                 <w:rStyle w:val="Hyperlink"/>
@@ -8620,7 +8499,7 @@
                 <w:noProof/>
                 <w:webHidden/>
               </w:rPr>
-              <w:instrText xml:space="preserve"> PAGEREF _Toc173451250 \h </w:instrText>
+              <w:instrText xml:space="preserve"> PAGEREF _Toc189667084 \h </w:instrText>
             </w:r>
             <w:r>
               <w:rPr>
@@ -8659,12 +8538,11 @@
             </w:tabs>
             <w:rPr>
               <w:noProof/>
-              <w:sz w:val="22"/>
               <w:szCs w:val="24"/>
               <w14:ligatures w14:val="standardContextual"/>
             </w:rPr>
           </w:pPr>
-          <w:hyperlink w:anchor="_Toc173451251" w:history="1">
+          <w:hyperlink w:anchor="_Toc189667085" w:history="1">
             <w:r>
               <w:rPr>
                 <w:rStyle w:val="Hyperlink"/>
@@ -8691,7 +8569,7 @@
                 <w:noProof/>
                 <w:webHidden/>
               </w:rPr>
-              <w:instrText xml:space="preserve"> PAGEREF _Toc173451251 \h </w:instrText>
+              <w:instrText xml:space="preserve"> PAGEREF _Toc189667085 \h </w:instrText>
             </w:r>
             <w:r>
               <w:rPr>
@@ -8730,12 +8608,11 @@
             </w:tabs>
             <w:rPr>
               <w:noProof/>
-              <w:sz w:val="22"/>
               <w:szCs w:val="24"/>
               <w14:ligatures w14:val="standardContextual"/>
             </w:rPr>
           </w:pPr>
-          <w:hyperlink w:anchor="_Toc173451252" w:history="1">
+          <w:hyperlink w:anchor="_Toc189667086" w:history="1">
             <w:r>
               <w:rPr>
                 <w:rStyle w:val="Hyperlink"/>
@@ -8762,7 +8639,7 @@
                 <w:noProof/>
                 <w:webHidden/>
               </w:rPr>
-              <w:instrText xml:space="preserve"> PAGEREF _Toc173451252 \h </w:instrText>
+              <w:instrText xml:space="preserve"> PAGEREF _Toc189667086 \h </w:instrText>
             </w:r>
             <w:r>
               <w:rPr>
@@ -8801,12 +8678,11 @@
             </w:tabs>
             <w:rPr>
               <w:noProof/>
-              <w:sz w:val="22"/>
               <w:szCs w:val="24"/>
               <w14:ligatures w14:val="standardContextual"/>
             </w:rPr>
           </w:pPr>
-          <w:hyperlink w:anchor="_Toc173451253" w:history="1">
+          <w:hyperlink w:anchor="_Toc189667087" w:history="1">
             <w:r>
               <w:rPr>
                 <w:rStyle w:val="Hyperlink"/>
@@ -8833,7 +8709,7 @@
                 <w:noProof/>
                 <w:webHidden/>
               </w:rPr>
-              <w:instrText xml:space="preserve"> PAGEREF _Toc173451253 \h </w:instrText>
+              <w:instrText xml:space="preserve"> PAGEREF _Toc189667087 \h </w:instrText>
             </w:r>
             <w:r>
               <w:rPr>
@@ -8872,12 +8748,11 @@
             </w:tabs>
             <w:rPr>
               <w:noProof/>
-              <w:sz w:val="22"/>
               <w:szCs w:val="24"/>
               <w14:ligatures w14:val="standardContextual"/>
             </w:rPr>
           </w:pPr>
-          <w:hyperlink w:anchor="_Toc173451254" w:history="1">
+          <w:hyperlink w:anchor="_Toc189667088" w:history="1">
             <w:r>
               <w:rPr>
                 <w:rStyle w:val="Hyperlink"/>
@@ -8904,7 +8779,7 @@
                 <w:noProof/>
                 <w:webHidden/>
               </w:rPr>
-              <w:instrText xml:space="preserve"> PAGEREF _Toc173451254 \h </w:instrText>
+              <w:instrText xml:space="preserve"> PAGEREF _Toc189667088 \h </w:instrText>
             </w:r>
             <w:r>
               <w:rPr>
@@ -8924,7 +8799,7 @@
                 <w:noProof/>
                 <w:webHidden/>
               </w:rPr>
-              <w:t>74</w:t>
+              <w:t>73</w:t>
             </w:r>
             <w:r>
               <w:rPr>
@@ -8943,12 +8818,11 @@
             </w:tabs>
             <w:rPr>
               <w:noProof/>
-              <w:sz w:val="22"/>
               <w:szCs w:val="24"/>
               <w14:ligatures w14:val="standardContextual"/>
             </w:rPr>
           </w:pPr>
-          <w:hyperlink w:anchor="_Toc173451255" w:history="1">
+          <w:hyperlink w:anchor="_Toc189667089" w:history="1">
             <w:r>
               <w:rPr>
                 <w:rStyle w:val="Hyperlink"/>
@@ -8975,7 +8849,7 @@
                 <w:noProof/>
                 <w:webHidden/>
               </w:rPr>
-              <w:instrText xml:space="preserve"> PAGEREF _Toc173451255 \h </w:instrText>
+              <w:instrText xml:space="preserve"> PAGEREF _Toc189667089 \h </w:instrText>
             </w:r>
             <w:r>
               <w:rPr>
@@ -9014,12 +8888,11 @@
             </w:tabs>
             <w:rPr>
               <w:noProof/>
-              <w:sz w:val="22"/>
               <w:szCs w:val="24"/>
               <w14:ligatures w14:val="standardContextual"/>
             </w:rPr>
           </w:pPr>
-          <w:hyperlink w:anchor="_Toc173451256" w:history="1">
+          <w:hyperlink w:anchor="_Toc189667090" w:history="1">
             <w:r>
               <w:rPr>
                 <w:rStyle w:val="Hyperlink"/>
@@ -9046,7 +8919,7 @@
                 <w:noProof/>
                 <w:webHidden/>
               </w:rPr>
-              <w:instrText xml:space="preserve"> PAGEREF _Toc173451256 \h </w:instrText>
+              <w:instrText xml:space="preserve"> PAGEREF _Toc189667090 \h </w:instrText>
             </w:r>
             <w:r>
               <w:rPr>
@@ -9066,7 +8939,7 @@
                 <w:noProof/>
                 <w:webHidden/>
               </w:rPr>
-              <w:t>75</w:t>
+              <w:t>74</w:t>
             </w:r>
             <w:r>
               <w:rPr>
@@ -9085,12 +8958,11 @@
             </w:tabs>
             <w:rPr>
               <w:noProof/>
-              <w:sz w:val="22"/>
               <w:szCs w:val="24"/>
               <w14:ligatures w14:val="standardContextual"/>
             </w:rPr>
           </w:pPr>
-          <w:hyperlink w:anchor="_Toc173451257" w:history="1">
+          <w:hyperlink w:anchor="_Toc189667091" w:history="1">
             <w:r>
               <w:rPr>
                 <w:rStyle w:val="Hyperlink"/>
@@ -9117,7 +8989,7 @@
                 <w:noProof/>
                 <w:webHidden/>
               </w:rPr>
-              <w:instrText xml:space="preserve"> PAGEREF _Toc173451257 \h </w:instrText>
+              <w:instrText xml:space="preserve"> PAGEREF _Toc189667091 \h </w:instrText>
             </w:r>
             <w:r>
               <w:rPr>
@@ -9156,12 +9028,11 @@
             </w:tabs>
             <w:rPr>
               <w:noProof/>
-              <w:sz w:val="22"/>
               <w:szCs w:val="24"/>
               <w14:ligatures w14:val="standardContextual"/>
             </w:rPr>
           </w:pPr>
-          <w:hyperlink w:anchor="_Toc173451258" w:history="1">
+          <w:hyperlink w:anchor="_Toc189667092" w:history="1">
             <w:r>
               <w:rPr>
                 <w:rStyle w:val="Hyperlink"/>
@@ -9188,7 +9059,7 @@
                 <w:noProof/>
                 <w:webHidden/>
               </w:rPr>
-              <w:instrText xml:space="preserve"> PAGEREF _Toc173451258 \h </w:instrText>
+              <w:instrText xml:space="preserve"> PAGEREF _Toc189667092 \h </w:instrText>
             </w:r>
             <w:r>
               <w:rPr>
@@ -9227,12 +9098,11 @@
             </w:tabs>
             <w:rPr>
               <w:noProof/>
-              <w:sz w:val="22"/>
               <w:szCs w:val="24"/>
               <w14:ligatures w14:val="standardContextual"/>
             </w:rPr>
           </w:pPr>
-          <w:hyperlink w:anchor="_Toc173451259" w:history="1">
+          <w:hyperlink w:anchor="_Toc189667093" w:history="1">
             <w:r>
               <w:rPr>
                 <w:rStyle w:val="Hyperlink"/>
@@ -9259,7 +9129,7 @@
                 <w:noProof/>
                 <w:webHidden/>
               </w:rPr>
-              <w:instrText xml:space="preserve"> PAGEREF _Toc173451259 \h </w:instrText>
+              <w:instrText xml:space="preserve"> PAGEREF _Toc189667093 \h </w:instrText>
             </w:r>
             <w:r>
               <w:rPr>
@@ -9298,12 +9168,11 @@
             </w:tabs>
             <w:rPr>
               <w:noProof/>
-              <w:sz w:val="22"/>
               <w:szCs w:val="24"/>
               <w14:ligatures w14:val="standardContextual"/>
             </w:rPr>
           </w:pPr>
-          <w:hyperlink w:anchor="_Toc173451260" w:history="1">
+          <w:hyperlink w:anchor="_Toc189667094" w:history="1">
             <w:r>
               <w:rPr>
                 <w:rStyle w:val="Hyperlink"/>
@@ -9330,7 +9199,7 @@
                 <w:noProof/>
                 <w:webHidden/>
               </w:rPr>
-              <w:instrText xml:space="preserve"> PAGEREF _Toc173451260 \h </w:instrText>
+              <w:instrText xml:space="preserve"> PAGEREF _Toc189667094 \h </w:instrText>
             </w:r>
             <w:r>
               <w:rPr>
@@ -9369,12 +9238,11 @@
             </w:tabs>
             <w:rPr>
               <w:noProof/>
-              <w:sz w:val="22"/>
               <w:szCs w:val="24"/>
               <w14:ligatures w14:val="standardContextual"/>
             </w:rPr>
           </w:pPr>
-          <w:hyperlink w:anchor="_Toc173451261" w:history="1">
+          <w:hyperlink w:anchor="_Toc189667095" w:history="1">
             <w:r>
               <w:rPr>
                 <w:rStyle w:val="Hyperlink"/>
@@ -9401,7 +9269,7 @@
                 <w:noProof/>
                 <w:webHidden/>
               </w:rPr>
-              <w:instrText xml:space="preserve"> PAGEREF _Toc173451261 \h </w:instrText>
+              <w:instrText xml:space="preserve"> PAGEREF _Toc189667095 \h </w:instrText>
             </w:r>
             <w:r>
               <w:rPr>
@@ -9421,7 +9289,7 @@
                 <w:noProof/>
                 <w:webHidden/>
               </w:rPr>
-              <w:t>78</w:t>
+              <w:t>77</w:t>
             </w:r>
             <w:r>
               <w:rPr>
@@ -9440,12 +9308,11 @@
             </w:tabs>
             <w:rPr>
               <w:noProof/>
-              <w:sz w:val="22"/>
               <w:szCs w:val="24"/>
               <w14:ligatures w14:val="standardContextual"/>
             </w:rPr>
           </w:pPr>
-          <w:hyperlink w:anchor="_Toc173451262" w:history="1">
+          <w:hyperlink w:anchor="_Toc189667096" w:history="1">
             <w:r>
               <w:rPr>
                 <w:rStyle w:val="Hyperlink"/>
@@ -9472,7 +9339,7 @@
                 <w:noProof/>
                 <w:webHidden/>
               </w:rPr>
-              <w:instrText xml:space="preserve"> PAGEREF _Toc173451262 \h </w:instrText>
+              <w:instrText xml:space="preserve"> PAGEREF _Toc189667096 \h </w:instrText>
             </w:r>
             <w:r>
               <w:rPr>
@@ -9511,12 +9378,11 @@
             </w:tabs>
             <w:rPr>
               <w:noProof/>
-              <w:sz w:val="22"/>
               <w:szCs w:val="24"/>
               <w14:ligatures w14:val="standardContextual"/>
             </w:rPr>
           </w:pPr>
-          <w:hyperlink w:anchor="_Toc173451263" w:history="1">
+          <w:hyperlink w:anchor="_Toc189667097" w:history="1">
             <w:r>
               <w:rPr>
                 <w:rStyle w:val="Hyperlink"/>
@@ -9543,7 +9409,7 @@
                 <w:noProof/>
                 <w:webHidden/>
               </w:rPr>
-              <w:instrText xml:space="preserve"> PAGEREF _Toc173451263 \h </w:instrText>
+              <w:instrText xml:space="preserve"> PAGEREF _Toc189667097 \h </w:instrText>
             </w:r>
             <w:r>
               <w:rPr>
@@ -9582,12 +9448,11 @@
             </w:tabs>
             <w:rPr>
               <w:noProof/>
-              <w:sz w:val="22"/>
               <w:szCs w:val="24"/>
               <w14:ligatures w14:val="standardContextual"/>
             </w:rPr>
           </w:pPr>
-          <w:hyperlink w:anchor="_Toc173451264" w:history="1">
+          <w:hyperlink w:anchor="_Toc189667098" w:history="1">
             <w:r>
               <w:rPr>
                 <w:rStyle w:val="Hyperlink"/>
@@ -9614,7 +9479,7 @@
                 <w:noProof/>
                 <w:webHidden/>
               </w:rPr>
-              <w:instrText xml:space="preserve"> PAGEREF _Toc173451264 \h </w:instrText>
+              <w:instrText xml:space="preserve"> PAGEREF _Toc189667098 \h </w:instrText>
             </w:r>
             <w:r>
               <w:rPr>
@@ -9653,12 +9518,11 @@
             </w:tabs>
             <w:rPr>
               <w:noProof/>
-              <w:sz w:val="22"/>
               <w:szCs w:val="24"/>
               <w14:ligatures w14:val="standardContextual"/>
             </w:rPr>
           </w:pPr>
-          <w:hyperlink w:anchor="_Toc173451265" w:history="1">
+          <w:hyperlink w:anchor="_Toc189667099" w:history="1">
             <w:r>
               <w:rPr>
                 <w:rStyle w:val="Hyperlink"/>
@@ -9685,7 +9549,7 @@
                 <w:noProof/>
                 <w:webHidden/>
               </w:rPr>
-              <w:instrText xml:space="preserve"> PAGEREF _Toc173451265 \h </w:instrText>
+              <w:instrText xml:space="preserve"> PAGEREF _Toc189667099 \h </w:instrText>
             </w:r>
             <w:r>
               <w:rPr>
@@ -9724,12 +9588,11 @@
             </w:tabs>
             <w:rPr>
               <w:noProof/>
-              <w:sz w:val="22"/>
               <w:szCs w:val="24"/>
               <w14:ligatures w14:val="standardContextual"/>
             </w:rPr>
           </w:pPr>
-          <w:hyperlink w:anchor="_Toc173451266" w:history="1">
+          <w:hyperlink w:anchor="_Toc189667100" w:history="1">
             <w:r>
               <w:rPr>
                 <w:rStyle w:val="Hyperlink"/>
@@ -9756,7 +9619,7 @@
                 <w:noProof/>
                 <w:webHidden/>
               </w:rPr>
-              <w:instrText xml:space="preserve"> PAGEREF _Toc173451266 \h </w:instrText>
+              <w:instrText xml:space="preserve"> PAGEREF _Toc189667100 \h </w:instrText>
             </w:r>
             <w:r>
               <w:rPr>
@@ -9795,12 +9658,11 @@
             </w:tabs>
             <w:rPr>
               <w:noProof/>
-              <w:sz w:val="22"/>
               <w:szCs w:val="24"/>
               <w14:ligatures w14:val="standardContextual"/>
             </w:rPr>
           </w:pPr>
-          <w:hyperlink w:anchor="_Toc173451267" w:history="1">
+          <w:hyperlink w:anchor="_Toc189667101" w:history="1">
             <w:r>
               <w:rPr>
                 <w:rStyle w:val="Hyperlink"/>
@@ -9827,7 +9689,7 @@
                 <w:noProof/>
                 <w:webHidden/>
               </w:rPr>
-              <w:instrText xml:space="preserve"> PAGEREF _Toc173451267 \h </w:instrText>
+              <w:instrText xml:space="preserve"> PAGEREF _Toc189667101 \h </w:instrText>
             </w:r>
             <w:r>
               <w:rPr>
@@ -9847,7 +9709,7 @@
                 <w:noProof/>
                 <w:webHidden/>
               </w:rPr>
-              <w:t>80</w:t>
+              <w:t>79</w:t>
             </w:r>
             <w:r>
               <w:rPr>
@@ -9866,12 +9728,11 @@
             </w:tabs>
             <w:rPr>
               <w:noProof/>
-              <w:sz w:val="22"/>
               <w:szCs w:val="24"/>
               <w14:ligatures w14:val="standardContextual"/>
             </w:rPr>
           </w:pPr>
-          <w:hyperlink w:anchor="_Toc173451268" w:history="1">
+          <w:hyperlink w:anchor="_Toc189667102" w:history="1">
             <w:r>
               <w:rPr>
                 <w:rStyle w:val="Hyperlink"/>
@@ -9898,7 +9759,7 @@
                 <w:noProof/>
                 <w:webHidden/>
               </w:rPr>
-              <w:instrText xml:space="preserve"> PAGEREF _Toc173451268 \h </w:instrText>
+              <w:instrText xml:space="preserve"> PAGEREF _Toc189667102 \h </w:instrText>
             </w:r>
             <w:r>
               <w:rPr>
@@ -9937,12 +9798,11 @@
             </w:tabs>
             <w:rPr>
               <w:noProof/>
-              <w:sz w:val="22"/>
               <w:szCs w:val="24"/>
               <w14:ligatures w14:val="standardContextual"/>
             </w:rPr>
           </w:pPr>
-          <w:hyperlink w:anchor="_Toc173451269" w:history="1">
+          <w:hyperlink w:anchor="_Toc189667103" w:history="1">
             <w:r>
               <w:rPr>
                 <w:rStyle w:val="Hyperlink"/>
@@ -9969,7 +9829,7 @@
                 <w:noProof/>
                 <w:webHidden/>
               </w:rPr>
-              <w:instrText xml:space="preserve"> PAGEREF _Toc173451269 \h </w:instrText>
+              <w:instrText xml:space="preserve"> PAGEREF _Toc189667103 \h </w:instrText>
             </w:r>
             <w:r>
               <w:rPr>
@@ -10008,12 +9868,11 @@
             </w:tabs>
             <w:rPr>
               <w:noProof/>
-              <w:sz w:val="22"/>
               <w:szCs w:val="24"/>
               <w14:ligatures w14:val="standardContextual"/>
             </w:rPr>
           </w:pPr>
-          <w:hyperlink w:anchor="_Toc173451270" w:history="1">
+          <w:hyperlink w:anchor="_Toc189667104" w:history="1">
             <w:r>
               <w:rPr>
                 <w:rStyle w:val="Hyperlink"/>
@@ -10040,7 +9899,7 @@
                 <w:noProof/>
                 <w:webHidden/>
               </w:rPr>
-              <w:instrText xml:space="preserve"> PAGEREF _Toc173451270 \h </w:instrText>
+              <w:instrText xml:space="preserve"> PAGEREF _Toc189667104 \h </w:instrText>
             </w:r>
             <w:r>
               <w:rPr>
@@ -10079,12 +9938,11 @@
             </w:tabs>
             <w:rPr>
               <w:noProof/>
-              <w:sz w:val="22"/>
               <w:szCs w:val="24"/>
               <w14:ligatures w14:val="standardContextual"/>
             </w:rPr>
           </w:pPr>
-          <w:hyperlink w:anchor="_Toc173451271" w:history="1">
+          <w:hyperlink w:anchor="_Toc189667105" w:history="1">
             <w:r>
               <w:rPr>
                 <w:rStyle w:val="Hyperlink"/>
@@ -10111,7 +9969,7 @@
                 <w:noProof/>
                 <w:webHidden/>
               </w:rPr>
-              <w:instrText xml:space="preserve"> PAGEREF _Toc173451271 \h </w:instrText>
+              <w:instrText xml:space="preserve"> PAGEREF _Toc189667105 \h </w:instrText>
             </w:r>
             <w:r>
               <w:rPr>
@@ -10150,12 +10008,11 @@
             </w:tabs>
             <w:rPr>
               <w:noProof/>
-              <w:sz w:val="22"/>
               <w:szCs w:val="24"/>
               <w14:ligatures w14:val="standardContextual"/>
             </w:rPr>
           </w:pPr>
-          <w:hyperlink w:anchor="_Toc173451272" w:history="1">
+          <w:hyperlink w:anchor="_Toc189667106" w:history="1">
             <w:r>
               <w:rPr>
                 <w:rStyle w:val="Hyperlink"/>
@@ -10182,7 +10039,7 @@
                 <w:noProof/>
                 <w:webHidden/>
               </w:rPr>
-              <w:instrText xml:space="preserve"> PAGEREF _Toc173451272 \h </w:instrText>
+              <w:instrText xml:space="preserve"> PAGEREF _Toc189667106 \h </w:instrText>
             </w:r>
             <w:r>
               <w:rPr>
@@ -10221,12 +10078,11 @@
             </w:tabs>
             <w:rPr>
               <w:noProof/>
-              <w:sz w:val="22"/>
               <w:szCs w:val="24"/>
               <w14:ligatures w14:val="standardContextual"/>
             </w:rPr>
           </w:pPr>
-          <w:hyperlink w:anchor="_Toc173451273" w:history="1">
+          <w:hyperlink w:anchor="_Toc189667107" w:history="1">
             <w:r>
               <w:rPr>
                 <w:rStyle w:val="Hyperlink"/>
@@ -10253,7 +10109,7 @@
                 <w:noProof/>
                 <w:webHidden/>
               </w:rPr>
-              <w:instrText xml:space="preserve"> PAGEREF _Toc173451273 \h </w:instrText>
+              <w:instrText xml:space="preserve"> PAGEREF _Toc189667107 \h </w:instrText>
             </w:r>
             <w:r>
               <w:rPr>
@@ -10273,7 +10129,7 @@
                 <w:noProof/>
                 <w:webHidden/>
               </w:rPr>
-              <w:t>83</w:t>
+              <w:t>82</w:t>
             </w:r>
             <w:r>
               <w:rPr>
@@ -10292,12 +10148,11 @@
             </w:tabs>
             <w:rPr>
               <w:noProof/>
-              <w:sz w:val="22"/>
               <w:szCs w:val="24"/>
               <w14:ligatures w14:val="standardContextual"/>
             </w:rPr>
           </w:pPr>
-          <w:hyperlink w:anchor="_Toc173451274" w:history="1">
+          <w:hyperlink w:anchor="_Toc189667108" w:history="1">
             <w:r>
               <w:rPr>
                 <w:rStyle w:val="Hyperlink"/>
@@ -10324,7 +10179,7 @@
                 <w:noProof/>
                 <w:webHidden/>
               </w:rPr>
-              <w:instrText xml:space="preserve"> PAGEREF _Toc173451274 \h </w:instrText>
+              <w:instrText xml:space="preserve"> PAGEREF _Toc189667108 \h </w:instrText>
             </w:r>
             <w:r>
               <w:rPr>
@@ -10344,7 +10199,7 @@
                 <w:noProof/>
                 <w:webHidden/>
               </w:rPr>
-              <w:t>84</w:t>
+              <w:t>83</w:t>
             </w:r>
             <w:r>
               <w:rPr>
@@ -10363,12 +10218,11 @@
             </w:tabs>
             <w:rPr>
               <w:noProof/>
-              <w:sz w:val="22"/>
               <w:szCs w:val="24"/>
               <w14:ligatures w14:val="standardContextual"/>
             </w:rPr>
           </w:pPr>
-          <w:hyperlink w:anchor="_Toc173451275" w:history="1">
+          <w:hyperlink w:anchor="_Toc189667109" w:history="1">
             <w:r>
               <w:rPr>
                 <w:rStyle w:val="Hyperlink"/>
@@ -10395,7 +10249,7 @@
                 <w:noProof/>
                 <w:webHidden/>
               </w:rPr>
-              <w:instrText xml:space="preserve"> PAGEREF _Toc173451275 \h </w:instrText>
+              <w:instrText xml:space="preserve"> PAGEREF _Toc189667109 \h </w:instrText>
             </w:r>
             <w:r>
               <w:rPr>
@@ -10434,12 +10288,11 @@
             </w:tabs>
             <w:rPr>
               <w:noProof/>
-              <w:sz w:val="22"/>
               <w:szCs w:val="24"/>
               <w14:ligatures w14:val="standardContextual"/>
             </w:rPr>
           </w:pPr>
-          <w:hyperlink w:anchor="_Toc173451276" w:history="1">
+          <w:hyperlink w:anchor="_Toc189667110" w:history="1">
             <w:r>
               <w:rPr>
                 <w:rStyle w:val="Hyperlink"/>
@@ -10466,7 +10319,7 @@
                 <w:noProof/>
                 <w:webHidden/>
               </w:rPr>
-              <w:instrText xml:space="preserve"> PAGEREF _Toc173451276 \h </w:instrText>
+              <w:instrText xml:space="preserve"> PAGEREF _Toc189667110 \h </w:instrText>
             </w:r>
             <w:r>
               <w:rPr>
@@ -10505,12 +10358,11 @@
             </w:tabs>
             <w:rPr>
               <w:noProof/>
-              <w:sz w:val="22"/>
               <w:szCs w:val="24"/>
               <w14:ligatures w14:val="standardContextual"/>
             </w:rPr>
           </w:pPr>
-          <w:hyperlink w:anchor="_Toc173451277" w:history="1">
+          <w:hyperlink w:anchor="_Toc189667111" w:history="1">
             <w:r>
               <w:rPr>
                 <w:rStyle w:val="Hyperlink"/>
@@ -10537,7 +10389,7 @@
                 <w:noProof/>
                 <w:webHidden/>
               </w:rPr>
-              <w:instrText xml:space="preserve"> PAGEREF _Toc173451277 \h </w:instrText>
+              <w:instrText xml:space="preserve"> PAGEREF _Toc189667111 \h </w:instrText>
             </w:r>
             <w:r>
               <w:rPr>
@@ -10576,12 +10428,11 @@
             </w:tabs>
             <w:rPr>
               <w:noProof/>
-              <w:sz w:val="22"/>
               <w:szCs w:val="24"/>
               <w14:ligatures w14:val="standardContextual"/>
             </w:rPr>
           </w:pPr>
-          <w:hyperlink w:anchor="_Toc173451278" w:history="1">
+          <w:hyperlink w:anchor="_Toc189667112" w:history="1">
             <w:r>
               <w:rPr>
                 <w:rStyle w:val="Hyperlink"/>
@@ -10608,7 +10459,7 @@
                 <w:noProof/>
                 <w:webHidden/>
               </w:rPr>
-              <w:instrText xml:space="preserve"> PAGEREF _Toc173451278 \h </w:instrText>
+              <w:instrText xml:space="preserve"> PAGEREF _Toc189667112 \h </w:instrText>
             </w:r>
             <w:r>
               <w:rPr>
@@ -10647,12 +10498,11 @@
             </w:tabs>
             <w:rPr>
               <w:noProof/>
-              <w:sz w:val="22"/>
               <w:szCs w:val="24"/>
               <w14:ligatures w14:val="standardContextual"/>
             </w:rPr>
           </w:pPr>
-          <w:hyperlink w:anchor="_Toc173451279" w:history="1">
+          <w:hyperlink w:anchor="_Toc189667113" w:history="1">
             <w:r>
               <w:rPr>
                 <w:rStyle w:val="Hyperlink"/>
@@ -10679,7 +10529,7 @@
                 <w:noProof/>
                 <w:webHidden/>
               </w:rPr>
-              <w:instrText xml:space="preserve"> PAGEREF _Toc173451279 \h </w:instrText>
+              <w:instrText xml:space="preserve"> PAGEREF _Toc189667113 \h </w:instrText>
             </w:r>
             <w:r>
               <w:rPr>
@@ -10699,7 +10549,7 @@
                 <w:noProof/>
                 <w:webHidden/>
               </w:rPr>
-              <w:t>87</w:t>
+              <w:t>86</w:t>
             </w:r>
             <w:r>
               <w:rPr>
@@ -10718,12 +10568,11 @@
             </w:tabs>
             <w:rPr>
               <w:noProof/>
-              <w:sz w:val="22"/>
               <w:szCs w:val="24"/>
               <w14:ligatures w14:val="standardContextual"/>
             </w:rPr>
           </w:pPr>
-          <w:hyperlink w:anchor="_Toc173451280" w:history="1">
+          <w:hyperlink w:anchor="_Toc189667114" w:history="1">
             <w:r>
               <w:rPr>
                 <w:rStyle w:val="Hyperlink"/>
@@ -10750,7 +10599,7 @@
                 <w:noProof/>
                 <w:webHidden/>
               </w:rPr>
-              <w:instrText xml:space="preserve"> PAGEREF _Toc173451280 \h </w:instrText>
+              <w:instrText xml:space="preserve"> PAGEREF _Toc189667114 \h </w:instrText>
             </w:r>
             <w:r>
               <w:rPr>
@@ -10789,12 +10638,11 @@
             </w:tabs>
             <w:rPr>
               <w:noProof/>
-              <w:sz w:val="22"/>
               <w:szCs w:val="24"/>
               <w14:ligatures w14:val="standardContextual"/>
             </w:rPr>
           </w:pPr>
-          <w:hyperlink w:anchor="_Toc173451281" w:history="1">
+          <w:hyperlink w:anchor="_Toc189667115" w:history="1">
             <w:r>
               <w:rPr>
                 <w:rStyle w:val="Hyperlink"/>
@@ -10821,7 +10669,7 @@
                 <w:noProof/>
                 <w:webHidden/>
               </w:rPr>
-              <w:instrText xml:space="preserve"> PAGEREF _Toc173451281 \h </w:instrText>
+              <w:instrText xml:space="preserve"> PAGEREF _Toc189667115 \h </w:instrText>
             </w:r>
             <w:r>
               <w:rPr>
@@ -10860,12 +10708,11 @@
             </w:tabs>
             <w:rPr>
               <w:noProof/>
-              <w:sz w:val="22"/>
               <w:szCs w:val="24"/>
               <w14:ligatures w14:val="standardContextual"/>
             </w:rPr>
           </w:pPr>
-          <w:hyperlink w:anchor="_Toc173451282" w:history="1">
+          <w:hyperlink w:anchor="_Toc189667116" w:history="1">
             <w:r>
               <w:rPr>
                 <w:rStyle w:val="Hyperlink"/>
@@ -10892,7 +10739,7 @@
                 <w:noProof/>
                 <w:webHidden/>
               </w:rPr>
-              <w:instrText xml:space="preserve"> PAGEREF _Toc173451282 \h </w:instrText>
+              <w:instrText xml:space="preserve"> PAGEREF _Toc189667116 \h </w:instrText>
             </w:r>
             <w:r>
               <w:rPr>
@@ -10931,12 +10778,11 @@
             </w:tabs>
             <w:rPr>
               <w:noProof/>
-              <w:sz w:val="22"/>
               <w:szCs w:val="24"/>
               <w14:ligatures w14:val="standardContextual"/>
             </w:rPr>
           </w:pPr>
-          <w:hyperlink w:anchor="_Toc173451283" w:history="1">
+          <w:hyperlink w:anchor="_Toc189667117" w:history="1">
             <w:r>
               <w:rPr>
                 <w:rStyle w:val="Hyperlink"/>
@@ -10963,7 +10809,7 @@
                 <w:noProof/>
                 <w:webHidden/>
               </w:rPr>
-              <w:instrText xml:space="preserve"> PAGEREF _Toc173451283 \h </w:instrText>
+              <w:instrText xml:space="preserve"> PAGEREF _Toc189667117 \h </w:instrText>
             </w:r>
             <w:r>
               <w:rPr>
@@ -11002,12 +10848,11 @@
             </w:tabs>
             <w:rPr>
               <w:noProof/>
-              <w:sz w:val="22"/>
               <w:szCs w:val="24"/>
               <w14:ligatures w14:val="standardContextual"/>
             </w:rPr>
           </w:pPr>
-          <w:hyperlink w:anchor="_Toc173451284" w:history="1">
+          <w:hyperlink w:anchor="_Toc189667118" w:history="1">
             <w:r>
               <w:rPr>
                 <w:rStyle w:val="Hyperlink"/>
@@ -11034,7 +10879,7 @@
                 <w:noProof/>
                 <w:webHidden/>
               </w:rPr>
-              <w:instrText xml:space="preserve"> PAGEREF _Toc173451284 \h </w:instrText>
+              <w:instrText xml:space="preserve"> PAGEREF _Toc189667118 \h </w:instrText>
             </w:r>
             <w:r>
               <w:rPr>
@@ -11054,7 +10899,7 @@
                 <w:noProof/>
                 <w:webHidden/>
               </w:rPr>
-              <w:t>90</w:t>
+              <w:t>89</w:t>
             </w:r>
             <w:r>
               <w:rPr>
@@ -11073,12 +10918,11 @@
             </w:tabs>
             <w:rPr>
               <w:noProof/>
-              <w:sz w:val="22"/>
               <w:szCs w:val="24"/>
               <w14:ligatures w14:val="standardContextual"/>
             </w:rPr>
           </w:pPr>
-          <w:hyperlink w:anchor="_Toc173451285" w:history="1">
+          <w:hyperlink w:anchor="_Toc189667119" w:history="1">
             <w:r>
               <w:rPr>
                 <w:rStyle w:val="Hyperlink"/>
@@ -11105,7 +10949,7 @@
                 <w:noProof/>
                 <w:webHidden/>
               </w:rPr>
-              <w:instrText xml:space="preserve"> PAGEREF _Toc173451285 \h </w:instrText>
+              <w:instrText xml:space="preserve"> PAGEREF _Toc189667119 \h </w:instrText>
             </w:r>
             <w:r>
               <w:rPr>
@@ -11144,12 +10988,11 @@
             </w:tabs>
             <w:rPr>
               <w:noProof/>
-              <w:sz w:val="22"/>
               <w:szCs w:val="24"/>
               <w14:ligatures w14:val="standardContextual"/>
             </w:rPr>
           </w:pPr>
-          <w:hyperlink w:anchor="_Toc173451286" w:history="1">
+          <w:hyperlink w:anchor="_Toc189667120" w:history="1">
             <w:r>
               <w:rPr>
                 <w:rStyle w:val="Hyperlink"/>
@@ -11176,7 +11019,7 @@
                 <w:noProof/>
                 <w:webHidden/>
               </w:rPr>
-              <w:instrText xml:space="preserve"> PAGEREF _Toc173451286 \h </w:instrText>
+              <w:instrText xml:space="preserve"> PAGEREF _Toc189667120 \h </w:instrText>
             </w:r>
             <w:r>
               <w:rPr>
@@ -11215,12 +11058,11 @@
             </w:tabs>
             <w:rPr>
               <w:noProof/>
-              <w:sz w:val="22"/>
               <w:szCs w:val="24"/>
               <w14:ligatures w14:val="standardContextual"/>
             </w:rPr>
           </w:pPr>
-          <w:hyperlink w:anchor="_Toc173451287" w:history="1">
+          <w:hyperlink w:anchor="_Toc189667121" w:history="1">
             <w:r>
               <w:rPr>
                 <w:rStyle w:val="Hyperlink"/>
@@ -11247,7 +11089,7 @@
                 <w:noProof/>
                 <w:webHidden/>
               </w:rPr>
-              <w:instrText xml:space="preserve"> PAGEREF _Toc173451287 \h </w:instrText>
+              <w:instrText xml:space="preserve"> PAGEREF _Toc189667121 \h </w:instrText>
             </w:r>
             <w:r>
               <w:rPr>
@@ -11286,12 +11128,11 @@
             </w:tabs>
             <w:rPr>
               <w:noProof/>
-              <w:sz w:val="22"/>
               <w:szCs w:val="24"/>
               <w14:ligatures w14:val="standardContextual"/>
             </w:rPr>
           </w:pPr>
-          <w:hyperlink w:anchor="_Toc173451288" w:history="1">
+          <w:hyperlink w:anchor="_Toc189667122" w:history="1">
             <w:r>
               <w:rPr>
                 <w:rStyle w:val="Hyperlink"/>
@@ -11318,7 +11159,7 @@
                 <w:noProof/>
                 <w:webHidden/>
               </w:rPr>
-              <w:instrText xml:space="preserve"> PAGEREF _Toc173451288 \h </w:instrText>
+              <w:instrText xml:space="preserve"> PAGEREF _Toc189667122 \h </w:instrText>
             </w:r>
             <w:r>
               <w:rPr>
@@ -11357,12 +11198,11 @@
             </w:tabs>
             <w:rPr>
               <w:noProof/>
-              <w:sz w:val="22"/>
               <w:szCs w:val="24"/>
               <w14:ligatures w14:val="standardContextual"/>
             </w:rPr>
           </w:pPr>
-          <w:hyperlink w:anchor="_Toc173451289" w:history="1">
+          <w:hyperlink w:anchor="_Toc189667123" w:history="1">
             <w:r>
               <w:rPr>
                 <w:rStyle w:val="Hyperlink"/>
@@ -11389,7 +11229,7 @@
                 <w:noProof/>
                 <w:webHidden/>
               </w:rPr>
-              <w:instrText xml:space="preserve"> PAGEREF _Toc173451289 \h </w:instrText>
+              <w:instrText xml:space="preserve"> PAGEREF _Toc189667123 \h </w:instrText>
             </w:r>
             <w:r>
               <w:rPr>
@@ -11409,7 +11249,7 @@
                 <w:noProof/>
                 <w:webHidden/>
               </w:rPr>
-              <w:t>92</w:t>
+              <w:t>91</w:t>
             </w:r>
             <w:r>
               <w:rPr>
@@ -11428,12 +11268,11 @@
             </w:tabs>
             <w:rPr>
               <w:noProof/>
-              <w:sz w:val="22"/>
               <w:szCs w:val="24"/>
               <w14:ligatures w14:val="standardContextual"/>
             </w:rPr>
           </w:pPr>
-          <w:hyperlink w:anchor="_Toc173451290" w:history="1">
+          <w:hyperlink w:anchor="_Toc189667124" w:history="1">
             <w:r>
               <w:rPr>
                 <w:rStyle w:val="Hyperlink"/>
@@ -11460,7 +11299,7 @@
                 <w:noProof/>
                 <w:webHidden/>
               </w:rPr>
-              <w:instrText xml:space="preserve"> PAGEREF _Toc173451290 \h </w:instrText>
+              <w:instrText xml:space="preserve"> PAGEREF _Toc189667124 \h </w:instrText>
             </w:r>
             <w:r>
               <w:rPr>
@@ -11499,12 +11338,11 @@
             </w:tabs>
             <w:rPr>
               <w:noProof/>
-              <w:sz w:val="22"/>
               <w:szCs w:val="24"/>
               <w14:ligatures w14:val="standardContextual"/>
             </w:rPr>
           </w:pPr>
-          <w:hyperlink w:anchor="_Toc173451291" w:history="1">
+          <w:hyperlink w:anchor="_Toc189667125" w:history="1">
             <w:r>
               <w:rPr>
                 <w:rStyle w:val="Hyperlink"/>
@@ -11531,7 +11369,7 @@
                 <w:noProof/>
                 <w:webHidden/>
               </w:rPr>
-              <w:instrText xml:space="preserve"> PAGEREF _Toc173451291 \h </w:instrText>
+              <w:instrText xml:space="preserve"> PAGEREF _Toc189667125 \h </w:instrText>
             </w:r>
             <w:r>
               <w:rPr>
@@ -11570,12 +11408,11 @@
             </w:tabs>
             <w:rPr>
               <w:noProof/>
-              <w:sz w:val="22"/>
               <w:szCs w:val="24"/>
               <w14:ligatures w14:val="standardContextual"/>
             </w:rPr>
           </w:pPr>
-          <w:hyperlink w:anchor="_Toc173451292" w:history="1">
+          <w:hyperlink w:anchor="_Toc189667126" w:history="1">
             <w:r>
               <w:rPr>
                 <w:rStyle w:val="Hyperlink"/>
@@ -11602,7 +11439,7 @@
                 <w:noProof/>
                 <w:webHidden/>
               </w:rPr>
-              <w:instrText xml:space="preserve"> PAGEREF _Toc173451292 \h </w:instrText>
+              <w:instrText xml:space="preserve"> PAGEREF _Toc189667126 \h </w:instrText>
             </w:r>
             <w:r>
               <w:rPr>
@@ -11641,12 +11478,11 @@
             </w:tabs>
             <w:rPr>
               <w:noProof/>
-              <w:sz w:val="22"/>
               <w:szCs w:val="24"/>
               <w14:ligatures w14:val="standardContextual"/>
             </w:rPr>
           </w:pPr>
-          <w:hyperlink w:anchor="_Toc173451293" w:history="1">
+          <w:hyperlink w:anchor="_Toc189667127" w:history="1">
             <w:r>
               <w:rPr>
                 <w:rStyle w:val="Hyperlink"/>
@@ -11673,7 +11509,7 @@
                 <w:noProof/>
                 <w:webHidden/>
               </w:rPr>
-              <w:instrText xml:space="preserve"> PAGEREF _Toc173451293 \h </w:instrText>
+              <w:instrText xml:space="preserve"> PAGEREF _Toc189667127 \h </w:instrText>
             </w:r>
             <w:r>
               <w:rPr>
@@ -11693,7 +11529,7 @@
                 <w:noProof/>
                 <w:webHidden/>
               </w:rPr>
-              <w:t>94</w:t>
+              <w:t>93</w:t>
             </w:r>
             <w:r>
               <w:rPr>
@@ -11712,12 +11548,11 @@
             </w:tabs>
             <w:rPr>
               <w:noProof/>
-              <w:sz w:val="22"/>
               <w:szCs w:val="24"/>
               <w14:ligatures w14:val="standardContextual"/>
             </w:rPr>
           </w:pPr>
-          <w:hyperlink w:anchor="_Toc173451294" w:history="1">
+          <w:hyperlink w:anchor="_Toc189667128" w:history="1">
             <w:r>
               <w:rPr>
                 <w:rStyle w:val="Hyperlink"/>
@@ -11744,7 +11579,7 @@
                 <w:noProof/>
                 <w:webHidden/>
               </w:rPr>
-              <w:instrText xml:space="preserve"> PAGEREF _Toc173451294 \h </w:instrText>
+              <w:instrText xml:space="preserve"> PAGEREF _Toc189667128 \h </w:instrText>
             </w:r>
             <w:r>
               <w:rPr>
@@ -11783,12 +11618,11 @@
             </w:tabs>
             <w:rPr>
               <w:noProof/>
-              <w:sz w:val="22"/>
               <w:szCs w:val="24"/>
               <w14:ligatures w14:val="standardContextual"/>
             </w:rPr>
           </w:pPr>
-          <w:hyperlink w:anchor="_Toc173451295" w:history="1">
+          <w:hyperlink w:anchor="_Toc189667129" w:history="1">
             <w:r>
               <w:rPr>
                 <w:rStyle w:val="Hyperlink"/>
@@ -11815,7 +11649,7 @@
                 <w:noProof/>
                 <w:webHidden/>
               </w:rPr>
-              <w:instrText xml:space="preserve"> PAGEREF _Toc173451295 \h </w:instrText>
+              <w:instrText xml:space="preserve"> PAGEREF _Toc189667129 \h </w:instrText>
             </w:r>
             <w:r>
               <w:rPr>
@@ -11854,12 +11688,11 @@
             </w:tabs>
             <w:rPr>
               <w:noProof/>
-              <w:sz w:val="22"/>
               <w:szCs w:val="24"/>
               <w14:ligatures w14:val="standardContextual"/>
             </w:rPr>
           </w:pPr>
-          <w:hyperlink w:anchor="_Toc173451296" w:history="1">
+          <w:hyperlink w:anchor="_Toc189667130" w:history="1">
             <w:r>
               <w:rPr>
                 <w:rStyle w:val="Hyperlink"/>
@@ -11886,7 +11719,7 @@
                 <w:noProof/>
                 <w:webHidden/>
               </w:rPr>
-              <w:instrText xml:space="preserve"> PAGEREF _Toc173451296 \h </w:instrText>
+              <w:instrText xml:space="preserve"> PAGEREF _Toc189667130 \h </w:instrText>
             </w:r>
             <w:r>
               <w:rPr>
@@ -11906,7 +11739,7 @@
                 <w:noProof/>
                 <w:webHidden/>
               </w:rPr>
-              <w:t>95</w:t>
+              <w:t>94</w:t>
             </w:r>
             <w:r>
               <w:rPr>
@@ -11925,12 +11758,11 @@
             </w:tabs>
             <w:rPr>
               <w:noProof/>
-              <w:sz w:val="22"/>
               <w:szCs w:val="24"/>
               <w14:ligatures w14:val="standardContextual"/>
             </w:rPr>
           </w:pPr>
-          <w:hyperlink w:anchor="_Toc173451297" w:history="1">
+          <w:hyperlink w:anchor="_Toc189667131" w:history="1">
             <w:r>
               <w:rPr>
                 <w:rStyle w:val="Hyperlink"/>
@@ -11957,7 +11789,7 @@
                 <w:noProof/>
                 <w:webHidden/>
               </w:rPr>
-              <w:instrText xml:space="preserve"> PAGEREF _Toc173451297 \h </w:instrText>
+              <w:instrText xml:space="preserve"> PAGEREF _Toc189667131 \h </w:instrText>
             </w:r>
             <w:r>
               <w:rPr>
@@ -11996,12 +11828,11 @@
             </w:tabs>
             <w:rPr>
               <w:noProof/>
-              <w:sz w:val="22"/>
               <w:szCs w:val="24"/>
               <w14:ligatures w14:val="standardContextual"/>
             </w:rPr>
           </w:pPr>
-          <w:hyperlink w:anchor="_Toc173451298" w:history="1">
+          <w:hyperlink w:anchor="_Toc189667132" w:history="1">
             <w:r>
               <w:rPr>
                 <w:rStyle w:val="Hyperlink"/>
@@ -12028,7 +11859,7 @@
                 <w:noProof/>
                 <w:webHidden/>
               </w:rPr>
-              <w:instrText xml:space="preserve"> PAGEREF _Toc173451298 \h </w:instrText>
+              <w:instrText xml:space="preserve"> PAGEREF _Toc189667132 \h </w:instrText>
             </w:r>
             <w:r>
               <w:rPr>
@@ -12048,7 +11879,7 @@
                 <w:noProof/>
                 <w:webHidden/>
               </w:rPr>
-              <w:t>96</w:t>
+              <w:t>95</w:t>
             </w:r>
             <w:r>
               <w:rPr>
@@ -12067,12 +11898,11 @@
             </w:tabs>
             <w:rPr>
               <w:noProof/>
-              <w:sz w:val="22"/>
               <w:szCs w:val="24"/>
               <w14:ligatures w14:val="standardContextual"/>
             </w:rPr>
           </w:pPr>
-          <w:hyperlink w:anchor="_Toc173451299" w:history="1">
+          <w:hyperlink w:anchor="_Toc189667133" w:history="1">
             <w:r>
               <w:rPr>
                 <w:rStyle w:val="Hyperlink"/>
@@ -12099,7 +11929,7 @@
                 <w:noProof/>
                 <w:webHidden/>
               </w:rPr>
-              <w:instrText xml:space="preserve"> PAGEREF _Toc173451299 \h </w:instrText>
+              <w:instrText xml:space="preserve"> PAGEREF _Toc189667133 \h </w:instrText>
             </w:r>
             <w:r>
               <w:rPr>
@@ -12138,12 +11968,11 @@
             </w:tabs>
             <w:rPr>
               <w:noProof/>
-              <w:sz w:val="22"/>
               <w:szCs w:val="24"/>
               <w14:ligatures w14:val="standardContextual"/>
             </w:rPr>
           </w:pPr>
-          <w:hyperlink w:anchor="_Toc173451300" w:history="1">
+          <w:hyperlink w:anchor="_Toc189667134" w:history="1">
             <w:r>
               <w:rPr>
                 <w:rStyle w:val="Hyperlink"/>
@@ -12170,7 +11999,7 @@
                 <w:noProof/>
                 <w:webHidden/>
               </w:rPr>
-              <w:instrText xml:space="preserve"> PAGEREF _Toc173451300 \h </w:instrText>
+              <w:instrText xml:space="preserve"> PAGEREF _Toc189667134 \h </w:instrText>
             </w:r>
             <w:r>
               <w:rPr>
@@ -12209,12 +12038,11 @@
             </w:tabs>
             <w:rPr>
               <w:noProof/>
-              <w:sz w:val="22"/>
               <w:szCs w:val="24"/>
               <w14:ligatures w14:val="standardContextual"/>
             </w:rPr>
           </w:pPr>
-          <w:hyperlink w:anchor="_Toc173451301" w:history="1">
+          <w:hyperlink w:anchor="_Toc189667135" w:history="1">
             <w:r>
               <w:rPr>
                 <w:rStyle w:val="Hyperlink"/>
@@ -12241,7 +12069,7 @@
                 <w:noProof/>
                 <w:webHidden/>
               </w:rPr>
-              <w:instrText xml:space="preserve"> PAGEREF _Toc173451301 \h </w:instrText>
+              <w:instrText xml:space="preserve"> PAGEREF _Toc189667135 \h </w:instrText>
             </w:r>
             <w:r>
               <w:rPr>
@@ -12261,7 +12089,7 @@
                 <w:noProof/>
                 <w:webHidden/>
               </w:rPr>
-              <w:t>97</w:t>
+              <w:t>96</w:t>
             </w:r>
             <w:r>
               <w:rPr>
@@ -12280,12 +12108,11 @@
             </w:tabs>
             <w:rPr>
               <w:noProof/>
-              <w:sz w:val="22"/>
               <w:szCs w:val="24"/>
               <w14:ligatures w14:val="standardContextual"/>
             </w:rPr>
           </w:pPr>
-          <w:hyperlink w:anchor="_Toc173451302" w:history="1">
+          <w:hyperlink w:anchor="_Toc189667136" w:history="1">
             <w:r>
               <w:rPr>
                 <w:rStyle w:val="Hyperlink"/>
@@ -12312,7 +12139,7 @@
                 <w:noProof/>
                 <w:webHidden/>
               </w:rPr>
-              <w:instrText xml:space="preserve"> PAGEREF _Toc173451302 \h </w:instrText>
+              <w:instrText xml:space="preserve"> PAGEREF _Toc189667136 \h </w:instrText>
             </w:r>
             <w:r>
               <w:rPr>
@@ -12351,12 +12178,11 @@
             </w:tabs>
             <w:rPr>
               <w:noProof/>
-              <w:sz w:val="22"/>
               <w:szCs w:val="24"/>
               <w14:ligatures w14:val="standardContextual"/>
             </w:rPr>
           </w:pPr>
-          <w:hyperlink w:anchor="_Toc173451303" w:history="1">
+          <w:hyperlink w:anchor="_Toc189667137" w:history="1">
             <w:r>
               <w:rPr>
                 <w:rStyle w:val="Hyperlink"/>
@@ -12383,7 +12209,7 @@
                 <w:noProof/>
                 <w:webHidden/>
               </w:rPr>
-              <w:instrText xml:space="preserve"> PAGEREF _Toc173451303 \h </w:instrText>
+              <w:instrText xml:space="preserve"> PAGEREF _Toc189667137 \h </w:instrText>
             </w:r>
             <w:r>
               <w:rPr>
@@ -12422,12 +12248,11 @@
             </w:tabs>
             <w:rPr>
               <w:noProof/>
-              <w:sz w:val="22"/>
               <w:szCs w:val="24"/>
               <w14:ligatures w14:val="standardContextual"/>
             </w:rPr>
           </w:pPr>
-          <w:hyperlink w:anchor="_Toc173451304" w:history="1">
+          <w:hyperlink w:anchor="_Toc189667138" w:history="1">
             <w:r>
               <w:rPr>
                 <w:rStyle w:val="Hyperlink"/>
@@ -12454,7 +12279,7 @@
                 <w:noProof/>
                 <w:webHidden/>
               </w:rPr>
-              <w:instrText xml:space="preserve"> PAGEREF _Toc173451304 \h </w:instrText>
+              <w:instrText xml:space="preserve"> PAGEREF _Toc189667138 \h </w:instrText>
             </w:r>
             <w:r>
               <w:rPr>
@@ -12474,7 +12299,7 @@
                 <w:noProof/>
                 <w:webHidden/>
               </w:rPr>
-              <w:t>98</w:t>
+              <w:t>97</w:t>
             </w:r>
             <w:r>
               <w:rPr>
@@ -12510,7 +12335,7 @@
       <w:pPr>
         <w:pStyle w:val="Heading1"/>
       </w:pPr>
-      <w:bookmarkStart w:id="0" w:name="_Toc173451130"/>
+      <w:bookmarkStart w:id="0" w:name="_Toc189666964"/>
       <w:r>
         <w:rPr>
           <w:rFonts w:hint="eastAsia"/>
@@ -12715,7 +12540,7 @@
       <w:pPr>
         <w:pStyle w:val="Heading2"/>
       </w:pPr>
-      <w:bookmarkStart w:id="1" w:name="_Toc173451131"/>
+      <w:bookmarkStart w:id="1" w:name="_Toc189666965"/>
       <w:r>
         <w:rPr>
           <w:rFonts w:hint="eastAsia"/>
@@ -12850,7 +12675,7 @@
       <w:pPr>
         <w:pStyle w:val="Heading2"/>
       </w:pPr>
-      <w:bookmarkStart w:id="2" w:name="_Toc173451132"/>
+      <w:bookmarkStart w:id="2" w:name="_Toc189666966"/>
       <w:r>
         <w:rPr>
           <w:rFonts w:hint="eastAsia"/>
@@ -13695,7 +13520,7 @@
       <w:pPr>
         <w:pStyle w:val="Heading1"/>
       </w:pPr>
-      <w:bookmarkStart w:id="3" w:name="_Toc173451133"/>
+      <w:bookmarkStart w:id="3" w:name="_Toc189666967"/>
       <w:r>
         <w:rPr>
           <w:rFonts w:hint="eastAsia"/>
@@ -13717,7 +13542,7 @@
       <w:pPr>
         <w:pStyle w:val="Heading2"/>
       </w:pPr>
-      <w:bookmarkStart w:id="4" w:name="_Toc173451134"/>
+      <w:bookmarkStart w:id="4" w:name="_Toc189666968"/>
       <w:r>
         <w:rPr>
           <w:rFonts w:hint="eastAsia"/>
@@ -13814,7 +13639,7 @@
       <w:pPr>
         <w:pStyle w:val="Heading2"/>
       </w:pPr>
-      <w:bookmarkStart w:id="5" w:name="_Toc173451135"/>
+      <w:bookmarkStart w:id="5" w:name="_Toc189666969"/>
       <w:r>
         <w:rPr>
           <w:rFonts w:hint="eastAsia"/>
@@ -13908,12 +13733,12 @@
       <w:pPr>
         <w:pStyle w:val="Heading2"/>
       </w:pPr>
-      <w:bookmarkStart w:id="6" w:name="_Toc173451136"/>
-      <w:r>
-        <w:rPr>
-          <w:rFonts w:hint="eastAsia"/>
-        </w:rPr>
-        <w:t>プロセスパッケージの操作</w:t>
+      <w:bookmarkStart w:id="6" w:name="_Toc189666970"/>
+      <w:r>
+        <w:rPr>
+          <w:rFonts w:hint="eastAsia"/>
+        </w:rPr>
+        <w:t>パッケージの操作</w:t>
       </w:r>
       <w:bookmarkEnd w:id="6"/>
     </w:p>
@@ -13929,7 +13754,19 @@
         <w:rPr>
           <w:rFonts w:hint="eastAsia"/>
         </w:rPr>
-        <w:t>テナントのパッケージフィードと、フィードつきフォルダーにあるプロセスパッケージ名とバージョンの取得</w:t>
+        <w:t>テナントのパッケージフィードと、フィードつきフォルダーにある</w:t>
+      </w:r>
+      <w:r>
+        <w:rPr>
+          <w:rFonts w:hint="eastAsia"/>
+        </w:rPr>
+        <w:t>パッケージ</w:t>
+      </w:r>
+      <w:r>
+        <w:rPr>
+          <w:rFonts w:hint="eastAsia"/>
+        </w:rPr>
+        <w:t>名とバージョンの取得</w:t>
       </w:r>
     </w:p>
     <w:p>
@@ -13944,7 +13781,7 @@
         <w:rPr>
           <w:rFonts w:hint="eastAsia"/>
         </w:rPr>
-        <w:t>プロセスパッケージの削除</w:t>
+        <w:t>パッケージの削除</w:t>
       </w:r>
     </w:p>
     <w:p>
@@ -13959,7 +13796,7 @@
         <w:rPr>
           <w:rFonts w:hint="eastAsia"/>
         </w:rPr>
-        <w:t>プロセスパッケージを、同一のテナントの</w:t>
+        <w:t>パッケージを、同一のテナントの</w:t>
       </w:r>
       <w:r>
         <w:rPr>
@@ -13998,7 +13835,7 @@
         <w:rPr>
           <w:rFonts w:hint="eastAsia"/>
         </w:rPr>
-        <w:t>プロセスパッケージを、別のテナントの</w:t>
+        <w:t>パッケージを、別のテナントの</w:t>
       </w:r>
       <w:r>
         <w:rPr>
@@ -14019,7 +13856,7 @@
         <w:rPr>
           <w:rFonts w:hint="eastAsia"/>
         </w:rPr>
-        <w:t>プロセスパッケージのアップロード</w:t>
+        <w:t>パッケージのアップロード</w:t>
       </w:r>
     </w:p>
     <w:p>
@@ -14034,94 +13871,18 @@
         <w:rPr>
           <w:rFonts w:hint="eastAsia"/>
         </w:rPr>
-        <w:t>プロセスパッケージのダウンロード</w:t>
-      </w:r>
-    </w:p>
-    <w:p>
-      <w:pPr>
-        <w:pStyle w:val="ListParagraph"/>
-        <w:numPr>
-          <w:ilvl w:val="0"/>
-          <w:numId w:val="2"/>
-        </w:numPr>
-      </w:pPr>
-      <w:r>
-        <w:rPr>
-          <w:rFonts w:hint="eastAsia"/>
-        </w:rPr>
-        <w:t>フォルダーに割り当てられたプロセスパッケージ</w:t>
-      </w:r>
-      <w:r>
-        <w:rPr>
-          <w:rFonts w:hint="eastAsia"/>
-        </w:rPr>
-        <w:t>を</w:t>
-      </w:r>
-      <w:r>
-        <w:rPr>
-          <w:rFonts w:hint="eastAsia"/>
-        </w:rPr>
-        <w:t>最新</w:t>
-      </w:r>
-      <w:r>
-        <w:rPr>
-          <w:rFonts w:hint="eastAsia"/>
-        </w:rPr>
-        <w:t>のバージョン</w:t>
-      </w:r>
-      <w:r>
-        <w:rPr>
-          <w:rFonts w:hint="eastAsia"/>
-        </w:rPr>
-        <w:t>に</w:t>
-      </w:r>
-      <w:r>
-        <w:rPr>
-          <w:rFonts w:hint="eastAsia"/>
-        </w:rPr>
-        <w:t>更新</w:t>
-      </w:r>
-    </w:p>
-    <w:p>
-      <w:pPr>
-        <w:pStyle w:val="ListParagraph"/>
-        <w:numPr>
-          <w:ilvl w:val="0"/>
-          <w:numId w:val="2"/>
-        </w:numPr>
-      </w:pPr>
-      <w:r>
-        <w:rPr>
-          <w:rFonts w:hint="eastAsia"/>
-        </w:rPr>
-        <w:t>フォルダーに割り当てられたプロセスパッケージを固有のバージョンに更新</w:t>
-      </w:r>
-    </w:p>
-    <w:p>
-      <w:pPr>
-        <w:pStyle w:val="ListParagraph"/>
-        <w:numPr>
-          <w:ilvl w:val="0"/>
-          <w:numId w:val="2"/>
-        </w:numPr>
-      </w:pPr>
-      <w:r>
-        <w:rPr>
-          <w:rFonts w:hint="eastAsia"/>
-        </w:rPr>
-        <w:t>フォルダーに割り当てられたプロセスパッケージを以前のバージョンにロールバック</w:t>
+        <w:t>パッケージのダウンロード</w:t>
       </w:r>
     </w:p>
     <w:p>
       <w:pPr>
         <w:pStyle w:val="Heading2"/>
       </w:pPr>
-      <w:bookmarkStart w:id="7" w:name="_Toc173451137"/>
-      <w:r>
-        <w:rPr>
-          <w:rFonts w:hint="eastAsia"/>
-        </w:rPr>
-        <w:lastRenderedPageBreak/>
+      <w:bookmarkStart w:id="7" w:name="_Toc189666971"/>
+      <w:r>
+        <w:rPr>
+          <w:rFonts w:hint="eastAsia"/>
+        </w:rPr>
         <w:t>プロセスの操作</w:t>
       </w:r>
       <w:bookmarkEnd w:id="7"/>
@@ -14195,39 +13956,9 @@
         <w:rPr>
           <w:rFonts w:hint="eastAsia"/>
         </w:rPr>
-        <w:t>プロセス</w:t>
-      </w:r>
-      <w:r>
-        <w:rPr>
-          <w:rFonts w:hint="eastAsia"/>
-        </w:rPr>
-        <w:t>バージョンの更新・</w:t>
-      </w:r>
-      <w:r>
-        <w:rPr>
-          <w:rFonts w:hint="eastAsia"/>
-        </w:rPr>
-        <w:t>リセット</w:t>
-      </w:r>
-    </w:p>
-    <w:p>
-      <w:pPr>
-        <w:pStyle w:val="Heading2"/>
-      </w:pPr>
-      <w:bookmarkStart w:id="8" w:name="_Toc173451138"/>
-      <w:r>
-        <w:rPr>
-          <w:rFonts w:hint="eastAsia"/>
-        </w:rPr>
-        <w:t>個人用ワークスペース</w:t>
-      </w:r>
-      <w:r>
-        <w:rPr>
-          <w:rFonts w:hint="eastAsia"/>
-        </w:rPr>
-        <w:t>の操作</w:t>
-      </w:r>
-      <w:bookmarkEnd w:id="8"/>
+        <w:lastRenderedPageBreak/>
+        <w:t>フォルダーに割り当てられたプロセスを最新のバージョンに更新</w:t>
+      </w:r>
     </w:p>
     <w:p>
       <w:pPr>
@@ -14241,7 +13972,7 @@
         <w:rPr>
           <w:rFonts w:hint="eastAsia"/>
         </w:rPr>
-        <w:t>自分の個人用ワークスペースフォルダーを、dirコマンドで表示</w:t>
+        <w:t>フォルダーに割り当てられたプロセスを固有のバージョンに更新</w:t>
       </w:r>
     </w:p>
     <w:p>
@@ -14256,20 +13987,27 @@
         <w:rPr>
           <w:rFonts w:hint="eastAsia"/>
         </w:rPr>
-        <w:t>個人用ワークスペースフォルダーの</w:t>
-      </w:r>
-      <w:r>
-        <w:rPr>
-          <w:rFonts w:hint="eastAsia"/>
-        </w:rPr>
-        <w:t>取得</w:t>
-      </w:r>
-      <w:r>
-        <w:rPr>
-          <w:rFonts w:hint="eastAsia"/>
-        </w:rPr>
-        <w:t>・削除</w:t>
-      </w:r>
+        <w:t>フォルダーに割り当てられたプロセスを以前のバージョンにロールバック</w:t>
+      </w:r>
+    </w:p>
+    <w:p>
+      <w:pPr>
+        <w:pStyle w:val="Heading2"/>
+      </w:pPr>
+      <w:bookmarkStart w:id="8" w:name="_Toc189666972"/>
+      <w:r>
+        <w:rPr>
+          <w:rFonts w:hint="eastAsia"/>
+        </w:rPr>
+        <w:t>個人用ワークスペース</w:t>
+      </w:r>
+      <w:r>
+        <w:rPr>
+          <w:rFonts w:hint="eastAsia"/>
+        </w:rPr>
+        <w:t>の操作</w:t>
+      </w:r>
+      <w:bookmarkEnd w:id="8"/>
     </w:p>
     <w:p>
       <w:pPr>
@@ -14283,7 +14021,7 @@
         <w:rPr>
           <w:rFonts w:hint="eastAsia"/>
         </w:rPr>
-        <w:t>探索中の他人の個人用ワークスペースフォルダーを、dirコマンドで表示</w:t>
+        <w:t>自分の個人用ワークスペースフォルダーを、dirコマンドで表示</w:t>
       </w:r>
     </w:p>
     <w:p>
@@ -14298,33 +14036,20 @@
         <w:rPr>
           <w:rFonts w:hint="eastAsia"/>
         </w:rPr>
-        <w:t>dirコマンドで表示中の個人用ワークスペースを、ほかのフォルダーと同様に操作（パッケージのアップロード/ダウンロードや、アセットの</w:t>
-      </w:r>
-      <w:r>
-        <w:rPr>
-          <w:rFonts w:hint="eastAsia"/>
-        </w:rPr>
-        <w:t>取得/更新など</w:t>
-      </w:r>
-      <w:r>
-        <w:rPr>
-          <w:rFonts w:hint="eastAsia"/>
-        </w:rPr>
-        <w:t>）</w:t>
-      </w:r>
-    </w:p>
-    <w:p>
-      <w:pPr>
-        <w:pStyle w:val="Heading2"/>
-      </w:pPr>
-      <w:bookmarkStart w:id="9" w:name="_Toc173451139"/>
-      <w:r>
-        <w:rPr>
-          <w:rFonts w:hint="eastAsia"/>
-        </w:rPr>
-        <w:t>ライセンスの操作</w:t>
-      </w:r>
-      <w:bookmarkEnd w:id="9"/>
+        <w:t>個人用ワークスペースフォルダーの</w:t>
+      </w:r>
+      <w:r>
+        <w:rPr>
+          <w:rFonts w:hint="eastAsia"/>
+        </w:rPr>
+        <w:t>取得</w:t>
+      </w:r>
+      <w:r>
+        <w:rPr>
+          <w:rFonts w:hint="eastAsia"/>
+        </w:rPr>
+        <w:t>・削除</w:t>
+      </w:r>
     </w:p>
     <w:p>
       <w:pPr>
@@ -14338,16 +14063,7 @@
         <w:rPr>
           <w:rFonts w:hint="eastAsia"/>
         </w:rPr>
-        <w:t>N</w:t>
-      </w:r>
-      <w:r>
-        <w:t>amed User License</w:t>
-      </w:r>
-      <w:r>
-        <w:rPr>
-          <w:rFonts w:hint="eastAsia"/>
-        </w:rPr>
-        <w:t>の取得</w:t>
+        <w:t>探索中の他人の個人用ワークスペースフォルダーを、dirコマンドで表示</w:t>
       </w:r>
     </w:p>
     <w:p>
@@ -14362,17 +14078,33 @@
         <w:rPr>
           <w:rFonts w:hint="eastAsia"/>
         </w:rPr>
-        <w:t>Runtime</w:t>
-      </w:r>
-      <w:r>
-        <w:t xml:space="preserve"> License</w:t>
-      </w:r>
-      <w:r>
-        <w:rPr>
-          <w:rFonts w:hint="eastAsia"/>
-        </w:rPr>
-        <w:t>の取得</w:t>
-      </w:r>
+        <w:t>dirコマンドで表示中の個人用ワークスペースを、ほかのフォルダーと同様に操作（パッケージのアップロード/ダウンロードや、アセットの</w:t>
+      </w:r>
+      <w:r>
+        <w:rPr>
+          <w:rFonts w:hint="eastAsia"/>
+        </w:rPr>
+        <w:t>取得/更新など</w:t>
+      </w:r>
+      <w:r>
+        <w:rPr>
+          <w:rFonts w:hint="eastAsia"/>
+        </w:rPr>
+        <w:t>）</w:t>
+      </w:r>
+    </w:p>
+    <w:p>
+      <w:pPr>
+        <w:pStyle w:val="Heading2"/>
+      </w:pPr>
+      <w:bookmarkStart w:id="9" w:name="_Toc189666973"/>
+      <w:r>
+        <w:rPr>
+          <w:rFonts w:hint="eastAsia"/>
+        </w:rPr>
+        <w:t>ライセンスの操作</w:t>
+      </w:r>
+      <w:bookmarkEnd w:id="9"/>
     </w:p>
     <w:p>
       <w:pPr>
@@ -14386,30 +14118,17 @@
         <w:rPr>
           <w:rFonts w:hint="eastAsia"/>
         </w:rPr>
-        <w:t>R</w:t>
-      </w:r>
-      <w:r>
-        <w:t>untime License</w:t>
-      </w:r>
-      <w:r>
-        <w:rPr>
-          <w:rFonts w:hint="eastAsia"/>
-        </w:rPr>
-        <w:t>の有効化・無効化</w:t>
-      </w:r>
-    </w:p>
-    <w:p>
-      <w:pPr>
-        <w:pStyle w:val="Heading2"/>
-      </w:pPr>
-      <w:bookmarkStart w:id="10" w:name="_Toc173451140"/>
-      <w:r>
-        <w:rPr>
-          <w:rFonts w:hint="eastAsia"/>
-        </w:rPr>
-        <w:t>セッションの操作</w:t>
-      </w:r>
-      <w:bookmarkEnd w:id="10"/>
+        <w:t>N</w:t>
+      </w:r>
+      <w:r>
+        <w:t>amed User License</w:t>
+      </w:r>
+      <w:r>
+        <w:rPr>
+          <w:rFonts w:hint="eastAsia"/>
+        </w:rPr>
+        <w:t>の取得</w:t>
+      </w:r>
     </w:p>
     <w:p>
       <w:pPr>
@@ -14423,7 +14142,16 @@
         <w:rPr>
           <w:rFonts w:hint="eastAsia"/>
         </w:rPr>
-        <w:t>ユーザーセッションの取得</w:t>
+        <w:t>Runtime</w:t>
+      </w:r>
+      <w:r>
+        <w:t xml:space="preserve"> License</w:t>
+      </w:r>
+      <w:r>
+        <w:rPr>
+          <w:rFonts w:hint="eastAsia"/>
+        </w:rPr>
+        <w:t>の取得</w:t>
       </w:r>
     </w:p>
     <w:p>
@@ -14438,6 +14166,58 @@
         <w:rPr>
           <w:rFonts w:hint="eastAsia"/>
         </w:rPr>
+        <w:t>R</w:t>
+      </w:r>
+      <w:r>
+        <w:t>untime License</w:t>
+      </w:r>
+      <w:r>
+        <w:rPr>
+          <w:rFonts w:hint="eastAsia"/>
+        </w:rPr>
+        <w:t>の有効化・無効化</w:t>
+      </w:r>
+    </w:p>
+    <w:p>
+      <w:pPr>
+        <w:pStyle w:val="Heading2"/>
+      </w:pPr>
+      <w:bookmarkStart w:id="10" w:name="_Toc189666974"/>
+      <w:r>
+        <w:rPr>
+          <w:rFonts w:hint="eastAsia"/>
+        </w:rPr>
+        <w:t>セッションの操作</w:t>
+      </w:r>
+      <w:bookmarkEnd w:id="10"/>
+    </w:p>
+    <w:p>
+      <w:pPr>
+        <w:pStyle w:val="ListParagraph"/>
+        <w:numPr>
+          <w:ilvl w:val="0"/>
+          <w:numId w:val="12"/>
+        </w:numPr>
+      </w:pPr>
+      <w:r>
+        <w:rPr>
+          <w:rFonts w:hint="eastAsia"/>
+        </w:rPr>
+        <w:t>ユーザーセッションの取得</w:t>
+      </w:r>
+    </w:p>
+    <w:p>
+      <w:pPr>
+        <w:pStyle w:val="ListParagraph"/>
+        <w:numPr>
+          <w:ilvl w:val="0"/>
+          <w:numId w:val="12"/>
+        </w:numPr>
+      </w:pPr>
+      <w:r>
+        <w:rPr>
+          <w:rFonts w:hint="eastAsia"/>
+        </w:rPr>
         <w:t>マシンセッションの取得</w:t>
       </w:r>
     </w:p>
@@ -14445,7 +14225,7 @@
       <w:pPr>
         <w:pStyle w:val="Heading2"/>
       </w:pPr>
-      <w:bookmarkStart w:id="11" w:name="_Toc173451141"/>
+      <w:bookmarkStart w:id="11" w:name="_Toc189666975"/>
       <w:r>
         <w:rPr>
           <w:rFonts w:hint="eastAsia"/>
@@ -14518,7 +14298,7 @@
       <w:pPr>
         <w:pStyle w:val="Heading2"/>
       </w:pPr>
-      <w:bookmarkStart w:id="12" w:name="_Toc173451142"/>
+      <w:bookmarkStart w:id="12" w:name="_Toc189666976"/>
       <w:r>
         <w:rPr>
           <w:rFonts w:hint="eastAsia"/>
@@ -14633,7 +14413,7 @@
       <w:pPr>
         <w:pStyle w:val="Heading2"/>
       </w:pPr>
-      <w:bookmarkStart w:id="13" w:name="_Toc173451143"/>
+      <w:bookmarkStart w:id="13" w:name="_Toc189666977"/>
       <w:r>
         <w:rPr>
           <w:rFonts w:hint="eastAsia"/>
@@ -14722,7 +14502,7 @@
       <w:pPr>
         <w:pStyle w:val="Heading2"/>
       </w:pPr>
-      <w:bookmarkStart w:id="14" w:name="_Toc173451144"/>
+      <w:bookmarkStart w:id="14" w:name="_Toc189666978"/>
       <w:r>
         <w:rPr>
           <w:rFonts w:hint="eastAsia"/>
@@ -14780,7 +14560,7 @@
       <w:pPr>
         <w:pStyle w:val="Heading2"/>
       </w:pPr>
-      <w:bookmarkStart w:id="15" w:name="_Toc173451145"/>
+      <w:bookmarkStart w:id="15" w:name="_Toc189666979"/>
       <w:r>
         <w:rPr>
           <w:rFonts w:hint="eastAsia"/>
@@ -15022,7 +14802,7 @@
           <w:tab w:val="left" w:pos="1843"/>
         </w:tabs>
       </w:pPr>
-      <w:bookmarkStart w:id="16" w:name="_Toc173451146"/>
+      <w:bookmarkStart w:id="16" w:name="_Toc189666980"/>
       <w:r>
         <w:rPr>
           <w:rFonts w:hint="eastAsia"/>
@@ -15171,7 +14951,7 @@
       <w:pPr>
         <w:pStyle w:val="Heading2"/>
       </w:pPr>
-      <w:bookmarkStart w:id="17" w:name="_Toc173451147"/>
+      <w:bookmarkStart w:id="17" w:name="_Toc189666981"/>
       <w:r>
         <w:rPr>
           <w:rFonts w:hint="eastAsia"/>
@@ -15247,7 +15027,7 @@
       <w:pPr>
         <w:pStyle w:val="Heading2"/>
       </w:pPr>
-      <w:bookmarkStart w:id="18" w:name="_Toc173451148"/>
+      <w:bookmarkStart w:id="18" w:name="_Toc189666982"/>
       <w:r>
         <w:rPr>
           <w:rFonts w:hint="eastAsia"/>
@@ -15305,7 +15085,7 @@
       <w:pPr>
         <w:pStyle w:val="Heading2"/>
       </w:pPr>
-      <w:bookmarkStart w:id="19" w:name="_Toc173451149"/>
+      <w:bookmarkStart w:id="19" w:name="_Toc189666983"/>
       <w:r>
         <w:rPr>
           <w:rFonts w:hint="eastAsia"/>
@@ -15363,7 +15143,7 @@
       <w:pPr>
         <w:pStyle w:val="Heading2"/>
       </w:pPr>
-      <w:bookmarkStart w:id="20" w:name="_Toc173451150"/>
+      <w:bookmarkStart w:id="20" w:name="_Toc189666984"/>
       <w:r>
         <w:rPr>
           <w:rFonts w:hint="eastAsia"/>
@@ -15496,7 +15276,7 @@
       <w:pPr>
         <w:pStyle w:val="Heading2"/>
       </w:pPr>
-      <w:bookmarkStart w:id="21" w:name="_Toc173451151"/>
+      <w:bookmarkStart w:id="21" w:name="_Toc189666985"/>
       <w:r>
         <w:rPr>
           <w:rFonts w:hint="eastAsia"/>
@@ -15554,7 +15334,7 @@
       <w:pPr>
         <w:pStyle w:val="Heading2"/>
       </w:pPr>
-      <w:bookmarkStart w:id="22" w:name="_Toc173451152"/>
+      <w:bookmarkStart w:id="22" w:name="_Toc189666986"/>
       <w:r>
         <w:rPr>
           <w:rFonts w:hint="eastAsia"/>
@@ -15619,7 +15399,7 @@
       <w:pPr>
         <w:pStyle w:val="Heading2"/>
       </w:pPr>
-      <w:bookmarkStart w:id="23" w:name="_Toc173451153"/>
+      <w:bookmarkStart w:id="23" w:name="_Toc189666987"/>
       <w:r>
         <w:rPr>
           <w:rFonts w:hint="eastAsia"/>
@@ -15692,7 +15472,7 @@
       <w:pPr>
         <w:pStyle w:val="Heading2"/>
       </w:pPr>
-      <w:bookmarkStart w:id="24" w:name="_Toc173451154"/>
+      <w:bookmarkStart w:id="24" w:name="_Toc189666988"/>
       <w:r>
         <w:rPr>
           <w:rFonts w:hint="eastAsia"/>
@@ -15741,7 +15521,7 @@
       <w:pPr>
         <w:pStyle w:val="Heading2"/>
       </w:pPr>
-      <w:bookmarkStart w:id="25" w:name="_Toc173451155"/>
+      <w:bookmarkStart w:id="25" w:name="_Toc189666989"/>
       <w:r>
         <w:rPr>
           <w:rFonts w:hint="eastAsia"/>
@@ -15805,7 +15585,7 @@
       <w:pPr>
         <w:pStyle w:val="Heading2"/>
       </w:pPr>
-      <w:bookmarkStart w:id="26" w:name="_Toc173451156"/>
+      <w:bookmarkStart w:id="26" w:name="_Toc189666990"/>
       <w:r>
         <w:rPr>
           <w:rFonts w:hint="eastAsia"/>
@@ -16041,7 +15821,7 @@
       <w:pPr>
         <w:pStyle w:val="Heading2"/>
       </w:pPr>
-      <w:bookmarkStart w:id="27" w:name="_Toc173451157"/>
+      <w:bookmarkStart w:id="27" w:name="_Toc189666991"/>
       <w:r>
         <w:rPr>
           <w:rFonts w:hint="eastAsia"/>
@@ -16084,7 +15864,7 @@
       <w:pPr>
         <w:pStyle w:val="Heading2"/>
       </w:pPr>
-      <w:bookmarkStart w:id="28" w:name="_Toc173451158"/>
+      <w:bookmarkStart w:id="28" w:name="_Toc189666992"/>
       <w:r>
         <w:rPr>
           <w:rFonts w:hint="eastAsia"/>
@@ -16184,7 +15964,7 @@
       <w:pPr>
         <w:pStyle w:val="Heading1"/>
       </w:pPr>
-      <w:bookmarkStart w:id="29" w:name="_Toc173451159"/>
+      <w:bookmarkStart w:id="29" w:name="_Toc189666993"/>
       <w:r>
         <w:t>UiPathOrch</w:t>
       </w:r>
@@ -16200,7 +15980,7 @@
       <w:pPr>
         <w:pStyle w:val="Heading2"/>
       </w:pPr>
-      <w:bookmarkStart w:id="30" w:name="_Toc173451160"/>
+      <w:bookmarkStart w:id="30" w:name="_Toc189666994"/>
       <w:r>
         <w:rPr>
           <w:rFonts w:hint="eastAsia"/>
@@ -16955,7 +16735,7 @@
       <w:pPr>
         <w:pStyle w:val="Heading2"/>
       </w:pPr>
-      <w:bookmarkStart w:id="31" w:name="_Toc173451161"/>
+      <w:bookmarkStart w:id="31" w:name="_Toc189666995"/>
       <w:r>
         <w:rPr>
           <w:rFonts w:hint="eastAsia"/>
@@ -17978,9 +17758,6 @@
     <w:p>
       <w:pPr>
         <w:ind w:leftChars="338" w:left="1134" w:hangingChars="202" w:hanging="424"/>
-        <w:rPr>
-          <w:rFonts w:hint="eastAsia"/>
-        </w:rPr>
       </w:pPr>
       <w:r>
         <w:t>4</w:t>
@@ -18029,7 +17806,6 @@
       <w:pPr>
         <w:ind w:leftChars="500" w:left="1050"/>
         <w:rPr>
-          <w:rFonts w:hint="eastAsia"/>
           <w:b/>
           <w:i/>
         </w:rPr>
@@ -18574,6 +18350,171 @@
           <w:rFonts w:hint="eastAsia"/>
         </w:rPr>
         <w:t>行を記入して保存してください。</w:t>
+      </w:r>
+    </w:p>
+    <w:tbl>
+      <w:tblPr>
+        <w:tblStyle w:val="TableGrid"/>
+        <w:tblW w:w="0" w:type="auto"/>
+        <w:tblLook w:val="04A0" w:firstRow="1" w:lastRow="0" w:firstColumn="1" w:lastColumn="0" w:noHBand="0" w:noVBand="1"/>
+      </w:tblPr>
+      <w:tblGrid>
+        <w:gridCol w:w="8494"/>
+      </w:tblGrid>
+      <w:tr>
+        <w:tc>
+          <w:tcPr>
+            <w:tcW w:w="8494" w:type="dxa"/>
+          </w:tcPr>
+          <w:p>
+            <w:r>
+              <w:rPr>
+                <w:b/>
+                <w:bCs/>
+                <w:i/>
+                <w:iCs/>
+              </w:rPr>
+              <w:t>Import-Module UiPathOrch</w:t>
+            </w:r>
+            <w:r>
+              <w:rPr>
+                <w:rFonts w:hint="eastAsia"/>
+                <w:b/>
+                <w:bCs/>
+                <w:i/>
+                <w:iCs/>
+              </w:rPr>
+              <w:t>,PSReadLine</w:t>
+            </w:r>
+          </w:p>
+        </w:tc>
+      </w:tr>
+    </w:tbl>
+    <w:p/>
+    <w:p>
+      <w:r>
+        <w:rPr>
+          <w:rFonts w:hint="eastAsia"/>
+        </w:rPr>
+        <w:t>P</w:t>
+      </w:r>
+      <w:r>
+        <w:t>S</w:t>
+      </w:r>
+      <w:r>
+        <w:rPr>
+          <w:rFonts w:hint="eastAsia"/>
+        </w:rPr>
+        <w:t>プロファイルをメモ帳で開くには、P</w:t>
+      </w:r>
+      <w:r>
+        <w:t>S</w:t>
+      </w:r>
+      <w:r>
+        <w:rPr>
+          <w:rFonts w:hint="eastAsia"/>
+        </w:rPr>
+        <w:t>コンソールで</w:t>
+      </w:r>
+      <w:r>
+        <w:rPr>
+          <w:rFonts w:hint="eastAsia"/>
+          <w:i/>
+        </w:rPr>
+        <w:t>n</w:t>
+      </w:r>
+      <w:r>
+        <w:rPr>
+          <w:i/>
+        </w:rPr>
+        <w:t>otepad $profile</w:t>
+      </w:r>
+      <w:r>
+        <w:rPr>
+          <w:rFonts w:hint="eastAsia"/>
+        </w:rPr>
+        <w:t>を実行します。</w:t>
+      </w:r>
+    </w:p>
+    <w:p>
+      <w:pPr>
+        <w:pStyle w:val="Heading2"/>
+      </w:pPr>
+      <w:bookmarkStart w:id="32" w:name="_Toc189666996"/>
+      <w:r>
+        <w:rPr>
+          <w:rFonts w:hint="eastAsia"/>
+        </w:rPr>
+        <w:t>U</w:t>
+      </w:r>
+      <w:r>
+        <w:t>iPathOrch</w:t>
+      </w:r>
+      <w:r>
+        <w:rPr>
+          <w:rFonts w:hint="eastAsia"/>
+        </w:rPr>
+        <w:t>のバージョンアップ</w:t>
+      </w:r>
+      <w:bookmarkEnd w:id="32"/>
+    </w:p>
+    <w:p>
+      <w:r>
+        <w:rPr>
+          <w:rFonts w:hint="eastAsia"/>
+        </w:rPr>
+        <w:t>U</w:t>
+      </w:r>
+      <w:r>
+        <w:t>iPathOrch</w:t>
+      </w:r>
+      <w:r>
+        <w:rPr>
+          <w:rFonts w:hint="eastAsia"/>
+        </w:rPr>
+        <w:t>は、適宜</w:t>
+      </w:r>
+      <w:r>
+        <w:rPr>
+          <w:rFonts w:hint="eastAsia"/>
+        </w:rPr>
+        <w:t>新しい</w:t>
+      </w:r>
+      <w:r>
+        <w:rPr>
+          <w:rFonts w:hint="eastAsia"/>
+        </w:rPr>
+        <w:t>バージョン</w:t>
+      </w:r>
+      <w:r>
+        <w:rPr>
+          <w:rFonts w:hint="eastAsia"/>
+        </w:rPr>
+        <w:t>がリリース</w:t>
+      </w:r>
+      <w:r>
+        <w:rPr>
+          <w:rFonts w:hint="eastAsia"/>
+        </w:rPr>
+        <w:t>されます。新しいバージョンのU</w:t>
+      </w:r>
+      <w:r>
+        <w:t>iPathOrch</w:t>
+      </w:r>
+      <w:r>
+        <w:rPr>
+          <w:rFonts w:hint="eastAsia"/>
+        </w:rPr>
+        <w:t>をインストールするには、P</w:t>
+      </w:r>
+      <w:r>
+        <w:t>S</w:t>
+      </w:r>
+      <w:r>
+        <w:rPr>
+          <w:rFonts w:hint="eastAsia"/>
+        </w:rPr>
+        <w:t>コンソールで次を実行します。</w:t>
       </w:r>
     </w:p>
     <w:tbl>
@@ -18593,157 +18534,114 @@
           <w:p>
             <w:pPr>
               <w:rPr>
-                <w:rFonts w:hint="eastAsia"/>
+                <w:b/>
+                <w:i/>
               </w:rPr>
             </w:pPr>
-            <w:r>
-              <w:rPr>
-                <w:b/>
-                <w:bCs/>
-                <w:i/>
-                <w:iCs/>
-              </w:rPr>
-              <w:t>Import-Module UiPathOrch</w:t>
-            </w:r>
             <w:r>
               <w:rPr>
                 <w:rFonts w:hint="eastAsia"/>
                 <w:b/>
-                <w:bCs/>
+                <w:iCs/>
+              </w:rPr>
+              <w:t>PS&gt;</w:t>
+            </w:r>
+            <w:r>
+              <w:rPr>
+                <w:rFonts w:hint="eastAsia"/>
+                <w:b/>
                 <w:i/>
-                <w:iCs/>
-              </w:rPr>
-              <w:t>,PSReadLine</w:t>
+              </w:rPr>
+              <w:t xml:space="preserve"> Update</w:t>
+            </w:r>
+            <w:r>
+              <w:rPr>
+                <w:b/>
+                <w:i/>
+              </w:rPr>
+              <w:t>-Module UiPathOrch</w:t>
             </w:r>
           </w:p>
         </w:tc>
       </w:tr>
     </w:tbl>
-    <w:p/>
-    <w:p>
-      <w:r>
-        <w:rPr>
-          <w:rFonts w:hint="eastAsia"/>
-        </w:rPr>
-        <w:t>P</w:t>
-      </w:r>
-      <w:r>
-        <w:t>S</w:t>
-      </w:r>
-      <w:r>
-        <w:rPr>
-          <w:rFonts w:hint="eastAsia"/>
-        </w:rPr>
-        <w:t>プロファイルをメモ帳で開くには、P</w:t>
-      </w:r>
-      <w:r>
-        <w:t>S</w:t>
-      </w:r>
-      <w:r>
-        <w:rPr>
-          <w:rFonts w:hint="eastAsia"/>
-        </w:rPr>
-        <w:t>コンソールで</w:t>
-      </w:r>
-      <w:r>
-        <w:rPr>
-          <w:rFonts w:hint="eastAsia"/>
-          <w:i/>
-        </w:rPr>
-        <w:t>n</w:t>
-      </w:r>
-      <w:r>
-        <w:rPr>
-          <w:i/>
-        </w:rPr>
-        <w:t>otepad $profile</w:t>
-      </w:r>
-      <w:r>
-        <w:rPr>
-          <w:rFonts w:hint="eastAsia"/>
-        </w:rPr>
-        <w:t>を実行します。</w:t>
+    <w:p>
+      <w:pPr>
+        <w:rPr>
+          <w:b/>
+          <w:i/>
+        </w:rPr>
+      </w:pPr>
+    </w:p>
+    <w:p>
+      <w:r>
+        <w:rPr>
+          <w:rFonts w:hint="eastAsia"/>
+        </w:rPr>
+        <w:t>このコマンドを実行しても、既存の設定ファイルは削除されることなく、保持されます。</w:t>
       </w:r>
     </w:p>
     <w:p>
       <w:pPr>
         <w:pStyle w:val="Heading2"/>
       </w:pPr>
-      <w:bookmarkStart w:id="32" w:name="_Toc173451162"/>
-      <w:r>
-        <w:rPr>
-          <w:rFonts w:hint="eastAsia"/>
-        </w:rPr>
-        <w:t>U</w:t>
-      </w:r>
-      <w:r>
-        <w:t>iPathOrch</w:t>
-      </w:r>
-      <w:r>
-        <w:rPr>
-          <w:rFonts w:hint="eastAsia"/>
-        </w:rPr>
-        <w:t>のバージョンアップ</w:t>
-      </w:r>
-      <w:bookmarkEnd w:id="32"/>
-    </w:p>
-    <w:p>
-      <w:r>
-        <w:rPr>
-          <w:rFonts w:hint="eastAsia"/>
-        </w:rPr>
-        <w:t>U</w:t>
-      </w:r>
-      <w:r>
-        <w:t>iPathOrch</w:t>
-      </w:r>
-      <w:r>
-        <w:rPr>
-          <w:rFonts w:hint="eastAsia"/>
-        </w:rPr>
-        <w:t>は、適宜</w:t>
-      </w:r>
-      <w:r>
-        <w:rPr>
-          <w:rFonts w:hint="eastAsia"/>
-        </w:rPr>
-        <w:t>新しい</w:t>
-      </w:r>
-      <w:r>
-        <w:rPr>
-          <w:rFonts w:hint="eastAsia"/>
-        </w:rPr>
-        <w:t>バージョン</w:t>
-      </w:r>
-      <w:r>
-        <w:rPr>
-          <w:rFonts w:hint="eastAsia"/>
-        </w:rPr>
-        <w:t>がリリース</w:t>
-      </w:r>
-      <w:r>
-        <w:rPr>
-          <w:rFonts w:hint="eastAsia"/>
-        </w:rPr>
-        <w:t>されます。新しいバージョンのU</w:t>
-      </w:r>
-      <w:r>
-        <w:t>iPathOrch</w:t>
-      </w:r>
-      <w:r>
-        <w:rPr>
-          <w:rFonts w:hint="eastAsia"/>
-        </w:rPr>
-        <w:t>をインストールするには、P</w:t>
-      </w:r>
-      <w:r>
-        <w:t>S</w:t>
-      </w:r>
-      <w:r>
-        <w:rPr>
-          <w:rFonts w:hint="eastAsia"/>
-        </w:rPr>
-        <w:t>コンソールで次を実行します。</w:t>
+      <w:bookmarkStart w:id="33" w:name="_Toc189666997"/>
+      <w:r>
+        <w:rPr>
+          <w:rFonts w:hint="eastAsia"/>
+        </w:rPr>
+        <w:t>権限の設定</w:t>
+      </w:r>
+      <w:bookmarkEnd w:id="33"/>
+    </w:p>
+    <w:p>
+      <w:r>
+        <w:rPr>
+          <w:rFonts w:hint="eastAsia"/>
+        </w:rPr>
+        <w:t>既定の設定では、</w:t>
+      </w:r>
+      <w:r>
+        <w:rPr>
+          <w:rFonts w:hint="eastAsia"/>
+        </w:rPr>
+        <w:t>安全のために利用できる操作が制限されています。必要な権限を付与してからご利用下さい。</w:t>
+      </w:r>
+      <w:r>
+        <w:rPr>
+          <w:rFonts w:hint="eastAsia"/>
+        </w:rPr>
+        <w:t>たとえば</w:t>
+      </w:r>
+      <w:r>
+        <w:rPr>
+          <w:rFonts w:hint="eastAsia"/>
+        </w:rPr>
+        <w:t>次のコマンドはテナント内のすべてのアセットを取得しますが、</w:t>
+      </w:r>
+      <w:r>
+        <w:rPr>
+          <w:rFonts w:hint="eastAsia"/>
+        </w:rPr>
+        <w:t>既定の状態では権限エラーのため結果を得</w:t>
+      </w:r>
+      <w:r>
+        <w:rPr>
+          <w:rFonts w:hint="eastAsia"/>
+        </w:rPr>
+        <w:t>られません</w:t>
+      </w:r>
+      <w:r>
+        <w:rPr>
+          <w:rFonts w:hint="eastAsia"/>
+        </w:rPr>
+        <w:t>。</w:t>
+      </w:r>
+      <w:r>
+        <w:rPr>
+          <w:rFonts w:hint="eastAsia"/>
+        </w:rPr>
+        <w:t>（OR.Assets.Readスコープが必要です）</w:t>
       </w:r>
     </w:p>
     <w:tbl>
@@ -18761,116 +18659,90 @@
             <w:tcW w:w="8494" w:type="dxa"/>
           </w:tcPr>
           <w:p>
-            <w:pPr>
-              <w:rPr>
-                <w:b/>
-                <w:i/>
-              </w:rPr>
-            </w:pPr>
             <w:r>
               <w:rPr>
                 <w:rFonts w:hint="eastAsia"/>
-                <w:b/>
-                <w:iCs/>
-              </w:rPr>
-              <w:t>PS&gt;</w:t>
-            </w:r>
-            <w:r>
-              <w:rPr>
-                <w:rFonts w:hint="eastAsia"/>
-                <w:b/>
-                <w:i/>
-              </w:rPr>
-              <w:t xml:space="preserve"> Update</w:t>
-            </w:r>
-            <w:r>
-              <w:rPr>
-                <w:b/>
-                <w:i/>
-              </w:rPr>
-              <w:t>-Module UiPathOrch</w:t>
+              </w:rPr>
+              <w:t>PS Orch1:\&gt; Get-OrchAsset -Recurse</w:t>
             </w:r>
           </w:p>
         </w:tc>
       </w:tr>
     </w:tbl>
-    <w:p>
-      <w:pPr>
-        <w:rPr>
-          <w:b/>
-          <w:i/>
-        </w:rPr>
-      </w:pPr>
-    </w:p>
-    <w:p>
-      <w:r>
-        <w:rPr>
-          <w:rFonts w:hint="eastAsia"/>
-        </w:rPr>
-        <w:t>このコマンドを実行しても、既存の設定ファイルは削除されることなく、保持されます。</w:t>
-      </w:r>
-    </w:p>
-    <w:p>
-      <w:pPr>
-        <w:pStyle w:val="Heading2"/>
-      </w:pPr>
-      <w:bookmarkStart w:id="33" w:name="_Toc173451163"/>
-      <w:r>
-        <w:rPr>
-          <w:rFonts w:hint="eastAsia"/>
-        </w:rPr>
-        <w:t>権限の設定</w:t>
-      </w:r>
-      <w:bookmarkEnd w:id="33"/>
-    </w:p>
-    <w:p>
-      <w:r>
-        <w:rPr>
-          <w:rFonts w:hint="eastAsia"/>
-        </w:rPr>
-        <w:t>既定の設定では、</w:t>
-      </w:r>
-      <w:r>
-        <w:rPr>
-          <w:rFonts w:hint="eastAsia"/>
-        </w:rPr>
-        <w:t>安全のために利用できる操作が制限されています。必要な権限を付与してからご利用下さい。</w:t>
-      </w:r>
-      <w:r>
-        <w:rPr>
-          <w:rFonts w:hint="eastAsia"/>
-        </w:rPr>
-        <w:t>たとえば</w:t>
-      </w:r>
-      <w:r>
-        <w:rPr>
-          <w:rFonts w:hint="eastAsia"/>
-        </w:rPr>
-        <w:t>次のコマンドはテナント内のすべてのアセットを取得しますが、</w:t>
-      </w:r>
-      <w:r>
-        <w:rPr>
-          <w:rFonts w:hint="eastAsia"/>
-        </w:rPr>
-        <w:t>既定の状態では権限エラーのため結果を得</w:t>
-      </w:r>
-      <w:r>
-        <w:rPr>
-          <w:rFonts w:hint="eastAsia"/>
-        </w:rPr>
-        <w:t>られません</w:t>
-      </w:r>
-      <w:r>
-        <w:rPr>
-          <w:rFonts w:hint="eastAsia"/>
-        </w:rPr>
-        <w:t>。</w:t>
-      </w:r>
-      <w:r>
-        <w:rPr>
-          <w:rFonts w:hint="eastAsia"/>
-        </w:rPr>
-        <w:t>（OR.Assets.Readスコープが必要です）</w:t>
+    <w:p/>
+    <w:p>
+      <w:r>
+        <w:rPr>
+          <w:rFonts w:hint="eastAsia"/>
+        </w:rPr>
+        <w:lastRenderedPageBreak/>
+        <w:t>なお</w:t>
+      </w:r>
+      <w:r>
+        <w:rPr>
+          <w:rFonts w:hint="eastAsia"/>
+        </w:rPr>
+        <w:t>、必要ない権限を付与することは避けて下さい。たとえば、OR.Folders.Write権限を付与すると、次のコマンドレットを実行できます。これは、テナント内のフォルダ</w:t>
+      </w:r>
+      <w:r>
+        <w:rPr>
+          <w:rFonts w:hint="eastAsia"/>
+        </w:rPr>
+        <w:t>ー</w:t>
+      </w:r>
+      <w:r>
+        <w:rPr>
+          <w:rFonts w:hint="eastAsia"/>
+        </w:rPr>
+        <w:t>をすべて、確認なしで</w:t>
+      </w:r>
+      <w:r>
+        <w:rPr>
+          <w:rFonts w:hint="eastAsia"/>
+        </w:rPr>
+        <w:t>即時に</w:t>
+      </w:r>
+      <w:r>
+        <w:rPr>
+          <w:rFonts w:hint="eastAsia"/>
+        </w:rPr>
+        <w:t>削除します。</w:t>
+      </w:r>
+      <w:r>
+        <w:rPr>
+          <w:rFonts w:hint="eastAsia"/>
+        </w:rPr>
+        <w:t>このようなエンティティを修正・削除する操作は元に戻せませんのでご注意下さい。</w:t>
+      </w:r>
+      <w:r>
+        <w:rPr>
+          <w:rFonts w:hint="eastAsia"/>
+        </w:rPr>
+        <w:t>権限を付与しな</w:t>
+      </w:r>
+      <w:r>
+        <w:rPr>
+          <w:rFonts w:hint="eastAsia"/>
+        </w:rPr>
+        <w:t>いでおけ</w:t>
+      </w:r>
+      <w:r>
+        <w:rPr>
+          <w:rFonts w:hint="eastAsia"/>
+        </w:rPr>
+        <w:t>ば、このようなコマンドを</w:t>
+      </w:r>
+      <w:r>
+        <w:rPr>
+          <w:rFonts w:hint="eastAsia"/>
+        </w:rPr>
+        <w:t>誤って</w:t>
+      </w:r>
+      <w:r>
+        <w:rPr>
+          <w:rFonts w:hint="eastAsia"/>
+        </w:rPr>
+        <w:t>実行しても、処理されることはありません。</w:t>
       </w:r>
     </w:p>
     <w:tbl>
@@ -18892,86 +18764,148 @@
               <w:rPr>
                 <w:rFonts w:hint="eastAsia"/>
               </w:rPr>
-              <w:t>PS Orch1:\&gt; Get-OrchAsset -Recurse</w:t>
+              <w:t>PS Orch1:\&gt; rmdir *</w:t>
             </w:r>
           </w:p>
         </w:tc>
       </w:tr>
     </w:tbl>
-    <w:p/>
-    <w:p>
-      <w:r>
-        <w:rPr>
-          <w:rFonts w:hint="eastAsia"/>
-        </w:rPr>
-        <w:lastRenderedPageBreak/>
-        <w:t>なお</w:t>
-      </w:r>
-      <w:r>
-        <w:rPr>
-          <w:rFonts w:hint="eastAsia"/>
-        </w:rPr>
-        <w:t>、必要ない権限を付与することは避けて下さい。たとえば、OR.Folders.Write権限を付与すると、次のコマンドレットを実行できます。これは、テナント内のフォルダ</w:t>
-      </w:r>
-      <w:r>
-        <w:rPr>
-          <w:rFonts w:hint="eastAsia"/>
-        </w:rPr>
-        <w:t>ー</w:t>
-      </w:r>
-      <w:r>
-        <w:rPr>
-          <w:rFonts w:hint="eastAsia"/>
-        </w:rPr>
-        <w:t>をすべて、確認なしで</w:t>
-      </w:r>
-      <w:r>
-        <w:rPr>
-          <w:rFonts w:hint="eastAsia"/>
-        </w:rPr>
-        <w:t>即時に</w:t>
-      </w:r>
-      <w:r>
-        <w:rPr>
-          <w:rFonts w:hint="eastAsia"/>
-        </w:rPr>
-        <w:t>削除します。</w:t>
-      </w:r>
-      <w:r>
-        <w:rPr>
-          <w:rFonts w:hint="eastAsia"/>
-        </w:rPr>
-        <w:t>このようなエンティティを修正・削除する操作は元に戻せませんのでご注意下さい。</w:t>
-      </w:r>
-      <w:r>
-        <w:rPr>
-          <w:rFonts w:hint="eastAsia"/>
-        </w:rPr>
-        <w:t>権限を付与しな</w:t>
-      </w:r>
-      <w:r>
-        <w:rPr>
-          <w:rFonts w:hint="eastAsia"/>
-        </w:rPr>
-        <w:t>いでおけ</w:t>
-      </w:r>
-      <w:r>
-        <w:rPr>
-          <w:rFonts w:hint="eastAsia"/>
-        </w:rPr>
-        <w:t>ば、このようなコマンドを</w:t>
-      </w:r>
-      <w:r>
-        <w:rPr>
-          <w:rFonts w:hint="eastAsia"/>
-        </w:rPr>
-        <w:t>誤って</w:t>
-      </w:r>
-      <w:r>
-        <w:rPr>
-          <w:rFonts w:hint="eastAsia"/>
-        </w:rPr>
-        <w:t>実行しても、処理されることはありません。</w:t>
+    <w:p>
+      <w:pPr>
+        <w:pStyle w:val="Heading3"/>
+      </w:pPr>
+      <w:bookmarkStart w:id="34" w:name="_Toc189666998"/>
+      <w:r>
+        <w:rPr>
+          <w:rFonts w:hint="eastAsia"/>
+        </w:rPr>
+        <w:t>スコープの設定</w:t>
+      </w:r>
+      <w:bookmarkEnd w:id="34"/>
+    </w:p>
+    <w:p>
+      <w:r>
+        <w:rPr>
+          <w:rFonts w:hint="eastAsia"/>
+        </w:rPr>
+        <w:t>各コマンドレットを使うには、OAuthのスコープを追加する必要があります。</w:t>
+      </w:r>
+      <w:r>
+        <w:rPr>
+          <w:rFonts w:hint="eastAsia"/>
+        </w:rPr>
+        <w:t>Orchestratorの管理ページの外部アプリケーション</w:t>
+      </w:r>
+      <w:r>
+        <w:rPr>
+          <w:rFonts w:hint="eastAsia"/>
+        </w:rPr>
+        <w:t>にスコープを</w:t>
+      </w:r>
+      <w:r>
+        <w:rPr>
+          <w:rFonts w:hint="eastAsia"/>
+        </w:rPr>
+        <w:t>許可して</w:t>
+      </w:r>
+      <w:r>
+        <w:rPr>
+          <w:rFonts w:hint="eastAsia"/>
+        </w:rPr>
+        <w:t>、UiPathOrch設定ファイル</w:t>
+      </w:r>
+      <w:r>
+        <w:rPr>
+          <w:rFonts w:hint="eastAsia"/>
+        </w:rPr>
+        <w:t>で</w:t>
+      </w:r>
+      <w:r>
+        <w:rPr>
+          <w:rFonts w:hint="eastAsia"/>
+        </w:rPr>
+        <w:t>スコープを</w:t>
+      </w:r>
+      <w:r>
+        <w:rPr>
+          <w:rFonts w:hint="eastAsia"/>
+        </w:rPr>
+        <w:t>要求してください。</w:t>
+      </w:r>
+      <w:r>
+        <w:rPr>
+          <w:rFonts w:hint="eastAsia"/>
+        </w:rPr>
+        <w:t>許可されていないスコープを要求すると、接続に失敗します。</w:t>
+      </w:r>
+    </w:p>
+    <w:p>
+      <w:pPr>
+        <w:pStyle w:val="ListParagraph"/>
+        <w:numPr>
+          <w:ilvl w:val="0"/>
+          <w:numId w:val="37"/>
+        </w:numPr>
+      </w:pPr>
+      <w:r>
+        <w:rPr>
+          <w:rFonts w:hint="eastAsia"/>
+        </w:rPr>
+        <w:t>OAuth非機密アプリに対しては、ユーザースコープを</w:t>
+      </w:r>
+      <w:r>
+        <w:rPr>
+          <w:rFonts w:hint="eastAsia"/>
+        </w:rPr>
+        <w:t>許可</w:t>
+      </w:r>
+      <w:r>
+        <w:rPr>
+          <w:rFonts w:hint="eastAsia"/>
+        </w:rPr>
+        <w:t>してください。</w:t>
+      </w:r>
+    </w:p>
+    <w:p>
+      <w:pPr>
+        <w:pStyle w:val="ListParagraph"/>
+        <w:numPr>
+          <w:ilvl w:val="0"/>
+          <w:numId w:val="37"/>
+        </w:numPr>
+      </w:pPr>
+      <w:r>
+        <w:rPr>
+          <w:rFonts w:hint="eastAsia"/>
+        </w:rPr>
+        <w:t>OAuth機密アプリに対しては、アプリスコープを</w:t>
+      </w:r>
+      <w:r>
+        <w:rPr>
+          <w:rFonts w:hint="eastAsia"/>
+        </w:rPr>
+        <w:t>許可</w:t>
+      </w:r>
+      <w:r>
+        <w:rPr>
+          <w:rFonts w:hint="eastAsia"/>
+        </w:rPr>
+        <w:t>してください。</w:t>
+      </w:r>
+    </w:p>
+    <w:p>
+      <w:pPr>
+        <w:pStyle w:val="ListParagraph"/>
+        <w:numPr>
+          <w:ilvl w:val="0"/>
+          <w:numId w:val="37"/>
+        </w:numPr>
+      </w:pPr>
+      <w:r>
+        <w:rPr>
+          <w:rFonts w:hint="eastAsia"/>
+        </w:rPr>
+        <w:t>各コマンドレットの実行に必要なスコープは、次のコマンドで確認できます。</w:t>
       </w:r>
     </w:p>
     <w:tbl>
@@ -18993,7 +18927,7 @@
               <w:rPr>
                 <w:rFonts w:hint="eastAsia"/>
               </w:rPr>
-              <w:t>PS Orch1:\&gt; rmdir *</w:t>
+              <w:t>PS&gt; Get-Help &lt;cmdlet name&gt;</w:t>
             </w:r>
           </w:p>
         </w:tc>
@@ -19001,98 +18935,62 @@
     </w:tbl>
     <w:p>
       <w:pPr>
-        <w:pStyle w:val="Heading3"/>
-      </w:pPr>
-      <w:bookmarkStart w:id="34" w:name="_Toc173451164"/>
-      <w:r>
-        <w:rPr>
-          <w:rFonts w:hint="eastAsia"/>
-        </w:rPr>
-        <w:t>スコープの設定</w:t>
-      </w:r>
-      <w:bookmarkEnd w:id="34"/>
-    </w:p>
-    <w:p>
-      <w:r>
-        <w:rPr>
-          <w:rFonts w:hint="eastAsia"/>
-        </w:rPr>
-        <w:t>各コマンドレットを使うには、OAuthのスコープを追加する必要があります。</w:t>
-      </w:r>
-      <w:r>
-        <w:rPr>
-          <w:rFonts w:hint="eastAsia"/>
-        </w:rPr>
-        <w:t>Orchestratorの管理ページの外部アプリケーション</w:t>
-      </w:r>
-      <w:r>
-        <w:rPr>
-          <w:rFonts w:hint="eastAsia"/>
-        </w:rPr>
-        <w:t>にスコープを</w:t>
-      </w:r>
-      <w:r>
-        <w:rPr>
-          <w:rFonts w:hint="eastAsia"/>
-        </w:rPr>
-        <w:t>許可して</w:t>
-      </w:r>
-      <w:r>
-        <w:rPr>
-          <w:rFonts w:hint="eastAsia"/>
-        </w:rPr>
-        <w:t>、UiPathOrch設定ファイル</w:t>
-      </w:r>
-      <w:r>
-        <w:rPr>
-          <w:rFonts w:hint="eastAsia"/>
-        </w:rPr>
-        <w:t>で</w:t>
-      </w:r>
-      <w:r>
-        <w:rPr>
-          <w:rFonts w:hint="eastAsia"/>
-        </w:rPr>
-        <w:t>スコープを</w:t>
-      </w:r>
-      <w:r>
-        <w:rPr>
-          <w:rFonts w:hint="eastAsia"/>
-        </w:rPr>
-        <w:t>要求してください。</w:t>
-      </w:r>
-      <w:r>
-        <w:rPr>
-          <w:rFonts w:hint="eastAsia"/>
-        </w:rPr>
-        <w:t>許可されていないスコープを要求すると、接続に失敗します。</w:t>
-      </w:r>
-    </w:p>
-    <w:p>
-      <w:pPr>
         <w:pStyle w:val="ListParagraph"/>
         <w:numPr>
           <w:ilvl w:val="0"/>
-          <w:numId w:val="37"/>
+          <w:numId w:val="38"/>
         </w:numPr>
       </w:pPr>
       <w:r>
         <w:rPr>
           <w:rFonts w:hint="eastAsia"/>
         </w:rPr>
-        <w:t>OAuth非機密アプリに対しては、ユーザースコープを</w:t>
-      </w:r>
-      <w:r>
-        <w:rPr>
-          <w:rFonts w:hint="eastAsia"/>
-        </w:rPr>
-        <w:t>許可</w:t>
-      </w:r>
-      <w:r>
-        <w:rPr>
-          <w:rFonts w:hint="eastAsia"/>
-        </w:rPr>
-        <w:t>してください。</w:t>
+        <w:t>スコープは、次の3つのいずれかの形式をしています。</w:t>
+      </w:r>
+    </w:p>
+    <w:p>
+      <w:pPr>
+        <w:pStyle w:val="ListParagraph"/>
+        <w:numPr>
+          <w:ilvl w:val="1"/>
+          <w:numId w:val="38"/>
+        </w:numPr>
+      </w:pPr>
+      <w:r>
+        <w:rPr>
+          <w:rFonts w:hint="eastAsia"/>
+        </w:rPr>
+        <w:t>OR.XXX</w:t>
+      </w:r>
+    </w:p>
+    <w:p>
+      <w:pPr>
+        <w:pStyle w:val="ListParagraph"/>
+        <w:numPr>
+          <w:ilvl w:val="1"/>
+          <w:numId w:val="38"/>
+        </w:numPr>
+      </w:pPr>
+      <w:r>
+        <w:rPr>
+          <w:rFonts w:hint="eastAsia"/>
+        </w:rPr>
+        <w:t>OR.XXX.Read</w:t>
+      </w:r>
+    </w:p>
+    <w:p>
+      <w:pPr>
+        <w:pStyle w:val="ListParagraph"/>
+        <w:numPr>
+          <w:ilvl w:val="1"/>
+          <w:numId w:val="38"/>
+        </w:numPr>
+      </w:pPr>
+      <w:r>
+        <w:rPr>
+          <w:rFonts w:hint="eastAsia"/>
+        </w:rPr>
+        <w:t>OR.XXX.Write</w:t>
       </w:r>
     </w:p>
     <w:p>
@@ -19100,41 +18998,43 @@
         <w:pStyle w:val="ListParagraph"/>
         <w:numPr>
           <w:ilvl w:val="0"/>
-          <w:numId w:val="37"/>
+          <w:numId w:val="38"/>
         </w:numPr>
       </w:pPr>
       <w:r>
         <w:rPr>
           <w:rFonts w:hint="eastAsia"/>
         </w:rPr>
-        <w:t>OAuth機密アプリに対しては、アプリスコープを</w:t>
-      </w:r>
-      <w:r>
-        <w:rPr>
-          <w:rFonts w:hint="eastAsia"/>
-        </w:rPr>
-        <w:t>許可</w:t>
-      </w:r>
-      <w:r>
-        <w:rPr>
-          <w:rFonts w:hint="eastAsia"/>
-        </w:rPr>
-        <w:t>してください。</w:t>
-      </w:r>
-    </w:p>
-    <w:p>
-      <w:pPr>
-        <w:pStyle w:val="ListParagraph"/>
-        <w:numPr>
-          <w:ilvl w:val="0"/>
-          <w:numId w:val="37"/>
-        </w:numPr>
-      </w:pPr>
-      <w:r>
-        <w:rPr>
-          <w:rFonts w:hint="eastAsia"/>
-        </w:rPr>
-        <w:t>各コマンドレットの実行に必要なスコープは、次のコマンドで確認できます。</w:t>
+        <w:t>OR.XXXは、OR.XXX.ReadとOR.XXX.Writeの両方を合わせたものです。OR.XXXを指定した場合には、OR.XXX.Read/OR.XXX.Writeを指定する必要はありません。</w:t>
+      </w:r>
+    </w:p>
+    <w:p>
+      <w:pPr>
+        <w:pStyle w:val="Heading3"/>
+      </w:pPr>
+      <w:bookmarkStart w:id="35" w:name="_Toc189666999"/>
+      <w:r>
+        <w:rPr>
+          <w:rFonts w:hint="eastAsia"/>
+        </w:rPr>
+        <w:t>フォルダーにユーザーアカウントを追加</w:t>
+      </w:r>
+      <w:bookmarkEnd w:id="35"/>
+    </w:p>
+    <w:p>
+      <w:r>
+        <w:rPr>
+          <w:rFonts w:hint="eastAsia"/>
+        </w:rPr>
+        <w:t>各フォルダー内にあるエンティティを操作するには、そのフォルダーに自分自身のアカウントが適切なロールを伴って追加されていなければなりません。</w:t>
+      </w:r>
+    </w:p>
+    <w:p>
+      <w:r>
+        <w:rPr>
+          <w:rFonts w:hint="eastAsia"/>
+        </w:rPr>
+        <w:t>本モジュールを使って、ルート直下のすべてのフォルダーにユーザーを追加するには、次のようにします。</w:t>
       </w:r>
     </w:p>
     <w:tbl>
@@ -19156,114 +19056,184 @@
               <w:rPr>
                 <w:rFonts w:hint="eastAsia"/>
               </w:rPr>
-              <w:t>PS&gt; Get-Help &lt;cmdlet name&gt;</w:t>
+              <w:t xml:space="preserve">PS Orch1:\&gt; Add-OrchFolderUser -Path * </w:t>
+            </w:r>
+            <w:r>
+              <w:t>DirectoryUser</w:t>
+            </w:r>
+            <w:r>
+              <w:rPr>
+                <w:rFonts w:hint="eastAsia"/>
+              </w:rPr>
+              <w:t xml:space="preserve"> </w:t>
+            </w:r>
+            <w:r>
+              <w:rPr>
+                <w:rFonts w:hint="eastAsia"/>
+              </w:rPr>
+              <w:t>&lt;your name&gt; 'Folder Administrator'</w:t>
+            </w:r>
+            <w:r>
+              <w:rPr>
+                <w:rFonts w:hint="eastAsia"/>
+              </w:rPr>
+              <w:t xml:space="preserve"> -Verbose</w:t>
             </w:r>
           </w:p>
         </w:tc>
       </w:tr>
     </w:tbl>
-    <w:p>
-      <w:pPr>
-        <w:pStyle w:val="ListParagraph"/>
-        <w:numPr>
-          <w:ilvl w:val="0"/>
-          <w:numId w:val="38"/>
-        </w:numPr>
-      </w:pPr>
-      <w:r>
-        <w:rPr>
-          <w:rFonts w:hint="eastAsia"/>
-        </w:rPr>
-        <w:t>スコープは、次の3つのいずれかの形式をしています。</w:t>
-      </w:r>
-    </w:p>
-    <w:p>
-      <w:pPr>
-        <w:pStyle w:val="ListParagraph"/>
-        <w:numPr>
-          <w:ilvl w:val="1"/>
-          <w:numId w:val="38"/>
-        </w:numPr>
-      </w:pPr>
-      <w:r>
-        <w:rPr>
-          <w:rFonts w:hint="eastAsia"/>
-        </w:rPr>
-        <w:t>OR.XXX</w:t>
-      </w:r>
-    </w:p>
-    <w:p>
-      <w:pPr>
-        <w:pStyle w:val="ListParagraph"/>
-        <w:numPr>
-          <w:ilvl w:val="1"/>
-          <w:numId w:val="38"/>
-        </w:numPr>
-      </w:pPr>
-      <w:r>
-        <w:rPr>
-          <w:rFonts w:hint="eastAsia"/>
-        </w:rPr>
-        <w:t>OR.XXX.Read</w:t>
-      </w:r>
-    </w:p>
-    <w:p>
-      <w:pPr>
-        <w:pStyle w:val="ListParagraph"/>
-        <w:numPr>
-          <w:ilvl w:val="1"/>
-          <w:numId w:val="38"/>
-        </w:numPr>
-      </w:pPr>
-      <w:r>
-        <w:rPr>
-          <w:rFonts w:hint="eastAsia"/>
-        </w:rPr>
-        <w:t>OR.XXX.Write</w:t>
-      </w:r>
-    </w:p>
-    <w:p>
-      <w:pPr>
-        <w:pStyle w:val="ListParagraph"/>
-        <w:numPr>
-          <w:ilvl w:val="0"/>
-          <w:numId w:val="38"/>
-        </w:numPr>
-      </w:pPr>
-      <w:r>
-        <w:rPr>
-          <w:rFonts w:hint="eastAsia"/>
-        </w:rPr>
-        <w:t>OR.XXXは、OR.XXX.ReadとOR.XXX.Writeの両方を合わせたものです。OR.XXXを指定した場合には、OR.XXX.Read/OR.XXX.Writeを指定する必要はありません。</w:t>
-      </w:r>
-    </w:p>
-    <w:p>
-      <w:pPr>
-        <w:pStyle w:val="Heading3"/>
-      </w:pPr>
-      <w:bookmarkStart w:id="35" w:name="_Toc173451165"/>
-      <w:r>
-        <w:rPr>
-          <w:rFonts w:hint="eastAsia"/>
-        </w:rPr>
-        <w:t>フォルダーにユーザーアカウントを追加</w:t>
-      </w:r>
-      <w:bookmarkEnd w:id="35"/>
-    </w:p>
-    <w:p>
-      <w:r>
-        <w:rPr>
-          <w:rFonts w:hint="eastAsia"/>
-        </w:rPr>
-        <w:t>各フォルダー内にあるエンティティを操作するには、そのフォルダーに自分自身のアカウントが適切なロールを伴って追加されていなければなりません。</w:t>
-      </w:r>
-    </w:p>
-    <w:p>
-      <w:r>
-        <w:rPr>
-          <w:rFonts w:hint="eastAsia"/>
-        </w:rPr>
-        <w:t>本モジュールを使って、ルート直下のすべてのフォルダーにユーザーを追加するには、次のようにします。</w:t>
+    <w:p/>
+    <w:p>
+      <w:r>
+        <w:rPr>
+          <w:rFonts w:hint="eastAsia"/>
+        </w:rPr>
+        <w:t>上記のコマンドを実行するには、OR.Folders.Write 権限が必要です。</w:t>
+      </w:r>
+      <w:r>
+        <w:rPr>
+          <w:rFonts w:hint="eastAsia"/>
+        </w:rPr>
+        <w:t>また、管理者権限をもつユーザーが非機密アプリで接続する必要があります。</w:t>
+      </w:r>
+      <w:r>
+        <w:rPr>
+          <w:rFonts w:hint="eastAsia"/>
+        </w:rPr>
+        <w:t>上記では Folder Administrator ロールを</w:t>
+      </w:r>
+      <w:r>
+        <w:rPr>
+          <w:rFonts w:hint="eastAsia"/>
+        </w:rPr>
+        <w:t>付与</w:t>
+      </w:r>
+      <w:r>
+        <w:rPr>
+          <w:rFonts w:hint="eastAsia"/>
+        </w:rPr>
+        <w:t>していますが、必要に応じて適切なものを選択してください。</w:t>
+      </w:r>
+    </w:p>
+    <w:p>
+      <w:r>
+        <w:rPr>
+          <w:rFonts w:hint="eastAsia"/>
+        </w:rPr>
+        <w:t>&lt;your name&gt; とロール名の入力</w:t>
+      </w:r>
+      <w:r>
+        <w:rPr>
+          <w:rFonts w:hint="eastAsia"/>
+        </w:rPr>
+        <w:t>時には</w:t>
+      </w:r>
+      <w:r>
+        <w:rPr>
+          <w:rFonts w:hint="eastAsia"/>
+        </w:rPr>
+        <w:t>、[Ctrl+Space] を押下すると</w:t>
+      </w:r>
+      <w:r>
+        <w:rPr>
+          <w:rFonts w:hint="eastAsia"/>
+        </w:rPr>
+        <w:t>自動補完</w:t>
+      </w:r>
+      <w:r>
+        <w:rPr>
+          <w:rFonts w:hint="eastAsia"/>
+        </w:rPr>
+        <w:t>され、</w:t>
+      </w:r>
+      <w:r>
+        <w:rPr>
+          <w:rFonts w:hint="eastAsia"/>
+        </w:rPr>
+        <w:t>簡単に</w:t>
+      </w:r>
+      <w:r>
+        <w:rPr>
+          <w:rFonts w:hint="eastAsia"/>
+        </w:rPr>
+        <w:lastRenderedPageBreak/>
+        <w:t>入力できます。</w:t>
+      </w:r>
+      <w:r>
+        <w:rPr>
+          <w:rFonts w:hint="eastAsia"/>
+        </w:rPr>
+        <w:t>また、コマンドレット名</w:t>
+      </w:r>
+      <w:r>
+        <w:rPr>
+          <w:rFonts w:hint="eastAsia"/>
+        </w:rPr>
+        <w:t>（Add-OrchFolderUser）</w:t>
+      </w:r>
+      <w:r>
+        <w:rPr>
+          <w:rFonts w:hint="eastAsia"/>
+        </w:rPr>
+        <w:t>とパラメーター名</w:t>
+      </w:r>
+      <w:r>
+        <w:rPr>
+          <w:rFonts w:hint="eastAsia"/>
+        </w:rPr>
+        <w:t>（-Path）</w:t>
+      </w:r>
+      <w:r>
+        <w:rPr>
+          <w:rFonts w:hint="eastAsia"/>
+        </w:rPr>
+        <w:t>の入力時にも自動補完が利用できます。</w:t>
+      </w:r>
+      <w:r>
+        <w:rPr>
+          <w:rFonts w:hint="eastAsia"/>
+        </w:rPr>
+        <w:t>パラメーター名を自動補完で入力するには、-（マイナス）を入力してから[Ctrl+Space]を押下します。</w:t>
+      </w:r>
+    </w:p>
+    <w:p/>
+    <w:p>
+      <w:r>
+        <w:rPr>
+          <w:rFonts w:hint="eastAsia"/>
+        </w:rPr>
+        <w:t>なお、現在非機密アプリで接続している</w:t>
+      </w:r>
+      <w:r>
+        <w:rPr>
+          <w:rFonts w:hint="eastAsia"/>
+        </w:rPr>
+        <w:t>ユーザー名は、次のコマンドレットで確認できます。</w:t>
+      </w:r>
+      <w:r>
+        <w:rPr>
+          <w:rFonts w:hint="eastAsia"/>
+        </w:rPr>
+        <w:t>このユーザーを各フォルダーに追加してください。</w:t>
+      </w:r>
+      <w:r>
+        <w:rPr>
+          <w:rFonts w:hint="eastAsia"/>
+        </w:rPr>
+        <w:t>この</w:t>
+      </w:r>
+      <w:r>
+        <w:rPr>
+          <w:rFonts w:hint="eastAsia"/>
+        </w:rPr>
+        <w:t>コマンドレットの</w:t>
+      </w:r>
+      <w:r>
+        <w:rPr>
+          <w:rFonts w:hint="eastAsia"/>
+        </w:rPr>
+        <w:t>実行には OR.Users.Read スコープが必要です。</w:t>
       </w:r>
     </w:p>
     <w:tbl>
@@ -19285,28 +19255,7 @@
               <w:rPr>
                 <w:rFonts w:hint="eastAsia"/>
               </w:rPr>
-              <w:t xml:space="preserve">PS Orch1:\&gt; Add-OrchFolderUser -Path * </w:t>
-            </w:r>
-            <w:r>
-              <w:t>DirectoryUser</w:t>
-            </w:r>
-            <w:r>
-              <w:rPr>
-                <w:rFonts w:hint="eastAsia"/>
-              </w:rPr>
-              <w:t xml:space="preserve"> </w:t>
-            </w:r>
-            <w:r>
-              <w:rPr>
-                <w:rFonts w:hint="eastAsia"/>
-              </w:rPr>
-              <w:t>&lt;your name&gt; 'Folder Administrator'</w:t>
-            </w:r>
-            <w:r>
-              <w:rPr>
-                <w:rFonts w:hint="eastAsia"/>
-              </w:rPr>
-              <w:t xml:space="preserve"> -Verbose</w:t>
+              <w:t>PS Orch1:\&gt; Get-OrchCurrentUser</w:t>
             </w:r>
           </w:p>
         </w:tc>
@@ -19314,188 +19263,10 @@
     </w:tbl>
     <w:p/>
     <w:p>
-      <w:r>
-        <w:rPr>
-          <w:rFonts w:hint="eastAsia"/>
-        </w:rPr>
-        <w:t>上記のコマンドを実行するには、OR.Folders.Write 権限が必要です。</w:t>
-      </w:r>
-      <w:r>
-        <w:rPr>
-          <w:rFonts w:hint="eastAsia"/>
-        </w:rPr>
-        <w:t>また、管理者権限をもつユーザーが非機密アプリで接続する必要があります。</w:t>
-      </w:r>
-      <w:r>
-        <w:rPr>
-          <w:rFonts w:hint="eastAsia"/>
-        </w:rPr>
-        <w:t>上記では Folder Administrator ロールを</w:t>
-      </w:r>
-      <w:r>
-        <w:rPr>
-          <w:rFonts w:hint="eastAsia"/>
-        </w:rPr>
-        <w:t>付与</w:t>
-      </w:r>
-      <w:r>
-        <w:rPr>
-          <w:rFonts w:hint="eastAsia"/>
-        </w:rPr>
-        <w:t>していますが、必要に応じて適切なものを選択してください。</w:t>
-      </w:r>
-    </w:p>
-    <w:p>
-      <w:r>
-        <w:rPr>
-          <w:rFonts w:hint="eastAsia"/>
-        </w:rPr>
-        <w:t>&lt;your name&gt; とロール名の入力</w:t>
-      </w:r>
-      <w:r>
-        <w:rPr>
-          <w:rFonts w:hint="eastAsia"/>
-        </w:rPr>
-        <w:t>時には</w:t>
-      </w:r>
-      <w:r>
-        <w:rPr>
-          <w:rFonts w:hint="eastAsia"/>
-        </w:rPr>
-        <w:t>、[Ctrl+Space] を押下すると</w:t>
-      </w:r>
-      <w:r>
-        <w:rPr>
-          <w:rFonts w:hint="eastAsia"/>
-        </w:rPr>
-        <w:t>自動補完</w:t>
-      </w:r>
-      <w:r>
-        <w:rPr>
-          <w:rFonts w:hint="eastAsia"/>
-        </w:rPr>
-        <w:t>され、</w:t>
-      </w:r>
-      <w:r>
-        <w:rPr>
-          <w:rFonts w:hint="eastAsia"/>
-        </w:rPr>
-        <w:t>簡単に</w:t>
-      </w:r>
-      <w:r>
-        <w:rPr>
-          <w:rFonts w:hint="eastAsia"/>
-        </w:rPr>
-        <w:lastRenderedPageBreak/>
-        <w:t>入力できます。</w:t>
-      </w:r>
-      <w:r>
-        <w:rPr>
-          <w:rFonts w:hint="eastAsia"/>
-        </w:rPr>
-        <w:t>また、コマンドレット名</w:t>
-      </w:r>
-      <w:r>
-        <w:rPr>
-          <w:rFonts w:hint="eastAsia"/>
-        </w:rPr>
-        <w:t>（Add-OrchFolderUser）</w:t>
-      </w:r>
-      <w:r>
-        <w:rPr>
-          <w:rFonts w:hint="eastAsia"/>
-        </w:rPr>
-        <w:t>とパラメーター名</w:t>
-      </w:r>
-      <w:r>
-        <w:rPr>
-          <w:rFonts w:hint="eastAsia"/>
-        </w:rPr>
-        <w:t>（-Path）</w:t>
-      </w:r>
-      <w:r>
-        <w:rPr>
-          <w:rFonts w:hint="eastAsia"/>
-        </w:rPr>
-        <w:t>の入力時にも自動補完が利用できます。</w:t>
-      </w:r>
-      <w:r>
-        <w:rPr>
-          <w:rFonts w:hint="eastAsia"/>
-        </w:rPr>
-        <w:t>パラメーター名を自動補完で入力するには、-（マイナス）を入力してから[Ctrl+Space]を押下します。</w:t>
-      </w:r>
-    </w:p>
-    <w:p/>
-    <w:p>
-      <w:r>
-        <w:rPr>
-          <w:rFonts w:hint="eastAsia"/>
-        </w:rPr>
-        <w:t>なお、現在非機密アプリで接続している</w:t>
-      </w:r>
-      <w:r>
-        <w:rPr>
-          <w:rFonts w:hint="eastAsia"/>
-        </w:rPr>
-        <w:t>ユーザー名は、次のコマンドレットで確認できます。</w:t>
-      </w:r>
-      <w:r>
-        <w:rPr>
-          <w:rFonts w:hint="eastAsia"/>
-        </w:rPr>
-        <w:t>このユーザーを各フォルダーに追加してください。</w:t>
-      </w:r>
-      <w:r>
-        <w:rPr>
-          <w:rFonts w:hint="eastAsia"/>
-        </w:rPr>
-        <w:t>この</w:t>
-      </w:r>
-      <w:r>
-        <w:rPr>
-          <w:rFonts w:hint="eastAsia"/>
-        </w:rPr>
-        <w:t>コマンドレットの</w:t>
-      </w:r>
-      <w:r>
-        <w:rPr>
-          <w:rFonts w:hint="eastAsia"/>
-        </w:rPr>
-        <w:t>実行には OR.Users.Read スコープが必要です。</w:t>
-      </w:r>
-    </w:p>
-    <w:tbl>
-      <w:tblPr>
-        <w:tblStyle w:val="TableGrid"/>
-        <w:tblW w:w="0" w:type="auto"/>
-        <w:tblLook w:val="04A0" w:firstRow="1" w:lastRow="0" w:firstColumn="1" w:lastColumn="0" w:noHBand="0" w:noVBand="1"/>
-      </w:tblPr>
-      <w:tblGrid>
-        <w:gridCol w:w="8494"/>
-      </w:tblGrid>
-      <w:tr>
-        <w:tc>
-          <w:tcPr>
-            <w:tcW w:w="8494" w:type="dxa"/>
-          </w:tcPr>
-          <w:p>
-            <w:r>
-              <w:rPr>
-                <w:rFonts w:hint="eastAsia"/>
-              </w:rPr>
-              <w:t>PS Orch1:\&gt; Get-OrchCurrentUser</w:t>
-            </w:r>
-          </w:p>
-        </w:tc>
-      </w:tr>
-    </w:tbl>
-    <w:p/>
-    <w:p>
       <w:pPr>
         <w:pStyle w:val="Heading2"/>
       </w:pPr>
-      <w:bookmarkStart w:id="36" w:name="_Toc173451166"/>
+      <w:bookmarkStart w:id="36" w:name="_Toc189667000"/>
       <w:r>
         <w:rPr>
           <w:rFonts w:hint="eastAsia"/>
@@ -20551,7 +20322,7 @@
       <w:pPr>
         <w:pStyle w:val="Heading1"/>
       </w:pPr>
-      <w:bookmarkStart w:id="37" w:name="_Toc173451167"/>
+      <w:bookmarkStart w:id="37" w:name="_Toc189667001"/>
       <w:r>
         <w:rPr>
           <w:rFonts w:hint="eastAsia"/>
@@ -20677,7 +20448,7 @@
       <w:pPr>
         <w:pStyle w:val="Heading2"/>
       </w:pPr>
-      <w:bookmarkStart w:id="38" w:name="_Toc173451168"/>
+      <w:bookmarkStart w:id="38" w:name="_Toc189667002"/>
       <w:r>
         <w:rPr>
           <w:rFonts w:hint="eastAsia"/>
@@ -21003,7 +20774,7 @@
       <w:pPr>
         <w:pStyle w:val="Heading3"/>
       </w:pPr>
-      <w:bookmarkStart w:id="39" w:name="_Toc173451169"/>
+      <w:bookmarkStart w:id="39" w:name="_Toc189667003"/>
       <w:r>
         <w:rPr>
           <w:rFonts w:hint="eastAsia"/>
@@ -21239,7 +21010,7 @@
       <w:pPr>
         <w:pStyle w:val="Heading3"/>
       </w:pPr>
-      <w:bookmarkStart w:id="40" w:name="_Toc173451170"/>
+      <w:bookmarkStart w:id="40" w:name="_Toc189667004"/>
       <w:r>
         <w:rPr>
           <w:rFonts w:hint="eastAsia"/>
@@ -21611,7 +21382,7 @@
       <w:pPr>
         <w:pStyle w:val="Heading3"/>
       </w:pPr>
-      <w:bookmarkStart w:id="41" w:name="_Toc173451171"/>
+      <w:bookmarkStart w:id="41" w:name="_Toc189667005"/>
       <w:r>
         <w:rPr>
           <w:rFonts w:hint="eastAsia"/>
@@ -21772,7 +21543,7 @@
       <w:pPr>
         <w:pStyle w:val="Heading3"/>
       </w:pPr>
-      <w:bookmarkStart w:id="42" w:name="_Toc173451172"/>
+      <w:bookmarkStart w:id="42" w:name="_Toc189667006"/>
       <w:r>
         <w:rPr>
           <w:rFonts w:hint="eastAsia"/>
@@ -22096,7 +21867,7 @@
       <w:pPr>
         <w:pStyle w:val="Heading3"/>
       </w:pPr>
-      <w:bookmarkStart w:id="43" w:name="_Toc173451173"/>
+      <w:bookmarkStart w:id="43" w:name="_Toc189667007"/>
       <w:r>
         <w:rPr>
           <w:rFonts w:hint="eastAsia"/>
@@ -22127,7 +21898,7 @@
       <w:pPr>
         <w:pStyle w:val="Heading3"/>
       </w:pPr>
-      <w:bookmarkStart w:id="44" w:name="_Toc173451174"/>
+      <w:bookmarkStart w:id="44" w:name="_Toc189667008"/>
       <w:r>
         <w:rPr>
           <w:rFonts w:hint="eastAsia"/>
@@ -22376,7 +22147,7 @@
       <w:pPr>
         <w:pStyle w:val="Heading3"/>
       </w:pPr>
-      <w:bookmarkStart w:id="45" w:name="_Toc173451175"/>
+      <w:bookmarkStart w:id="45" w:name="_Toc189667009"/>
       <w:r>
         <w:rPr>
           <w:rFonts w:hint="eastAsia"/>
@@ -22522,7 +22293,7 @@
       <w:pPr>
         <w:pStyle w:val="Heading3"/>
       </w:pPr>
-      <w:bookmarkStart w:id="46" w:name="_Toc173451176"/>
+      <w:bookmarkStart w:id="46" w:name="_Toc189667010"/>
       <w:r>
         <w:rPr>
           <w:rFonts w:hint="eastAsia"/>
@@ -23251,7 +23022,7 @@
         <w:pStyle w:val="Heading3"/>
       </w:pPr>
       <w:bookmarkStart w:id="47" w:name="_Ref173446393"/>
-      <w:bookmarkStart w:id="48" w:name="_Toc173451177"/>
+      <w:bookmarkStart w:id="48" w:name="_Toc189667011"/>
       <w:r>
         <w:rPr>
           <w:rFonts w:hint="eastAsia"/>
@@ -24749,7 +24520,7 @@
       <w:pPr>
         <w:pStyle w:val="Heading2"/>
       </w:pPr>
-      <w:bookmarkStart w:id="49" w:name="_Toc173451178"/>
+      <w:bookmarkStart w:id="49" w:name="_Toc189667012"/>
       <w:r>
         <w:rPr>
           <w:rFonts w:hint="eastAsia"/>
@@ -25081,7 +24852,7 @@
       <w:pPr>
         <w:pStyle w:val="Heading3"/>
       </w:pPr>
-      <w:bookmarkStart w:id="50" w:name="_Toc173451179"/>
+      <w:bookmarkStart w:id="50" w:name="_Toc189667013"/>
       <w:r>
         <w:rPr>
           <w:rFonts w:hint="eastAsia"/>
@@ -25320,7 +25091,7 @@
       <w:pPr>
         <w:pStyle w:val="Heading3"/>
       </w:pPr>
-      <w:bookmarkStart w:id="51" w:name="_Toc173451180"/>
+      <w:bookmarkStart w:id="51" w:name="_Toc189667014"/>
       <w:r>
         <w:rPr>
           <w:rFonts w:hint="eastAsia"/>
@@ -26961,7 +26732,7 @@
       <w:pPr>
         <w:pStyle w:val="Heading3"/>
       </w:pPr>
-      <w:bookmarkStart w:id="52" w:name="_Toc173451181"/>
+      <w:bookmarkStart w:id="52" w:name="_Toc189667015"/>
       <w:r>
         <w:rPr>
           <w:rFonts w:hint="eastAsia"/>
@@ -27274,7 +27045,7 @@
       <w:pPr>
         <w:pStyle w:val="Heading1"/>
       </w:pPr>
-      <w:bookmarkStart w:id="53" w:name="_Toc173451182"/>
+      <w:bookmarkStart w:id="53" w:name="_Toc189667016"/>
       <w:r>
         <w:rPr>
           <w:rFonts w:hint="eastAsia"/>
@@ -27931,7 +27702,7 @@
       <w:pPr>
         <w:pStyle w:val="Heading2"/>
       </w:pPr>
-      <w:bookmarkStart w:id="54" w:name="_Toc173451183"/>
+      <w:bookmarkStart w:id="54" w:name="_Toc189667017"/>
       <w:r>
         <w:rPr>
           <w:rFonts w:hint="eastAsia"/>
@@ -29046,7 +28817,7 @@
               <w:rPr>
                 <w:rFonts w:hint="eastAsia"/>
               </w:rPr>
-              <w:t>最新のプロセスパッケージを取得</w:t>
+              <w:t>最新のパッケージを取得</w:t>
             </w:r>
           </w:p>
         </w:tc>
@@ -29104,7 +28875,7 @@
               <w:rPr>
                 <w:rFonts w:hint="eastAsia"/>
               </w:rPr>
-              <w:t>プロセスパッケージのバージョンを取得</w:t>
+              <w:t>パッケージのバージョンを取得</w:t>
             </w:r>
           </w:p>
         </w:tc>
@@ -29156,7 +28927,7 @@
               <w:rPr>
                 <w:rFonts w:hint="eastAsia"/>
               </w:rPr>
-              <w:t>プロセスパッケージをコピー</w:t>
+              <w:t>パッケージをコピー</w:t>
             </w:r>
           </w:p>
         </w:tc>
@@ -29214,7 +28985,7 @@
               <w:rPr>
                 <w:rFonts w:hint="eastAsia"/>
               </w:rPr>
-              <w:t>プロセスパッケージを削除</w:t>
+              <w:t>パッケージを削除</w:t>
             </w:r>
           </w:p>
         </w:tc>
@@ -29266,7 +29037,7 @@
               <w:rPr>
                 <w:rFonts w:hint="eastAsia"/>
               </w:rPr>
-              <w:t>プロセスパッケージをアップロード</w:t>
+              <w:t>パッケージをアップロード</w:t>
             </w:r>
           </w:p>
         </w:tc>
@@ -29324,7 +29095,7 @@
               <w:rPr>
                 <w:rFonts w:hint="eastAsia"/>
               </w:rPr>
-              <w:t>プロセスパッケージをダウンロード</w:t>
+              <w:t>パッケージをダウンロード</w:t>
             </w:r>
           </w:p>
         </w:tc>
@@ -31101,7 +30872,6 @@
           <w:p>
             <w:pPr>
               <w:rPr>
-                <w:rFonts w:hint="eastAsia"/>
                 <w:i/>
               </w:rPr>
             </w:pPr>
@@ -31119,11 +30889,6 @@
             <w:vAlign w:val="center"/>
           </w:tcPr>
           <w:p>
-            <w:pPr>
-              <w:rPr>
-                <w:rFonts w:hint="eastAsia"/>
-              </w:rPr>
-            </w:pPr>
             <w:r>
               <w:rPr>
                 <w:rFonts w:hint="eastAsia"/>
@@ -31161,7 +30926,6 @@
           <w:p>
             <w:pPr>
               <w:rPr>
-                <w:rFonts w:hint="eastAsia"/>
                 <w:i/>
               </w:rPr>
             </w:pPr>
@@ -31179,11 +30943,6 @@
             <w:vAlign w:val="center"/>
           </w:tcPr>
           <w:p>
-            <w:pPr>
-              <w:rPr>
-                <w:rFonts w:hint="eastAsia"/>
-              </w:rPr>
-            </w:pPr>
             <w:r>
               <w:rPr>
                 <w:rFonts w:hint="eastAsia"/>
@@ -37257,7 +37016,7 @@
       <w:pPr>
         <w:pStyle w:val="Heading2"/>
       </w:pPr>
-      <w:bookmarkStart w:id="55" w:name="_Toc173451184"/>
+      <w:bookmarkStart w:id="55" w:name="_Toc189667018"/>
       <w:r>
         <w:rPr>
           <w:rFonts w:hint="eastAsia"/>
@@ -37982,7 +37741,7 @@
       <w:pPr>
         <w:pStyle w:val="Heading2"/>
       </w:pPr>
-      <w:bookmarkStart w:id="56" w:name="_Toc173451185"/>
+      <w:bookmarkStart w:id="56" w:name="_Toc189667019"/>
       <w:r>
         <w:rPr>
           <w:rFonts w:hint="eastAsia"/>
@@ -38363,7 +38122,7 @@
       <w:pPr>
         <w:pStyle w:val="Heading2"/>
       </w:pPr>
-      <w:bookmarkStart w:id="57" w:name="_Toc173451186"/>
+      <w:bookmarkStart w:id="57" w:name="_Toc189667020"/>
       <w:r>
         <w:rPr>
           <w:rFonts w:hint="eastAsia"/>
@@ -38548,7 +38307,7 @@
       <w:pPr>
         <w:pStyle w:val="Heading3"/>
       </w:pPr>
-      <w:bookmarkStart w:id="58" w:name="_Toc173451187"/>
+      <w:bookmarkStart w:id="58" w:name="_Toc189667021"/>
       <w:r>
         <w:rPr>
           <w:rFonts w:hint="eastAsia"/>
@@ -38743,7 +38502,7 @@
       <w:pPr>
         <w:pStyle w:val="Heading2"/>
       </w:pPr>
-      <w:bookmarkStart w:id="59" w:name="_Toc173451188"/>
+      <w:bookmarkStart w:id="59" w:name="_Toc189667022"/>
       <w:r>
         <w:rPr>
           <w:rFonts w:hint="eastAsia"/>
@@ -38812,7 +38571,7 @@
       <w:pPr>
         <w:pStyle w:val="Heading3"/>
       </w:pPr>
-      <w:bookmarkStart w:id="60" w:name="_Toc173451189"/>
+      <w:bookmarkStart w:id="60" w:name="_Toc189667023"/>
       <w:r>
         <w:rPr>
           <w:rFonts w:hint="eastAsia"/>
@@ -38852,7 +38611,7 @@
       <w:pPr>
         <w:pStyle w:val="Heading2"/>
       </w:pPr>
-      <w:bookmarkStart w:id="61" w:name="_Toc173451190"/>
+      <w:bookmarkStart w:id="61" w:name="_Toc189667024"/>
       <w:r>
         <w:rPr>
           <w:rFonts w:hint="eastAsia"/>
@@ -38929,7 +38688,7 @@
       <w:pPr>
         <w:pStyle w:val="Heading3"/>
       </w:pPr>
-      <w:bookmarkStart w:id="62" w:name="_Toc173451191"/>
+      <w:bookmarkStart w:id="62" w:name="_Toc189667025"/>
       <w:r>
         <w:rPr>
           <w:rFonts w:hint="eastAsia"/>
@@ -39039,7 +38798,7 @@
       <w:pPr>
         <w:pStyle w:val="Heading3"/>
       </w:pPr>
-      <w:bookmarkStart w:id="63" w:name="_Toc173451192"/>
+      <w:bookmarkStart w:id="63" w:name="_Toc189667026"/>
       <w:r>
         <w:rPr>
           <w:rFonts w:hint="eastAsia"/>
@@ -39062,7 +38821,7 @@
       <w:pPr>
         <w:pStyle w:val="Heading1"/>
       </w:pPr>
-      <w:bookmarkStart w:id="64" w:name="_Toc173451193"/>
+      <w:bookmarkStart w:id="64" w:name="_Toc189667027"/>
       <w:r>
         <w:rPr>
           <w:rFonts w:hint="eastAsia"/>
@@ -39644,7 +39403,7 @@
       <w:pPr>
         <w:pStyle w:val="Heading2"/>
       </w:pPr>
-      <w:bookmarkStart w:id="65" w:name="_Toc173451194"/>
+      <w:bookmarkStart w:id="65" w:name="_Toc189667028"/>
       <w:r>
         <w:rPr>
           <w:rFonts w:hint="eastAsia"/>
@@ -40240,7 +39999,7 @@
       <w:pPr>
         <w:pStyle w:val="Heading3"/>
       </w:pPr>
-      <w:bookmarkStart w:id="66" w:name="_Toc173451195"/>
+      <w:bookmarkStart w:id="66" w:name="_Toc189667029"/>
       <w:r>
         <w:rPr>
           <w:rFonts w:hint="eastAsia"/>
@@ -40707,7 +40466,7 @@
       <w:pPr>
         <w:pStyle w:val="Heading3"/>
       </w:pPr>
-      <w:bookmarkStart w:id="67" w:name="_Toc173451196"/>
+      <w:bookmarkStart w:id="67" w:name="_Toc189667030"/>
       <w:r>
         <w:rPr>
           <w:rFonts w:hint="eastAsia"/>
@@ -41309,7 +41068,7 @@
       <w:pPr>
         <w:pStyle w:val="Heading3"/>
       </w:pPr>
-      <w:bookmarkStart w:id="68" w:name="_Toc173451197"/>
+      <w:bookmarkStart w:id="68" w:name="_Toc189667031"/>
       <w:r>
         <w:rPr>
           <w:rFonts w:hint="eastAsia"/>
@@ -41438,7 +41197,7 @@
       <w:pPr>
         <w:pStyle w:val="Heading3"/>
       </w:pPr>
-      <w:bookmarkStart w:id="69" w:name="_Toc173451198"/>
+      <w:bookmarkStart w:id="69" w:name="_Toc189667032"/>
       <w:r>
         <w:rPr>
           <w:rFonts w:hint="eastAsia"/>
@@ -41856,7 +41615,7 @@
       <w:pPr>
         <w:pStyle w:val="Heading3"/>
       </w:pPr>
-      <w:bookmarkStart w:id="70" w:name="_Toc173451199"/>
+      <w:bookmarkStart w:id="70" w:name="_Toc189667033"/>
       <w:r>
         <w:rPr>
           <w:rFonts w:hint="eastAsia"/>
@@ -42216,7 +41975,7 @@
       <w:pPr>
         <w:pStyle w:val="Heading3"/>
       </w:pPr>
-      <w:bookmarkStart w:id="71" w:name="_Toc173451200"/>
+      <w:bookmarkStart w:id="71" w:name="_Toc189667034"/>
       <w:r>
         <w:rPr>
           <w:rFonts w:hint="eastAsia"/>
@@ -42571,7 +42330,7 @@
       <w:pPr>
         <w:pStyle w:val="Heading3"/>
       </w:pPr>
-      <w:bookmarkStart w:id="72" w:name="_Toc173451201"/>
+      <w:bookmarkStart w:id="72" w:name="_Toc189667035"/>
       <w:r>
         <w:rPr>
           <w:rFonts w:hint="eastAsia"/>
@@ -42642,7 +42401,7 @@
       <w:pPr>
         <w:pStyle w:val="Heading3"/>
       </w:pPr>
-      <w:bookmarkStart w:id="73" w:name="_Toc173451202"/>
+      <w:bookmarkStart w:id="73" w:name="_Toc189667036"/>
       <w:r>
         <w:rPr>
           <w:rFonts w:hint="eastAsia"/>
@@ -42925,7 +42684,7 @@
       <w:pPr>
         <w:pStyle w:val="Heading3"/>
       </w:pPr>
-      <w:bookmarkStart w:id="74" w:name="_Toc173451203"/>
+      <w:bookmarkStart w:id="74" w:name="_Toc189667037"/>
       <w:r>
         <w:rPr>
           <w:rFonts w:hint="eastAsia"/>
@@ -43258,7 +43017,7 @@
       <w:pPr>
         <w:pStyle w:val="Heading2"/>
       </w:pPr>
-      <w:bookmarkStart w:id="75" w:name="_Toc173451204"/>
+      <w:bookmarkStart w:id="75" w:name="_Toc189667038"/>
       <w:r>
         <w:rPr>
           <w:rFonts w:hint="eastAsia"/>
@@ -43756,7 +43515,7 @@
       <w:pPr>
         <w:pStyle w:val="Heading3"/>
       </w:pPr>
-      <w:bookmarkStart w:id="76" w:name="_Toc173451205"/>
+      <w:bookmarkStart w:id="76" w:name="_Toc189667039"/>
       <w:r>
         <w:rPr>
           <w:rFonts w:hint="eastAsia"/>
@@ -43957,7 +43716,7 @@
       <w:pPr>
         <w:pStyle w:val="Heading3"/>
       </w:pPr>
-      <w:bookmarkStart w:id="77" w:name="_Toc173451206"/>
+      <w:bookmarkStart w:id="77" w:name="_Toc189667040"/>
       <w:r>
         <w:rPr>
           <w:rFonts w:hint="eastAsia"/>
@@ -44145,7 +43904,7 @@
       <w:pPr>
         <w:pStyle w:val="Heading3"/>
       </w:pPr>
-      <w:bookmarkStart w:id="78" w:name="_Toc173451207"/>
+      <w:bookmarkStart w:id="78" w:name="_Toc189667041"/>
       <w:r>
         <w:rPr>
           <w:rFonts w:hint="eastAsia"/>
@@ -44345,7 +44104,7 @@
       <w:pPr>
         <w:pStyle w:val="Heading3"/>
       </w:pPr>
-      <w:bookmarkStart w:id="79" w:name="_Toc173451208"/>
+      <w:bookmarkStart w:id="79" w:name="_Toc189667042"/>
       <w:r>
         <w:rPr>
           <w:rFonts w:hint="eastAsia"/>
@@ -44547,7 +44306,7 @@
       <w:pPr>
         <w:pStyle w:val="Heading3"/>
       </w:pPr>
-      <w:bookmarkStart w:id="80" w:name="_Toc173451209"/>
+      <w:bookmarkStart w:id="80" w:name="_Toc189667043"/>
       <w:r>
         <w:rPr>
           <w:rFonts w:hint="eastAsia"/>
@@ -44799,13 +44558,7 @@
       <w:pPr>
         <w:pStyle w:val="Heading2"/>
       </w:pPr>
-      <w:bookmarkStart w:id="81" w:name="_Toc173451210"/>
-      <w:r>
-        <w:rPr>
-          <w:rFonts w:hint="eastAsia"/>
-        </w:rPr>
-        <w:t>プロセス</w:t>
-      </w:r>
+      <w:bookmarkStart w:id="81" w:name="_Toc189667044"/>
       <w:r>
         <w:rPr>
           <w:rFonts w:hint="eastAsia"/>
@@ -44819,7 +44572,7 @@
         <w:rPr>
           <w:rFonts w:hint="eastAsia"/>
         </w:rPr>
-        <w:t>プロセスパッケージは、テナントのプロセスフィードのほか、フィードつきのフォルダーに配置されています。フィードつきのフォルダー（とそのサブフォルダー）でG</w:t>
+        <w:t>パッケージは、テナントのプロセスフィードのほか、フィードつきのフォルダーに配置されています。フィードつきのフォルダー（とそのサブフォルダー）でG</w:t>
       </w:r>
       <w:r>
         <w:t>et-OrchPackage</w:t>
@@ -44885,12 +44638,6 @@
         <w:rPr>
           <w:rFonts w:hint="eastAsia"/>
         </w:rPr>
-        <w:t>プロセス</w:t>
-      </w:r>
-      <w:r>
-        <w:rPr>
-          <w:rFonts w:hint="eastAsia"/>
-        </w:rPr>
         <w:t>パッケージの最新バージョンを取得します。</w:t>
       </w:r>
     </w:p>
@@ -44939,7 +44686,7 @@
         <w:rPr>
           <w:rFonts w:hint="eastAsia"/>
         </w:rPr>
-        <w:t>プロセスパッケージのすべてのバージョンを取得します。</w:t>
+        <w:t>パッケージのすべてのバージョンを取得します。</w:t>
       </w:r>
     </w:p>
     <w:p/>
@@ -44991,7 +44738,7 @@
         <w:rPr>
           <w:rFonts w:hint="eastAsia"/>
         </w:rPr>
-        <w:t>プロセスパッケージの指定のバージョンを削除します。</w:t>
+        <w:t>パッケージの指定のバージョンを削除します。</w:t>
       </w:r>
     </w:p>
     <w:p>
@@ -45042,14 +44789,14 @@
         <w:rPr>
           <w:rFonts w:hint="eastAsia"/>
         </w:rPr>
-        <w:t>プロセスパッケージの指定のバージョンをダウンロードします。</w:t>
+        <w:t>パッケージの指定のバージョンをダウンロードします。</w:t>
       </w:r>
     </w:p>
     <w:p>
       <w:pPr>
         <w:pStyle w:val="Heading3"/>
       </w:pPr>
-      <w:bookmarkStart w:id="82" w:name="_Toc173451211"/>
+      <w:bookmarkStart w:id="82" w:name="_Toc189667045"/>
       <w:r>
         <w:rPr>
           <w:rFonts w:hint="eastAsia"/>
@@ -45252,7 +44999,7 @@
       <w:pPr>
         <w:pStyle w:val="Heading3"/>
       </w:pPr>
-      <w:bookmarkStart w:id="83" w:name="_Toc173451212"/>
+      <w:bookmarkStart w:id="83" w:name="_Toc189667046"/>
       <w:r>
         <w:rPr>
           <w:rFonts w:hint="eastAsia"/>
@@ -45320,7 +45067,7 @@
       <w:pPr>
         <w:pStyle w:val="Heading3"/>
       </w:pPr>
-      <w:bookmarkStart w:id="84" w:name="_Toc173451213"/>
+      <w:bookmarkStart w:id="84" w:name="_Toc189667047"/>
       <w:r>
         <w:rPr>
           <w:rFonts w:hint="eastAsia"/>
@@ -45556,7 +45303,7 @@
         <w:rPr>
           <w:rFonts w:hint="eastAsia"/>
         </w:rPr>
-        <w:t>と合わせてパッケージ名を指定すると、この名前のプロセスパッケージを含むフォルダーフィードを検索できます。-</w:t>
+        <w:t>と合わせてパッケージ名を指定すると、この名前のパッケージを含むフォルダーフィードを検索できます。-</w:t>
       </w:r>
       <w:r>
         <w:t>Recurse</w:t>
@@ -45584,7 +45331,7 @@
       <w:pPr>
         <w:pStyle w:val="Heading3"/>
       </w:pPr>
-      <w:bookmarkStart w:id="85" w:name="_Toc173451214"/>
+      <w:bookmarkStart w:id="85" w:name="_Toc189667048"/>
       <w:r>
         <w:rPr>
           <w:rFonts w:hint="eastAsia"/>
@@ -45800,12 +45547,12 @@
       <w:pPr>
         <w:pStyle w:val="Heading3"/>
       </w:pPr>
-      <w:bookmarkStart w:id="86" w:name="_Toc173451215"/>
-      <w:r>
-        <w:rPr>
-          <w:rFonts w:hint="eastAsia"/>
-        </w:rPr>
-        <w:t>プロセスパッケージを削除する</w:t>
+      <w:bookmarkStart w:id="86" w:name="_Toc189667049"/>
+      <w:r>
+        <w:rPr>
+          <w:rFonts w:hint="eastAsia"/>
+        </w:rPr>
+        <w:t>パッケージを削除する</w:t>
       </w:r>
       <w:bookmarkEnd w:id="86"/>
     </w:p>
@@ -45996,12 +45743,12 @@
       <w:pPr>
         <w:pStyle w:val="Heading3"/>
       </w:pPr>
-      <w:bookmarkStart w:id="87" w:name="_Toc173451216"/>
-      <w:r>
-        <w:rPr>
-          <w:rFonts w:hint="eastAsia"/>
-        </w:rPr>
-        <w:t>プロセスパッケージをアップロードする</w:t>
+      <w:bookmarkStart w:id="87" w:name="_Toc189667050"/>
+      <w:r>
+        <w:rPr>
+          <w:rFonts w:hint="eastAsia"/>
+        </w:rPr>
+        <w:t>パッケージをアップロードする</w:t>
       </w:r>
       <w:bookmarkEnd w:id="87"/>
     </w:p>
@@ -46558,12 +46305,12 @@
       <w:pPr>
         <w:pStyle w:val="Heading3"/>
       </w:pPr>
-      <w:bookmarkStart w:id="88" w:name="_Toc173451217"/>
-      <w:r>
-        <w:rPr>
-          <w:rFonts w:hint="eastAsia"/>
-        </w:rPr>
-        <w:t>プロセスパッケージをダウンロードする</w:t>
+      <w:bookmarkStart w:id="88" w:name="_Toc189667051"/>
+      <w:r>
+        <w:rPr>
+          <w:rFonts w:hint="eastAsia"/>
+        </w:rPr>
+        <w:t>パッケージをダウンロードする</w:t>
       </w:r>
       <w:bookmarkEnd w:id="88"/>
     </w:p>
@@ -46600,7 +46347,7 @@
         <w:rPr>
           <w:rFonts w:hint="eastAsia"/>
         </w:rPr>
-        <w:t>現在のフォルダーのフィードからすべてのプロセスパッケージをダウンロードし</w:t>
+        <w:t>現在のフォルダーのフィードからすべてのパッケージをダウンロードし</w:t>
       </w:r>
       <w:r>
         <w:rPr>
@@ -46708,7 +46455,7 @@
         <w:rPr>
           <w:rFonts w:hint="eastAsia"/>
         </w:rPr>
-        <w:t>プロセスパッケージ</w:t>
+        <w:t>パッケージ</w:t>
       </w:r>
       <w:r>
         <w:rPr>
@@ -46732,7 +46479,7 @@
         <w:rPr>
           <w:rFonts w:hint="eastAsia"/>
         </w:rPr>
-        <w:t>プロセスパッケージ</w:t>
+        <w:t>パッケージ</w:t>
       </w:r>
       <w:r>
         <w:rPr>
@@ -46931,7 +46678,7 @@
       <w:pPr>
         <w:pStyle w:val="Heading2"/>
       </w:pPr>
-      <w:bookmarkStart w:id="89" w:name="_Toc173451218"/>
+      <w:bookmarkStart w:id="89" w:name="_Toc189667052"/>
       <w:r>
         <w:rPr>
           <w:rFonts w:hint="eastAsia"/>
@@ -46958,26 +46705,19 @@
           <w:b/>
           <w:i/>
         </w:rPr>
-        <w:t xml:space="preserve">Get-OrchProcess [[-Name] &lt;string[]&gt;] [-Path &lt;string[]&gt;] [-Recurse] [-Depth </w:t>
-      </w:r>
-      <w:r>
-        <w:rPr>
-          <w:b/>
-          <w:i/>
+        <w:t>Get-OrchProcess [[-Name] &lt;string[]&gt;] [-Path &lt;string[]&gt;] [-Recurse] [-Depth &lt;uint&gt;]</w:t>
+      </w:r>
+    </w:p>
+    <w:p>
+      <w:pPr>
+        <w:pStyle w:val="ListParagraph"/>
+        <w:ind w:left="440"/>
+      </w:pPr>
+      <w:r>
+        <w:rPr>
+          <w:rFonts w:hint="eastAsia"/>
         </w:rPr>
         <w:lastRenderedPageBreak/>
-        <w:t>&lt;uint&gt;]</w:t>
-      </w:r>
-    </w:p>
-    <w:p>
-      <w:pPr>
-        <w:pStyle w:val="ListParagraph"/>
-        <w:ind w:left="440"/>
-      </w:pPr>
-      <w:r>
-        <w:rPr>
-          <w:rFonts w:hint="eastAsia"/>
-        </w:rPr>
         <w:t>必要な権限:</w:t>
       </w:r>
       <w:r>
@@ -47274,7 +47014,7 @@
       <w:pPr>
         <w:pStyle w:val="Heading3"/>
       </w:pPr>
-      <w:bookmarkStart w:id="90" w:name="_Toc173451219"/>
+      <w:bookmarkStart w:id="90" w:name="_Toc189667053"/>
       <w:r>
         <w:rPr>
           <w:rFonts w:hint="eastAsia"/>
@@ -47414,12 +47154,11 @@
       <w:pPr>
         <w:pStyle w:val="Heading3"/>
       </w:pPr>
-      <w:bookmarkStart w:id="91" w:name="_Toc173451220"/>
-      <w:r>
-        <w:rPr>
-          <w:rFonts w:hint="eastAsia"/>
-        </w:rPr>
-        <w:lastRenderedPageBreak/>
+      <w:bookmarkStart w:id="91" w:name="_Toc189667054"/>
+      <w:r>
+        <w:rPr>
+          <w:rFonts w:hint="eastAsia"/>
+        </w:rPr>
         <w:t>プロセスをフォルダーから削除する</w:t>
       </w:r>
       <w:bookmarkEnd w:id="91"/>
@@ -47476,6 +47215,7 @@
         <w:rPr>
           <w:rFonts w:hint="eastAsia"/>
         </w:rPr>
+        <w:lastRenderedPageBreak/>
         <w:t>指定のプロセスを、現在のフォルダーから削除します。プロセス名は補完入力できます。また、カンマで区切って複数を同時に指定できます。</w:t>
       </w:r>
     </w:p>
@@ -47618,7 +47358,7 @@
       <w:pPr>
         <w:pStyle w:val="Heading3"/>
       </w:pPr>
-      <w:bookmarkStart w:id="92" w:name="_Toc173451221"/>
+      <w:bookmarkStart w:id="92" w:name="_Toc189667055"/>
       <w:r>
         <w:rPr>
           <w:rFonts w:hint="eastAsia"/>
@@ -47686,7 +47426,7 @@
       <w:pPr>
         <w:pStyle w:val="Heading3"/>
       </w:pPr>
-      <w:bookmarkStart w:id="93" w:name="_Toc173451222"/>
+      <w:bookmarkStart w:id="93" w:name="_Toc189667056"/>
       <w:r>
         <w:rPr>
           <w:rFonts w:hint="eastAsia"/>
@@ -48086,14 +47826,7 @@
         <w:rPr>
           <w:rFonts w:hint="eastAsia"/>
         </w:rPr>
-        <w:t>バージ</w:t>
-      </w:r>
-      <w:r>
-        <w:rPr>
-          <w:rFonts w:hint="eastAsia"/>
-        </w:rPr>
-        <w:lastRenderedPageBreak/>
-        <w:t>ョンに更新します。</w:t>
+        <w:t>バージョンに更新します。</w:t>
       </w:r>
     </w:p>
     <w:p>
@@ -48142,7 +47875,14 @@
         <w:rPr>
           <w:rFonts w:hint="eastAsia"/>
         </w:rPr>
-        <w:t>現在のフォルダーで、指定のプロセスのバージョンをロールバックします。プロセス名には、ワイルドカードを含む名前をカンマ区切りで複数指定できます。補完入力もできます。</w:t>
+        <w:t>現在のフォルダーで、指定のプロセスのバージョンをロールバックします。プロセス名には、ワイルドカードを含む名前をカンマ区切りで複数指定できます。補完入力も</w:t>
+      </w:r>
+      <w:r>
+        <w:rPr>
+          <w:rFonts w:hint="eastAsia"/>
+        </w:rPr>
+        <w:lastRenderedPageBreak/>
+        <w:t>できます。</w:t>
       </w:r>
     </w:p>
     <w:p>
@@ -48213,7 +47953,7 @@
       <w:pPr>
         <w:pStyle w:val="Heading2"/>
       </w:pPr>
-      <w:bookmarkStart w:id="94" w:name="_Toc173451223"/>
+      <w:bookmarkStart w:id="94" w:name="_Toc189667057"/>
       <w:r>
         <w:rPr>
           <w:rFonts w:hint="eastAsia"/>
@@ -48405,7 +48145,7 @@
       <w:pPr>
         <w:pStyle w:val="Heading3"/>
       </w:pPr>
-      <w:bookmarkStart w:id="95" w:name="_Toc173451224"/>
+      <w:bookmarkStart w:id="95" w:name="_Toc189667058"/>
       <w:r>
         <w:rPr>
           <w:rFonts w:hint="eastAsia"/>
@@ -48510,12 +48250,11 @@
       <w:pPr>
         <w:pStyle w:val="Heading2"/>
       </w:pPr>
-      <w:bookmarkStart w:id="96" w:name="_Toc173451225"/>
-      <w:r>
-        <w:rPr>
-          <w:rFonts w:hint="eastAsia"/>
-        </w:rPr>
-        <w:lastRenderedPageBreak/>
+      <w:bookmarkStart w:id="96" w:name="_Toc189667059"/>
+      <w:r>
+        <w:rPr>
+          <w:rFonts w:hint="eastAsia"/>
+        </w:rPr>
         <w:t>ラ</w:t>
       </w:r>
       <w:r>
@@ -48658,7 +48397,14 @@
         <w:rPr>
           <w:rFonts w:hint="eastAsia"/>
         </w:rPr>
-        <w:t>ワイルドカードを含むテキストをカンマ区切りで複数指定できます。</w:t>
+        <w:t>ワイルドカードを含むテキストをカン</w:t>
+      </w:r>
+      <w:r>
+        <w:rPr>
+          <w:rFonts w:hint="eastAsia"/>
+        </w:rPr>
+        <w:lastRenderedPageBreak/>
+        <w:t>マ区切りで複数指定できます。</w:t>
       </w:r>
     </w:p>
     <w:p>
@@ -48929,7 +48675,7 @@
       <w:pPr>
         <w:pStyle w:val="Heading3"/>
       </w:pPr>
-      <w:bookmarkStart w:id="97" w:name="_Toc173451226"/>
+      <w:bookmarkStart w:id="97" w:name="_Toc189667060"/>
       <w:r>
         <w:rPr>
           <w:rFonts w:hint="eastAsia"/>
@@ -49562,9 +49308,8 @@
       <w:pPr>
         <w:pStyle w:val="Heading3"/>
       </w:pPr>
-      <w:bookmarkStart w:id="98" w:name="_Toc173451227"/>
-      <w:r>
-        <w:lastRenderedPageBreak/>
+      <w:bookmarkStart w:id="98" w:name="_Toc189667061"/>
+      <w:r>
         <w:t>Runtime License</w:t>
       </w:r>
       <w:r>
@@ -49771,6 +49516,7 @@
         <w:rPr>
           <w:rFonts w:hint="eastAsia"/>
         </w:rPr>
+        <w:lastRenderedPageBreak/>
         <w:t>N</w:t>
       </w:r>
       <w:r>
@@ -50143,7 +49889,7 @@
       <w:pPr>
         <w:pStyle w:val="Heading3"/>
       </w:pPr>
-      <w:bookmarkStart w:id="99" w:name="_Toc173451228"/>
+      <w:bookmarkStart w:id="99" w:name="_Toc189667062"/>
       <w:r>
         <w:t>Runtime License</w:t>
       </w:r>
@@ -50386,7 +50132,7 @@
       <w:pPr>
         <w:pStyle w:val="Heading3"/>
       </w:pPr>
-      <w:bookmarkStart w:id="100" w:name="_Toc173451229"/>
+      <w:bookmarkStart w:id="100" w:name="_Toc189667063"/>
       <w:r>
         <w:t>Runtime License</w:t>
       </w:r>
@@ -50686,12 +50432,11 @@
       <w:pPr>
         <w:pStyle w:val="Heading2"/>
       </w:pPr>
-      <w:bookmarkStart w:id="101" w:name="_Toc173451230"/>
-      <w:r>
-        <w:rPr>
-          <w:rFonts w:hint="eastAsia"/>
-        </w:rPr>
-        <w:lastRenderedPageBreak/>
+      <w:bookmarkStart w:id="101" w:name="_Toc189667064"/>
+      <w:r>
+        <w:rPr>
+          <w:rFonts w:hint="eastAsia"/>
+        </w:rPr>
         <w:t>ジョブの操作</w:t>
       </w:r>
       <w:bookmarkEnd w:id="101"/>
@@ -50820,6 +50565,7 @@
           <w:b/>
           <w:i/>
         </w:rPr>
+        <w:lastRenderedPageBreak/>
         <w:t>Get-OrchJob [-Last &lt;string&gt;] [-CreationTimeAfter &lt;datetime&gt;] [-CreationTimeBefore &lt;datetime&gt;] [-Priority &lt;string&gt;] [-Process &lt;string[]&gt;] [-SourceType &lt;string[]&gt;] [-State &lt;string[]&gt;] [-Skip &lt;ulong&gt;] [-First &lt;ulong&gt;] [-Path &lt;string[]&gt;] [-Recurse] [-Depth &lt;uint&gt;]</w:t>
       </w:r>
     </w:p>
@@ -51350,7 +51096,6 @@
           <w:i/>
           <w:iCs/>
         </w:rPr>
-        <w:lastRenderedPageBreak/>
         <w:t>Open-OrchJob [[-Id] &lt;long[]&gt;] [-Path &lt;string[]&gt;]</w:t>
       </w:r>
     </w:p>
@@ -51406,7 +51151,7 @@
       <w:pPr>
         <w:pStyle w:val="Heading3"/>
       </w:pPr>
-      <w:bookmarkStart w:id="102" w:name="_Toc173451231"/>
+      <w:bookmarkStart w:id="102" w:name="_Toc189667065"/>
       <w:r>
         <w:rPr>
           <w:rFonts w:hint="eastAsia"/>
@@ -51453,6 +51198,7 @@
           <w:b/>
           <w:i/>
         </w:rPr>
+        <w:lastRenderedPageBreak/>
         <w:t>G</w:t>
       </w:r>
       <w:r>
@@ -52200,14 +51946,7 @@
         <w:rPr>
           <w:rFonts w:hint="eastAsia"/>
         </w:rPr>
-        <w:t>の補完機能は、このフォルダーに割り当てられているプロセス</w:t>
-      </w:r>
-      <w:r>
-        <w:rPr>
-          <w:rFonts w:hint="eastAsia"/>
-        </w:rPr>
-        <w:lastRenderedPageBreak/>
-        <w:t>の名前を一覧表示します。</w:t>
+        <w:t>の補完機能は、このフォルダーに割り当てられているプロセスの名前を一覧表示します。</w:t>
       </w:r>
     </w:p>
     <w:p>
@@ -52446,7 +52185,14 @@
         <w:rPr>
           <w:rFonts w:hint="eastAsia"/>
         </w:rPr>
-        <w:t>でフィルターするときには、</w:t>
+        <w:t>でフィルター</w:t>
+      </w:r>
+      <w:r>
+        <w:rPr>
+          <w:rFonts w:hint="eastAsia"/>
+        </w:rPr>
+        <w:lastRenderedPageBreak/>
+        <w:t>するときには、</w:t>
       </w:r>
       <w:r>
         <w:rPr>
@@ -52541,7 +52287,7 @@
       <w:pPr>
         <w:pStyle w:val="Heading3"/>
       </w:pPr>
-      <w:bookmarkStart w:id="103" w:name="_Toc173451232"/>
+      <w:bookmarkStart w:id="103" w:name="_Toc189667066"/>
       <w:r>
         <w:rPr>
           <w:rFonts w:hint="eastAsia"/>
@@ -52981,14 +52727,7 @@
         <w:rPr>
           <w:rFonts w:hint="eastAsia"/>
         </w:rPr>
-        <w:t>します。ジョブがどの時間帯で実行されて</w:t>
-      </w:r>
-      <w:r>
-        <w:rPr>
-          <w:rFonts w:hint="eastAsia"/>
-        </w:rPr>
-        <w:lastRenderedPageBreak/>
-        <w:t>いたか、</w:t>
+        <w:t>します。ジョブがどの時間帯で実行されていたか、</w:t>
       </w:r>
       <w:r>
         <w:rPr>
@@ -53126,11 +52865,12 @@
       <w:pPr>
         <w:pStyle w:val="Heading3"/>
       </w:pPr>
-      <w:bookmarkStart w:id="104" w:name="_Toc173451233"/>
-      <w:r>
-        <w:rPr>
-          <w:rFonts w:hint="eastAsia"/>
-        </w:rPr>
+      <w:bookmarkStart w:id="104" w:name="_Toc189667067"/>
+      <w:r>
+        <w:rPr>
+          <w:rFonts w:hint="eastAsia"/>
+        </w:rPr>
+        <w:lastRenderedPageBreak/>
         <w:t>各ジョブの実行時間を求める</w:t>
       </w:r>
       <w:bookmarkEnd w:id="104"/>
@@ -53307,7 +53047,7 @@
       <w:pPr>
         <w:pStyle w:val="Heading3"/>
       </w:pPr>
-      <w:bookmarkStart w:id="105" w:name="_Toc173451234"/>
+      <w:bookmarkStart w:id="105" w:name="_Toc189667068"/>
       <w:r>
         <w:rPr>
           <w:rFonts w:hint="eastAsia"/>
@@ -53703,12 +53443,11 @@
       <w:pPr>
         <w:pStyle w:val="Heading3"/>
       </w:pPr>
-      <w:bookmarkStart w:id="106" w:name="_Toc173451235"/>
-      <w:r>
-        <w:rPr>
-          <w:rFonts w:hint="eastAsia"/>
-        </w:rPr>
-        <w:lastRenderedPageBreak/>
+      <w:bookmarkStart w:id="106" w:name="_Toc189667069"/>
+      <w:r>
+        <w:rPr>
+          <w:rFonts w:hint="eastAsia"/>
+        </w:rPr>
         <w:t>ジョブを停止する</w:t>
       </w:r>
       <w:bookmarkEnd w:id="106"/>
@@ -53909,7 +53648,14 @@
         <w:rPr>
           <w:rFonts w:hint="eastAsia"/>
         </w:rPr>
-        <w:t>ジョブI</w:t>
+        <w:t>ジョブ</w:t>
+      </w:r>
+      <w:r>
+        <w:rPr>
+          <w:rFonts w:hint="eastAsia"/>
+        </w:rPr>
+        <w:lastRenderedPageBreak/>
+        <w:t>I</w:t>
       </w:r>
       <w:r>
         <w:t>D</w:t>
@@ -54435,7 +54181,7 @@
       <w:pPr>
         <w:pStyle w:val="Heading3"/>
       </w:pPr>
-      <w:bookmarkStart w:id="107" w:name="_Toc173451236"/>
+      <w:bookmarkStart w:id="107" w:name="_Toc189667070"/>
       <w:r>
         <w:rPr>
           <w:rFonts w:hint="eastAsia"/>
@@ -54517,7 +54263,7 @@
       <w:pPr>
         <w:pStyle w:val="Heading2"/>
       </w:pPr>
-      <w:bookmarkStart w:id="108" w:name="_Toc173451237"/>
+      <w:bookmarkStart w:id="108" w:name="_Toc189667071"/>
       <w:r>
         <w:rPr>
           <w:rFonts w:hint="eastAsia"/>
@@ -54601,7 +54347,6 @@
           <w:i/>
           <w:iCs/>
         </w:rPr>
-        <w:lastRenderedPageBreak/>
         <w:t>Get-OrchJob</w:t>
       </w:r>
       <w:r>
@@ -54739,6 +54484,7 @@
         <w:rPr>
           <w:rFonts w:hint="eastAsia"/>
         </w:rPr>
+        <w:lastRenderedPageBreak/>
         <w:t>ジョブに添付された</w:t>
       </w:r>
       <w:r>
@@ -54927,7 +54673,7 @@
       <w:pPr>
         <w:pStyle w:val="Heading3"/>
       </w:pPr>
-      <w:bookmarkStart w:id="109" w:name="_Toc173451238"/>
+      <w:bookmarkStart w:id="109" w:name="_Toc189667072"/>
       <w:r>
         <w:rPr>
           <w:rFonts w:hint="eastAsia"/>
@@ -55072,7 +54818,7 @@
       <w:pPr>
         <w:pStyle w:val="Heading3"/>
       </w:pPr>
-      <w:bookmarkStart w:id="110" w:name="_Toc173451239"/>
+      <w:bookmarkStart w:id="110" w:name="_Toc189667073"/>
       <w:r>
         <w:rPr>
           <w:rFonts w:hint="eastAsia"/>
@@ -55350,7 +55096,6 @@
         <w:rPr>
           <w:rFonts w:hint="eastAsia"/>
         </w:rPr>
-        <w:lastRenderedPageBreak/>
         <w:t>現在のフォルダーのジョブ記録</w:t>
       </w:r>
       <w:r>
@@ -55370,7 +55115,7 @@
       <w:pPr>
         <w:pStyle w:val="Heading3"/>
       </w:pPr>
-      <w:bookmarkStart w:id="111" w:name="_Toc173451240"/>
+      <w:bookmarkStart w:id="111" w:name="_Toc189667074"/>
       <w:r>
         <w:rPr>
           <w:rFonts w:hint="eastAsia"/>
@@ -55432,6 +55177,7 @@
         <w:rPr>
           <w:rFonts w:hint="eastAsia"/>
         </w:rPr>
+        <w:lastRenderedPageBreak/>
         <w:t>パラメーターを指定しない場合には、C:ドライブのカレントロケーションに保存されます。ファイル名は</w:t>
       </w:r>
       <w:r>
@@ -55609,7 +55355,7 @@
       <w:pPr>
         <w:pStyle w:val="Heading3"/>
       </w:pPr>
-      <w:bookmarkStart w:id="112" w:name="_Toc173451241"/>
+      <w:bookmarkStart w:id="112" w:name="_Toc189667075"/>
       <w:r>
         <w:rPr>
           <w:rFonts w:hint="eastAsia"/>
@@ -55914,7 +55660,7 @@
       <w:pPr>
         <w:pStyle w:val="Heading2"/>
       </w:pPr>
-      <w:bookmarkStart w:id="113" w:name="_Toc173451242"/>
+      <w:bookmarkStart w:id="113" w:name="_Toc189667076"/>
       <w:r>
         <w:rPr>
           <w:rFonts w:hint="eastAsia"/>
@@ -55978,12 +55724,11 @@
       <w:pPr>
         <w:pStyle w:val="Heading3"/>
       </w:pPr>
-      <w:bookmarkStart w:id="114" w:name="_Toc173451243"/>
-      <w:r>
-        <w:rPr>
-          <w:rFonts w:hint="eastAsia"/>
-        </w:rPr>
-        <w:lastRenderedPageBreak/>
+      <w:bookmarkStart w:id="114" w:name="_Toc189667077"/>
+      <w:r>
+        <w:rPr>
+          <w:rFonts w:hint="eastAsia"/>
+        </w:rPr>
         <w:t>ログ</w:t>
       </w:r>
       <w:r>
@@ -56161,6 +55906,7 @@
         <w:ind w:left="440"/>
       </w:pPr>
       <w:r>
+        <w:lastRenderedPageBreak/>
         <w:t>指定したログレベル以上の行だけを出力</w:t>
       </w:r>
       <w:r>
@@ -56489,7 +56235,7 @@
       <w:pPr>
         <w:pStyle w:val="Heading2"/>
       </w:pPr>
-      <w:bookmarkStart w:id="115" w:name="_Toc173451244"/>
+      <w:bookmarkStart w:id="115" w:name="_Toc189667078"/>
       <w:r>
         <w:rPr>
           <w:rFonts w:hint="eastAsia"/>
@@ -56672,163 +56418,163 @@
         <w:rPr>
           <w:rFonts w:hint="eastAsia"/>
         </w:rPr>
+        <w:t>パラメーター</w:t>
+      </w:r>
+      <w:r>
+        <w:rPr>
+          <w:rFonts w:hint="eastAsia"/>
+        </w:rPr>
+        <w:t>に</w:t>
+      </w:r>
+      <w:r>
+        <w:rPr>
+          <w:rFonts w:hint="eastAsia"/>
+        </w:rPr>
+        <w:t>取得する監査ログのI</w:t>
+      </w:r>
+      <w:r>
+        <w:t>d</w:t>
+      </w:r>
+      <w:r>
+        <w:rPr>
+          <w:rFonts w:hint="eastAsia"/>
+        </w:rPr>
+        <w:t>を直接指定できます。このI</w:t>
+      </w:r>
+      <w:r>
+        <w:t>d</w:t>
+      </w:r>
+      <w:r>
+        <w:rPr>
+          <w:rFonts w:hint="eastAsia"/>
+        </w:rPr>
+        <w:t>の補完リストに表示されるのは、</w:t>
+      </w:r>
+      <w:r>
+        <w:rPr>
+          <w:rFonts w:hint="eastAsia"/>
+        </w:rPr>
+        <w:t>最初の</w:t>
+      </w:r>
+      <w:r>
+        <w:rPr>
+          <w:rFonts w:hint="eastAsia"/>
+        </w:rPr>
+        <w:t>パラメーター</w:t>
+      </w:r>
+      <w:r>
+        <w:rPr>
+          <w:rFonts w:hint="eastAsia"/>
+        </w:rPr>
+        <w:t>セットで</w:t>
+      </w:r>
+      <w:r>
+        <w:rPr>
+          <w:rFonts w:hint="eastAsia"/>
+        </w:rPr>
+        <w:t>取得した</w:t>
+      </w:r>
+      <w:r>
+        <w:rPr>
+          <w:rFonts w:hint="eastAsia"/>
+        </w:rPr>
+        <w:t>（キャッシュ済みの）</w:t>
+      </w:r>
+      <w:r>
+        <w:rPr>
+          <w:rFonts w:hint="eastAsia"/>
+        </w:rPr>
+        <w:t>監査ログのI</w:t>
+      </w:r>
+      <w:r>
+        <w:t>d</w:t>
+      </w:r>
+      <w:r>
+        <w:rPr>
+          <w:rFonts w:hint="eastAsia"/>
+        </w:rPr>
+        <w:t>のみです。このため、まず最初の</w:t>
+      </w:r>
+      <w:r>
+        <w:rPr>
+          <w:rFonts w:hint="eastAsia"/>
+        </w:rPr>
+        <w:t>パラメーター</w:t>
+      </w:r>
+      <w:r>
+        <w:rPr>
+          <w:rFonts w:hint="eastAsia"/>
+        </w:rPr>
+        <w:t>セットで複数のジョブを取得した後、詳細に確認したいジョブがあれば、そのI</w:t>
+      </w:r>
+      <w:r>
+        <w:t>d</w:t>
+      </w:r>
+      <w:r>
+        <w:rPr>
+          <w:rFonts w:hint="eastAsia"/>
+        </w:rPr>
+        <w:t>を</w:t>
+      </w:r>
+      <w:r>
+        <w:rPr>
+          <w:rFonts w:hint="eastAsia"/>
+        </w:rPr>
+        <w:t>-</w:t>
+      </w:r>
+      <w:r>
+        <w:t>Id</w:t>
+      </w:r>
+      <w:r>
+        <w:rPr>
+          <w:rFonts w:hint="eastAsia"/>
+        </w:rPr>
+        <w:t>パラメーター</w:t>
+      </w:r>
+      <w:r>
+        <w:rPr>
+          <w:rFonts w:hint="eastAsia"/>
+        </w:rPr>
+        <w:t>に指定して再実行</w:t>
+      </w:r>
+      <w:r>
+        <w:rPr>
+          <w:rFonts w:hint="eastAsia"/>
+        </w:rPr>
+        <w:t>してください。</w:t>
+      </w:r>
+    </w:p>
+    <w:p>
+      <w:pPr>
+        <w:pStyle w:val="ListParagraph"/>
+        <w:ind w:left="440"/>
+      </w:pPr>
+      <w:r>
+        <w:rPr>
+          <w:rFonts w:hint="eastAsia"/>
+        </w:rPr>
+        <w:t>-</w:t>
+      </w:r>
+      <w:r>
+        <w:t>ExpandEntity</w:t>
+      </w:r>
+      <w:r>
+        <w:rPr>
+          <w:rFonts w:hint="eastAsia"/>
+        </w:rPr>
+        <w:t>は、監査ログの詳細を展開します。</w:t>
+      </w:r>
+    </w:p>
+    <w:p>
+      <w:pPr>
+        <w:pStyle w:val="Heading3"/>
+      </w:pPr>
+      <w:bookmarkStart w:id="116" w:name="_Toc189667079"/>
+      <w:r>
+        <w:rPr>
+          <w:rFonts w:hint="eastAsia"/>
+        </w:rPr>
         <w:lastRenderedPageBreak/>
-        <w:t>パラメーター</w:t>
-      </w:r>
-      <w:r>
-        <w:rPr>
-          <w:rFonts w:hint="eastAsia"/>
-        </w:rPr>
-        <w:t>に</w:t>
-      </w:r>
-      <w:r>
-        <w:rPr>
-          <w:rFonts w:hint="eastAsia"/>
-        </w:rPr>
-        <w:t>取得する監査ログのI</w:t>
-      </w:r>
-      <w:r>
-        <w:t>d</w:t>
-      </w:r>
-      <w:r>
-        <w:rPr>
-          <w:rFonts w:hint="eastAsia"/>
-        </w:rPr>
-        <w:t>を直接指定できます。このI</w:t>
-      </w:r>
-      <w:r>
-        <w:t>d</w:t>
-      </w:r>
-      <w:r>
-        <w:rPr>
-          <w:rFonts w:hint="eastAsia"/>
-        </w:rPr>
-        <w:t>の補完リストに表示されるのは、</w:t>
-      </w:r>
-      <w:r>
-        <w:rPr>
-          <w:rFonts w:hint="eastAsia"/>
-        </w:rPr>
-        <w:t>最初の</w:t>
-      </w:r>
-      <w:r>
-        <w:rPr>
-          <w:rFonts w:hint="eastAsia"/>
-        </w:rPr>
-        <w:t>パラメーター</w:t>
-      </w:r>
-      <w:r>
-        <w:rPr>
-          <w:rFonts w:hint="eastAsia"/>
-        </w:rPr>
-        <w:t>セットで</w:t>
-      </w:r>
-      <w:r>
-        <w:rPr>
-          <w:rFonts w:hint="eastAsia"/>
-        </w:rPr>
-        <w:t>取得した</w:t>
-      </w:r>
-      <w:r>
-        <w:rPr>
-          <w:rFonts w:hint="eastAsia"/>
-        </w:rPr>
-        <w:t>（キャッシュ済みの）</w:t>
-      </w:r>
-      <w:r>
-        <w:rPr>
-          <w:rFonts w:hint="eastAsia"/>
-        </w:rPr>
-        <w:t>監査ログのI</w:t>
-      </w:r>
-      <w:r>
-        <w:t>d</w:t>
-      </w:r>
-      <w:r>
-        <w:rPr>
-          <w:rFonts w:hint="eastAsia"/>
-        </w:rPr>
-        <w:t>のみです。このため、まず最初の</w:t>
-      </w:r>
-      <w:r>
-        <w:rPr>
-          <w:rFonts w:hint="eastAsia"/>
-        </w:rPr>
-        <w:t>パラメーター</w:t>
-      </w:r>
-      <w:r>
-        <w:rPr>
-          <w:rFonts w:hint="eastAsia"/>
-        </w:rPr>
-        <w:t>セットで複数のジョブを取得した後、詳細に確認したいジョブがあれば、そのI</w:t>
-      </w:r>
-      <w:r>
-        <w:t>d</w:t>
-      </w:r>
-      <w:r>
-        <w:rPr>
-          <w:rFonts w:hint="eastAsia"/>
-        </w:rPr>
-        <w:t>を</w:t>
-      </w:r>
-      <w:r>
-        <w:rPr>
-          <w:rFonts w:hint="eastAsia"/>
-        </w:rPr>
-        <w:t>-</w:t>
-      </w:r>
-      <w:r>
-        <w:t>Id</w:t>
-      </w:r>
-      <w:r>
-        <w:rPr>
-          <w:rFonts w:hint="eastAsia"/>
-        </w:rPr>
-        <w:t>パラメーター</w:t>
-      </w:r>
-      <w:r>
-        <w:rPr>
-          <w:rFonts w:hint="eastAsia"/>
-        </w:rPr>
-        <w:t>に指定して再実行</w:t>
-      </w:r>
-      <w:r>
-        <w:rPr>
-          <w:rFonts w:hint="eastAsia"/>
-        </w:rPr>
-        <w:t>してください。</w:t>
-      </w:r>
-    </w:p>
-    <w:p>
-      <w:pPr>
-        <w:pStyle w:val="ListParagraph"/>
-        <w:ind w:left="440"/>
-      </w:pPr>
-      <w:r>
-        <w:rPr>
-          <w:rFonts w:hint="eastAsia"/>
-        </w:rPr>
-        <w:t>-</w:t>
-      </w:r>
-      <w:r>
-        <w:t>ExpandEntity</w:t>
-      </w:r>
-      <w:r>
-        <w:rPr>
-          <w:rFonts w:hint="eastAsia"/>
-        </w:rPr>
-        <w:t>は、監査ログの詳細を展開します。</w:t>
-      </w:r>
-    </w:p>
-    <w:p>
-      <w:pPr>
-        <w:pStyle w:val="Heading3"/>
-      </w:pPr>
-      <w:bookmarkStart w:id="116" w:name="_Toc173451245"/>
-      <w:r>
-        <w:rPr>
-          <w:rFonts w:hint="eastAsia"/>
-        </w:rPr>
         <w:t>監査ログを</w:t>
       </w:r>
       <w:r>
@@ -57188,7 +56934,7 @@
       <w:pPr>
         <w:pStyle w:val="Heading2"/>
       </w:pPr>
-      <w:bookmarkStart w:id="117" w:name="_Toc173451246"/>
+      <w:bookmarkStart w:id="117" w:name="_Toc189667080"/>
       <w:r>
         <w:rPr>
           <w:rFonts w:hint="eastAsia"/>
@@ -57296,12 +57042,11 @@
       <w:pPr>
         <w:pStyle w:val="Heading3"/>
       </w:pPr>
-      <w:bookmarkStart w:id="118" w:name="_Toc173451247"/>
-      <w:r>
-        <w:rPr>
-          <w:rFonts w:hint="eastAsia"/>
-        </w:rPr>
-        <w:lastRenderedPageBreak/>
+      <w:bookmarkStart w:id="118" w:name="_Toc189667081"/>
+      <w:r>
+        <w:rPr>
+          <w:rFonts w:hint="eastAsia"/>
+        </w:rPr>
         <w:t>テナントのすべてのロボットを表示する</w:t>
       </w:r>
       <w:bookmarkEnd w:id="118"/>
@@ -57411,11 +57156,12 @@
       <w:pPr>
         <w:pStyle w:val="Heading3"/>
       </w:pPr>
-      <w:bookmarkStart w:id="119" w:name="_Toc173451248"/>
-      <w:r>
-        <w:rPr>
-          <w:rFonts w:hint="eastAsia"/>
-        </w:rPr>
+      <w:bookmarkStart w:id="119" w:name="_Toc189667082"/>
+      <w:r>
+        <w:rPr>
+          <w:rFonts w:hint="eastAsia"/>
+        </w:rPr>
+        <w:lastRenderedPageBreak/>
         <w:t>指定した</w:t>
       </w:r>
       <w:r>
@@ -57595,7 +57341,7 @@
       <w:pPr>
         <w:pStyle w:val="Heading2"/>
       </w:pPr>
-      <w:bookmarkStart w:id="120" w:name="_Toc173451249"/>
+      <w:bookmarkStart w:id="120" w:name="_Toc189667083"/>
       <w:r>
         <w:rPr>
           <w:rFonts w:hint="eastAsia"/>
@@ -57868,7 +57614,6 @@
         <w:rPr>
           <w:rFonts w:hint="eastAsia"/>
         </w:rPr>
-        <w:lastRenderedPageBreak/>
         <w:t>必要な権限:</w:t>
       </w:r>
       <w:r>
@@ -58115,7 +57860,7 @@
       <w:pPr>
         <w:pStyle w:val="Heading3"/>
       </w:pPr>
-      <w:bookmarkStart w:id="121" w:name="_Toc173451250"/>
+      <w:bookmarkStart w:id="121" w:name="_Toc189667084"/>
       <w:r>
         <w:rPr>
           <w:rFonts w:hint="eastAsia"/>
@@ -58411,7 +58156,7 @@
       <w:pPr>
         <w:pStyle w:val="Heading3"/>
       </w:pPr>
-      <w:bookmarkStart w:id="122" w:name="_Toc173451251"/>
+      <w:bookmarkStart w:id="122" w:name="_Toc189667085"/>
       <w:r>
         <w:rPr>
           <w:rFonts w:hint="eastAsia"/>
@@ -58481,14 +58226,7 @@
         <w:rPr>
           <w:rFonts w:hint="eastAsia"/>
         </w:rPr>
-        <w:t>です。ユーザー名にはワイルドカードが使えます。カンマ区切</w:t>
-      </w:r>
-      <w:r>
-        <w:rPr>
-          <w:rFonts w:hint="eastAsia"/>
-        </w:rPr>
-        <w:lastRenderedPageBreak/>
-        <w:t>りで複数を同時に指定することもできます。補完入力もできます。</w:t>
+        <w:t>です。ユーザー名にはワイルドカードが使えます。カンマ区切りで複数を同時に指定することもできます。補完入力もできます。</w:t>
       </w:r>
     </w:p>
     <w:p>
@@ -58620,14 +58358,21 @@
         <w:rPr>
           <w:rFonts w:hint="eastAsia"/>
         </w:rPr>
-        <w:t>ドライブ名を指定することもできます。ドライブ名は、複数をカンマ区切りで指定できますが、ワイルドカードは使えません。</w:t>
+        <w:t>ドライブ名を指定することもできます。ドライブ名は、複数をカンマ区切りで指定で</w:t>
+      </w:r>
+      <w:r>
+        <w:rPr>
+          <w:rFonts w:hint="eastAsia"/>
+        </w:rPr>
+        <w:lastRenderedPageBreak/>
+        <w:t>きますが、ワイルドカードは使えません。</w:t>
       </w:r>
     </w:p>
     <w:p>
       <w:pPr>
         <w:pStyle w:val="Heading3"/>
       </w:pPr>
-      <w:bookmarkStart w:id="123" w:name="_Toc173451252"/>
+      <w:bookmarkStart w:id="123" w:name="_Toc189667086"/>
       <w:r>
         <w:rPr>
           <w:rFonts w:hint="eastAsia"/>
@@ -58807,7 +58552,7 @@
       <w:pPr>
         <w:pStyle w:val="Heading3"/>
       </w:pPr>
-      <w:bookmarkStart w:id="124" w:name="_Toc173451253"/>
+      <w:bookmarkStart w:id="124" w:name="_Toc189667087"/>
       <w:r>
         <w:rPr>
           <w:rFonts w:hint="eastAsia"/>
@@ -59022,77 +58767,77 @@
         <w:rPr>
           <w:rFonts w:hint="eastAsia"/>
         </w:rPr>
-        <w:t>のパスワー</w:t>
+        <w:t>のパスワードを一括して同じパスワードに更新します。</w:t>
+      </w:r>
+      <w:r>
+        <w:rPr>
+          <w:rFonts w:hint="eastAsia"/>
+        </w:rPr>
+        <w:t>-</w:t>
+      </w:r>
+      <w:r>
+        <w:t>WhatIf</w:t>
+      </w:r>
+      <w:r>
+        <w:rPr>
+          <w:rFonts w:hint="eastAsia"/>
+        </w:rPr>
+        <w:t>パラメーター</w:t>
+      </w:r>
+      <w:r>
+        <w:rPr>
+          <w:rFonts w:hint="eastAsia"/>
+        </w:rPr>
+        <w:t>をつけると、各ドライブの現在のユーザーを確認できます。</w:t>
+      </w:r>
+    </w:p>
+    <w:p>
+      <w:pPr>
+        <w:pStyle w:val="Heading2"/>
+      </w:pPr>
+      <w:bookmarkStart w:id="125" w:name="_Toc189667088"/>
+      <w:r>
+        <w:rPr>
+          <w:rFonts w:hint="eastAsia"/>
+        </w:rPr>
+        <w:t>ロール</w:t>
+      </w:r>
+      <w:r>
+        <w:rPr>
+          <w:rFonts w:hint="eastAsia"/>
+        </w:rPr>
+        <w:t>の操作</w:t>
+      </w:r>
+      <w:bookmarkEnd w:id="125"/>
+    </w:p>
+    <w:p>
+      <w:r>
+        <w:rPr>
+          <w:rFonts w:hint="eastAsia"/>
+        </w:rPr>
+        <w:t>ロールはテナントエンティティです。そのため、本節のコマンドレットはカレントドライブ（テナント）のロールを操作します。（カレントロケーションは動作に影響しません）-</w:t>
+      </w:r>
+      <w:r>
+        <w:t>Path</w:t>
+      </w:r>
+      <w:r>
+        <w:rPr>
+          <w:rFonts w:hint="eastAsia"/>
+        </w:rPr>
+        <w:t>パラメーター</w:t>
+      </w:r>
+      <w:r>
+        <w:rPr>
+          <w:rFonts w:hint="eastAsia"/>
+        </w:rPr>
+        <w:t>には、操作対象のドライブ（テナント）を指定してください。ドライブ</w:t>
       </w:r>
       <w:r>
         <w:rPr>
           <w:rFonts w:hint="eastAsia"/>
         </w:rPr>
         <w:lastRenderedPageBreak/>
-        <w:t>ドを一括して同じパスワードに更新します。</w:t>
-      </w:r>
-      <w:r>
-        <w:rPr>
-          <w:rFonts w:hint="eastAsia"/>
-        </w:rPr>
-        <w:t>-</w:t>
-      </w:r>
-      <w:r>
-        <w:t>WhatIf</w:t>
-      </w:r>
-      <w:r>
-        <w:rPr>
-          <w:rFonts w:hint="eastAsia"/>
-        </w:rPr>
-        <w:t>パラメーター</w:t>
-      </w:r>
-      <w:r>
-        <w:rPr>
-          <w:rFonts w:hint="eastAsia"/>
-        </w:rPr>
-        <w:t>をつけると、各ドライブの現在のユーザーを確認できます。</w:t>
-      </w:r>
-    </w:p>
-    <w:p>
-      <w:pPr>
-        <w:pStyle w:val="Heading2"/>
-      </w:pPr>
-      <w:bookmarkStart w:id="125" w:name="_Toc173451254"/>
-      <w:r>
-        <w:rPr>
-          <w:rFonts w:hint="eastAsia"/>
-        </w:rPr>
-        <w:t>ロール</w:t>
-      </w:r>
-      <w:r>
-        <w:rPr>
-          <w:rFonts w:hint="eastAsia"/>
-        </w:rPr>
-        <w:t>の操作</w:t>
-      </w:r>
-      <w:bookmarkEnd w:id="125"/>
-    </w:p>
-    <w:p>
-      <w:r>
-        <w:rPr>
-          <w:rFonts w:hint="eastAsia"/>
-        </w:rPr>
-        <w:t>ロールはテナントエンティティです。そのため、本節のコマンドレットはカレントドライブ（テナント）のロールを操作します。（カレントロケーションは動作に影響しません）-</w:t>
-      </w:r>
-      <w:r>
-        <w:t>Path</w:t>
-      </w:r>
-      <w:r>
-        <w:rPr>
-          <w:rFonts w:hint="eastAsia"/>
-        </w:rPr>
-        <w:t>パラメーター</w:t>
-      </w:r>
-      <w:r>
-        <w:rPr>
-          <w:rFonts w:hint="eastAsia"/>
-        </w:rPr>
-        <w:t>には、操作対象のドライブ（テナント）を指定してください。ドライブ名は補完入力できます。カンマで区切って複数を同時に指定できます。なお、ドライブ名にワイルドカードは使えません。-</w:t>
+        <w:t>名は補完入力できます。カンマで区切って複数を同時に指定できます。なお、ドライブ名にワイルドカードは使えません。-</w:t>
       </w:r>
       <w:r>
         <w:t>Path</w:t>
@@ -59311,7 +59056,7 @@
       <w:pPr>
         <w:pStyle w:val="Heading3"/>
       </w:pPr>
-      <w:bookmarkStart w:id="126" w:name="_Toc173451255"/>
+      <w:bookmarkStart w:id="126" w:name="_Toc189667089"/>
       <w:r>
         <w:rPr>
           <w:rFonts w:hint="eastAsia"/>
@@ -59491,7 +59236,6 @@
         <w:rPr>
           <w:rFonts w:hint="eastAsia"/>
         </w:rPr>
-        <w:lastRenderedPageBreak/>
         <w:t>-</w:t>
       </w:r>
       <w:r>
@@ -59514,7 +59258,7 @@
       <w:pPr>
         <w:pStyle w:val="Heading3"/>
       </w:pPr>
-      <w:bookmarkStart w:id="127" w:name="_Toc173451256"/>
+      <w:bookmarkStart w:id="127" w:name="_Toc189667090"/>
       <w:r>
         <w:rPr>
           <w:rFonts w:hint="eastAsia"/>
@@ -59596,6 +59340,7 @@
           <w:b/>
           <w:i/>
         </w:rPr>
+        <w:lastRenderedPageBreak/>
         <w:t>R</w:t>
       </w:r>
       <w:r>
@@ -59700,7 +59445,7 @@
       <w:pPr>
         <w:pStyle w:val="Heading3"/>
       </w:pPr>
-      <w:bookmarkStart w:id="128" w:name="_Toc173451257"/>
+      <w:bookmarkStart w:id="128" w:name="_Toc189667091"/>
       <w:r>
         <w:rPr>
           <w:rFonts w:hint="eastAsia"/>
@@ -60041,7 +59786,7 @@
       <w:pPr>
         <w:pStyle w:val="Heading2"/>
       </w:pPr>
-      <w:bookmarkStart w:id="129" w:name="_Toc173451258"/>
+      <w:bookmarkStart w:id="129" w:name="_Toc189667092"/>
       <w:r>
         <w:rPr>
           <w:rFonts w:hint="eastAsia"/>
@@ -60160,7 +59905,6 @@
         <w:rPr>
           <w:rFonts w:hint="eastAsia"/>
         </w:rPr>
-        <w:lastRenderedPageBreak/>
         <w:t>は位置指定</w:t>
       </w:r>
       <w:r>
@@ -60342,6 +60086,7 @@
         <w:rPr>
           <w:rFonts w:hint="eastAsia"/>
         </w:rPr>
+        <w:lastRenderedPageBreak/>
         <w:t>フォルダーに</w:t>
       </w:r>
       <w:r>
@@ -60572,7 +60317,7 @@
       <w:pPr>
         <w:pStyle w:val="Heading3"/>
       </w:pPr>
-      <w:bookmarkStart w:id="130" w:name="_Toc173451259"/>
+      <w:bookmarkStart w:id="130" w:name="_Toc189667093"/>
       <w:r>
         <w:rPr>
           <w:rFonts w:hint="eastAsia"/>
@@ -60627,7 +60372,6 @@
         <w:rPr>
           <w:rFonts w:hint="eastAsia"/>
         </w:rPr>
-        <w:lastRenderedPageBreak/>
         <w:t>現在のフォルダーに割り当てられているユーザーをすべて表示します。</w:t>
       </w:r>
       <w:r>
@@ -60722,6 +60466,7 @@
           <w:b/>
           <w:i/>
         </w:rPr>
+        <w:lastRenderedPageBreak/>
         <w:t>Get-OrchFolderUser -</w:t>
       </w:r>
       <w:r>
@@ -60926,7 +60671,7 @@
       <w:pPr>
         <w:pStyle w:val="Heading3"/>
       </w:pPr>
-      <w:bookmarkStart w:id="131" w:name="_Toc173451260"/>
+      <w:bookmarkStart w:id="131" w:name="_Toc189667094"/>
       <w:r>
         <w:rPr>
           <w:rFonts w:hint="eastAsia"/>
@@ -61192,7 +60937,6 @@
         <w:ind w:left="440"/>
       </w:pPr>
       <w:r>
-        <w:lastRenderedPageBreak/>
         <w:t>UserName</w:t>
       </w:r>
       <w:r>
@@ -61245,7 +60989,7 @@
       <w:pPr>
         <w:pStyle w:val="Heading3"/>
       </w:pPr>
-      <w:bookmarkStart w:id="132" w:name="_Toc173451261"/>
+      <w:bookmarkStart w:id="132" w:name="_Toc189667095"/>
       <w:r>
         <w:rPr>
           <w:rFonts w:hint="eastAsia"/>
@@ -61376,7 +61120,14 @@
         <w:rPr>
           <w:rFonts w:hint="eastAsia"/>
         </w:rPr>
-        <w:t>で指定します。ユーザー名は、ワイルドカードを含む名前をカンマ区切りで複数指定できます。補完入力もできます。</w:t>
+        <w:t>で指定します。ユーザー名</w:t>
+      </w:r>
+      <w:r>
+        <w:rPr>
+          <w:rFonts w:hint="eastAsia"/>
+        </w:rPr>
+        <w:lastRenderedPageBreak/>
+        <w:t>は、ワイルドカードを含む名前をカンマ区切りで複数指定できます。補完入力もできます。</w:t>
       </w:r>
       <w:r>
         <w:rPr>
@@ -61502,7 +61253,7 @@
       <w:pPr>
         <w:pStyle w:val="Heading3"/>
       </w:pPr>
-      <w:bookmarkStart w:id="133" w:name="_Toc173451262"/>
+      <w:bookmarkStart w:id="133" w:name="_Toc189667096"/>
       <w:r>
         <w:rPr>
           <w:rFonts w:hint="eastAsia"/>
@@ -61576,7 +61327,7 @@
       <w:pPr>
         <w:pStyle w:val="Heading2"/>
       </w:pPr>
-      <w:bookmarkStart w:id="134" w:name="_Toc173451263"/>
+      <w:bookmarkStart w:id="134" w:name="_Toc189667097"/>
       <w:r>
         <w:rPr>
           <w:rFonts w:hint="eastAsia"/>
@@ -61761,71 +61512,71 @@
           <w:b/>
           <w:i/>
         </w:rPr>
+        <w:t>Copy-OrchMachine [-Name] &lt;string[]&gt; [-Destination] &lt;string[]&gt; [-Path &lt;string&gt;] [-WhatIf] [-Confirm]</w:t>
+      </w:r>
+    </w:p>
+    <w:p>
+      <w:pPr>
+        <w:pStyle w:val="ListParagraph"/>
+        <w:ind w:left="440"/>
+      </w:pPr>
+      <w:r>
+        <w:rPr>
+          <w:rFonts w:hint="eastAsia"/>
+        </w:rPr>
+        <w:t>必要な権限:</w:t>
+      </w:r>
+      <w:r>
+        <w:t xml:space="preserve"> </w:t>
+      </w:r>
+      <w:r>
+        <w:rPr>
+          <w:rFonts w:hint="eastAsia"/>
+        </w:rPr>
+        <w:t>コピー元テナントの</w:t>
+      </w:r>
+      <w:r>
+        <w:t>OR.Machines.Read</w:t>
+      </w:r>
+    </w:p>
+    <w:p>
+      <w:pPr>
+        <w:pStyle w:val="ListParagraph"/>
+        <w:ind w:left="440" w:firstLineChars="600" w:firstLine="1260"/>
+      </w:pPr>
+      <w:r>
+        <w:rPr>
+          <w:rFonts w:hint="eastAsia"/>
+        </w:rPr>
+        <w:t>コピー先テナントのO</w:t>
+      </w:r>
+      <w:r>
+        <w:t>R.Machines.Write</w:t>
+      </w:r>
+    </w:p>
+    <w:p>
+      <w:pPr>
+        <w:pStyle w:val="ListParagraph"/>
+        <w:ind w:left="440"/>
+      </w:pPr>
+      <w:r>
+        <w:rPr>
+          <w:rFonts w:hint="eastAsia"/>
+        </w:rPr>
+        <w:t>テナント間で、マシンをコピーします。</w:t>
+      </w:r>
+    </w:p>
+    <w:p/>
+    <w:p>
+      <w:pPr>
+        <w:pStyle w:val="Heading3"/>
+      </w:pPr>
+      <w:bookmarkStart w:id="135" w:name="_Toc189667098"/>
+      <w:r>
+        <w:rPr>
+          <w:rFonts w:hint="eastAsia"/>
+        </w:rPr>
         <w:lastRenderedPageBreak/>
-        <w:t>Copy-OrchMachine [-Name] &lt;string[]&gt; [-Destination] &lt;string[]&gt; [-Path &lt;string&gt;] [-WhatIf] [-Confirm]</w:t>
-      </w:r>
-    </w:p>
-    <w:p>
-      <w:pPr>
-        <w:pStyle w:val="ListParagraph"/>
-        <w:ind w:left="440"/>
-      </w:pPr>
-      <w:r>
-        <w:rPr>
-          <w:rFonts w:hint="eastAsia"/>
-        </w:rPr>
-        <w:t>必要な権限:</w:t>
-      </w:r>
-      <w:r>
-        <w:t xml:space="preserve"> </w:t>
-      </w:r>
-      <w:r>
-        <w:rPr>
-          <w:rFonts w:hint="eastAsia"/>
-        </w:rPr>
-        <w:t>コピー元テナントの</w:t>
-      </w:r>
-      <w:r>
-        <w:t>OR.Machines.Read</w:t>
-      </w:r>
-    </w:p>
-    <w:p>
-      <w:pPr>
-        <w:pStyle w:val="ListParagraph"/>
-        <w:ind w:left="440" w:firstLineChars="600" w:firstLine="1260"/>
-      </w:pPr>
-      <w:r>
-        <w:rPr>
-          <w:rFonts w:hint="eastAsia"/>
-        </w:rPr>
-        <w:t>コピー先テナントのO</w:t>
-      </w:r>
-      <w:r>
-        <w:t>R.Machines.Write</w:t>
-      </w:r>
-    </w:p>
-    <w:p>
-      <w:pPr>
-        <w:pStyle w:val="ListParagraph"/>
-        <w:ind w:left="440"/>
-      </w:pPr>
-      <w:r>
-        <w:rPr>
-          <w:rFonts w:hint="eastAsia"/>
-        </w:rPr>
-        <w:t>テナント間で、マシンをコピーします。</w:t>
-      </w:r>
-    </w:p>
-    <w:p/>
-    <w:p>
-      <w:pPr>
-        <w:pStyle w:val="Heading3"/>
-      </w:pPr>
-      <w:bookmarkStart w:id="135" w:name="_Toc173451264"/>
-      <w:r>
-        <w:rPr>
-          <w:rFonts w:hint="eastAsia"/>
-        </w:rPr>
         <w:t>テナントのマシンを表示する</w:t>
       </w:r>
       <w:bookmarkEnd w:id="135"/>
@@ -62032,7 +61783,7 @@
       <w:pPr>
         <w:pStyle w:val="Heading3"/>
       </w:pPr>
-      <w:bookmarkStart w:id="136" w:name="_Toc173451265"/>
+      <w:bookmarkStart w:id="136" w:name="_Toc189667099"/>
       <w:r>
         <w:rPr>
           <w:rFonts w:hint="eastAsia"/>
@@ -62104,7 +61855,7 @@
       <w:pPr>
         <w:pStyle w:val="Heading3"/>
       </w:pPr>
-      <w:bookmarkStart w:id="137" w:name="_Toc173451266"/>
+      <w:bookmarkStart w:id="137" w:name="_Toc189667100"/>
       <w:r>
         <w:rPr>
           <w:rFonts w:hint="eastAsia"/>
@@ -62318,7 +62069,6 @@
         <w:t>の代わりに-</w:t>
       </w:r>
       <w:r>
-        <w:lastRenderedPageBreak/>
         <w:t>Confirm</w:t>
       </w:r>
       <w:r>
@@ -62332,7 +62082,7 @@
       <w:pPr>
         <w:pStyle w:val="Heading2"/>
       </w:pPr>
-      <w:bookmarkStart w:id="138" w:name="_Toc173451267"/>
+      <w:bookmarkStart w:id="138" w:name="_Toc189667101"/>
       <w:r>
         <w:rPr>
           <w:rFonts w:hint="eastAsia"/>
@@ -62371,6 +62121,7 @@
         <w:rPr>
           <w:rFonts w:hint="eastAsia"/>
         </w:rPr>
+        <w:lastRenderedPageBreak/>
         <w:t>必要な権限:</w:t>
       </w:r>
       <w:r>
@@ -62534,7 +62285,7 @@
       <w:pPr>
         <w:pStyle w:val="Heading3"/>
       </w:pPr>
-      <w:bookmarkStart w:id="139" w:name="_Toc173451268"/>
+      <w:bookmarkStart w:id="139" w:name="_Toc189667102"/>
       <w:r>
         <w:rPr>
           <w:rFonts w:hint="eastAsia"/>
@@ -62712,7 +62463,7 @@
       <w:pPr>
         <w:pStyle w:val="Heading3"/>
       </w:pPr>
-      <w:bookmarkStart w:id="140" w:name="_Toc173451269"/>
+      <w:bookmarkStart w:id="140" w:name="_Toc189667103"/>
       <w:r>
         <w:rPr>
           <w:rFonts w:hint="eastAsia"/>
@@ -62773,7 +62524,6 @@
         <w:rPr>
           <w:rFonts w:hint="eastAsia"/>
         </w:rPr>
-        <w:lastRenderedPageBreak/>
         <w:t>現在のフォルダーに、指定したマシンを割り当てます。</w:t>
       </w:r>
       <w:r>
@@ -62856,11 +62606,12 @@
       <w:pPr>
         <w:pStyle w:val="Heading3"/>
       </w:pPr>
-      <w:bookmarkStart w:id="141" w:name="_Toc173451270"/>
-      <w:r>
-        <w:rPr>
-          <w:rFonts w:hint="eastAsia"/>
-        </w:rPr>
+      <w:bookmarkStart w:id="141" w:name="_Toc189667104"/>
+      <w:r>
+        <w:rPr>
+          <w:rFonts w:hint="eastAsia"/>
+        </w:rPr>
+        <w:lastRenderedPageBreak/>
         <w:t>フォルダーマシンを削除する</w:t>
       </w:r>
       <w:bookmarkEnd w:id="141"/>
@@ -63015,7 +62766,7 @@
       <w:pPr>
         <w:pStyle w:val="Heading2"/>
       </w:pPr>
-      <w:bookmarkStart w:id="142" w:name="_Toc173451271"/>
+      <w:bookmarkStart w:id="142" w:name="_Toc189667105"/>
       <w:r>
         <w:rPr>
           <w:rFonts w:hint="eastAsia"/>
@@ -63416,80 +63167,86 @@
         <w:rPr>
           <w:rFonts w:hint="eastAsia"/>
         </w:rPr>
+        <w:t>必要な権限:</w:t>
+      </w:r>
+      <w:r>
+        <w:t xml:space="preserve"> </w:t>
+      </w:r>
+      <w:r>
+        <w:t>OR.</w:t>
+      </w:r>
+      <w:r>
+        <w:t>Assets</w:t>
+      </w:r>
+    </w:p>
+    <w:p>
+      <w:pPr>
+        <w:pStyle w:val="ListParagraph"/>
+        <w:ind w:left="440"/>
+      </w:pPr>
+      <w:r>
+        <w:rPr>
+          <w:rFonts w:hint="eastAsia"/>
+        </w:rPr>
+        <w:t>最初の</w:t>
+      </w:r>
+      <w:r>
+        <w:rPr>
+          <w:rFonts w:hint="eastAsia"/>
+        </w:rPr>
+        <w:t>パラメーター</w:t>
+      </w:r>
+      <w:r>
+        <w:rPr>
+          <w:rFonts w:hint="eastAsia"/>
+        </w:rPr>
+        <w:t>セットは、アセットを作成・更新・削除します。</w:t>
+      </w:r>
+      <w:r>
+        <w:rPr>
+          <w:rFonts w:hint="eastAsia"/>
+        </w:rPr>
+        <w:t>存在しないアセット名を指定すると、アセットを新規作成します。既存のアセット名を指定すると、このアセットを更新します。このとき、-</w:t>
+      </w:r>
+      <w:r>
+        <w:t>Value</w:t>
+      </w:r>
+      <w:r>
+        <w:rPr>
+          <w:rFonts w:hint="eastAsia"/>
+        </w:rPr>
+        <w:t>パラメーター</w:t>
+      </w:r>
+      <w:r>
+        <w:rPr>
+          <w:rFonts w:hint="eastAsia"/>
+        </w:rPr>
+        <w:t xml:space="preserve">に </w:t>
+      </w:r>
+      <w:r>
+        <w:t>'' (</w:t>
+      </w:r>
+      <w:r>
+        <w:rPr>
+          <w:rFonts w:hint="eastAsia"/>
+        </w:rPr>
+        <w:t>空文字列</w:t>
+      </w:r>
+      <w:r>
+        <w:t>)</w:t>
+      </w:r>
+      <w:r>
+        <w:rPr>
+          <w:rFonts w:hint="eastAsia"/>
+        </w:rPr>
+        <w:t>を指定す</w:t>
+      </w:r>
+      <w:r>
+        <w:rPr>
+          <w:rFonts w:hint="eastAsia"/>
+        </w:rPr>
         <w:lastRenderedPageBreak/>
-        <w:t>必要な権限:</w:t>
-      </w:r>
-      <w:r>
-        <w:t xml:space="preserve"> </w:t>
-      </w:r>
-      <w:r>
-        <w:t>OR.</w:t>
-      </w:r>
-      <w:r>
-        <w:t>Assets</w:t>
-      </w:r>
-    </w:p>
-    <w:p>
-      <w:pPr>
-        <w:pStyle w:val="ListParagraph"/>
-        <w:ind w:left="440"/>
-      </w:pPr>
-      <w:r>
-        <w:rPr>
-          <w:rFonts w:hint="eastAsia"/>
-        </w:rPr>
-        <w:t>最初の</w:t>
-      </w:r>
-      <w:r>
-        <w:rPr>
-          <w:rFonts w:hint="eastAsia"/>
-        </w:rPr>
-        <w:t>パラメーター</w:t>
-      </w:r>
-      <w:r>
-        <w:rPr>
-          <w:rFonts w:hint="eastAsia"/>
-        </w:rPr>
-        <w:t>セットは、アセットを作成・更新・削除します。</w:t>
-      </w:r>
-      <w:r>
-        <w:rPr>
-          <w:rFonts w:hint="eastAsia"/>
-        </w:rPr>
-        <w:t>存在しないアセット名を指定すると、アセットを新規作成します。既存のアセット名を指定すると、このアセットを更新します。このとき、-</w:t>
-      </w:r>
-      <w:r>
-        <w:t>Value</w:t>
-      </w:r>
-      <w:r>
-        <w:rPr>
-          <w:rFonts w:hint="eastAsia"/>
-        </w:rPr>
-        <w:t>パラメーター</w:t>
-      </w:r>
-      <w:r>
-        <w:rPr>
-          <w:rFonts w:hint="eastAsia"/>
-        </w:rPr>
-        <w:t xml:space="preserve">に </w:t>
-      </w:r>
-      <w:r>
-        <w:t>'' (</w:t>
-      </w:r>
-      <w:r>
-        <w:rPr>
-          <w:rFonts w:hint="eastAsia"/>
-        </w:rPr>
-        <w:t>空文字列</w:t>
-      </w:r>
-      <w:r>
-        <w:t>)</w:t>
-      </w:r>
-      <w:r>
-        <w:rPr>
-          <w:rFonts w:hint="eastAsia"/>
-        </w:rPr>
-        <w:t>を指定すると、このアセット値を削除します。</w:t>
+        <w:t>ると、このアセット値を削除します。</w:t>
       </w:r>
     </w:p>
     <w:p>
@@ -63705,7 +63462,7 @@
       <w:pPr>
         <w:pStyle w:val="Heading3"/>
       </w:pPr>
-      <w:bookmarkStart w:id="143" w:name="_Toc173451272"/>
+      <w:bookmarkStart w:id="143" w:name="_Toc189667106"/>
       <w:r>
         <w:rPr>
           <w:rFonts w:hint="eastAsia"/>
@@ -64031,12 +63788,11 @@
       <w:pPr>
         <w:pStyle w:val="Heading3"/>
       </w:pPr>
-      <w:bookmarkStart w:id="144" w:name="_Toc173451273"/>
-      <w:r>
-        <w:rPr>
-          <w:rFonts w:hint="eastAsia"/>
-        </w:rPr>
-        <w:lastRenderedPageBreak/>
+      <w:bookmarkStart w:id="144" w:name="_Toc189667107"/>
+      <w:r>
+        <w:rPr>
+          <w:rFonts w:hint="eastAsia"/>
+        </w:rPr>
         <w:t>アセットを追加・更新する</w:t>
       </w:r>
       <w:bookmarkEnd w:id="144"/>
@@ -64117,7 +63873,14 @@
         <w:rPr>
           <w:rFonts w:hint="eastAsia"/>
         </w:rPr>
-        <w:t>を設定します。既に同名のアセットがあれば、そのグローバル値を更新します。アセット名には、ワイルドカードを含む名前をカンマ区切りで複数指定できます。ワイルドカードを展開しても既存のアセットにひとつも合致しない場合には、新規アセット名として扱われます。</w:t>
+        <w:t>を設定します。既に同名のアセットがあれば、そのグローバル値を更新します。アセット名には、ワイルドカードを含む名前をカンマ区切りで複数指定でき</w:t>
+      </w:r>
+      <w:r>
+        <w:rPr>
+          <w:rFonts w:hint="eastAsia"/>
+        </w:rPr>
+        <w:lastRenderedPageBreak/>
+        <w:t>ます。ワイルドカードを展開しても既存のアセットにひとつも合致しない場合には、新規アセット名として扱われます。</w:t>
       </w:r>
       <w:r>
         <w:rPr>
@@ -64903,12 +64666,11 @@
       <w:pPr>
         <w:pStyle w:val="Heading3"/>
       </w:pPr>
-      <w:bookmarkStart w:id="145" w:name="_Toc173451274"/>
-      <w:r>
-        <w:rPr>
-          <w:rFonts w:hint="eastAsia"/>
-        </w:rPr>
-        <w:lastRenderedPageBreak/>
+      <w:bookmarkStart w:id="145" w:name="_Toc189667108"/>
+      <w:r>
+        <w:rPr>
+          <w:rFonts w:hint="eastAsia"/>
+        </w:rPr>
         <w:t>アセットを削除する</w:t>
       </w:r>
       <w:bookmarkEnd w:id="145"/>
@@ -65095,7 +64857,14 @@
         <w:rPr>
           <w:rFonts w:hint="eastAsia"/>
         </w:rPr>
-        <w:t>を指定すると、このアセットの値を削除します。ユーザーごと・マシンごとのアセット値がひとつでも含まれているアセットの場合には、グローバル値だけが削除され、既存のアセット自体は削除されません。</w:t>
+        <w:t>を指定すると、このアセットの値を削除します。ユーザーごと・マシ</w:t>
+      </w:r>
+      <w:r>
+        <w:rPr>
+          <w:rFonts w:hint="eastAsia"/>
+        </w:rPr>
+        <w:lastRenderedPageBreak/>
+        <w:t>ンごとのアセット値がひとつでも含まれているアセットの場合には、グローバル値だけが削除され、既存のアセット自体は削除されません。</w:t>
       </w:r>
       <w:r>
         <w:rPr>
@@ -65634,7 +65403,7 @@
       <w:pPr>
         <w:pStyle w:val="Heading3"/>
       </w:pPr>
-      <w:bookmarkStart w:id="146" w:name="_Toc173451275"/>
+      <w:bookmarkStart w:id="146" w:name="_Toc189667109"/>
       <w:r>
         <w:rPr>
           <w:rFonts w:hint="eastAsia"/>
@@ -65715,14 +65484,7 @@
         <w:rPr>
           <w:rFonts w:hint="eastAsia"/>
         </w:rPr>
-        <w:t>コマンドレットでインポートできま</w:t>
-      </w:r>
-      <w:r>
-        <w:rPr>
-          <w:rFonts w:hint="eastAsia"/>
-        </w:rPr>
-        <w:lastRenderedPageBreak/>
-        <w:t>す。</w:t>
+        <w:t>コマンドレットでインポートできます。</w:t>
       </w:r>
       <w:r>
         <w:rPr>
@@ -65922,6 +65684,7 @@
         <w:rPr>
           <w:rFonts w:hint="eastAsia"/>
         </w:rPr>
+        <w:lastRenderedPageBreak/>
         <w:t>指定したファイル名で、C</w:t>
       </w:r>
       <w:r>
@@ -66317,7 +66080,7 @@
       <w:pPr>
         <w:pStyle w:val="Heading3"/>
       </w:pPr>
-      <w:bookmarkStart w:id="147" w:name="_Toc173451276"/>
+      <w:bookmarkStart w:id="147" w:name="_Toc189667110"/>
       <w:r>
         <w:rPr>
           <w:rFonts w:hint="eastAsia"/>
@@ -66683,7 +66446,6 @@
         <w:rPr>
           <w:rFonts w:hint="eastAsia"/>
         </w:rPr>
-        <w:lastRenderedPageBreak/>
         <w:t>C</w:t>
       </w:r>
       <w:r>
@@ -66846,7 +66608,14 @@
         <w:rPr>
           <w:rFonts w:hint="eastAsia"/>
         </w:rPr>
-        <w:t>もし、アセットをエキスポートしたドライブとは違うドライブ（テナント）にインポートしたい場合には、C</w:t>
+        <w:t>もし、アセットをエキスポートしたドライブとは違うドライブ（テナント）にインポ</w:t>
+      </w:r>
+      <w:r>
+        <w:rPr>
+          <w:rFonts w:hint="eastAsia"/>
+        </w:rPr>
+        <w:lastRenderedPageBreak/>
+        <w:t>ートしたい場合には、C</w:t>
       </w:r>
       <w:r>
         <w:t>SV</w:t>
@@ -66904,7 +66673,7 @@
       <w:pPr>
         <w:pStyle w:val="Heading2"/>
       </w:pPr>
-      <w:bookmarkStart w:id="148" w:name="_Toc173451277"/>
+      <w:bookmarkStart w:id="148" w:name="_Toc189667111"/>
       <w:r>
         <w:rPr>
           <w:rFonts w:hint="eastAsia"/>
@@ -67154,7 +66923,7 @@
       <w:pPr>
         <w:pStyle w:val="Heading3"/>
       </w:pPr>
-      <w:bookmarkStart w:id="149" w:name="_Toc173451278"/>
+      <w:bookmarkStart w:id="149" w:name="_Toc189667112"/>
       <w:r>
         <w:rPr>
           <w:rFonts w:hint="eastAsia"/>
@@ -67196,12 +66965,11 @@
       <w:pPr>
         <w:pStyle w:val="Heading3"/>
       </w:pPr>
-      <w:bookmarkStart w:id="150" w:name="_Toc173451279"/>
-      <w:r>
-        <w:rPr>
-          <w:rFonts w:hint="eastAsia"/>
-        </w:rPr>
-        <w:lastRenderedPageBreak/>
+      <w:bookmarkStart w:id="150" w:name="_Toc189667113"/>
+      <w:r>
+        <w:rPr>
+          <w:rFonts w:hint="eastAsia"/>
+        </w:rPr>
         <w:t>クレデンシャルアセットを追加・更新する</w:t>
       </w:r>
       <w:bookmarkEnd w:id="150"/>
@@ -67307,6 +67075,7 @@
           <w:b/>
           <w:i/>
         </w:rPr>
+        <w:lastRenderedPageBreak/>
         <w:t>S</w:t>
       </w:r>
       <w:r>
@@ -68002,14 +67771,7 @@
         <w:rPr>
           <w:rFonts w:hint="eastAsia"/>
         </w:rPr>
-        <w:t>アセット</w:t>
-      </w:r>
-      <w:r>
-        <w:rPr>
-          <w:rFonts w:hint="eastAsia"/>
-        </w:rPr>
-        <w:lastRenderedPageBreak/>
-        <w:t>自体は削除されません。</w:t>
+        <w:t>アセット自体は削除されません。</w:t>
       </w:r>
       <w:r>
         <w:rPr>
@@ -68277,6 +68039,7 @@
         <w:rPr>
           <w:rFonts w:hint="eastAsia"/>
         </w:rPr>
+        <w:lastRenderedPageBreak/>
         <w:t xml:space="preserve">ユーザー名とマシン名の両方を指定すると、合致するユーザーごと・マシンごとのアセット値を削除します。ユーザー名とマシン名には、ワイルドカードを含む名前をカンマ区切りで複数指定できます。補完もできます。このアセットに含まれる、ユーザー名・マシン名の両方をもつアセット値をすべて削除するには、ユーザー名とマシン名の両方に </w:t>
       </w:r>
       <w:r>
@@ -68293,7 +68056,7 @@
       <w:pPr>
         <w:pStyle w:val="Heading3"/>
       </w:pPr>
-      <w:bookmarkStart w:id="151" w:name="_Toc173451280"/>
+      <w:bookmarkStart w:id="151" w:name="_Toc189667114"/>
       <w:r>
         <w:rPr>
           <w:rFonts w:hint="eastAsia"/>
@@ -68397,7 +68160,7 @@
       <w:pPr>
         <w:pStyle w:val="Heading3"/>
       </w:pPr>
-      <w:bookmarkStart w:id="152" w:name="_Toc173451281"/>
+      <w:bookmarkStart w:id="152" w:name="_Toc189667115"/>
       <w:r>
         <w:rPr>
           <w:rFonts w:hint="eastAsia"/>
@@ -68527,7 +68290,7 @@
       <w:pPr>
         <w:pStyle w:val="Heading3"/>
       </w:pPr>
-      <w:bookmarkStart w:id="153" w:name="_Toc173451282"/>
+      <w:bookmarkStart w:id="153" w:name="_Toc189667116"/>
       <w:r>
         <w:rPr>
           <w:rFonts w:hint="eastAsia"/>
@@ -68692,14 +68455,7 @@
         <w:rPr>
           <w:rFonts w:hint="eastAsia"/>
         </w:rPr>
-        <w:t>列の両方が空になっているクレデンシャルア</w:t>
-      </w:r>
-      <w:r>
-        <w:rPr>
-          <w:rFonts w:hint="eastAsia"/>
-        </w:rPr>
-        <w:lastRenderedPageBreak/>
-        <w:t>セットは削除されます。</w:t>
+        <w:t>列の両方が空になっているクレデンシャルアセットは削除されます。</w:t>
       </w:r>
       <w:r>
         <w:rPr>
@@ -68886,7 +68642,14 @@
         <w:rPr>
           <w:rFonts w:hint="eastAsia"/>
         </w:rPr>
-        <w:t>列で指定されていることに注意してください。</w:t>
+        <w:t>列で指定</w:t>
+      </w:r>
+      <w:r>
+        <w:rPr>
+          <w:rFonts w:hint="eastAsia"/>
+        </w:rPr>
+        <w:lastRenderedPageBreak/>
+        <w:t>されていることに注意してください。</w:t>
       </w:r>
     </w:p>
     <w:p>
@@ -69202,7 +68965,7 @@
       <w:pPr>
         <w:pStyle w:val="Heading2"/>
       </w:pPr>
-      <w:bookmarkStart w:id="154" w:name="_Toc173451283"/>
+      <w:bookmarkStart w:id="154" w:name="_Toc189667117"/>
       <w:r>
         <w:t>資格情報</w:t>
       </w:r>
@@ -69335,15 +69098,7 @@
           <w:b/>
           <w:i/>
         </w:rPr>
-        <w:t>Remove-OrchCredentialStore [-Name] &lt;string[]&gt; [-Path &lt;string[]&gt;] [-WhatIf] [-</w:t>
-      </w:r>
-      <w:r>
-        <w:rPr>
-          <w:b/>
-          <w:i/>
-        </w:rPr>
-        <w:lastRenderedPageBreak/>
-        <w:t>Confirm]</w:t>
+        <w:t>Remove-OrchCredentialStore [-Name] &lt;string[]&gt; [-Path &lt;string[]&gt;] [-WhatIf] [-Confirm]</w:t>
       </w:r>
     </w:p>
     <w:p>
@@ -69389,7 +69144,7 @@
       <w:pPr>
         <w:pStyle w:val="Heading3"/>
       </w:pPr>
-      <w:bookmarkStart w:id="155" w:name="_Toc173451284"/>
+      <w:bookmarkStart w:id="155" w:name="_Toc189667118"/>
       <w:r>
         <w:rPr>
           <w:rFonts w:hint="eastAsia"/>
@@ -69540,7 +69295,14 @@
         <w:rPr>
           <w:rFonts w:hint="eastAsia"/>
         </w:rPr>
-        <w:t>名は、ワイルドカードを含む名前をカンマ区切りで複数指定できます。補完もできます。</w:t>
+        <w:t>名は、ワイルドカ</w:t>
+      </w:r>
+      <w:r>
+        <w:rPr>
+          <w:rFonts w:hint="eastAsia"/>
+        </w:rPr>
+        <w:lastRenderedPageBreak/>
+        <w:t>ードを含む名前をカンマ区切りで複数指定できます。補完もできます。</w:t>
       </w:r>
     </w:p>
     <w:p>
@@ -69640,7 +69402,7 @@
       <w:pPr>
         <w:pStyle w:val="Heading3"/>
       </w:pPr>
-      <w:bookmarkStart w:id="156" w:name="_Toc173451285"/>
+      <w:bookmarkStart w:id="156" w:name="_Toc189667119"/>
       <w:r>
         <w:rPr>
           <w:rFonts w:hint="eastAsia"/>
@@ -69915,7 +69677,7 @@
       <w:pPr>
         <w:pStyle w:val="Heading2"/>
       </w:pPr>
-      <w:bookmarkStart w:id="157" w:name="_Toc173451286"/>
+      <w:bookmarkStart w:id="157" w:name="_Toc189667120"/>
       <w:r>
         <w:rPr>
           <w:rFonts w:hint="eastAsia"/>
@@ -70062,7 +69824,6 @@
         <w:rPr>
           <w:rFonts w:hint="eastAsia"/>
         </w:rPr>
-        <w:lastRenderedPageBreak/>
         <w:t>必要な権限:</w:t>
       </w:r>
       <w:r>
@@ -70196,6 +69957,7 @@
         <w:ind w:left="440"/>
       </w:pPr>
       <w:r>
+        <w:lastRenderedPageBreak/>
         <w:t>Upload a CSV file and bulk register queue items. The -CsvPath parameter allows you to specify either the file name, the folder, or both using wildcards. Note that even if the same file is specified multiple times, it will be uploaded only once.</w:t>
       </w:r>
     </w:p>
@@ -70203,7 +69965,7 @@
       <w:pPr>
         <w:pStyle w:val="Heading3"/>
       </w:pPr>
-      <w:bookmarkStart w:id="158" w:name="_Toc173451287"/>
+      <w:bookmarkStart w:id="158" w:name="_Toc189667121"/>
       <w:r>
         <w:rPr>
           <w:rFonts w:hint="eastAsia"/>
@@ -70421,7 +70183,7 @@
       <w:pPr>
         <w:pStyle w:val="Heading3"/>
       </w:pPr>
-      <w:bookmarkStart w:id="159" w:name="_Toc173451288"/>
+      <w:bookmarkStart w:id="159" w:name="_Toc189667122"/>
       <w:r>
         <w:rPr>
           <w:rFonts w:hint="eastAsia"/>
@@ -70591,7 +70353,6 @@
         <w:rPr>
           <w:rFonts w:hint="eastAsia"/>
         </w:rPr>
-        <w:lastRenderedPageBreak/>
         <w:t>-</w:t>
       </w:r>
       <w:r>
@@ -70614,7 +70375,7 @@
       <w:pPr>
         <w:pStyle w:val="Heading3"/>
       </w:pPr>
-      <w:bookmarkStart w:id="160" w:name="_Toc173451289"/>
+      <w:bookmarkStart w:id="160" w:name="_Toc189667123"/>
       <w:r>
         <w:rPr>
           <w:rFonts w:hint="eastAsia"/>
@@ -70808,6 +70569,7 @@
           <w:b/>
           <w:i/>
         </w:rPr>
+        <w:lastRenderedPageBreak/>
         <w:t xml:space="preserve">Get-OrchQueueItem </w:t>
       </w:r>
       <w:r>
@@ -70873,7 +70635,7 @@
       <w:pPr>
         <w:pStyle w:val="Heading3"/>
       </w:pPr>
-      <w:bookmarkStart w:id="161" w:name="_Toc173451290"/>
+      <w:bookmarkStart w:id="161" w:name="_Toc189667124"/>
       <w:r>
         <w:rPr>
           <w:rFonts w:hint="eastAsia"/>
@@ -71222,7 +70984,7 @@
       <w:pPr>
         <w:pStyle w:val="Heading2"/>
       </w:pPr>
-      <w:bookmarkStart w:id="162" w:name="_Toc173451291"/>
+      <w:bookmarkStart w:id="162" w:name="_Toc189667125"/>
       <w:r>
         <w:rPr>
           <w:rFonts w:hint="eastAsia"/>
@@ -71278,7 +71040,6 @@
         <w:rPr>
           <w:rFonts w:hint="eastAsia"/>
         </w:rPr>
-        <w:lastRenderedPageBreak/>
         <w:t>必要な権限:</w:t>
       </w:r>
       <w:r>
@@ -71383,6 +71144,7 @@
         <w:rPr>
           <w:rFonts w:hint="eastAsia"/>
         </w:rPr>
+        <w:lastRenderedPageBreak/>
         <w:t>必要な権限:</w:t>
       </w:r>
       <w:r>
@@ -71460,7 +71222,7 @@
       <w:pPr>
         <w:pStyle w:val="Heading3"/>
       </w:pPr>
-      <w:bookmarkStart w:id="163" w:name="_Toc173451292"/>
+      <w:bookmarkStart w:id="163" w:name="_Toc189667126"/>
       <w:r>
         <w:rPr>
           <w:rFonts w:hint="eastAsia"/>
@@ -71826,14 +71588,7 @@
           <w:rPr>
             <w:rStyle w:val="Hyperlink"/>
           </w:rPr>
-          <w:t>https://learn.microsoft.com/powershell/module/microsoft.powershell.core/about/abo</w:t>
-        </w:r>
-        <w:r>
-          <w:rPr>
-            <w:rStyle w:val="Hyperlink"/>
-          </w:rPr>
-          <w:lastRenderedPageBreak/>
-          <w:t>ut_simplified_syntax</w:t>
+          <w:t>https://learn.microsoft.com/powershell/module/microsoft.powershell.core/about/about_simplified_syntax</w:t>
         </w:r>
       </w:hyperlink>
     </w:p>
@@ -71841,7 +71596,7 @@
       <w:pPr>
         <w:pStyle w:val="Heading3"/>
       </w:pPr>
-      <w:bookmarkStart w:id="164" w:name="_Toc173451293"/>
+      <w:bookmarkStart w:id="164" w:name="_Toc189667127"/>
       <w:r>
         <w:rPr>
           <w:rFonts w:hint="eastAsia"/>
@@ -71962,14 +71717,21 @@
         <w:rPr>
           <w:rFonts w:hint="eastAsia"/>
         </w:rPr>
-        <w:t>現在のフォルダーの、指定の名前のトリガーを削除します。トリガーをひとつ削除するたびに確認メッセージを表示します。</w:t>
+        <w:t>現在のフォルダーの、指定の名前のトリガーを削除します。トリガーをひとつ削除す</w:t>
+      </w:r>
+      <w:r>
+        <w:rPr>
+          <w:rFonts w:hint="eastAsia"/>
+        </w:rPr>
+        <w:lastRenderedPageBreak/>
+        <w:t>るたびに確認メッセージを表示します。</w:t>
       </w:r>
     </w:p>
     <w:p>
       <w:pPr>
         <w:pStyle w:val="Heading3"/>
       </w:pPr>
-      <w:bookmarkStart w:id="165" w:name="_Toc173451294"/>
+      <w:bookmarkStart w:id="165" w:name="_Toc189667128"/>
       <w:r>
         <w:rPr>
           <w:rFonts w:hint="eastAsia"/>
@@ -72119,7 +71881,7 @@
       <w:pPr>
         <w:pStyle w:val="Heading3"/>
       </w:pPr>
-      <w:bookmarkStart w:id="166" w:name="_Toc173451295"/>
+      <w:bookmarkStart w:id="166" w:name="_Toc189667129"/>
       <w:r>
         <w:rPr>
           <w:rFonts w:hint="eastAsia"/>
@@ -72239,12 +72001,11 @@
       <w:pPr>
         <w:pStyle w:val="Heading2"/>
       </w:pPr>
-      <w:bookmarkStart w:id="167" w:name="_Toc173451296"/>
-      <w:r>
-        <w:rPr>
-          <w:rFonts w:hint="eastAsia"/>
-        </w:rPr>
-        <w:lastRenderedPageBreak/>
+      <w:bookmarkStart w:id="167" w:name="_Toc189667130"/>
+      <w:r>
+        <w:rPr>
+          <w:rFonts w:hint="eastAsia"/>
+        </w:rPr>
         <w:t>テストの操作</w:t>
       </w:r>
       <w:bookmarkEnd w:id="167"/>
@@ -72364,6 +72125,7 @@
           <w:bCs/>
           <w:i/>
         </w:rPr>
+        <w:lastRenderedPageBreak/>
         <w:t>Get-OrchTestExecution [[-Name] &lt;string[]&gt;] [-Path &lt;string[]&gt;] [-Recurse] [-Depth &lt;uint&gt;]</w:t>
       </w:r>
     </w:p>
@@ -72535,7 +72297,7 @@
       <w:pPr>
         <w:pStyle w:val="Heading3"/>
       </w:pPr>
-      <w:bookmarkStart w:id="168" w:name="_Toc173451297"/>
+      <w:bookmarkStart w:id="168" w:name="_Toc189667131"/>
       <w:r>
         <w:rPr>
           <w:rFonts w:hint="eastAsia"/>
@@ -72722,7 +72484,6 @@
         <w:rPr>
           <w:rFonts w:hint="eastAsia"/>
         </w:rPr>
-        <w:lastRenderedPageBreak/>
         <w:t>現在のフォルダーの指定した名前のテストケースをすべて表示します。テストケース名は、ワイルドカードを含む名前をカンマ区切りで複数指定できます。補完もできます。</w:t>
       </w:r>
     </w:p>
@@ -72730,7 +72491,7 @@
       <w:pPr>
         <w:pStyle w:val="Heading3"/>
       </w:pPr>
-      <w:bookmarkStart w:id="169" w:name="_Toc173451298"/>
+      <w:bookmarkStart w:id="169" w:name="_Toc189667132"/>
       <w:r>
         <w:rPr>
           <w:rFonts w:hint="eastAsia"/>
@@ -72917,6 +72678,7 @@
         <w:rPr>
           <w:rFonts w:hint="eastAsia"/>
         </w:rPr>
+        <w:lastRenderedPageBreak/>
         <w:t>現在のフォルダーの指定した名前のテストセットをすべて表示します。テストセット名は、ワイルドカードを含む名前をカンマ区切りで複数指定できます。補完もできます。</w:t>
       </w:r>
     </w:p>
@@ -72924,7 +72686,7 @@
       <w:pPr>
         <w:pStyle w:val="Heading3"/>
       </w:pPr>
-      <w:bookmarkStart w:id="170" w:name="_Toc173451299"/>
+      <w:bookmarkStart w:id="170" w:name="_Toc189667133"/>
       <w:r>
         <w:rPr>
           <w:rFonts w:hint="eastAsia"/>
@@ -73262,7 +73024,7 @@
       <w:pPr>
         <w:pStyle w:val="Heading3"/>
       </w:pPr>
-      <w:bookmarkStart w:id="171" w:name="_Toc173451300"/>
+      <w:bookmarkStart w:id="171" w:name="_Toc189667134"/>
       <w:r>
         <w:rPr>
           <w:rFonts w:hint="eastAsia"/>
@@ -73362,7 +73124,6 @@
           <w:i/>
           <w:iCs/>
         </w:rPr>
-        <w:lastRenderedPageBreak/>
         <w:t>Start-OrchTestSet</w:t>
       </w:r>
       <w:r>
@@ -73517,7 +73278,7 @@
       <w:pPr>
         <w:pStyle w:val="Heading3"/>
       </w:pPr>
-      <w:bookmarkStart w:id="172" w:name="_Toc173451301"/>
+      <w:bookmarkStart w:id="172" w:name="_Toc189667135"/>
       <w:r>
         <w:rPr>
           <w:rFonts w:hint="eastAsia"/>
@@ -73594,6 +73355,7 @@
         <w:rPr>
           <w:rFonts w:hint="eastAsia"/>
         </w:rPr>
+        <w:lastRenderedPageBreak/>
         <w:t>現在のフォルダーで、指定のIdのテストセット実行を停止します。このIdにはワイルドカードは指定できません</w:t>
       </w:r>
       <w:r>
@@ -73607,7 +73369,7 @@
       <w:pPr>
         <w:pStyle w:val="Heading2"/>
       </w:pPr>
-      <w:bookmarkStart w:id="173" w:name="_Toc173451302"/>
+      <w:bookmarkStart w:id="173" w:name="_Toc189667136"/>
       <w:r>
         <w:rPr>
           <w:rFonts w:hint="eastAsia"/>
@@ -73694,7 +73456,7 @@
       <w:pPr>
         <w:pStyle w:val="Heading3"/>
       </w:pPr>
-      <w:bookmarkStart w:id="174" w:name="_Toc173451303"/>
+      <w:bookmarkStart w:id="174" w:name="_Toc189667137"/>
       <w:r>
         <w:rPr>
           <w:rFonts w:hint="eastAsia"/>
@@ -73814,12 +73576,11 @@
       <w:pPr>
         <w:pStyle w:val="Heading2"/>
       </w:pPr>
-      <w:bookmarkStart w:id="175" w:name="_Toc173451304"/>
-      <w:r>
-        <w:rPr>
-          <w:rFonts w:hint="eastAsia"/>
-        </w:rPr>
-        <w:lastRenderedPageBreak/>
+      <w:bookmarkStart w:id="175" w:name="_Toc189667138"/>
+      <w:r>
+        <w:rPr>
+          <w:rFonts w:hint="eastAsia"/>
+        </w:rPr>
         <w:t>その他の操作</w:t>
       </w:r>
       <w:bookmarkEnd w:id="175"/>
@@ -74045,6 +73806,7 @@
         <w:rPr>
           <w:rFonts w:hint="eastAsia"/>
         </w:rPr>
+        <w:lastRenderedPageBreak/>
         <w:t>U</w:t>
       </w:r>
       <w:r>
@@ -80152,32 +79914,6 @@
 </file>
 
 <file path=customXml/item1.xml><?xml version="1.0" encoding="utf-8"?>
-<b:Sources xmlns:b="http://schemas.openxmlformats.org/officeDocument/2006/bibliography" xmlns="http://schemas.openxmlformats.org/officeDocument/2006/bibliography" SelectedStyle="\APASixthEditionOfficeOnline.xsl" StyleName="APA" Version="6"/>
-</file>
-
-<file path=customXml/item2.xml><?xml version="1.0" encoding="utf-8"?>
-<p:properties xmlns:p="http://schemas.microsoft.com/office/2006/metadata/properties" xmlns:xsi="http://www.w3.org/2001/XMLSchema-instance" xmlns:pc="http://schemas.microsoft.com/office/infopath/2007/PartnerControls">
-  <documentManagement>
-    <TaxCatchAll xmlns="582fed28-c72a-4a46-a4ee-2e913fce5b57" xsi:nil="true"/>
-    <_x30bf__x30b0_ xmlns="b37a7ca1-d236-4e8e-b3c9-c16f93e968ba" xsi:nil="true"/>
-    <lcf76f155ced4ddcb4097134ff3c332f xmlns="b37a7ca1-d236-4e8e-b3c9-c16f93e968ba">
-      <Terms xmlns="http://schemas.microsoft.com/office/infopath/2007/PartnerControls"/>
-    </lcf76f155ced4ddcb4097134ff3c332f>
-    <_Flow_SignoffStatus xmlns="b37a7ca1-d236-4e8e-b3c9-c16f93e968ba" xsi:nil="true"/>
-  </documentManagement>
-</p:properties>
-</file>
-
-<file path=customXml/item3.xml><?xml version="1.0" encoding="utf-8"?>
-<?mso-contentType ?>
-<FormTemplates xmlns="http://schemas.microsoft.com/sharepoint/v3/contenttype/forms">
-  <Display>DocumentLibraryForm</Display>
-  <Edit>DocumentLibraryForm</Edit>
-  <New>DocumentLibraryForm</New>
-</FormTemplates>
-</file>
-
-<file path=customXml/item4.xml><?xml version="1.0" encoding="utf-8"?>
 <ct:contentTypeSchema xmlns:ct="http://schemas.microsoft.com/office/2006/metadata/contentType" xmlns:ma="http://schemas.microsoft.com/office/2006/metadata/properties/metaAttributes" ct:_="" ma:_="" ma:contentTypeName="Document" ma:contentTypeID="0x010100CD687BE8F0A16742BF5C026227B65CDC" ma:contentTypeVersion="20" ma:contentTypeDescription="Create a new document." ma:contentTypeScope="" ma:versionID="bedea81ee1878d20e6f374524a7cd3fd">
   <xsd:schema xmlns:xsd="http://www.w3.org/2001/XMLSchema" xmlns:xs="http://www.w3.org/2001/XMLSchema" xmlns:p="http://schemas.microsoft.com/office/2006/metadata/properties" xmlns:ns2="b37a7ca1-d236-4e8e-b3c9-c16f93e968ba" xmlns:ns3="582fed28-c72a-4a46-a4ee-2e913fce5b57" targetNamespace="http://schemas.microsoft.com/office/2006/metadata/properties" ma:root="true" ma:fieldsID="cf44f0f65c2cf8e51bece22650e6b95b" ns2:_="" ns3:_="">
     <xsd:import namespace="b37a7ca1-d236-4e8e-b3c9-c16f93e968ba"/>
@@ -80440,34 +80176,33 @@
 </ct:contentTypeSchema>
 </file>
 
-<file path=customXml/itemProps1.xml><?xml version="1.0" encoding="utf-8"?>
-<ds:datastoreItem xmlns:ds="http://schemas.openxmlformats.org/officeDocument/2006/customXml" ds:itemID="{4113CBFA-7744-4F3F-8750-FF574604A4C6}">
-  <ds:schemaRefs>
-    <ds:schemaRef ds:uri="http://schemas.openxmlformats.org/officeDocument/2006/bibliography"/>
-  </ds:schemaRefs>
-</ds:datastoreItem>
+<file path=customXml/item2.xml><?xml version="1.0" encoding="utf-8"?>
+<b:Sources xmlns:b="http://schemas.openxmlformats.org/officeDocument/2006/bibliography" xmlns="http://schemas.openxmlformats.org/officeDocument/2006/bibliography" SelectedStyle="\APASixthEditionOfficeOnline.xsl" StyleName="APA" Version="6"/>
 </file>
 
-<file path=customXml/itemProps2.xml><?xml version="1.0" encoding="utf-8"?>
-<ds:datastoreItem xmlns:ds="http://schemas.openxmlformats.org/officeDocument/2006/customXml" ds:itemID="{DED61E44-7A77-455A-875F-BE8278BBEF33}">
-  <ds:schemaRefs>
-    <ds:schemaRef ds:uri="http://schemas.microsoft.com/office/2006/metadata/properties"/>
-    <ds:schemaRef ds:uri="http://schemas.microsoft.com/office/infopath/2007/PartnerControls"/>
-    <ds:schemaRef ds:uri="582fed28-c72a-4a46-a4ee-2e913fce5b57"/>
-    <ds:schemaRef ds:uri="b37a7ca1-d236-4e8e-b3c9-c16f93e968ba"/>
-  </ds:schemaRefs>
-</ds:datastoreItem>
+<file path=customXml/item3.xml><?xml version="1.0" encoding="utf-8"?>
+<p:properties xmlns:p="http://schemas.microsoft.com/office/2006/metadata/properties" xmlns:xsi="http://www.w3.org/2001/XMLSchema-instance" xmlns:pc="http://schemas.microsoft.com/office/infopath/2007/PartnerControls">
+  <documentManagement>
+    <TaxCatchAll xmlns="582fed28-c72a-4a46-a4ee-2e913fce5b57" xsi:nil="true"/>
+    <_x30bf__x30b0_ xmlns="b37a7ca1-d236-4e8e-b3c9-c16f93e968ba" xsi:nil="true"/>
+    <lcf76f155ced4ddcb4097134ff3c332f xmlns="b37a7ca1-d236-4e8e-b3c9-c16f93e968ba">
+      <Terms xmlns="http://schemas.microsoft.com/office/infopath/2007/PartnerControls"/>
+    </lcf76f155ced4ddcb4097134ff3c332f>
+    <_Flow_SignoffStatus xmlns="b37a7ca1-d236-4e8e-b3c9-c16f93e968ba" xsi:nil="true"/>
+  </documentManagement>
+</p:properties>
 </file>
 
-<file path=customXml/itemProps3.xml><?xml version="1.0" encoding="utf-8"?>
-<ds:datastoreItem xmlns:ds="http://schemas.openxmlformats.org/officeDocument/2006/customXml" ds:itemID="{EB868FD3-440B-4F0D-BBF0-051FFA09FB0B}">
-  <ds:schemaRefs>
-    <ds:schemaRef ds:uri="http://schemas.microsoft.com/sharepoint/v3/contenttype/forms"/>
-  </ds:schemaRefs>
-</ds:datastoreItem>
+<file path=customXml/item4.xml><?xml version="1.0" encoding="utf-8"?>
+<?mso-contentType ?>
+<FormTemplates xmlns="http://schemas.microsoft.com/sharepoint/v3/contenttype/forms">
+  <Display>DocumentLibraryForm</Display>
+  <Edit>DocumentLibraryForm</Edit>
+  <New>DocumentLibraryForm</New>
+</FormTemplates>
 </file>
 
-<file path=customXml/itemProps4.xml><?xml version="1.0" encoding="utf-8"?>
+<file path=customXml/itemProps1.xml><?xml version="1.0" encoding="utf-8"?>
 <ds:datastoreItem xmlns:ds="http://schemas.openxmlformats.org/officeDocument/2006/customXml" ds:itemID="{93B111A2-69B0-4DA2-BFAD-BAEF42F5B381}">
   <ds:schemaRefs>
     <ds:schemaRef ds:uri="http://schemas.microsoft.com/office/2006/metadata/contentType"/>
@@ -80484,4 +80219,31 @@
     <ds:schemaRef ds:uri="http://schemas.microsoft.com/internal/obd"/>
   </ds:schemaRefs>
 </ds:datastoreItem>
+</file>
+
+<file path=customXml/itemProps2.xml><?xml version="1.0" encoding="utf-8"?>
+<ds:datastoreItem xmlns:ds="http://schemas.openxmlformats.org/officeDocument/2006/customXml" ds:itemID="{4113CBFA-7744-4F3F-8750-FF574604A4C6}">
+  <ds:schemaRefs>
+    <ds:schemaRef ds:uri="http://schemas.openxmlformats.org/officeDocument/2006/bibliography"/>
+  </ds:schemaRefs>
+</ds:datastoreItem>
+</file>
+
+<file path=customXml/itemProps3.xml><?xml version="1.0" encoding="utf-8"?>
+<ds:datastoreItem xmlns:ds="http://schemas.openxmlformats.org/officeDocument/2006/customXml" ds:itemID="{DED61E44-7A77-455A-875F-BE8278BBEF33}">
+  <ds:schemaRefs>
+    <ds:schemaRef ds:uri="http://schemas.microsoft.com/office/2006/metadata/properties"/>
+    <ds:schemaRef ds:uri="http://schemas.microsoft.com/office/infopath/2007/PartnerControls"/>
+    <ds:schemaRef ds:uri="582fed28-c72a-4a46-a4ee-2e913fce5b57"/>
+    <ds:schemaRef ds:uri="b37a7ca1-d236-4e8e-b3c9-c16f93e968ba"/>
+  </ds:schemaRefs>
+</ds:datastoreItem>
+</file>
+
+<file path=customXml/itemProps4.xml><?xml version="1.0" encoding="utf-8"?>
+<ds:datastoreItem xmlns:ds="http://schemas.openxmlformats.org/officeDocument/2006/customXml" ds:itemID="{EB868FD3-440B-4F0D-BBF0-051FFA09FB0B}">
+  <ds:schemaRefs>
+    <ds:schemaRef ds:uri="http://schemas.microsoft.com/sharepoint/v3/contenttype/forms"/>
+  </ds:schemaRefs>
+</ds:datastoreItem>
 </file>
--- a/DocsSource/UiPathOrch Manual - JA.docx
+++ b/DocsSource/UiPathOrch Manual - JA.docx
@@ -4459,7 +4459,7 @@
                 <w:noProof/>
                 <w:webHidden/>
               </w:rPr>
-              <w:t>44</w:t>
+              <w:t>46</w:t>
             </w:r>
             <w:r>
               <w:rPr>
@@ -4529,7 +4529,7 @@
                 <w:noProof/>
                 <w:webHidden/>
               </w:rPr>
-              <w:t>44</w:t>
+              <w:t>46</w:t>
             </w:r>
             <w:r>
               <w:rPr>
@@ -4599,7 +4599,7 @@
                 <w:noProof/>
                 <w:webHidden/>
               </w:rPr>
-              <w:t>44</w:t>
+              <w:t>47</w:t>
             </w:r>
             <w:r>
               <w:rPr>
@@ -4669,7 +4669,7 @@
                 <w:noProof/>
                 <w:webHidden/>
               </w:rPr>
-              <w:t>46</w:t>
+              <w:t>48</w:t>
             </w:r>
             <w:r>
               <w:rPr>
@@ -4739,7 +4739,7 @@
                 <w:noProof/>
                 <w:webHidden/>
               </w:rPr>
-              <w:t>46</w:t>
+              <w:t>48</w:t>
             </w:r>
             <w:r>
               <w:rPr>
@@ -4809,7 +4809,7 @@
                 <w:noProof/>
                 <w:webHidden/>
               </w:rPr>
-              <w:t>47</w:t>
+              <w:t>49</w:t>
             </w:r>
             <w:r>
               <w:rPr>
@@ -4879,7 +4879,7 @@
                 <w:noProof/>
                 <w:webHidden/>
               </w:rPr>
-              <w:t>47</w:t>
+              <w:t>49</w:t>
             </w:r>
             <w:r>
               <w:rPr>
@@ -4949,7 +4949,7 @@
                 <w:noProof/>
                 <w:webHidden/>
               </w:rPr>
-              <w:t>48</w:t>
+              <w:t>50</w:t>
             </w:r>
             <w:r>
               <w:rPr>
@@ -5019,7 +5019,7 @@
                 <w:noProof/>
                 <w:webHidden/>
               </w:rPr>
-              <w:t>48</w:t>
+              <w:t>50</w:t>
             </w:r>
             <w:r>
               <w:rPr>
@@ -5089,7 +5089,7 @@
                 <w:noProof/>
                 <w:webHidden/>
               </w:rPr>
-              <w:t>49</w:t>
+              <w:t>51</w:t>
             </w:r>
             <w:r>
               <w:rPr>
@@ -5159,7 +5159,7 @@
                 <w:noProof/>
                 <w:webHidden/>
               </w:rPr>
-              <w:t>49</w:t>
+              <w:t>51</w:t>
             </w:r>
             <w:r>
               <w:rPr>
@@ -5229,7 +5229,7 @@
                 <w:noProof/>
                 <w:webHidden/>
               </w:rPr>
-              <w:t>49</w:t>
+              <w:t>51</w:t>
             </w:r>
             <w:r>
               <w:rPr>
@@ -5299,7 +5299,7 @@
                 <w:noProof/>
                 <w:webHidden/>
               </w:rPr>
-              <w:t>50</w:t>
+              <w:t>52</w:t>
             </w:r>
             <w:r>
               <w:rPr>
@@ -5369,7 +5369,7 @@
                 <w:noProof/>
                 <w:webHidden/>
               </w:rPr>
-              <w:t>51</w:t>
+              <w:t>53</w:t>
             </w:r>
             <w:r>
               <w:rPr>
@@ -5439,7 +5439,7 @@
                 <w:noProof/>
                 <w:webHidden/>
               </w:rPr>
-              <w:t>51</w:t>
+              <w:t>53</w:t>
             </w:r>
             <w:r>
               <w:rPr>
@@ -5509,7 +5509,7 @@
                 <w:noProof/>
                 <w:webHidden/>
               </w:rPr>
-              <w:t>52</w:t>
+              <w:t>54</w:t>
             </w:r>
             <w:r>
               <w:rPr>
@@ -5579,7 +5579,7 @@
                 <w:noProof/>
                 <w:webHidden/>
               </w:rPr>
-              <w:t>52</w:t>
+              <w:t>54</w:t>
             </w:r>
             <w:r>
               <w:rPr>
@@ -5649,7 +5649,7 @@
                 <w:noProof/>
                 <w:webHidden/>
               </w:rPr>
-              <w:t>52</w:t>
+              <w:t>55</w:t>
             </w:r>
             <w:r>
               <w:rPr>
@@ -5719,7 +5719,7 @@
                 <w:noProof/>
                 <w:webHidden/>
               </w:rPr>
-              <w:t>53</w:t>
+              <w:t>55</w:t>
             </w:r>
             <w:r>
               <w:rPr>
@@ -5789,7 +5789,7 @@
                 <w:noProof/>
                 <w:webHidden/>
               </w:rPr>
-              <w:t>54</w:t>
+              <w:t>56</w:t>
             </w:r>
             <w:r>
               <w:rPr>
@@ -5859,7 +5859,7 @@
                 <w:noProof/>
                 <w:webHidden/>
               </w:rPr>
-              <w:t>54</w:t>
+              <w:t>56</w:t>
             </w:r>
             <w:r>
               <w:rPr>
@@ -5929,7 +5929,7 @@
                 <w:noProof/>
                 <w:webHidden/>
               </w:rPr>
-              <w:t>54</w:t>
+              <w:t>56</w:t>
             </w:r>
             <w:r>
               <w:rPr>
@@ -5999,7 +5999,7 @@
                 <w:noProof/>
                 <w:webHidden/>
               </w:rPr>
-              <w:t>54</w:t>
+              <w:t>57</w:t>
             </w:r>
             <w:r>
               <w:rPr>
@@ -6069,7 +6069,7 @@
                 <w:noProof/>
                 <w:webHidden/>
               </w:rPr>
-              <w:t>55</w:t>
+              <w:t>57</w:t>
             </w:r>
             <w:r>
               <w:rPr>
@@ -6139,7 +6139,7 @@
                 <w:noProof/>
                 <w:webHidden/>
               </w:rPr>
-              <w:t>55</w:t>
+              <w:t>57</w:t>
             </w:r>
             <w:r>
               <w:rPr>
@@ -6209,7 +6209,7 @@
                 <w:noProof/>
                 <w:webHidden/>
               </w:rPr>
-              <w:t>56</w:t>
+              <w:t>58</w:t>
             </w:r>
             <w:r>
               <w:rPr>
@@ -6279,7 +6279,7 @@
                 <w:noProof/>
                 <w:webHidden/>
               </w:rPr>
-              <w:t>56</w:t>
+              <w:t>59</w:t>
             </w:r>
             <w:r>
               <w:rPr>
@@ -6349,7 +6349,7 @@
                 <w:noProof/>
                 <w:webHidden/>
               </w:rPr>
-              <w:t>57</w:t>
+              <w:t>59</w:t>
             </w:r>
             <w:r>
               <w:rPr>
@@ -6419,7 +6419,7 @@
                 <w:noProof/>
                 <w:webHidden/>
               </w:rPr>
-              <w:t>57</w:t>
+              <w:t>60</w:t>
             </w:r>
             <w:r>
               <w:rPr>
@@ -6489,7 +6489,7 @@
                 <w:noProof/>
                 <w:webHidden/>
               </w:rPr>
-              <w:t>58</w:t>
+              <w:t>60</w:t>
             </w:r>
             <w:r>
               <w:rPr>
@@ -6559,7 +6559,7 @@
                 <w:noProof/>
                 <w:webHidden/>
               </w:rPr>
-              <w:t>58</w:t>
+              <w:t>60</w:t>
             </w:r>
             <w:r>
               <w:rPr>
@@ -6629,7 +6629,7 @@
                 <w:noProof/>
                 <w:webHidden/>
               </w:rPr>
-              <w:t>59</w:t>
+              <w:t>61</w:t>
             </w:r>
             <w:r>
               <w:rPr>
@@ -6699,7 +6699,7 @@
                 <w:noProof/>
                 <w:webHidden/>
               </w:rPr>
-              <w:t>59</w:t>
+              <w:t>61</w:t>
             </w:r>
             <w:r>
               <w:rPr>
@@ -6769,7 +6769,7 @@
                 <w:noProof/>
                 <w:webHidden/>
               </w:rPr>
-              <w:t>59</w:t>
+              <w:t>62</w:t>
             </w:r>
             <w:r>
               <w:rPr>
@@ -6839,7 +6839,7 @@
                 <w:noProof/>
                 <w:webHidden/>
               </w:rPr>
-              <w:t>60</w:t>
+              <w:t>62</w:t>
             </w:r>
             <w:r>
               <w:rPr>
@@ -6909,7 +6909,7 @@
                 <w:noProof/>
                 <w:webHidden/>
               </w:rPr>
-              <w:t>60</w:t>
+              <w:t>63</w:t>
             </w:r>
             <w:r>
               <w:rPr>
@@ -6979,7 +6979,7 @@
                 <w:noProof/>
                 <w:webHidden/>
               </w:rPr>
-              <w:t>61</w:t>
+              <w:t>63</w:t>
             </w:r>
             <w:r>
               <w:rPr>
@@ -7049,7 +7049,7 @@
                 <w:noProof/>
                 <w:webHidden/>
               </w:rPr>
-              <w:t>61</w:t>
+              <w:t>63</w:t>
             </w:r>
             <w:r>
               <w:rPr>
@@ -7119,7 +7119,7 @@
                 <w:noProof/>
                 <w:webHidden/>
               </w:rPr>
-              <w:t>61</w:t>
+              <w:t>64</w:t>
             </w:r>
             <w:r>
               <w:rPr>
@@ -7189,7 +7189,7 @@
                 <w:noProof/>
                 <w:webHidden/>
               </w:rPr>
-              <w:t>62</w:t>
+              <w:t>65</w:t>
             </w:r>
             <w:r>
               <w:rPr>
@@ -7259,7 +7259,7 @@
                 <w:noProof/>
                 <w:webHidden/>
               </w:rPr>
-              <w:t>64</w:t>
+              <w:t>66</w:t>
             </w:r>
             <w:r>
               <w:rPr>
@@ -7329,7 +7329,7 @@
                 <w:noProof/>
                 <w:webHidden/>
               </w:rPr>
-              <w:t>65</w:t>
+              <w:t>67</w:t>
             </w:r>
             <w:r>
               <w:rPr>
@@ -7399,7 +7399,7 @@
                 <w:noProof/>
                 <w:webHidden/>
               </w:rPr>
-              <w:t>65</w:t>
+              <w:t>67</w:t>
             </w:r>
             <w:r>
               <w:rPr>
@@ -7469,7 +7469,7 @@
                 <w:noProof/>
                 <w:webHidden/>
               </w:rPr>
-              <w:t>65</w:t>
+              <w:t>68</w:t>
             </w:r>
             <w:r>
               <w:rPr>
@@ -7539,7 +7539,7 @@
                 <w:noProof/>
                 <w:webHidden/>
               </w:rPr>
-              <w:t>66</w:t>
+              <w:t>68</w:t>
             </w:r>
             <w:r>
               <w:rPr>
@@ -7609,7 +7609,7 @@
                 <w:noProof/>
                 <w:webHidden/>
               </w:rPr>
-              <w:t>66</w:t>
+              <w:t>68</w:t>
             </w:r>
             <w:r>
               <w:rPr>
@@ -7679,7 +7679,7 @@
                 <w:noProof/>
                 <w:webHidden/>
               </w:rPr>
-              <w:t>67</w:t>
+              <w:t>69</w:t>
             </w:r>
             <w:r>
               <w:rPr>
@@ -7749,7 +7749,7 @@
                 <w:noProof/>
                 <w:webHidden/>
               </w:rPr>
-              <w:t>67</w:t>
+              <w:t>69</w:t>
             </w:r>
             <w:r>
               <w:rPr>
@@ -7819,7 +7819,7 @@
                 <w:noProof/>
                 <w:webHidden/>
               </w:rPr>
-              <w:t>67</w:t>
+              <w:t>70</w:t>
             </w:r>
             <w:r>
               <w:rPr>
@@ -7889,7 +7889,7 @@
                 <w:noProof/>
                 <w:webHidden/>
               </w:rPr>
-              <w:t>68</w:t>
+              <w:t>70</w:t>
             </w:r>
             <w:r>
               <w:rPr>
@@ -7959,7 +7959,7 @@
                 <w:noProof/>
                 <w:webHidden/>
               </w:rPr>
-              <w:t>68</w:t>
+              <w:t>70</w:t>
             </w:r>
             <w:r>
               <w:rPr>
@@ -8029,7 +8029,7 @@
                 <w:noProof/>
                 <w:webHidden/>
               </w:rPr>
-              <w:t>68</w:t>
+              <w:t>71</w:t>
             </w:r>
             <w:r>
               <w:rPr>
@@ -8099,7 +8099,7 @@
                 <w:noProof/>
                 <w:webHidden/>
               </w:rPr>
-              <w:t>69</w:t>
+              <w:t>71</w:t>
             </w:r>
             <w:r>
               <w:rPr>
@@ -8169,7 +8169,7 @@
                 <w:noProof/>
                 <w:webHidden/>
               </w:rPr>
-              <w:t>70</w:t>
+              <w:t>72</w:t>
             </w:r>
             <w:r>
               <w:rPr>
@@ -8239,7 +8239,7 @@
                 <w:noProof/>
                 <w:webHidden/>
               </w:rPr>
-              <w:t>70</w:t>
+              <w:t>72</w:t>
             </w:r>
             <w:r>
               <w:rPr>
@@ -8309,7 +8309,7 @@
                 <w:noProof/>
                 <w:webHidden/>
               </w:rPr>
-              <w:t>70</w:t>
+              <w:t>73</w:t>
             </w:r>
             <w:r>
               <w:rPr>
@@ -8379,7 +8379,7 @@
                 <w:noProof/>
                 <w:webHidden/>
               </w:rPr>
-              <w:t>71</w:t>
+              <w:t>73</w:t>
             </w:r>
             <w:r>
               <w:rPr>
@@ -8449,7 +8449,7 @@
                 <w:noProof/>
                 <w:webHidden/>
               </w:rPr>
-              <w:t>71</w:t>
+              <w:t>73</w:t>
             </w:r>
             <w:r>
               <w:rPr>
@@ -8519,7 +8519,7 @@
                 <w:noProof/>
                 <w:webHidden/>
               </w:rPr>
-              <w:t>72</w:t>
+              <w:t>74</w:t>
             </w:r>
             <w:r>
               <w:rPr>
@@ -8589,7 +8589,7 @@
                 <w:noProof/>
                 <w:webHidden/>
               </w:rPr>
-              <w:t>72</w:t>
+              <w:t>74</w:t>
             </w:r>
             <w:r>
               <w:rPr>
@@ -8659,7 +8659,7 @@
                 <w:noProof/>
                 <w:webHidden/>
               </w:rPr>
-              <w:t>73</w:t>
+              <w:t>75</w:t>
             </w:r>
             <w:r>
               <w:rPr>
@@ -8729,7 +8729,7 @@
                 <w:noProof/>
                 <w:webHidden/>
               </w:rPr>
-              <w:t>73</w:t>
+              <w:t>75</w:t>
             </w:r>
             <w:r>
               <w:rPr>
@@ -8799,7 +8799,7 @@
                 <w:noProof/>
                 <w:webHidden/>
               </w:rPr>
-              <w:t>73</w:t>
+              <w:t>76</w:t>
             </w:r>
             <w:r>
               <w:rPr>
@@ -8869,7 +8869,7 @@
                 <w:noProof/>
                 <w:webHidden/>
               </w:rPr>
-              <w:t>74</w:t>
+              <w:t>76</w:t>
             </w:r>
             <w:r>
               <w:rPr>
@@ -8939,7 +8939,7 @@
                 <w:noProof/>
                 <w:webHidden/>
               </w:rPr>
-              <w:t>74</w:t>
+              <w:t>77</w:t>
             </w:r>
             <w:r>
               <w:rPr>
@@ -9009,7 +9009,7 @@
                 <w:noProof/>
                 <w:webHidden/>
               </w:rPr>
-              <w:t>75</w:t>
+              <w:t>77</w:t>
             </w:r>
             <w:r>
               <w:rPr>
@@ -9079,7 +9079,7 @@
                 <w:noProof/>
                 <w:webHidden/>
               </w:rPr>
-              <w:t>75</w:t>
+              <w:t>77</w:t>
             </w:r>
             <w:r>
               <w:rPr>
@@ -9149,7 +9149,7 @@
                 <w:noProof/>
                 <w:webHidden/>
               </w:rPr>
-              <w:t>76</w:t>
+              <w:t>78</w:t>
             </w:r>
             <w:r>
               <w:rPr>
@@ -9219,7 +9219,7 @@
                 <w:noProof/>
                 <w:webHidden/>
               </w:rPr>
-              <w:t>77</w:t>
+              <w:t>79</w:t>
             </w:r>
             <w:r>
               <w:rPr>
@@ -9289,7 +9289,7 @@
                 <w:noProof/>
                 <w:webHidden/>
               </w:rPr>
-              <w:t>77</w:t>
+              <w:t>80</w:t>
             </w:r>
             <w:r>
               <w:rPr>
@@ -9359,7 +9359,7 @@
                 <w:noProof/>
                 <w:webHidden/>
               </w:rPr>
-              <w:t>78</w:t>
+              <w:t>80</w:t>
             </w:r>
             <w:r>
               <w:rPr>
@@ -9429,7 +9429,7 @@
                 <w:noProof/>
                 <w:webHidden/>
               </w:rPr>
-              <w:t>78</w:t>
+              <w:t>80</w:t>
             </w:r>
             <w:r>
               <w:rPr>
@@ -9499,7 +9499,7 @@
                 <w:noProof/>
                 <w:webHidden/>
               </w:rPr>
-              <w:t>79</w:t>
+              <w:t>81</w:t>
             </w:r>
             <w:r>
               <w:rPr>
@@ -9569,7 +9569,7 @@
                 <w:noProof/>
                 <w:webHidden/>
               </w:rPr>
-              <w:t>79</w:t>
+              <w:t>81</w:t>
             </w:r>
             <w:r>
               <w:rPr>
@@ -9639,7 +9639,7 @@
                 <w:noProof/>
                 <w:webHidden/>
               </w:rPr>
-              <w:t>79</w:t>
+              <w:t>81</w:t>
             </w:r>
             <w:r>
               <w:rPr>
@@ -9709,7 +9709,7 @@
                 <w:noProof/>
                 <w:webHidden/>
               </w:rPr>
-              <w:t>79</w:t>
+              <w:t>82</w:t>
             </w:r>
             <w:r>
               <w:rPr>
@@ -9779,7 +9779,7 @@
                 <w:noProof/>
                 <w:webHidden/>
               </w:rPr>
-              <w:t>80</w:t>
+              <w:t>82</w:t>
             </w:r>
             <w:r>
               <w:rPr>
@@ -9849,7 +9849,7 @@
                 <w:noProof/>
                 <w:webHidden/>
               </w:rPr>
-              <w:t>80</w:t>
+              <w:t>82</w:t>
             </w:r>
             <w:r>
               <w:rPr>
@@ -9919,7 +9919,7 @@
                 <w:noProof/>
                 <w:webHidden/>
               </w:rPr>
-              <w:t>81</w:t>
+              <w:t>83</w:t>
             </w:r>
             <w:r>
               <w:rPr>
@@ -9989,7 +9989,7 @@
                 <w:noProof/>
                 <w:webHidden/>
               </w:rPr>
-              <w:t>81</w:t>
+              <w:t>83</w:t>
             </w:r>
             <w:r>
               <w:rPr>
@@ -10059,7 +10059,7 @@
                 <w:noProof/>
                 <w:webHidden/>
               </w:rPr>
-              <w:t>82</w:t>
+              <w:t>84</w:t>
             </w:r>
             <w:r>
               <w:rPr>
@@ -10129,7 +10129,7 @@
                 <w:noProof/>
                 <w:webHidden/>
               </w:rPr>
-              <w:t>82</w:t>
+              <w:t>85</w:t>
             </w:r>
             <w:r>
               <w:rPr>
@@ -10199,7 +10199,7 @@
                 <w:noProof/>
                 <w:webHidden/>
               </w:rPr>
-              <w:t>83</w:t>
+              <w:t>86</w:t>
             </w:r>
             <w:r>
               <w:rPr>
@@ -10269,7 +10269,7 @@
                 <w:noProof/>
                 <w:webHidden/>
               </w:rPr>
-              <w:t>84</w:t>
+              <w:t>86</w:t>
             </w:r>
             <w:r>
               <w:rPr>
@@ -10339,7 +10339,7 @@
                 <w:noProof/>
                 <w:webHidden/>
               </w:rPr>
-              <w:t>85</w:t>
+              <w:t>87</w:t>
             </w:r>
             <w:r>
               <w:rPr>
@@ -10409,7 +10409,7 @@
                 <w:noProof/>
                 <w:webHidden/>
               </w:rPr>
-              <w:t>86</w:t>
+              <w:t>88</w:t>
             </w:r>
             <w:r>
               <w:rPr>
@@ -10479,7 +10479,7 @@
                 <w:noProof/>
                 <w:webHidden/>
               </w:rPr>
-              <w:t>86</w:t>
+              <w:t>88</w:t>
             </w:r>
             <w:r>
               <w:rPr>
@@ -10549,7 +10549,7 @@
                 <w:noProof/>
                 <w:webHidden/>
               </w:rPr>
-              <w:t>86</w:t>
+              <w:t>89</w:t>
             </w:r>
             <w:r>
               <w:rPr>
@@ -10619,7 +10619,7 @@
                 <w:noProof/>
                 <w:webHidden/>
               </w:rPr>
-              <w:t>88</w:t>
+              <w:t>90</w:t>
             </w:r>
             <w:r>
               <w:rPr>
@@ -10689,7 +10689,7 @@
                 <w:noProof/>
                 <w:webHidden/>
               </w:rPr>
-              <w:t>88</w:t>
+              <w:t>90</w:t>
             </w:r>
             <w:r>
               <w:rPr>
@@ -10759,7 +10759,7 @@
                 <w:noProof/>
                 <w:webHidden/>
               </w:rPr>
-              <w:t>88</w:t>
+              <w:t>90</w:t>
             </w:r>
             <w:r>
               <w:rPr>
@@ -10829,7 +10829,7 @@
                 <w:noProof/>
                 <w:webHidden/>
               </w:rPr>
-              <w:t>89</w:t>
+              <w:t>91</w:t>
             </w:r>
             <w:r>
               <w:rPr>
@@ -10899,7 +10899,7 @@
                 <w:noProof/>
                 <w:webHidden/>
               </w:rPr>
-              <w:t>89</w:t>
+              <w:t>92</w:t>
             </w:r>
             <w:r>
               <w:rPr>
@@ -10969,7 +10969,7 @@
                 <w:noProof/>
                 <w:webHidden/>
               </w:rPr>
-              <w:t>90</w:t>
+              <w:t>92</w:t>
             </w:r>
             <w:r>
               <w:rPr>
@@ -11039,7 +11039,7 @@
                 <w:noProof/>
                 <w:webHidden/>
               </w:rPr>
-              <w:t>90</w:t>
+              <w:t>92</w:t>
             </w:r>
             <w:r>
               <w:rPr>
@@ -11109,7 +11109,7 @@
                 <w:noProof/>
                 <w:webHidden/>
               </w:rPr>
-              <w:t>91</w:t>
+              <w:t>93</w:t>
             </w:r>
             <w:r>
               <w:rPr>
@@ -11179,7 +11179,7 @@
                 <w:noProof/>
                 <w:webHidden/>
               </w:rPr>
-              <w:t>91</w:t>
+              <w:t>93</w:t>
             </w:r>
             <w:r>
               <w:rPr>
@@ -11249,7 +11249,7 @@
                 <w:noProof/>
                 <w:webHidden/>
               </w:rPr>
-              <w:t>91</w:t>
+              <w:t>94</w:t>
             </w:r>
             <w:r>
               <w:rPr>
@@ -11319,7 +11319,7 @@
                 <w:noProof/>
                 <w:webHidden/>
               </w:rPr>
-              <w:t>92</w:t>
+              <w:t>94</w:t>
             </w:r>
             <w:r>
               <w:rPr>
@@ -11389,7 +11389,7 @@
                 <w:noProof/>
                 <w:webHidden/>
               </w:rPr>
-              <w:t>92</w:t>
+              <w:t>94</w:t>
             </w:r>
             <w:r>
               <w:rPr>
@@ -11459,7 +11459,7 @@
                 <w:noProof/>
                 <w:webHidden/>
               </w:rPr>
-              <w:t>93</w:t>
+              <w:t>95</w:t>
             </w:r>
             <w:r>
               <w:rPr>
@@ -11529,7 +11529,7 @@
                 <w:noProof/>
                 <w:webHidden/>
               </w:rPr>
-              <w:t>93</w:t>
+              <w:t>96</w:t>
             </w:r>
             <w:r>
               <w:rPr>
@@ -11599,7 +11599,7 @@
                 <w:noProof/>
                 <w:webHidden/>
               </w:rPr>
-              <w:t>94</w:t>
+              <w:t>96</w:t>
             </w:r>
             <w:r>
               <w:rPr>
@@ -11669,7 +11669,7 @@
                 <w:noProof/>
                 <w:webHidden/>
               </w:rPr>
-              <w:t>94</w:t>
+              <w:t>96</w:t>
             </w:r>
             <w:r>
               <w:rPr>
@@ -11739,7 +11739,7 @@
                 <w:noProof/>
                 <w:webHidden/>
               </w:rPr>
-              <w:t>94</w:t>
+              <w:t>97</w:t>
             </w:r>
             <w:r>
               <w:rPr>
@@ -11809,7 +11809,7 @@
                 <w:noProof/>
                 <w:webHidden/>
               </w:rPr>
-              <w:t>95</w:t>
+              <w:t>97</w:t>
             </w:r>
             <w:r>
               <w:rPr>
@@ -11879,7 +11879,7 @@
                 <w:noProof/>
                 <w:webHidden/>
               </w:rPr>
-              <w:t>95</w:t>
+              <w:t>98</w:t>
             </w:r>
             <w:r>
               <w:rPr>
@@ -11949,7 +11949,7 @@
                 <w:noProof/>
                 <w:webHidden/>
               </w:rPr>
-              <w:t>96</w:t>
+              <w:t>98</w:t>
             </w:r>
             <w:r>
               <w:rPr>
@@ -12019,7 +12019,7 @@
                 <w:noProof/>
                 <w:webHidden/>
               </w:rPr>
-              <w:t>96</w:t>
+              <w:t>98</w:t>
             </w:r>
             <w:r>
               <w:rPr>
@@ -12089,7 +12089,7 @@
                 <w:noProof/>
                 <w:webHidden/>
               </w:rPr>
-              <w:t>96</w:t>
+              <w:t>99</w:t>
             </w:r>
             <w:r>
               <w:rPr>
@@ -12159,7 +12159,7 @@
                 <w:noProof/>
                 <w:webHidden/>
               </w:rPr>
-              <w:t>97</w:t>
+              <w:t>99</w:t>
             </w:r>
             <w:r>
               <w:rPr>
@@ -12229,7 +12229,7 @@
                 <w:noProof/>
                 <w:webHidden/>
               </w:rPr>
-              <w:t>97</w:t>
+              <w:t>99</w:t>
             </w:r>
             <w:r>
               <w:rPr>
@@ -12299,7 +12299,7 @@
                 <w:noProof/>
                 <w:webHidden/>
               </w:rPr>
-              <w:t>97</w:t>
+              <w:t>100</w:t>
             </w:r>
             <w:r>
               <w:rPr>
@@ -38702,158 +38702,282 @@
         <w:rPr>
           <w:rFonts w:hint="eastAsia"/>
         </w:rPr>
-        <w:t>テナントを移行するときには、各エンティティを適切な順でコピーすることが重要です。たとえば、プロセスをコピーする前にパッケージをコピーしてください。</w:t>
-      </w:r>
-      <w:r>
-        <w:rPr>
-          <w:rFonts w:hint="eastAsia"/>
-        </w:rPr>
-        <w:t>パッケージが存在しないと、プロセスのコピーに失敗してしまうからです。テナントエンティティをすべてコピーしてからフォルダーをコピーす</w:t>
-      </w:r>
-      <w:r>
-        <w:rPr>
-          <w:rFonts w:hint="eastAsia"/>
-        </w:rPr>
-        <w:t>べきです。次の順で各コマンドレットを実行すると良いでしょう。</w:t>
+        <w:t>テナントを移行するには、次の</w:t>
+      </w:r>
+      <w:r>
+        <w:rPr>
+          <w:rFonts w:hint="eastAsia"/>
+        </w:rPr>
+        <w:t>2</w:t>
+      </w:r>
+      <w:r>
+        <w:rPr>
+          <w:rFonts w:hint="eastAsia"/>
+        </w:rPr>
+        <w:t>つのステップが必要となります。</w:t>
+      </w:r>
+    </w:p>
+    <w:p>
+      <w:pPr>
+        <w:pStyle w:val="ListParagraph"/>
+        <w:numPr>
+          <w:ilvl w:val="0"/>
+          <w:numId w:val="41"/>
+        </w:numPr>
+      </w:pPr>
+      <w:r>
+        <w:rPr>
+          <w:rFonts w:hint="eastAsia"/>
+        </w:rPr>
+        <w:t>組織のエンティティを移行する</w:t>
+      </w:r>
+    </w:p>
+    <w:p>
+      <w:pPr>
+        <w:pStyle w:val="ListParagraph"/>
+        <w:numPr>
+          <w:ilvl w:val="0"/>
+          <w:numId w:val="41"/>
+        </w:numPr>
+        <w:rPr>
+          <w:rFonts w:hint="eastAsia"/>
+        </w:rPr>
+      </w:pPr>
+      <w:r>
+        <w:rPr>
+          <w:rFonts w:hint="eastAsia"/>
+        </w:rPr>
+        <w:t>テナントエンティティ</w:t>
+      </w:r>
+      <w:r>
+        <w:rPr>
+          <w:rFonts w:hint="eastAsia"/>
+        </w:rPr>
+        <w:t>と</w:t>
+      </w:r>
+      <w:r>
+        <w:rPr>
+          <w:rFonts w:hint="eastAsia"/>
+        </w:rPr>
+        <w:t>フォルダーエンティティを移行する</w:t>
       </w:r>
     </w:p>
     <w:p/>
     <w:p>
-      <w:r>
-        <w:t>PS Src:\&gt; Copy-OrchLibrary * * Dst:\</w:t>
-      </w:r>
-    </w:p>
-    <w:p>
-      <w:r>
-        <w:t>PS Src:\&gt; Copy-OrchPackage * * Dst:\</w:t>
-      </w:r>
-    </w:p>
-    <w:p>
-      <w:r>
-        <w:t>PS Src:\&gt; Copy-OrchCredentialStore * Dst:\</w:t>
-      </w:r>
-    </w:p>
-    <w:p>
-      <w:r>
-        <w:t>PS Src:\&gt; Copy-OrchRole * Dst:\</w:t>
-      </w:r>
-    </w:p>
-    <w:p>
-      <w:r>
-        <w:t>PS Src:\&gt; Copy-OrchUser * Dst:\</w:t>
-      </w:r>
-    </w:p>
-    <w:p>
-      <w:r>
-        <w:t>PS Src:\&gt; Copy-OrchMachine * Dst:\</w:t>
-      </w:r>
-    </w:p>
-    <w:p>
-      <w:r>
-        <w:t>PS Src:\&gt; Copy-OrchCalendar * Dst:\</w:t>
-      </w:r>
-    </w:p>
-    <w:p>
-      <w:r>
-        <w:t>PS Src:\&gt; Copy-OrchWebhook * Dst:\</w:t>
-      </w:r>
-    </w:p>
-    <w:p>
-      <w:r>
-        <w:rPr>
-          <w:rFonts w:hint="eastAsia"/>
-        </w:rPr>
-        <w:t>（コピーが必要な個人用ワークスペース</w:t>
-      </w:r>
-      <w:r>
-        <w:rPr>
-          <w:rFonts w:hint="eastAsia"/>
-        </w:rPr>
-        <w:t>について、Orchestrator webで手動で</w:t>
-      </w:r>
-      <w:r>
-        <w:rPr>
-          <w:rFonts w:hint="eastAsia"/>
-        </w:rPr>
-        <w:t>探索を開始）</w:t>
-      </w:r>
-    </w:p>
-    <w:p>
-      <w:r>
-        <w:rPr>
-          <w:rFonts w:hint="eastAsia"/>
-        </w:rPr>
-        <w:t>PS Src:\&gt; Clear-OrchCache</w:t>
-      </w:r>
-    </w:p>
-    <w:p>
-      <w:r>
-        <w:rPr>
-          <w:rFonts w:hint="eastAsia"/>
-        </w:rPr>
-        <w:t>PS Src:\&gt; copy -Recurse * Dst:\</w:t>
-      </w:r>
-    </w:p>
-    <w:p>
-      <w:pPr>
-        <w:pStyle w:val="Heading3"/>
-      </w:pPr>
-      <w:bookmarkStart w:id="63" w:name="_Toc189667026"/>
+      <w:pPr>
+        <w:pStyle w:val="ListParagraph"/>
+        <w:numPr>
+          <w:ilvl w:val="0"/>
+          <w:numId w:val="23"/>
+        </w:numPr>
+      </w:pPr>
+      <w:r>
+        <w:rPr>
+          <w:rFonts w:hint="eastAsia"/>
+        </w:rPr>
+        <w:t>なお、組織のエンティティには次が含まれます:</w:t>
+      </w:r>
+    </w:p>
+    <w:p>
+      <w:pPr>
+        <w:pStyle w:val="ListParagraph"/>
+        <w:numPr>
+          <w:ilvl w:val="1"/>
+          <w:numId w:val="23"/>
+        </w:numPr>
+        <w:rPr>
+          <w:rFonts w:hint="eastAsia"/>
+        </w:rPr>
+      </w:pPr>
+      <w:r>
+        <w:rPr>
+          <w:rFonts w:hint="eastAsia"/>
+        </w:rPr>
+        <w:t>ローカル</w:t>
+      </w:r>
+      <w:r>
+        <w:rPr>
+          <w:rFonts w:hint="eastAsia"/>
+        </w:rPr>
+        <w:t>ユーザー、</w:t>
+      </w:r>
+      <w:r>
+        <w:rPr>
+          <w:rFonts w:hint="eastAsia"/>
+        </w:rPr>
+        <w:t>ローカル</w:t>
+      </w:r>
+      <w:r>
+        <w:rPr>
+          <w:rFonts w:hint="eastAsia"/>
+        </w:rPr>
+        <w:t>グループ、ロボットアカウント</w:t>
+      </w:r>
+    </w:p>
+    <w:p>
+      <w:pPr>
+        <w:pStyle w:val="ListParagraph"/>
+        <w:numPr>
+          <w:ilvl w:val="0"/>
+          <w:numId w:val="23"/>
+        </w:numPr>
+      </w:pPr>
+      <w:r>
+        <w:rPr>
+          <w:rFonts w:hint="eastAsia"/>
+        </w:rPr>
+        <w:t>テナントエンティティには次が含まれます:</w:t>
+      </w:r>
+    </w:p>
+    <w:p>
+      <w:pPr>
+        <w:pStyle w:val="ListParagraph"/>
+        <w:numPr>
+          <w:ilvl w:val="1"/>
+          <w:numId w:val="23"/>
+        </w:numPr>
+      </w:pPr>
+      <w:r>
+        <w:rPr>
+          <w:rFonts w:hint="eastAsia"/>
+        </w:rPr>
+        <w:t>ライブラリ、パッケージ、資格情報ストア、ロール、</w:t>
+      </w:r>
+      <w:r>
+        <w:rPr>
+          <w:rFonts w:hint="eastAsia"/>
+        </w:rPr>
+        <w:t>テナントに割り当てられた</w:t>
+      </w:r>
+      <w:r>
+        <w:rPr>
+          <w:rFonts w:hint="eastAsia"/>
+        </w:rPr>
+        <w:t>ユーザー</w:t>
+      </w:r>
+      <w:r>
+        <w:rPr>
+          <w:rFonts w:hint="eastAsia"/>
+        </w:rPr>
+        <w:t>とロボット</w:t>
+      </w:r>
+      <w:r>
+        <w:rPr>
+          <w:rFonts w:hint="eastAsia"/>
+        </w:rPr>
+        <w:t>、マシン、カレンダー、Webhook</w:t>
+      </w:r>
+    </w:p>
+    <w:p>
+      <w:pPr>
+        <w:pStyle w:val="ListParagraph"/>
+        <w:numPr>
+          <w:ilvl w:val="0"/>
+          <w:numId w:val="40"/>
+        </w:numPr>
+      </w:pPr>
+      <w:r>
+        <w:rPr>
+          <w:rFonts w:hint="eastAsia"/>
+        </w:rPr>
+        <w:t>フォルダーエンティティには次が含まれます:</w:t>
+      </w:r>
+    </w:p>
+    <w:p>
+      <w:pPr>
+        <w:pStyle w:val="ListParagraph"/>
+        <w:numPr>
+          <w:ilvl w:val="1"/>
+          <w:numId w:val="40"/>
+        </w:numPr>
+        <w:rPr>
+          <w:rFonts w:hint="eastAsia"/>
+        </w:rPr>
+      </w:pPr>
+      <w:r>
+        <w:rPr>
+          <w:rFonts w:hint="eastAsia"/>
+        </w:rPr>
+        <w:t>フォルダー、フォルダーユーザー、フォルダーマシン、ストレージバケット、フォルダーフィードのパッケージ、プロセス、アセット、キュー、トリガー、APIトリガー、テストセット、テストスケジュール、テストデータキューとアイテム、アクションカタログ</w:t>
+      </w:r>
+    </w:p>
+    <w:p/>
+    <w:p>
+      <w:pPr>
+        <w:rPr>
+          <w:rFonts w:hint="eastAsia"/>
+          <w:u w:val="single"/>
+        </w:rPr>
+      </w:pPr>
+      <w:r>
+        <w:rPr>
+          <w:rFonts w:hint="eastAsia"/>
+          <w:u w:val="single"/>
+        </w:rPr>
+        <w:t>以降では、Orch1: のエンティティを Orch2: に移行（コピー）するコマンド例を示します。</w:t>
+      </w:r>
+    </w:p>
+    <w:p>
+      <w:pPr>
+        <w:rPr>
+          <w:rFonts w:hint="eastAsia"/>
+        </w:rPr>
+      </w:pPr>
+    </w:p>
+    <w:p>
+      <w:pPr>
+        <w:pStyle w:val="Heading4"/>
+      </w:pPr>
       <w:r>
         <w:rPr>
           <w:rFonts w:hint="eastAsia"/>
         </w:rPr>
         <w:lastRenderedPageBreak/>
-        <w:t>テナント移行時の注意事項</w:t>
-      </w:r>
-      <w:bookmarkEnd w:id="63"/>
-    </w:p>
-    <w:p>
-      <w:r>
-        <w:rPr>
-          <w:rFonts w:hint="eastAsia"/>
-        </w:rPr>
-        <w:t>テナントを移行するときは、コピー元とコピー先のドライブ名を間違えないように特に注意してください。ドライブ名をSrcとDstのように、間違えようのない名前にしてから作業すると良いでしょう。また、SrcドライブのスコープはすべてReadのみとしておき、誤ってSrcドライブのエンティティを削除することがないようにしてください。</w:t>
-      </w:r>
-    </w:p>
-    <w:p/>
-    <w:p>
-      <w:pPr>
-        <w:pStyle w:val="Heading1"/>
-      </w:pPr>
-      <w:bookmarkStart w:id="64" w:name="_Toc189667027"/>
-      <w:r>
-        <w:rPr>
-          <w:rFonts w:hint="eastAsia"/>
-        </w:rPr>
-        <w:t>コマンドレットリファレンス</w:t>
-      </w:r>
-      <w:bookmarkEnd w:id="64"/>
-    </w:p>
-    <w:p>
-      <w:r>
-        <w:rPr>
-          <w:rFonts w:hint="eastAsia"/>
-        </w:rPr>
-        <w:t>本稿では、</w:t>
-      </w:r>
-      <w:r>
-        <w:rPr>
-          <w:rFonts w:hint="eastAsia"/>
-        </w:rPr>
-        <w:t>コマンドレットの名前と</w:t>
-      </w:r>
-      <w:r>
-        <w:rPr>
-          <w:rFonts w:hint="eastAsia"/>
-        </w:rPr>
-        <w:t>パラメーター</w:t>
-      </w:r>
-      <w:r>
-        <w:rPr>
-          <w:rFonts w:hint="eastAsia"/>
-        </w:rPr>
-        <w:t>を次のように示します。</w:t>
+        <w:t>組織のエンティティ</w:t>
+      </w:r>
+      <w:r>
+        <w:rPr>
+          <w:rFonts w:hint="eastAsia"/>
+        </w:rPr>
+        <w:t>を</w:t>
+      </w:r>
+      <w:r>
+        <w:rPr>
+          <w:rFonts w:hint="eastAsia"/>
+        </w:rPr>
+        <w:t>移行</w:t>
+      </w:r>
+      <w:r>
+        <w:rPr>
+          <w:rFonts w:hint="eastAsia"/>
+        </w:rPr>
+        <w:t>する</w:t>
+      </w:r>
+      <w:r>
+        <w:rPr>
+          <w:rFonts w:hint="eastAsia"/>
+        </w:rPr>
+        <w:t>手順</w:t>
+      </w:r>
+    </w:p>
+    <w:p>
+      <w:r>
+        <w:rPr>
+          <w:rFonts w:hint="eastAsia"/>
+        </w:rPr>
+        <w:t>下記のふたつのコマンドレットを実行することで</w:t>
+      </w:r>
+      <w:r>
+        <w:rPr>
+          <w:rFonts w:hint="eastAsia"/>
+        </w:rPr>
+        <w:t>コピー</w:t>
+      </w:r>
+      <w:r>
+        <w:rPr>
+          <w:rFonts w:hint="eastAsia"/>
+        </w:rPr>
+        <w:t>できます。</w:t>
       </w:r>
     </w:p>
     <w:tbl>
@@ -38873,31 +38997,39 @@
           <w:p>
             <w:pPr>
               <w:rPr>
-                <w:b/>
-                <w:bCs/>
-                <w:i/>
-                <w:iCs/>
+                <w:rFonts w:hint="eastAsia"/>
               </w:rPr>
             </w:pPr>
             <w:r>
               <w:rPr>
-                <w:b/>
-                <w:bCs/>
-                <w:i/>
-                <w:iCs/>
-              </w:rPr>
-              <w:t>Get-ChildItem [[-Path] &lt;string[]&gt;] [[-Filter] &lt;string&gt;] [-Include &lt;string[]&gt;] [-Exclude &lt;string[]&gt;] [-Recurse] [-Depth &lt;uint&gt;] [-Force] [-Reload]</w:t>
+                <w:rFonts w:hint="eastAsia"/>
+              </w:rPr>
+              <w:t>PS Orch1:\&gt; Copy-OrchPmUser * Orch2:</w:t>
+            </w:r>
+            <w:r>
+              <w:rPr>
+                <w:rFonts w:hint="eastAsia"/>
+              </w:rPr>
+              <w:t xml:space="preserve"> -WhatIf</w:t>
             </w:r>
           </w:p>
           <w:p>
-            <w:r>
+            <w:pPr>
               <w:rPr>
                 <w:rFonts w:hint="eastAsia"/>
               </w:rPr>
-              <w:t>必要な権限:</w:t>
-            </w:r>
-            <w:r>
-              <w:t xml:space="preserve"> OR.Folders.Read</w:t>
+            </w:pPr>
+            <w:r>
+              <w:rPr>
+                <w:rFonts w:hint="eastAsia"/>
+              </w:rPr>
+              <w:t>PS Orch1:\&gt; Copy-OrchPmRobotAccount * Orch2:</w:t>
+            </w:r>
+            <w:r>
+              <w:rPr>
+                <w:rFonts w:hint="eastAsia"/>
+              </w:rPr>
+              <w:t xml:space="preserve"> -WhatIf</w:t>
             </w:r>
           </w:p>
         </w:tc>
@@ -38909,35 +39041,1199 @@
         <w:pStyle w:val="ListParagraph"/>
         <w:numPr>
           <w:ilvl w:val="0"/>
-          <w:numId w:val="14"/>
+          <w:numId w:val="40"/>
         </w:numPr>
       </w:pPr>
       <w:r>
         <w:rPr>
           <w:rFonts w:hint="eastAsia"/>
         </w:rPr>
-        <w:t>大かっこ[</w:t>
-      </w:r>
-      <w:r>
-        <w:t>]</w:t>
-      </w:r>
-      <w:r>
-        <w:rPr>
-          <w:rFonts w:hint="eastAsia"/>
-        </w:rPr>
-        <w:t>は省略可能な部分</w:t>
-      </w:r>
-      <w:r>
-        <w:rPr>
-          <w:rFonts w:hint="eastAsia"/>
-        </w:rPr>
-        <w:t>で</w:t>
-      </w:r>
-      <w:r>
-        <w:rPr>
-          <w:rFonts w:hint="eastAsia"/>
-        </w:rPr>
-        <w:t>す。</w:t>
+        <w:t>-WhatIfスイッチパラメーターは、実際にはコピーをせずにログだけを出力します。問題ないことを確認したら、-WhatIfを除去して再実行してください。</w:t>
+      </w:r>
+    </w:p>
+    <w:p>
+      <w:pPr>
+        <w:pStyle w:val="ListParagraph"/>
+        <w:numPr>
+          <w:ilvl w:val="0"/>
+          <w:numId w:val="40"/>
+        </w:numPr>
+      </w:pPr>
+      <w:r>
+        <w:rPr>
+          <w:rFonts w:hint="eastAsia"/>
+        </w:rPr>
+        <w:t>Copy-OrchPmUserは、指定のユーザーをコピーするとき、このユーザーを自動で同じ組織グループに追加します。同名の組織グループがコピー先の組織に存在しない場合には、自動で同名のグループを作成します。このため、組織のローカルグループを明示的にコピーする必要はありません。</w:t>
+      </w:r>
+    </w:p>
+    <w:p>
+      <w:pPr>
+        <w:pStyle w:val="ListParagraph"/>
+        <w:numPr>
+          <w:ilvl w:val="0"/>
+          <w:numId w:val="40"/>
+        </w:numPr>
+        <w:rPr>
+          <w:rFonts w:hint="eastAsia"/>
+        </w:rPr>
+      </w:pPr>
+      <w:r>
+        <w:rPr>
+          <w:rFonts w:hint="eastAsia"/>
+        </w:rPr>
+        <w:t>組織がActive Directoryに統合されている場合には、組織のローカルユーザーをコピーする必要はありません。</w:t>
+      </w:r>
+    </w:p>
+    <w:p>
+      <w:pPr>
+        <w:pStyle w:val="ListParagraph"/>
+        <w:numPr>
+          <w:ilvl w:val="0"/>
+          <w:numId w:val="40"/>
+        </w:numPr>
+      </w:pPr>
+      <w:r>
+        <w:rPr>
+          <w:rFonts w:hint="eastAsia"/>
+        </w:rPr>
+        <w:t>ただし、組織のローカルグループにディレクトリユーザーが追加されている場合には、</w:t>
+      </w:r>
+      <w:r>
+        <w:rPr>
+          <w:rFonts w:hint="eastAsia"/>
+        </w:rPr>
+        <w:t>組織のローカルグループの</w:t>
+      </w:r>
+      <w:r>
+        <w:rPr>
+          <w:rFonts w:hint="eastAsia"/>
+        </w:rPr>
+        <w:t>移行が必要となります。次のようにして移行できます。</w:t>
+      </w:r>
+    </w:p>
+    <w:tbl>
+      <w:tblPr>
+        <w:tblStyle w:val="TableGrid"/>
+        <w:tblW w:w="0" w:type="auto"/>
+        <w:tblLook w:val="04A0" w:firstRow="1" w:lastRow="0" w:firstColumn="1" w:lastColumn="0" w:noHBand="0" w:noVBand="1"/>
+      </w:tblPr>
+      <w:tblGrid>
+        <w:gridCol w:w="8494"/>
+      </w:tblGrid>
+      <w:tr>
+        <w:tc>
+          <w:tcPr>
+            <w:tcW w:w="8494" w:type="dxa"/>
+          </w:tcPr>
+          <w:p>
+            <w:r>
+              <w:rPr>
+                <w:rFonts w:hint="eastAsia"/>
+              </w:rPr>
+              <w:t>PS Orch1:\&gt; Get-OrchPmGroupMember -ExportCsv c:groups.csv</w:t>
+            </w:r>
+          </w:p>
+          <w:p>
+            <w:r>
+              <w:rPr>
+                <w:rFonts w:hint="eastAsia"/>
+              </w:rPr>
+              <w:t>PS Orch1:\&gt; Import-Csv c:groups.csv | Add-OrchPmGroupMember -Path Orch2:</w:t>
+            </w:r>
+          </w:p>
+        </w:tc>
+      </w:tr>
+    </w:tbl>
+    <w:p>
+      <w:pPr>
+        <w:rPr>
+          <w:rFonts w:hint="eastAsia"/>
+        </w:rPr>
+      </w:pPr>
+    </w:p>
+    <w:p>
+      <w:pPr>
+        <w:pStyle w:val="Heading4"/>
+        <w:rPr>
+          <w:rFonts w:hint="eastAsia"/>
+        </w:rPr>
+      </w:pPr>
+      <w:r>
+        <w:rPr>
+          <w:rFonts w:hint="eastAsia"/>
+        </w:rPr>
+        <w:t>テナントエンティティとフォルダーエンティティ</w:t>
+      </w:r>
+      <w:r>
+        <w:rPr>
+          <w:rFonts w:hint="eastAsia"/>
+        </w:rPr>
+        <w:t>を</w:t>
+      </w:r>
+      <w:r>
+        <w:rPr>
+          <w:rFonts w:hint="eastAsia"/>
+        </w:rPr>
+        <w:t>移行</w:t>
+      </w:r>
+      <w:r>
+        <w:rPr>
+          <w:rFonts w:hint="eastAsia"/>
+        </w:rPr>
+        <w:t>する</w:t>
+      </w:r>
+      <w:r>
+        <w:rPr>
+          <w:rFonts w:hint="eastAsia"/>
+        </w:rPr>
+        <w:t>手順</w:t>
+      </w:r>
+    </w:p>
+    <w:p>
+      <w:pPr>
+        <w:rPr>
+          <w:rFonts w:hint="eastAsia"/>
+        </w:rPr>
+      </w:pPr>
+      <w:r>
+        <w:rPr>
+          <w:rFonts w:hint="eastAsia"/>
+        </w:rPr>
+        <w:t>次のコマンドレットを実行することで、テナントエンティティとフォルダーエンティティの両方をコピーできます。</w:t>
+      </w:r>
+    </w:p>
+    <w:tbl>
+      <w:tblPr>
+        <w:tblStyle w:val="TableGrid"/>
+        <w:tblW w:w="0" w:type="auto"/>
+        <w:tblLook w:val="04A0" w:firstRow="1" w:lastRow="0" w:firstColumn="1" w:lastColumn="0" w:noHBand="0" w:noVBand="1"/>
+      </w:tblPr>
+      <w:tblGrid>
+        <w:gridCol w:w="8494"/>
+      </w:tblGrid>
+      <w:tr>
+        <w:tc>
+          <w:tcPr>
+            <w:tcW w:w="8494" w:type="dxa"/>
+          </w:tcPr>
+          <w:p>
+            <w:pPr>
+              <w:rPr>
+                <w:rFonts w:hint="eastAsia"/>
+              </w:rPr>
+            </w:pPr>
+            <w:r>
+              <w:rPr>
+                <w:rFonts w:hint="eastAsia"/>
+              </w:rPr>
+              <w:t>PS Orch1:\&gt; copy . Orch2:\ -Recurse -WhatIf</w:t>
+            </w:r>
+          </w:p>
+        </w:tc>
+      </w:tr>
+    </w:tbl>
+    <w:p>
+      <w:pPr>
+        <w:rPr>
+          <w:rFonts w:hint="eastAsia"/>
+        </w:rPr>
+      </w:pPr>
+    </w:p>
+    <w:p>
+      <w:pPr>
+        <w:pStyle w:val="ListParagraph"/>
+        <w:numPr>
+          <w:ilvl w:val="0"/>
+          <w:numId w:val="43"/>
+        </w:numPr>
+        <w:rPr>
+          <w:rFonts w:hint="eastAsia"/>
+        </w:rPr>
+      </w:pPr>
+      <w:r>
+        <w:rPr>
+          <w:rFonts w:hint="eastAsia"/>
+        </w:rPr>
+        <w:t>ルートフォルダーを別のテナントのルートフォルダーにコピーする操作をすると、すべてのテナントエンティティが</w:t>
+      </w:r>
+      <w:r>
+        <w:rPr>
+          <w:rFonts w:hint="eastAsia"/>
+        </w:rPr>
+        <w:t>コピーされます。この機能は、</w:t>
+      </w:r>
+      <w:r>
+        <w:rPr>
+          <w:rFonts w:hint="eastAsia"/>
+        </w:rPr>
+        <w:t>UiPathOrch version 0.9.11.0</w:t>
+      </w:r>
+      <w:r>
+        <w:rPr>
+          <w:rFonts w:hint="eastAsia"/>
+        </w:rPr>
+        <w:t>で追加されました。</w:t>
+      </w:r>
+    </w:p>
+    <w:p>
+      <w:pPr>
+        <w:pStyle w:val="ListParagraph"/>
+        <w:numPr>
+          <w:ilvl w:val="0"/>
+          <w:numId w:val="43"/>
+        </w:numPr>
+      </w:pPr>
+      <w:r>
+        <w:rPr>
+          <w:rFonts w:hint="eastAsia"/>
+        </w:rPr>
+        <w:t>フォルダーをコピーすると、そのフォルダーに含まれるすべてのフォルダーエンティティがコピーされます。</w:t>
+      </w:r>
+    </w:p>
+    <w:p>
+      <w:pPr>
+        <w:pStyle w:val="ListParagraph"/>
+        <w:numPr>
+          <w:ilvl w:val="0"/>
+          <w:numId w:val="43"/>
+        </w:numPr>
+      </w:pPr>
+      <w:r>
+        <w:rPr>
+          <w:rFonts w:hint="eastAsia"/>
+        </w:rPr>
+        <w:t>-WhatIfスイッチパラメーターは、実際にはコピーをせずにログだけを出力します。問題ないことを確認したら、-WhatIfを除去して再実行してください。</w:t>
+      </w:r>
+    </w:p>
+    <w:p>
+      <w:pPr>
+        <w:pStyle w:val="ListParagraph"/>
+        <w:numPr>
+          <w:ilvl w:val="0"/>
+          <w:numId w:val="43"/>
+        </w:numPr>
+      </w:pPr>
+      <w:r>
+        <w:rPr>
+          <w:rFonts w:hint="eastAsia"/>
+        </w:rPr>
+        <w:t>-WhatIfの代わりに-Confirmを指定すると、コピーするエンティティとコピーしないエンティティを簡単に指定できます。</w:t>
+      </w:r>
+    </w:p>
+    <w:p>
+      <w:pPr>
+        <w:pStyle w:val="ListParagraph"/>
+        <w:numPr>
+          <w:ilvl w:val="0"/>
+          <w:numId w:val="43"/>
+        </w:numPr>
+      </w:pPr>
+      <w:r>
+        <w:rPr>
+          <w:rFonts w:hint="eastAsia"/>
+        </w:rPr>
+        <w:t>個人用ワークスペースを移行する必要がある場合には、移行元と移行先のテナントの両方で、対象となる個人用ワークスペースにUiPathOrchでアクセスできるようになっている必要があります。Orchestrator webで個人用ワークスペースの探索を開始し、UiPathOrchのPowerShellドライブで Clear-OrchCacheコマンドレットを実行してく</w:t>
+      </w:r>
+      <w:r>
+        <w:rPr>
+          <w:rFonts w:hint="eastAsia"/>
+        </w:rPr>
+        <w:lastRenderedPageBreak/>
+        <w:t>ださい。dirコマンドを実行し、個人用ワークスペースフォルダーが表示されることを確認してください。</w:t>
+      </w:r>
+      <w:r>
+        <w:rPr>
+          <w:rFonts w:hint="eastAsia"/>
+        </w:rPr>
+        <w:t>個人用ワークスペースの探索開始</w:t>
+      </w:r>
+      <w:r>
+        <w:rPr>
+          <w:rFonts w:hint="eastAsia"/>
+        </w:rPr>
+        <w:t>は、Orchestrator Web APIで行えないため、手動で開始する必要があります。ユーザー数が多いと大変ですが、がんばってください。</w:t>
+      </w:r>
+    </w:p>
+    <w:p>
+      <w:pPr>
+        <w:pStyle w:val="ListParagraph"/>
+        <w:numPr>
+          <w:ilvl w:val="0"/>
+          <w:numId w:val="43"/>
+        </w:numPr>
+      </w:pPr>
+      <w:r>
+        <w:rPr>
+          <w:rFonts w:hint="eastAsia"/>
+        </w:rPr>
+        <w:t>なお、テナントにユーザーを作成した後に次を実行すると、まとめて個人用ワークスペースフォルダーを有効にできます。</w:t>
+      </w:r>
+    </w:p>
+    <w:tbl>
+      <w:tblPr>
+        <w:tblStyle w:val="TableGrid"/>
+        <w:tblW w:w="0" w:type="auto"/>
+        <w:tblLook w:val="04A0" w:firstRow="1" w:lastRow="0" w:firstColumn="1" w:lastColumn="0" w:noHBand="0" w:noVBand="1"/>
+      </w:tblPr>
+      <w:tblGrid>
+        <w:gridCol w:w="8494"/>
+      </w:tblGrid>
+      <w:tr>
+        <w:tc>
+          <w:tcPr>
+            <w:tcW w:w="8494" w:type="dxa"/>
+          </w:tcPr>
+          <w:p>
+            <w:pPr>
+              <w:rPr>
+                <w:rFonts w:hint="eastAsia"/>
+              </w:rPr>
+            </w:pPr>
+            <w:r>
+              <w:rPr>
+                <w:rFonts w:hint="eastAsia"/>
+              </w:rPr>
+              <w:t xml:space="preserve">PS&gt; </w:t>
+            </w:r>
+            <w:r>
+              <w:rPr>
+                <w:rFonts w:hint="eastAsia"/>
+              </w:rPr>
+              <w:t>Enable-OrchPersonalWorkspace</w:t>
+            </w:r>
+            <w:r>
+              <w:rPr>
+                <w:rFonts w:hint="eastAsia"/>
+              </w:rPr>
+              <w:t xml:space="preserve"> -Path O</w:t>
+            </w:r>
+            <w:r>
+              <w:t>r</w:t>
+            </w:r>
+            <w:r>
+              <w:rPr>
+                <w:rFonts w:hint="eastAsia"/>
+              </w:rPr>
+              <w:t>ch2: *</w:t>
+            </w:r>
+          </w:p>
+        </w:tc>
+      </w:tr>
+    </w:tbl>
+    <w:p/>
+    <w:p>
+      <w:r>
+        <w:rPr>
+          <w:rFonts w:hint="eastAsia"/>
+        </w:rPr>
+        <w:t>Copy-Item (別名: copy) の実行方法には、</w:t>
+      </w:r>
+      <w:r>
+        <w:rPr>
+          <w:rFonts w:hint="eastAsia"/>
+        </w:rPr>
+        <w:t>次のようなバリエーションがあります。</w:t>
+      </w:r>
+    </w:p>
+    <w:p>
+      <w:pPr>
+        <w:pStyle w:val="ListParagraph"/>
+        <w:numPr>
+          <w:ilvl w:val="0"/>
+          <w:numId w:val="44"/>
+        </w:numPr>
+      </w:pPr>
+      <w:r>
+        <w:rPr>
+          <w:rFonts w:hint="eastAsia"/>
+        </w:rPr>
+        <w:t>テナントエンティティとフォルダーエンティティをすべてコピーする:</w:t>
+      </w:r>
+    </w:p>
+    <w:tbl>
+      <w:tblPr>
+        <w:tblStyle w:val="TableGrid"/>
+        <w:tblW w:w="0" w:type="auto"/>
+        <w:tblLook w:val="04A0" w:firstRow="1" w:lastRow="0" w:firstColumn="1" w:lastColumn="0" w:noHBand="0" w:noVBand="1"/>
+      </w:tblPr>
+      <w:tblGrid>
+        <w:gridCol w:w="8494"/>
+      </w:tblGrid>
+      <w:tr>
+        <w:tc>
+          <w:tcPr>
+            <w:tcW w:w="8494" w:type="dxa"/>
+          </w:tcPr>
+          <w:p>
+            <w:pPr>
+              <w:rPr>
+                <w:rFonts w:hint="eastAsia"/>
+              </w:rPr>
+            </w:pPr>
+            <w:r>
+              <w:t xml:space="preserve">PS&gt; copy </w:t>
+            </w:r>
+            <w:r>
+              <w:rPr>
+                <w:rFonts w:hint="eastAsia"/>
+              </w:rPr>
+              <w:t>Orch1:</w:t>
+            </w:r>
+            <w:r>
+              <w:t>\</w:t>
+            </w:r>
+            <w:r>
+              <w:rPr>
+                <w:rFonts w:hint="eastAsia"/>
+              </w:rPr>
+              <w:t xml:space="preserve"> Orch2</w:t>
+            </w:r>
+            <w:r>
+              <w:t>:\ -Recurse</w:t>
+            </w:r>
+          </w:p>
+        </w:tc>
+      </w:tr>
+    </w:tbl>
+    <w:p/>
+    <w:p>
+      <w:pPr>
+        <w:pStyle w:val="ListParagraph"/>
+        <w:numPr>
+          <w:ilvl w:val="0"/>
+          <w:numId w:val="44"/>
+        </w:numPr>
+      </w:pPr>
+      <w:r>
+        <w:rPr>
+          <w:rFonts w:hint="eastAsia"/>
+        </w:rPr>
+        <w:t>ある種類の</w:t>
+      </w:r>
+      <w:r>
+        <w:rPr>
+          <w:rFonts w:hint="eastAsia"/>
+        </w:rPr>
+        <w:t>テナントエンティティと</w:t>
+      </w:r>
+      <w:r>
+        <w:rPr>
+          <w:rFonts w:hint="eastAsia"/>
+        </w:rPr>
+        <w:t>、特定の</w:t>
+      </w:r>
+      <w:r>
+        <w:rPr>
+          <w:rFonts w:hint="eastAsia"/>
+        </w:rPr>
+        <w:t>フォルダー</w:t>
+      </w:r>
+      <w:r>
+        <w:rPr>
+          <w:rFonts w:hint="eastAsia"/>
+        </w:rPr>
+        <w:t>だけ</w:t>
+      </w:r>
+      <w:r>
+        <w:rPr>
+          <w:rFonts w:hint="eastAsia"/>
+        </w:rPr>
+        <w:t>をコピーする:</w:t>
+      </w:r>
+    </w:p>
+    <w:tbl>
+      <w:tblPr>
+        <w:tblStyle w:val="TableGrid"/>
+        <w:tblW w:w="0" w:type="auto"/>
+        <w:tblLook w:val="04A0" w:firstRow="1" w:lastRow="0" w:firstColumn="1" w:lastColumn="0" w:noHBand="0" w:noVBand="1"/>
+      </w:tblPr>
+      <w:tblGrid>
+        <w:gridCol w:w="8494"/>
+      </w:tblGrid>
+      <w:tr>
+        <w:tc>
+          <w:tcPr>
+            <w:tcW w:w="8494" w:type="dxa"/>
+          </w:tcPr>
+          <w:p>
+            <w:pPr>
+              <w:rPr>
+                <w:rFonts w:hint="eastAsia"/>
+              </w:rPr>
+            </w:pPr>
+            <w:r>
+              <w:t xml:space="preserve">PS&gt; copy </w:t>
+            </w:r>
+            <w:r>
+              <w:rPr>
+                <w:rFonts w:hint="eastAsia"/>
+              </w:rPr>
+              <w:t>Orch1:</w:t>
+            </w:r>
+            <w:r>
+              <w:t>\</w:t>
+            </w:r>
+            <w:r>
+              <w:rPr>
+                <w:rFonts w:hint="eastAsia"/>
+              </w:rPr>
+              <w:t xml:space="preserve"> Orch2</w:t>
+            </w:r>
+            <w:r>
+              <w:t>:\ -Recurse</w:t>
+            </w:r>
+            <w:r>
+              <w:rPr>
+                <w:rFonts w:hint="eastAsia"/>
+              </w:rPr>
+              <w:t xml:space="preserve"> -Confirm</w:t>
+            </w:r>
+          </w:p>
+        </w:tc>
+      </w:tr>
+    </w:tbl>
+    <w:p>
+      <w:pPr>
+        <w:rPr>
+          <w:rFonts w:hint="eastAsia"/>
+        </w:rPr>
+      </w:pPr>
+    </w:p>
+    <w:p>
+      <w:pPr>
+        <w:pStyle w:val="ListParagraph"/>
+        <w:numPr>
+          <w:ilvl w:val="0"/>
+          <w:numId w:val="44"/>
+        </w:numPr>
+        <w:rPr>
+          <w:rFonts w:hint="eastAsia"/>
+        </w:rPr>
+      </w:pPr>
+      <w:r>
+        <w:rPr>
+          <w:rFonts w:hint="eastAsia"/>
+        </w:rPr>
+        <w:t>すべてのテナントエンティティをコピーする（フォルダーは除外する）:</w:t>
+      </w:r>
+    </w:p>
+    <w:tbl>
+      <w:tblPr>
+        <w:tblStyle w:val="TableGrid"/>
+        <w:tblW w:w="0" w:type="auto"/>
+        <w:tblLook w:val="04A0" w:firstRow="1" w:lastRow="0" w:firstColumn="1" w:lastColumn="0" w:noHBand="0" w:noVBand="1"/>
+      </w:tblPr>
+      <w:tblGrid>
+        <w:gridCol w:w="8494"/>
+      </w:tblGrid>
+      <w:tr>
+        <w:tc>
+          <w:tcPr>
+            <w:tcW w:w="8494" w:type="dxa"/>
+          </w:tcPr>
+          <w:p>
+            <w:r>
+              <w:t xml:space="preserve">PS&gt; copy </w:t>
+            </w:r>
+            <w:r>
+              <w:rPr>
+                <w:rFonts w:hint="eastAsia"/>
+              </w:rPr>
+              <w:t>Orch1</w:t>
+            </w:r>
+            <w:r>
+              <w:t>:\</w:t>
+            </w:r>
+            <w:r>
+              <w:rPr>
+                <w:rFonts w:hint="eastAsia"/>
+              </w:rPr>
+              <w:t xml:space="preserve"> Orch2</w:t>
+            </w:r>
+            <w:r>
+              <w:t>:\</w:t>
+            </w:r>
+          </w:p>
+        </w:tc>
+      </w:tr>
+    </w:tbl>
+    <w:p/>
+    <w:p>
+      <w:pPr>
+        <w:pStyle w:val="ListParagraph"/>
+        <w:numPr>
+          <w:ilvl w:val="0"/>
+          <w:numId w:val="44"/>
+        </w:numPr>
+      </w:pPr>
+      <w:r>
+        <w:rPr>
+          <w:rFonts w:hint="eastAsia"/>
+        </w:rPr>
+        <w:t>すべてのフォルダーをコピーする（テナントエンティティは除外する）:</w:t>
+      </w:r>
+    </w:p>
+    <w:tbl>
+      <w:tblPr>
+        <w:tblStyle w:val="TableGrid"/>
+        <w:tblW w:w="0" w:type="auto"/>
+        <w:tblLook w:val="04A0" w:firstRow="1" w:lastRow="0" w:firstColumn="1" w:lastColumn="0" w:noHBand="0" w:noVBand="1"/>
+      </w:tblPr>
+      <w:tblGrid>
+        <w:gridCol w:w="8494"/>
+      </w:tblGrid>
+      <w:tr>
+        <w:tc>
+          <w:tcPr>
+            <w:tcW w:w="8494" w:type="dxa"/>
+          </w:tcPr>
+          <w:p>
+            <w:r>
+              <w:t xml:space="preserve">PS&gt; copy </w:t>
+            </w:r>
+            <w:r>
+              <w:rPr>
+                <w:rFonts w:hint="eastAsia"/>
+              </w:rPr>
+              <w:t>Orch1</w:t>
+            </w:r>
+            <w:r>
+              <w:t xml:space="preserve">:\* </w:t>
+            </w:r>
+            <w:r>
+              <w:rPr>
+                <w:rFonts w:hint="eastAsia"/>
+              </w:rPr>
+              <w:t>Orch2</w:t>
+            </w:r>
+            <w:r>
+              <w:t>:\ -Recurse</w:t>
+            </w:r>
+          </w:p>
+        </w:tc>
+      </w:tr>
+    </w:tbl>
+    <w:p>
+      <w:pPr>
+        <w:rPr>
+          <w:rFonts w:hint="eastAsia"/>
+        </w:rPr>
+      </w:pPr>
+      <w:r>
+        <w:rPr>
+          <w:rFonts w:hint="eastAsia"/>
+        </w:rPr>
+        <w:t>Orch1:\* には、Orch1:\ は含まれないことに留意してください。</w:t>
+      </w:r>
+    </w:p>
+    <w:p>
+      <w:pPr>
+        <w:rPr>
+          <w:rFonts w:hint="eastAsia"/>
+        </w:rPr>
+      </w:pPr>
+    </w:p>
+    <w:p>
+      <w:pPr>
+        <w:pStyle w:val="ListParagraph"/>
+        <w:numPr>
+          <w:ilvl w:val="0"/>
+          <w:numId w:val="44"/>
+        </w:numPr>
+      </w:pPr>
+      <w:r>
+        <w:rPr>
+          <w:rFonts w:hint="eastAsia"/>
+        </w:rPr>
+        <w:t>すべてのフォルダーのみをコピーし、</w:t>
+      </w:r>
+      <w:r>
+        <w:rPr>
+          <w:rFonts w:hint="eastAsia"/>
+        </w:rPr>
+        <w:t>テナントエンティティと</w:t>
+      </w:r>
+      <w:r>
+        <w:rPr>
+          <w:rFonts w:hint="eastAsia"/>
+        </w:rPr>
+        <w:t>フォルダーに含まれるエンティティはコピーしない:</w:t>
+      </w:r>
+    </w:p>
+    <w:tbl>
+      <w:tblPr>
+        <w:tblStyle w:val="TableGrid"/>
+        <w:tblW w:w="0" w:type="auto"/>
+        <w:tblLook w:val="04A0" w:firstRow="1" w:lastRow="0" w:firstColumn="1" w:lastColumn="0" w:noHBand="0" w:noVBand="1"/>
+      </w:tblPr>
+      <w:tblGrid>
+        <w:gridCol w:w="8494"/>
+      </w:tblGrid>
+      <w:tr>
+        <w:tc>
+          <w:tcPr>
+            <w:tcW w:w="8494" w:type="dxa"/>
+          </w:tcPr>
+          <w:p>
+            <w:r>
+              <w:t xml:space="preserve">PS&gt; copy </w:t>
+            </w:r>
+            <w:r>
+              <w:rPr>
+                <w:rFonts w:hint="eastAsia"/>
+              </w:rPr>
+              <w:t>Orch1</w:t>
+            </w:r>
+            <w:r>
+              <w:t xml:space="preserve">:\* </w:t>
+            </w:r>
+            <w:r>
+              <w:rPr>
+                <w:rFonts w:hint="eastAsia"/>
+              </w:rPr>
+              <w:t>Orch2</w:t>
+            </w:r>
+            <w:r>
+              <w:t>:\ -Recurse</w:t>
+            </w:r>
+            <w:r>
+              <w:rPr>
+                <w:rFonts w:hint="eastAsia"/>
+              </w:rPr>
+              <w:t xml:space="preserve"> -</w:t>
+            </w:r>
+            <w:r>
+              <w:t>ExcludeEntities</w:t>
+            </w:r>
+          </w:p>
+        </w:tc>
+      </w:tr>
+    </w:tbl>
+    <w:p/>
+    <w:p>
+      <w:r>
+        <w:rPr>
+          <w:rFonts w:hint="eastAsia"/>
+        </w:rPr>
+        <w:t>もし、特定のエンティティのみをコピーしたい場合には、エンティティの種別ごとに用意されているコピーコマンドレットをご利用ください。</w:t>
+      </w:r>
+      <w:r>
+        <w:rPr>
+          <w:rFonts w:hint="eastAsia"/>
+        </w:rPr>
+        <w:t>テナントを移行するときには、各エンティティを適切な順でコピーすることが重要です。たとえば、プロセスをコピーする前にパッケージをコピーしてください。</w:t>
+      </w:r>
+      <w:r>
+        <w:rPr>
+          <w:rFonts w:hint="eastAsia"/>
+        </w:rPr>
+        <w:t>パッケージが存在しないと、プロセスのコピーに失敗してしまうからです。テナントエンティティをすべてコピーしてからフォルダーをコピーす</w:t>
+      </w:r>
+      <w:r>
+        <w:rPr>
+          <w:rFonts w:hint="eastAsia"/>
+        </w:rPr>
+        <w:t>べきです。次の順で各コマンドレットを実行すると良いでしょう。</w:t>
+      </w:r>
+    </w:p>
+    <w:p/>
+    <w:p>
+      <w:bookmarkStart w:id="63" w:name="_Hlk194329631"/>
+      <w:r>
+        <w:t xml:space="preserve">PS </w:t>
+      </w:r>
+      <w:r>
+        <w:rPr>
+          <w:rFonts w:hint="eastAsia"/>
+        </w:rPr>
+        <w:t>Orch1</w:t>
+      </w:r>
+      <w:r>
+        <w:t>:\&gt; Copy-OrchLibrary * *</w:t>
+      </w:r>
+      <w:r>
+        <w:rPr>
+          <w:rFonts w:hint="eastAsia"/>
+        </w:rPr>
+        <w:t xml:space="preserve"> </w:t>
+      </w:r>
+      <w:r>
+        <w:rPr>
+          <w:rFonts w:hint="eastAsia"/>
+        </w:rPr>
+        <w:t>Orch2</w:t>
+      </w:r>
+      <w:r>
+        <w:t>:\</w:t>
+      </w:r>
+    </w:p>
+    <w:p>
+      <w:r>
+        <w:t>PS</w:t>
+      </w:r>
+      <w:r>
+        <w:rPr>
+          <w:rFonts w:hint="eastAsia"/>
+        </w:rPr>
+        <w:t xml:space="preserve"> Orch1</w:t>
+      </w:r>
+      <w:r>
+        <w:t>:\&gt; Copy-OrchPackage * *</w:t>
+      </w:r>
+      <w:r>
+        <w:rPr>
+          <w:rFonts w:hint="eastAsia"/>
+        </w:rPr>
+        <w:t xml:space="preserve"> </w:t>
+      </w:r>
+      <w:r>
+        <w:rPr>
+          <w:rFonts w:hint="eastAsia"/>
+        </w:rPr>
+        <w:t>Orch2</w:t>
+      </w:r>
+      <w:r>
+        <w:t>:\</w:t>
+      </w:r>
+    </w:p>
+    <w:p>
+      <w:r>
+        <w:t>PS</w:t>
+      </w:r>
+      <w:r>
+        <w:rPr>
+          <w:rFonts w:hint="eastAsia"/>
+        </w:rPr>
+        <w:t xml:space="preserve"> </w:t>
+      </w:r>
+      <w:r>
+        <w:rPr>
+          <w:rFonts w:hint="eastAsia"/>
+        </w:rPr>
+        <w:t>Orch1</w:t>
+      </w:r>
+      <w:r>
+        <w:t>:\&gt; Copy-OrchCredentialStore *</w:t>
+      </w:r>
+      <w:r>
+        <w:rPr>
+          <w:rFonts w:hint="eastAsia"/>
+        </w:rPr>
+        <w:t xml:space="preserve"> </w:t>
+      </w:r>
+      <w:r>
+        <w:rPr>
+          <w:rFonts w:hint="eastAsia"/>
+        </w:rPr>
+        <w:t>Orch2</w:t>
+      </w:r>
+      <w:r>
+        <w:t>:\</w:t>
+      </w:r>
+    </w:p>
+    <w:p>
+      <w:r>
+        <w:lastRenderedPageBreak/>
+        <w:t>PS</w:t>
+      </w:r>
+      <w:r>
+        <w:rPr>
+          <w:rFonts w:hint="eastAsia"/>
+        </w:rPr>
+        <w:t xml:space="preserve"> </w:t>
+      </w:r>
+      <w:r>
+        <w:rPr>
+          <w:rFonts w:hint="eastAsia"/>
+        </w:rPr>
+        <w:t>Orch1</w:t>
+      </w:r>
+      <w:r>
+        <w:t>:\&gt; Copy-OrchRole *</w:t>
+      </w:r>
+      <w:r>
+        <w:rPr>
+          <w:rFonts w:hint="eastAsia"/>
+        </w:rPr>
+        <w:t xml:space="preserve"> </w:t>
+      </w:r>
+      <w:r>
+        <w:rPr>
+          <w:rFonts w:hint="eastAsia"/>
+        </w:rPr>
+        <w:t>Orch2</w:t>
+      </w:r>
+      <w:r>
+        <w:t>:\</w:t>
+      </w:r>
+    </w:p>
+    <w:p>
+      <w:r>
+        <w:t>PS</w:t>
+      </w:r>
+      <w:r>
+        <w:rPr>
+          <w:rFonts w:hint="eastAsia"/>
+        </w:rPr>
+        <w:t xml:space="preserve"> </w:t>
+      </w:r>
+      <w:r>
+        <w:rPr>
+          <w:rFonts w:hint="eastAsia"/>
+        </w:rPr>
+        <w:t>Orch1</w:t>
+      </w:r>
+      <w:r>
+        <w:t>:\&gt; Copy-OrchUser *</w:t>
+      </w:r>
+      <w:r>
+        <w:rPr>
+          <w:rFonts w:hint="eastAsia"/>
+        </w:rPr>
+        <w:t xml:space="preserve"> </w:t>
+      </w:r>
+      <w:r>
+        <w:rPr>
+          <w:rFonts w:hint="eastAsia"/>
+        </w:rPr>
+        <w:t>Orch2</w:t>
+      </w:r>
+      <w:r>
+        <w:t>:\</w:t>
+      </w:r>
+    </w:p>
+    <w:p>
+      <w:r>
+        <w:t>PS</w:t>
+      </w:r>
+      <w:r>
+        <w:rPr>
+          <w:rFonts w:hint="eastAsia"/>
+        </w:rPr>
+        <w:t xml:space="preserve"> </w:t>
+      </w:r>
+      <w:r>
+        <w:rPr>
+          <w:rFonts w:hint="eastAsia"/>
+        </w:rPr>
+        <w:t>Orch1</w:t>
+      </w:r>
+      <w:r>
+        <w:t>:\&gt; Copy-OrchMachine *</w:t>
+      </w:r>
+      <w:r>
+        <w:rPr>
+          <w:rFonts w:hint="eastAsia"/>
+        </w:rPr>
+        <w:t xml:space="preserve"> </w:t>
+      </w:r>
+      <w:r>
+        <w:rPr>
+          <w:rFonts w:hint="eastAsia"/>
+        </w:rPr>
+        <w:t>Orch2</w:t>
+      </w:r>
+      <w:r>
+        <w:t>:\</w:t>
+      </w:r>
+    </w:p>
+    <w:p>
+      <w:r>
+        <w:t>PS</w:t>
+      </w:r>
+      <w:r>
+        <w:rPr>
+          <w:rFonts w:hint="eastAsia"/>
+        </w:rPr>
+        <w:t xml:space="preserve"> </w:t>
+      </w:r>
+      <w:r>
+        <w:rPr>
+          <w:rFonts w:hint="eastAsia"/>
+        </w:rPr>
+        <w:t>Orch1</w:t>
+      </w:r>
+      <w:r>
+        <w:t>:\&gt; Copy-OrchCalendar *</w:t>
+      </w:r>
+      <w:r>
+        <w:rPr>
+          <w:rFonts w:hint="eastAsia"/>
+        </w:rPr>
+        <w:t xml:space="preserve"> </w:t>
+      </w:r>
+      <w:r>
+        <w:rPr>
+          <w:rFonts w:hint="eastAsia"/>
+        </w:rPr>
+        <w:t>Orch2</w:t>
+      </w:r>
+      <w:r>
+        <w:t>:\</w:t>
+      </w:r>
+    </w:p>
+    <w:p>
+      <w:r>
+        <w:t>PS</w:t>
+      </w:r>
+      <w:r>
+        <w:rPr>
+          <w:rFonts w:hint="eastAsia"/>
+        </w:rPr>
+        <w:t xml:space="preserve"> </w:t>
+      </w:r>
+      <w:r>
+        <w:rPr>
+          <w:rFonts w:hint="eastAsia"/>
+        </w:rPr>
+        <w:t>Orch1</w:t>
+      </w:r>
+      <w:r>
+        <w:t xml:space="preserve">:\&gt; Copy-OrchWebhook * </w:t>
+      </w:r>
+      <w:r>
+        <w:rPr>
+          <w:rFonts w:hint="eastAsia"/>
+        </w:rPr>
+        <w:t>Orch</w:t>
+      </w:r>
+      <w:r>
+        <w:rPr>
+          <w:rFonts w:hint="eastAsia"/>
+        </w:rPr>
+        <w:t>2</w:t>
+      </w:r>
+      <w:r>
+        <w:t>:\</w:t>
+      </w:r>
+    </w:p>
+    <w:bookmarkEnd w:id="63"/>
+    <w:p>
+      <w:r>
+        <w:rPr>
+          <w:rFonts w:hint="eastAsia"/>
+        </w:rPr>
+        <w:t>（コピーが必要な個人用ワークスペース</w:t>
+      </w:r>
+      <w:r>
+        <w:rPr>
+          <w:rFonts w:hint="eastAsia"/>
+        </w:rPr>
+        <w:t>について、Orchestrator webで手動で</w:t>
+      </w:r>
+      <w:r>
+        <w:rPr>
+          <w:rFonts w:hint="eastAsia"/>
+        </w:rPr>
+        <w:t>探索を開始）</w:t>
+      </w:r>
+    </w:p>
+    <w:p>
+      <w:bookmarkStart w:id="64" w:name="_Hlk194329643"/>
+      <w:r>
+        <w:rPr>
+          <w:rFonts w:hint="eastAsia"/>
+        </w:rPr>
+        <w:t xml:space="preserve">PS </w:t>
+      </w:r>
+      <w:r>
+        <w:rPr>
+          <w:rFonts w:hint="eastAsia"/>
+        </w:rPr>
+        <w:t>Orch</w:t>
+      </w:r>
+      <w:r>
+        <w:rPr>
+          <w:rFonts w:hint="eastAsia"/>
+        </w:rPr>
+        <w:t>1:</w:t>
+      </w:r>
+      <w:r>
+        <w:rPr>
+          <w:rFonts w:hint="eastAsia"/>
+        </w:rPr>
+        <w:t>\&gt; Clear-OrchCache</w:t>
+      </w:r>
+    </w:p>
+    <w:p>
+      <w:r>
+        <w:rPr>
+          <w:rFonts w:hint="eastAsia"/>
+        </w:rPr>
+        <w:t xml:space="preserve">PS </w:t>
+      </w:r>
+      <w:r>
+        <w:rPr>
+          <w:rFonts w:hint="eastAsia"/>
+        </w:rPr>
+        <w:t>Orch1</w:t>
+      </w:r>
+      <w:r>
+        <w:rPr>
+          <w:rFonts w:hint="eastAsia"/>
+        </w:rPr>
+        <w:t xml:space="preserve">:\&gt; copy -Recurse * </w:t>
+      </w:r>
+      <w:r>
+        <w:rPr>
+          <w:rFonts w:hint="eastAsia"/>
+        </w:rPr>
+        <w:t>Orch2</w:t>
+      </w:r>
+      <w:r>
+        <w:rPr>
+          <w:rFonts w:hint="eastAsia"/>
+        </w:rPr>
+        <w:t>:\</w:t>
+      </w:r>
+      <w:bookmarkEnd w:id="64"/>
+    </w:p>
+    <w:p>
+      <w:pPr>
+        <w:pStyle w:val="Heading3"/>
+      </w:pPr>
+      <w:bookmarkStart w:id="65" w:name="_Toc189667026"/>
+      <w:r>
+        <w:rPr>
+          <w:rFonts w:hint="eastAsia"/>
+        </w:rPr>
+        <w:t>テナント移行時の注意事項</w:t>
+      </w:r>
+      <w:bookmarkEnd w:id="65"/>
+    </w:p>
+    <w:p>
+      <w:r>
+        <w:rPr>
+          <w:rFonts w:hint="eastAsia"/>
+        </w:rPr>
+        <w:t>テナントを移行するときは、コピー元とコピー先のドライブ名を間違えないように特に注意してください。ドライブ名をSrcとDstのように、間違えようのない名前にしてから作業すると良いでしょう。また、SrcドライブのスコープはすべてReadのみとしておき、誤ってSrcドライブのエンティティを削除することがないようにしてください。</w:t>
+      </w:r>
+    </w:p>
+    <w:p>
+      <w:pPr>
+        <w:pStyle w:val="Heading1"/>
+      </w:pPr>
+      <w:bookmarkStart w:id="66" w:name="_Toc189667027"/>
+      <w:r>
+        <w:rPr>
+          <w:rFonts w:hint="eastAsia"/>
+        </w:rPr>
+        <w:t>コマンドレットリファレンス</w:t>
+      </w:r>
+      <w:bookmarkEnd w:id="66"/>
+    </w:p>
+    <w:p>
+      <w:r>
+        <w:rPr>
+          <w:rFonts w:hint="eastAsia"/>
+        </w:rPr>
+        <w:t>本稿では、</w:t>
+      </w:r>
+      <w:r>
+        <w:rPr>
+          <w:rFonts w:hint="eastAsia"/>
+        </w:rPr>
+        <w:t>コマンドレットの名前と</w:t>
       </w:r>
       <w:r>
         <w:rPr>
@@ -38949,48 +40245,57 @@
         <w:rPr>
           <w:rFonts w:hint="eastAsia"/>
         </w:rPr>
-        <w:t>名が大かっこ[</w:t>
-      </w:r>
-      <w:r>
-        <w:t>]</w:t>
-      </w:r>
-      <w:r>
-        <w:rPr>
-          <w:rFonts w:hint="eastAsia"/>
-        </w:rPr>
-        <w:t>で括ってある場合、それは位置指定</w:t>
-      </w:r>
-      <w:r>
-        <w:rPr>
-          <w:rFonts w:hint="eastAsia"/>
-        </w:rPr>
-        <w:t>パラメーター</w:t>
-      </w:r>
-      <w:r>
-        <w:rPr>
-          <w:rFonts w:hint="eastAsia"/>
-        </w:rPr>
-        <w:t>なので</w:t>
-      </w:r>
-      <w:r>
-        <w:rPr>
-          <w:rFonts w:hint="eastAsia"/>
-        </w:rPr>
-        <w:t>、</w:t>
-      </w:r>
-      <w:r>
-        <w:rPr>
-          <w:rFonts w:hint="eastAsia"/>
-        </w:rPr>
-        <w:t>パラメーター</w:t>
-      </w:r>
-      <w:r>
-        <w:rPr>
-          <w:rFonts w:hint="eastAsia"/>
-        </w:rPr>
-        <w:t>名を省略できることを意味します。</w:t>
-      </w:r>
-    </w:p>
+        <w:t>を次のように示します。</w:t>
+      </w:r>
+    </w:p>
+    <w:tbl>
+      <w:tblPr>
+        <w:tblStyle w:val="TableGrid"/>
+        <w:tblW w:w="0" w:type="auto"/>
+        <w:tblLook w:val="04A0" w:firstRow="1" w:lastRow="0" w:firstColumn="1" w:lastColumn="0" w:noHBand="0" w:noVBand="1"/>
+      </w:tblPr>
+      <w:tblGrid>
+        <w:gridCol w:w="8494"/>
+      </w:tblGrid>
+      <w:tr>
+        <w:tc>
+          <w:tcPr>
+            <w:tcW w:w="8494" w:type="dxa"/>
+          </w:tcPr>
+          <w:p>
+            <w:pPr>
+              <w:rPr>
+                <w:b/>
+                <w:bCs/>
+                <w:i/>
+                <w:iCs/>
+              </w:rPr>
+            </w:pPr>
+            <w:r>
+              <w:rPr>
+                <w:b/>
+                <w:bCs/>
+                <w:i/>
+                <w:iCs/>
+              </w:rPr>
+              <w:t>Get-ChildItem [[-Path] &lt;string[]&gt;] [[-Filter] &lt;string&gt;] [-Include &lt;string[]&gt;] [-Exclude &lt;string[]&gt;] [-Recurse] [-Depth &lt;uint&gt;] [-Force] [-Reload]</w:t>
+            </w:r>
+          </w:p>
+          <w:p>
+            <w:r>
+              <w:rPr>
+                <w:rFonts w:hint="eastAsia"/>
+              </w:rPr>
+              <w:t>必要な権限:</w:t>
+            </w:r>
+            <w:r>
+              <w:t xml:space="preserve"> OR.Folders.Read</w:t>
+            </w:r>
+          </w:p>
+        </w:tc>
+      </w:tr>
+    </w:tbl>
+    <w:p/>
     <w:p>
       <w:pPr>
         <w:pStyle w:val="ListParagraph"/>
@@ -39003,22 +40308,16 @@
         <w:rPr>
           <w:rFonts w:hint="eastAsia"/>
         </w:rPr>
-        <w:t>中かっこ</w:t>
-      </w:r>
-      <w:r>
-        <w:rPr>
-          <w:rFonts w:hint="eastAsia"/>
-        </w:rPr>
-        <w:t>&lt;</w:t>
-      </w:r>
-      <w:r>
-        <w:t>&gt;</w:t>
-      </w:r>
-      <w:r>
-        <w:rPr>
-          <w:rFonts w:hint="eastAsia"/>
-        </w:rPr>
-        <w:t>は、具体的な値で置換すべき部分</w:t>
+        <w:t>大かっこ[</w:t>
+      </w:r>
+      <w:r>
+        <w:t>]</w:t>
+      </w:r>
+      <w:r>
+        <w:rPr>
+          <w:rFonts w:hint="eastAsia"/>
+        </w:rPr>
+        <w:t>は省略可能な部分</w:t>
       </w:r>
       <w:r>
         <w:rPr>
@@ -39030,25 +40329,58 @@
         <w:rPr>
           <w:rFonts w:hint="eastAsia"/>
         </w:rPr>
-        <w:t>す。たとえば&lt;</w:t>
-      </w:r>
-      <w:r>
-        <w:t>string&gt;</w:t>
-      </w:r>
-      <w:r>
-        <w:rPr>
-          <w:rFonts w:hint="eastAsia"/>
-        </w:rPr>
-        <w:t>の部分には、具体的なs</w:t>
-      </w:r>
-      <w:r>
-        <w:t>tring</w:t>
-      </w:r>
-      <w:r>
-        <w:rPr>
-          <w:rFonts w:hint="eastAsia"/>
-        </w:rPr>
-        <w:t>値（テキスト）を指定する必要があります。</w:t>
+        <w:t>す。</w:t>
+      </w:r>
+      <w:r>
+        <w:rPr>
+          <w:rFonts w:hint="eastAsia"/>
+        </w:rPr>
+        <w:t>パラメーター</w:t>
+      </w:r>
+      <w:r>
+        <w:rPr>
+          <w:rFonts w:hint="eastAsia"/>
+        </w:rPr>
+        <w:t>名が大かっこ[</w:t>
+      </w:r>
+      <w:r>
+        <w:t>]</w:t>
+      </w:r>
+      <w:r>
+        <w:rPr>
+          <w:rFonts w:hint="eastAsia"/>
+        </w:rPr>
+        <w:t>で括ってある場合、それは位置指定</w:t>
+      </w:r>
+      <w:r>
+        <w:rPr>
+          <w:rFonts w:hint="eastAsia"/>
+        </w:rPr>
+        <w:t>パラメーター</w:t>
+      </w:r>
+      <w:r>
+        <w:rPr>
+          <w:rFonts w:hint="eastAsia"/>
+        </w:rPr>
+        <w:t>なので</w:t>
+      </w:r>
+      <w:r>
+        <w:rPr>
+          <w:rFonts w:hint="eastAsia"/>
+        </w:rPr>
+        <w:t>、</w:t>
+      </w:r>
+      <w:r>
+        <w:rPr>
+          <w:rFonts w:hint="eastAsia"/>
+        </w:rPr>
+        <w:t>パラメーター</w:t>
+      </w:r>
+      <w:r>
+        <w:rPr>
+          <w:rFonts w:hint="eastAsia"/>
+        </w:rPr>
+        <w:t>名を省略できることを意味します。</w:t>
       </w:r>
     </w:p>
     <w:p>
@@ -39063,16 +40395,43 @@
         <w:rPr>
           <w:rFonts w:hint="eastAsia"/>
         </w:rPr>
+        <w:t>中かっこ</w:t>
+      </w:r>
+      <w:r>
+        <w:rPr>
+          <w:rFonts w:hint="eastAsia"/>
+        </w:rPr>
         <w:t>&lt;</w:t>
       </w:r>
       <w:r>
-        <w:t>string[]&gt;</w:t>
-      </w:r>
-      <w:r>
-        <w:rPr>
-          <w:rFonts w:hint="eastAsia"/>
-        </w:rPr>
-        <w:t>は、s</w:t>
+        <w:t>&gt;</w:t>
+      </w:r>
+      <w:r>
+        <w:rPr>
+          <w:rFonts w:hint="eastAsia"/>
+        </w:rPr>
+        <w:t>は、具体的な値で置換すべき部分</w:t>
+      </w:r>
+      <w:r>
+        <w:rPr>
+          <w:rFonts w:hint="eastAsia"/>
+        </w:rPr>
+        <w:t>で</w:t>
+      </w:r>
+      <w:r>
+        <w:rPr>
+          <w:rFonts w:hint="eastAsia"/>
+        </w:rPr>
+        <w:t>す。たとえば&lt;</w:t>
+      </w:r>
+      <w:r>
+        <w:t>string&gt;</w:t>
+      </w:r>
+      <w:r>
+        <w:rPr>
+          <w:rFonts w:hint="eastAsia"/>
+        </w:rPr>
+        <w:t>の部分には、具体的なs</w:t>
       </w:r>
       <w:r>
         <w:t>tring</w:t>
@@ -39081,25 +40440,7 @@
         <w:rPr>
           <w:rFonts w:hint="eastAsia"/>
         </w:rPr>
-        <w:t>値（テキスト）の配列です。ここにはカンマ区切りで複数の値を指定できます。&lt;</w:t>
-      </w:r>
-      <w:r>
-        <w:t>uint&gt;</w:t>
-      </w:r>
-      <w:r>
-        <w:rPr>
-          <w:rFonts w:hint="eastAsia"/>
-        </w:rPr>
-        <w:t>は符号なし整数（u</w:t>
-      </w:r>
-      <w:r>
-        <w:t>nsigned integer</w:t>
-      </w:r>
-      <w:r>
-        <w:rPr>
-          <w:rFonts w:hint="eastAsia"/>
-        </w:rPr>
-        <w:t>）です。</w:t>
+        <w:t>値（テキスト）を指定する必要があります。</w:t>
       </w:r>
     </w:p>
     <w:p>
@@ -39114,145 +40455,43 @@
         <w:rPr>
           <w:rFonts w:hint="eastAsia"/>
         </w:rPr>
-        <w:t>パラメーター</w:t>
-      </w:r>
-      <w:r>
-        <w:rPr>
-          <w:rFonts w:hint="eastAsia"/>
-        </w:rPr>
-        <w:t>名のみ</w:t>
-      </w:r>
-      <w:r>
-        <w:rPr>
-          <w:rFonts w:hint="eastAsia"/>
-        </w:rPr>
-        <w:t>を</w:t>
-      </w:r>
-      <w:r>
-        <w:rPr>
-          <w:rFonts w:hint="eastAsia"/>
-        </w:rPr>
-        <w:t>指定</w:t>
-      </w:r>
-      <w:r>
-        <w:rPr>
-          <w:rFonts w:hint="eastAsia"/>
-        </w:rPr>
-        <w:t>し</w:t>
-      </w:r>
-      <w:r>
-        <w:rPr>
-          <w:rFonts w:hint="eastAsia"/>
-        </w:rPr>
-        <w:t>た</w:t>
-      </w:r>
-      <w:r>
-        <w:rPr>
-          <w:rFonts w:hint="eastAsia"/>
-        </w:rPr>
-        <w:t>もの</w:t>
-      </w:r>
-      <w:r>
-        <w:rPr>
-          <w:rFonts w:hint="eastAsia"/>
-        </w:rPr>
-        <w:t>（</w:t>
-      </w:r>
-      <w:r>
-        <w:rPr>
-          <w:rFonts w:hint="eastAsia"/>
-        </w:rPr>
-        <w:t>パラメーター</w:t>
-      </w:r>
-      <w:r>
-        <w:rPr>
-          <w:rFonts w:hint="eastAsia"/>
-        </w:rPr>
-        <w:t>値</w:t>
-      </w:r>
-      <w:r>
-        <w:rPr>
-          <w:rFonts w:hint="eastAsia"/>
-        </w:rPr>
-        <w:t>の指定</w:t>
-      </w:r>
-      <w:r>
-        <w:rPr>
-          <w:rFonts w:hint="eastAsia"/>
-        </w:rPr>
-        <w:t>がない</w:t>
-      </w:r>
-      <w:r>
-        <w:rPr>
-          <w:rFonts w:hint="eastAsia"/>
-        </w:rPr>
-        <w:t>もの</w:t>
-      </w:r>
-      <w:r>
-        <w:rPr>
-          <w:rFonts w:hint="eastAsia"/>
-        </w:rPr>
-        <w:t>）</w:t>
-      </w:r>
-      <w:r>
-        <w:rPr>
-          <w:rFonts w:hint="eastAsia"/>
-        </w:rPr>
-        <w:t>は</w:t>
-      </w:r>
-      <w:r>
-        <w:rPr>
-          <w:rFonts w:hint="eastAsia"/>
-        </w:rPr>
-        <w:t>、</w:t>
-      </w:r>
-      <w:r>
-        <w:rPr>
-          <w:rFonts w:hint="eastAsia"/>
-        </w:rPr>
-        <w:t>スイッチ</w:t>
-      </w:r>
-      <w:r>
-        <w:rPr>
-          <w:rFonts w:hint="eastAsia"/>
-        </w:rPr>
-        <w:t>パラメーター</w:t>
-      </w:r>
-      <w:r>
-        <w:rPr>
-          <w:rFonts w:hint="eastAsia"/>
-        </w:rPr>
-        <w:t>です。上記の例では、-</w:t>
-      </w:r>
-      <w:r>
-        <w:t>Recurse</w:t>
-      </w:r>
-      <w:r>
-        <w:rPr>
-          <w:rFonts w:hint="eastAsia"/>
-        </w:rPr>
-        <w:t>、-</w:t>
-      </w:r>
-      <w:r>
-        <w:t>Force</w:t>
-      </w:r>
-      <w:r>
-        <w:rPr>
-          <w:rFonts w:hint="eastAsia"/>
-        </w:rPr>
-        <w:t>がスイッチ</w:t>
-      </w:r>
-      <w:r>
-        <w:rPr>
-          <w:rFonts w:hint="eastAsia"/>
-        </w:rPr>
-        <w:t>パラメーター</w:t>
-      </w:r>
-      <w:r>
-        <w:rPr>
-          <w:rFonts w:hint="eastAsia"/>
-        </w:rPr>
-        <w:t>です。</w:t>
+        <w:t>&lt;</w:t>
+      </w:r>
+      <w:r>
+        <w:t>string[]&gt;</w:t>
+      </w:r>
+      <w:r>
+        <w:rPr>
+          <w:rFonts w:hint="eastAsia"/>
+        </w:rPr>
+        <w:t>は、s</w:t>
+      </w:r>
+      <w:r>
+        <w:t>tring</w:t>
+      </w:r>
+      <w:r>
+        <w:rPr>
+          <w:rFonts w:hint="eastAsia"/>
+        </w:rPr>
+        <w:t>値（テキスト）の配列です。ここにはカンマ区切りで複数の値を指定できます。&lt;</w:t>
+      </w:r>
+      <w:r>
+        <w:t>uint&gt;</w:t>
+      </w:r>
+      <w:r>
+        <w:rPr>
+          <w:rFonts w:hint="eastAsia"/>
+        </w:rPr>
+        <w:t>は符号なし整数（u</w:t>
+      </w:r>
+      <w:r>
+        <w:t>nsigned integer</w:t>
+      </w:r>
+      <w:r>
+        <w:rPr>
+          <w:rFonts w:hint="eastAsia"/>
+        </w:rPr>
+        <w:t>）です。</w:t>
       </w:r>
     </w:p>
     <w:p>
@@ -39267,6 +40506,159 @@
         <w:rPr>
           <w:rFonts w:hint="eastAsia"/>
         </w:rPr>
+        <w:t>パラメーター</w:t>
+      </w:r>
+      <w:r>
+        <w:rPr>
+          <w:rFonts w:hint="eastAsia"/>
+        </w:rPr>
+        <w:t>名のみ</w:t>
+      </w:r>
+      <w:r>
+        <w:rPr>
+          <w:rFonts w:hint="eastAsia"/>
+        </w:rPr>
+        <w:t>を</w:t>
+      </w:r>
+      <w:r>
+        <w:rPr>
+          <w:rFonts w:hint="eastAsia"/>
+        </w:rPr>
+        <w:t>指定</w:t>
+      </w:r>
+      <w:r>
+        <w:rPr>
+          <w:rFonts w:hint="eastAsia"/>
+        </w:rPr>
+        <w:t>し</w:t>
+      </w:r>
+      <w:r>
+        <w:rPr>
+          <w:rFonts w:hint="eastAsia"/>
+        </w:rPr>
+        <w:t>た</w:t>
+      </w:r>
+      <w:r>
+        <w:rPr>
+          <w:rFonts w:hint="eastAsia"/>
+        </w:rPr>
+        <w:t>もの</w:t>
+      </w:r>
+      <w:r>
+        <w:rPr>
+          <w:rFonts w:hint="eastAsia"/>
+        </w:rPr>
+        <w:t>（</w:t>
+      </w:r>
+      <w:r>
+        <w:rPr>
+          <w:rFonts w:hint="eastAsia"/>
+        </w:rPr>
+        <w:t>パラメーター</w:t>
+      </w:r>
+      <w:r>
+        <w:rPr>
+          <w:rFonts w:hint="eastAsia"/>
+        </w:rPr>
+        <w:t>値</w:t>
+      </w:r>
+      <w:r>
+        <w:rPr>
+          <w:rFonts w:hint="eastAsia"/>
+        </w:rPr>
+        <w:t>の指定</w:t>
+      </w:r>
+      <w:r>
+        <w:rPr>
+          <w:rFonts w:hint="eastAsia"/>
+        </w:rPr>
+        <w:t>がない</w:t>
+      </w:r>
+      <w:r>
+        <w:rPr>
+          <w:rFonts w:hint="eastAsia"/>
+        </w:rPr>
+        <w:t>もの</w:t>
+      </w:r>
+      <w:r>
+        <w:rPr>
+          <w:rFonts w:hint="eastAsia"/>
+        </w:rPr>
+        <w:t>）</w:t>
+      </w:r>
+      <w:r>
+        <w:rPr>
+          <w:rFonts w:hint="eastAsia"/>
+        </w:rPr>
+        <w:t>は</w:t>
+      </w:r>
+      <w:r>
+        <w:rPr>
+          <w:rFonts w:hint="eastAsia"/>
+        </w:rPr>
+        <w:t>、</w:t>
+      </w:r>
+      <w:r>
+        <w:rPr>
+          <w:rFonts w:hint="eastAsia"/>
+        </w:rPr>
+        <w:t>スイッチ</w:t>
+      </w:r>
+      <w:r>
+        <w:rPr>
+          <w:rFonts w:hint="eastAsia"/>
+        </w:rPr>
+        <w:t>パラメーター</w:t>
+      </w:r>
+      <w:r>
+        <w:rPr>
+          <w:rFonts w:hint="eastAsia"/>
+        </w:rPr>
+        <w:t>です。上記の例では、-</w:t>
+      </w:r>
+      <w:r>
+        <w:t>Recurse</w:t>
+      </w:r>
+      <w:r>
+        <w:rPr>
+          <w:rFonts w:hint="eastAsia"/>
+        </w:rPr>
+        <w:t>、-</w:t>
+      </w:r>
+      <w:r>
+        <w:t>Force</w:t>
+      </w:r>
+      <w:r>
+        <w:rPr>
+          <w:rFonts w:hint="eastAsia"/>
+        </w:rPr>
+        <w:t>がスイッチ</w:t>
+      </w:r>
+      <w:r>
+        <w:rPr>
+          <w:rFonts w:hint="eastAsia"/>
+        </w:rPr>
+        <w:t>パラメーター</w:t>
+      </w:r>
+      <w:r>
+        <w:rPr>
+          <w:rFonts w:hint="eastAsia"/>
+        </w:rPr>
+        <w:t>です。</w:t>
+      </w:r>
+    </w:p>
+    <w:p>
+      <w:pPr>
+        <w:pStyle w:val="ListParagraph"/>
+        <w:numPr>
+          <w:ilvl w:val="0"/>
+          <w:numId w:val="14"/>
+        </w:numPr>
+      </w:pPr>
+      <w:r>
+        <w:rPr>
+          <w:rFonts w:hint="eastAsia"/>
+        </w:rPr>
         <w:t>必要な権限は、</w:t>
       </w:r>
       <w:r>
@@ -39403,14 +40795,15 @@
       <w:pPr>
         <w:pStyle w:val="Heading2"/>
       </w:pPr>
-      <w:bookmarkStart w:id="65" w:name="_Toc189667028"/>
-      <w:r>
-        <w:rPr>
-          <w:rFonts w:hint="eastAsia"/>
-        </w:rPr>
+      <w:bookmarkStart w:id="67" w:name="_Toc189667028"/>
+      <w:r>
+        <w:rPr>
+          <w:rFonts w:hint="eastAsia"/>
+        </w:rPr>
+        <w:lastRenderedPageBreak/>
         <w:t>フォルダーの操作</w:t>
       </w:r>
-      <w:bookmarkEnd w:id="65"/>
+      <w:bookmarkEnd w:id="67"/>
     </w:p>
     <w:p>
       <w:r>
@@ -39503,7 +40896,6 @@
         <w:rPr>
           <w:rFonts w:hint="eastAsia"/>
         </w:rPr>
-        <w:lastRenderedPageBreak/>
         <w:t>必要な権限:</w:t>
       </w:r>
       <w:r>
@@ -39956,6 +41348,7 @@
           <w:b/>
           <w:i/>
         </w:rPr>
+        <w:lastRenderedPageBreak/>
         <w:t>Move-Item [-Path] &lt;string[]&gt; [[-Destination] &lt;string&gt;] [-Filter &lt;string&gt;] [-Include &lt;string[]&gt;] [-Exclude &lt;string[]&gt;] [-PassThru] [-WhatIf] [-Confirm]</w:t>
       </w:r>
     </w:p>
@@ -39999,15 +41392,14 @@
       <w:pPr>
         <w:pStyle w:val="Heading3"/>
       </w:pPr>
-      <w:bookmarkStart w:id="66" w:name="_Toc189667029"/>
-      <w:r>
-        <w:rPr>
-          <w:rFonts w:hint="eastAsia"/>
-        </w:rPr>
-        <w:lastRenderedPageBreak/>
+      <w:bookmarkStart w:id="68" w:name="_Toc189667029"/>
+      <w:r>
+        <w:rPr>
+          <w:rFonts w:hint="eastAsia"/>
+        </w:rPr>
         <w:t>現在のロケーションを変更する</w:t>
       </w:r>
-      <w:bookmarkEnd w:id="66"/>
+      <w:bookmarkEnd w:id="68"/>
     </w:p>
     <w:p>
       <w:pPr>
@@ -40466,7 +41858,7 @@
       <w:pPr>
         <w:pStyle w:val="Heading3"/>
       </w:pPr>
-      <w:bookmarkStart w:id="67" w:name="_Toc189667030"/>
+      <w:bookmarkStart w:id="69" w:name="_Toc189667030"/>
       <w:r>
         <w:rPr>
           <w:rFonts w:hint="eastAsia"/>
@@ -40479,7 +41871,7 @@
         </w:rPr>
         <w:t>表示する</w:t>
       </w:r>
-      <w:bookmarkEnd w:id="67"/>
+      <w:bookmarkEnd w:id="69"/>
     </w:p>
     <w:p>
       <w:pPr>
@@ -40655,6 +42047,7 @@
         <w:rPr>
           <w:rFonts w:hint="eastAsia"/>
         </w:rPr>
+        <w:lastRenderedPageBreak/>
         <w:t>現在の</w:t>
       </w:r>
       <w:r>
@@ -40779,7 +42172,6 @@
         <w:rPr>
           <w:rFonts w:hint="eastAsia"/>
         </w:rPr>
-        <w:lastRenderedPageBreak/>
         <w:t>aではじまる</w:t>
       </w:r>
       <w:r>
@@ -41068,14 +42460,14 @@
       <w:pPr>
         <w:pStyle w:val="Heading3"/>
       </w:pPr>
-      <w:bookmarkStart w:id="68" w:name="_Toc189667031"/>
+      <w:bookmarkStart w:id="70" w:name="_Toc189667031"/>
       <w:r>
         <w:rPr>
           <w:rFonts w:hint="eastAsia"/>
         </w:rPr>
         <w:t>フォルダーをブラウザーで開く</w:t>
       </w:r>
-      <w:bookmarkEnd w:id="68"/>
+      <w:bookmarkEnd w:id="70"/>
     </w:p>
     <w:p>
       <w:pPr>
@@ -41197,14 +42589,14 @@
       <w:pPr>
         <w:pStyle w:val="Heading3"/>
       </w:pPr>
-      <w:bookmarkStart w:id="69" w:name="_Toc189667032"/>
+      <w:bookmarkStart w:id="71" w:name="_Toc189667032"/>
       <w:r>
         <w:rPr>
           <w:rFonts w:hint="eastAsia"/>
         </w:rPr>
         <w:t>フォルダーを作成する</w:t>
       </w:r>
-      <w:bookmarkEnd w:id="69"/>
+      <w:bookmarkEnd w:id="71"/>
     </w:p>
     <w:p>
       <w:r>
@@ -41572,6 +42964,7 @@
         <w:rPr>
           <w:rFonts w:hint="eastAsia"/>
         </w:rPr>
+        <w:lastRenderedPageBreak/>
         <w:t>ルートフォルダーの直下に</w:t>
       </w:r>
       <w:r>
@@ -41615,12 +43008,11 @@
       <w:pPr>
         <w:pStyle w:val="Heading3"/>
       </w:pPr>
-      <w:bookmarkStart w:id="70" w:name="_Toc189667033"/>
-      <w:r>
-        <w:rPr>
-          <w:rFonts w:hint="eastAsia"/>
-        </w:rPr>
-        <w:lastRenderedPageBreak/>
+      <w:bookmarkStart w:id="72" w:name="_Toc189667033"/>
+      <w:r>
+        <w:rPr>
+          <w:rFonts w:hint="eastAsia"/>
+        </w:rPr>
         <w:t>フォルダーを</w:t>
       </w:r>
       <w:r>
@@ -41635,7 +43027,7 @@
         </w:rPr>
         <w:t>する</w:t>
       </w:r>
-      <w:bookmarkEnd w:id="70"/>
+      <w:bookmarkEnd w:id="72"/>
     </w:p>
     <w:p>
       <w:r>
@@ -41975,14 +43367,14 @@
       <w:pPr>
         <w:pStyle w:val="Heading3"/>
       </w:pPr>
-      <w:bookmarkStart w:id="71" w:name="_Toc189667034"/>
+      <w:bookmarkStart w:id="73" w:name="_Toc189667034"/>
       <w:r>
         <w:rPr>
           <w:rFonts w:hint="eastAsia"/>
         </w:rPr>
         <w:t>フォルダーを移動する</w:t>
       </w:r>
-      <w:bookmarkEnd w:id="71"/>
+      <w:bookmarkEnd w:id="73"/>
     </w:p>
     <w:p>
       <w:r>
@@ -42163,7 +43555,14 @@
         <w:rPr>
           <w:rFonts w:hint="eastAsia"/>
         </w:rPr>
-        <w:t>フォルダーの下に移動します。</w:t>
+        <w:t>フォルダーの下に移動しま</w:t>
+      </w:r>
+      <w:r>
+        <w:rPr>
+          <w:rFonts w:hint="eastAsia"/>
+        </w:rPr>
+        <w:lastRenderedPageBreak/>
+        <w:t>す。</w:t>
       </w:r>
     </w:p>
     <w:p>
@@ -42212,14 +43611,7 @@
         <w:rPr>
           <w:rFonts w:hint="eastAsia"/>
         </w:rPr>
-        <w:t>フォルダーの下</w:t>
-      </w:r>
-      <w:r>
-        <w:rPr>
-          <w:rFonts w:hint="eastAsia"/>
-        </w:rPr>
-        <w:lastRenderedPageBreak/>
-        <w:t>に移動します。</w:t>
+        <w:t>フォルダーの下に移動します。</w:t>
       </w:r>
     </w:p>
     <w:p>
@@ -42330,14 +43722,14 @@
       <w:pPr>
         <w:pStyle w:val="Heading3"/>
       </w:pPr>
-      <w:bookmarkStart w:id="72" w:name="_Toc189667035"/>
+      <w:bookmarkStart w:id="74" w:name="_Toc189667035"/>
       <w:r>
         <w:rPr>
           <w:rFonts w:hint="eastAsia"/>
         </w:rPr>
         <w:t>フォルダーをリネームする</w:t>
       </w:r>
-      <w:bookmarkEnd w:id="72"/>
+      <w:bookmarkEnd w:id="74"/>
     </w:p>
     <w:p>
       <w:pPr>
@@ -42401,14 +43793,14 @@
       <w:pPr>
         <w:pStyle w:val="Heading3"/>
       </w:pPr>
-      <w:bookmarkStart w:id="73" w:name="_Toc189667036"/>
+      <w:bookmarkStart w:id="75" w:name="_Toc189667036"/>
       <w:r>
         <w:rPr>
           <w:rFonts w:hint="eastAsia"/>
         </w:rPr>
         <w:t>フォルダーを削除する</w:t>
       </w:r>
-      <w:bookmarkEnd w:id="73"/>
+      <w:bookmarkEnd w:id="75"/>
       <w:r>
         <w:tab/>
       </w:r>
@@ -42684,7 +44076,7 @@
       <w:pPr>
         <w:pStyle w:val="Heading3"/>
       </w:pPr>
-      <w:bookmarkStart w:id="74" w:name="_Toc189667037"/>
+      <w:bookmarkStart w:id="76" w:name="_Toc189667037"/>
       <w:r>
         <w:rPr>
           <w:rFonts w:hint="eastAsia"/>
@@ -42703,7 +44095,7 @@
         </w:rPr>
         <w:t>を表示する</w:t>
       </w:r>
-      <w:bookmarkEnd w:id="74"/>
+      <w:bookmarkEnd w:id="76"/>
     </w:p>
     <w:p>
       <w:r>
@@ -42796,6 +44188,7 @@
         <w:rPr>
           <w:rFonts w:hint="eastAsia"/>
         </w:rPr>
+        <w:lastRenderedPageBreak/>
         <w:t>現在のフォルダーのサマリ情報を表示します。</w:t>
       </w:r>
     </w:p>
@@ -42899,14 +44292,7 @@
         <w:rPr>
           <w:rFonts w:hint="eastAsia"/>
         </w:rPr>
-        <w:t>.csvファイ</w:t>
-      </w:r>
-      <w:r>
-        <w:rPr>
-          <w:rFonts w:hint="eastAsia"/>
-        </w:rPr>
-        <w:lastRenderedPageBreak/>
-        <w:t>ルに保存します。</w:t>
+        <w:t>.csvファイルに保存します。</w:t>
       </w:r>
     </w:p>
     <w:p>
@@ -43017,7 +44403,7 @@
       <w:pPr>
         <w:pStyle w:val="Heading2"/>
       </w:pPr>
-      <w:bookmarkStart w:id="75" w:name="_Toc189667038"/>
+      <w:bookmarkStart w:id="77" w:name="_Toc189667038"/>
       <w:r>
         <w:rPr>
           <w:rFonts w:hint="eastAsia"/>
@@ -43036,7 +44422,7 @@
         </w:rPr>
         <w:t>の操作</w:t>
       </w:r>
-      <w:bookmarkEnd w:id="75"/>
+      <w:bookmarkEnd w:id="77"/>
     </w:p>
     <w:p>
       <w:pPr>
@@ -43343,6 +44729,7 @@
           <w:i/>
           <w:iCs/>
         </w:rPr>
+        <w:lastRenderedPageBreak/>
         <w:t>Import-OrchLibrary [-Source] &lt;string[]&gt; [-Path &lt;string&gt;] [-WhatIf] [-Confirm]</w:t>
       </w:r>
     </w:p>
@@ -43373,7 +44760,6 @@
         <w:rPr>
           <w:rFonts w:hint="eastAsia"/>
         </w:rPr>
-        <w:lastRenderedPageBreak/>
         <w:t>-Sourceパラメーターには、</w:t>
       </w:r>
       <w:r>
@@ -43515,7 +44901,7 @@
       <w:pPr>
         <w:pStyle w:val="Heading3"/>
       </w:pPr>
-      <w:bookmarkStart w:id="76" w:name="_Toc189667039"/>
+      <w:bookmarkStart w:id="78" w:name="_Toc189667039"/>
       <w:r>
         <w:rPr>
           <w:rFonts w:hint="eastAsia"/>
@@ -43546,7 +44932,7 @@
         </w:rPr>
         <w:t>する</w:t>
       </w:r>
-      <w:bookmarkEnd w:id="76"/>
+      <w:bookmarkEnd w:id="78"/>
     </w:p>
     <w:p>
       <w:pPr>
@@ -43716,7 +45102,7 @@
       <w:pPr>
         <w:pStyle w:val="Heading3"/>
       </w:pPr>
-      <w:bookmarkStart w:id="77" w:name="_Toc189667040"/>
+      <w:bookmarkStart w:id="79" w:name="_Toc189667040"/>
       <w:r>
         <w:rPr>
           <w:rFonts w:hint="eastAsia"/>
@@ -43729,7 +45115,7 @@
         </w:rPr>
         <w:t>のすべてのバージョンを表示する</w:t>
       </w:r>
-      <w:bookmarkEnd w:id="77"/>
+      <w:bookmarkEnd w:id="79"/>
     </w:p>
     <w:p>
       <w:pPr>
@@ -43856,6 +45242,7 @@
           <w:b/>
           <w:i/>
         </w:rPr>
+        <w:lastRenderedPageBreak/>
         <w:t>G</w:t>
       </w:r>
       <w:r>
@@ -43890,21 +45277,14 @@
         <w:rPr>
           <w:rFonts w:hint="eastAsia"/>
         </w:rPr>
-        <w:t>現在のドライブ（テナント）のライブラリフィードにある、eで始まる名前のパッケージのすべてのバージョンを表示します。パッケージ名は補完入力できます。また、</w:t>
-      </w:r>
-      <w:r>
-        <w:rPr>
-          <w:rFonts w:hint="eastAsia"/>
-        </w:rPr>
-        <w:lastRenderedPageBreak/>
-        <w:t>カンマで区切って複数のパッケージ名を指定できます。</w:t>
+        <w:t>現在のドライブ（テナント）のライブラリフィードにある、eで始まる名前のパッケージのすべてのバージョンを表示します。パッケージ名は補完入力できます。また、カンマで区切って複数のパッケージ名を指定できます。</w:t>
       </w:r>
     </w:p>
     <w:p>
       <w:pPr>
         <w:pStyle w:val="Heading3"/>
       </w:pPr>
-      <w:bookmarkStart w:id="78" w:name="_Toc189667041"/>
+      <w:bookmarkStart w:id="80" w:name="_Toc189667041"/>
       <w:r>
         <w:rPr>
           <w:rFonts w:hint="eastAsia"/>
@@ -43917,7 +45297,7 @@
         </w:rPr>
         <w:t>を削除する</w:t>
       </w:r>
-      <w:bookmarkEnd w:id="78"/>
+      <w:bookmarkEnd w:id="80"/>
     </w:p>
     <w:p>
       <w:r>
@@ -44104,7 +45484,7 @@
       <w:pPr>
         <w:pStyle w:val="Heading3"/>
       </w:pPr>
-      <w:bookmarkStart w:id="79" w:name="_Toc189667042"/>
+      <w:bookmarkStart w:id="81" w:name="_Toc189667042"/>
       <w:r>
         <w:rPr>
           <w:rFonts w:hint="eastAsia"/>
@@ -44123,7 +45503,7 @@
         </w:rPr>
         <w:t>アップロードする</w:t>
       </w:r>
-      <w:bookmarkEnd w:id="79"/>
+      <w:bookmarkEnd w:id="81"/>
     </w:p>
     <w:p>
       <w:pPr>
@@ -44306,11 +45686,12 @@
       <w:pPr>
         <w:pStyle w:val="Heading3"/>
       </w:pPr>
-      <w:bookmarkStart w:id="80" w:name="_Toc189667043"/>
-      <w:r>
-        <w:rPr>
-          <w:rFonts w:hint="eastAsia"/>
-        </w:rPr>
+      <w:bookmarkStart w:id="82" w:name="_Toc189667043"/>
+      <w:r>
+        <w:rPr>
+          <w:rFonts w:hint="eastAsia"/>
+        </w:rPr>
+        <w:lastRenderedPageBreak/>
         <w:t>ライブラリ</w:t>
       </w:r>
       <w:r>
@@ -44325,7 +45706,7 @@
         </w:rPr>
         <w:t>ダウンロードする</w:t>
       </w:r>
-      <w:bookmarkEnd w:id="80"/>
+      <w:bookmarkEnd w:id="82"/>
     </w:p>
     <w:p>
       <w:pPr>
@@ -44367,14 +45748,7 @@
         <w:rPr>
           <w:rFonts w:hint="eastAsia"/>
         </w:rPr>
-        <w:t>、C:ドライブのカ</w:t>
-      </w:r>
-      <w:r>
-        <w:rPr>
-          <w:rFonts w:hint="eastAsia"/>
-        </w:rPr>
-        <w:lastRenderedPageBreak/>
-        <w:t>レントロケーションに保存します。なお、C:ドライブのカレントロケーションをファイルエクスプローラーで開くには、</w:t>
+        <w:t>、C:ドライブのカレントロケーションに保存します。なお、C:ドライブのカレントロケーションをファイルエクスプローラーで開くには、</w:t>
       </w:r>
       <w:r>
         <w:rPr>
@@ -44558,14 +45932,14 @@
       <w:pPr>
         <w:pStyle w:val="Heading2"/>
       </w:pPr>
-      <w:bookmarkStart w:id="81" w:name="_Toc189667044"/>
+      <w:bookmarkStart w:id="83" w:name="_Toc189667044"/>
       <w:r>
         <w:rPr>
           <w:rFonts w:hint="eastAsia"/>
         </w:rPr>
         <w:t>パッケージの操作</w:t>
       </w:r>
-      <w:bookmarkEnd w:id="81"/>
+      <w:bookmarkEnd w:id="83"/>
     </w:p>
     <w:p>
       <w:r>
@@ -44762,7 +46136,17 @@
           <w:i/>
           <w:iCs/>
         </w:rPr>
-        <w:t>Export-OrchPackage [[-Id] &lt;string[]&gt;] [[-Version] &lt;string[]&gt;] [[-Destination] &lt;string&gt;] [-Path &lt;string[]&gt;] [-Recurse] [-WhatIf] [-Confirm]</w:t>
+        <w:t xml:space="preserve">Export-OrchPackage [[-Id] &lt;string[]&gt;] [[-Version] &lt;string[]&gt;] [[-Destination] </w:t>
+      </w:r>
+      <w:r>
+        <w:rPr>
+          <w:b/>
+          <w:bCs/>
+          <w:i/>
+          <w:iCs/>
+        </w:rPr>
+        <w:lastRenderedPageBreak/>
+        <w:t>&lt;string&gt;] [-Path &lt;string[]&gt;] [-Recurse] [-WhatIf] [-Confirm]</w:t>
       </w:r>
     </w:p>
     <w:p>
@@ -44796,12 +46180,11 @@
       <w:pPr>
         <w:pStyle w:val="Heading3"/>
       </w:pPr>
-      <w:bookmarkStart w:id="82" w:name="_Toc189667045"/>
-      <w:r>
-        <w:rPr>
-          <w:rFonts w:hint="eastAsia"/>
-        </w:rPr>
-        <w:lastRenderedPageBreak/>
+      <w:bookmarkStart w:id="84" w:name="_Toc189667045"/>
+      <w:r>
+        <w:rPr>
+          <w:rFonts w:hint="eastAsia"/>
+        </w:rPr>
         <w:t>現在のフォルダーで利用可能な</w:t>
       </w:r>
       <w:r>
@@ -44810,7 +46193,7 @@
         </w:rPr>
         <w:t>パッケージを表示する</w:t>
       </w:r>
-      <w:bookmarkEnd w:id="82"/>
+      <w:bookmarkEnd w:id="84"/>
     </w:p>
     <w:p>
       <w:pPr>
@@ -44999,14 +46382,14 @@
       <w:pPr>
         <w:pStyle w:val="Heading3"/>
       </w:pPr>
-      <w:bookmarkStart w:id="83" w:name="_Toc189667046"/>
+      <w:bookmarkStart w:id="85" w:name="_Toc189667046"/>
       <w:r>
         <w:rPr>
           <w:rFonts w:hint="eastAsia"/>
         </w:rPr>
         <w:t>現在のテナントのテナントフィードにあるパッケージを表示する</w:t>
       </w:r>
-      <w:bookmarkEnd w:id="83"/>
+      <w:bookmarkEnd w:id="85"/>
     </w:p>
     <w:p>
       <w:pPr>
@@ -45067,14 +46450,14 @@
       <w:pPr>
         <w:pStyle w:val="Heading3"/>
       </w:pPr>
-      <w:bookmarkStart w:id="84" w:name="_Toc189667047"/>
+      <w:bookmarkStart w:id="86" w:name="_Toc189667047"/>
       <w:r>
         <w:rPr>
           <w:rFonts w:hint="eastAsia"/>
         </w:rPr>
         <w:t>現在のドライブのすべてのフィードのパッケージを表示する</w:t>
       </w:r>
-      <w:bookmarkEnd w:id="84"/>
+      <w:bookmarkEnd w:id="86"/>
     </w:p>
     <w:p>
       <w:pPr>
@@ -45331,11 +46714,12 @@
       <w:pPr>
         <w:pStyle w:val="Heading3"/>
       </w:pPr>
-      <w:bookmarkStart w:id="85" w:name="_Toc189667048"/>
-      <w:r>
-        <w:rPr>
-          <w:rFonts w:hint="eastAsia"/>
-        </w:rPr>
+      <w:bookmarkStart w:id="87" w:name="_Toc189667048"/>
+      <w:r>
+        <w:rPr>
+          <w:rFonts w:hint="eastAsia"/>
+        </w:rPr>
+        <w:lastRenderedPageBreak/>
         <w:t>パッケージ</w:t>
       </w:r>
       <w:r>
@@ -45344,7 +46728,7 @@
         </w:rPr>
         <w:t>のすべてのバージョンを表示する</w:t>
       </w:r>
-      <w:bookmarkEnd w:id="85"/>
+      <w:bookmarkEnd w:id="87"/>
     </w:p>
     <w:p>
       <w:pPr>
@@ -45426,7 +46810,6 @@
           <w:b/>
           <w:i/>
         </w:rPr>
-        <w:lastRenderedPageBreak/>
         <w:t>G</w:t>
       </w:r>
       <w:r>
@@ -45547,14 +46930,14 @@
       <w:pPr>
         <w:pStyle w:val="Heading3"/>
       </w:pPr>
-      <w:bookmarkStart w:id="86" w:name="_Toc189667049"/>
+      <w:bookmarkStart w:id="88" w:name="_Toc189667049"/>
       <w:r>
         <w:rPr>
           <w:rFonts w:hint="eastAsia"/>
         </w:rPr>
         <w:t>パッケージを削除する</w:t>
       </w:r>
-      <w:bookmarkEnd w:id="86"/>
+      <w:bookmarkEnd w:id="88"/>
     </w:p>
     <w:p>
       <w:pPr>
@@ -45743,14 +47126,14 @@
       <w:pPr>
         <w:pStyle w:val="Heading3"/>
       </w:pPr>
-      <w:bookmarkStart w:id="87" w:name="_Toc189667050"/>
+      <w:bookmarkStart w:id="89" w:name="_Toc189667050"/>
       <w:r>
         <w:rPr>
           <w:rFonts w:hint="eastAsia"/>
         </w:rPr>
         <w:t>パッケージをアップロードする</w:t>
       </w:r>
-      <w:bookmarkEnd w:id="87"/>
+      <w:bookmarkEnd w:id="89"/>
     </w:p>
     <w:p>
       <w:pPr>
@@ -45886,7 +47269,14 @@
         <w:rPr>
           <w:rFonts w:hint="eastAsia"/>
         </w:rPr>
-        <w:t>-Sourceパラメーターにフォルダーを指定した場合には、このフォルダーに含まれる*.nupkgファイルをすべてアップロードします。なお、-Sourceパラメータには複数のフォルダー名とファイル名をカンマ区切りで同時に指定できます。</w:t>
+        <w:t>-Sourceパラメーターにフォルダーを指定した場合には、このフォルダーに含まれる*.nupkgファイルをすべてアップロードします。なお、-Sourceパラメータには複数の</w:t>
+      </w:r>
+      <w:r>
+        <w:rPr>
+          <w:rFonts w:hint="eastAsia"/>
+        </w:rPr>
+        <w:lastRenderedPageBreak/>
+        <w:t>フォルダー名とファイル名をカンマ区切りで同時に指定できます。</w:t>
       </w:r>
     </w:p>
     <w:p>
@@ -46038,7 +47428,6 @@
           <w:i/>
           <w:iCs/>
         </w:rPr>
-        <w:lastRenderedPageBreak/>
         <w:t>Im</w:t>
       </w:r>
       <w:r>
@@ -46305,14 +47694,14 @@
       <w:pPr>
         <w:pStyle w:val="Heading3"/>
       </w:pPr>
-      <w:bookmarkStart w:id="88" w:name="_Toc189667051"/>
+      <w:bookmarkStart w:id="90" w:name="_Toc189667051"/>
       <w:r>
         <w:rPr>
           <w:rFonts w:hint="eastAsia"/>
         </w:rPr>
         <w:t>パッケージをダウンロードする</w:t>
       </w:r>
-      <w:bookmarkEnd w:id="88"/>
+      <w:bookmarkEnd w:id="90"/>
     </w:p>
     <w:p>
       <w:pPr>
@@ -46665,6 +48054,7 @@
         <w:rPr>
           <w:rFonts w:hint="eastAsia"/>
         </w:rPr>
+        <w:lastRenderedPageBreak/>
         <w:t>1.0.1,1.0.2,1.0.3をダウンロードします。</w:t>
       </w:r>
       <w:r>
@@ -46678,14 +48068,14 @@
       <w:pPr>
         <w:pStyle w:val="Heading2"/>
       </w:pPr>
-      <w:bookmarkStart w:id="89" w:name="_Toc189667052"/>
+      <w:bookmarkStart w:id="91" w:name="_Toc189667052"/>
       <w:r>
         <w:rPr>
           <w:rFonts w:hint="eastAsia"/>
         </w:rPr>
         <w:t>プロセスの操作</w:t>
       </w:r>
-      <w:bookmarkEnd w:id="89"/>
+      <w:bookmarkEnd w:id="91"/>
     </w:p>
     <w:p>
       <w:pPr>
@@ -46717,7 +48107,6 @@
         <w:rPr>
           <w:rFonts w:hint="eastAsia"/>
         </w:rPr>
-        <w:lastRenderedPageBreak/>
         <w:t>必要な権限:</w:t>
       </w:r>
       <w:r>
@@ -47014,14 +48403,14 @@
       <w:pPr>
         <w:pStyle w:val="Heading3"/>
       </w:pPr>
-      <w:bookmarkStart w:id="90" w:name="_Toc189667053"/>
+      <w:bookmarkStart w:id="92" w:name="_Toc189667053"/>
       <w:r>
         <w:rPr>
           <w:rFonts w:hint="eastAsia"/>
         </w:rPr>
         <w:t>フォルダーに割り当てられたプロセスを表示する</w:t>
       </w:r>
-      <w:bookmarkEnd w:id="90"/>
+      <w:bookmarkEnd w:id="92"/>
     </w:p>
     <w:p>
       <w:pPr>
@@ -47099,7 +48488,14 @@
         <w:rPr>
           <w:rFonts w:hint="eastAsia"/>
         </w:rPr>
-        <w:t>現在のフォルダーと、そのすべてのサブフォルダーに割り当てられたプロセスを表示します。ルートフォルダーで実行すると、そのテナントに含まれるフォルダーすべてのプロセスを表示します。</w:t>
+        <w:t>現在のフォルダーと、そのすべてのサブフォルダーに割り当てられたプロセスを表示します。ルートフォルダーで実行すると、そのテナントに含まれるフォルダーすべて</w:t>
+      </w:r>
+      <w:r>
+        <w:rPr>
+          <w:rFonts w:hint="eastAsia"/>
+        </w:rPr>
+        <w:lastRenderedPageBreak/>
+        <w:t>のプロセスを表示します。</w:t>
       </w:r>
     </w:p>
     <w:p>
@@ -47154,14 +48550,14 @@
       <w:pPr>
         <w:pStyle w:val="Heading3"/>
       </w:pPr>
-      <w:bookmarkStart w:id="91" w:name="_Toc189667054"/>
+      <w:bookmarkStart w:id="93" w:name="_Toc189667054"/>
       <w:r>
         <w:rPr>
           <w:rFonts w:hint="eastAsia"/>
         </w:rPr>
         <w:t>プロセスをフォルダーから削除する</w:t>
       </w:r>
-      <w:bookmarkEnd w:id="91"/>
+      <w:bookmarkEnd w:id="93"/>
     </w:p>
     <w:p>
       <w:pPr>
@@ -47215,7 +48611,6 @@
         <w:rPr>
           <w:rFonts w:hint="eastAsia"/>
         </w:rPr>
-        <w:lastRenderedPageBreak/>
         <w:t>指定のプロセスを、現在のフォルダーから削除します。プロセス名は補完入力できます。また、カンマで区切って複数を同時に指定できます。</w:t>
       </w:r>
     </w:p>
@@ -47358,14 +48753,14 @@
       <w:pPr>
         <w:pStyle w:val="Heading3"/>
       </w:pPr>
-      <w:bookmarkStart w:id="92" w:name="_Toc189667055"/>
+      <w:bookmarkStart w:id="94" w:name="_Toc189667055"/>
       <w:r>
         <w:rPr>
           <w:rFonts w:hint="eastAsia"/>
         </w:rPr>
         <w:t>プロセスをブラウザーで編集する</w:t>
       </w:r>
-      <w:bookmarkEnd w:id="92"/>
+      <w:bookmarkEnd w:id="94"/>
     </w:p>
     <w:p>
       <w:pPr>
@@ -47426,14 +48821,14 @@
       <w:pPr>
         <w:pStyle w:val="Heading3"/>
       </w:pPr>
-      <w:bookmarkStart w:id="93" w:name="_Toc189667056"/>
+      <w:bookmarkStart w:id="95" w:name="_Toc189667056"/>
       <w:r>
         <w:rPr>
           <w:rFonts w:hint="eastAsia"/>
         </w:rPr>
         <w:t>フォルダーに割り当てられたプロセスのバージョンを更新する</w:t>
       </w:r>
-      <w:bookmarkEnd w:id="93"/>
+      <w:bookmarkEnd w:id="95"/>
     </w:p>
     <w:p>
       <w:pPr>
@@ -47713,7 +49108,14 @@
         <w:rPr>
           <w:rFonts w:hint="eastAsia"/>
         </w:rPr>
-        <w:t>ルートフォルダーで実行すると、すべてのフォルダーにおいて最新バージョンが利用可能となっているプロセスをすべて更新します。</w:t>
+        <w:t>ルートフォルダーで実行すると、すべてのフォルダーにおいて最</w:t>
+      </w:r>
+      <w:r>
+        <w:rPr>
+          <w:rFonts w:hint="eastAsia"/>
+        </w:rPr>
+        <w:lastRenderedPageBreak/>
+        <w:t>新バージョンが利用可能となっているプロセスをすべて更新します。</w:t>
       </w:r>
     </w:p>
     <w:p>
@@ -47875,14 +49277,7 @@
         <w:rPr>
           <w:rFonts w:hint="eastAsia"/>
         </w:rPr>
-        <w:t>現在のフォルダーで、指定のプロセスのバージョンをロールバックします。プロセス名には、ワイルドカードを含む名前をカンマ区切りで複数指定できます。補完入力も</w:t>
-      </w:r>
-      <w:r>
-        <w:rPr>
-          <w:rFonts w:hint="eastAsia"/>
-        </w:rPr>
-        <w:lastRenderedPageBreak/>
-        <w:t>できます。</w:t>
+        <w:t>現在のフォルダーで、指定のプロセスのバージョンをロールバックします。プロセス名には、ワイルドカードを含む名前をカンマ区切りで複数指定できます。補完入力もできます。</w:t>
       </w:r>
     </w:p>
     <w:p>
@@ -47953,14 +49348,14 @@
       <w:pPr>
         <w:pStyle w:val="Heading2"/>
       </w:pPr>
-      <w:bookmarkStart w:id="94" w:name="_Toc189667057"/>
+      <w:bookmarkStart w:id="96" w:name="_Toc189667057"/>
       <w:r>
         <w:rPr>
           <w:rFonts w:hint="eastAsia"/>
         </w:rPr>
         <w:t>個人用ワークスペースの操作</w:t>
       </w:r>
-      <w:bookmarkEnd w:id="94"/>
+      <w:bookmarkEnd w:id="96"/>
     </w:p>
     <w:p>
       <w:r>
@@ -48145,14 +49540,14 @@
       <w:pPr>
         <w:pStyle w:val="Heading3"/>
       </w:pPr>
-      <w:bookmarkStart w:id="95" w:name="_Toc189667058"/>
+      <w:bookmarkStart w:id="97" w:name="_Toc189667058"/>
       <w:r>
         <w:rPr>
           <w:rFonts w:hint="eastAsia"/>
         </w:rPr>
         <w:t>個人用ワークスペースを表示する</w:t>
       </w:r>
-      <w:bookmarkEnd w:id="95"/>
+      <w:bookmarkEnd w:id="97"/>
     </w:p>
     <w:p>
       <w:pPr>
@@ -48250,11 +49645,12 @@
       <w:pPr>
         <w:pStyle w:val="Heading2"/>
       </w:pPr>
-      <w:bookmarkStart w:id="96" w:name="_Toc189667059"/>
-      <w:r>
-        <w:rPr>
-          <w:rFonts w:hint="eastAsia"/>
-        </w:rPr>
+      <w:bookmarkStart w:id="98" w:name="_Toc189667059"/>
+      <w:r>
+        <w:rPr>
+          <w:rFonts w:hint="eastAsia"/>
+        </w:rPr>
+        <w:lastRenderedPageBreak/>
         <w:t>ラ</w:t>
       </w:r>
       <w:r>
@@ -48263,7 +49659,7 @@
         </w:rPr>
         <w:t>イセンスの操作</w:t>
       </w:r>
-      <w:bookmarkEnd w:id="96"/>
+      <w:bookmarkEnd w:id="98"/>
     </w:p>
     <w:p>
       <w:pPr>
@@ -48397,14 +49793,7 @@
         <w:rPr>
           <w:rFonts w:hint="eastAsia"/>
         </w:rPr>
-        <w:t>ワイルドカードを含むテキストをカン</w:t>
-      </w:r>
-      <w:r>
-        <w:rPr>
-          <w:rFonts w:hint="eastAsia"/>
-        </w:rPr>
-        <w:lastRenderedPageBreak/>
-        <w:t>マ区切りで複数指定できます。</w:t>
+        <w:t>ワイルドカードを含むテキストをカンマ区切りで複数指定できます。</w:t>
       </w:r>
     </w:p>
     <w:p>
@@ -48675,7 +50064,7 @@
       <w:pPr>
         <w:pStyle w:val="Heading3"/>
       </w:pPr>
-      <w:bookmarkStart w:id="97" w:name="_Toc189667060"/>
+      <w:bookmarkStart w:id="99" w:name="_Toc189667060"/>
       <w:r>
         <w:rPr>
           <w:rFonts w:hint="eastAsia"/>
@@ -48694,7 +50083,7 @@
         </w:rPr>
         <w:t>を表示する</w:t>
       </w:r>
-      <w:bookmarkEnd w:id="97"/>
+      <w:bookmarkEnd w:id="99"/>
     </w:p>
     <w:p>
       <w:pPr>
@@ -49308,8 +50697,9 @@
       <w:pPr>
         <w:pStyle w:val="Heading3"/>
       </w:pPr>
-      <w:bookmarkStart w:id="98" w:name="_Toc189667061"/>
-      <w:r>
+      <w:bookmarkStart w:id="100" w:name="_Toc189667061"/>
+      <w:r>
+        <w:lastRenderedPageBreak/>
         <w:t>Runtime License</w:t>
       </w:r>
       <w:r>
@@ -49318,7 +50708,7 @@
         </w:rPr>
         <w:t>を表示する</w:t>
       </w:r>
-      <w:bookmarkEnd w:id="98"/>
+      <w:bookmarkEnd w:id="100"/>
     </w:p>
     <w:p>
       <w:pPr>
@@ -49516,7 +50906,6 @@
         <w:rPr>
           <w:rFonts w:hint="eastAsia"/>
         </w:rPr>
-        <w:lastRenderedPageBreak/>
         <w:t>N</w:t>
       </w:r>
       <w:r>
@@ -49889,7 +51278,7 @@
       <w:pPr>
         <w:pStyle w:val="Heading3"/>
       </w:pPr>
-      <w:bookmarkStart w:id="99" w:name="_Toc189667062"/>
+      <w:bookmarkStart w:id="101" w:name="_Toc189667062"/>
       <w:r>
         <w:t>Runtime License</w:t>
       </w:r>
@@ -49899,7 +51288,7 @@
         </w:rPr>
         <w:t>eを有効にする</w:t>
       </w:r>
-      <w:bookmarkEnd w:id="99"/>
+      <w:bookmarkEnd w:id="101"/>
     </w:p>
     <w:p>
       <w:pPr>
@@ -50132,7 +51521,7 @@
       <w:pPr>
         <w:pStyle w:val="Heading3"/>
       </w:pPr>
-      <w:bookmarkStart w:id="100" w:name="_Toc189667063"/>
+      <w:bookmarkStart w:id="102" w:name="_Toc189667063"/>
       <w:r>
         <w:t>Runtime License</w:t>
       </w:r>
@@ -50142,7 +51531,7 @@
         </w:rPr>
         <w:t>eを無効にする</w:t>
       </w:r>
-      <w:bookmarkEnd w:id="100"/>
+      <w:bookmarkEnd w:id="102"/>
     </w:p>
     <w:p>
       <w:pPr>
@@ -50432,14 +51821,15 @@
       <w:pPr>
         <w:pStyle w:val="Heading2"/>
       </w:pPr>
-      <w:bookmarkStart w:id="101" w:name="_Toc189667064"/>
-      <w:r>
-        <w:rPr>
-          <w:rFonts w:hint="eastAsia"/>
-        </w:rPr>
+      <w:bookmarkStart w:id="103" w:name="_Toc189667064"/>
+      <w:r>
+        <w:rPr>
+          <w:rFonts w:hint="eastAsia"/>
+        </w:rPr>
+        <w:lastRenderedPageBreak/>
         <w:t>ジョブの操作</w:t>
       </w:r>
-      <w:bookmarkEnd w:id="101"/>
+      <w:bookmarkEnd w:id="103"/>
     </w:p>
     <w:p>
       <w:r>
@@ -50565,7 +51955,6 @@
           <w:b/>
           <w:i/>
         </w:rPr>
-        <w:lastRenderedPageBreak/>
         <w:t>Get-OrchJob [-Last &lt;string&gt;] [-CreationTimeAfter &lt;datetime&gt;] [-CreationTimeBefore &lt;datetime&gt;] [-Priority &lt;string&gt;] [-Process &lt;string[]&gt;] [-SourceType &lt;string[]&gt;] [-State &lt;string[]&gt;] [-Skip &lt;ulong&gt;] [-First &lt;ulong&gt;] [-Path &lt;string[]&gt;] [-Recurse] [-Depth &lt;uint&gt;]</w:t>
       </w:r>
     </w:p>
@@ -51096,6 +52485,7 @@
           <w:i/>
           <w:iCs/>
         </w:rPr>
+        <w:lastRenderedPageBreak/>
         <w:t>Open-OrchJob [[-Id] &lt;long[]&gt;] [-Path &lt;string[]&gt;]</w:t>
       </w:r>
     </w:p>
@@ -51151,14 +52541,14 @@
       <w:pPr>
         <w:pStyle w:val="Heading3"/>
       </w:pPr>
-      <w:bookmarkStart w:id="102" w:name="_Toc189667065"/>
+      <w:bookmarkStart w:id="104" w:name="_Toc189667065"/>
       <w:r>
         <w:rPr>
           <w:rFonts w:hint="eastAsia"/>
         </w:rPr>
         <w:t>ジョブを表示する</w:t>
       </w:r>
-      <w:bookmarkEnd w:id="102"/>
+      <w:bookmarkEnd w:id="104"/>
     </w:p>
     <w:p>
       <w:r>
@@ -51198,7 +52588,6 @@
           <w:b/>
           <w:i/>
         </w:rPr>
-        <w:lastRenderedPageBreak/>
         <w:t>G</w:t>
       </w:r>
       <w:r>
@@ -51946,7 +53335,14 @@
         <w:rPr>
           <w:rFonts w:hint="eastAsia"/>
         </w:rPr>
-        <w:t>の補完機能は、このフォルダーに割り当てられているプロセスの名前を一覧表示します。</w:t>
+        <w:t>の補完機能は、このフォルダーに割り当てられているプロセス</w:t>
+      </w:r>
+      <w:r>
+        <w:rPr>
+          <w:rFonts w:hint="eastAsia"/>
+        </w:rPr>
+        <w:lastRenderedPageBreak/>
+        <w:t>の名前を一覧表示します。</w:t>
       </w:r>
     </w:p>
     <w:p>
@@ -52185,14 +53581,7 @@
         <w:rPr>
           <w:rFonts w:hint="eastAsia"/>
         </w:rPr>
-        <w:t>でフィルター</w:t>
-      </w:r>
-      <w:r>
-        <w:rPr>
-          <w:rFonts w:hint="eastAsia"/>
-        </w:rPr>
-        <w:lastRenderedPageBreak/>
-        <w:t>するときには、</w:t>
+        <w:t>でフィルターするときには、</w:t>
       </w:r>
       <w:r>
         <w:rPr>
@@ -52287,7 +53676,7 @@
       <w:pPr>
         <w:pStyle w:val="Heading3"/>
       </w:pPr>
-      <w:bookmarkStart w:id="103" w:name="_Toc189667066"/>
+      <w:bookmarkStart w:id="105" w:name="_Toc189667066"/>
       <w:r>
         <w:rPr>
           <w:rFonts w:hint="eastAsia"/>
@@ -52300,7 +53689,7 @@
         </w:rPr>
         <w:t>グループ化して数を数える</w:t>
       </w:r>
-      <w:bookmarkEnd w:id="103"/>
+      <w:bookmarkEnd w:id="105"/>
     </w:p>
     <w:p>
       <w:pPr>
@@ -52727,7 +54116,14 @@
         <w:rPr>
           <w:rFonts w:hint="eastAsia"/>
         </w:rPr>
-        <w:t>します。ジョブがどの時間帯で実行されていたか、</w:t>
+        <w:t>します。ジョブがどの時間帯で実行されて</w:t>
+      </w:r>
+      <w:r>
+        <w:rPr>
+          <w:rFonts w:hint="eastAsia"/>
+        </w:rPr>
+        <w:lastRenderedPageBreak/>
+        <w:t>いたか、</w:t>
       </w:r>
       <w:r>
         <w:rPr>
@@ -52865,15 +54261,14 @@
       <w:pPr>
         <w:pStyle w:val="Heading3"/>
       </w:pPr>
-      <w:bookmarkStart w:id="104" w:name="_Toc189667067"/>
-      <w:r>
-        <w:rPr>
-          <w:rFonts w:hint="eastAsia"/>
-        </w:rPr>
-        <w:lastRenderedPageBreak/>
+      <w:bookmarkStart w:id="106" w:name="_Toc189667067"/>
+      <w:r>
+        <w:rPr>
+          <w:rFonts w:hint="eastAsia"/>
+        </w:rPr>
         <w:t>各ジョブの実行時間を求める</w:t>
       </w:r>
-      <w:bookmarkEnd w:id="104"/>
+      <w:bookmarkEnd w:id="106"/>
     </w:p>
     <w:p>
       <w:pPr>
@@ -53047,7 +54442,7 @@
       <w:pPr>
         <w:pStyle w:val="Heading3"/>
       </w:pPr>
-      <w:bookmarkStart w:id="105" w:name="_Toc189667068"/>
+      <w:bookmarkStart w:id="107" w:name="_Toc189667068"/>
       <w:r>
         <w:rPr>
           <w:rFonts w:hint="eastAsia"/>
@@ -53060,7 +54455,7 @@
         </w:rPr>
         <w:t>を開始する</w:t>
       </w:r>
-      <w:bookmarkEnd w:id="105"/>
+      <w:bookmarkEnd w:id="107"/>
     </w:p>
     <w:p>
       <w:pPr>
@@ -53443,14 +54838,15 @@
       <w:pPr>
         <w:pStyle w:val="Heading3"/>
       </w:pPr>
-      <w:bookmarkStart w:id="106" w:name="_Toc189667069"/>
-      <w:r>
-        <w:rPr>
-          <w:rFonts w:hint="eastAsia"/>
-        </w:rPr>
+      <w:bookmarkStart w:id="108" w:name="_Toc189667069"/>
+      <w:r>
+        <w:rPr>
+          <w:rFonts w:hint="eastAsia"/>
+        </w:rPr>
+        <w:lastRenderedPageBreak/>
         <w:t>ジョブを停止する</w:t>
       </w:r>
-      <w:bookmarkEnd w:id="106"/>
+      <w:bookmarkEnd w:id="108"/>
     </w:p>
     <w:p>
       <w:pPr>
@@ -53648,14 +55044,7 @@
         <w:rPr>
           <w:rFonts w:hint="eastAsia"/>
         </w:rPr>
-        <w:t>ジョブ</w:t>
-      </w:r>
-      <w:r>
-        <w:rPr>
-          <w:rFonts w:hint="eastAsia"/>
-        </w:rPr>
-        <w:lastRenderedPageBreak/>
-        <w:t>I</w:t>
+        <w:t>ジョブI</w:t>
       </w:r>
       <w:r>
         <w:t>D</w:t>
@@ -54181,7 +55570,7 @@
       <w:pPr>
         <w:pStyle w:val="Heading3"/>
       </w:pPr>
-      <w:bookmarkStart w:id="107" w:name="_Toc189667070"/>
+      <w:bookmarkStart w:id="109" w:name="_Toc189667070"/>
       <w:r>
         <w:rPr>
           <w:rFonts w:hint="eastAsia"/>
@@ -54194,7 +55583,7 @@
         </w:rPr>
         <w:t>ブラウザーで開く</w:t>
       </w:r>
-      <w:bookmarkEnd w:id="107"/>
+      <w:bookmarkEnd w:id="109"/>
     </w:p>
     <w:p>
       <w:pPr>
@@ -54263,14 +55652,14 @@
       <w:pPr>
         <w:pStyle w:val="Heading2"/>
       </w:pPr>
-      <w:bookmarkStart w:id="108" w:name="_Toc189667071"/>
+      <w:bookmarkStart w:id="110" w:name="_Toc189667071"/>
       <w:r>
         <w:rPr>
           <w:rFonts w:hint="eastAsia"/>
         </w:rPr>
         <w:t>ジョブ記録の操作</w:t>
       </w:r>
-      <w:bookmarkEnd w:id="108"/>
+      <w:bookmarkEnd w:id="110"/>
     </w:p>
     <w:p>
       <w:pPr>
@@ -54347,6 +55736,7 @@
           <w:i/>
           <w:iCs/>
         </w:rPr>
+        <w:lastRenderedPageBreak/>
         <w:t>Get-OrchJob</w:t>
       </w:r>
       <w:r>
@@ -54484,7 +55874,6 @@
         <w:rPr>
           <w:rFonts w:hint="eastAsia"/>
         </w:rPr>
-        <w:lastRenderedPageBreak/>
         <w:t>ジョブに添付された</w:t>
       </w:r>
       <w:r>
@@ -54673,14 +56062,14 @@
       <w:pPr>
         <w:pStyle w:val="Heading3"/>
       </w:pPr>
-      <w:bookmarkStart w:id="109" w:name="_Toc189667072"/>
+      <w:bookmarkStart w:id="111" w:name="_Toc189667072"/>
       <w:r>
         <w:rPr>
           <w:rFonts w:hint="eastAsia"/>
         </w:rPr>
         <w:t>ビデオが添付されたジョブを取得する</w:t>
       </w:r>
-      <w:bookmarkEnd w:id="109"/>
+      <w:bookmarkEnd w:id="111"/>
     </w:p>
     <w:p>
       <w:pPr>
@@ -54818,7 +56207,7 @@
       <w:pPr>
         <w:pStyle w:val="Heading3"/>
       </w:pPr>
-      <w:bookmarkStart w:id="110" w:name="_Toc189667073"/>
+      <w:bookmarkStart w:id="112" w:name="_Toc189667073"/>
       <w:r>
         <w:rPr>
           <w:rFonts w:hint="eastAsia"/>
@@ -54837,7 +56226,7 @@
         </w:rPr>
         <w:t>を取得する</w:t>
       </w:r>
-      <w:bookmarkEnd w:id="110"/>
+      <w:bookmarkEnd w:id="112"/>
     </w:p>
     <w:p>
       <w:pPr>
@@ -55096,6 +56485,7 @@
         <w:rPr>
           <w:rFonts w:hint="eastAsia"/>
         </w:rPr>
+        <w:lastRenderedPageBreak/>
         <w:t>現在のフォルダーのジョブ記録</w:t>
       </w:r>
       <w:r>
@@ -55115,14 +56505,14 @@
       <w:pPr>
         <w:pStyle w:val="Heading3"/>
       </w:pPr>
-      <w:bookmarkStart w:id="111" w:name="_Toc189667074"/>
+      <w:bookmarkStart w:id="113" w:name="_Toc189667074"/>
       <w:r>
         <w:rPr>
           <w:rFonts w:hint="eastAsia"/>
         </w:rPr>
         <w:t>スクリーンショットをファイルに保存する</w:t>
       </w:r>
-      <w:bookmarkEnd w:id="111"/>
+      <w:bookmarkEnd w:id="113"/>
     </w:p>
     <w:p>
       <w:pPr>
@@ -55177,7 +56567,6 @@
         <w:rPr>
           <w:rFonts w:hint="eastAsia"/>
         </w:rPr>
-        <w:lastRenderedPageBreak/>
         <w:t>パラメーターを指定しない場合には、C:ドライブのカレントロケーションに保存されます。ファイル名は</w:t>
       </w:r>
       <w:r>
@@ -55355,7 +56744,7 @@
       <w:pPr>
         <w:pStyle w:val="Heading3"/>
       </w:pPr>
-      <w:bookmarkStart w:id="112" w:name="_Toc189667075"/>
+      <w:bookmarkStart w:id="114" w:name="_Toc189667075"/>
       <w:r>
         <w:rPr>
           <w:rFonts w:hint="eastAsia"/>
@@ -55368,7 +56757,7 @@
         </w:rPr>
         <w:t>を削除する</w:t>
       </w:r>
-      <w:bookmarkEnd w:id="112"/>
+      <w:bookmarkEnd w:id="114"/>
     </w:p>
     <w:p>
       <w:pPr>
@@ -55660,14 +57049,14 @@
       <w:pPr>
         <w:pStyle w:val="Heading2"/>
       </w:pPr>
-      <w:bookmarkStart w:id="113" w:name="_Toc189667076"/>
+      <w:bookmarkStart w:id="115" w:name="_Toc189667076"/>
       <w:r>
         <w:rPr>
           <w:rFonts w:hint="eastAsia"/>
         </w:rPr>
         <w:t>ログの操作</w:t>
       </w:r>
-      <w:bookmarkEnd w:id="113"/>
+      <w:bookmarkEnd w:id="115"/>
     </w:p>
     <w:p>
       <w:pPr>
@@ -55724,11 +57113,12 @@
       <w:pPr>
         <w:pStyle w:val="Heading3"/>
       </w:pPr>
-      <w:bookmarkStart w:id="114" w:name="_Toc189667077"/>
-      <w:r>
-        <w:rPr>
-          <w:rFonts w:hint="eastAsia"/>
-        </w:rPr>
+      <w:bookmarkStart w:id="116" w:name="_Toc189667077"/>
+      <w:r>
+        <w:rPr>
+          <w:rFonts w:hint="eastAsia"/>
+        </w:rPr>
+        <w:lastRenderedPageBreak/>
         <w:t>ログ</w:t>
       </w:r>
       <w:r>
@@ -55737,7 +57127,7 @@
         </w:rPr>
         <w:t>を取得する</w:t>
       </w:r>
-      <w:bookmarkEnd w:id="114"/>
+      <w:bookmarkEnd w:id="116"/>
     </w:p>
     <w:p>
       <w:pPr>
@@ -55906,7 +57296,6 @@
         <w:ind w:left="440"/>
       </w:pPr>
       <w:r>
-        <w:lastRenderedPageBreak/>
         <w:t>指定したログレベル以上の行だけを出力</w:t>
       </w:r>
       <w:r>
@@ -56235,14 +57624,14 @@
       <w:pPr>
         <w:pStyle w:val="Heading2"/>
       </w:pPr>
-      <w:bookmarkStart w:id="115" w:name="_Toc189667078"/>
+      <w:bookmarkStart w:id="117" w:name="_Toc189667078"/>
       <w:r>
         <w:rPr>
           <w:rFonts w:hint="eastAsia"/>
         </w:rPr>
         <w:t>監査ログの操作</w:t>
       </w:r>
-      <w:bookmarkEnd w:id="115"/>
+      <w:bookmarkEnd w:id="117"/>
     </w:p>
     <w:p>
       <w:r>
@@ -56418,6 +57807,7 @@
         <w:rPr>
           <w:rFonts w:hint="eastAsia"/>
         </w:rPr>
+        <w:lastRenderedPageBreak/>
         <w:t>パラメーター</w:t>
       </w:r>
       <w:r>
@@ -56569,12 +57959,11 @@
       <w:pPr>
         <w:pStyle w:val="Heading3"/>
       </w:pPr>
-      <w:bookmarkStart w:id="116" w:name="_Toc189667079"/>
-      <w:r>
-        <w:rPr>
-          <w:rFonts w:hint="eastAsia"/>
-        </w:rPr>
-        <w:lastRenderedPageBreak/>
+      <w:bookmarkStart w:id="118" w:name="_Toc189667079"/>
+      <w:r>
+        <w:rPr>
+          <w:rFonts w:hint="eastAsia"/>
+        </w:rPr>
         <w:t>監査ログを</w:t>
       </w:r>
       <w:r>
@@ -56589,7 +57978,7 @@
         </w:rPr>
         <w:t>する</w:t>
       </w:r>
-      <w:bookmarkEnd w:id="116"/>
+      <w:bookmarkEnd w:id="118"/>
     </w:p>
     <w:p>
       <w:pPr>
@@ -56934,14 +58323,14 @@
       <w:pPr>
         <w:pStyle w:val="Heading2"/>
       </w:pPr>
-      <w:bookmarkStart w:id="117" w:name="_Toc189667080"/>
+      <w:bookmarkStart w:id="119" w:name="_Toc189667080"/>
       <w:r>
         <w:rPr>
           <w:rFonts w:hint="eastAsia"/>
         </w:rPr>
         <w:t>ロボットの操作</w:t>
       </w:r>
-      <w:bookmarkEnd w:id="117"/>
+      <w:bookmarkEnd w:id="119"/>
     </w:p>
     <w:p>
       <w:r>
@@ -57042,14 +58431,15 @@
       <w:pPr>
         <w:pStyle w:val="Heading3"/>
       </w:pPr>
-      <w:bookmarkStart w:id="118" w:name="_Toc189667081"/>
-      <w:r>
-        <w:rPr>
-          <w:rFonts w:hint="eastAsia"/>
-        </w:rPr>
+      <w:bookmarkStart w:id="120" w:name="_Toc189667081"/>
+      <w:r>
+        <w:rPr>
+          <w:rFonts w:hint="eastAsia"/>
+        </w:rPr>
+        <w:lastRenderedPageBreak/>
         <w:t>テナントのすべてのロボットを表示する</w:t>
       </w:r>
-      <w:bookmarkEnd w:id="118"/>
+      <w:bookmarkEnd w:id="120"/>
     </w:p>
     <w:p>
       <w:pPr>
@@ -57156,12 +58546,11 @@
       <w:pPr>
         <w:pStyle w:val="Heading3"/>
       </w:pPr>
-      <w:bookmarkStart w:id="119" w:name="_Toc189667082"/>
-      <w:r>
-        <w:rPr>
-          <w:rFonts w:hint="eastAsia"/>
-        </w:rPr>
-        <w:lastRenderedPageBreak/>
+      <w:bookmarkStart w:id="121" w:name="_Toc189667082"/>
+      <w:r>
+        <w:rPr>
+          <w:rFonts w:hint="eastAsia"/>
+        </w:rPr>
         <w:t>指定した</w:t>
       </w:r>
       <w:r>
@@ -57176,7 +58565,7 @@
         </w:rPr>
         <w:t>のロボットを表示する</w:t>
       </w:r>
-      <w:bookmarkEnd w:id="119"/>
+      <w:bookmarkEnd w:id="121"/>
     </w:p>
     <w:p>
       <w:pPr>
@@ -57341,7 +58730,7 @@
       <w:pPr>
         <w:pStyle w:val="Heading2"/>
       </w:pPr>
-      <w:bookmarkStart w:id="120" w:name="_Toc189667083"/>
+      <w:bookmarkStart w:id="122" w:name="_Toc189667083"/>
       <w:r>
         <w:rPr>
           <w:rFonts w:hint="eastAsia"/>
@@ -57360,7 +58749,7 @@
         </w:rPr>
         <w:t>の操作</w:t>
       </w:r>
-      <w:bookmarkEnd w:id="120"/>
+      <w:bookmarkEnd w:id="122"/>
     </w:p>
     <w:p>
       <w:r>
@@ -57614,6 +59003,7 @@
         <w:rPr>
           <w:rFonts w:hint="eastAsia"/>
         </w:rPr>
+        <w:lastRenderedPageBreak/>
         <w:t>必要な権限:</w:t>
       </w:r>
       <w:r>
@@ -57860,7 +59250,7 @@
       <w:pPr>
         <w:pStyle w:val="Heading3"/>
       </w:pPr>
-      <w:bookmarkStart w:id="121" w:name="_Toc189667084"/>
+      <w:bookmarkStart w:id="123" w:name="_Toc189667084"/>
       <w:r>
         <w:rPr>
           <w:rFonts w:hint="eastAsia"/>
@@ -57879,7 +59269,7 @@
         </w:rPr>
         <w:t>を表示する</w:t>
       </w:r>
-      <w:bookmarkEnd w:id="121"/>
+      <w:bookmarkEnd w:id="123"/>
     </w:p>
     <w:p>
       <w:pPr>
@@ -58156,14 +59546,14 @@
       <w:pPr>
         <w:pStyle w:val="Heading3"/>
       </w:pPr>
-      <w:bookmarkStart w:id="122" w:name="_Toc189667085"/>
+      <w:bookmarkStart w:id="124" w:name="_Toc189667085"/>
       <w:r>
         <w:rPr>
           <w:rFonts w:hint="eastAsia"/>
         </w:rPr>
         <w:t>テナントのユーザーを削除する</w:t>
       </w:r>
-      <w:bookmarkEnd w:id="122"/>
+      <w:bookmarkEnd w:id="124"/>
     </w:p>
     <w:p>
       <w:pPr>
@@ -58226,7 +59616,14 @@
         <w:rPr>
           <w:rFonts w:hint="eastAsia"/>
         </w:rPr>
-        <w:t>です。ユーザー名にはワイルドカードが使えます。カンマ区切りで複数を同時に指定することもできます。補完入力もできます。</w:t>
+        <w:t>です。ユーザー名にはワイルドカードが使えます。カンマ区切</w:t>
+      </w:r>
+      <w:r>
+        <w:rPr>
+          <w:rFonts w:hint="eastAsia"/>
+        </w:rPr>
+        <w:lastRenderedPageBreak/>
+        <w:t>りで複数を同時に指定することもできます。補完入力もできます。</w:t>
       </w:r>
     </w:p>
     <w:p>
@@ -58358,28 +59755,21 @@
         <w:rPr>
           <w:rFonts w:hint="eastAsia"/>
         </w:rPr>
-        <w:t>ドライブ名を指定することもできます。ドライブ名は、複数をカンマ区切りで指定で</w:t>
-      </w:r>
-      <w:r>
-        <w:rPr>
-          <w:rFonts w:hint="eastAsia"/>
-        </w:rPr>
-        <w:lastRenderedPageBreak/>
-        <w:t>きますが、ワイルドカードは使えません。</w:t>
+        <w:t>ドライブ名を指定することもできます。ドライブ名は、複数をカンマ区切りで指定できますが、ワイルドカードは使えません。</w:t>
       </w:r>
     </w:p>
     <w:p>
       <w:pPr>
         <w:pStyle w:val="Heading3"/>
       </w:pPr>
-      <w:bookmarkStart w:id="123" w:name="_Toc189667086"/>
+      <w:bookmarkStart w:id="125" w:name="_Toc189667086"/>
       <w:r>
         <w:rPr>
           <w:rFonts w:hint="eastAsia"/>
         </w:rPr>
         <w:t>現在のユーザーを確認する</w:t>
       </w:r>
-      <w:bookmarkEnd w:id="123"/>
+      <w:bookmarkEnd w:id="125"/>
     </w:p>
     <w:p>
       <w:r>
@@ -58552,7 +59942,7 @@
       <w:pPr>
         <w:pStyle w:val="Heading3"/>
       </w:pPr>
-      <w:bookmarkStart w:id="124" w:name="_Toc189667087"/>
+      <w:bookmarkStart w:id="126" w:name="_Toc189667087"/>
       <w:r>
         <w:rPr>
           <w:rFonts w:hint="eastAsia"/>
@@ -58568,7 +59958,7 @@
         </w:rPr>
         <w:t>のパスワードを更新する</w:t>
       </w:r>
-      <w:bookmarkEnd w:id="124"/>
+      <w:bookmarkEnd w:id="126"/>
     </w:p>
     <w:p>
       <w:r>
@@ -58767,7 +60157,14 @@
         <w:rPr>
           <w:rFonts w:hint="eastAsia"/>
         </w:rPr>
-        <w:t>のパスワードを一括して同じパスワードに更新します。</w:t>
+        <w:t>のパスワー</w:t>
+      </w:r>
+      <w:r>
+        <w:rPr>
+          <w:rFonts w:hint="eastAsia"/>
+        </w:rPr>
+        <w:lastRenderedPageBreak/>
+        <w:t>ドを一括して同じパスワードに更新します。</w:t>
       </w:r>
       <w:r>
         <w:rPr>
@@ -58795,7 +60192,7 @@
       <w:pPr>
         <w:pStyle w:val="Heading2"/>
       </w:pPr>
-      <w:bookmarkStart w:id="125" w:name="_Toc189667088"/>
+      <w:bookmarkStart w:id="127" w:name="_Toc189667088"/>
       <w:r>
         <w:rPr>
           <w:rFonts w:hint="eastAsia"/>
@@ -58808,7 +60205,7 @@
         </w:rPr>
         <w:t>の操作</w:t>
       </w:r>
-      <w:bookmarkEnd w:id="125"/>
+      <w:bookmarkEnd w:id="127"/>
     </w:p>
     <w:p>
       <w:r>
@@ -58830,14 +60227,7 @@
         <w:rPr>
           <w:rFonts w:hint="eastAsia"/>
         </w:rPr>
-        <w:t>には、操作対象のドライブ（テナント）を指定してください。ドライブ</w:t>
-      </w:r>
-      <w:r>
-        <w:rPr>
-          <w:rFonts w:hint="eastAsia"/>
-        </w:rPr>
-        <w:lastRenderedPageBreak/>
-        <w:t>名は補完入力できます。カンマで区切って複数を同時に指定できます。なお、ドライブ名にワイルドカードは使えません。-</w:t>
+        <w:t>には、操作対象のドライブ（テナント）を指定してください。ドライブ名は補完入力できます。カンマで区切って複数を同時に指定できます。なお、ドライブ名にワイルドカードは使えません。-</w:t>
       </w:r>
       <w:r>
         <w:t>Path</w:t>
@@ -59056,14 +60446,14 @@
       <w:pPr>
         <w:pStyle w:val="Heading3"/>
       </w:pPr>
-      <w:bookmarkStart w:id="126" w:name="_Toc189667089"/>
+      <w:bookmarkStart w:id="128" w:name="_Toc189667089"/>
       <w:r>
         <w:rPr>
           <w:rFonts w:hint="eastAsia"/>
         </w:rPr>
         <w:t>ロールを表示する</w:t>
       </w:r>
-      <w:bookmarkEnd w:id="126"/>
+      <w:bookmarkEnd w:id="128"/>
     </w:p>
     <w:p>
       <w:pPr>
@@ -59236,6 +60626,7 @@
         <w:rPr>
           <w:rFonts w:hint="eastAsia"/>
         </w:rPr>
+        <w:lastRenderedPageBreak/>
         <w:t>-</w:t>
       </w:r>
       <w:r>
@@ -59258,14 +60649,14 @@
       <w:pPr>
         <w:pStyle w:val="Heading3"/>
       </w:pPr>
-      <w:bookmarkStart w:id="127" w:name="_Toc189667090"/>
+      <w:bookmarkStart w:id="129" w:name="_Toc189667090"/>
       <w:r>
         <w:rPr>
           <w:rFonts w:hint="eastAsia"/>
         </w:rPr>
         <w:t>ロールを削除する</w:t>
       </w:r>
-      <w:bookmarkEnd w:id="127"/>
+      <w:bookmarkEnd w:id="129"/>
     </w:p>
     <w:p>
       <w:pPr>
@@ -59340,7 +60731,6 @@
           <w:b/>
           <w:i/>
         </w:rPr>
-        <w:lastRenderedPageBreak/>
         <w:t>R</w:t>
       </w:r>
       <w:r>
@@ -59445,7 +60835,7 @@
       <w:pPr>
         <w:pStyle w:val="Heading3"/>
       </w:pPr>
-      <w:bookmarkStart w:id="128" w:name="_Toc189667091"/>
+      <w:bookmarkStart w:id="130" w:name="_Toc189667091"/>
       <w:r>
         <w:rPr>
           <w:rFonts w:hint="eastAsia"/>
@@ -59458,7 +60848,7 @@
         </w:rPr>
         <w:t>る</w:t>
       </w:r>
-      <w:bookmarkEnd w:id="128"/>
+      <w:bookmarkEnd w:id="130"/>
     </w:p>
     <w:p>
       <w:pPr>
@@ -59786,14 +61176,14 @@
       <w:pPr>
         <w:pStyle w:val="Heading2"/>
       </w:pPr>
-      <w:bookmarkStart w:id="129" w:name="_Toc189667092"/>
+      <w:bookmarkStart w:id="131" w:name="_Toc189667092"/>
       <w:r>
         <w:rPr>
           <w:rFonts w:hint="eastAsia"/>
         </w:rPr>
         <w:t>フォルダーユーザーの操作</w:t>
       </w:r>
-      <w:bookmarkEnd w:id="129"/>
+      <w:bookmarkEnd w:id="131"/>
     </w:p>
     <w:p>
       <w:r>
@@ -59905,6 +61295,7 @@
         <w:rPr>
           <w:rFonts w:hint="eastAsia"/>
         </w:rPr>
+        <w:lastRenderedPageBreak/>
         <w:t>は位置指定</w:t>
       </w:r>
       <w:r>
@@ -60086,7 +61477,6 @@
         <w:rPr>
           <w:rFonts w:hint="eastAsia"/>
         </w:rPr>
-        <w:lastRenderedPageBreak/>
         <w:t>フォルダーに</w:t>
       </w:r>
       <w:r>
@@ -60317,7 +61707,7 @@
       <w:pPr>
         <w:pStyle w:val="Heading3"/>
       </w:pPr>
-      <w:bookmarkStart w:id="130" w:name="_Toc189667093"/>
+      <w:bookmarkStart w:id="132" w:name="_Toc189667093"/>
       <w:r>
         <w:rPr>
           <w:rFonts w:hint="eastAsia"/>
@@ -60342,7 +61732,7 @@
         </w:rPr>
         <w:t>を表示する</w:t>
       </w:r>
-      <w:bookmarkEnd w:id="130"/>
+      <w:bookmarkEnd w:id="132"/>
     </w:p>
     <w:p>
       <w:pPr>
@@ -60372,6 +61762,7 @@
         <w:rPr>
           <w:rFonts w:hint="eastAsia"/>
         </w:rPr>
+        <w:lastRenderedPageBreak/>
         <w:t>現在のフォルダーに割り当てられているユーザーをすべて表示します。</w:t>
       </w:r>
       <w:r>
@@ -60466,7 +61857,6 @@
           <w:b/>
           <w:i/>
         </w:rPr>
-        <w:lastRenderedPageBreak/>
         <w:t>Get-OrchFolderUser -</w:t>
       </w:r>
       <w:r>
@@ -60671,14 +62061,14 @@
       <w:pPr>
         <w:pStyle w:val="Heading3"/>
       </w:pPr>
-      <w:bookmarkStart w:id="131" w:name="_Toc189667094"/>
+      <w:bookmarkStart w:id="133" w:name="_Toc189667094"/>
       <w:r>
         <w:rPr>
           <w:rFonts w:hint="eastAsia"/>
         </w:rPr>
         <w:t>フォルダーからユーザーを削除する</w:t>
       </w:r>
-      <w:bookmarkEnd w:id="131"/>
+      <w:bookmarkEnd w:id="133"/>
     </w:p>
     <w:p>
       <w:pPr>
@@ -60937,6 +62327,7 @@
         <w:ind w:left="440"/>
       </w:pPr>
       <w:r>
+        <w:lastRenderedPageBreak/>
         <w:t>UserName</w:t>
       </w:r>
       <w:r>
@@ -60989,14 +62380,14 @@
       <w:pPr>
         <w:pStyle w:val="Heading3"/>
       </w:pPr>
-      <w:bookmarkStart w:id="132" w:name="_Toc189667095"/>
+      <w:bookmarkStart w:id="134" w:name="_Toc189667095"/>
       <w:r>
         <w:rPr>
           <w:rFonts w:hint="eastAsia"/>
         </w:rPr>
         <w:t>フォルダーにユーザーを割り当てる</w:t>
       </w:r>
-      <w:bookmarkEnd w:id="132"/>
+      <w:bookmarkEnd w:id="134"/>
     </w:p>
     <w:p>
       <w:pPr>
@@ -61120,14 +62511,7 @@
         <w:rPr>
           <w:rFonts w:hint="eastAsia"/>
         </w:rPr>
-        <w:t>で指定します。ユーザー名</w:t>
-      </w:r>
-      <w:r>
-        <w:rPr>
-          <w:rFonts w:hint="eastAsia"/>
-        </w:rPr>
-        <w:lastRenderedPageBreak/>
-        <w:t>は、ワイルドカードを含む名前をカンマ区切りで複数指定できます。補完入力もできます。</w:t>
+        <w:t>で指定します。ユーザー名は、ワイルドカードを含む名前をカンマ区切りで複数指定できます。補完入力もできます。</w:t>
       </w:r>
       <w:r>
         <w:rPr>
@@ -61253,14 +62637,14 @@
       <w:pPr>
         <w:pStyle w:val="Heading3"/>
       </w:pPr>
-      <w:bookmarkStart w:id="133" w:name="_Toc189667096"/>
+      <w:bookmarkStart w:id="135" w:name="_Toc189667096"/>
       <w:r>
         <w:rPr>
           <w:rFonts w:hint="eastAsia"/>
         </w:rPr>
         <w:t>フォルダーに割り当て済みのユーザーから、ロールを削除する</w:t>
       </w:r>
-      <w:bookmarkEnd w:id="133"/>
+      <w:bookmarkEnd w:id="135"/>
     </w:p>
     <w:p>
       <w:pPr>
@@ -61327,14 +62711,14 @@
       <w:pPr>
         <w:pStyle w:val="Heading2"/>
       </w:pPr>
-      <w:bookmarkStart w:id="134" w:name="_Toc189667097"/>
+      <w:bookmarkStart w:id="136" w:name="_Toc189667097"/>
       <w:r>
         <w:rPr>
           <w:rFonts w:hint="eastAsia"/>
         </w:rPr>
         <w:t>マシンの操作</w:t>
       </w:r>
-      <w:bookmarkEnd w:id="134"/>
+      <w:bookmarkEnd w:id="136"/>
     </w:p>
     <w:p>
       <w:r>
@@ -61512,6 +62896,7 @@
           <w:b/>
           <w:i/>
         </w:rPr>
+        <w:lastRenderedPageBreak/>
         <w:t>Copy-OrchMachine [-Name] &lt;string[]&gt; [-Destination] &lt;string[]&gt; [-Path &lt;string&gt;] [-WhatIf] [-Confirm]</w:t>
       </w:r>
     </w:p>
@@ -61571,15 +62956,14 @@
       <w:pPr>
         <w:pStyle w:val="Heading3"/>
       </w:pPr>
-      <w:bookmarkStart w:id="135" w:name="_Toc189667098"/>
-      <w:r>
-        <w:rPr>
-          <w:rFonts w:hint="eastAsia"/>
-        </w:rPr>
-        <w:lastRenderedPageBreak/>
+      <w:bookmarkStart w:id="137" w:name="_Toc189667098"/>
+      <w:r>
+        <w:rPr>
+          <w:rFonts w:hint="eastAsia"/>
+        </w:rPr>
         <w:t>テナントのマシンを表示する</w:t>
       </w:r>
-      <w:bookmarkEnd w:id="135"/>
+      <w:bookmarkEnd w:id="137"/>
     </w:p>
     <w:p>
       <w:pPr>
@@ -61783,14 +63167,14 @@
       <w:pPr>
         <w:pStyle w:val="Heading3"/>
       </w:pPr>
-      <w:bookmarkStart w:id="136" w:name="_Toc189667099"/>
+      <w:bookmarkStart w:id="138" w:name="_Toc189667099"/>
       <w:r>
         <w:rPr>
           <w:rFonts w:hint="eastAsia"/>
         </w:rPr>
         <w:t>テナントのマシンを削除する</w:t>
       </w:r>
-      <w:bookmarkEnd w:id="136"/>
+      <w:bookmarkEnd w:id="138"/>
     </w:p>
     <w:p>
       <w:pPr>
@@ -61855,14 +63239,14 @@
       <w:pPr>
         <w:pStyle w:val="Heading3"/>
       </w:pPr>
-      <w:bookmarkStart w:id="137" w:name="_Toc189667100"/>
+      <w:bookmarkStart w:id="139" w:name="_Toc189667100"/>
       <w:r>
         <w:rPr>
           <w:rFonts w:hint="eastAsia"/>
         </w:rPr>
         <w:t>テナント間で、マシンをコピーする</w:t>
       </w:r>
-      <w:bookmarkEnd w:id="137"/>
+      <w:bookmarkEnd w:id="139"/>
     </w:p>
     <w:p>
       <w:r>
@@ -62069,6 +63453,7 @@
         <w:t>の代わりに-</w:t>
       </w:r>
       <w:r>
+        <w:lastRenderedPageBreak/>
         <w:t>Confirm</w:t>
       </w:r>
       <w:r>
@@ -62082,14 +63467,14 @@
       <w:pPr>
         <w:pStyle w:val="Heading2"/>
       </w:pPr>
-      <w:bookmarkStart w:id="138" w:name="_Toc189667101"/>
+      <w:bookmarkStart w:id="140" w:name="_Toc189667101"/>
       <w:r>
         <w:rPr>
           <w:rFonts w:hint="eastAsia"/>
         </w:rPr>
         <w:t>フォルダーマシンの操作</w:t>
       </w:r>
-      <w:bookmarkEnd w:id="138"/>
+      <w:bookmarkEnd w:id="140"/>
     </w:p>
     <w:p>
       <w:pPr>
@@ -62121,7 +63506,6 @@
         <w:rPr>
           <w:rFonts w:hint="eastAsia"/>
         </w:rPr>
-        <w:lastRenderedPageBreak/>
         <w:t>必要な権限:</w:t>
       </w:r>
       <w:r>
@@ -62285,7 +63669,7 @@
       <w:pPr>
         <w:pStyle w:val="Heading3"/>
       </w:pPr>
-      <w:bookmarkStart w:id="139" w:name="_Toc189667102"/>
+      <w:bookmarkStart w:id="141" w:name="_Toc189667102"/>
       <w:r>
         <w:rPr>
           <w:rFonts w:hint="eastAsia"/>
@@ -62298,7 +63682,7 @@
         </w:rPr>
         <w:t>を取得する</w:t>
       </w:r>
-      <w:bookmarkEnd w:id="139"/>
+      <w:bookmarkEnd w:id="141"/>
     </w:p>
     <w:p>
       <w:pPr>
@@ -62463,14 +63847,14 @@
       <w:pPr>
         <w:pStyle w:val="Heading3"/>
       </w:pPr>
-      <w:bookmarkStart w:id="140" w:name="_Toc189667103"/>
+      <w:bookmarkStart w:id="142" w:name="_Toc189667103"/>
       <w:r>
         <w:rPr>
           <w:rFonts w:hint="eastAsia"/>
         </w:rPr>
         <w:t>マシンをフォルダーに割り当てる</w:t>
       </w:r>
-      <w:bookmarkEnd w:id="140"/>
+      <w:bookmarkEnd w:id="142"/>
     </w:p>
     <w:p>
       <w:pPr>
@@ -62524,6 +63908,7 @@
         <w:rPr>
           <w:rFonts w:hint="eastAsia"/>
         </w:rPr>
+        <w:lastRenderedPageBreak/>
         <w:t>現在のフォルダーに、指定したマシンを割り当てます。</w:t>
       </w:r>
       <w:r>
@@ -62606,15 +63991,14 @@
       <w:pPr>
         <w:pStyle w:val="Heading3"/>
       </w:pPr>
-      <w:bookmarkStart w:id="141" w:name="_Toc189667104"/>
-      <w:r>
-        <w:rPr>
-          <w:rFonts w:hint="eastAsia"/>
-        </w:rPr>
-        <w:lastRenderedPageBreak/>
+      <w:bookmarkStart w:id="143" w:name="_Toc189667104"/>
+      <w:r>
+        <w:rPr>
+          <w:rFonts w:hint="eastAsia"/>
+        </w:rPr>
         <w:t>フォルダーマシンを削除する</w:t>
       </w:r>
-      <w:bookmarkEnd w:id="141"/>
+      <w:bookmarkEnd w:id="143"/>
     </w:p>
     <w:p>
       <w:pPr>
@@ -62766,14 +64150,14 @@
       <w:pPr>
         <w:pStyle w:val="Heading2"/>
       </w:pPr>
-      <w:bookmarkStart w:id="142" w:name="_Toc189667105"/>
+      <w:bookmarkStart w:id="144" w:name="_Toc189667105"/>
       <w:r>
         <w:rPr>
           <w:rFonts w:hint="eastAsia"/>
         </w:rPr>
         <w:t>アセットの操作</w:t>
       </w:r>
-      <w:bookmarkEnd w:id="142"/>
+      <w:bookmarkEnd w:id="144"/>
     </w:p>
     <w:p>
       <w:pPr>
@@ -63167,6 +64551,7 @@
         <w:rPr>
           <w:rFonts w:hint="eastAsia"/>
         </w:rPr>
+        <w:lastRenderedPageBreak/>
         <w:t>必要な権限:</w:t>
       </w:r>
       <w:r>
@@ -63239,14 +64624,7 @@
         <w:rPr>
           <w:rFonts w:hint="eastAsia"/>
         </w:rPr>
-        <w:t>を指定す</w:t>
-      </w:r>
-      <w:r>
-        <w:rPr>
-          <w:rFonts w:hint="eastAsia"/>
-        </w:rPr>
-        <w:lastRenderedPageBreak/>
-        <w:t>ると、このアセット値を削除します。</w:t>
+        <w:t>を指定すると、このアセット値を削除します。</w:t>
       </w:r>
     </w:p>
     <w:p>
@@ -63462,7 +64840,7 @@
       <w:pPr>
         <w:pStyle w:val="Heading3"/>
       </w:pPr>
-      <w:bookmarkStart w:id="143" w:name="_Toc189667106"/>
+      <w:bookmarkStart w:id="145" w:name="_Toc189667106"/>
       <w:r>
         <w:rPr>
           <w:rFonts w:hint="eastAsia"/>
@@ -63481,7 +64859,7 @@
         </w:rPr>
         <w:t>を表示する</w:t>
       </w:r>
-      <w:bookmarkEnd w:id="143"/>
+      <w:bookmarkEnd w:id="145"/>
     </w:p>
     <w:p>
       <w:pPr>
@@ -63788,14 +65166,15 @@
       <w:pPr>
         <w:pStyle w:val="Heading3"/>
       </w:pPr>
-      <w:bookmarkStart w:id="144" w:name="_Toc189667107"/>
-      <w:r>
-        <w:rPr>
-          <w:rFonts w:hint="eastAsia"/>
-        </w:rPr>
+      <w:bookmarkStart w:id="146" w:name="_Toc189667107"/>
+      <w:r>
+        <w:rPr>
+          <w:rFonts w:hint="eastAsia"/>
+        </w:rPr>
+        <w:lastRenderedPageBreak/>
         <w:t>アセットを追加・更新する</w:t>
       </w:r>
-      <w:bookmarkEnd w:id="144"/>
+      <w:bookmarkEnd w:id="146"/>
     </w:p>
     <w:p>
       <w:pPr>
@@ -63873,14 +65252,7 @@
         <w:rPr>
           <w:rFonts w:hint="eastAsia"/>
         </w:rPr>
-        <w:t>を設定します。既に同名のアセットがあれば、そのグローバル値を更新します。アセット名には、ワイルドカードを含む名前をカンマ区切りで複数指定でき</w:t>
-      </w:r>
-      <w:r>
-        <w:rPr>
-          <w:rFonts w:hint="eastAsia"/>
-        </w:rPr>
-        <w:lastRenderedPageBreak/>
-        <w:t>ます。ワイルドカードを展開しても既存のアセットにひとつも合致しない場合には、新規アセット名として扱われます。</w:t>
+        <w:t>を設定します。既に同名のアセットがあれば、そのグローバル値を更新します。アセット名には、ワイルドカードを含む名前をカンマ区切りで複数指定できます。ワイルドカードを展開しても既存のアセットにひとつも合致しない場合には、新規アセット名として扱われます。</w:t>
       </w:r>
       <w:r>
         <w:rPr>
@@ -64666,14 +66038,15 @@
       <w:pPr>
         <w:pStyle w:val="Heading3"/>
       </w:pPr>
-      <w:bookmarkStart w:id="145" w:name="_Toc189667108"/>
-      <w:r>
-        <w:rPr>
-          <w:rFonts w:hint="eastAsia"/>
-        </w:rPr>
+      <w:bookmarkStart w:id="147" w:name="_Toc189667108"/>
+      <w:r>
+        <w:rPr>
+          <w:rFonts w:hint="eastAsia"/>
+        </w:rPr>
+        <w:lastRenderedPageBreak/>
         <w:t>アセットを削除する</w:t>
       </w:r>
-      <w:bookmarkEnd w:id="145"/>
+      <w:bookmarkEnd w:id="147"/>
     </w:p>
     <w:p>
       <w:pPr>
@@ -64857,14 +66230,7 @@
         <w:rPr>
           <w:rFonts w:hint="eastAsia"/>
         </w:rPr>
-        <w:t>を指定すると、このアセットの値を削除します。ユーザーごと・マシ</w:t>
-      </w:r>
-      <w:r>
-        <w:rPr>
-          <w:rFonts w:hint="eastAsia"/>
-        </w:rPr>
-        <w:lastRenderedPageBreak/>
-        <w:t>ンごとのアセット値がひとつでも含まれているアセットの場合には、グローバル値だけが削除され、既存のアセット自体は削除されません。</w:t>
+        <w:t>を指定すると、このアセットの値を削除します。ユーザーごと・マシンごとのアセット値がひとつでも含まれているアセットの場合には、グローバル値だけが削除され、既存のアセット自体は削除されません。</w:t>
       </w:r>
       <w:r>
         <w:rPr>
@@ -65403,7 +66769,7 @@
       <w:pPr>
         <w:pStyle w:val="Heading3"/>
       </w:pPr>
-      <w:bookmarkStart w:id="146" w:name="_Toc189667109"/>
+      <w:bookmarkStart w:id="148" w:name="_Toc189667109"/>
       <w:r>
         <w:rPr>
           <w:rFonts w:hint="eastAsia"/>
@@ -65419,7 +66785,7 @@
         </w:rPr>
         <w:t>ファイルにエキスポートする</w:t>
       </w:r>
-      <w:bookmarkEnd w:id="146"/>
+      <w:bookmarkEnd w:id="148"/>
     </w:p>
     <w:p>
       <w:r>
@@ -65484,7 +66850,14 @@
         <w:rPr>
           <w:rFonts w:hint="eastAsia"/>
         </w:rPr>
-        <w:t>コマンドレットでインポートできます。</w:t>
+        <w:t>コマンドレットでインポートできま</w:t>
+      </w:r>
+      <w:r>
+        <w:rPr>
+          <w:rFonts w:hint="eastAsia"/>
+        </w:rPr>
+        <w:lastRenderedPageBreak/>
+        <w:t>す。</w:t>
       </w:r>
       <w:r>
         <w:rPr>
@@ -65684,7 +67057,6 @@
         <w:rPr>
           <w:rFonts w:hint="eastAsia"/>
         </w:rPr>
-        <w:lastRenderedPageBreak/>
         <w:t>指定したファイル名で、C</w:t>
       </w:r>
       <w:r>
@@ -66080,7 +67452,7 @@
       <w:pPr>
         <w:pStyle w:val="Heading3"/>
       </w:pPr>
-      <w:bookmarkStart w:id="147" w:name="_Toc189667110"/>
+      <w:bookmarkStart w:id="149" w:name="_Toc189667110"/>
       <w:r>
         <w:rPr>
           <w:rFonts w:hint="eastAsia"/>
@@ -66096,7 +67468,7 @@
         </w:rPr>
         <w:t>ファイルからインポートする</w:t>
       </w:r>
-      <w:bookmarkEnd w:id="147"/>
+      <w:bookmarkEnd w:id="149"/>
     </w:p>
     <w:p>
       <w:r>
@@ -66446,6 +67818,7 @@
         <w:rPr>
           <w:rFonts w:hint="eastAsia"/>
         </w:rPr>
+        <w:lastRenderedPageBreak/>
         <w:t>C</w:t>
       </w:r>
       <w:r>
@@ -66608,14 +67981,7 @@
         <w:rPr>
           <w:rFonts w:hint="eastAsia"/>
         </w:rPr>
-        <w:t>もし、アセットをエキスポートしたドライブとは違うドライブ（テナント）にインポ</w:t>
-      </w:r>
-      <w:r>
-        <w:rPr>
-          <w:rFonts w:hint="eastAsia"/>
-        </w:rPr>
-        <w:lastRenderedPageBreak/>
-        <w:t>ートしたい場合には、C</w:t>
+        <w:t>もし、アセットをエキスポートしたドライブとは違うドライブ（テナント）にインポートしたい場合には、C</w:t>
       </w:r>
       <w:r>
         <w:t>SV</w:t>
@@ -66673,14 +68039,14 @@
       <w:pPr>
         <w:pStyle w:val="Heading2"/>
       </w:pPr>
-      <w:bookmarkStart w:id="148" w:name="_Toc189667111"/>
+      <w:bookmarkStart w:id="150" w:name="_Toc189667111"/>
       <w:r>
         <w:rPr>
           <w:rFonts w:hint="eastAsia"/>
         </w:rPr>
         <w:t>クレデンシャルアセットの操作</w:t>
       </w:r>
-      <w:bookmarkEnd w:id="148"/>
+      <w:bookmarkEnd w:id="150"/>
     </w:p>
     <w:p>
       <w:pPr>
@@ -66923,14 +68289,14 @@
       <w:pPr>
         <w:pStyle w:val="Heading3"/>
       </w:pPr>
-      <w:bookmarkStart w:id="149" w:name="_Toc189667112"/>
+      <w:bookmarkStart w:id="151" w:name="_Toc189667112"/>
       <w:r>
         <w:rPr>
           <w:rFonts w:hint="eastAsia"/>
         </w:rPr>
         <w:t>クレデンシャルアセットを表示する</w:t>
       </w:r>
-      <w:bookmarkEnd w:id="149"/>
+      <w:bookmarkEnd w:id="151"/>
     </w:p>
     <w:p>
       <w:r>
@@ -66965,14 +68331,15 @@
       <w:pPr>
         <w:pStyle w:val="Heading3"/>
       </w:pPr>
-      <w:bookmarkStart w:id="150" w:name="_Toc189667113"/>
-      <w:r>
-        <w:rPr>
-          <w:rFonts w:hint="eastAsia"/>
-        </w:rPr>
+      <w:bookmarkStart w:id="152" w:name="_Toc189667113"/>
+      <w:r>
+        <w:rPr>
+          <w:rFonts w:hint="eastAsia"/>
+        </w:rPr>
+        <w:lastRenderedPageBreak/>
         <w:t>クレデンシャルアセットを追加・更新する</w:t>
       </w:r>
-      <w:bookmarkEnd w:id="150"/>
+      <w:bookmarkEnd w:id="152"/>
     </w:p>
     <w:p>
       <w:pPr>
@@ -67075,7 +68442,6 @@
           <w:b/>
           <w:i/>
         </w:rPr>
-        <w:lastRenderedPageBreak/>
         <w:t>S</w:t>
       </w:r>
       <w:r>
@@ -67771,7 +69137,14 @@
         <w:rPr>
           <w:rFonts w:hint="eastAsia"/>
         </w:rPr>
-        <w:t>アセット自体は削除されません。</w:t>
+        <w:t>アセット</w:t>
+      </w:r>
+      <w:r>
+        <w:rPr>
+          <w:rFonts w:hint="eastAsia"/>
+        </w:rPr>
+        <w:lastRenderedPageBreak/>
+        <w:t>自体は削除されません。</w:t>
       </w:r>
       <w:r>
         <w:rPr>
@@ -68039,7 +69412,6 @@
         <w:rPr>
           <w:rFonts w:hint="eastAsia"/>
         </w:rPr>
-        <w:lastRenderedPageBreak/>
         <w:t xml:space="preserve">ユーザー名とマシン名の両方を指定すると、合致するユーザーごと・マシンごとのアセット値を削除します。ユーザー名とマシン名には、ワイルドカードを含む名前をカンマ区切りで複数指定できます。補完もできます。このアセットに含まれる、ユーザー名・マシン名の両方をもつアセット値をすべて削除するには、ユーザー名とマシン名の両方に </w:t>
       </w:r>
       <w:r>
@@ -68056,14 +69428,14 @@
       <w:pPr>
         <w:pStyle w:val="Heading3"/>
       </w:pPr>
-      <w:bookmarkStart w:id="151" w:name="_Toc189667114"/>
+      <w:bookmarkStart w:id="153" w:name="_Toc189667114"/>
       <w:r>
         <w:rPr>
           <w:rFonts w:hint="eastAsia"/>
         </w:rPr>
         <w:t>クレデンシャルアセットを削除する</w:t>
       </w:r>
-      <w:bookmarkEnd w:id="151"/>
+      <w:bookmarkEnd w:id="153"/>
     </w:p>
     <w:p>
       <w:pPr>
@@ -68160,7 +69532,7 @@
       <w:pPr>
         <w:pStyle w:val="Heading3"/>
       </w:pPr>
-      <w:bookmarkStart w:id="152" w:name="_Toc189667115"/>
+      <w:bookmarkStart w:id="154" w:name="_Toc189667115"/>
       <w:r>
         <w:rPr>
           <w:rFonts w:hint="eastAsia"/>
@@ -68182,7 +69554,7 @@
         </w:rPr>
         <w:t>ファイルにエキスポートする</w:t>
       </w:r>
-      <w:bookmarkEnd w:id="152"/>
+      <w:bookmarkEnd w:id="154"/>
     </w:p>
     <w:p>
       <w:r>
@@ -68290,7 +69662,7 @@
       <w:pPr>
         <w:pStyle w:val="Heading3"/>
       </w:pPr>
-      <w:bookmarkStart w:id="153" w:name="_Toc189667116"/>
+      <w:bookmarkStart w:id="155" w:name="_Toc189667116"/>
       <w:r>
         <w:rPr>
           <w:rFonts w:hint="eastAsia"/>
@@ -68303,7 +69675,7 @@
         </w:rPr>
         <w:t>CSVファイルからインポートする</w:t>
       </w:r>
-      <w:bookmarkEnd w:id="153"/>
+      <w:bookmarkEnd w:id="155"/>
     </w:p>
     <w:p>
       <w:r>
@@ -68455,7 +69827,14 @@
         <w:rPr>
           <w:rFonts w:hint="eastAsia"/>
         </w:rPr>
-        <w:t>列の両方が空になっているクレデンシャルアセットは削除されます。</w:t>
+        <w:t>列の両方が空になっているクレデンシャルア</w:t>
+      </w:r>
+      <w:r>
+        <w:rPr>
+          <w:rFonts w:hint="eastAsia"/>
+        </w:rPr>
+        <w:lastRenderedPageBreak/>
+        <w:t>セットは削除されます。</w:t>
       </w:r>
       <w:r>
         <w:rPr>
@@ -68642,14 +70021,7 @@
         <w:rPr>
           <w:rFonts w:hint="eastAsia"/>
         </w:rPr>
-        <w:t>列で指定</w:t>
-      </w:r>
-      <w:r>
-        <w:rPr>
-          <w:rFonts w:hint="eastAsia"/>
-        </w:rPr>
-        <w:lastRenderedPageBreak/>
-        <w:t>されていることに注意してください。</w:t>
+        <w:t>列で指定されていることに注意してください。</w:t>
       </w:r>
     </w:p>
     <w:p>
@@ -68965,7 +70337,7 @@
       <w:pPr>
         <w:pStyle w:val="Heading2"/>
       </w:pPr>
-      <w:bookmarkStart w:id="154" w:name="_Toc189667117"/>
+      <w:bookmarkStart w:id="156" w:name="_Toc189667117"/>
       <w:r>
         <w:t>資格情報</w:t>
       </w:r>
@@ -68978,7 +70350,7 @@
         </w:rPr>
         <w:t>の操作</w:t>
       </w:r>
-      <w:bookmarkEnd w:id="154"/>
+      <w:bookmarkEnd w:id="156"/>
     </w:p>
     <w:p>
       <w:r>
@@ -69098,7 +70470,15 @@
           <w:b/>
           <w:i/>
         </w:rPr>
-        <w:t>Remove-OrchCredentialStore [-Name] &lt;string[]&gt; [-Path &lt;string[]&gt;] [-WhatIf] [-Confirm]</w:t>
+        <w:t>Remove-OrchCredentialStore [-Name] &lt;string[]&gt; [-Path &lt;string[]&gt;] [-WhatIf] [-</w:t>
+      </w:r>
+      <w:r>
+        <w:rPr>
+          <w:b/>
+          <w:i/>
+        </w:rPr>
+        <w:lastRenderedPageBreak/>
+        <w:t>Confirm]</w:t>
       </w:r>
     </w:p>
     <w:p>
@@ -69144,7 +70524,7 @@
       <w:pPr>
         <w:pStyle w:val="Heading3"/>
       </w:pPr>
-      <w:bookmarkStart w:id="155" w:name="_Toc189667118"/>
+      <w:bookmarkStart w:id="157" w:name="_Toc189667118"/>
       <w:r>
         <w:rPr>
           <w:rFonts w:hint="eastAsia"/>
@@ -69157,7 +70537,7 @@
         </w:rPr>
         <w:t>を取得する</w:t>
       </w:r>
-      <w:bookmarkEnd w:id="155"/>
+      <w:bookmarkEnd w:id="157"/>
     </w:p>
     <w:p>
       <w:pPr>
@@ -69295,14 +70675,7 @@
         <w:rPr>
           <w:rFonts w:hint="eastAsia"/>
         </w:rPr>
-        <w:t>名は、ワイルドカ</w:t>
-      </w:r>
-      <w:r>
-        <w:rPr>
-          <w:rFonts w:hint="eastAsia"/>
-        </w:rPr>
-        <w:lastRenderedPageBreak/>
-        <w:t>ードを含む名前をカンマ区切りで複数指定できます。補完もできます。</w:t>
+        <w:t>名は、ワイルドカードを含む名前をカンマ区切りで複数指定できます。補完もできます。</w:t>
       </w:r>
     </w:p>
     <w:p>
@@ -69402,7 +70775,7 @@
       <w:pPr>
         <w:pStyle w:val="Heading3"/>
       </w:pPr>
-      <w:bookmarkStart w:id="156" w:name="_Toc189667119"/>
+      <w:bookmarkStart w:id="158" w:name="_Toc189667119"/>
       <w:r>
         <w:rPr>
           <w:rFonts w:hint="eastAsia"/>
@@ -69415,7 +70788,7 @@
         </w:rPr>
         <w:t>を削除する</w:t>
       </w:r>
-      <w:bookmarkEnd w:id="156"/>
+      <w:bookmarkEnd w:id="158"/>
     </w:p>
     <w:p>
       <w:pPr>
@@ -69677,14 +71050,14 @@
       <w:pPr>
         <w:pStyle w:val="Heading2"/>
       </w:pPr>
-      <w:bookmarkStart w:id="157" w:name="_Toc189667120"/>
+      <w:bookmarkStart w:id="159" w:name="_Toc189667120"/>
       <w:r>
         <w:rPr>
           <w:rFonts w:hint="eastAsia"/>
         </w:rPr>
         <w:t>キューの操作</w:t>
       </w:r>
-      <w:bookmarkEnd w:id="157"/>
+      <w:bookmarkEnd w:id="159"/>
     </w:p>
     <w:p>
       <w:pPr>
@@ -69824,6 +71197,7 @@
         <w:rPr>
           <w:rFonts w:hint="eastAsia"/>
         </w:rPr>
+        <w:lastRenderedPageBreak/>
         <w:t>必要な権限:</w:t>
       </w:r>
       <w:r>
@@ -69957,7 +71331,6 @@
         <w:ind w:left="440"/>
       </w:pPr>
       <w:r>
-        <w:lastRenderedPageBreak/>
         <w:t>Upload a CSV file and bulk register queue items. The -CsvPath parameter allows you to specify either the file name, the folder, or both using wildcards. Note that even if the same file is specified multiple times, it will be uploaded only once.</w:t>
       </w:r>
     </w:p>
@@ -69965,7 +71338,7 @@
       <w:pPr>
         <w:pStyle w:val="Heading3"/>
       </w:pPr>
-      <w:bookmarkStart w:id="158" w:name="_Toc189667121"/>
+      <w:bookmarkStart w:id="160" w:name="_Toc189667121"/>
       <w:r>
         <w:rPr>
           <w:rFonts w:hint="eastAsia"/>
@@ -69978,7 +71351,7 @@
         </w:rPr>
         <w:t>を表示する</w:t>
       </w:r>
-      <w:bookmarkEnd w:id="158"/>
+      <w:bookmarkEnd w:id="160"/>
     </w:p>
     <w:p>
       <w:pPr>
@@ -70183,14 +71556,14 @@
       <w:pPr>
         <w:pStyle w:val="Heading3"/>
       </w:pPr>
-      <w:bookmarkStart w:id="159" w:name="_Toc189667122"/>
+      <w:bookmarkStart w:id="161" w:name="_Toc189667122"/>
       <w:r>
         <w:rPr>
           <w:rFonts w:hint="eastAsia"/>
         </w:rPr>
         <w:t>キューを削除する</w:t>
       </w:r>
-      <w:bookmarkEnd w:id="159"/>
+      <w:bookmarkEnd w:id="161"/>
     </w:p>
     <w:p>
       <w:pPr>
@@ -70353,6 +71726,7 @@
         <w:rPr>
           <w:rFonts w:hint="eastAsia"/>
         </w:rPr>
+        <w:lastRenderedPageBreak/>
         <w:t>-</w:t>
       </w:r>
       <w:r>
@@ -70375,14 +71749,14 @@
       <w:pPr>
         <w:pStyle w:val="Heading3"/>
       </w:pPr>
-      <w:bookmarkStart w:id="160" w:name="_Toc189667123"/>
+      <w:bookmarkStart w:id="162" w:name="_Toc189667123"/>
       <w:r>
         <w:rPr>
           <w:rFonts w:hint="eastAsia"/>
         </w:rPr>
         <w:t>キューアイテムを取得する</w:t>
       </w:r>
-      <w:bookmarkEnd w:id="160"/>
+      <w:bookmarkEnd w:id="162"/>
     </w:p>
     <w:p>
       <w:pPr>
@@ -70569,7 +71943,6 @@
           <w:b/>
           <w:i/>
         </w:rPr>
-        <w:lastRenderedPageBreak/>
         <w:t xml:space="preserve">Get-OrchQueueItem </w:t>
       </w:r>
       <w:r>
@@ -70635,7 +72008,7 @@
       <w:pPr>
         <w:pStyle w:val="Heading3"/>
       </w:pPr>
-      <w:bookmarkStart w:id="161" w:name="_Toc189667124"/>
+      <w:bookmarkStart w:id="163" w:name="_Toc189667124"/>
       <w:r>
         <w:rPr>
           <w:rFonts w:hint="eastAsia"/>
@@ -70654,7 +72027,7 @@
         </w:rPr>
         <w:t>アップロードして、キューアイテムを一括登録する</w:t>
       </w:r>
-      <w:bookmarkEnd w:id="161"/>
+      <w:bookmarkEnd w:id="163"/>
     </w:p>
     <w:p>
       <w:pPr>
@@ -70984,14 +72357,14 @@
       <w:pPr>
         <w:pStyle w:val="Heading2"/>
       </w:pPr>
-      <w:bookmarkStart w:id="162" w:name="_Toc189667125"/>
+      <w:bookmarkStart w:id="164" w:name="_Toc189667125"/>
       <w:r>
         <w:rPr>
           <w:rFonts w:hint="eastAsia"/>
         </w:rPr>
         <w:t>トリガーの操作</w:t>
       </w:r>
-      <w:bookmarkEnd w:id="162"/>
+      <w:bookmarkEnd w:id="164"/>
     </w:p>
     <w:p>
       <w:r>
@@ -71040,6 +72413,7 @@
         <w:rPr>
           <w:rFonts w:hint="eastAsia"/>
         </w:rPr>
+        <w:lastRenderedPageBreak/>
         <w:t>必要な権限:</w:t>
       </w:r>
       <w:r>
@@ -71144,7 +72518,6 @@
         <w:rPr>
           <w:rFonts w:hint="eastAsia"/>
         </w:rPr>
-        <w:lastRenderedPageBreak/>
         <w:t>必要な権限:</w:t>
       </w:r>
       <w:r>
@@ -71222,7 +72595,7 @@
       <w:pPr>
         <w:pStyle w:val="Heading3"/>
       </w:pPr>
-      <w:bookmarkStart w:id="163" w:name="_Toc189667126"/>
+      <w:bookmarkStart w:id="165" w:name="_Toc189667126"/>
       <w:r>
         <w:rPr>
           <w:rFonts w:hint="eastAsia"/>
@@ -71235,7 +72608,7 @@
         </w:rPr>
         <w:t>を表示する</w:t>
       </w:r>
-      <w:bookmarkEnd w:id="163"/>
+      <w:bookmarkEnd w:id="165"/>
     </w:p>
     <w:p>
       <w:pPr>
@@ -71588,7 +72961,14 @@
           <w:rPr>
             <w:rStyle w:val="Hyperlink"/>
           </w:rPr>
-          <w:t>https://learn.microsoft.com/powershell/module/microsoft.powershell.core/about/about_simplified_syntax</w:t>
+          <w:t>https://learn.microsoft.com/powershell/module/microsoft.powershell.core/about/abo</w:t>
+        </w:r>
+        <w:r>
+          <w:rPr>
+            <w:rStyle w:val="Hyperlink"/>
+          </w:rPr>
+          <w:lastRenderedPageBreak/>
+          <w:t>ut_simplified_syntax</w:t>
         </w:r>
       </w:hyperlink>
     </w:p>
@@ -71596,14 +72976,14 @@
       <w:pPr>
         <w:pStyle w:val="Heading3"/>
       </w:pPr>
-      <w:bookmarkStart w:id="164" w:name="_Toc189667127"/>
+      <w:bookmarkStart w:id="166" w:name="_Toc189667127"/>
       <w:r>
         <w:rPr>
           <w:rFonts w:hint="eastAsia"/>
         </w:rPr>
         <w:t>トリガーを削除する</w:t>
       </w:r>
-      <w:bookmarkEnd w:id="164"/>
+      <w:bookmarkEnd w:id="166"/>
     </w:p>
     <w:p>
       <w:pPr>
@@ -71717,28 +73097,21 @@
         <w:rPr>
           <w:rFonts w:hint="eastAsia"/>
         </w:rPr>
-        <w:t>現在のフォルダーの、指定の名前のトリガーを削除します。トリガーをひとつ削除す</w:t>
-      </w:r>
-      <w:r>
-        <w:rPr>
-          <w:rFonts w:hint="eastAsia"/>
-        </w:rPr>
-        <w:lastRenderedPageBreak/>
-        <w:t>るたびに確認メッセージを表示します。</w:t>
+        <w:t>現在のフォルダーの、指定の名前のトリガーを削除します。トリガーをひとつ削除するたびに確認メッセージを表示します。</w:t>
       </w:r>
     </w:p>
     <w:p>
       <w:pPr>
         <w:pStyle w:val="Heading3"/>
       </w:pPr>
-      <w:bookmarkStart w:id="165" w:name="_Toc189667128"/>
+      <w:bookmarkStart w:id="167" w:name="_Toc189667128"/>
       <w:r>
         <w:rPr>
           <w:rFonts w:hint="eastAsia"/>
         </w:rPr>
         <w:t>トリガーを有効にする</w:t>
       </w:r>
-      <w:bookmarkEnd w:id="165"/>
+      <w:bookmarkEnd w:id="167"/>
     </w:p>
     <w:p>
       <w:pPr>
@@ -71881,14 +73254,14 @@
       <w:pPr>
         <w:pStyle w:val="Heading3"/>
       </w:pPr>
-      <w:bookmarkStart w:id="166" w:name="_Toc189667129"/>
+      <w:bookmarkStart w:id="168" w:name="_Toc189667129"/>
       <w:r>
         <w:rPr>
           <w:rFonts w:hint="eastAsia"/>
         </w:rPr>
         <w:t>トリガーを無効にする</w:t>
       </w:r>
-      <w:bookmarkEnd w:id="166"/>
+      <w:bookmarkEnd w:id="168"/>
     </w:p>
     <w:p>
       <w:pPr>
@@ -72001,14 +73374,15 @@
       <w:pPr>
         <w:pStyle w:val="Heading2"/>
       </w:pPr>
-      <w:bookmarkStart w:id="167" w:name="_Toc189667130"/>
-      <w:r>
-        <w:rPr>
-          <w:rFonts w:hint="eastAsia"/>
-        </w:rPr>
+      <w:bookmarkStart w:id="169" w:name="_Toc189667130"/>
+      <w:r>
+        <w:rPr>
+          <w:rFonts w:hint="eastAsia"/>
+        </w:rPr>
+        <w:lastRenderedPageBreak/>
         <w:t>テストの操作</w:t>
       </w:r>
-      <w:bookmarkEnd w:id="167"/>
+      <w:bookmarkEnd w:id="169"/>
     </w:p>
     <w:p>
       <w:pPr>
@@ -72125,7 +73499,6 @@
           <w:bCs/>
           <w:i/>
         </w:rPr>
-        <w:lastRenderedPageBreak/>
         <w:t>Get-OrchTestExecution [[-Name] &lt;string[]&gt;] [-Path &lt;string[]&gt;] [-Recurse] [-Depth &lt;uint&gt;]</w:t>
       </w:r>
     </w:p>
@@ -72297,14 +73670,14 @@
       <w:pPr>
         <w:pStyle w:val="Heading3"/>
       </w:pPr>
-      <w:bookmarkStart w:id="168" w:name="_Toc189667131"/>
+      <w:bookmarkStart w:id="170" w:name="_Toc189667131"/>
       <w:r>
         <w:rPr>
           <w:rFonts w:hint="eastAsia"/>
         </w:rPr>
         <w:t>テストケースを表示する</w:t>
       </w:r>
-      <w:bookmarkEnd w:id="168"/>
+      <w:bookmarkEnd w:id="170"/>
     </w:p>
     <w:p>
       <w:pPr>
@@ -72484,6 +73857,7 @@
         <w:rPr>
           <w:rFonts w:hint="eastAsia"/>
         </w:rPr>
+        <w:lastRenderedPageBreak/>
         <w:t>現在のフォルダーの指定した名前のテストケースをすべて表示します。テストケース名は、ワイルドカードを含む名前をカンマ区切りで複数指定できます。補完もできます。</w:t>
       </w:r>
     </w:p>
@@ -72491,14 +73865,14 @@
       <w:pPr>
         <w:pStyle w:val="Heading3"/>
       </w:pPr>
-      <w:bookmarkStart w:id="169" w:name="_Toc189667132"/>
+      <w:bookmarkStart w:id="171" w:name="_Toc189667132"/>
       <w:r>
         <w:rPr>
           <w:rFonts w:hint="eastAsia"/>
         </w:rPr>
         <w:t>テストセットを表示する</w:t>
       </w:r>
-      <w:bookmarkEnd w:id="169"/>
+      <w:bookmarkEnd w:id="171"/>
     </w:p>
     <w:p>
       <w:pPr>
@@ -72678,7 +74052,6 @@
         <w:rPr>
           <w:rFonts w:hint="eastAsia"/>
         </w:rPr>
-        <w:lastRenderedPageBreak/>
         <w:t>現在のフォルダーの指定した名前のテストセットをすべて表示します。テストセット名は、ワイルドカードを含む名前をカンマ区切りで複数指定できます。補完もできます。</w:t>
       </w:r>
     </w:p>
@@ -72686,7 +74059,7 @@
       <w:pPr>
         <w:pStyle w:val="Heading3"/>
       </w:pPr>
-      <w:bookmarkStart w:id="170" w:name="_Toc189667133"/>
+      <w:bookmarkStart w:id="172" w:name="_Toc189667133"/>
       <w:r>
         <w:rPr>
           <w:rFonts w:hint="eastAsia"/>
@@ -72699,7 +74072,7 @@
         </w:rPr>
         <w:t>セット実行を取得する</w:t>
       </w:r>
-      <w:bookmarkEnd w:id="170"/>
+      <w:bookmarkEnd w:id="172"/>
     </w:p>
     <w:p>
       <w:pPr>
@@ -73024,7 +74397,7 @@
       <w:pPr>
         <w:pStyle w:val="Heading3"/>
       </w:pPr>
-      <w:bookmarkStart w:id="171" w:name="_Toc189667134"/>
+      <w:bookmarkStart w:id="173" w:name="_Toc189667134"/>
       <w:r>
         <w:rPr>
           <w:rFonts w:hint="eastAsia"/>
@@ -73037,7 +74410,7 @@
         </w:rPr>
         <w:t>ストセットを実行する</w:t>
       </w:r>
-      <w:bookmarkEnd w:id="171"/>
+      <w:bookmarkEnd w:id="173"/>
     </w:p>
     <w:p>
       <w:pPr>
@@ -73124,6 +74497,7 @@
           <w:i/>
           <w:iCs/>
         </w:rPr>
+        <w:lastRenderedPageBreak/>
         <w:t>Start-OrchTestSet</w:t>
       </w:r>
       <w:r>
@@ -73278,7 +74652,7 @@
       <w:pPr>
         <w:pStyle w:val="Heading3"/>
       </w:pPr>
-      <w:bookmarkStart w:id="172" w:name="_Toc189667135"/>
+      <w:bookmarkStart w:id="174" w:name="_Toc189667135"/>
       <w:r>
         <w:rPr>
           <w:rFonts w:hint="eastAsia"/>
@@ -73291,7 +74665,7 @@
         </w:rPr>
         <w:t>ストセット実行を停止する</w:t>
       </w:r>
-      <w:bookmarkEnd w:id="172"/>
+      <w:bookmarkEnd w:id="174"/>
     </w:p>
     <w:p>
       <w:pPr>
@@ -73355,7 +74729,6 @@
         <w:rPr>
           <w:rFonts w:hint="eastAsia"/>
         </w:rPr>
-        <w:lastRenderedPageBreak/>
         <w:t>現在のフォルダーで、指定のIdのテストセット実行を停止します。このIdにはワイルドカードは指定できません</w:t>
       </w:r>
       <w:r>
@@ -73369,14 +74742,14 @@
       <w:pPr>
         <w:pStyle w:val="Heading2"/>
       </w:pPr>
-      <w:bookmarkStart w:id="173" w:name="_Toc189667136"/>
+      <w:bookmarkStart w:id="175" w:name="_Toc189667136"/>
       <w:r>
         <w:rPr>
           <w:rFonts w:hint="eastAsia"/>
         </w:rPr>
         <w:t>アラートの操作</w:t>
       </w:r>
-      <w:bookmarkEnd w:id="173"/>
+      <w:bookmarkEnd w:id="175"/>
     </w:p>
     <w:p>
       <w:r>
@@ -73456,14 +74829,14 @@
       <w:pPr>
         <w:pStyle w:val="Heading3"/>
       </w:pPr>
-      <w:bookmarkStart w:id="174" w:name="_Toc189667137"/>
+      <w:bookmarkStart w:id="176" w:name="_Toc189667137"/>
       <w:r>
         <w:rPr>
           <w:rFonts w:hint="eastAsia"/>
         </w:rPr>
         <w:t>アラートを表示する</w:t>
       </w:r>
-      <w:bookmarkEnd w:id="174"/>
+      <w:bookmarkEnd w:id="176"/>
     </w:p>
     <w:p>
       <w:pPr>
@@ -73576,14 +74949,15 @@
       <w:pPr>
         <w:pStyle w:val="Heading2"/>
       </w:pPr>
-      <w:bookmarkStart w:id="175" w:name="_Toc189667138"/>
-      <w:r>
-        <w:rPr>
-          <w:rFonts w:hint="eastAsia"/>
-        </w:rPr>
+      <w:bookmarkStart w:id="177" w:name="_Toc189667138"/>
+      <w:r>
+        <w:rPr>
+          <w:rFonts w:hint="eastAsia"/>
+        </w:rPr>
+        <w:lastRenderedPageBreak/>
         <w:t>その他の操作</w:t>
       </w:r>
-      <w:bookmarkEnd w:id="175"/>
+      <w:bookmarkEnd w:id="177"/>
     </w:p>
     <w:p>
       <w:pPr>
@@ -73806,7 +75180,6 @@
         <w:rPr>
           <w:rFonts w:hint="eastAsia"/>
         </w:rPr>
-        <w:lastRenderedPageBreak/>
         <w:t>U</w:t>
       </w:r>
       <w:r>
@@ -74929,7 +76302,7 @@
   <w:abstractNum w:abstractNumId="9" w15:restartNumberingAfterBreak="0">
     <w:nsid w:val="12D06637"/>
     <w:multiLevelType w:val="hybridMultilevel"/>
-    <w:tmpl w:val="344CBBC2"/>
+    <w:tmpl w:val="BD66978E"/>
     <w:lvl w:ilvl="0" w:tplc="04090001">
       <w:start w:val="1"/>
       <w:numFmt w:val="bullet"/>
@@ -75355,9 +76728,98 @@
     </w:lvl>
   </w:abstractNum>
   <w:abstractNum w:abstractNumId="13" w15:restartNumberingAfterBreak="0">
-    <w:nsid w:val="24AD338E"/>
+    <w:nsid w:val="200237BB"/>
     <w:multiLevelType w:val="hybridMultilevel"/>
-    <w:tmpl w:val="E48673EC"/>
+    <w:tmpl w:val="42FE6C38"/>
+    <w:lvl w:ilvl="0" w:tplc="04090001">
+      <w:start w:val="1"/>
+      <w:numFmt w:val="bullet"/>
+      <w:lvlText w:val=""/>
+      <w:lvlJc w:val="left"/>
+      <w:pPr>
+        <w:ind w:left="360" w:hanging="360"/>
+      </w:pPr>
+      <w:rPr>
+        <w:rFonts w:ascii="Wingdings" w:hAnsi="Wingdings" w:hint="default"/>
+      </w:rPr>
+    </w:lvl>
+    <w:lvl w:ilvl="1" w:tplc="FFFFFFFF" w:tentative="1">
+      <w:start w:val="1"/>
+      <w:numFmt w:val="aiueoFullWidth"/>
+      <w:lvlText w:val="(%2)"/>
+      <w:lvlJc w:val="left"/>
+      <w:pPr>
+        <w:ind w:left="880" w:hanging="440"/>
+      </w:pPr>
+    </w:lvl>
+    <w:lvl w:ilvl="2" w:tplc="FFFFFFFF" w:tentative="1">
+      <w:start w:val="1"/>
+      <w:numFmt w:val="decimalEnclosedCircle"/>
+      <w:lvlText w:val="%3"/>
+      <w:lvlJc w:val="left"/>
+      <w:pPr>
+        <w:ind w:left="1320" w:hanging="440"/>
+      </w:pPr>
+    </w:lvl>
+    <w:lvl w:ilvl="3" w:tplc="FFFFFFFF" w:tentative="1">
+      <w:start w:val="1"/>
+      <w:numFmt w:val="decimal"/>
+      <w:lvlText w:val="%4."/>
+      <w:lvlJc w:val="left"/>
+      <w:pPr>
+        <w:ind w:left="1760" w:hanging="440"/>
+      </w:pPr>
+    </w:lvl>
+    <w:lvl w:ilvl="4" w:tplc="FFFFFFFF" w:tentative="1">
+      <w:start w:val="1"/>
+      <w:numFmt w:val="aiueoFullWidth"/>
+      <w:lvlText w:val="(%5)"/>
+      <w:lvlJc w:val="left"/>
+      <w:pPr>
+        <w:ind w:left="2200" w:hanging="440"/>
+      </w:pPr>
+    </w:lvl>
+    <w:lvl w:ilvl="5" w:tplc="FFFFFFFF" w:tentative="1">
+      <w:start w:val="1"/>
+      <w:numFmt w:val="decimalEnclosedCircle"/>
+      <w:lvlText w:val="%6"/>
+      <w:lvlJc w:val="left"/>
+      <w:pPr>
+        <w:ind w:left="2640" w:hanging="440"/>
+      </w:pPr>
+    </w:lvl>
+    <w:lvl w:ilvl="6" w:tplc="FFFFFFFF" w:tentative="1">
+      <w:start w:val="1"/>
+      <w:numFmt w:val="decimal"/>
+      <w:lvlText w:val="%7."/>
+      <w:lvlJc w:val="left"/>
+      <w:pPr>
+        <w:ind w:left="3080" w:hanging="440"/>
+      </w:pPr>
+    </w:lvl>
+    <w:lvl w:ilvl="7" w:tplc="FFFFFFFF" w:tentative="1">
+      <w:start w:val="1"/>
+      <w:numFmt w:val="aiueoFullWidth"/>
+      <w:lvlText w:val="(%8)"/>
+      <w:lvlJc w:val="left"/>
+      <w:pPr>
+        <w:ind w:left="3520" w:hanging="440"/>
+      </w:pPr>
+    </w:lvl>
+    <w:lvl w:ilvl="8" w:tplc="FFFFFFFF" w:tentative="1">
+      <w:start w:val="1"/>
+      <w:numFmt w:val="decimalEnclosedCircle"/>
+      <w:lvlText w:val="%9"/>
+      <w:lvlJc w:val="left"/>
+      <w:pPr>
+        <w:ind w:left="3960" w:hanging="440"/>
+      </w:pPr>
+    </w:lvl>
+  </w:abstractNum>
+  <w:abstractNum w:abstractNumId="14" w15:restartNumberingAfterBreak="0">
+    <w:nsid w:val="20C3034D"/>
+    <w:multiLevelType w:val="hybridMultilevel"/>
+    <w:tmpl w:val="C0065E7A"/>
     <w:lvl w:ilvl="0" w:tplc="04090001">
       <w:start w:val="1"/>
       <w:numFmt w:val="bullet"/>
@@ -75467,10 +76929,10 @@
       </w:rPr>
     </w:lvl>
   </w:abstractNum>
-  <w:abstractNum w:abstractNumId="14" w15:restartNumberingAfterBreak="0">
-    <w:nsid w:val="2B5D59B4"/>
+  <w:abstractNum w:abstractNumId="15" w15:restartNumberingAfterBreak="0">
+    <w:nsid w:val="24AD338E"/>
     <w:multiLevelType w:val="hybridMultilevel"/>
-    <w:tmpl w:val="12188FFE"/>
+    <w:tmpl w:val="E48673EC"/>
     <w:lvl w:ilvl="0" w:tplc="04090001">
       <w:start w:val="1"/>
       <w:numFmt w:val="bullet"/>
@@ -75580,10 +77042,10 @@
       </w:rPr>
     </w:lvl>
   </w:abstractNum>
-  <w:abstractNum w:abstractNumId="15" w15:restartNumberingAfterBreak="0">
-    <w:nsid w:val="2C1015FA"/>
+  <w:abstractNum w:abstractNumId="16" w15:restartNumberingAfterBreak="0">
+    <w:nsid w:val="2B5D59B4"/>
     <w:multiLevelType w:val="hybridMultilevel"/>
-    <w:tmpl w:val="ACE0B3C4"/>
+    <w:tmpl w:val="12188FFE"/>
     <w:lvl w:ilvl="0" w:tplc="04090001">
       <w:start w:val="1"/>
       <w:numFmt w:val="bullet"/>
@@ -75693,10 +77155,10 @@
       </w:rPr>
     </w:lvl>
   </w:abstractNum>
-  <w:abstractNum w:abstractNumId="16" w15:restartNumberingAfterBreak="0">
-    <w:nsid w:val="2D292BD6"/>
+  <w:abstractNum w:abstractNumId="17" w15:restartNumberingAfterBreak="0">
+    <w:nsid w:val="2C1015FA"/>
     <w:multiLevelType w:val="hybridMultilevel"/>
-    <w:tmpl w:val="B8FAF406"/>
+    <w:tmpl w:val="ACE0B3C4"/>
     <w:lvl w:ilvl="0" w:tplc="04090001">
       <w:start w:val="1"/>
       <w:numFmt w:val="bullet"/>
@@ -75806,10 +77268,10 @@
       </w:rPr>
     </w:lvl>
   </w:abstractNum>
-  <w:abstractNum w:abstractNumId="17" w15:restartNumberingAfterBreak="0">
-    <w:nsid w:val="338E0AA3"/>
+  <w:abstractNum w:abstractNumId="18" w15:restartNumberingAfterBreak="0">
+    <w:nsid w:val="2D292BD6"/>
     <w:multiLevelType w:val="hybridMultilevel"/>
-    <w:tmpl w:val="477E3196"/>
+    <w:tmpl w:val="B8FAF406"/>
     <w:lvl w:ilvl="0" w:tplc="04090001">
       <w:start w:val="1"/>
       <w:numFmt w:val="bullet"/>
@@ -75919,7 +77381,209 @@
       </w:rPr>
     </w:lvl>
   </w:abstractNum>
-  <w:abstractNum w:abstractNumId="18" w15:restartNumberingAfterBreak="0">
+  <w:abstractNum w:abstractNumId="19" w15:restartNumberingAfterBreak="0">
+    <w:nsid w:val="338E0AA3"/>
+    <w:multiLevelType w:val="hybridMultilevel"/>
+    <w:tmpl w:val="477E3196"/>
+    <w:lvl w:ilvl="0" w:tplc="04090001">
+      <w:start w:val="1"/>
+      <w:numFmt w:val="bullet"/>
+      <w:lvlText w:val=""/>
+      <w:lvlJc w:val="left"/>
+      <w:pPr>
+        <w:ind w:left="440" w:hanging="440"/>
+      </w:pPr>
+      <w:rPr>
+        <w:rFonts w:ascii="Wingdings" w:hAnsi="Wingdings" w:hint="default"/>
+      </w:rPr>
+    </w:lvl>
+    <w:lvl w:ilvl="1" w:tplc="0409000B" w:tentative="1">
+      <w:start w:val="1"/>
+      <w:numFmt w:val="bullet"/>
+      <w:lvlText w:val=""/>
+      <w:lvlJc w:val="left"/>
+      <w:pPr>
+        <w:ind w:left="880" w:hanging="440"/>
+      </w:pPr>
+      <w:rPr>
+        <w:rFonts w:ascii="Wingdings" w:hAnsi="Wingdings" w:hint="default"/>
+      </w:rPr>
+    </w:lvl>
+    <w:lvl w:ilvl="2" w:tplc="0409000D" w:tentative="1">
+      <w:start w:val="1"/>
+      <w:numFmt w:val="bullet"/>
+      <w:lvlText w:val=""/>
+      <w:lvlJc w:val="left"/>
+      <w:pPr>
+        <w:ind w:left="1320" w:hanging="440"/>
+      </w:pPr>
+      <w:rPr>
+        <w:rFonts w:ascii="Wingdings" w:hAnsi="Wingdings" w:hint="default"/>
+      </w:rPr>
+    </w:lvl>
+    <w:lvl w:ilvl="3" w:tplc="04090001" w:tentative="1">
+      <w:start w:val="1"/>
+      <w:numFmt w:val="bullet"/>
+      <w:lvlText w:val=""/>
+      <w:lvlJc w:val="left"/>
+      <w:pPr>
+        <w:ind w:left="1760" w:hanging="440"/>
+      </w:pPr>
+      <w:rPr>
+        <w:rFonts w:ascii="Wingdings" w:hAnsi="Wingdings" w:hint="default"/>
+      </w:rPr>
+    </w:lvl>
+    <w:lvl w:ilvl="4" w:tplc="0409000B" w:tentative="1">
+      <w:start w:val="1"/>
+      <w:numFmt w:val="bullet"/>
+      <w:lvlText w:val=""/>
+      <w:lvlJc w:val="left"/>
+      <w:pPr>
+        <w:ind w:left="2200" w:hanging="440"/>
+      </w:pPr>
+      <w:rPr>
+        <w:rFonts w:ascii="Wingdings" w:hAnsi="Wingdings" w:hint="default"/>
+      </w:rPr>
+    </w:lvl>
+    <w:lvl w:ilvl="5" w:tplc="0409000D" w:tentative="1">
+      <w:start w:val="1"/>
+      <w:numFmt w:val="bullet"/>
+      <w:lvlText w:val=""/>
+      <w:lvlJc w:val="left"/>
+      <w:pPr>
+        <w:ind w:left="2640" w:hanging="440"/>
+      </w:pPr>
+      <w:rPr>
+        <w:rFonts w:ascii="Wingdings" w:hAnsi="Wingdings" w:hint="default"/>
+      </w:rPr>
+    </w:lvl>
+    <w:lvl w:ilvl="6" w:tplc="04090001" w:tentative="1">
+      <w:start w:val="1"/>
+      <w:numFmt w:val="bullet"/>
+      <w:lvlText w:val=""/>
+      <w:lvlJc w:val="left"/>
+      <w:pPr>
+        <w:ind w:left="3080" w:hanging="440"/>
+      </w:pPr>
+      <w:rPr>
+        <w:rFonts w:ascii="Wingdings" w:hAnsi="Wingdings" w:hint="default"/>
+      </w:rPr>
+    </w:lvl>
+    <w:lvl w:ilvl="7" w:tplc="0409000B" w:tentative="1">
+      <w:start w:val="1"/>
+      <w:numFmt w:val="bullet"/>
+      <w:lvlText w:val=""/>
+      <w:lvlJc w:val="left"/>
+      <w:pPr>
+        <w:ind w:left="3520" w:hanging="440"/>
+      </w:pPr>
+      <w:rPr>
+        <w:rFonts w:ascii="Wingdings" w:hAnsi="Wingdings" w:hint="default"/>
+      </w:rPr>
+    </w:lvl>
+    <w:lvl w:ilvl="8" w:tplc="0409000D" w:tentative="1">
+      <w:start w:val="1"/>
+      <w:numFmt w:val="bullet"/>
+      <w:lvlText w:val=""/>
+      <w:lvlJc w:val="left"/>
+      <w:pPr>
+        <w:ind w:left="3960" w:hanging="440"/>
+      </w:pPr>
+      <w:rPr>
+        <w:rFonts w:ascii="Wingdings" w:hAnsi="Wingdings" w:hint="default"/>
+      </w:rPr>
+    </w:lvl>
+  </w:abstractNum>
+  <w:abstractNum w:abstractNumId="20" w15:restartNumberingAfterBreak="0">
+    <w:nsid w:val="34845F13"/>
+    <w:multiLevelType w:val="hybridMultilevel"/>
+    <w:tmpl w:val="55481A0C"/>
+    <w:lvl w:ilvl="0" w:tplc="46A6DD10">
+      <w:start w:val="1"/>
+      <w:numFmt w:val="decimal"/>
+      <w:lvlText w:val="%1."/>
+      <w:lvlJc w:val="left"/>
+      <w:pPr>
+        <w:ind w:left="360" w:hanging="360"/>
+      </w:pPr>
+      <w:rPr>
+        <w:rFonts w:hint="default"/>
+      </w:rPr>
+    </w:lvl>
+    <w:lvl w:ilvl="1" w:tplc="04090017" w:tentative="1">
+      <w:start w:val="1"/>
+      <w:numFmt w:val="aiueoFullWidth"/>
+      <w:lvlText w:val="(%2)"/>
+      <w:lvlJc w:val="left"/>
+      <w:pPr>
+        <w:ind w:left="880" w:hanging="440"/>
+      </w:pPr>
+    </w:lvl>
+    <w:lvl w:ilvl="2" w:tplc="04090011" w:tentative="1">
+      <w:start w:val="1"/>
+      <w:numFmt w:val="decimalEnclosedCircle"/>
+      <w:lvlText w:val="%3"/>
+      <w:lvlJc w:val="left"/>
+      <w:pPr>
+        <w:ind w:left="1320" w:hanging="440"/>
+      </w:pPr>
+    </w:lvl>
+    <w:lvl w:ilvl="3" w:tplc="0409000F" w:tentative="1">
+      <w:start w:val="1"/>
+      <w:numFmt w:val="decimal"/>
+      <w:lvlText w:val="%4."/>
+      <w:lvlJc w:val="left"/>
+      <w:pPr>
+        <w:ind w:left="1760" w:hanging="440"/>
+      </w:pPr>
+    </w:lvl>
+    <w:lvl w:ilvl="4" w:tplc="04090017" w:tentative="1">
+      <w:start w:val="1"/>
+      <w:numFmt w:val="aiueoFullWidth"/>
+      <w:lvlText w:val="(%5)"/>
+      <w:lvlJc w:val="left"/>
+      <w:pPr>
+        <w:ind w:left="2200" w:hanging="440"/>
+      </w:pPr>
+    </w:lvl>
+    <w:lvl w:ilvl="5" w:tplc="04090011" w:tentative="1">
+      <w:start w:val="1"/>
+      <w:numFmt w:val="decimalEnclosedCircle"/>
+      <w:lvlText w:val="%6"/>
+      <w:lvlJc w:val="left"/>
+      <w:pPr>
+        <w:ind w:left="2640" w:hanging="440"/>
+      </w:pPr>
+    </w:lvl>
+    <w:lvl w:ilvl="6" w:tplc="0409000F" w:tentative="1">
+      <w:start w:val="1"/>
+      <w:numFmt w:val="decimal"/>
+      <w:lvlText w:val="%7."/>
+      <w:lvlJc w:val="left"/>
+      <w:pPr>
+        <w:ind w:left="3080" w:hanging="440"/>
+      </w:pPr>
+    </w:lvl>
+    <w:lvl w:ilvl="7" w:tplc="04090017" w:tentative="1">
+      <w:start w:val="1"/>
+      <w:numFmt w:val="aiueoFullWidth"/>
+      <w:lvlText w:val="(%8)"/>
+      <w:lvlJc w:val="left"/>
+      <w:pPr>
+        <w:ind w:left="3520" w:hanging="440"/>
+      </w:pPr>
+    </w:lvl>
+    <w:lvl w:ilvl="8" w:tplc="04090011" w:tentative="1">
+      <w:start w:val="1"/>
+      <w:numFmt w:val="decimalEnclosedCircle"/>
+      <w:lvlText w:val="%9"/>
+      <w:lvlJc w:val="left"/>
+      <w:pPr>
+        <w:ind w:left="3960" w:hanging="440"/>
+      </w:pPr>
+    </w:lvl>
+  </w:abstractNum>
+  <w:abstractNum w:abstractNumId="21" w15:restartNumberingAfterBreak="0">
     <w:nsid w:val="354B3D0A"/>
     <w:multiLevelType w:val="hybridMultilevel"/>
     <w:tmpl w:val="3074407C"/>
@@ -76032,7 +77696,7 @@
       </w:rPr>
     </w:lvl>
   </w:abstractNum>
-  <w:abstractNum w:abstractNumId="19" w15:restartNumberingAfterBreak="0">
+  <w:abstractNum w:abstractNumId="22" w15:restartNumberingAfterBreak="0">
     <w:nsid w:val="35BC1F39"/>
     <w:multiLevelType w:val="hybridMultilevel"/>
     <w:tmpl w:val="21982148"/>
@@ -76145,7 +77809,7 @@
       </w:rPr>
     </w:lvl>
   </w:abstractNum>
-  <w:abstractNum w:abstractNumId="20" w15:restartNumberingAfterBreak="0">
+  <w:abstractNum w:abstractNumId="23" w15:restartNumberingAfterBreak="0">
     <w:nsid w:val="3FF3081E"/>
     <w:multiLevelType w:val="hybridMultilevel"/>
     <w:tmpl w:val="E4E4C2DE"/>
@@ -76258,7 +77922,7 @@
       </w:rPr>
     </w:lvl>
   </w:abstractNum>
-  <w:abstractNum w:abstractNumId="21" w15:restartNumberingAfterBreak="0">
+  <w:abstractNum w:abstractNumId="24" w15:restartNumberingAfterBreak="0">
     <w:nsid w:val="40454DC3"/>
     <w:multiLevelType w:val="hybridMultilevel"/>
     <w:tmpl w:val="E2F0BC90"/>
@@ -76371,7 +78035,7 @@
       </w:rPr>
     </w:lvl>
   </w:abstractNum>
-  <w:abstractNum w:abstractNumId="22" w15:restartNumberingAfterBreak="0">
+  <w:abstractNum w:abstractNumId="25" w15:restartNumberingAfterBreak="0">
     <w:nsid w:val="47C643E8"/>
     <w:multiLevelType w:val="hybridMultilevel"/>
     <w:tmpl w:val="A79EF554"/>
@@ -76484,7 +78148,7 @@
       </w:rPr>
     </w:lvl>
   </w:abstractNum>
-  <w:abstractNum w:abstractNumId="23" w15:restartNumberingAfterBreak="0">
+  <w:abstractNum w:abstractNumId="26" w15:restartNumberingAfterBreak="0">
     <w:nsid w:val="4AF85F14"/>
     <w:multiLevelType w:val="hybridMultilevel"/>
     <w:tmpl w:val="A6A0E088"/>
@@ -76597,7 +78261,7 @@
       </w:rPr>
     </w:lvl>
   </w:abstractNum>
-  <w:abstractNum w:abstractNumId="24" w15:restartNumberingAfterBreak="0">
+  <w:abstractNum w:abstractNumId="27" w15:restartNumberingAfterBreak="0">
     <w:nsid w:val="50D134E3"/>
     <w:multiLevelType w:val="hybridMultilevel"/>
     <w:tmpl w:val="622CC940"/>
@@ -76710,7 +78374,7 @@
       </w:rPr>
     </w:lvl>
   </w:abstractNum>
-  <w:abstractNum w:abstractNumId="25" w15:restartNumberingAfterBreak="0">
+  <w:abstractNum w:abstractNumId="28" w15:restartNumberingAfterBreak="0">
     <w:nsid w:val="52F24CD8"/>
     <w:multiLevelType w:val="hybridMultilevel"/>
     <w:tmpl w:val="69346EAC"/>
@@ -76823,7 +78487,7 @@
       </w:rPr>
     </w:lvl>
   </w:abstractNum>
-  <w:abstractNum w:abstractNumId="26" w15:restartNumberingAfterBreak="0">
+  <w:abstractNum w:abstractNumId="29" w15:restartNumberingAfterBreak="0">
     <w:nsid w:val="543A7159"/>
     <w:multiLevelType w:val="hybridMultilevel"/>
     <w:tmpl w:val="3F783612"/>
@@ -76912,7 +78576,7 @@
       </w:pPr>
     </w:lvl>
   </w:abstractNum>
-  <w:abstractNum w:abstractNumId="27" w15:restartNumberingAfterBreak="0">
+  <w:abstractNum w:abstractNumId="30" w15:restartNumberingAfterBreak="0">
     <w:nsid w:val="54C4347D"/>
     <w:multiLevelType w:val="hybridMultilevel"/>
     <w:tmpl w:val="5FE66AAC"/>
@@ -77025,7 +78689,7 @@
       </w:rPr>
     </w:lvl>
   </w:abstractNum>
-  <w:abstractNum w:abstractNumId="28" w15:restartNumberingAfterBreak="0">
+  <w:abstractNum w:abstractNumId="31" w15:restartNumberingAfterBreak="0">
     <w:nsid w:val="57E0028E"/>
     <w:multiLevelType w:val="hybridMultilevel"/>
     <w:tmpl w:val="41D4D3E4"/>
@@ -77138,7 +78802,7 @@
       </w:rPr>
     </w:lvl>
   </w:abstractNum>
-  <w:abstractNum w:abstractNumId="29" w15:restartNumberingAfterBreak="0">
+  <w:abstractNum w:abstractNumId="32" w15:restartNumberingAfterBreak="0">
     <w:nsid w:val="5B580983"/>
     <w:multiLevelType w:val="multilevel"/>
     <w:tmpl w:val="3B12AAA0"/>
@@ -77251,7 +78915,7 @@
       </w:rPr>
     </w:lvl>
   </w:abstractNum>
-  <w:abstractNum w:abstractNumId="30" w15:restartNumberingAfterBreak="0">
+  <w:abstractNum w:abstractNumId="33" w15:restartNumberingAfterBreak="0">
     <w:nsid w:val="5F4F15CF"/>
     <w:multiLevelType w:val="hybridMultilevel"/>
     <w:tmpl w:val="30801020"/>
@@ -77364,7 +79028,7 @@
       </w:rPr>
     </w:lvl>
   </w:abstractNum>
-  <w:abstractNum w:abstractNumId="31" w15:restartNumberingAfterBreak="0">
+  <w:abstractNum w:abstractNumId="34" w15:restartNumberingAfterBreak="0">
     <w:nsid w:val="60CC4774"/>
     <w:multiLevelType w:val="hybridMultilevel"/>
     <w:tmpl w:val="248EC5E6"/>
@@ -77477,7 +79141,120 @@
       </w:rPr>
     </w:lvl>
   </w:abstractNum>
-  <w:abstractNum w:abstractNumId="32" w15:restartNumberingAfterBreak="0">
+  <w:abstractNum w:abstractNumId="35" w15:restartNumberingAfterBreak="0">
+    <w:nsid w:val="64A015FD"/>
+    <w:multiLevelType w:val="hybridMultilevel"/>
+    <w:tmpl w:val="FFEC9086"/>
+    <w:lvl w:ilvl="0" w:tplc="04090001">
+      <w:start w:val="1"/>
+      <w:numFmt w:val="bullet"/>
+      <w:lvlText w:val=""/>
+      <w:lvlJc w:val="left"/>
+      <w:pPr>
+        <w:ind w:left="440" w:hanging="440"/>
+      </w:pPr>
+      <w:rPr>
+        <w:rFonts w:ascii="Wingdings" w:hAnsi="Wingdings" w:hint="default"/>
+      </w:rPr>
+    </w:lvl>
+    <w:lvl w:ilvl="1" w:tplc="0409000B">
+      <w:start w:val="1"/>
+      <w:numFmt w:val="bullet"/>
+      <w:lvlText w:val=""/>
+      <w:lvlJc w:val="left"/>
+      <w:pPr>
+        <w:ind w:left="880" w:hanging="440"/>
+      </w:pPr>
+      <w:rPr>
+        <w:rFonts w:ascii="Wingdings" w:hAnsi="Wingdings" w:hint="default"/>
+      </w:rPr>
+    </w:lvl>
+    <w:lvl w:ilvl="2" w:tplc="0409000D" w:tentative="1">
+      <w:start w:val="1"/>
+      <w:numFmt w:val="bullet"/>
+      <w:lvlText w:val=""/>
+      <w:lvlJc w:val="left"/>
+      <w:pPr>
+        <w:ind w:left="1320" w:hanging="440"/>
+      </w:pPr>
+      <w:rPr>
+        <w:rFonts w:ascii="Wingdings" w:hAnsi="Wingdings" w:hint="default"/>
+      </w:rPr>
+    </w:lvl>
+    <w:lvl w:ilvl="3" w:tplc="04090001" w:tentative="1">
+      <w:start w:val="1"/>
+      <w:numFmt w:val="bullet"/>
+      <w:lvlText w:val=""/>
+      <w:lvlJc w:val="left"/>
+      <w:pPr>
+        <w:ind w:left="1760" w:hanging="440"/>
+      </w:pPr>
+      <w:rPr>
+        <w:rFonts w:ascii="Wingdings" w:hAnsi="Wingdings" w:hint="default"/>
+      </w:rPr>
+    </w:lvl>
+    <w:lvl w:ilvl="4" w:tplc="0409000B" w:tentative="1">
+      <w:start w:val="1"/>
+      <w:numFmt w:val="bullet"/>
+      <w:lvlText w:val=""/>
+      <w:lvlJc w:val="left"/>
+      <w:pPr>
+        <w:ind w:left="2200" w:hanging="440"/>
+      </w:pPr>
+      <w:rPr>
+        <w:rFonts w:ascii="Wingdings" w:hAnsi="Wingdings" w:hint="default"/>
+      </w:rPr>
+    </w:lvl>
+    <w:lvl w:ilvl="5" w:tplc="0409000D" w:tentative="1">
+      <w:start w:val="1"/>
+      <w:numFmt w:val="bullet"/>
+      <w:lvlText w:val=""/>
+      <w:lvlJc w:val="left"/>
+      <w:pPr>
+        <w:ind w:left="2640" w:hanging="440"/>
+      </w:pPr>
+      <w:rPr>
+        <w:rFonts w:ascii="Wingdings" w:hAnsi="Wingdings" w:hint="default"/>
+      </w:rPr>
+    </w:lvl>
+    <w:lvl w:ilvl="6" w:tplc="04090001" w:tentative="1">
+      <w:start w:val="1"/>
+      <w:numFmt w:val="bullet"/>
+      <w:lvlText w:val=""/>
+      <w:lvlJc w:val="left"/>
+      <w:pPr>
+        <w:ind w:left="3080" w:hanging="440"/>
+      </w:pPr>
+      <w:rPr>
+        <w:rFonts w:ascii="Wingdings" w:hAnsi="Wingdings" w:hint="default"/>
+      </w:rPr>
+    </w:lvl>
+    <w:lvl w:ilvl="7" w:tplc="0409000B" w:tentative="1">
+      <w:start w:val="1"/>
+      <w:numFmt w:val="bullet"/>
+      <w:lvlText w:val=""/>
+      <w:lvlJc w:val="left"/>
+      <w:pPr>
+        <w:ind w:left="3520" w:hanging="440"/>
+      </w:pPr>
+      <w:rPr>
+        <w:rFonts w:ascii="Wingdings" w:hAnsi="Wingdings" w:hint="default"/>
+      </w:rPr>
+    </w:lvl>
+    <w:lvl w:ilvl="8" w:tplc="0409000D" w:tentative="1">
+      <w:start w:val="1"/>
+      <w:numFmt w:val="bullet"/>
+      <w:lvlText w:val=""/>
+      <w:lvlJc w:val="left"/>
+      <w:pPr>
+        <w:ind w:left="3960" w:hanging="440"/>
+      </w:pPr>
+      <w:rPr>
+        <w:rFonts w:ascii="Wingdings" w:hAnsi="Wingdings" w:hint="default"/>
+      </w:rPr>
+    </w:lvl>
+  </w:abstractNum>
+  <w:abstractNum w:abstractNumId="36" w15:restartNumberingAfterBreak="0">
     <w:nsid w:val="65BA5B64"/>
     <w:multiLevelType w:val="hybridMultilevel"/>
     <w:tmpl w:val="96F83DD6"/>
@@ -77590,7 +79367,96 @@
       </w:rPr>
     </w:lvl>
   </w:abstractNum>
-  <w:abstractNum w:abstractNumId="33" w15:restartNumberingAfterBreak="0">
+  <w:abstractNum w:abstractNumId="37" w15:restartNumberingAfterBreak="0">
+    <w:nsid w:val="6E366EA8"/>
+    <w:multiLevelType w:val="hybridMultilevel"/>
+    <w:tmpl w:val="8814EDFC"/>
+    <w:lvl w:ilvl="0" w:tplc="F79A7B44">
+      <w:start w:val="1"/>
+      <w:numFmt w:val="decimal"/>
+      <w:lvlText w:val="%1."/>
+      <w:lvlJc w:val="left"/>
+      <w:pPr>
+        <w:ind w:left="360" w:hanging="360"/>
+      </w:pPr>
+      <w:rPr>
+        <w:rFonts w:hint="default"/>
+      </w:rPr>
+    </w:lvl>
+    <w:lvl w:ilvl="1" w:tplc="04090017" w:tentative="1">
+      <w:start w:val="1"/>
+      <w:numFmt w:val="aiueoFullWidth"/>
+      <w:lvlText w:val="(%2)"/>
+      <w:lvlJc w:val="left"/>
+      <w:pPr>
+        <w:ind w:left="880" w:hanging="440"/>
+      </w:pPr>
+    </w:lvl>
+    <w:lvl w:ilvl="2" w:tplc="04090011" w:tentative="1">
+      <w:start w:val="1"/>
+      <w:numFmt w:val="decimalEnclosedCircle"/>
+      <w:lvlText w:val="%3"/>
+      <w:lvlJc w:val="left"/>
+      <w:pPr>
+        <w:ind w:left="1320" w:hanging="440"/>
+      </w:pPr>
+    </w:lvl>
+    <w:lvl w:ilvl="3" w:tplc="0409000F" w:tentative="1">
+      <w:start w:val="1"/>
+      <w:numFmt w:val="decimal"/>
+      <w:lvlText w:val="%4."/>
+      <w:lvlJc w:val="left"/>
+      <w:pPr>
+        <w:ind w:left="1760" w:hanging="440"/>
+      </w:pPr>
+    </w:lvl>
+    <w:lvl w:ilvl="4" w:tplc="04090017" w:tentative="1">
+      <w:start w:val="1"/>
+      <w:numFmt w:val="aiueoFullWidth"/>
+      <w:lvlText w:val="(%5)"/>
+      <w:lvlJc w:val="left"/>
+      <w:pPr>
+        <w:ind w:left="2200" w:hanging="440"/>
+      </w:pPr>
+    </w:lvl>
+    <w:lvl w:ilvl="5" w:tplc="04090011" w:tentative="1">
+      <w:start w:val="1"/>
+      <w:numFmt w:val="decimalEnclosedCircle"/>
+      <w:lvlText w:val="%6"/>
+      <w:lvlJc w:val="left"/>
+      <w:pPr>
+        <w:ind w:left="2640" w:hanging="440"/>
+      </w:pPr>
+    </w:lvl>
+    <w:lvl w:ilvl="6" w:tplc="0409000F" w:tentative="1">
+      <w:start w:val="1"/>
+      <w:numFmt w:val="decimal"/>
+      <w:lvlText w:val="%7."/>
+      <w:lvlJc w:val="left"/>
+      <w:pPr>
+        <w:ind w:left="3080" w:hanging="440"/>
+      </w:pPr>
+    </w:lvl>
+    <w:lvl w:ilvl="7" w:tplc="04090017" w:tentative="1">
+      <w:start w:val="1"/>
+      <w:numFmt w:val="aiueoFullWidth"/>
+      <w:lvlText w:val="(%8)"/>
+      <w:lvlJc w:val="left"/>
+      <w:pPr>
+        <w:ind w:left="3520" w:hanging="440"/>
+      </w:pPr>
+    </w:lvl>
+    <w:lvl w:ilvl="8" w:tplc="04090011" w:tentative="1">
+      <w:start w:val="1"/>
+      <w:numFmt w:val="decimalEnclosedCircle"/>
+      <w:lvlText w:val="%9"/>
+      <w:lvlJc w:val="left"/>
+      <w:pPr>
+        <w:ind w:left="3960" w:hanging="440"/>
+      </w:pPr>
+    </w:lvl>
+  </w:abstractNum>
+  <w:abstractNum w:abstractNumId="38" w15:restartNumberingAfterBreak="0">
     <w:nsid w:val="6F4865A2"/>
     <w:multiLevelType w:val="hybridMultilevel"/>
     <w:tmpl w:val="E222E13C"/>
@@ -77703,7 +79569,7 @@
       </w:rPr>
     </w:lvl>
   </w:abstractNum>
-  <w:abstractNum w:abstractNumId="34" w15:restartNumberingAfterBreak="0">
+  <w:abstractNum w:abstractNumId="39" w15:restartNumberingAfterBreak="0">
     <w:nsid w:val="71256007"/>
     <w:multiLevelType w:val="hybridMultilevel"/>
     <w:tmpl w:val="8CFC0C0C"/>
@@ -77815,7 +79681,7 @@
       </w:rPr>
     </w:lvl>
   </w:abstractNum>
-  <w:abstractNum w:abstractNumId="35" w15:restartNumberingAfterBreak="0">
+  <w:abstractNum w:abstractNumId="40" w15:restartNumberingAfterBreak="0">
     <w:nsid w:val="79701F7E"/>
     <w:multiLevelType w:val="hybridMultilevel"/>
     <w:tmpl w:val="83EEDD5E"/>
@@ -77928,7 +79794,7 @@
       </w:rPr>
     </w:lvl>
   </w:abstractNum>
-  <w:abstractNum w:abstractNumId="36" w15:restartNumberingAfterBreak="0">
+  <w:abstractNum w:abstractNumId="41" w15:restartNumberingAfterBreak="0">
     <w:nsid w:val="79A62139"/>
     <w:multiLevelType w:val="hybridMultilevel"/>
     <w:tmpl w:val="8A30DF38"/>
@@ -78041,7 +79907,7 @@
       </w:rPr>
     </w:lvl>
   </w:abstractNum>
-  <w:abstractNum w:abstractNumId="37" w15:restartNumberingAfterBreak="0">
+  <w:abstractNum w:abstractNumId="42" w15:restartNumberingAfterBreak="0">
     <w:nsid w:val="79D23BC7"/>
     <w:multiLevelType w:val="multilevel"/>
     <w:tmpl w:val="022C95D2"/>
@@ -78154,7 +80020,7 @@
       </w:rPr>
     </w:lvl>
   </w:abstractNum>
-  <w:abstractNum w:abstractNumId="38" w15:restartNumberingAfterBreak="0">
+  <w:abstractNum w:abstractNumId="43" w15:restartNumberingAfterBreak="0">
     <w:nsid w:val="7B123758"/>
     <w:multiLevelType w:val="hybridMultilevel"/>
     <w:tmpl w:val="07F8F74E"/>
@@ -78268,52 +80134,52 @@
     </w:lvl>
   </w:abstractNum>
   <w:num w:numId="1" w16cid:durableId="1977836625">
-    <w:abstractNumId w:val="24"/>
+    <w:abstractNumId w:val="27"/>
   </w:num>
   <w:num w:numId="2" w16cid:durableId="801506245">
-    <w:abstractNumId w:val="25"/>
+    <w:abstractNumId w:val="28"/>
   </w:num>
   <w:num w:numId="3" w16cid:durableId="1196382323">
-    <w:abstractNumId w:val="34"/>
+    <w:abstractNumId w:val="39"/>
   </w:num>
   <w:num w:numId="4" w16cid:durableId="1391002519">
-    <w:abstractNumId w:val="28"/>
+    <w:abstractNumId w:val="31"/>
   </w:num>
   <w:num w:numId="5" w16cid:durableId="1709915913">
     <w:abstractNumId w:val="4"/>
   </w:num>
   <w:num w:numId="6" w16cid:durableId="29305546">
-    <w:abstractNumId w:val="23"/>
+    <w:abstractNumId w:val="26"/>
   </w:num>
   <w:num w:numId="7" w16cid:durableId="2082678316">
-    <w:abstractNumId w:val="14"/>
+    <w:abstractNumId w:val="16"/>
   </w:num>
   <w:num w:numId="8" w16cid:durableId="767315063">
-    <w:abstractNumId w:val="16"/>
+    <w:abstractNumId w:val="18"/>
   </w:num>
   <w:num w:numId="9" w16cid:durableId="2056734525">
-    <w:abstractNumId w:val="19"/>
+    <w:abstractNumId w:val="22"/>
   </w:num>
   <w:num w:numId="10" w16cid:durableId="711999438">
     <w:abstractNumId w:val="5"/>
   </w:num>
   <w:num w:numId="11" w16cid:durableId="1262563195">
-    <w:abstractNumId w:val="15"/>
+    <w:abstractNumId w:val="17"/>
   </w:num>
   <w:num w:numId="12" w16cid:durableId="930549275">
-    <w:abstractNumId w:val="27"/>
+    <w:abstractNumId w:val="30"/>
   </w:num>
   <w:num w:numId="13" w16cid:durableId="140663631">
+    <w:abstractNumId w:val="24"/>
+  </w:num>
+  <w:num w:numId="14" w16cid:durableId="339435684">
     <w:abstractNumId w:val="21"/>
   </w:num>
-  <w:num w:numId="14" w16cid:durableId="339435684">
-    <w:abstractNumId w:val="18"/>
-  </w:num>
   <w:num w:numId="15" w16cid:durableId="634603017">
-    <w:abstractNumId w:val="36"/>
+    <w:abstractNumId w:val="41"/>
   </w:num>
   <w:num w:numId="16" w16cid:durableId="385446245">
-    <w:abstractNumId w:val="33"/>
+    <w:abstractNumId w:val="38"/>
   </w:num>
   <w:num w:numId="17" w16cid:durableId="1886791975">
     <w:abstractNumId w:val="7"/>
@@ -78322,13 +80188,13 @@
     <w:abstractNumId w:val="0"/>
   </w:num>
   <w:num w:numId="19" w16cid:durableId="518280609">
-    <w:abstractNumId w:val="26"/>
+    <w:abstractNumId w:val="29"/>
   </w:num>
   <w:num w:numId="20" w16cid:durableId="2120568131">
-    <w:abstractNumId w:val="37"/>
+    <w:abstractNumId w:val="42"/>
   </w:num>
   <w:num w:numId="21" w16cid:durableId="472332220">
-    <w:abstractNumId w:val="29"/>
+    <w:abstractNumId w:val="32"/>
   </w:num>
   <w:num w:numId="22" w16cid:durableId="63377334">
     <w:abstractNumId w:val="11"/>
@@ -78340,40 +80206,40 @@
     <w:abstractNumId w:val="3"/>
   </w:num>
   <w:num w:numId="25" w16cid:durableId="1094473080">
-    <w:abstractNumId w:val="17"/>
+    <w:abstractNumId w:val="19"/>
   </w:num>
   <w:num w:numId="26" w16cid:durableId="1278366037">
-    <w:abstractNumId w:val="31"/>
+    <w:abstractNumId w:val="34"/>
   </w:num>
   <w:num w:numId="27" w16cid:durableId="850601882">
     <w:abstractNumId w:val="1"/>
   </w:num>
   <w:num w:numId="28" w16cid:durableId="1361542311">
-    <w:abstractNumId w:val="30"/>
+    <w:abstractNumId w:val="33"/>
   </w:num>
   <w:num w:numId="29" w16cid:durableId="694186432">
-    <w:abstractNumId w:val="13"/>
+    <w:abstractNumId w:val="15"/>
   </w:num>
   <w:num w:numId="30" w16cid:durableId="1796563721">
     <w:abstractNumId w:val="10"/>
   </w:num>
   <w:num w:numId="31" w16cid:durableId="264768862">
-    <w:abstractNumId w:val="38"/>
+    <w:abstractNumId w:val="43"/>
   </w:num>
   <w:num w:numId="32" w16cid:durableId="1982886150">
-    <w:abstractNumId w:val="20"/>
+    <w:abstractNumId w:val="23"/>
   </w:num>
   <w:num w:numId="33" w16cid:durableId="1391922193">
     <w:abstractNumId w:val="8"/>
   </w:num>
   <w:num w:numId="34" w16cid:durableId="1617758244">
-    <w:abstractNumId w:val="35"/>
+    <w:abstractNumId w:val="40"/>
   </w:num>
   <w:num w:numId="35" w16cid:durableId="571433870">
     <w:abstractNumId w:val="6"/>
   </w:num>
   <w:num w:numId="36" w16cid:durableId="527988359">
-    <w:abstractNumId w:val="32"/>
+    <w:abstractNumId w:val="36"/>
   </w:num>
   <w:num w:numId="37" w16cid:durableId="463279975">
     <w:abstractNumId w:val="2"/>
@@ -78382,7 +80248,22 @@
     <w:abstractNumId w:val="12"/>
   </w:num>
   <w:num w:numId="39" w16cid:durableId="1470660137">
-    <w:abstractNumId w:val="22"/>
+    <w:abstractNumId w:val="25"/>
+  </w:num>
+  <w:num w:numId="40" w16cid:durableId="586961290">
+    <w:abstractNumId w:val="35"/>
+  </w:num>
+  <w:num w:numId="41" w16cid:durableId="59134525">
+    <w:abstractNumId w:val="20"/>
+  </w:num>
+  <w:num w:numId="42" w16cid:durableId="1914121308">
+    <w:abstractNumId w:val="37"/>
+  </w:num>
+  <w:num w:numId="43" w16cid:durableId="814563129">
+    <w:abstractNumId w:val="13"/>
+  </w:num>
+  <w:num w:numId="44" w16cid:durableId="492375124">
+    <w:abstractNumId w:val="14"/>
   </w:num>
 </w:numbering>
 </file>
@@ -78782,7 +80663,7 @@
   <w:style w:type="paragraph" w:default="1" w:styleId="Normal">
     <w:name w:val="Normal"/>
     <w:qFormat/>
-    <w:rsid w:val="005F42EE"/>
+    <w:rsid w:val="003261CF"/>
     <w:pPr>
       <w:widowControl w:val="0"/>
       <w:jc w:val="both"/>
@@ -78986,7 +80867,6 @@
   <w:style w:type="character" w:default="1" w:styleId="DefaultParagraphFont">
     <w:name w:val="Default Paragraph Font"/>
     <w:uiPriority w:val="1"/>
-    <w:semiHidden/>
     <w:unhideWhenUsed/>
   </w:style>
   <w:style w:type="table" w:default="1" w:styleId="TableNormal">
@@ -79914,6 +81794,23 @@
 </file>
 
 <file path=customXml/item1.xml><?xml version="1.0" encoding="utf-8"?>
+<p:properties xmlns:p="http://schemas.microsoft.com/office/2006/metadata/properties" xmlns:xsi="http://www.w3.org/2001/XMLSchema-instance" xmlns:pc="http://schemas.microsoft.com/office/infopath/2007/PartnerControls">
+  <documentManagement>
+    <TaxCatchAll xmlns="582fed28-c72a-4a46-a4ee-2e913fce5b57" xsi:nil="true"/>
+    <_x30bf__x30b0_ xmlns="b37a7ca1-d236-4e8e-b3c9-c16f93e968ba" xsi:nil="true"/>
+    <lcf76f155ced4ddcb4097134ff3c332f xmlns="b37a7ca1-d236-4e8e-b3c9-c16f93e968ba">
+      <Terms xmlns="http://schemas.microsoft.com/office/infopath/2007/PartnerControls"/>
+    </lcf76f155ced4ddcb4097134ff3c332f>
+    <_Flow_SignoffStatus xmlns="b37a7ca1-d236-4e8e-b3c9-c16f93e968ba" xsi:nil="true"/>
+  </documentManagement>
+</p:properties>
+</file>
+
+<file path=customXml/item2.xml><?xml version="1.0" encoding="utf-8"?>
+<b:Sources xmlns:b="http://schemas.openxmlformats.org/officeDocument/2006/bibliography" xmlns="http://schemas.openxmlformats.org/officeDocument/2006/bibliography" SelectedStyle="\APASixthEditionOfficeOnline.xsl" StyleName="APA" Version="6"/>
+</file>
+
+<file path=customXml/item3.xml><?xml version="1.0" encoding="utf-8"?>
 <ct:contentTypeSchema xmlns:ct="http://schemas.microsoft.com/office/2006/metadata/contentType" xmlns:ma="http://schemas.microsoft.com/office/2006/metadata/properties/metaAttributes" ct:_="" ma:_="" ma:contentTypeName="Document" ma:contentTypeID="0x010100CD687BE8F0A16742BF5C026227B65CDC" ma:contentTypeVersion="20" ma:contentTypeDescription="Create a new document." ma:contentTypeScope="" ma:versionID="bedea81ee1878d20e6f374524a7cd3fd">
   <xsd:schema xmlns:xsd="http://www.w3.org/2001/XMLSchema" xmlns:xs="http://www.w3.org/2001/XMLSchema" xmlns:p="http://schemas.microsoft.com/office/2006/metadata/properties" xmlns:ns2="b37a7ca1-d236-4e8e-b3c9-c16f93e968ba" xmlns:ns3="582fed28-c72a-4a46-a4ee-2e913fce5b57" targetNamespace="http://schemas.microsoft.com/office/2006/metadata/properties" ma:root="true" ma:fieldsID="cf44f0f65c2cf8e51bece22650e6b95b" ns2:_="" ns3:_="">
     <xsd:import namespace="b37a7ca1-d236-4e8e-b3c9-c16f93e968ba"/>
@@ -80176,23 +82073,6 @@
 </ct:contentTypeSchema>
 </file>
 
-<file path=customXml/item2.xml><?xml version="1.0" encoding="utf-8"?>
-<b:Sources xmlns:b="http://schemas.openxmlformats.org/officeDocument/2006/bibliography" xmlns="http://schemas.openxmlformats.org/officeDocument/2006/bibliography" SelectedStyle="\APASixthEditionOfficeOnline.xsl" StyleName="APA" Version="6"/>
-</file>
-
-<file path=customXml/item3.xml><?xml version="1.0" encoding="utf-8"?>
-<p:properties xmlns:p="http://schemas.microsoft.com/office/2006/metadata/properties" xmlns:xsi="http://www.w3.org/2001/XMLSchema-instance" xmlns:pc="http://schemas.microsoft.com/office/infopath/2007/PartnerControls">
-  <documentManagement>
-    <TaxCatchAll xmlns="582fed28-c72a-4a46-a4ee-2e913fce5b57" xsi:nil="true"/>
-    <_x30bf__x30b0_ xmlns="b37a7ca1-d236-4e8e-b3c9-c16f93e968ba" xsi:nil="true"/>
-    <lcf76f155ced4ddcb4097134ff3c332f xmlns="b37a7ca1-d236-4e8e-b3c9-c16f93e968ba">
-      <Terms xmlns="http://schemas.microsoft.com/office/infopath/2007/PartnerControls"/>
-    </lcf76f155ced4ddcb4097134ff3c332f>
-    <_Flow_SignoffStatus xmlns="b37a7ca1-d236-4e8e-b3c9-c16f93e968ba" xsi:nil="true"/>
-  </documentManagement>
-</p:properties>
-</file>
-
 <file path=customXml/item4.xml><?xml version="1.0" encoding="utf-8"?>
 <?mso-contentType ?>
 <FormTemplates xmlns="http://schemas.microsoft.com/sharepoint/v3/contenttype/forms">
@@ -80203,6 +82083,25 @@
 </file>
 
 <file path=customXml/itemProps1.xml><?xml version="1.0" encoding="utf-8"?>
+<ds:datastoreItem xmlns:ds="http://schemas.openxmlformats.org/officeDocument/2006/customXml" ds:itemID="{DED61E44-7A77-455A-875F-BE8278BBEF33}">
+  <ds:schemaRefs>
+    <ds:schemaRef ds:uri="http://schemas.microsoft.com/office/2006/metadata/properties"/>
+    <ds:schemaRef ds:uri="http://schemas.microsoft.com/office/infopath/2007/PartnerControls"/>
+    <ds:schemaRef ds:uri="582fed28-c72a-4a46-a4ee-2e913fce5b57"/>
+    <ds:schemaRef ds:uri="b37a7ca1-d236-4e8e-b3c9-c16f93e968ba"/>
+  </ds:schemaRefs>
+</ds:datastoreItem>
+</file>
+
+<file path=customXml/itemProps2.xml><?xml version="1.0" encoding="utf-8"?>
+<ds:datastoreItem xmlns:ds="http://schemas.openxmlformats.org/officeDocument/2006/customXml" ds:itemID="{4113CBFA-7744-4F3F-8750-FF574604A4C6}">
+  <ds:schemaRefs>
+    <ds:schemaRef ds:uri="http://schemas.openxmlformats.org/officeDocument/2006/bibliography"/>
+  </ds:schemaRefs>
+</ds:datastoreItem>
+</file>
+
+<file path=customXml/itemProps3.xml><?xml version="1.0" encoding="utf-8"?>
 <ds:datastoreItem xmlns:ds="http://schemas.openxmlformats.org/officeDocument/2006/customXml" ds:itemID="{93B111A2-69B0-4DA2-BFAD-BAEF42F5B381}">
   <ds:schemaRefs>
     <ds:schemaRef ds:uri="http://schemas.microsoft.com/office/2006/metadata/contentType"/>
@@ -80221,25 +82120,6 @@
 </ds:datastoreItem>
 </file>
 
-<file path=customXml/itemProps2.xml><?xml version="1.0" encoding="utf-8"?>
-<ds:datastoreItem xmlns:ds="http://schemas.openxmlformats.org/officeDocument/2006/customXml" ds:itemID="{4113CBFA-7744-4F3F-8750-FF574604A4C6}">
-  <ds:schemaRefs>
-    <ds:schemaRef ds:uri="http://schemas.openxmlformats.org/officeDocument/2006/bibliography"/>
-  </ds:schemaRefs>
-</ds:datastoreItem>
-</file>
-
-<file path=customXml/itemProps3.xml><?xml version="1.0" encoding="utf-8"?>
-<ds:datastoreItem xmlns:ds="http://schemas.openxmlformats.org/officeDocument/2006/customXml" ds:itemID="{DED61E44-7A77-455A-875F-BE8278BBEF33}">
-  <ds:schemaRefs>
-    <ds:schemaRef ds:uri="http://schemas.microsoft.com/office/2006/metadata/properties"/>
-    <ds:schemaRef ds:uri="http://schemas.microsoft.com/office/infopath/2007/PartnerControls"/>
-    <ds:schemaRef ds:uri="582fed28-c72a-4a46-a4ee-2e913fce5b57"/>
-    <ds:schemaRef ds:uri="b37a7ca1-d236-4e8e-b3c9-c16f93e968ba"/>
-  </ds:schemaRefs>
-</ds:datastoreItem>
-</file>
-
 <file path=customXml/itemProps4.xml><?xml version="1.0" encoding="utf-8"?>
 <ds:datastoreItem xmlns:ds="http://schemas.openxmlformats.org/officeDocument/2006/customXml" ds:itemID="{EB868FD3-440B-4F0D-BBF0-051FFA09FB0B}">
   <ds:schemaRefs>

--- a/DocsSource/UiPathOrch Manual - JA.docx
+++ b/DocsSource/UiPathOrch Manual - JA.docx
@@ -3899,7 +3899,7 @@
                 <w:noProof/>
                 <w:webHidden/>
               </w:rPr>
-              <w:t>40</w:t>
+              <w:t>39</w:t>
             </w:r>
             <w:r>
               <w:rPr>
@@ -4109,7 +4109,7 @@
                 <w:noProof/>
                 <w:webHidden/>
               </w:rPr>
-              <w:t>42</w:t>
+              <w:t>41</w:t>
             </w:r>
             <w:r>
               <w:rPr>
@@ -4319,7 +4319,7 @@
                 <w:noProof/>
                 <w:webHidden/>
               </w:rPr>
-              <w:t>43</w:t>
+              <w:t>42</w:t>
             </w:r>
             <w:r>
               <w:rPr>
@@ -4599,7 +4599,7 @@
                 <w:noProof/>
                 <w:webHidden/>
               </w:rPr>
-              <w:t>47</w:t>
+              <w:t>46</w:t>
             </w:r>
             <w:r>
               <w:rPr>
@@ -4669,7 +4669,7 @@
                 <w:noProof/>
                 <w:webHidden/>
               </w:rPr>
-              <w:t>48</w:t>
+              <w:t>47</w:t>
             </w:r>
             <w:r>
               <w:rPr>
@@ -4949,7 +4949,7 @@
                 <w:noProof/>
                 <w:webHidden/>
               </w:rPr>
-              <w:t>50</w:t>
+              <w:t>49</w:t>
             </w:r>
             <w:r>
               <w:rPr>
@@ -5649,7 +5649,7 @@
                 <w:noProof/>
                 <w:webHidden/>
               </w:rPr>
-              <w:t>55</w:t>
+              <w:t>54</w:t>
             </w:r>
             <w:r>
               <w:rPr>
@@ -5999,7 +5999,7 @@
                 <w:noProof/>
                 <w:webHidden/>
               </w:rPr>
-              <w:t>57</w:t>
+              <w:t>56</w:t>
             </w:r>
             <w:r>
               <w:rPr>
@@ -6279,7 +6279,7 @@
                 <w:noProof/>
                 <w:webHidden/>
               </w:rPr>
-              <w:t>59</w:t>
+              <w:t>58</w:t>
             </w:r>
             <w:r>
               <w:rPr>
@@ -6419,7 +6419,7 @@
                 <w:noProof/>
                 <w:webHidden/>
               </w:rPr>
-              <w:t>60</w:t>
+              <w:t>59</w:t>
             </w:r>
             <w:r>
               <w:rPr>
@@ -6769,7 +6769,7 @@
                 <w:noProof/>
                 <w:webHidden/>
               </w:rPr>
-              <w:t>62</w:t>
+              <w:t>61</w:t>
             </w:r>
             <w:r>
               <w:rPr>
@@ -6909,7 +6909,7 @@
                 <w:noProof/>
                 <w:webHidden/>
               </w:rPr>
-              <w:t>63</w:t>
+              <w:t>62</w:t>
             </w:r>
             <w:r>
               <w:rPr>
@@ -7119,7 +7119,7 @@
                 <w:noProof/>
                 <w:webHidden/>
               </w:rPr>
-              <w:t>64</w:t>
+              <w:t>63</w:t>
             </w:r>
             <w:r>
               <w:rPr>
@@ -7189,7 +7189,7 @@
                 <w:noProof/>
                 <w:webHidden/>
               </w:rPr>
-              <w:t>65</w:t>
+              <w:t>64</w:t>
             </w:r>
             <w:r>
               <w:rPr>
@@ -7469,7 +7469,7 @@
                 <w:noProof/>
                 <w:webHidden/>
               </w:rPr>
-              <w:t>68</w:t>
+              <w:t>67</w:t>
             </w:r>
             <w:r>
               <w:rPr>
@@ -7819,7 +7819,7 @@
                 <w:noProof/>
                 <w:webHidden/>
               </w:rPr>
-              <w:t>70</w:t>
+              <w:t>69</w:t>
             </w:r>
             <w:r>
               <w:rPr>
@@ -8029,7 +8029,7 @@
                 <w:noProof/>
                 <w:webHidden/>
               </w:rPr>
-              <w:t>71</w:t>
+              <w:t>70</w:t>
             </w:r>
             <w:r>
               <w:rPr>
@@ -8309,7 +8309,7 @@
                 <w:noProof/>
                 <w:webHidden/>
               </w:rPr>
-              <w:t>73</w:t>
+              <w:t>72</w:t>
             </w:r>
             <w:r>
               <w:rPr>
@@ -8799,7 +8799,7 @@
                 <w:noProof/>
                 <w:webHidden/>
               </w:rPr>
-              <w:t>76</w:t>
+              <w:t>75</w:t>
             </w:r>
             <w:r>
               <w:rPr>
@@ -8939,7 +8939,7 @@
                 <w:noProof/>
                 <w:webHidden/>
               </w:rPr>
-              <w:t>77</w:t>
+              <w:t>76</w:t>
             </w:r>
             <w:r>
               <w:rPr>
@@ -9289,7 +9289,7 @@
                 <w:noProof/>
                 <w:webHidden/>
               </w:rPr>
-              <w:t>80</w:t>
+              <w:t>79</w:t>
             </w:r>
             <w:r>
               <w:rPr>
@@ -9709,7 +9709,7 @@
                 <w:noProof/>
                 <w:webHidden/>
               </w:rPr>
-              <w:t>82</w:t>
+              <w:t>81</w:t>
             </w:r>
             <w:r>
               <w:rPr>
@@ -10129,7 +10129,7 @@
                 <w:noProof/>
                 <w:webHidden/>
               </w:rPr>
-              <w:t>85</w:t>
+              <w:t>84</w:t>
             </w:r>
             <w:r>
               <w:rPr>
@@ -10199,7 +10199,7 @@
                 <w:noProof/>
                 <w:webHidden/>
               </w:rPr>
-              <w:t>86</w:t>
+              <w:t>85</w:t>
             </w:r>
             <w:r>
               <w:rPr>
@@ -10549,7 +10549,7 @@
                 <w:noProof/>
                 <w:webHidden/>
               </w:rPr>
-              <w:t>89</w:t>
+              <w:t>88</w:t>
             </w:r>
             <w:r>
               <w:rPr>
@@ -10899,7 +10899,7 @@
                 <w:noProof/>
                 <w:webHidden/>
               </w:rPr>
-              <w:t>92</w:t>
+              <w:t>91</w:t>
             </w:r>
             <w:r>
               <w:rPr>
@@ -11249,7 +11249,7 @@
                 <w:noProof/>
                 <w:webHidden/>
               </w:rPr>
-              <w:t>94</w:t>
+              <w:t>93</w:t>
             </w:r>
             <w:r>
               <w:rPr>
@@ -11529,7 +11529,7 @@
                 <w:noProof/>
                 <w:webHidden/>
               </w:rPr>
-              <w:t>96</w:t>
+              <w:t>95</w:t>
             </w:r>
             <w:r>
               <w:rPr>
@@ -11739,7 +11739,7 @@
                 <w:noProof/>
                 <w:webHidden/>
               </w:rPr>
-              <w:t>97</w:t>
+              <w:t>96</w:t>
             </w:r>
             <w:r>
               <w:rPr>
@@ -11879,7 +11879,7 @@
                 <w:noProof/>
                 <w:webHidden/>
               </w:rPr>
-              <w:t>98</w:t>
+              <w:t>97</w:t>
             </w:r>
             <w:r>
               <w:rPr>
@@ -12089,7 +12089,7 @@
                 <w:noProof/>
                 <w:webHidden/>
               </w:rPr>
-              <w:t>99</w:t>
+              <w:t>98</w:t>
             </w:r>
             <w:r>
               <w:rPr>
@@ -12299,7 +12299,7 @@
                 <w:noProof/>
                 <w:webHidden/>
               </w:rPr>
-              <w:t>100</w:t>
+              <w:t>99</w:t>
             </w:r>
             <w:r>
               <w:rPr>
@@ -35819,7 +35819,7 @@
                 <w:rFonts w:hint="eastAsia"/>
                 <w:i/>
               </w:rPr>
-              <w:t>Get-Orch</w:t>
+              <w:t>Get-</w:t>
             </w:r>
             <w:r>
               <w:rPr>
@@ -35887,7 +35887,7 @@
                 <w:rFonts w:hint="eastAsia"/>
                 <w:i/>
               </w:rPr>
-              <w:t>Remove-Orch</w:t>
+              <w:t>Remove-</w:t>
             </w:r>
             <w:r>
               <w:rPr>
@@ -35955,7 +35955,7 @@
                 <w:rFonts w:hint="eastAsia"/>
                 <w:i/>
               </w:rPr>
-              <w:t>Get-Orch</w:t>
+              <w:t>Get-</w:t>
             </w:r>
             <w:r>
               <w:rPr>
@@ -36023,7 +36023,7 @@
                 <w:rFonts w:hint="eastAsia"/>
                 <w:i/>
               </w:rPr>
-              <w:t>Set-Orch</w:t>
+              <w:t>Set-</w:t>
             </w:r>
             <w:r>
               <w:rPr>
@@ -36091,7 +36091,7 @@
                 <w:rFonts w:hint="eastAsia"/>
                 <w:i/>
               </w:rPr>
-              <w:t>Copy-Orch</w:t>
+              <w:t>Copy-</w:t>
             </w:r>
             <w:r>
               <w:rPr>
@@ -36159,7 +36159,7 @@
                 <w:rFonts w:hint="eastAsia"/>
                 <w:i/>
               </w:rPr>
-              <w:t>Remove-Orch</w:t>
+              <w:t>Remove-</w:t>
             </w:r>
             <w:r>
               <w:rPr>
@@ -36227,7 +36227,7 @@
                 <w:rFonts w:hint="eastAsia"/>
                 <w:i/>
               </w:rPr>
-              <w:t>Get-Orch</w:t>
+              <w:t>Get-</w:t>
             </w:r>
             <w:r>
               <w:rPr>
@@ -36302,7 +36302,7 @@
                 <w:rFonts w:hint="eastAsia"/>
                 <w:i/>
               </w:rPr>
-              <w:t>-OrchPmGroup</w:t>
+              <w:t>-PmGroup</w:t>
             </w:r>
           </w:p>
         </w:tc>
@@ -36362,7 +36362,7 @@
                 <w:rFonts w:hint="eastAsia"/>
                 <w:i/>
               </w:rPr>
-              <w:t>Remove-Orch</w:t>
+              <w:t>Remove-</w:t>
             </w:r>
             <w:r>
               <w:rPr>
@@ -36429,7 +36429,7 @@
               <w:rPr>
                 <w:i/>
               </w:rPr>
-              <w:t>Add-Orch</w:t>
+              <w:t>Add-</w:t>
             </w:r>
             <w:r>
               <w:rPr>
@@ -36503,7 +36503,7 @@
                 <w:rFonts w:hint="eastAsia"/>
                 <w:i/>
               </w:rPr>
-              <w:t>Remove-OrchPm</w:t>
+              <w:t>Remove-Pm</w:t>
             </w:r>
             <w:r>
               <w:rPr>
@@ -36570,7 +36570,7 @@
               <w:rPr>
                 <w:i/>
               </w:rPr>
-              <w:t>Get-Orch</w:t>
+              <w:t>Get-</w:t>
             </w:r>
             <w:r>
               <w:rPr>
@@ -36636,7 +36636,7 @@
               <w:rPr>
                 <w:i/>
               </w:rPr>
-              <w:t>Get-Orch</w:t>
+              <w:t>Get-</w:t>
             </w:r>
             <w:r>
               <w:rPr>
@@ -37021,47 +37021,53 @@
         <w:rPr>
           <w:rFonts w:hint="eastAsia"/>
         </w:rPr>
+        <w:t>CSVファイルへのエキスポート</w:t>
+      </w:r>
+      <w:bookmarkEnd w:id="55"/>
+    </w:p>
+    <w:p>
+      <w:r>
+        <w:rPr>
+          <w:rFonts w:hint="eastAsia"/>
+        </w:rPr>
+        <w:t>「</w:t>
+      </w:r>
+      <w:r>
+        <w:fldChar w:fldCharType="begin"/>
+      </w:r>
+      <w:r>
+        <w:instrText xml:space="preserve"> REF _Ref173446393 \h </w:instrText>
+      </w:r>
+      <w:r>
+        <w:fldChar w:fldCharType="separate"/>
+      </w:r>
+      <w:r>
+        <w:rPr>
+          <w:rFonts w:hint="eastAsia"/>
+        </w:rPr>
+        <w:t>コマンドレットの出力結果を加工する</w:t>
+      </w:r>
+      <w:r>
+        <w:fldChar w:fldCharType="end"/>
+      </w:r>
+      <w:r>
+        <w:rPr>
+          <w:rFonts w:hint="eastAsia"/>
+        </w:rPr>
+        <w:t>」でご紹介したように、</w:t>
+      </w:r>
+      <w:r>
+        <w:rPr>
+          <w:rFonts w:hint="eastAsia"/>
+        </w:rPr>
+        <w:t>すべてのGet-OrchXxxコマンドレットの出力は次のようにして好きな書式でエキスポートできます。列名は[Ctrl+Space]で補完入力できます。ファイルパスについては、ドライブ名(c:)は手動で入力する必要がありますが、c:の後に[Ctrl+Space]を押下するとフォルダーを補完入力できま</w:t>
+      </w:r>
+      <w:r>
+        <w:rPr>
+          <w:rFonts w:hint="eastAsia"/>
+        </w:rPr>
         <w:lastRenderedPageBreak/>
-        <w:t>CSVファイルへのエキスポート</w:t>
-      </w:r>
-      <w:bookmarkEnd w:id="55"/>
-    </w:p>
-    <w:p>
-      <w:r>
-        <w:rPr>
-          <w:rFonts w:hint="eastAsia"/>
-        </w:rPr>
-        <w:t>「</w:t>
-      </w:r>
-      <w:r>
-        <w:fldChar w:fldCharType="begin"/>
-      </w:r>
-      <w:r>
-        <w:instrText xml:space="preserve"> REF _Ref173446393 \h </w:instrText>
-      </w:r>
-      <w:r>
-        <w:fldChar w:fldCharType="separate"/>
-      </w:r>
-      <w:r>
-        <w:rPr>
-          <w:rFonts w:hint="eastAsia"/>
-        </w:rPr>
-        <w:t>コマンドレットの出力結果を加工する</w:t>
-      </w:r>
-      <w:r>
-        <w:fldChar w:fldCharType="end"/>
-      </w:r>
-      <w:r>
-        <w:rPr>
-          <w:rFonts w:hint="eastAsia"/>
-        </w:rPr>
-        <w:t>」でご紹介したように、</w:t>
-      </w:r>
-      <w:r>
-        <w:rPr>
-          <w:rFonts w:hint="eastAsia"/>
-        </w:rPr>
-        <w:t>すべてのGet-OrchXxxコマンドレットの出力は次のようにして好きな書式でエキスポートできます。列名は[Ctrl+Space]で補完入力できます。ファイルパスについては、ドライブ名(c:)は手動で入力する必要がありますが、c:の後に[Ctrl+Space]を押下するとフォルダーを補完入力できます。</w:t>
+        <w:t>す。</w:t>
       </w:r>
     </w:p>
     <w:tbl>
@@ -37579,23 +37585,7 @@
                 <w:sz w:val="18"/>
                 <w:szCs w:val="20"/>
               </w:rPr>
-              <w:t>-</w:t>
-            </w:r>
-            <w:r>
-              <w:rPr>
-                <w:rFonts w:hint="eastAsia"/>
-                <w:sz w:val="18"/>
-                <w:szCs w:val="20"/>
-              </w:rPr>
-              <w:t>Orch</w:t>
-            </w:r>
-            <w:r>
-              <w:rPr>
-                <w:rFonts w:hint="eastAsia"/>
-                <w:sz w:val="18"/>
-                <w:szCs w:val="20"/>
-              </w:rPr>
-              <w:t>PmGroup</w:t>
+              <w:t>-PmGroup</w:t>
             </w:r>
           </w:p>
         </w:tc>
@@ -37670,7 +37660,7 @@
                 <w:sz w:val="18"/>
                 <w:szCs w:val="20"/>
               </w:rPr>
-              <w:t>OrchPmRobotAccount</w:t>
+              <w:t>PmRobotAccount</w:t>
             </w:r>
           </w:p>
         </w:tc>
@@ -37824,7 +37814,6 @@
         <w:rPr>
           <w:rFonts w:hint="eastAsia"/>
         </w:rPr>
-        <w:lastRenderedPageBreak/>
         <w:t>このとき、C</w:t>
       </w:r>
       <w:r>
@@ -38296,7 +38285,6 @@
               <w:rPr>
                 <w:rFonts w:hint="eastAsia"/>
               </w:rPr>
-              <w:lastRenderedPageBreak/>
               <w:t>PS C:\&gt; Copy-OrchCalendar -Path Orch1: * Orch2:</w:t>
             </w:r>
           </w:p>
@@ -38357,7 +38345,14 @@
         <w:rPr>
           <w:rFonts w:hint="eastAsia"/>
         </w:rPr>
-        <w:t>thパラメーターでコピー元を指定できます。これらのパラメーター</w:t>
+        <w:t>thパラメーターでコピー元を指定できます。これ</w:t>
+      </w:r>
+      <w:r>
+        <w:rPr>
+          <w:rFonts w:hint="eastAsia"/>
+        </w:rPr>
+        <w:lastRenderedPageBreak/>
+        <w:t>らのパラメーター</w:t>
       </w:r>
       <w:r>
         <w:rPr>
@@ -38597,47 +38592,47 @@
         <w:rPr>
           <w:rFonts w:hint="eastAsia"/>
         </w:rPr>
-        <w:t>APIでサポートされていないため、Orchestrator Webで手動で</w:t>
+        <w:t>APIでサポートされていないため、Orchestrator Webで手動で行う必要があります。探索を開始したら、Clear-OrchCacheコマンドレットを実行し、探索の開始をPowerShellコンソールに反映してください。</w:t>
+      </w:r>
+    </w:p>
+    <w:p>
+      <w:pPr>
+        <w:pStyle w:val="Heading2"/>
+      </w:pPr>
+      <w:bookmarkStart w:id="61" w:name="_Toc189667024"/>
+      <w:r>
+        <w:rPr>
+          <w:rFonts w:hint="eastAsia"/>
+        </w:rPr>
+        <w:t>テナントを移行する</w:t>
+      </w:r>
+      <w:bookmarkEnd w:id="61"/>
+    </w:p>
+    <w:p>
+      <w:r>
+        <w:rPr>
+          <w:rFonts w:hint="eastAsia"/>
+        </w:rPr>
+        <w:t>上記の説明したコピーのコマンドレット</w:t>
+      </w:r>
+      <w:r>
+        <w:rPr>
+          <w:rFonts w:hint="eastAsia"/>
+        </w:rPr>
+        <w:t>を使うと、簡単にテナントを移行できます。また、複数のテナントを同一のテナントに集約することも簡単です。</w:t>
+      </w:r>
+      <w:r>
+        <w:rPr>
+          <w:rFonts w:hint="eastAsia"/>
+        </w:rPr>
+        <w:t>CSVファイルを作成する必</w:t>
       </w:r>
       <w:r>
         <w:rPr>
           <w:rFonts w:hint="eastAsia"/>
         </w:rPr>
         <w:lastRenderedPageBreak/>
-        <w:t>行う必要があります。探索を開始したら、Clear-OrchCacheコマンドレットを実行し、探索の開始をPowerShellコンソールに反映してください。</w:t>
-      </w:r>
-    </w:p>
-    <w:p>
-      <w:pPr>
-        <w:pStyle w:val="Heading2"/>
-      </w:pPr>
-      <w:bookmarkStart w:id="61" w:name="_Toc189667024"/>
-      <w:r>
-        <w:rPr>
-          <w:rFonts w:hint="eastAsia"/>
-        </w:rPr>
-        <w:t>テナントを移行する</w:t>
-      </w:r>
-      <w:bookmarkEnd w:id="61"/>
-    </w:p>
-    <w:p>
-      <w:r>
-        <w:rPr>
-          <w:rFonts w:hint="eastAsia"/>
-        </w:rPr>
-        <w:t>上記の説明したコピーのコマンドレット</w:t>
-      </w:r>
-      <w:r>
-        <w:rPr>
-          <w:rFonts w:hint="eastAsia"/>
-        </w:rPr>
-        <w:t>を使うと、簡単にテナントを移行できます。また、複数のテナントを同一のテナントに集約することも簡単です。</w:t>
-      </w:r>
-      <w:r>
-        <w:rPr>
-          <w:rFonts w:hint="eastAsia"/>
-        </w:rPr>
-        <w:t>CSVファイルを作成する必要はありません。</w:t>
+        <w:t>要はありません。</w:t>
       </w:r>
       <w:r>
         <w:rPr>
@@ -38739,9 +38734,6 @@
           <w:ilvl w:val="0"/>
           <w:numId w:val="41"/>
         </w:numPr>
-        <w:rPr>
-          <w:rFonts w:hint="eastAsia"/>
-        </w:rPr>
       </w:pPr>
       <w:r>
         <w:rPr>
@@ -38785,9 +38777,6 @@
           <w:ilvl w:val="1"/>
           <w:numId w:val="23"/>
         </w:numPr>
-        <w:rPr>
-          <w:rFonts w:hint="eastAsia"/>
-        </w:rPr>
       </w:pPr>
       <w:r>
         <w:rPr>
@@ -38890,9 +38879,6 @@
           <w:ilvl w:val="1"/>
           <w:numId w:val="40"/>
         </w:numPr>
-        <w:rPr>
-          <w:rFonts w:hint="eastAsia"/>
-        </w:rPr>
       </w:pPr>
       <w:r>
         <w:rPr>
@@ -38905,7 +38891,6 @@
     <w:p>
       <w:pPr>
         <w:rPr>
-          <w:rFonts w:hint="eastAsia"/>
           <w:u w:val="single"/>
         </w:rPr>
       </w:pPr>
@@ -38917,13 +38902,7 @@
         <w:t>以降では、Orch1: のエンティティを Orch2: に移行（コピー）するコマンド例を示します。</w:t>
       </w:r>
     </w:p>
-    <w:p>
-      <w:pPr>
-        <w:rPr>
-          <w:rFonts w:hint="eastAsia"/>
-        </w:rPr>
-      </w:pPr>
-    </w:p>
+    <w:p/>
     <w:p>
       <w:pPr>
         <w:pStyle w:val="Heading4"/>
@@ -38932,8 +38911,209 @@
         <w:rPr>
           <w:rFonts w:hint="eastAsia"/>
         </w:rPr>
+        <w:t>組織のエンティティ</w:t>
+      </w:r>
+      <w:r>
+        <w:rPr>
+          <w:rFonts w:hint="eastAsia"/>
+        </w:rPr>
+        <w:t>を</w:t>
+      </w:r>
+      <w:r>
+        <w:rPr>
+          <w:rFonts w:hint="eastAsia"/>
+        </w:rPr>
+        <w:t>移行</w:t>
+      </w:r>
+      <w:r>
+        <w:rPr>
+          <w:rFonts w:hint="eastAsia"/>
+        </w:rPr>
+        <w:t>する</w:t>
+      </w:r>
+      <w:r>
+        <w:rPr>
+          <w:rFonts w:hint="eastAsia"/>
+        </w:rPr>
+        <w:t>手順</w:t>
+      </w:r>
+    </w:p>
+    <w:p>
+      <w:r>
+        <w:rPr>
+          <w:rFonts w:hint="eastAsia"/>
+        </w:rPr>
+        <w:t>下記のふたつのコマンドレットを実行することで</w:t>
+      </w:r>
+      <w:r>
+        <w:rPr>
+          <w:rFonts w:hint="eastAsia"/>
+        </w:rPr>
+        <w:t>コピー</w:t>
+      </w:r>
+      <w:r>
+        <w:rPr>
+          <w:rFonts w:hint="eastAsia"/>
+        </w:rPr>
+        <w:t>できます。</w:t>
+      </w:r>
+    </w:p>
+    <w:tbl>
+      <w:tblPr>
+        <w:tblStyle w:val="TableGrid"/>
+        <w:tblW w:w="0" w:type="auto"/>
+        <w:tblLook w:val="04A0" w:firstRow="1" w:lastRow="0" w:firstColumn="1" w:lastColumn="0" w:noHBand="0" w:noVBand="1"/>
+      </w:tblPr>
+      <w:tblGrid>
+        <w:gridCol w:w="8494"/>
+      </w:tblGrid>
+      <w:tr>
+        <w:tc>
+          <w:tcPr>
+            <w:tcW w:w="8494" w:type="dxa"/>
+          </w:tcPr>
+          <w:p>
+            <w:r>
+              <w:rPr>
+                <w:rFonts w:hint="eastAsia"/>
+              </w:rPr>
+              <w:t>PS Orch1:\&gt; Copy-PmUser * Orch2: -WhatIf</w:t>
+            </w:r>
+          </w:p>
+          <w:p>
+            <w:r>
+              <w:rPr>
+                <w:rFonts w:hint="eastAsia"/>
+              </w:rPr>
+              <w:t>PS Orch1:\&gt; Copy-PmRobotAccount * Orch2: -WhatIf</w:t>
+            </w:r>
+          </w:p>
+        </w:tc>
+      </w:tr>
+    </w:tbl>
+    <w:p/>
+    <w:p>
+      <w:pPr>
+        <w:pStyle w:val="ListParagraph"/>
+        <w:numPr>
+          <w:ilvl w:val="0"/>
+          <w:numId w:val="40"/>
+        </w:numPr>
+      </w:pPr>
+      <w:r>
+        <w:rPr>
+          <w:rFonts w:hint="eastAsia"/>
+        </w:rPr>
+        <w:t>-WhatIfスイッチパラメーターは、実際にはコピーをせずにログだけを出力します。問題ないことを確認したら、-WhatIfを除去して再実行してください。</w:t>
+      </w:r>
+    </w:p>
+    <w:p>
+      <w:pPr>
+        <w:pStyle w:val="ListParagraph"/>
+        <w:numPr>
+          <w:ilvl w:val="0"/>
+          <w:numId w:val="40"/>
+        </w:numPr>
+      </w:pPr>
+      <w:r>
+        <w:rPr>
+          <w:rFonts w:hint="eastAsia"/>
+        </w:rPr>
+        <w:t>Copy-PmUserは、指定のユーザーをコピーするとき、このユーザーを自動で同じ組</w:t>
+      </w:r>
+      <w:r>
+        <w:rPr>
+          <w:rFonts w:hint="eastAsia"/>
+        </w:rPr>
         <w:lastRenderedPageBreak/>
-        <w:t>組織のエンティティ</w:t>
+        <w:t>織グループに追加します。同名の組織グループがコピー先の組織に存在しない場合には、自動で同名のグループを作成します。このため、組織のローカルグループを明示的にコピーする必要はありません。</w:t>
+      </w:r>
+    </w:p>
+    <w:p>
+      <w:pPr>
+        <w:pStyle w:val="ListParagraph"/>
+        <w:numPr>
+          <w:ilvl w:val="0"/>
+          <w:numId w:val="40"/>
+        </w:numPr>
+      </w:pPr>
+      <w:r>
+        <w:rPr>
+          <w:rFonts w:hint="eastAsia"/>
+        </w:rPr>
+        <w:t>組織がActive Directoryに統合されている場合には、組織のローカルユーザーをコピーする必要はありません。</w:t>
+      </w:r>
+    </w:p>
+    <w:p>
+      <w:pPr>
+        <w:pStyle w:val="ListParagraph"/>
+        <w:numPr>
+          <w:ilvl w:val="0"/>
+          <w:numId w:val="40"/>
+        </w:numPr>
+      </w:pPr>
+      <w:r>
+        <w:rPr>
+          <w:rFonts w:hint="eastAsia"/>
+        </w:rPr>
+        <w:t>ただし、組織のローカルグループにディレクトリユーザーが追加されている場合には、</w:t>
+      </w:r>
+      <w:r>
+        <w:rPr>
+          <w:rFonts w:hint="eastAsia"/>
+        </w:rPr>
+        <w:t>組織のローカルグループの</w:t>
+      </w:r>
+      <w:r>
+        <w:rPr>
+          <w:rFonts w:hint="eastAsia"/>
+        </w:rPr>
+        <w:t>移行が必要となります。次のようにして移行できます。</w:t>
+      </w:r>
+    </w:p>
+    <w:tbl>
+      <w:tblPr>
+        <w:tblStyle w:val="TableGrid"/>
+        <w:tblW w:w="0" w:type="auto"/>
+        <w:tblLook w:val="04A0" w:firstRow="1" w:lastRow="0" w:firstColumn="1" w:lastColumn="0" w:noHBand="0" w:noVBand="1"/>
+      </w:tblPr>
+      <w:tblGrid>
+        <w:gridCol w:w="8494"/>
+      </w:tblGrid>
+      <w:tr>
+        <w:tc>
+          <w:tcPr>
+            <w:tcW w:w="8494" w:type="dxa"/>
+          </w:tcPr>
+          <w:p>
+            <w:r>
+              <w:rPr>
+                <w:rFonts w:hint="eastAsia"/>
+              </w:rPr>
+              <w:t>PS Orch1:\&gt; Get-PmGroupMember -ExportCsv c:groups.csv</w:t>
+            </w:r>
+          </w:p>
+          <w:p>
+            <w:r>
+              <w:rPr>
+                <w:rFonts w:hint="eastAsia"/>
+              </w:rPr>
+              <w:t>PS Orch1:\&gt; Import-Csv c:groups.csv | Add-PmGroupMember -Path Orch2:</w:t>
+            </w:r>
+          </w:p>
+        </w:tc>
+      </w:tr>
+    </w:tbl>
+    <w:p/>
+    <w:p>
+      <w:pPr>
+        <w:pStyle w:val="Heading4"/>
+      </w:pPr>
+      <w:r>
+        <w:rPr>
+          <w:rFonts w:hint="eastAsia"/>
+        </w:rPr>
+        <w:t>テナントエンティティとフォルダーエンティティ</w:t>
       </w:r>
       <w:r>
         <w:rPr>
@@ -38965,19 +39145,926 @@
         <w:rPr>
           <w:rFonts w:hint="eastAsia"/>
         </w:rPr>
-        <w:t>下記のふたつのコマンドレットを実行することで</w:t>
-      </w:r>
-      <w:r>
-        <w:rPr>
-          <w:rFonts w:hint="eastAsia"/>
-        </w:rPr>
-        <w:t>コピー</w:t>
-      </w:r>
-      <w:r>
-        <w:rPr>
-          <w:rFonts w:hint="eastAsia"/>
-        </w:rPr>
-        <w:t>できます。</w:t>
+        <w:t>次のコマンドレットを実行することで、テナントエンティティとフォルダーエンティティの両方をコピーできます。</w:t>
+      </w:r>
+    </w:p>
+    <w:tbl>
+      <w:tblPr>
+        <w:tblStyle w:val="TableGrid"/>
+        <w:tblW w:w="0" w:type="auto"/>
+        <w:tblLook w:val="04A0" w:firstRow="1" w:lastRow="0" w:firstColumn="1" w:lastColumn="0" w:noHBand="0" w:noVBand="1"/>
+      </w:tblPr>
+      <w:tblGrid>
+        <w:gridCol w:w="8494"/>
+      </w:tblGrid>
+      <w:tr>
+        <w:tc>
+          <w:tcPr>
+            <w:tcW w:w="8494" w:type="dxa"/>
+          </w:tcPr>
+          <w:p>
+            <w:r>
+              <w:rPr>
+                <w:rFonts w:hint="eastAsia"/>
+              </w:rPr>
+              <w:t>PS Orch1:\&gt; copy . Orch2:\ -Recurse -WhatIf</w:t>
+            </w:r>
+          </w:p>
+        </w:tc>
+      </w:tr>
+    </w:tbl>
+    <w:p/>
+    <w:p>
+      <w:pPr>
+        <w:pStyle w:val="ListParagraph"/>
+        <w:numPr>
+          <w:ilvl w:val="0"/>
+          <w:numId w:val="43"/>
+        </w:numPr>
+      </w:pPr>
+      <w:r>
+        <w:rPr>
+          <w:rFonts w:hint="eastAsia"/>
+        </w:rPr>
+        <w:t>ルートフォルダーを別のテナントのルートフォルダーにコピーする操作をすると、すべてのテナントエンティティが</w:t>
+      </w:r>
+      <w:r>
+        <w:rPr>
+          <w:rFonts w:hint="eastAsia"/>
+        </w:rPr>
+        <w:t>コピーされます。この機能は、UiPathOrch version 0.9.11.0で追加されました。</w:t>
+      </w:r>
+    </w:p>
+    <w:p>
+      <w:pPr>
+        <w:pStyle w:val="ListParagraph"/>
+        <w:numPr>
+          <w:ilvl w:val="0"/>
+          <w:numId w:val="43"/>
+        </w:numPr>
+      </w:pPr>
+      <w:r>
+        <w:rPr>
+          <w:rFonts w:hint="eastAsia"/>
+        </w:rPr>
+        <w:t>フォルダーをコピーすると、そのフォルダーに含まれるすべてのフォルダーエンティティがコピーされます。</w:t>
+      </w:r>
+    </w:p>
+    <w:p>
+      <w:pPr>
+        <w:pStyle w:val="ListParagraph"/>
+        <w:numPr>
+          <w:ilvl w:val="0"/>
+          <w:numId w:val="43"/>
+        </w:numPr>
+      </w:pPr>
+      <w:r>
+        <w:rPr>
+          <w:rFonts w:hint="eastAsia"/>
+        </w:rPr>
+        <w:t>-WhatIfスイッチパラメーターは、実際にはコピーをせずにログだけを出力します。問題ないことを確認したら、-WhatIfを除去して再実行してください。</w:t>
+      </w:r>
+    </w:p>
+    <w:p>
+      <w:pPr>
+        <w:pStyle w:val="ListParagraph"/>
+        <w:numPr>
+          <w:ilvl w:val="0"/>
+          <w:numId w:val="43"/>
+        </w:numPr>
+      </w:pPr>
+      <w:r>
+        <w:rPr>
+          <w:rFonts w:hint="eastAsia"/>
+        </w:rPr>
+        <w:t>-WhatIfの代わりに-Confirmを指定すると、コピーするエンティティとコピーしないエンティティを簡単に指定できます。</w:t>
+      </w:r>
+    </w:p>
+    <w:p>
+      <w:pPr>
+        <w:pStyle w:val="ListParagraph"/>
+        <w:numPr>
+          <w:ilvl w:val="0"/>
+          <w:numId w:val="43"/>
+        </w:numPr>
+      </w:pPr>
+      <w:r>
+        <w:rPr>
+          <w:rFonts w:hint="eastAsia"/>
+        </w:rPr>
+        <w:t>個人用ワークスペースを移行する必要がある場合には、移行元と移行先のテナントの両方で、対象となる個人用ワークスペースにUiPathOrchでアクセスできるようになっている必要があります。Orchestrator webで個人用ワークスペースの探索を開始し、UiPathOrchのPowerShellドライブで Clear-OrchCacheコマンドレットを実行してください。dirコマンドを実行し、個人用ワークスペースフォルダーが表示されることを確認してください。個人用ワークスペースの探索開始は、Orchestrator Web APIで行えないため、手動で開始する必要があります。ユーザー数が多いと大変ですが、がんばってください。</w:t>
+      </w:r>
+    </w:p>
+    <w:p>
+      <w:pPr>
+        <w:pStyle w:val="ListParagraph"/>
+        <w:numPr>
+          <w:ilvl w:val="0"/>
+          <w:numId w:val="43"/>
+        </w:numPr>
+      </w:pPr>
+      <w:r>
+        <w:rPr>
+          <w:rFonts w:hint="eastAsia"/>
+        </w:rPr>
+        <w:t>なお、テナントにユーザーを作成した後に次を実行すると、まとめて個人用ワークスペースフォルダーを有効にできます。</w:t>
+      </w:r>
+    </w:p>
+    <w:tbl>
+      <w:tblPr>
+        <w:tblStyle w:val="TableGrid"/>
+        <w:tblW w:w="0" w:type="auto"/>
+        <w:tblLook w:val="04A0" w:firstRow="1" w:lastRow="0" w:firstColumn="1" w:lastColumn="0" w:noHBand="0" w:noVBand="1"/>
+      </w:tblPr>
+      <w:tblGrid>
+        <w:gridCol w:w="8494"/>
+      </w:tblGrid>
+      <w:tr>
+        <w:tc>
+          <w:tcPr>
+            <w:tcW w:w="8494" w:type="dxa"/>
+          </w:tcPr>
+          <w:p>
+            <w:r>
+              <w:rPr>
+                <w:rFonts w:hint="eastAsia"/>
+              </w:rPr>
+              <w:t xml:space="preserve">PS&gt; </w:t>
+            </w:r>
+            <w:r>
+              <w:rPr>
+                <w:rFonts w:hint="eastAsia"/>
+              </w:rPr>
+              <w:t>Enable-OrchPersonalWorkspace -Path O</w:t>
+            </w:r>
+            <w:r>
+              <w:t>r</w:t>
+            </w:r>
+            <w:r>
+              <w:rPr>
+                <w:rFonts w:hint="eastAsia"/>
+              </w:rPr>
+              <w:t>ch2: *</w:t>
+            </w:r>
+          </w:p>
+        </w:tc>
+      </w:tr>
+    </w:tbl>
+    <w:p/>
+    <w:p>
+      <w:r>
+        <w:rPr>
+          <w:rFonts w:hint="eastAsia"/>
+        </w:rPr>
+        <w:lastRenderedPageBreak/>
+        <w:t>Copy-Item (別名: copy) の実行方法には、</w:t>
+      </w:r>
+      <w:r>
+        <w:rPr>
+          <w:rFonts w:hint="eastAsia"/>
+        </w:rPr>
+        <w:t>次のようなバリエーションがあります。</w:t>
+      </w:r>
+    </w:p>
+    <w:p>
+      <w:pPr>
+        <w:pStyle w:val="ListParagraph"/>
+        <w:numPr>
+          <w:ilvl w:val="0"/>
+          <w:numId w:val="44"/>
+        </w:numPr>
+      </w:pPr>
+      <w:r>
+        <w:rPr>
+          <w:rFonts w:hint="eastAsia"/>
+        </w:rPr>
+        <w:t>テナントエンティティとフォルダーエンティティをすべてコピーする:</w:t>
+      </w:r>
+    </w:p>
+    <w:tbl>
+      <w:tblPr>
+        <w:tblStyle w:val="TableGrid"/>
+        <w:tblW w:w="0" w:type="auto"/>
+        <w:tblLook w:val="04A0" w:firstRow="1" w:lastRow="0" w:firstColumn="1" w:lastColumn="0" w:noHBand="0" w:noVBand="1"/>
+      </w:tblPr>
+      <w:tblGrid>
+        <w:gridCol w:w="8494"/>
+      </w:tblGrid>
+      <w:tr>
+        <w:tc>
+          <w:tcPr>
+            <w:tcW w:w="8494" w:type="dxa"/>
+          </w:tcPr>
+          <w:p>
+            <w:r>
+              <w:t xml:space="preserve">PS&gt; copy </w:t>
+            </w:r>
+            <w:r>
+              <w:rPr>
+                <w:rFonts w:hint="eastAsia"/>
+              </w:rPr>
+              <w:t>Orch1:</w:t>
+            </w:r>
+            <w:r>
+              <w:t>\</w:t>
+            </w:r>
+            <w:r>
+              <w:rPr>
+                <w:rFonts w:hint="eastAsia"/>
+              </w:rPr>
+              <w:t xml:space="preserve"> Orch2</w:t>
+            </w:r>
+            <w:r>
+              <w:t>:\ -Recurse</w:t>
+            </w:r>
+          </w:p>
+        </w:tc>
+      </w:tr>
+    </w:tbl>
+    <w:p/>
+    <w:p>
+      <w:pPr>
+        <w:pStyle w:val="ListParagraph"/>
+        <w:numPr>
+          <w:ilvl w:val="0"/>
+          <w:numId w:val="44"/>
+        </w:numPr>
+      </w:pPr>
+      <w:r>
+        <w:rPr>
+          <w:rFonts w:hint="eastAsia"/>
+        </w:rPr>
+        <w:t>ある種類のテナントエンティティと、特定のフォルダーだけをコピーする:</w:t>
+      </w:r>
+    </w:p>
+    <w:tbl>
+      <w:tblPr>
+        <w:tblStyle w:val="TableGrid"/>
+        <w:tblW w:w="0" w:type="auto"/>
+        <w:tblLook w:val="04A0" w:firstRow="1" w:lastRow="0" w:firstColumn="1" w:lastColumn="0" w:noHBand="0" w:noVBand="1"/>
+      </w:tblPr>
+      <w:tblGrid>
+        <w:gridCol w:w="8494"/>
+      </w:tblGrid>
+      <w:tr>
+        <w:tc>
+          <w:tcPr>
+            <w:tcW w:w="8494" w:type="dxa"/>
+          </w:tcPr>
+          <w:p>
+            <w:r>
+              <w:t xml:space="preserve">PS&gt; copy </w:t>
+            </w:r>
+            <w:r>
+              <w:rPr>
+                <w:rFonts w:hint="eastAsia"/>
+              </w:rPr>
+              <w:t>Orch1:</w:t>
+            </w:r>
+            <w:r>
+              <w:t>\</w:t>
+            </w:r>
+            <w:r>
+              <w:rPr>
+                <w:rFonts w:hint="eastAsia"/>
+              </w:rPr>
+              <w:t xml:space="preserve"> Orch2</w:t>
+            </w:r>
+            <w:r>
+              <w:t>:\ -Recurse</w:t>
+            </w:r>
+            <w:r>
+              <w:rPr>
+                <w:rFonts w:hint="eastAsia"/>
+              </w:rPr>
+              <w:t xml:space="preserve"> -Confirm</w:t>
+            </w:r>
+          </w:p>
+        </w:tc>
+      </w:tr>
+    </w:tbl>
+    <w:p/>
+    <w:p>
+      <w:pPr>
+        <w:pStyle w:val="ListParagraph"/>
+        <w:numPr>
+          <w:ilvl w:val="0"/>
+          <w:numId w:val="44"/>
+        </w:numPr>
+      </w:pPr>
+      <w:r>
+        <w:rPr>
+          <w:rFonts w:hint="eastAsia"/>
+        </w:rPr>
+        <w:t>すべてのテナントエンティティをコピーする（フォルダーは除外する）:</w:t>
+      </w:r>
+    </w:p>
+    <w:tbl>
+      <w:tblPr>
+        <w:tblStyle w:val="TableGrid"/>
+        <w:tblW w:w="0" w:type="auto"/>
+        <w:tblLook w:val="04A0" w:firstRow="1" w:lastRow="0" w:firstColumn="1" w:lastColumn="0" w:noHBand="0" w:noVBand="1"/>
+      </w:tblPr>
+      <w:tblGrid>
+        <w:gridCol w:w="8494"/>
+      </w:tblGrid>
+      <w:tr>
+        <w:tc>
+          <w:tcPr>
+            <w:tcW w:w="8494" w:type="dxa"/>
+          </w:tcPr>
+          <w:p>
+            <w:r>
+              <w:t xml:space="preserve">PS&gt; copy </w:t>
+            </w:r>
+            <w:r>
+              <w:rPr>
+                <w:rFonts w:hint="eastAsia"/>
+              </w:rPr>
+              <w:t>Orch1</w:t>
+            </w:r>
+            <w:r>
+              <w:t>:\</w:t>
+            </w:r>
+            <w:r>
+              <w:rPr>
+                <w:rFonts w:hint="eastAsia"/>
+              </w:rPr>
+              <w:t xml:space="preserve"> Orch2</w:t>
+            </w:r>
+            <w:r>
+              <w:t>:\</w:t>
+            </w:r>
+          </w:p>
+        </w:tc>
+      </w:tr>
+    </w:tbl>
+    <w:p/>
+    <w:p>
+      <w:pPr>
+        <w:pStyle w:val="ListParagraph"/>
+        <w:numPr>
+          <w:ilvl w:val="0"/>
+          <w:numId w:val="44"/>
+        </w:numPr>
+      </w:pPr>
+      <w:r>
+        <w:rPr>
+          <w:rFonts w:hint="eastAsia"/>
+        </w:rPr>
+        <w:t>すべてのフォルダーをコピーする（テナントエンティティは除外する）:</w:t>
+      </w:r>
+    </w:p>
+    <w:tbl>
+      <w:tblPr>
+        <w:tblStyle w:val="TableGrid"/>
+        <w:tblW w:w="0" w:type="auto"/>
+        <w:tblLook w:val="04A0" w:firstRow="1" w:lastRow="0" w:firstColumn="1" w:lastColumn="0" w:noHBand="0" w:noVBand="1"/>
+      </w:tblPr>
+      <w:tblGrid>
+        <w:gridCol w:w="8494"/>
+      </w:tblGrid>
+      <w:tr>
+        <w:tc>
+          <w:tcPr>
+            <w:tcW w:w="8494" w:type="dxa"/>
+          </w:tcPr>
+          <w:p>
+            <w:r>
+              <w:t xml:space="preserve">PS&gt; copy </w:t>
+            </w:r>
+            <w:r>
+              <w:rPr>
+                <w:rFonts w:hint="eastAsia"/>
+              </w:rPr>
+              <w:t>Orch1</w:t>
+            </w:r>
+            <w:r>
+              <w:t xml:space="preserve">:\* </w:t>
+            </w:r>
+            <w:r>
+              <w:rPr>
+                <w:rFonts w:hint="eastAsia"/>
+              </w:rPr>
+              <w:t>Orch2</w:t>
+            </w:r>
+            <w:r>
+              <w:t>:\ -Recurse</w:t>
+            </w:r>
+          </w:p>
+        </w:tc>
+      </w:tr>
+    </w:tbl>
+    <w:p>
+      <w:r>
+        <w:rPr>
+          <w:rFonts w:hint="eastAsia"/>
+        </w:rPr>
+        <w:t>Orch1:\* には、Orch1:\ は含まれないことに留意してください。</w:t>
+      </w:r>
+    </w:p>
+    <w:p/>
+    <w:p>
+      <w:pPr>
+        <w:pStyle w:val="ListParagraph"/>
+        <w:numPr>
+          <w:ilvl w:val="0"/>
+          <w:numId w:val="44"/>
+        </w:numPr>
+      </w:pPr>
+      <w:r>
+        <w:rPr>
+          <w:rFonts w:hint="eastAsia"/>
+        </w:rPr>
+        <w:t>すべてのフォルダーのみをコピーし、</w:t>
+      </w:r>
+      <w:r>
+        <w:rPr>
+          <w:rFonts w:hint="eastAsia"/>
+        </w:rPr>
+        <w:t>テナントエンティティと</w:t>
+      </w:r>
+      <w:r>
+        <w:rPr>
+          <w:rFonts w:hint="eastAsia"/>
+        </w:rPr>
+        <w:t>フォルダーに含まれるエンティティはコピーしない:</w:t>
+      </w:r>
+    </w:p>
+    <w:tbl>
+      <w:tblPr>
+        <w:tblStyle w:val="TableGrid"/>
+        <w:tblW w:w="0" w:type="auto"/>
+        <w:tblLook w:val="04A0" w:firstRow="1" w:lastRow="0" w:firstColumn="1" w:lastColumn="0" w:noHBand="0" w:noVBand="1"/>
+      </w:tblPr>
+      <w:tblGrid>
+        <w:gridCol w:w="8494"/>
+      </w:tblGrid>
+      <w:tr>
+        <w:tc>
+          <w:tcPr>
+            <w:tcW w:w="8494" w:type="dxa"/>
+          </w:tcPr>
+          <w:p>
+            <w:r>
+              <w:t xml:space="preserve">PS&gt; copy </w:t>
+            </w:r>
+            <w:r>
+              <w:rPr>
+                <w:rFonts w:hint="eastAsia"/>
+              </w:rPr>
+              <w:t>Orch1</w:t>
+            </w:r>
+            <w:r>
+              <w:t xml:space="preserve">:\* </w:t>
+            </w:r>
+            <w:r>
+              <w:rPr>
+                <w:rFonts w:hint="eastAsia"/>
+              </w:rPr>
+              <w:t>Orch2</w:t>
+            </w:r>
+            <w:r>
+              <w:t>:\ -Recurse</w:t>
+            </w:r>
+            <w:r>
+              <w:rPr>
+                <w:rFonts w:hint="eastAsia"/>
+              </w:rPr>
+              <w:t xml:space="preserve"> -</w:t>
+            </w:r>
+            <w:r>
+              <w:t>ExcludeEntities</w:t>
+            </w:r>
+          </w:p>
+        </w:tc>
+      </w:tr>
+    </w:tbl>
+    <w:p/>
+    <w:p>
+      <w:r>
+        <w:rPr>
+          <w:rFonts w:hint="eastAsia"/>
+        </w:rPr>
+        <w:t>もし、特定のエンティティのみをコピーしたい場合には、エンティティの種別ごとに用意されているコピーコマンドレットをご利用ください。</w:t>
+      </w:r>
+      <w:r>
+        <w:rPr>
+          <w:rFonts w:hint="eastAsia"/>
+        </w:rPr>
+        <w:t>テナントを移行するときには、各エンティティを適切な順でコピーすることが重要です。たとえば、プロセスをコピーする前にパッケージをコピーしてください。</w:t>
+      </w:r>
+      <w:r>
+        <w:rPr>
+          <w:rFonts w:hint="eastAsia"/>
+        </w:rPr>
+        <w:t>パッケージが存在しないと、プロセスのコピーに失敗してしまうからです。テナントエンティティをすべてコピーしてからフォルダーをコピーす</w:t>
+      </w:r>
+      <w:r>
+        <w:rPr>
+          <w:rFonts w:hint="eastAsia"/>
+        </w:rPr>
+        <w:t>べきです。次の順で各コマンドレットを実行すると良いでしょう。</w:t>
+      </w:r>
+    </w:p>
+    <w:p/>
+    <w:p>
+      <w:bookmarkStart w:id="63" w:name="_Hlk194329631"/>
+      <w:r>
+        <w:t xml:space="preserve">PS </w:t>
+      </w:r>
+      <w:r>
+        <w:rPr>
+          <w:rFonts w:hint="eastAsia"/>
+        </w:rPr>
+        <w:t>Orch1</w:t>
+      </w:r>
+      <w:r>
+        <w:t>:\&gt; Copy-OrchLibrary * *</w:t>
+      </w:r>
+      <w:r>
+        <w:rPr>
+          <w:rFonts w:hint="eastAsia"/>
+        </w:rPr>
+        <w:t xml:space="preserve"> </w:t>
+      </w:r>
+      <w:r>
+        <w:rPr>
+          <w:rFonts w:hint="eastAsia"/>
+        </w:rPr>
+        <w:t>Orch2</w:t>
+      </w:r>
+      <w:r>
+        <w:t>:\</w:t>
+      </w:r>
+    </w:p>
+    <w:p>
+      <w:r>
+        <w:t>PS</w:t>
+      </w:r>
+      <w:r>
+        <w:rPr>
+          <w:rFonts w:hint="eastAsia"/>
+        </w:rPr>
+        <w:t xml:space="preserve"> Orch1</w:t>
+      </w:r>
+      <w:r>
+        <w:t>:\&gt; Copy-OrchPackage * *</w:t>
+      </w:r>
+      <w:r>
+        <w:rPr>
+          <w:rFonts w:hint="eastAsia"/>
+        </w:rPr>
+        <w:t xml:space="preserve"> </w:t>
+      </w:r>
+      <w:r>
+        <w:rPr>
+          <w:rFonts w:hint="eastAsia"/>
+        </w:rPr>
+        <w:t>Orch2</w:t>
+      </w:r>
+      <w:r>
+        <w:t>:\</w:t>
+      </w:r>
+    </w:p>
+    <w:p>
+      <w:r>
+        <w:t>PS</w:t>
+      </w:r>
+      <w:r>
+        <w:rPr>
+          <w:rFonts w:hint="eastAsia"/>
+        </w:rPr>
+        <w:t xml:space="preserve"> </w:t>
+      </w:r>
+      <w:r>
+        <w:rPr>
+          <w:rFonts w:hint="eastAsia"/>
+        </w:rPr>
+        <w:t>Orch1</w:t>
+      </w:r>
+      <w:r>
+        <w:t>:\&gt; Copy-OrchCredentialStore *</w:t>
+      </w:r>
+      <w:r>
+        <w:rPr>
+          <w:rFonts w:hint="eastAsia"/>
+        </w:rPr>
+        <w:t xml:space="preserve"> </w:t>
+      </w:r>
+      <w:r>
+        <w:rPr>
+          <w:rFonts w:hint="eastAsia"/>
+        </w:rPr>
+        <w:t>Orch2</w:t>
+      </w:r>
+      <w:r>
+        <w:t>:\</w:t>
+      </w:r>
+    </w:p>
+    <w:p>
+      <w:r>
+        <w:t>PS</w:t>
+      </w:r>
+      <w:r>
+        <w:rPr>
+          <w:rFonts w:hint="eastAsia"/>
+        </w:rPr>
+        <w:t xml:space="preserve"> </w:t>
+      </w:r>
+      <w:r>
+        <w:rPr>
+          <w:rFonts w:hint="eastAsia"/>
+        </w:rPr>
+        <w:t>Orch1</w:t>
+      </w:r>
+      <w:r>
+        <w:t>:\&gt; Copy-OrchRole *</w:t>
+      </w:r>
+      <w:r>
+        <w:rPr>
+          <w:rFonts w:hint="eastAsia"/>
+        </w:rPr>
+        <w:t xml:space="preserve"> </w:t>
+      </w:r>
+      <w:r>
+        <w:rPr>
+          <w:rFonts w:hint="eastAsia"/>
+        </w:rPr>
+        <w:t>Orch2</w:t>
+      </w:r>
+      <w:r>
+        <w:t>:\</w:t>
+      </w:r>
+    </w:p>
+    <w:p>
+      <w:r>
+        <w:t>PS</w:t>
+      </w:r>
+      <w:r>
+        <w:rPr>
+          <w:rFonts w:hint="eastAsia"/>
+        </w:rPr>
+        <w:t xml:space="preserve"> </w:t>
+      </w:r>
+      <w:r>
+        <w:rPr>
+          <w:rFonts w:hint="eastAsia"/>
+        </w:rPr>
+        <w:t>Orch1</w:t>
+      </w:r>
+      <w:r>
+        <w:t>:\&gt; Copy-OrchUser *</w:t>
+      </w:r>
+      <w:r>
+        <w:rPr>
+          <w:rFonts w:hint="eastAsia"/>
+        </w:rPr>
+        <w:t xml:space="preserve"> </w:t>
+      </w:r>
+      <w:r>
+        <w:rPr>
+          <w:rFonts w:hint="eastAsia"/>
+        </w:rPr>
+        <w:t>Orch2</w:t>
+      </w:r>
+      <w:r>
+        <w:t>:\</w:t>
+      </w:r>
+    </w:p>
+    <w:p>
+      <w:r>
+        <w:t>PS</w:t>
+      </w:r>
+      <w:r>
+        <w:rPr>
+          <w:rFonts w:hint="eastAsia"/>
+        </w:rPr>
+        <w:t xml:space="preserve"> </w:t>
+      </w:r>
+      <w:r>
+        <w:rPr>
+          <w:rFonts w:hint="eastAsia"/>
+        </w:rPr>
+        <w:t>Orch1</w:t>
+      </w:r>
+      <w:r>
+        <w:t>:\&gt; Copy-OrchMachine *</w:t>
+      </w:r>
+      <w:r>
+        <w:rPr>
+          <w:rFonts w:hint="eastAsia"/>
+        </w:rPr>
+        <w:t xml:space="preserve"> </w:t>
+      </w:r>
+      <w:r>
+        <w:rPr>
+          <w:rFonts w:hint="eastAsia"/>
+        </w:rPr>
+        <w:t>Orch2</w:t>
+      </w:r>
+      <w:r>
+        <w:t>:\</w:t>
+      </w:r>
+    </w:p>
+    <w:p>
+      <w:r>
+        <w:t>PS</w:t>
+      </w:r>
+      <w:r>
+        <w:rPr>
+          <w:rFonts w:hint="eastAsia"/>
+        </w:rPr>
+        <w:t xml:space="preserve"> </w:t>
+      </w:r>
+      <w:r>
+        <w:rPr>
+          <w:rFonts w:hint="eastAsia"/>
+        </w:rPr>
+        <w:t>Orch1</w:t>
+      </w:r>
+      <w:r>
+        <w:t>:\&gt; Copy-OrchCalendar *</w:t>
+      </w:r>
+      <w:r>
+        <w:rPr>
+          <w:rFonts w:hint="eastAsia"/>
+        </w:rPr>
+        <w:t xml:space="preserve"> </w:t>
+      </w:r>
+      <w:r>
+        <w:rPr>
+          <w:rFonts w:hint="eastAsia"/>
+        </w:rPr>
+        <w:t>Orch2</w:t>
+      </w:r>
+      <w:r>
+        <w:t>:\</w:t>
+      </w:r>
+    </w:p>
+    <w:p>
+      <w:r>
+        <w:t>PS</w:t>
+      </w:r>
+      <w:r>
+        <w:rPr>
+          <w:rFonts w:hint="eastAsia"/>
+        </w:rPr>
+        <w:t xml:space="preserve"> </w:t>
+      </w:r>
+      <w:r>
+        <w:rPr>
+          <w:rFonts w:hint="eastAsia"/>
+        </w:rPr>
+        <w:t>Orch1</w:t>
+      </w:r>
+      <w:r>
+        <w:t xml:space="preserve">:\&gt; Copy-OrchWebhook * </w:t>
+      </w:r>
+      <w:r>
+        <w:rPr>
+          <w:rFonts w:hint="eastAsia"/>
+        </w:rPr>
+        <w:t>Orch2</w:t>
+      </w:r>
+      <w:r>
+        <w:t>:\</w:t>
+      </w:r>
+    </w:p>
+    <w:bookmarkEnd w:id="63"/>
+    <w:p>
+      <w:r>
+        <w:rPr>
+          <w:rFonts w:hint="eastAsia"/>
+        </w:rPr>
+        <w:t>（コピーが必要な個人用ワークスペース</w:t>
+      </w:r>
+      <w:r>
+        <w:rPr>
+          <w:rFonts w:hint="eastAsia"/>
+        </w:rPr>
+        <w:t>について、Orchestrator webで手動で</w:t>
+      </w:r>
+      <w:r>
+        <w:rPr>
+          <w:rFonts w:hint="eastAsia"/>
+        </w:rPr>
+        <w:t>探索を開始）</w:t>
+      </w:r>
+    </w:p>
+    <w:p>
+      <w:bookmarkStart w:id="64" w:name="_Hlk194329643"/>
+      <w:r>
+        <w:rPr>
+          <w:rFonts w:hint="eastAsia"/>
+        </w:rPr>
+        <w:t xml:space="preserve">PS </w:t>
+      </w:r>
+      <w:r>
+        <w:rPr>
+          <w:rFonts w:hint="eastAsia"/>
+        </w:rPr>
+        <w:t>Orch1:</w:t>
+      </w:r>
+      <w:r>
+        <w:rPr>
+          <w:rFonts w:hint="eastAsia"/>
+        </w:rPr>
+        <w:t>\&gt; Clear-OrchCache</w:t>
+      </w:r>
+    </w:p>
+    <w:p>
+      <w:r>
+        <w:rPr>
+          <w:rFonts w:hint="eastAsia"/>
+        </w:rPr>
+        <w:t xml:space="preserve">PS </w:t>
+      </w:r>
+      <w:r>
+        <w:rPr>
+          <w:rFonts w:hint="eastAsia"/>
+        </w:rPr>
+        <w:t>Orch1</w:t>
+      </w:r>
+      <w:r>
+        <w:rPr>
+          <w:rFonts w:hint="eastAsia"/>
+        </w:rPr>
+        <w:t xml:space="preserve">:\&gt; copy -Recurse * </w:t>
+      </w:r>
+      <w:r>
+        <w:rPr>
+          <w:rFonts w:hint="eastAsia"/>
+        </w:rPr>
+        <w:t>Orch2</w:t>
+      </w:r>
+      <w:r>
+        <w:rPr>
+          <w:rFonts w:hint="eastAsia"/>
+        </w:rPr>
+        <w:t>:\</w:t>
+      </w:r>
+      <w:bookmarkEnd w:id="64"/>
+    </w:p>
+    <w:p>
+      <w:pPr>
+        <w:pStyle w:val="Heading3"/>
+      </w:pPr>
+      <w:bookmarkStart w:id="65" w:name="_Toc189667026"/>
+      <w:r>
+        <w:rPr>
+          <w:rFonts w:hint="eastAsia"/>
+        </w:rPr>
+        <w:lastRenderedPageBreak/>
+        <w:t>テナント移行時の注意事項</w:t>
+      </w:r>
+      <w:bookmarkEnd w:id="65"/>
+    </w:p>
+    <w:p>
+      <w:r>
+        <w:rPr>
+          <w:rFonts w:hint="eastAsia"/>
+        </w:rPr>
+        <w:t>テナントを移行するときは、コピー元とコピー先のドライブ名を間違えないように特に注意してください。ドライブ名をSrcとDstのように、間違えようのない名前にしてから作業すると良いでしょう。また、SrcドライブのスコープはすべてReadのみとしておき、誤ってSrcドライブのエンティティを削除することがないようにしてください。</w:t>
+      </w:r>
+    </w:p>
+    <w:p>
+      <w:pPr>
+        <w:pStyle w:val="Heading1"/>
+      </w:pPr>
+      <w:bookmarkStart w:id="66" w:name="_Toc189667027"/>
+      <w:r>
+        <w:rPr>
+          <w:rFonts w:hint="eastAsia"/>
+        </w:rPr>
+        <w:t>コマンドレットリファレンス</w:t>
+      </w:r>
+      <w:bookmarkEnd w:id="66"/>
+    </w:p>
+    <w:p>
+      <w:r>
+        <w:rPr>
+          <w:rFonts w:hint="eastAsia"/>
+        </w:rPr>
+        <w:t>本稿では、</w:t>
+      </w:r>
+      <w:r>
+        <w:rPr>
+          <w:rFonts w:hint="eastAsia"/>
+        </w:rPr>
+        <w:t>コマンドレットの名前と</w:t>
+      </w:r>
+      <w:r>
+        <w:rPr>
+          <w:rFonts w:hint="eastAsia"/>
+        </w:rPr>
+        <w:t>パラメーター</w:t>
+      </w:r>
+      <w:r>
+        <w:rPr>
+          <w:rFonts w:hint="eastAsia"/>
+        </w:rPr>
+        <w:t>を次のように示します。</w:t>
       </w:r>
     </w:p>
     <w:tbl>
@@ -38997,39 +40084,31 @@
           <w:p>
             <w:pPr>
               <w:rPr>
-                <w:rFonts w:hint="eastAsia"/>
+                <w:b/>
+                <w:bCs/>
+                <w:i/>
+                <w:iCs/>
               </w:rPr>
             </w:pPr>
             <w:r>
               <w:rPr>
-                <w:rFonts w:hint="eastAsia"/>
-              </w:rPr>
-              <w:t>PS Orch1:\&gt; Copy-OrchPmUser * Orch2:</w:t>
-            </w:r>
-            <w:r>
-              <w:rPr>
-                <w:rFonts w:hint="eastAsia"/>
-              </w:rPr>
-              <w:t xml:space="preserve"> -WhatIf</w:t>
+                <w:b/>
+                <w:bCs/>
+                <w:i/>
+                <w:iCs/>
+              </w:rPr>
+              <w:t>Get-ChildItem [[-Path] &lt;string[]&gt;] [[-Filter] &lt;string&gt;] [-Include &lt;string[]&gt;] [-Exclude &lt;string[]&gt;] [-Recurse] [-Depth &lt;uint&gt;] [-Force] [-Reload]</w:t>
             </w:r>
           </w:p>
           <w:p>
-            <w:pPr>
+            <w:r>
               <w:rPr>
                 <w:rFonts w:hint="eastAsia"/>
               </w:rPr>
-            </w:pPr>
-            <w:r>
-              <w:rPr>
-                <w:rFonts w:hint="eastAsia"/>
-              </w:rPr>
-              <w:t>PS Orch1:\&gt; Copy-OrchPmRobotAccount * Orch2:</w:t>
-            </w:r>
-            <w:r>
-              <w:rPr>
-                <w:rFonts w:hint="eastAsia"/>
-              </w:rPr>
-              <w:t xml:space="preserve"> -WhatIf</w:t>
+              <w:t>必要な権限:</w:t>
+            </w:r>
+            <w:r>
+              <w:t xml:space="preserve"> OR.Folders.Read</w:t>
             </w:r>
           </w:p>
         </w:tc>
@@ -39041,1199 +40120,35 @@
         <w:pStyle w:val="ListParagraph"/>
         <w:numPr>
           <w:ilvl w:val="0"/>
-          <w:numId w:val="40"/>
+          <w:numId w:val="14"/>
         </w:numPr>
       </w:pPr>
       <w:r>
         <w:rPr>
           <w:rFonts w:hint="eastAsia"/>
         </w:rPr>
-        <w:t>-WhatIfスイッチパラメーターは、実際にはコピーをせずにログだけを出力します。問題ないことを確認したら、-WhatIfを除去して再実行してください。</w:t>
-      </w:r>
-    </w:p>
-    <w:p>
-      <w:pPr>
-        <w:pStyle w:val="ListParagraph"/>
-        <w:numPr>
-          <w:ilvl w:val="0"/>
-          <w:numId w:val="40"/>
-        </w:numPr>
-      </w:pPr>
-      <w:r>
-        <w:rPr>
-          <w:rFonts w:hint="eastAsia"/>
-        </w:rPr>
-        <w:t>Copy-OrchPmUserは、指定のユーザーをコピーするとき、このユーザーを自動で同じ組織グループに追加します。同名の組織グループがコピー先の組織に存在しない場合には、自動で同名のグループを作成します。このため、組織のローカルグループを明示的にコピーする必要はありません。</w:t>
-      </w:r>
-    </w:p>
-    <w:p>
-      <w:pPr>
-        <w:pStyle w:val="ListParagraph"/>
-        <w:numPr>
-          <w:ilvl w:val="0"/>
-          <w:numId w:val="40"/>
-        </w:numPr>
-        <w:rPr>
-          <w:rFonts w:hint="eastAsia"/>
-        </w:rPr>
-      </w:pPr>
-      <w:r>
-        <w:rPr>
-          <w:rFonts w:hint="eastAsia"/>
-        </w:rPr>
-        <w:t>組織がActive Directoryに統合されている場合には、組織のローカルユーザーをコピーする必要はありません。</w:t>
-      </w:r>
-    </w:p>
-    <w:p>
-      <w:pPr>
-        <w:pStyle w:val="ListParagraph"/>
-        <w:numPr>
-          <w:ilvl w:val="0"/>
-          <w:numId w:val="40"/>
-        </w:numPr>
-      </w:pPr>
-      <w:r>
-        <w:rPr>
-          <w:rFonts w:hint="eastAsia"/>
-        </w:rPr>
-        <w:t>ただし、組織のローカルグループにディレクトリユーザーが追加されている場合には、</w:t>
-      </w:r>
-      <w:r>
-        <w:rPr>
-          <w:rFonts w:hint="eastAsia"/>
-        </w:rPr>
-        <w:t>組織のローカルグループの</w:t>
-      </w:r>
-      <w:r>
-        <w:rPr>
-          <w:rFonts w:hint="eastAsia"/>
-        </w:rPr>
-        <w:t>移行が必要となります。次のようにして移行できます。</w:t>
-      </w:r>
-    </w:p>
-    <w:tbl>
-      <w:tblPr>
-        <w:tblStyle w:val="TableGrid"/>
-        <w:tblW w:w="0" w:type="auto"/>
-        <w:tblLook w:val="04A0" w:firstRow="1" w:lastRow="0" w:firstColumn="1" w:lastColumn="0" w:noHBand="0" w:noVBand="1"/>
-      </w:tblPr>
-      <w:tblGrid>
-        <w:gridCol w:w="8494"/>
-      </w:tblGrid>
-      <w:tr>
-        <w:tc>
-          <w:tcPr>
-            <w:tcW w:w="8494" w:type="dxa"/>
-          </w:tcPr>
-          <w:p>
-            <w:r>
-              <w:rPr>
-                <w:rFonts w:hint="eastAsia"/>
-              </w:rPr>
-              <w:t>PS Orch1:\&gt; Get-OrchPmGroupMember -ExportCsv c:groups.csv</w:t>
-            </w:r>
-          </w:p>
-          <w:p>
-            <w:r>
-              <w:rPr>
-                <w:rFonts w:hint="eastAsia"/>
-              </w:rPr>
-              <w:t>PS Orch1:\&gt; Import-Csv c:groups.csv | Add-OrchPmGroupMember -Path Orch2:</w:t>
-            </w:r>
-          </w:p>
-        </w:tc>
-      </w:tr>
-    </w:tbl>
-    <w:p>
-      <w:pPr>
-        <w:rPr>
-          <w:rFonts w:hint="eastAsia"/>
-        </w:rPr>
-      </w:pPr>
-    </w:p>
-    <w:p>
-      <w:pPr>
-        <w:pStyle w:val="Heading4"/>
-        <w:rPr>
-          <w:rFonts w:hint="eastAsia"/>
-        </w:rPr>
-      </w:pPr>
-      <w:r>
-        <w:rPr>
-          <w:rFonts w:hint="eastAsia"/>
-        </w:rPr>
-        <w:t>テナントエンティティとフォルダーエンティティ</w:t>
-      </w:r>
-      <w:r>
-        <w:rPr>
-          <w:rFonts w:hint="eastAsia"/>
-        </w:rPr>
-        <w:t>を</w:t>
-      </w:r>
-      <w:r>
-        <w:rPr>
-          <w:rFonts w:hint="eastAsia"/>
-        </w:rPr>
-        <w:t>移行</w:t>
-      </w:r>
-      <w:r>
-        <w:rPr>
-          <w:rFonts w:hint="eastAsia"/>
-        </w:rPr>
-        <w:t>する</w:t>
-      </w:r>
-      <w:r>
-        <w:rPr>
-          <w:rFonts w:hint="eastAsia"/>
-        </w:rPr>
-        <w:t>手順</w:t>
-      </w:r>
-    </w:p>
-    <w:p>
-      <w:pPr>
-        <w:rPr>
-          <w:rFonts w:hint="eastAsia"/>
-        </w:rPr>
-      </w:pPr>
-      <w:r>
-        <w:rPr>
-          <w:rFonts w:hint="eastAsia"/>
-        </w:rPr>
-        <w:t>次のコマンドレットを実行することで、テナントエンティティとフォルダーエンティティの両方をコピーできます。</w:t>
-      </w:r>
-    </w:p>
-    <w:tbl>
-      <w:tblPr>
-        <w:tblStyle w:val="TableGrid"/>
-        <w:tblW w:w="0" w:type="auto"/>
-        <w:tblLook w:val="04A0" w:firstRow="1" w:lastRow="0" w:firstColumn="1" w:lastColumn="0" w:noHBand="0" w:noVBand="1"/>
-      </w:tblPr>
-      <w:tblGrid>
-        <w:gridCol w:w="8494"/>
-      </w:tblGrid>
-      <w:tr>
-        <w:tc>
-          <w:tcPr>
-            <w:tcW w:w="8494" w:type="dxa"/>
-          </w:tcPr>
-          <w:p>
-            <w:pPr>
-              <w:rPr>
-                <w:rFonts w:hint="eastAsia"/>
-              </w:rPr>
-            </w:pPr>
-            <w:r>
-              <w:rPr>
-                <w:rFonts w:hint="eastAsia"/>
-              </w:rPr>
-              <w:t>PS Orch1:\&gt; copy . Orch2:\ -Recurse -WhatIf</w:t>
-            </w:r>
-          </w:p>
-        </w:tc>
-      </w:tr>
-    </w:tbl>
-    <w:p>
-      <w:pPr>
-        <w:rPr>
-          <w:rFonts w:hint="eastAsia"/>
-        </w:rPr>
-      </w:pPr>
-    </w:p>
-    <w:p>
-      <w:pPr>
-        <w:pStyle w:val="ListParagraph"/>
-        <w:numPr>
-          <w:ilvl w:val="0"/>
-          <w:numId w:val="43"/>
-        </w:numPr>
-        <w:rPr>
-          <w:rFonts w:hint="eastAsia"/>
-        </w:rPr>
-      </w:pPr>
-      <w:r>
-        <w:rPr>
-          <w:rFonts w:hint="eastAsia"/>
-        </w:rPr>
-        <w:t>ルートフォルダーを別のテナントのルートフォルダーにコピーする操作をすると、すべてのテナントエンティティが</w:t>
-      </w:r>
-      <w:r>
-        <w:rPr>
-          <w:rFonts w:hint="eastAsia"/>
-        </w:rPr>
-        <w:t>コピーされます。この機能は、</w:t>
-      </w:r>
-      <w:r>
-        <w:rPr>
-          <w:rFonts w:hint="eastAsia"/>
-        </w:rPr>
-        <w:t>UiPathOrch version 0.9.11.0</w:t>
-      </w:r>
-      <w:r>
-        <w:rPr>
-          <w:rFonts w:hint="eastAsia"/>
-        </w:rPr>
-        <w:t>で追加されました。</w:t>
-      </w:r>
-    </w:p>
-    <w:p>
-      <w:pPr>
-        <w:pStyle w:val="ListParagraph"/>
-        <w:numPr>
-          <w:ilvl w:val="0"/>
-          <w:numId w:val="43"/>
-        </w:numPr>
-      </w:pPr>
-      <w:r>
-        <w:rPr>
-          <w:rFonts w:hint="eastAsia"/>
-        </w:rPr>
-        <w:t>フォルダーをコピーすると、そのフォルダーに含まれるすべてのフォルダーエンティティがコピーされます。</w:t>
-      </w:r>
-    </w:p>
-    <w:p>
-      <w:pPr>
-        <w:pStyle w:val="ListParagraph"/>
-        <w:numPr>
-          <w:ilvl w:val="0"/>
-          <w:numId w:val="43"/>
-        </w:numPr>
-      </w:pPr>
-      <w:r>
-        <w:rPr>
-          <w:rFonts w:hint="eastAsia"/>
-        </w:rPr>
-        <w:t>-WhatIfスイッチパラメーターは、実際にはコピーをせずにログだけを出力します。問題ないことを確認したら、-WhatIfを除去して再実行してください。</w:t>
-      </w:r>
-    </w:p>
-    <w:p>
-      <w:pPr>
-        <w:pStyle w:val="ListParagraph"/>
-        <w:numPr>
-          <w:ilvl w:val="0"/>
-          <w:numId w:val="43"/>
-        </w:numPr>
-      </w:pPr>
-      <w:r>
-        <w:rPr>
-          <w:rFonts w:hint="eastAsia"/>
-        </w:rPr>
-        <w:t>-WhatIfの代わりに-Confirmを指定すると、コピーするエンティティとコピーしないエンティティを簡単に指定できます。</w:t>
-      </w:r>
-    </w:p>
-    <w:p>
-      <w:pPr>
-        <w:pStyle w:val="ListParagraph"/>
-        <w:numPr>
-          <w:ilvl w:val="0"/>
-          <w:numId w:val="43"/>
-        </w:numPr>
-      </w:pPr>
-      <w:r>
-        <w:rPr>
-          <w:rFonts w:hint="eastAsia"/>
-        </w:rPr>
-        <w:t>個人用ワークスペースを移行する必要がある場合には、移行元と移行先のテナントの両方で、対象となる個人用ワークスペースにUiPathOrchでアクセスできるようになっている必要があります。Orchestrator webで個人用ワークスペースの探索を開始し、UiPathOrchのPowerShellドライブで Clear-OrchCacheコマンドレットを実行してく</w:t>
-      </w:r>
-      <w:r>
-        <w:rPr>
-          <w:rFonts w:hint="eastAsia"/>
-        </w:rPr>
-        <w:lastRenderedPageBreak/>
-        <w:t>ださい。dirコマンドを実行し、個人用ワークスペースフォルダーが表示されることを確認してください。</w:t>
-      </w:r>
-      <w:r>
-        <w:rPr>
-          <w:rFonts w:hint="eastAsia"/>
-        </w:rPr>
-        <w:t>個人用ワークスペースの探索開始</w:t>
-      </w:r>
-      <w:r>
-        <w:rPr>
-          <w:rFonts w:hint="eastAsia"/>
-        </w:rPr>
-        <w:t>は、Orchestrator Web APIで行えないため、手動で開始する必要があります。ユーザー数が多いと大変ですが、がんばってください。</w:t>
-      </w:r>
-    </w:p>
-    <w:p>
-      <w:pPr>
-        <w:pStyle w:val="ListParagraph"/>
-        <w:numPr>
-          <w:ilvl w:val="0"/>
-          <w:numId w:val="43"/>
-        </w:numPr>
-      </w:pPr>
-      <w:r>
-        <w:rPr>
-          <w:rFonts w:hint="eastAsia"/>
-        </w:rPr>
-        <w:t>なお、テナントにユーザーを作成した後に次を実行すると、まとめて個人用ワークスペースフォルダーを有効にできます。</w:t>
-      </w:r>
-    </w:p>
-    <w:tbl>
-      <w:tblPr>
-        <w:tblStyle w:val="TableGrid"/>
-        <w:tblW w:w="0" w:type="auto"/>
-        <w:tblLook w:val="04A0" w:firstRow="1" w:lastRow="0" w:firstColumn="1" w:lastColumn="0" w:noHBand="0" w:noVBand="1"/>
-      </w:tblPr>
-      <w:tblGrid>
-        <w:gridCol w:w="8494"/>
-      </w:tblGrid>
-      <w:tr>
-        <w:tc>
-          <w:tcPr>
-            <w:tcW w:w="8494" w:type="dxa"/>
-          </w:tcPr>
-          <w:p>
-            <w:pPr>
-              <w:rPr>
-                <w:rFonts w:hint="eastAsia"/>
-              </w:rPr>
-            </w:pPr>
-            <w:r>
-              <w:rPr>
-                <w:rFonts w:hint="eastAsia"/>
-              </w:rPr>
-              <w:t xml:space="preserve">PS&gt; </w:t>
-            </w:r>
-            <w:r>
-              <w:rPr>
-                <w:rFonts w:hint="eastAsia"/>
-              </w:rPr>
-              <w:t>Enable-OrchPersonalWorkspace</w:t>
-            </w:r>
-            <w:r>
-              <w:rPr>
-                <w:rFonts w:hint="eastAsia"/>
-              </w:rPr>
-              <w:t xml:space="preserve"> -Path O</w:t>
-            </w:r>
-            <w:r>
-              <w:t>r</w:t>
-            </w:r>
-            <w:r>
-              <w:rPr>
-                <w:rFonts w:hint="eastAsia"/>
-              </w:rPr>
-              <w:t>ch2: *</w:t>
-            </w:r>
-          </w:p>
-        </w:tc>
-      </w:tr>
-    </w:tbl>
-    <w:p/>
-    <w:p>
-      <w:r>
-        <w:rPr>
-          <w:rFonts w:hint="eastAsia"/>
-        </w:rPr>
-        <w:t>Copy-Item (別名: copy) の実行方法には、</w:t>
-      </w:r>
-      <w:r>
-        <w:rPr>
-          <w:rFonts w:hint="eastAsia"/>
-        </w:rPr>
-        <w:t>次のようなバリエーションがあります。</w:t>
-      </w:r>
-    </w:p>
-    <w:p>
-      <w:pPr>
-        <w:pStyle w:val="ListParagraph"/>
-        <w:numPr>
-          <w:ilvl w:val="0"/>
-          <w:numId w:val="44"/>
-        </w:numPr>
-      </w:pPr>
-      <w:r>
-        <w:rPr>
-          <w:rFonts w:hint="eastAsia"/>
-        </w:rPr>
-        <w:t>テナントエンティティとフォルダーエンティティをすべてコピーする:</w:t>
-      </w:r>
-    </w:p>
-    <w:tbl>
-      <w:tblPr>
-        <w:tblStyle w:val="TableGrid"/>
-        <w:tblW w:w="0" w:type="auto"/>
-        <w:tblLook w:val="04A0" w:firstRow="1" w:lastRow="0" w:firstColumn="1" w:lastColumn="0" w:noHBand="0" w:noVBand="1"/>
-      </w:tblPr>
-      <w:tblGrid>
-        <w:gridCol w:w="8494"/>
-      </w:tblGrid>
-      <w:tr>
-        <w:tc>
-          <w:tcPr>
-            <w:tcW w:w="8494" w:type="dxa"/>
-          </w:tcPr>
-          <w:p>
-            <w:pPr>
-              <w:rPr>
-                <w:rFonts w:hint="eastAsia"/>
-              </w:rPr>
-            </w:pPr>
-            <w:r>
-              <w:t xml:space="preserve">PS&gt; copy </w:t>
-            </w:r>
-            <w:r>
-              <w:rPr>
-                <w:rFonts w:hint="eastAsia"/>
-              </w:rPr>
-              <w:t>Orch1:</w:t>
-            </w:r>
-            <w:r>
-              <w:t>\</w:t>
-            </w:r>
-            <w:r>
-              <w:rPr>
-                <w:rFonts w:hint="eastAsia"/>
-              </w:rPr>
-              <w:t xml:space="preserve"> Orch2</w:t>
-            </w:r>
-            <w:r>
-              <w:t>:\ -Recurse</w:t>
-            </w:r>
-          </w:p>
-        </w:tc>
-      </w:tr>
-    </w:tbl>
-    <w:p/>
-    <w:p>
-      <w:pPr>
-        <w:pStyle w:val="ListParagraph"/>
-        <w:numPr>
-          <w:ilvl w:val="0"/>
-          <w:numId w:val="44"/>
-        </w:numPr>
-      </w:pPr>
-      <w:r>
-        <w:rPr>
-          <w:rFonts w:hint="eastAsia"/>
-        </w:rPr>
-        <w:t>ある種類の</w:t>
-      </w:r>
-      <w:r>
-        <w:rPr>
-          <w:rFonts w:hint="eastAsia"/>
-        </w:rPr>
-        <w:t>テナントエンティティと</w:t>
-      </w:r>
-      <w:r>
-        <w:rPr>
-          <w:rFonts w:hint="eastAsia"/>
-        </w:rPr>
-        <w:t>、特定の</w:t>
-      </w:r>
-      <w:r>
-        <w:rPr>
-          <w:rFonts w:hint="eastAsia"/>
-        </w:rPr>
-        <w:t>フォルダー</w:t>
-      </w:r>
-      <w:r>
-        <w:rPr>
-          <w:rFonts w:hint="eastAsia"/>
-        </w:rPr>
-        <w:t>だけ</w:t>
-      </w:r>
-      <w:r>
-        <w:rPr>
-          <w:rFonts w:hint="eastAsia"/>
-        </w:rPr>
-        <w:t>をコピーする:</w:t>
-      </w:r>
-    </w:p>
-    <w:tbl>
-      <w:tblPr>
-        <w:tblStyle w:val="TableGrid"/>
-        <w:tblW w:w="0" w:type="auto"/>
-        <w:tblLook w:val="04A0" w:firstRow="1" w:lastRow="0" w:firstColumn="1" w:lastColumn="0" w:noHBand="0" w:noVBand="1"/>
-      </w:tblPr>
-      <w:tblGrid>
-        <w:gridCol w:w="8494"/>
-      </w:tblGrid>
-      <w:tr>
-        <w:tc>
-          <w:tcPr>
-            <w:tcW w:w="8494" w:type="dxa"/>
-          </w:tcPr>
-          <w:p>
-            <w:pPr>
-              <w:rPr>
-                <w:rFonts w:hint="eastAsia"/>
-              </w:rPr>
-            </w:pPr>
-            <w:r>
-              <w:t xml:space="preserve">PS&gt; copy </w:t>
-            </w:r>
-            <w:r>
-              <w:rPr>
-                <w:rFonts w:hint="eastAsia"/>
-              </w:rPr>
-              <w:t>Orch1:</w:t>
-            </w:r>
-            <w:r>
-              <w:t>\</w:t>
-            </w:r>
-            <w:r>
-              <w:rPr>
-                <w:rFonts w:hint="eastAsia"/>
-              </w:rPr>
-              <w:t xml:space="preserve"> Orch2</w:t>
-            </w:r>
-            <w:r>
-              <w:t>:\ -Recurse</w:t>
-            </w:r>
-            <w:r>
-              <w:rPr>
-                <w:rFonts w:hint="eastAsia"/>
-              </w:rPr>
-              <w:t xml:space="preserve"> -Confirm</w:t>
-            </w:r>
-          </w:p>
-        </w:tc>
-      </w:tr>
-    </w:tbl>
-    <w:p>
-      <w:pPr>
-        <w:rPr>
-          <w:rFonts w:hint="eastAsia"/>
-        </w:rPr>
-      </w:pPr>
-    </w:p>
-    <w:p>
-      <w:pPr>
-        <w:pStyle w:val="ListParagraph"/>
-        <w:numPr>
-          <w:ilvl w:val="0"/>
-          <w:numId w:val="44"/>
-        </w:numPr>
-        <w:rPr>
-          <w:rFonts w:hint="eastAsia"/>
-        </w:rPr>
-      </w:pPr>
-      <w:r>
-        <w:rPr>
-          <w:rFonts w:hint="eastAsia"/>
-        </w:rPr>
-        <w:t>すべてのテナントエンティティをコピーする（フォルダーは除外する）:</w:t>
-      </w:r>
-    </w:p>
-    <w:tbl>
-      <w:tblPr>
-        <w:tblStyle w:val="TableGrid"/>
-        <w:tblW w:w="0" w:type="auto"/>
-        <w:tblLook w:val="04A0" w:firstRow="1" w:lastRow="0" w:firstColumn="1" w:lastColumn="0" w:noHBand="0" w:noVBand="1"/>
-      </w:tblPr>
-      <w:tblGrid>
-        <w:gridCol w:w="8494"/>
-      </w:tblGrid>
-      <w:tr>
-        <w:tc>
-          <w:tcPr>
-            <w:tcW w:w="8494" w:type="dxa"/>
-          </w:tcPr>
-          <w:p>
-            <w:r>
-              <w:t xml:space="preserve">PS&gt; copy </w:t>
-            </w:r>
-            <w:r>
-              <w:rPr>
-                <w:rFonts w:hint="eastAsia"/>
-              </w:rPr>
-              <w:t>Orch1</w:t>
-            </w:r>
-            <w:r>
-              <w:t>:\</w:t>
-            </w:r>
-            <w:r>
-              <w:rPr>
-                <w:rFonts w:hint="eastAsia"/>
-              </w:rPr>
-              <w:t xml:space="preserve"> Orch2</w:t>
-            </w:r>
-            <w:r>
-              <w:t>:\</w:t>
-            </w:r>
-          </w:p>
-        </w:tc>
-      </w:tr>
-    </w:tbl>
-    <w:p/>
-    <w:p>
-      <w:pPr>
-        <w:pStyle w:val="ListParagraph"/>
-        <w:numPr>
-          <w:ilvl w:val="0"/>
-          <w:numId w:val="44"/>
-        </w:numPr>
-      </w:pPr>
-      <w:r>
-        <w:rPr>
-          <w:rFonts w:hint="eastAsia"/>
-        </w:rPr>
-        <w:t>すべてのフォルダーをコピーする（テナントエンティティは除外する）:</w:t>
-      </w:r>
-    </w:p>
-    <w:tbl>
-      <w:tblPr>
-        <w:tblStyle w:val="TableGrid"/>
-        <w:tblW w:w="0" w:type="auto"/>
-        <w:tblLook w:val="04A0" w:firstRow="1" w:lastRow="0" w:firstColumn="1" w:lastColumn="0" w:noHBand="0" w:noVBand="1"/>
-      </w:tblPr>
-      <w:tblGrid>
-        <w:gridCol w:w="8494"/>
-      </w:tblGrid>
-      <w:tr>
-        <w:tc>
-          <w:tcPr>
-            <w:tcW w:w="8494" w:type="dxa"/>
-          </w:tcPr>
-          <w:p>
-            <w:r>
-              <w:t xml:space="preserve">PS&gt; copy </w:t>
-            </w:r>
-            <w:r>
-              <w:rPr>
-                <w:rFonts w:hint="eastAsia"/>
-              </w:rPr>
-              <w:t>Orch1</w:t>
-            </w:r>
-            <w:r>
-              <w:t xml:space="preserve">:\* </w:t>
-            </w:r>
-            <w:r>
-              <w:rPr>
-                <w:rFonts w:hint="eastAsia"/>
-              </w:rPr>
-              <w:t>Orch2</w:t>
-            </w:r>
-            <w:r>
-              <w:t>:\ -Recurse</w:t>
-            </w:r>
-          </w:p>
-        </w:tc>
-      </w:tr>
-    </w:tbl>
-    <w:p>
-      <w:pPr>
-        <w:rPr>
-          <w:rFonts w:hint="eastAsia"/>
-        </w:rPr>
-      </w:pPr>
-      <w:r>
-        <w:rPr>
-          <w:rFonts w:hint="eastAsia"/>
-        </w:rPr>
-        <w:t>Orch1:\* には、Orch1:\ は含まれないことに留意してください。</w:t>
-      </w:r>
-    </w:p>
-    <w:p>
-      <w:pPr>
-        <w:rPr>
-          <w:rFonts w:hint="eastAsia"/>
-        </w:rPr>
-      </w:pPr>
-    </w:p>
-    <w:p>
-      <w:pPr>
-        <w:pStyle w:val="ListParagraph"/>
-        <w:numPr>
-          <w:ilvl w:val="0"/>
-          <w:numId w:val="44"/>
-        </w:numPr>
-      </w:pPr>
-      <w:r>
-        <w:rPr>
-          <w:rFonts w:hint="eastAsia"/>
-        </w:rPr>
-        <w:t>すべてのフォルダーのみをコピーし、</w:t>
-      </w:r>
-      <w:r>
-        <w:rPr>
-          <w:rFonts w:hint="eastAsia"/>
-        </w:rPr>
-        <w:t>テナントエンティティと</w:t>
-      </w:r>
-      <w:r>
-        <w:rPr>
-          <w:rFonts w:hint="eastAsia"/>
-        </w:rPr>
-        <w:t>フォルダーに含まれるエンティティはコピーしない:</w:t>
-      </w:r>
-    </w:p>
-    <w:tbl>
-      <w:tblPr>
-        <w:tblStyle w:val="TableGrid"/>
-        <w:tblW w:w="0" w:type="auto"/>
-        <w:tblLook w:val="04A0" w:firstRow="1" w:lastRow="0" w:firstColumn="1" w:lastColumn="0" w:noHBand="0" w:noVBand="1"/>
-      </w:tblPr>
-      <w:tblGrid>
-        <w:gridCol w:w="8494"/>
-      </w:tblGrid>
-      <w:tr>
-        <w:tc>
-          <w:tcPr>
-            <w:tcW w:w="8494" w:type="dxa"/>
-          </w:tcPr>
-          <w:p>
-            <w:r>
-              <w:t xml:space="preserve">PS&gt; copy </w:t>
-            </w:r>
-            <w:r>
-              <w:rPr>
-                <w:rFonts w:hint="eastAsia"/>
-              </w:rPr>
-              <w:t>Orch1</w:t>
-            </w:r>
-            <w:r>
-              <w:t xml:space="preserve">:\* </w:t>
-            </w:r>
-            <w:r>
-              <w:rPr>
-                <w:rFonts w:hint="eastAsia"/>
-              </w:rPr>
-              <w:t>Orch2</w:t>
-            </w:r>
-            <w:r>
-              <w:t>:\ -Recurse</w:t>
-            </w:r>
-            <w:r>
-              <w:rPr>
-                <w:rFonts w:hint="eastAsia"/>
-              </w:rPr>
-              <w:t xml:space="preserve"> -</w:t>
-            </w:r>
-            <w:r>
-              <w:t>ExcludeEntities</w:t>
-            </w:r>
-          </w:p>
-        </w:tc>
-      </w:tr>
-    </w:tbl>
-    <w:p/>
-    <w:p>
-      <w:r>
-        <w:rPr>
-          <w:rFonts w:hint="eastAsia"/>
-        </w:rPr>
-        <w:t>もし、特定のエンティティのみをコピーしたい場合には、エンティティの種別ごとに用意されているコピーコマンドレットをご利用ください。</w:t>
-      </w:r>
-      <w:r>
-        <w:rPr>
-          <w:rFonts w:hint="eastAsia"/>
-        </w:rPr>
-        <w:t>テナントを移行するときには、各エンティティを適切な順でコピーすることが重要です。たとえば、プロセスをコピーする前にパッケージをコピーしてください。</w:t>
-      </w:r>
-      <w:r>
-        <w:rPr>
-          <w:rFonts w:hint="eastAsia"/>
-        </w:rPr>
-        <w:t>パッケージが存在しないと、プロセスのコピーに失敗してしまうからです。テナントエンティティをすべてコピーしてからフォルダーをコピーす</w:t>
-      </w:r>
-      <w:r>
-        <w:rPr>
-          <w:rFonts w:hint="eastAsia"/>
-        </w:rPr>
-        <w:t>べきです。次の順で各コマンドレットを実行すると良いでしょう。</w:t>
-      </w:r>
-    </w:p>
-    <w:p/>
-    <w:p>
-      <w:bookmarkStart w:id="63" w:name="_Hlk194329631"/>
-      <w:r>
-        <w:t xml:space="preserve">PS </w:t>
-      </w:r>
-      <w:r>
-        <w:rPr>
-          <w:rFonts w:hint="eastAsia"/>
-        </w:rPr>
-        <w:t>Orch1</w:t>
-      </w:r>
-      <w:r>
-        <w:t>:\&gt; Copy-OrchLibrary * *</w:t>
-      </w:r>
-      <w:r>
-        <w:rPr>
-          <w:rFonts w:hint="eastAsia"/>
-        </w:rPr>
-        <w:t xml:space="preserve"> </w:t>
-      </w:r>
-      <w:r>
-        <w:rPr>
-          <w:rFonts w:hint="eastAsia"/>
-        </w:rPr>
-        <w:t>Orch2</w:t>
-      </w:r>
-      <w:r>
-        <w:t>:\</w:t>
-      </w:r>
-    </w:p>
-    <w:p>
-      <w:r>
-        <w:t>PS</w:t>
-      </w:r>
-      <w:r>
-        <w:rPr>
-          <w:rFonts w:hint="eastAsia"/>
-        </w:rPr>
-        <w:t xml:space="preserve"> Orch1</w:t>
-      </w:r>
-      <w:r>
-        <w:t>:\&gt; Copy-OrchPackage * *</w:t>
-      </w:r>
-      <w:r>
-        <w:rPr>
-          <w:rFonts w:hint="eastAsia"/>
-        </w:rPr>
-        <w:t xml:space="preserve"> </w:t>
-      </w:r>
-      <w:r>
-        <w:rPr>
-          <w:rFonts w:hint="eastAsia"/>
-        </w:rPr>
-        <w:t>Orch2</w:t>
-      </w:r>
-      <w:r>
-        <w:t>:\</w:t>
-      </w:r>
-    </w:p>
-    <w:p>
-      <w:r>
-        <w:t>PS</w:t>
-      </w:r>
-      <w:r>
-        <w:rPr>
-          <w:rFonts w:hint="eastAsia"/>
-        </w:rPr>
-        <w:t xml:space="preserve"> </w:t>
-      </w:r>
-      <w:r>
-        <w:rPr>
-          <w:rFonts w:hint="eastAsia"/>
-        </w:rPr>
-        <w:t>Orch1</w:t>
-      </w:r>
-      <w:r>
-        <w:t>:\&gt; Copy-OrchCredentialStore *</w:t>
-      </w:r>
-      <w:r>
-        <w:rPr>
-          <w:rFonts w:hint="eastAsia"/>
-        </w:rPr>
-        <w:t xml:space="preserve"> </w:t>
-      </w:r>
-      <w:r>
-        <w:rPr>
-          <w:rFonts w:hint="eastAsia"/>
-        </w:rPr>
-        <w:t>Orch2</w:t>
-      </w:r>
-      <w:r>
-        <w:t>:\</w:t>
-      </w:r>
-    </w:p>
-    <w:p>
-      <w:r>
-        <w:lastRenderedPageBreak/>
-        <w:t>PS</w:t>
-      </w:r>
-      <w:r>
-        <w:rPr>
-          <w:rFonts w:hint="eastAsia"/>
-        </w:rPr>
-        <w:t xml:space="preserve"> </w:t>
-      </w:r>
-      <w:r>
-        <w:rPr>
-          <w:rFonts w:hint="eastAsia"/>
-        </w:rPr>
-        <w:t>Orch1</w:t>
-      </w:r>
-      <w:r>
-        <w:t>:\&gt; Copy-OrchRole *</w:t>
-      </w:r>
-      <w:r>
-        <w:rPr>
-          <w:rFonts w:hint="eastAsia"/>
-        </w:rPr>
-        <w:t xml:space="preserve"> </w:t>
-      </w:r>
-      <w:r>
-        <w:rPr>
-          <w:rFonts w:hint="eastAsia"/>
-        </w:rPr>
-        <w:t>Orch2</w:t>
-      </w:r>
-      <w:r>
-        <w:t>:\</w:t>
-      </w:r>
-    </w:p>
-    <w:p>
-      <w:r>
-        <w:t>PS</w:t>
-      </w:r>
-      <w:r>
-        <w:rPr>
-          <w:rFonts w:hint="eastAsia"/>
-        </w:rPr>
-        <w:t xml:space="preserve"> </w:t>
-      </w:r>
-      <w:r>
-        <w:rPr>
-          <w:rFonts w:hint="eastAsia"/>
-        </w:rPr>
-        <w:t>Orch1</w:t>
-      </w:r>
-      <w:r>
-        <w:t>:\&gt; Copy-OrchUser *</w:t>
-      </w:r>
-      <w:r>
-        <w:rPr>
-          <w:rFonts w:hint="eastAsia"/>
-        </w:rPr>
-        <w:t xml:space="preserve"> </w:t>
-      </w:r>
-      <w:r>
-        <w:rPr>
-          <w:rFonts w:hint="eastAsia"/>
-        </w:rPr>
-        <w:t>Orch2</w:t>
-      </w:r>
-      <w:r>
-        <w:t>:\</w:t>
-      </w:r>
-    </w:p>
-    <w:p>
-      <w:r>
-        <w:t>PS</w:t>
-      </w:r>
-      <w:r>
-        <w:rPr>
-          <w:rFonts w:hint="eastAsia"/>
-        </w:rPr>
-        <w:t xml:space="preserve"> </w:t>
-      </w:r>
-      <w:r>
-        <w:rPr>
-          <w:rFonts w:hint="eastAsia"/>
-        </w:rPr>
-        <w:t>Orch1</w:t>
-      </w:r>
-      <w:r>
-        <w:t>:\&gt; Copy-OrchMachine *</w:t>
-      </w:r>
-      <w:r>
-        <w:rPr>
-          <w:rFonts w:hint="eastAsia"/>
-        </w:rPr>
-        <w:t xml:space="preserve"> </w:t>
-      </w:r>
-      <w:r>
-        <w:rPr>
-          <w:rFonts w:hint="eastAsia"/>
-        </w:rPr>
-        <w:t>Orch2</w:t>
-      </w:r>
-      <w:r>
-        <w:t>:\</w:t>
-      </w:r>
-    </w:p>
-    <w:p>
-      <w:r>
-        <w:t>PS</w:t>
-      </w:r>
-      <w:r>
-        <w:rPr>
-          <w:rFonts w:hint="eastAsia"/>
-        </w:rPr>
-        <w:t xml:space="preserve"> </w:t>
-      </w:r>
-      <w:r>
-        <w:rPr>
-          <w:rFonts w:hint="eastAsia"/>
-        </w:rPr>
-        <w:t>Orch1</w:t>
-      </w:r>
-      <w:r>
-        <w:t>:\&gt; Copy-OrchCalendar *</w:t>
-      </w:r>
-      <w:r>
-        <w:rPr>
-          <w:rFonts w:hint="eastAsia"/>
-        </w:rPr>
-        <w:t xml:space="preserve"> </w:t>
-      </w:r>
-      <w:r>
-        <w:rPr>
-          <w:rFonts w:hint="eastAsia"/>
-        </w:rPr>
-        <w:t>Orch2</w:t>
-      </w:r>
-      <w:r>
-        <w:t>:\</w:t>
-      </w:r>
-    </w:p>
-    <w:p>
-      <w:r>
-        <w:t>PS</w:t>
-      </w:r>
-      <w:r>
-        <w:rPr>
-          <w:rFonts w:hint="eastAsia"/>
-        </w:rPr>
-        <w:t xml:space="preserve"> </w:t>
-      </w:r>
-      <w:r>
-        <w:rPr>
-          <w:rFonts w:hint="eastAsia"/>
-        </w:rPr>
-        <w:t>Orch1</w:t>
-      </w:r>
-      <w:r>
-        <w:t xml:space="preserve">:\&gt; Copy-OrchWebhook * </w:t>
-      </w:r>
-      <w:r>
-        <w:rPr>
-          <w:rFonts w:hint="eastAsia"/>
-        </w:rPr>
-        <w:t>Orch</w:t>
-      </w:r>
-      <w:r>
-        <w:rPr>
-          <w:rFonts w:hint="eastAsia"/>
-        </w:rPr>
-        <w:t>2</w:t>
-      </w:r>
-      <w:r>
-        <w:t>:\</w:t>
-      </w:r>
-    </w:p>
-    <w:bookmarkEnd w:id="63"/>
-    <w:p>
-      <w:r>
-        <w:rPr>
-          <w:rFonts w:hint="eastAsia"/>
-        </w:rPr>
-        <w:t>（コピーが必要な個人用ワークスペース</w:t>
-      </w:r>
-      <w:r>
-        <w:rPr>
-          <w:rFonts w:hint="eastAsia"/>
-        </w:rPr>
-        <w:t>について、Orchestrator webで手動で</w:t>
-      </w:r>
-      <w:r>
-        <w:rPr>
-          <w:rFonts w:hint="eastAsia"/>
-        </w:rPr>
-        <w:t>探索を開始）</w:t>
-      </w:r>
-    </w:p>
-    <w:p>
-      <w:bookmarkStart w:id="64" w:name="_Hlk194329643"/>
-      <w:r>
-        <w:rPr>
-          <w:rFonts w:hint="eastAsia"/>
-        </w:rPr>
-        <w:t xml:space="preserve">PS </w:t>
-      </w:r>
-      <w:r>
-        <w:rPr>
-          <w:rFonts w:hint="eastAsia"/>
-        </w:rPr>
-        <w:t>Orch</w:t>
-      </w:r>
-      <w:r>
-        <w:rPr>
-          <w:rFonts w:hint="eastAsia"/>
-        </w:rPr>
-        <w:t>1:</w:t>
-      </w:r>
-      <w:r>
-        <w:rPr>
-          <w:rFonts w:hint="eastAsia"/>
-        </w:rPr>
-        <w:t>\&gt; Clear-OrchCache</w:t>
-      </w:r>
-    </w:p>
-    <w:p>
-      <w:r>
-        <w:rPr>
-          <w:rFonts w:hint="eastAsia"/>
-        </w:rPr>
-        <w:t xml:space="preserve">PS </w:t>
-      </w:r>
-      <w:r>
-        <w:rPr>
-          <w:rFonts w:hint="eastAsia"/>
-        </w:rPr>
-        <w:t>Orch1</w:t>
-      </w:r>
-      <w:r>
-        <w:rPr>
-          <w:rFonts w:hint="eastAsia"/>
-        </w:rPr>
-        <w:t xml:space="preserve">:\&gt; copy -Recurse * </w:t>
-      </w:r>
-      <w:r>
-        <w:rPr>
-          <w:rFonts w:hint="eastAsia"/>
-        </w:rPr>
-        <w:t>Orch2</w:t>
-      </w:r>
-      <w:r>
-        <w:rPr>
-          <w:rFonts w:hint="eastAsia"/>
-        </w:rPr>
-        <w:t>:\</w:t>
-      </w:r>
-      <w:bookmarkEnd w:id="64"/>
-    </w:p>
-    <w:p>
-      <w:pPr>
-        <w:pStyle w:val="Heading3"/>
-      </w:pPr>
-      <w:bookmarkStart w:id="65" w:name="_Toc189667026"/>
-      <w:r>
-        <w:rPr>
-          <w:rFonts w:hint="eastAsia"/>
-        </w:rPr>
-        <w:t>テナント移行時の注意事項</w:t>
-      </w:r>
-      <w:bookmarkEnd w:id="65"/>
-    </w:p>
-    <w:p>
-      <w:r>
-        <w:rPr>
-          <w:rFonts w:hint="eastAsia"/>
-        </w:rPr>
-        <w:t>テナントを移行するときは、コピー元とコピー先のドライブ名を間違えないように特に注意してください。ドライブ名をSrcとDstのように、間違えようのない名前にしてから作業すると良いでしょう。また、SrcドライブのスコープはすべてReadのみとしておき、誤ってSrcドライブのエンティティを削除することがないようにしてください。</w:t>
-      </w:r>
-    </w:p>
-    <w:p>
-      <w:pPr>
-        <w:pStyle w:val="Heading1"/>
-      </w:pPr>
-      <w:bookmarkStart w:id="66" w:name="_Toc189667027"/>
-      <w:r>
-        <w:rPr>
-          <w:rFonts w:hint="eastAsia"/>
-        </w:rPr>
-        <w:t>コマンドレットリファレンス</w:t>
-      </w:r>
-      <w:bookmarkEnd w:id="66"/>
-    </w:p>
-    <w:p>
-      <w:r>
-        <w:rPr>
-          <w:rFonts w:hint="eastAsia"/>
-        </w:rPr>
-        <w:t>本稿では、</w:t>
-      </w:r>
-      <w:r>
-        <w:rPr>
-          <w:rFonts w:hint="eastAsia"/>
-        </w:rPr>
-        <w:t>コマンドレットの名前と</w:t>
+        <w:t>大かっこ[</w:t>
+      </w:r>
+      <w:r>
+        <w:t>]</w:t>
+      </w:r>
+      <w:r>
+        <w:rPr>
+          <w:rFonts w:hint="eastAsia"/>
+        </w:rPr>
+        <w:t>は省略可能な部分</w:t>
+      </w:r>
+      <w:r>
+        <w:rPr>
+          <w:rFonts w:hint="eastAsia"/>
+        </w:rPr>
+        <w:t>で</w:t>
+      </w:r>
+      <w:r>
+        <w:rPr>
+          <w:rFonts w:hint="eastAsia"/>
+        </w:rPr>
+        <w:t>す。</w:t>
       </w:r>
       <w:r>
         <w:rPr>
@@ -40245,57 +40160,48 @@
         <w:rPr>
           <w:rFonts w:hint="eastAsia"/>
         </w:rPr>
-        <w:t>を次のように示します。</w:t>
-      </w:r>
-    </w:p>
-    <w:tbl>
-      <w:tblPr>
-        <w:tblStyle w:val="TableGrid"/>
-        <w:tblW w:w="0" w:type="auto"/>
-        <w:tblLook w:val="04A0" w:firstRow="1" w:lastRow="0" w:firstColumn="1" w:lastColumn="0" w:noHBand="0" w:noVBand="1"/>
-      </w:tblPr>
-      <w:tblGrid>
-        <w:gridCol w:w="8494"/>
-      </w:tblGrid>
-      <w:tr>
-        <w:tc>
-          <w:tcPr>
-            <w:tcW w:w="8494" w:type="dxa"/>
-          </w:tcPr>
-          <w:p>
-            <w:pPr>
-              <w:rPr>
-                <w:b/>
-                <w:bCs/>
-                <w:i/>
-                <w:iCs/>
-              </w:rPr>
-            </w:pPr>
-            <w:r>
-              <w:rPr>
-                <w:b/>
-                <w:bCs/>
-                <w:i/>
-                <w:iCs/>
-              </w:rPr>
-              <w:t>Get-ChildItem [[-Path] &lt;string[]&gt;] [[-Filter] &lt;string&gt;] [-Include &lt;string[]&gt;] [-Exclude &lt;string[]&gt;] [-Recurse] [-Depth &lt;uint&gt;] [-Force] [-Reload]</w:t>
-            </w:r>
-          </w:p>
-          <w:p>
-            <w:r>
-              <w:rPr>
-                <w:rFonts w:hint="eastAsia"/>
-              </w:rPr>
-              <w:t>必要な権限:</w:t>
-            </w:r>
-            <w:r>
-              <w:t xml:space="preserve"> OR.Folders.Read</w:t>
-            </w:r>
-          </w:p>
-        </w:tc>
-      </w:tr>
-    </w:tbl>
-    <w:p/>
+        <w:t>名が大かっこ[</w:t>
+      </w:r>
+      <w:r>
+        <w:t>]</w:t>
+      </w:r>
+      <w:r>
+        <w:rPr>
+          <w:rFonts w:hint="eastAsia"/>
+        </w:rPr>
+        <w:t>で括ってある場合、それは位置指定</w:t>
+      </w:r>
+      <w:r>
+        <w:rPr>
+          <w:rFonts w:hint="eastAsia"/>
+        </w:rPr>
+        <w:t>パラメーター</w:t>
+      </w:r>
+      <w:r>
+        <w:rPr>
+          <w:rFonts w:hint="eastAsia"/>
+        </w:rPr>
+        <w:t>なので</w:t>
+      </w:r>
+      <w:r>
+        <w:rPr>
+          <w:rFonts w:hint="eastAsia"/>
+        </w:rPr>
+        <w:t>、</w:t>
+      </w:r>
+      <w:r>
+        <w:rPr>
+          <w:rFonts w:hint="eastAsia"/>
+        </w:rPr>
+        <w:t>パラメーター</w:t>
+      </w:r>
+      <w:r>
+        <w:rPr>
+          <w:rFonts w:hint="eastAsia"/>
+        </w:rPr>
+        <w:t>名を省略できることを意味します。</w:t>
+      </w:r>
+    </w:p>
     <w:p>
       <w:pPr>
         <w:pStyle w:val="ListParagraph"/>
@@ -40308,16 +40214,22 @@
         <w:rPr>
           <w:rFonts w:hint="eastAsia"/>
         </w:rPr>
-        <w:t>大かっこ[</w:t>
-      </w:r>
-      <w:r>
-        <w:t>]</w:t>
-      </w:r>
-      <w:r>
-        <w:rPr>
-          <w:rFonts w:hint="eastAsia"/>
-        </w:rPr>
-        <w:t>は省略可能な部分</w:t>
+        <w:t>中かっこ</w:t>
+      </w:r>
+      <w:r>
+        <w:rPr>
+          <w:rFonts w:hint="eastAsia"/>
+        </w:rPr>
+        <w:t>&lt;</w:t>
+      </w:r>
+      <w:r>
+        <w:t>&gt;</w:t>
+      </w:r>
+      <w:r>
+        <w:rPr>
+          <w:rFonts w:hint="eastAsia"/>
+        </w:rPr>
+        <w:t>は、具体的な値で置換すべき部分</w:t>
       </w:r>
       <w:r>
         <w:rPr>
@@ -40329,58 +40241,25 @@
         <w:rPr>
           <w:rFonts w:hint="eastAsia"/>
         </w:rPr>
-        <w:t>す。</w:t>
-      </w:r>
-      <w:r>
-        <w:rPr>
-          <w:rFonts w:hint="eastAsia"/>
-        </w:rPr>
-        <w:t>パラメーター</w:t>
-      </w:r>
-      <w:r>
-        <w:rPr>
-          <w:rFonts w:hint="eastAsia"/>
-        </w:rPr>
-        <w:t>名が大かっこ[</w:t>
-      </w:r>
-      <w:r>
-        <w:t>]</w:t>
-      </w:r>
-      <w:r>
-        <w:rPr>
-          <w:rFonts w:hint="eastAsia"/>
-        </w:rPr>
-        <w:t>で括ってある場合、それは位置指定</w:t>
-      </w:r>
-      <w:r>
-        <w:rPr>
-          <w:rFonts w:hint="eastAsia"/>
-        </w:rPr>
-        <w:t>パラメーター</w:t>
-      </w:r>
-      <w:r>
-        <w:rPr>
-          <w:rFonts w:hint="eastAsia"/>
-        </w:rPr>
-        <w:t>なので</w:t>
-      </w:r>
-      <w:r>
-        <w:rPr>
-          <w:rFonts w:hint="eastAsia"/>
-        </w:rPr>
-        <w:t>、</w:t>
-      </w:r>
-      <w:r>
-        <w:rPr>
-          <w:rFonts w:hint="eastAsia"/>
-        </w:rPr>
-        <w:t>パラメーター</w:t>
-      </w:r>
-      <w:r>
-        <w:rPr>
-          <w:rFonts w:hint="eastAsia"/>
-        </w:rPr>
-        <w:t>名を省略できることを意味します。</w:t>
+        <w:t>す。たとえば&lt;</w:t>
+      </w:r>
+      <w:r>
+        <w:t>string&gt;</w:t>
+      </w:r>
+      <w:r>
+        <w:rPr>
+          <w:rFonts w:hint="eastAsia"/>
+        </w:rPr>
+        <w:t>の部分には、具体的なs</w:t>
+      </w:r>
+      <w:r>
+        <w:t>tring</w:t>
+      </w:r>
+      <w:r>
+        <w:rPr>
+          <w:rFonts w:hint="eastAsia"/>
+        </w:rPr>
+        <w:t>値（テキスト）を指定する必要があります。</w:t>
       </w:r>
     </w:p>
     <w:p>
@@ -40395,43 +40274,16 @@
         <w:rPr>
           <w:rFonts w:hint="eastAsia"/>
         </w:rPr>
-        <w:t>中かっこ</w:t>
-      </w:r>
-      <w:r>
-        <w:rPr>
-          <w:rFonts w:hint="eastAsia"/>
-        </w:rPr>
         <w:t>&lt;</w:t>
       </w:r>
       <w:r>
-        <w:t>&gt;</w:t>
-      </w:r>
-      <w:r>
-        <w:rPr>
-          <w:rFonts w:hint="eastAsia"/>
-        </w:rPr>
-        <w:t>は、具体的な値で置換すべき部分</w:t>
-      </w:r>
-      <w:r>
-        <w:rPr>
-          <w:rFonts w:hint="eastAsia"/>
-        </w:rPr>
-        <w:t>で</w:t>
-      </w:r>
-      <w:r>
-        <w:rPr>
-          <w:rFonts w:hint="eastAsia"/>
-        </w:rPr>
-        <w:t>す。たとえば&lt;</w:t>
-      </w:r>
-      <w:r>
-        <w:t>string&gt;</w:t>
-      </w:r>
-      <w:r>
-        <w:rPr>
-          <w:rFonts w:hint="eastAsia"/>
-        </w:rPr>
-        <w:t>の部分には、具体的なs</w:t>
+        <w:t>string[]&gt;</w:t>
+      </w:r>
+      <w:r>
+        <w:rPr>
+          <w:rFonts w:hint="eastAsia"/>
+        </w:rPr>
+        <w:t>は、s</w:t>
       </w:r>
       <w:r>
         <w:t>tring</w:t>
@@ -40440,7 +40292,25 @@
         <w:rPr>
           <w:rFonts w:hint="eastAsia"/>
         </w:rPr>
-        <w:t>値（テキスト）を指定する必要があります。</w:t>
+        <w:t>値（テキスト）の配列です。ここにはカンマ区切りで複数の値を指定できます。&lt;</w:t>
+      </w:r>
+      <w:r>
+        <w:t>uint&gt;</w:t>
+      </w:r>
+      <w:r>
+        <w:rPr>
+          <w:rFonts w:hint="eastAsia"/>
+        </w:rPr>
+        <w:t>は符号なし整数（u</w:t>
+      </w:r>
+      <w:r>
+        <w:t>nsigned integer</w:t>
+      </w:r>
+      <w:r>
+        <w:rPr>
+          <w:rFonts w:hint="eastAsia"/>
+        </w:rPr>
+        <w:t>）です。</w:t>
       </w:r>
     </w:p>
     <w:p>
@@ -40455,43 +40325,145 @@
         <w:rPr>
           <w:rFonts w:hint="eastAsia"/>
         </w:rPr>
-        <w:t>&lt;</w:t>
-      </w:r>
-      <w:r>
-        <w:t>string[]&gt;</w:t>
-      </w:r>
-      <w:r>
-        <w:rPr>
-          <w:rFonts w:hint="eastAsia"/>
-        </w:rPr>
-        <w:t>は、s</w:t>
-      </w:r>
-      <w:r>
-        <w:t>tring</w:t>
-      </w:r>
-      <w:r>
-        <w:rPr>
-          <w:rFonts w:hint="eastAsia"/>
-        </w:rPr>
-        <w:t>値（テキスト）の配列です。ここにはカンマ区切りで複数の値を指定できます。&lt;</w:t>
-      </w:r>
-      <w:r>
-        <w:t>uint&gt;</w:t>
-      </w:r>
-      <w:r>
-        <w:rPr>
-          <w:rFonts w:hint="eastAsia"/>
-        </w:rPr>
-        <w:t>は符号なし整数（u</w:t>
-      </w:r>
-      <w:r>
-        <w:t>nsigned integer</w:t>
-      </w:r>
-      <w:r>
-        <w:rPr>
-          <w:rFonts w:hint="eastAsia"/>
-        </w:rPr>
-        <w:t>）です。</w:t>
+        <w:t>パラメーター</w:t>
+      </w:r>
+      <w:r>
+        <w:rPr>
+          <w:rFonts w:hint="eastAsia"/>
+        </w:rPr>
+        <w:t>名のみ</w:t>
+      </w:r>
+      <w:r>
+        <w:rPr>
+          <w:rFonts w:hint="eastAsia"/>
+        </w:rPr>
+        <w:t>を</w:t>
+      </w:r>
+      <w:r>
+        <w:rPr>
+          <w:rFonts w:hint="eastAsia"/>
+        </w:rPr>
+        <w:t>指定</w:t>
+      </w:r>
+      <w:r>
+        <w:rPr>
+          <w:rFonts w:hint="eastAsia"/>
+        </w:rPr>
+        <w:t>し</w:t>
+      </w:r>
+      <w:r>
+        <w:rPr>
+          <w:rFonts w:hint="eastAsia"/>
+        </w:rPr>
+        <w:t>た</w:t>
+      </w:r>
+      <w:r>
+        <w:rPr>
+          <w:rFonts w:hint="eastAsia"/>
+        </w:rPr>
+        <w:t>もの</w:t>
+      </w:r>
+      <w:r>
+        <w:rPr>
+          <w:rFonts w:hint="eastAsia"/>
+        </w:rPr>
+        <w:t>（</w:t>
+      </w:r>
+      <w:r>
+        <w:rPr>
+          <w:rFonts w:hint="eastAsia"/>
+        </w:rPr>
+        <w:t>パラメーター</w:t>
+      </w:r>
+      <w:r>
+        <w:rPr>
+          <w:rFonts w:hint="eastAsia"/>
+        </w:rPr>
+        <w:t>値</w:t>
+      </w:r>
+      <w:r>
+        <w:rPr>
+          <w:rFonts w:hint="eastAsia"/>
+        </w:rPr>
+        <w:t>の指定</w:t>
+      </w:r>
+      <w:r>
+        <w:rPr>
+          <w:rFonts w:hint="eastAsia"/>
+        </w:rPr>
+        <w:t>がない</w:t>
+      </w:r>
+      <w:r>
+        <w:rPr>
+          <w:rFonts w:hint="eastAsia"/>
+        </w:rPr>
+        <w:t>もの</w:t>
+      </w:r>
+      <w:r>
+        <w:rPr>
+          <w:rFonts w:hint="eastAsia"/>
+        </w:rPr>
+        <w:t>）</w:t>
+      </w:r>
+      <w:r>
+        <w:rPr>
+          <w:rFonts w:hint="eastAsia"/>
+        </w:rPr>
+        <w:t>は</w:t>
+      </w:r>
+      <w:r>
+        <w:rPr>
+          <w:rFonts w:hint="eastAsia"/>
+        </w:rPr>
+        <w:t>、</w:t>
+      </w:r>
+      <w:r>
+        <w:rPr>
+          <w:rFonts w:hint="eastAsia"/>
+        </w:rPr>
+        <w:t>スイッチ</w:t>
+      </w:r>
+      <w:r>
+        <w:rPr>
+          <w:rFonts w:hint="eastAsia"/>
+        </w:rPr>
+        <w:t>パラメーター</w:t>
+      </w:r>
+      <w:r>
+        <w:rPr>
+          <w:rFonts w:hint="eastAsia"/>
+        </w:rPr>
+        <w:t>です。上記の例では、-</w:t>
+      </w:r>
+      <w:r>
+        <w:t>Recurse</w:t>
+      </w:r>
+      <w:r>
+        <w:rPr>
+          <w:rFonts w:hint="eastAsia"/>
+        </w:rPr>
+        <w:t>、-</w:t>
+      </w:r>
+      <w:r>
+        <w:t>Force</w:t>
+      </w:r>
+      <w:r>
+        <w:rPr>
+          <w:rFonts w:hint="eastAsia"/>
+        </w:rPr>
+        <w:t>がスイッチ</w:t>
+      </w:r>
+      <w:r>
+        <w:rPr>
+          <w:rFonts w:hint="eastAsia"/>
+        </w:rPr>
+        <w:t>パラメーター</w:t>
+      </w:r>
+      <w:r>
+        <w:rPr>
+          <w:rFonts w:hint="eastAsia"/>
+        </w:rPr>
+        <w:t>です。</w:t>
       </w:r>
     </w:p>
     <w:p>
@@ -40506,159 +40478,6 @@
         <w:rPr>
           <w:rFonts w:hint="eastAsia"/>
         </w:rPr>
-        <w:t>パラメーター</w:t>
-      </w:r>
-      <w:r>
-        <w:rPr>
-          <w:rFonts w:hint="eastAsia"/>
-        </w:rPr>
-        <w:t>名のみ</w:t>
-      </w:r>
-      <w:r>
-        <w:rPr>
-          <w:rFonts w:hint="eastAsia"/>
-        </w:rPr>
-        <w:t>を</w:t>
-      </w:r>
-      <w:r>
-        <w:rPr>
-          <w:rFonts w:hint="eastAsia"/>
-        </w:rPr>
-        <w:t>指定</w:t>
-      </w:r>
-      <w:r>
-        <w:rPr>
-          <w:rFonts w:hint="eastAsia"/>
-        </w:rPr>
-        <w:t>し</w:t>
-      </w:r>
-      <w:r>
-        <w:rPr>
-          <w:rFonts w:hint="eastAsia"/>
-        </w:rPr>
-        <w:t>た</w:t>
-      </w:r>
-      <w:r>
-        <w:rPr>
-          <w:rFonts w:hint="eastAsia"/>
-        </w:rPr>
-        <w:t>もの</w:t>
-      </w:r>
-      <w:r>
-        <w:rPr>
-          <w:rFonts w:hint="eastAsia"/>
-        </w:rPr>
-        <w:t>（</w:t>
-      </w:r>
-      <w:r>
-        <w:rPr>
-          <w:rFonts w:hint="eastAsia"/>
-        </w:rPr>
-        <w:t>パラメーター</w:t>
-      </w:r>
-      <w:r>
-        <w:rPr>
-          <w:rFonts w:hint="eastAsia"/>
-        </w:rPr>
-        <w:t>値</w:t>
-      </w:r>
-      <w:r>
-        <w:rPr>
-          <w:rFonts w:hint="eastAsia"/>
-        </w:rPr>
-        <w:t>の指定</w:t>
-      </w:r>
-      <w:r>
-        <w:rPr>
-          <w:rFonts w:hint="eastAsia"/>
-        </w:rPr>
-        <w:t>がない</w:t>
-      </w:r>
-      <w:r>
-        <w:rPr>
-          <w:rFonts w:hint="eastAsia"/>
-        </w:rPr>
-        <w:t>もの</w:t>
-      </w:r>
-      <w:r>
-        <w:rPr>
-          <w:rFonts w:hint="eastAsia"/>
-        </w:rPr>
-        <w:t>）</w:t>
-      </w:r>
-      <w:r>
-        <w:rPr>
-          <w:rFonts w:hint="eastAsia"/>
-        </w:rPr>
-        <w:t>は</w:t>
-      </w:r>
-      <w:r>
-        <w:rPr>
-          <w:rFonts w:hint="eastAsia"/>
-        </w:rPr>
-        <w:t>、</w:t>
-      </w:r>
-      <w:r>
-        <w:rPr>
-          <w:rFonts w:hint="eastAsia"/>
-        </w:rPr>
-        <w:t>スイッチ</w:t>
-      </w:r>
-      <w:r>
-        <w:rPr>
-          <w:rFonts w:hint="eastAsia"/>
-        </w:rPr>
-        <w:t>パラメーター</w:t>
-      </w:r>
-      <w:r>
-        <w:rPr>
-          <w:rFonts w:hint="eastAsia"/>
-        </w:rPr>
-        <w:t>です。上記の例では、-</w:t>
-      </w:r>
-      <w:r>
-        <w:t>Recurse</w:t>
-      </w:r>
-      <w:r>
-        <w:rPr>
-          <w:rFonts w:hint="eastAsia"/>
-        </w:rPr>
-        <w:t>、-</w:t>
-      </w:r>
-      <w:r>
-        <w:t>Force</w:t>
-      </w:r>
-      <w:r>
-        <w:rPr>
-          <w:rFonts w:hint="eastAsia"/>
-        </w:rPr>
-        <w:t>がスイッチ</w:t>
-      </w:r>
-      <w:r>
-        <w:rPr>
-          <w:rFonts w:hint="eastAsia"/>
-        </w:rPr>
-        <w:t>パラメーター</w:t>
-      </w:r>
-      <w:r>
-        <w:rPr>
-          <w:rFonts w:hint="eastAsia"/>
-        </w:rPr>
-        <w:t>です。</w:t>
-      </w:r>
-    </w:p>
-    <w:p>
-      <w:pPr>
-        <w:pStyle w:val="ListParagraph"/>
-        <w:numPr>
-          <w:ilvl w:val="0"/>
-          <w:numId w:val="14"/>
-        </w:numPr>
-      </w:pPr>
-      <w:r>
-        <w:rPr>
-          <w:rFonts w:hint="eastAsia"/>
-        </w:rPr>
         <w:t>必要な権限は、</w:t>
       </w:r>
       <w:r>
@@ -40800,7 +40619,6 @@
         <w:rPr>
           <w:rFonts w:hint="eastAsia"/>
         </w:rPr>
-        <w:lastRenderedPageBreak/>
         <w:t>フォルダーの操作</w:t>
       </w:r>
       <w:bookmarkEnd w:id="67"/>
@@ -40911,6 +40729,7 @@
         <w:rPr>
           <w:rFonts w:hint="eastAsia"/>
         </w:rPr>
+        <w:lastRenderedPageBreak/>
         <w:t>現在のロケーションを変更します。別名はc</w:t>
       </w:r>
       <w:r>
@@ -41348,7 +41167,6 @@
           <w:b/>
           <w:i/>
         </w:rPr>
-        <w:lastRenderedPageBreak/>
         <w:t>Move-Item [-Path] &lt;string[]&gt; [[-Destination] &lt;string&gt;] [-Filter &lt;string&gt;] [-Include &lt;string[]&gt;] [-Exclude &lt;string[]&gt;] [-PassThru] [-WhatIf] [-Confirm]</w:t>
       </w:r>
     </w:p>
@@ -41438,6 +41256,7 @@
         <w:rPr>
           <w:rFonts w:hint="eastAsia"/>
         </w:rPr>
+        <w:lastRenderedPageBreak/>
         <w:t>ドライブ名のみを指定した場合は、そのドライブのカレントロケーションに移動します。</w:t>
       </w:r>
     </w:p>
@@ -42047,7 +41866,6 @@
         <w:rPr>
           <w:rFonts w:hint="eastAsia"/>
         </w:rPr>
-        <w:lastRenderedPageBreak/>
         <w:t>現在の</w:t>
       </w:r>
       <w:r>
@@ -42254,6 +42072,7 @@
           <w:b/>
           <w:i/>
         </w:rPr>
+        <w:lastRenderedPageBreak/>
         <w:t>d</w:t>
       </w:r>
       <w:r>
@@ -42964,137 +42783,143 @@
         <w:rPr>
           <w:rFonts w:hint="eastAsia"/>
         </w:rPr>
+        <w:t>ルートフォルダーの直下に</w:t>
+      </w:r>
+      <w:r>
+        <w:rPr>
+          <w:rFonts w:hint="eastAsia"/>
+        </w:rPr>
+        <w:t>、y</w:t>
+      </w:r>
+      <w:r>
+        <w:t>yy</w:t>
+      </w:r>
+      <w:r>
+        <w:rPr>
+          <w:rFonts w:hint="eastAsia"/>
+        </w:rPr>
+        <w:t>という名前でフィードつきフォルダーを作成します。</w:t>
+      </w:r>
+      <w:r>
+        <w:rPr>
+          <w:rFonts w:hint="eastAsia"/>
+        </w:rPr>
+        <w:t>-</w:t>
+      </w:r>
+      <w:r>
+        <w:t>FeedType</w:t>
+      </w:r>
+      <w:r>
+        <w:rPr>
+          <w:rFonts w:hint="eastAsia"/>
+        </w:rPr>
+        <w:t>に指定できる値は補完で入力できます。</w:t>
+      </w:r>
+      <w:r>
+        <w:rPr>
+          <w:rFonts w:hint="eastAsia"/>
+        </w:rPr>
+        <w:t>フィードつきフォルダーは、ルートフォルダーの直下にのみ作成できることに注意してください。</w:t>
+      </w:r>
+    </w:p>
+    <w:p>
+      <w:pPr>
+        <w:pStyle w:val="Heading3"/>
+      </w:pPr>
+      <w:bookmarkStart w:id="72" w:name="_Toc189667033"/>
+      <w:r>
+        <w:rPr>
+          <w:rFonts w:hint="eastAsia"/>
+        </w:rPr>
+        <w:t>フォルダーを</w:t>
+      </w:r>
+      <w:r>
+        <w:rPr>
+          <w:rFonts w:hint="eastAsia"/>
+        </w:rPr>
+        <w:t>コピー</w:t>
+      </w:r>
+      <w:r>
+        <w:rPr>
+          <w:rFonts w:hint="eastAsia"/>
+        </w:rPr>
+        <w:t>する</w:t>
+      </w:r>
+      <w:bookmarkEnd w:id="72"/>
+    </w:p>
+    <w:p>
+      <w:r>
+        <w:rPr>
+          <w:rFonts w:hint="eastAsia"/>
+        </w:rPr>
+        <w:t>フォルダー</w:t>
+      </w:r>
+      <w:r>
+        <w:rPr>
+          <w:rFonts w:hint="eastAsia"/>
+        </w:rPr>
+        <w:t>は、</w:t>
+      </w:r>
+      <w:r>
+        <w:rPr>
+          <w:rFonts w:hint="eastAsia"/>
+          <w:i/>
+          <w:iCs/>
+        </w:rPr>
+        <w:t>copy</w:t>
+      </w:r>
+      <w:r>
+        <w:rPr>
+          <w:rFonts w:hint="eastAsia"/>
+        </w:rPr>
+        <w:t>コマンド</w:t>
+      </w:r>
+      <w:r>
+        <w:rPr>
+          <w:rFonts w:hint="eastAsia"/>
+        </w:rPr>
+        <w:t>でコピーできます。</w:t>
+      </w:r>
+      <w:r>
+        <w:rPr>
+          <w:rFonts w:hint="eastAsia"/>
+          <w:i/>
+          <w:iCs/>
+        </w:rPr>
+        <w:t>copy</w:t>
+      </w:r>
+      <w:r>
+        <w:rPr>
+          <w:rFonts w:hint="eastAsia"/>
+        </w:rPr>
+        <w:t>は</w:t>
+      </w:r>
+      <w:r>
+        <w:rPr>
+          <w:rFonts w:hint="eastAsia"/>
+          <w:i/>
+          <w:iCs/>
+        </w:rPr>
+        <w:t>Copy-Item</w:t>
+      </w:r>
+      <w:r>
+        <w:rPr>
+          <w:rFonts w:hint="eastAsia"/>
+        </w:rPr>
+        <w:t>の別名です。</w:t>
+      </w:r>
+      <w:r>
+        <w:rPr>
+          <w:rFonts w:hint="eastAsia"/>
+        </w:rPr>
+        <w:t>同じテ</w:t>
+      </w:r>
+      <w:r>
+        <w:rPr>
+          <w:rFonts w:hint="eastAsia"/>
+        </w:rPr>
         <w:lastRenderedPageBreak/>
-        <w:t>ルートフォルダーの直下に</w:t>
-      </w:r>
-      <w:r>
-        <w:rPr>
-          <w:rFonts w:hint="eastAsia"/>
-        </w:rPr>
-        <w:t>、y</w:t>
-      </w:r>
-      <w:r>
-        <w:t>yy</w:t>
-      </w:r>
-      <w:r>
-        <w:rPr>
-          <w:rFonts w:hint="eastAsia"/>
-        </w:rPr>
-        <w:t>という名前でフィードつきフォルダーを作成します。</w:t>
-      </w:r>
-      <w:r>
-        <w:rPr>
-          <w:rFonts w:hint="eastAsia"/>
-        </w:rPr>
-        <w:t>-</w:t>
-      </w:r>
-      <w:r>
-        <w:t>FeedType</w:t>
-      </w:r>
-      <w:r>
-        <w:rPr>
-          <w:rFonts w:hint="eastAsia"/>
-        </w:rPr>
-        <w:t>に指定できる値は補完で入力できます。</w:t>
-      </w:r>
-      <w:r>
-        <w:rPr>
-          <w:rFonts w:hint="eastAsia"/>
-        </w:rPr>
-        <w:t>フィードつきフォルダーは、ルートフォルダーの直下にのみ作成できることに注意してください。</w:t>
-      </w:r>
-    </w:p>
-    <w:p>
-      <w:pPr>
-        <w:pStyle w:val="Heading3"/>
-      </w:pPr>
-      <w:bookmarkStart w:id="72" w:name="_Toc189667033"/>
-      <w:r>
-        <w:rPr>
-          <w:rFonts w:hint="eastAsia"/>
-        </w:rPr>
-        <w:t>フォルダーを</w:t>
-      </w:r>
-      <w:r>
-        <w:rPr>
-          <w:rFonts w:hint="eastAsia"/>
-        </w:rPr>
-        <w:t>コピー</w:t>
-      </w:r>
-      <w:r>
-        <w:rPr>
-          <w:rFonts w:hint="eastAsia"/>
-        </w:rPr>
-        <w:t>する</w:t>
-      </w:r>
-      <w:bookmarkEnd w:id="72"/>
-    </w:p>
-    <w:p>
-      <w:r>
-        <w:rPr>
-          <w:rFonts w:hint="eastAsia"/>
-        </w:rPr>
-        <w:t>フォルダー</w:t>
-      </w:r>
-      <w:r>
-        <w:rPr>
-          <w:rFonts w:hint="eastAsia"/>
-        </w:rPr>
-        <w:t>は、</w:t>
-      </w:r>
-      <w:r>
-        <w:rPr>
-          <w:rFonts w:hint="eastAsia"/>
-          <w:i/>
-          <w:iCs/>
-        </w:rPr>
-        <w:t>copy</w:t>
-      </w:r>
-      <w:r>
-        <w:rPr>
-          <w:rFonts w:hint="eastAsia"/>
-        </w:rPr>
-        <w:t>コマンド</w:t>
-      </w:r>
-      <w:r>
-        <w:rPr>
-          <w:rFonts w:hint="eastAsia"/>
-        </w:rPr>
-        <w:t>でコピーできます。</w:t>
-      </w:r>
-      <w:r>
-        <w:rPr>
-          <w:rFonts w:hint="eastAsia"/>
-          <w:i/>
-          <w:iCs/>
-        </w:rPr>
-        <w:t>copy</w:t>
-      </w:r>
-      <w:r>
-        <w:rPr>
-          <w:rFonts w:hint="eastAsia"/>
-        </w:rPr>
-        <w:t>は</w:t>
-      </w:r>
-      <w:r>
-        <w:rPr>
-          <w:rFonts w:hint="eastAsia"/>
-          <w:i/>
-          <w:iCs/>
-        </w:rPr>
-        <w:t>Copy-Item</w:t>
-      </w:r>
-      <w:r>
-        <w:rPr>
-          <w:rFonts w:hint="eastAsia"/>
-        </w:rPr>
-        <w:t>の別名です。</w:t>
-      </w:r>
-      <w:r>
-        <w:rPr>
-          <w:rFonts w:hint="eastAsia"/>
-        </w:rPr>
-        <w:t>同じテナント内で、もしくは異なるテナント間でコピーできます。</w:t>
+        <w:t>ナント内で、もしくは異なるテナント間でコピーできます。</w:t>
       </w:r>
       <w:r>
         <w:rPr>
@@ -43555,14 +43380,7 @@
         <w:rPr>
           <w:rFonts w:hint="eastAsia"/>
         </w:rPr>
-        <w:t>フォルダーの下に移動しま</w:t>
-      </w:r>
-      <w:r>
-        <w:rPr>
-          <w:rFonts w:hint="eastAsia"/>
-        </w:rPr>
-        <w:lastRenderedPageBreak/>
-        <w:t>す。</w:t>
+        <w:t>フォルダーの下に移動します。</w:t>
       </w:r>
     </w:p>
     <w:p>
@@ -43666,7 +43484,14 @@
         <w:rPr>
           <w:rFonts w:hint="eastAsia"/>
         </w:rPr>
-        <w:t>現在のフォルダーの下にあるhから始まるフォルダーをすべて、親フォルダーの下に移動します。</w:t>
+        <w:t>現在のフォルダーの下にあるhから始まるフォルダーをすべて、親フォルダーの下に</w:t>
+      </w:r>
+      <w:r>
+        <w:rPr>
+          <w:rFonts w:hint="eastAsia"/>
+        </w:rPr>
+        <w:lastRenderedPageBreak/>
+        <w:t>移動します。</w:t>
       </w:r>
     </w:p>
     <w:p>
@@ -44188,7 +44013,6 @@
         <w:rPr>
           <w:rFonts w:hint="eastAsia"/>
         </w:rPr>
-        <w:lastRenderedPageBreak/>
         <w:t>現在のフォルダーのサマリ情報を表示します。</w:t>
       </w:r>
     </w:p>
@@ -44357,7 +44181,14 @@
         <w:rPr>
           <w:rFonts w:hint="eastAsia"/>
         </w:rPr>
-        <w:t>自分以外の個人用ワークスペースフォルダーは</w:t>
+        <w:t>自分以外の個</w:t>
+      </w:r>
+      <w:r>
+        <w:rPr>
+          <w:rFonts w:hint="eastAsia"/>
+        </w:rPr>
+        <w:lastRenderedPageBreak/>
+        <w:t>人用ワークスペースフォルダーは</w:t>
       </w:r>
       <w:r>
         <w:rPr>
@@ -44729,7 +44560,6 @@
           <w:i/>
           <w:iCs/>
         </w:rPr>
-        <w:lastRenderedPageBreak/>
         <w:t>Import-OrchLibrary [-Source] &lt;string[]&gt; [-Path &lt;string&gt;] [-WhatIf] [-Confirm]</w:t>
       </w:r>
     </w:p>
@@ -45242,53 +45072,53 @@
           <w:b/>
           <w:i/>
         </w:rPr>
+        <w:t>G</w:t>
+      </w:r>
+      <w:r>
+        <w:rPr>
+          <w:b/>
+          <w:i/>
+        </w:rPr>
+        <w:t xml:space="preserve">et-OrchLibraryVersion </w:t>
+      </w:r>
+      <w:r>
+        <w:rPr>
+          <w:rFonts w:hint="eastAsia"/>
+          <w:b/>
+          <w:i/>
+        </w:rPr>
+        <w:t>e</w:t>
+      </w:r>
+      <w:r>
+        <w:rPr>
+          <w:b/>
+          <w:i/>
+        </w:rPr>
+        <w:t>*</w:t>
+      </w:r>
+    </w:p>
+    <w:p>
+      <w:pPr>
+        <w:pStyle w:val="ListParagraph"/>
+        <w:ind w:left="440"/>
+      </w:pPr>
+      <w:r>
+        <w:rPr>
+          <w:rFonts w:hint="eastAsia"/>
+        </w:rPr>
+        <w:t>現在のドライブ（テナント）のライブラリフィードにある、eで始まる名前のパッケージのすべてのバージョンを表示します。パッケージ名は補完入力できます。また、カンマで区切って複数のパッケージ名を指定できます。</w:t>
+      </w:r>
+    </w:p>
+    <w:p>
+      <w:pPr>
+        <w:pStyle w:val="Heading3"/>
+      </w:pPr>
+      <w:bookmarkStart w:id="80" w:name="_Toc189667041"/>
+      <w:r>
+        <w:rPr>
+          <w:rFonts w:hint="eastAsia"/>
+        </w:rPr>
         <w:lastRenderedPageBreak/>
-        <w:t>G</w:t>
-      </w:r>
-      <w:r>
-        <w:rPr>
-          <w:b/>
-          <w:i/>
-        </w:rPr>
-        <w:t xml:space="preserve">et-OrchLibraryVersion </w:t>
-      </w:r>
-      <w:r>
-        <w:rPr>
-          <w:rFonts w:hint="eastAsia"/>
-          <w:b/>
-          <w:i/>
-        </w:rPr>
-        <w:t>e</w:t>
-      </w:r>
-      <w:r>
-        <w:rPr>
-          <w:b/>
-          <w:i/>
-        </w:rPr>
-        <w:t>*</w:t>
-      </w:r>
-    </w:p>
-    <w:p>
-      <w:pPr>
-        <w:pStyle w:val="ListParagraph"/>
-        <w:ind w:left="440"/>
-      </w:pPr>
-      <w:r>
-        <w:rPr>
-          <w:rFonts w:hint="eastAsia"/>
-        </w:rPr>
-        <w:t>現在のドライブ（テナント）のライブラリフィードにある、eで始まる名前のパッケージのすべてのバージョンを表示します。パッケージ名は補完入力できます。また、カンマで区切って複数のパッケージ名を指定できます。</w:t>
-      </w:r>
-    </w:p>
-    <w:p>
-      <w:pPr>
-        <w:pStyle w:val="Heading3"/>
-      </w:pPr>
-      <w:bookmarkStart w:id="80" w:name="_Toc189667041"/>
-      <w:r>
-        <w:rPr>
-          <w:rFonts w:hint="eastAsia"/>
-        </w:rPr>
         <w:t>ライブラリ</w:t>
       </w:r>
       <w:r>
@@ -45691,7 +45521,6 @@
         <w:rPr>
           <w:rFonts w:hint="eastAsia"/>
         </w:rPr>
-        <w:lastRenderedPageBreak/>
         <w:t>ライブラリ</w:t>
       </w:r>
       <w:r>
@@ -45748,7 +45577,14 @@
         <w:rPr>
           <w:rFonts w:hint="eastAsia"/>
         </w:rPr>
-        <w:t>、C:ドライブのカレントロケーションに保存します。なお、C:ドライブのカレントロケーションをファイルエクスプローラーで開くには、</w:t>
+        <w:t>、C:ドライブのカレントロケーションに保存します。なお、C:ドライブのカレントロケーションをファ</w:t>
+      </w:r>
+      <w:r>
+        <w:rPr>
+          <w:rFonts w:hint="eastAsia"/>
+        </w:rPr>
+        <w:lastRenderedPageBreak/>
+        <w:t>イルエクスプローラーで開くには、</w:t>
       </w:r>
       <w:r>
         <w:rPr>
@@ -46136,55 +45972,46 @@
           <w:i/>
           <w:iCs/>
         </w:rPr>
-        <w:t xml:space="preserve">Export-OrchPackage [[-Id] &lt;string[]&gt;] [[-Version] &lt;string[]&gt;] [[-Destination] </w:t>
-      </w:r>
-      <w:r>
-        <w:rPr>
-          <w:b/>
-          <w:bCs/>
-          <w:i/>
-          <w:iCs/>
+        <w:t>Export-OrchPackage [[-Id] &lt;string[]&gt;] [[-Version] &lt;string[]&gt;] [[-Destination] &lt;string&gt;] [-Path &lt;string[]&gt;] [-Recurse] [-WhatIf] [-Confirm]</w:t>
+      </w:r>
+    </w:p>
+    <w:p>
+      <w:pPr>
+        <w:pStyle w:val="ListParagraph"/>
+        <w:ind w:left="440"/>
+      </w:pPr>
+      <w:r>
+        <w:rPr>
+          <w:rFonts w:hint="eastAsia"/>
+        </w:rPr>
+        <w:t>必要な権限:</w:t>
+      </w:r>
+      <w:r>
+        <w:t xml:space="preserve"> OR.Execution.Read</w:t>
+      </w:r>
+    </w:p>
+    <w:p>
+      <w:pPr>
+        <w:pStyle w:val="ListParagraph"/>
+        <w:ind w:left="440"/>
+      </w:pPr>
+      <w:r>
+        <w:rPr>
+          <w:rFonts w:hint="eastAsia"/>
+        </w:rPr>
+        <w:t>パッケージの指定のバージョンをダウンロードします。</w:t>
+      </w:r>
+    </w:p>
+    <w:p>
+      <w:pPr>
+        <w:pStyle w:val="Heading3"/>
+      </w:pPr>
+      <w:bookmarkStart w:id="84" w:name="_Toc189667045"/>
+      <w:r>
+        <w:rPr>
+          <w:rFonts w:hint="eastAsia"/>
         </w:rPr>
         <w:lastRenderedPageBreak/>
-        <w:t>&lt;string&gt;] [-Path &lt;string[]&gt;] [-Recurse] [-WhatIf] [-Confirm]</w:t>
-      </w:r>
-    </w:p>
-    <w:p>
-      <w:pPr>
-        <w:pStyle w:val="ListParagraph"/>
-        <w:ind w:left="440"/>
-      </w:pPr>
-      <w:r>
-        <w:rPr>
-          <w:rFonts w:hint="eastAsia"/>
-        </w:rPr>
-        <w:t>必要な権限:</w:t>
-      </w:r>
-      <w:r>
-        <w:t xml:space="preserve"> OR.Execution.Read</w:t>
-      </w:r>
-    </w:p>
-    <w:p>
-      <w:pPr>
-        <w:pStyle w:val="ListParagraph"/>
-        <w:ind w:left="440"/>
-      </w:pPr>
-      <w:r>
-        <w:rPr>
-          <w:rFonts w:hint="eastAsia"/>
-        </w:rPr>
-        <w:t>パッケージの指定のバージョンをダウンロードします。</w:t>
-      </w:r>
-    </w:p>
-    <w:p>
-      <w:pPr>
-        <w:pStyle w:val="Heading3"/>
-      </w:pPr>
-      <w:bookmarkStart w:id="84" w:name="_Toc189667045"/>
-      <w:r>
-        <w:rPr>
-          <w:rFonts w:hint="eastAsia"/>
-        </w:rPr>
         <w:t>現在のフォルダーで利用可能な</w:t>
       </w:r>
       <w:r>
@@ -46719,7 +46546,6 @@
         <w:rPr>
           <w:rFonts w:hint="eastAsia"/>
         </w:rPr>
-        <w:lastRenderedPageBreak/>
         <w:t>パッケージ</w:t>
       </w:r>
       <w:r>
@@ -46810,6 +46636,7 @@
           <w:b/>
           <w:i/>
         </w:rPr>
+        <w:lastRenderedPageBreak/>
         <w:t>G</w:t>
       </w:r>
       <w:r>
@@ -47269,14 +47096,7 @@
         <w:rPr>
           <w:rFonts w:hint="eastAsia"/>
         </w:rPr>
-        <w:t>-Sourceパラメーターにフォルダーを指定した場合には、このフォルダーに含まれる*.nupkgファイルをすべてアップロードします。なお、-Sourceパラメータには複数の</w:t>
-      </w:r>
-      <w:r>
-        <w:rPr>
-          <w:rFonts w:hint="eastAsia"/>
-        </w:rPr>
-        <w:lastRenderedPageBreak/>
-        <w:t>フォルダー名とファイル名をカンマ区切りで同時に指定できます。</w:t>
+        <w:t>-Sourceパラメーターにフォルダーを指定した場合には、このフォルダーに含まれる*.nupkgファイルをすべてアップロードします。なお、-Sourceパラメータには複数のフォルダー名とファイル名をカンマ区切りで同時に指定できます。</w:t>
       </w:r>
     </w:p>
     <w:p>
@@ -47428,6 +47248,7 @@
           <w:i/>
           <w:iCs/>
         </w:rPr>
+        <w:lastRenderedPageBreak/>
         <w:t>Im</w:t>
       </w:r>
       <w:r>
@@ -48054,7 +47875,6 @@
         <w:rPr>
           <w:rFonts w:hint="eastAsia"/>
         </w:rPr>
-        <w:lastRenderedPageBreak/>
         <w:t>1.0.1,1.0.2,1.0.3をダウンロードします。</w:t>
       </w:r>
       <w:r>
@@ -48107,6 +47927,7 @@
         <w:rPr>
           <w:rFonts w:hint="eastAsia"/>
         </w:rPr>
+        <w:lastRenderedPageBreak/>
         <w:t>必要な権限:</w:t>
       </w:r>
       <w:r>
@@ -48488,14 +48309,7 @@
         <w:rPr>
           <w:rFonts w:hint="eastAsia"/>
         </w:rPr>
-        <w:t>現在のフォルダーと、そのすべてのサブフォルダーに割り当てられたプロセスを表示します。ルートフォルダーで実行すると、そのテナントに含まれるフォルダーすべて</w:t>
-      </w:r>
-      <w:r>
-        <w:rPr>
-          <w:rFonts w:hint="eastAsia"/>
-        </w:rPr>
-        <w:lastRenderedPageBreak/>
-        <w:t>のプロセスを表示します。</w:t>
+        <w:t>現在のフォルダーと、そのすべてのサブフォルダーに割り当てられたプロセスを表示します。ルートフォルダーで実行すると、そのテナントに含まれるフォルダーすべてのプロセスを表示します。</w:t>
       </w:r>
     </w:p>
     <w:p>
@@ -48611,6 +48425,7 @@
         <w:rPr>
           <w:rFonts w:hint="eastAsia"/>
         </w:rPr>
+        <w:lastRenderedPageBreak/>
         <w:t>指定のプロセスを、現在のフォルダーから削除します。プロセス名は補完入力できます。また、カンマで区切って複数を同時に指定できます。</w:t>
       </w:r>
     </w:p>
@@ -49108,14 +48923,7 @@
         <w:rPr>
           <w:rFonts w:hint="eastAsia"/>
         </w:rPr>
-        <w:t>ルートフォルダーで実行すると、すべてのフォルダーにおいて最</w:t>
-      </w:r>
-      <w:r>
-        <w:rPr>
-          <w:rFonts w:hint="eastAsia"/>
-        </w:rPr>
-        <w:lastRenderedPageBreak/>
-        <w:t>新バージョンが利用可能となっているプロセスをすべて更新します。</w:t>
+        <w:t>ルートフォルダーで実行すると、すべてのフォルダーにおいて最新バージョンが利用可能となっているプロセスをすべて更新します。</w:t>
       </w:r>
     </w:p>
     <w:p>
@@ -49277,7 +49085,14 @@
         <w:rPr>
           <w:rFonts w:hint="eastAsia"/>
         </w:rPr>
-        <w:t>現在のフォルダーで、指定のプロセスのバージョンをロールバックします。プロセス名には、ワイルドカードを含む名前をカンマ区切りで複数指定できます。補完入力もできます。</w:t>
+        <w:t>現在のフォルダーで、指定のプロセスのバージョンをロールバックします。プロセス名には、ワイルドカードを含む名前をカンマ区切りで複数指定できます。補完入力も</w:t>
+      </w:r>
+      <w:r>
+        <w:rPr>
+          <w:rFonts w:hint="eastAsia"/>
+        </w:rPr>
+        <w:lastRenderedPageBreak/>
+        <w:t>できます。</w:t>
       </w:r>
     </w:p>
     <w:p>
@@ -49650,7 +49465,6 @@
         <w:rPr>
           <w:rFonts w:hint="eastAsia"/>
         </w:rPr>
-        <w:lastRenderedPageBreak/>
         <w:t>ラ</w:t>
       </w:r>
       <w:r>
@@ -49793,7 +49607,14 @@
         <w:rPr>
           <w:rFonts w:hint="eastAsia"/>
         </w:rPr>
-        <w:t>ワイルドカードを含むテキストをカンマ区切りで複数指定できます。</w:t>
+        <w:t>ワイルドカードを含むテキストをカン</w:t>
+      </w:r>
+      <w:r>
+        <w:rPr>
+          <w:rFonts w:hint="eastAsia"/>
+        </w:rPr>
+        <w:lastRenderedPageBreak/>
+        <w:t>マ区切りで複数指定できます。</w:t>
       </w:r>
     </w:p>
     <w:p>
@@ -50699,7 +50520,6 @@
       </w:pPr>
       <w:bookmarkStart w:id="100" w:name="_Toc189667061"/>
       <w:r>
-        <w:lastRenderedPageBreak/>
         <w:t>Runtime License</w:t>
       </w:r>
       <w:r>
@@ -50906,6 +50726,7 @@
         <w:rPr>
           <w:rFonts w:hint="eastAsia"/>
         </w:rPr>
+        <w:lastRenderedPageBreak/>
         <w:t>N</w:t>
       </w:r>
       <w:r>
@@ -51826,7 +51647,6 @@
         <w:rPr>
           <w:rFonts w:hint="eastAsia"/>
         </w:rPr>
-        <w:lastRenderedPageBreak/>
         <w:t>ジョブの操作</w:t>
       </w:r>
       <w:bookmarkEnd w:id="103"/>
@@ -51955,6 +51775,7 @@
           <w:b/>
           <w:i/>
         </w:rPr>
+        <w:lastRenderedPageBreak/>
         <w:t>Get-OrchJob [-Last &lt;string&gt;] [-CreationTimeAfter &lt;datetime&gt;] [-CreationTimeBefore &lt;datetime&gt;] [-Priority &lt;string&gt;] [-Process &lt;string[]&gt;] [-SourceType &lt;string[]&gt;] [-State &lt;string[]&gt;] [-Skip &lt;ulong&gt;] [-First &lt;ulong&gt;] [-Path &lt;string[]&gt;] [-Recurse] [-Depth &lt;uint&gt;]</w:t>
       </w:r>
     </w:p>
@@ -52485,7 +52306,6 @@
           <w:i/>
           <w:iCs/>
         </w:rPr>
-        <w:lastRenderedPageBreak/>
         <w:t>Open-OrchJob [[-Id] &lt;long[]&gt;] [-Path &lt;string[]&gt;]</w:t>
       </w:r>
     </w:p>
@@ -52588,6 +52408,7 @@
           <w:b/>
           <w:i/>
         </w:rPr>
+        <w:lastRenderedPageBreak/>
         <w:t>G</w:t>
       </w:r>
       <w:r>
@@ -53335,14 +53156,7 @@
         <w:rPr>
           <w:rFonts w:hint="eastAsia"/>
         </w:rPr>
-        <w:t>の補完機能は、このフォルダーに割り当てられているプロセス</w:t>
-      </w:r>
-      <w:r>
-        <w:rPr>
-          <w:rFonts w:hint="eastAsia"/>
-        </w:rPr>
-        <w:lastRenderedPageBreak/>
-        <w:t>の名前を一覧表示します。</w:t>
+        <w:t>の補完機能は、このフォルダーに割り当てられているプロセスの名前を一覧表示します。</w:t>
       </w:r>
     </w:p>
     <w:p>
@@ -53581,7 +53395,14 @@
         <w:rPr>
           <w:rFonts w:hint="eastAsia"/>
         </w:rPr>
-        <w:t>でフィルターするときには、</w:t>
+        <w:t>でフィルター</w:t>
+      </w:r>
+      <w:r>
+        <w:rPr>
+          <w:rFonts w:hint="eastAsia"/>
+        </w:rPr>
+        <w:lastRenderedPageBreak/>
+        <w:t>するときには、</w:t>
       </w:r>
       <w:r>
         <w:rPr>
@@ -54116,14 +53937,7 @@
         <w:rPr>
           <w:rFonts w:hint="eastAsia"/>
         </w:rPr>
-        <w:t>します。ジョブがどの時間帯で実行されて</w:t>
-      </w:r>
-      <w:r>
-        <w:rPr>
-          <w:rFonts w:hint="eastAsia"/>
-        </w:rPr>
-        <w:lastRenderedPageBreak/>
-        <w:t>いたか、</w:t>
+        <w:t>します。ジョブがどの時間帯で実行されていたか、</w:t>
       </w:r>
       <w:r>
         <w:rPr>
@@ -54266,6 +54080,7 @@
         <w:rPr>
           <w:rFonts w:hint="eastAsia"/>
         </w:rPr>
+        <w:lastRenderedPageBreak/>
         <w:t>各ジョブの実行時間を求める</w:t>
       </w:r>
       <w:bookmarkEnd w:id="106"/>
@@ -54843,7 +54658,6 @@
         <w:rPr>
           <w:rFonts w:hint="eastAsia"/>
         </w:rPr>
-        <w:lastRenderedPageBreak/>
         <w:t>ジョブを停止する</w:t>
       </w:r>
       <w:bookmarkEnd w:id="108"/>
@@ -55044,7 +54858,14 @@
         <w:rPr>
           <w:rFonts w:hint="eastAsia"/>
         </w:rPr>
-        <w:t>ジョブI</w:t>
+        <w:t>ジョブ</w:t>
+      </w:r>
+      <w:r>
+        <w:rPr>
+          <w:rFonts w:hint="eastAsia"/>
+        </w:rPr>
+        <w:lastRenderedPageBreak/>
+        <w:t>I</w:t>
       </w:r>
       <w:r>
         <w:t>D</w:t>
@@ -55736,7 +55557,6 @@
           <w:i/>
           <w:iCs/>
         </w:rPr>
-        <w:lastRenderedPageBreak/>
         <w:t>Get-OrchJob</w:t>
       </w:r>
       <w:r>
@@ -55874,6 +55694,7 @@
         <w:rPr>
           <w:rFonts w:hint="eastAsia"/>
         </w:rPr>
+        <w:lastRenderedPageBreak/>
         <w:t>ジョブに添付された</w:t>
       </w:r>
       <w:r>
@@ -56485,7 +56306,6 @@
         <w:rPr>
           <w:rFonts w:hint="eastAsia"/>
         </w:rPr>
-        <w:lastRenderedPageBreak/>
         <w:t>現在のフォルダーのジョブ記録</w:t>
       </w:r>
       <w:r>
@@ -56567,6 +56387,7 @@
         <w:rPr>
           <w:rFonts w:hint="eastAsia"/>
         </w:rPr>
+        <w:lastRenderedPageBreak/>
         <w:t>パラメーターを指定しない場合には、C:ドライブのカレントロケーションに保存されます。ファイル名は</w:t>
       </w:r>
       <w:r>
@@ -57118,7 +56939,6 @@
         <w:rPr>
           <w:rFonts w:hint="eastAsia"/>
         </w:rPr>
-        <w:lastRenderedPageBreak/>
         <w:t>ログ</w:t>
       </w:r>
       <w:r>
@@ -57296,6 +57116,7 @@
         <w:ind w:left="440"/>
       </w:pPr>
       <w:r>
+        <w:lastRenderedPageBreak/>
         <w:t>指定したログレベル以上の行だけを出力</w:t>
       </w:r>
       <w:r>
@@ -57807,163 +57628,163 @@
         <w:rPr>
           <w:rFonts w:hint="eastAsia"/>
         </w:rPr>
+        <w:t>パラメーター</w:t>
+      </w:r>
+      <w:r>
+        <w:rPr>
+          <w:rFonts w:hint="eastAsia"/>
+        </w:rPr>
+        <w:t>に</w:t>
+      </w:r>
+      <w:r>
+        <w:rPr>
+          <w:rFonts w:hint="eastAsia"/>
+        </w:rPr>
+        <w:t>取得する監査ログのI</w:t>
+      </w:r>
+      <w:r>
+        <w:t>d</w:t>
+      </w:r>
+      <w:r>
+        <w:rPr>
+          <w:rFonts w:hint="eastAsia"/>
+        </w:rPr>
+        <w:t>を直接指定できます。このI</w:t>
+      </w:r>
+      <w:r>
+        <w:t>d</w:t>
+      </w:r>
+      <w:r>
+        <w:rPr>
+          <w:rFonts w:hint="eastAsia"/>
+        </w:rPr>
+        <w:t>の補完リストに表示されるのは、</w:t>
+      </w:r>
+      <w:r>
+        <w:rPr>
+          <w:rFonts w:hint="eastAsia"/>
+        </w:rPr>
+        <w:t>最初の</w:t>
+      </w:r>
+      <w:r>
+        <w:rPr>
+          <w:rFonts w:hint="eastAsia"/>
+        </w:rPr>
+        <w:t>パラメーター</w:t>
+      </w:r>
+      <w:r>
+        <w:rPr>
+          <w:rFonts w:hint="eastAsia"/>
+        </w:rPr>
+        <w:t>セットで</w:t>
+      </w:r>
+      <w:r>
+        <w:rPr>
+          <w:rFonts w:hint="eastAsia"/>
+        </w:rPr>
+        <w:t>取得した</w:t>
+      </w:r>
+      <w:r>
+        <w:rPr>
+          <w:rFonts w:hint="eastAsia"/>
+        </w:rPr>
+        <w:t>（キャッシュ済みの）</w:t>
+      </w:r>
+      <w:r>
+        <w:rPr>
+          <w:rFonts w:hint="eastAsia"/>
+        </w:rPr>
+        <w:t>監査ログのI</w:t>
+      </w:r>
+      <w:r>
+        <w:t>d</w:t>
+      </w:r>
+      <w:r>
+        <w:rPr>
+          <w:rFonts w:hint="eastAsia"/>
+        </w:rPr>
+        <w:t>のみです。このため、まず最初の</w:t>
+      </w:r>
+      <w:r>
+        <w:rPr>
+          <w:rFonts w:hint="eastAsia"/>
+        </w:rPr>
+        <w:t>パラメーター</w:t>
+      </w:r>
+      <w:r>
+        <w:rPr>
+          <w:rFonts w:hint="eastAsia"/>
+        </w:rPr>
+        <w:t>セットで複数のジョブを取得した後、詳細に確認したいジョブがあれば、そのI</w:t>
+      </w:r>
+      <w:r>
+        <w:t>d</w:t>
+      </w:r>
+      <w:r>
+        <w:rPr>
+          <w:rFonts w:hint="eastAsia"/>
+        </w:rPr>
+        <w:t>を</w:t>
+      </w:r>
+      <w:r>
+        <w:rPr>
+          <w:rFonts w:hint="eastAsia"/>
+        </w:rPr>
+        <w:t>-</w:t>
+      </w:r>
+      <w:r>
+        <w:t>Id</w:t>
+      </w:r>
+      <w:r>
+        <w:rPr>
+          <w:rFonts w:hint="eastAsia"/>
+        </w:rPr>
+        <w:t>パラメーター</w:t>
+      </w:r>
+      <w:r>
+        <w:rPr>
+          <w:rFonts w:hint="eastAsia"/>
+        </w:rPr>
+        <w:t>に指定して再実行</w:t>
+      </w:r>
+      <w:r>
+        <w:rPr>
+          <w:rFonts w:hint="eastAsia"/>
+        </w:rPr>
+        <w:t>してください。</w:t>
+      </w:r>
+    </w:p>
+    <w:p>
+      <w:pPr>
+        <w:pStyle w:val="ListParagraph"/>
+        <w:ind w:left="440"/>
+      </w:pPr>
+      <w:r>
+        <w:rPr>
+          <w:rFonts w:hint="eastAsia"/>
+        </w:rPr>
+        <w:t>-</w:t>
+      </w:r>
+      <w:r>
+        <w:t>ExpandEntity</w:t>
+      </w:r>
+      <w:r>
+        <w:rPr>
+          <w:rFonts w:hint="eastAsia"/>
+        </w:rPr>
+        <w:t>は、監査ログの詳細を展開します。</w:t>
+      </w:r>
+    </w:p>
+    <w:p>
+      <w:pPr>
+        <w:pStyle w:val="Heading3"/>
+      </w:pPr>
+      <w:bookmarkStart w:id="118" w:name="_Toc189667079"/>
+      <w:r>
+        <w:rPr>
+          <w:rFonts w:hint="eastAsia"/>
+        </w:rPr>
         <w:lastRenderedPageBreak/>
-        <w:t>パラメーター</w:t>
-      </w:r>
-      <w:r>
-        <w:rPr>
-          <w:rFonts w:hint="eastAsia"/>
-        </w:rPr>
-        <w:t>に</w:t>
-      </w:r>
-      <w:r>
-        <w:rPr>
-          <w:rFonts w:hint="eastAsia"/>
-        </w:rPr>
-        <w:t>取得する監査ログのI</w:t>
-      </w:r>
-      <w:r>
-        <w:t>d</w:t>
-      </w:r>
-      <w:r>
-        <w:rPr>
-          <w:rFonts w:hint="eastAsia"/>
-        </w:rPr>
-        <w:t>を直接指定できます。このI</w:t>
-      </w:r>
-      <w:r>
-        <w:t>d</w:t>
-      </w:r>
-      <w:r>
-        <w:rPr>
-          <w:rFonts w:hint="eastAsia"/>
-        </w:rPr>
-        <w:t>の補完リストに表示されるのは、</w:t>
-      </w:r>
-      <w:r>
-        <w:rPr>
-          <w:rFonts w:hint="eastAsia"/>
-        </w:rPr>
-        <w:t>最初の</w:t>
-      </w:r>
-      <w:r>
-        <w:rPr>
-          <w:rFonts w:hint="eastAsia"/>
-        </w:rPr>
-        <w:t>パラメーター</w:t>
-      </w:r>
-      <w:r>
-        <w:rPr>
-          <w:rFonts w:hint="eastAsia"/>
-        </w:rPr>
-        <w:t>セットで</w:t>
-      </w:r>
-      <w:r>
-        <w:rPr>
-          <w:rFonts w:hint="eastAsia"/>
-        </w:rPr>
-        <w:t>取得した</w:t>
-      </w:r>
-      <w:r>
-        <w:rPr>
-          <w:rFonts w:hint="eastAsia"/>
-        </w:rPr>
-        <w:t>（キャッシュ済みの）</w:t>
-      </w:r>
-      <w:r>
-        <w:rPr>
-          <w:rFonts w:hint="eastAsia"/>
-        </w:rPr>
-        <w:t>監査ログのI</w:t>
-      </w:r>
-      <w:r>
-        <w:t>d</w:t>
-      </w:r>
-      <w:r>
-        <w:rPr>
-          <w:rFonts w:hint="eastAsia"/>
-        </w:rPr>
-        <w:t>のみです。このため、まず最初の</w:t>
-      </w:r>
-      <w:r>
-        <w:rPr>
-          <w:rFonts w:hint="eastAsia"/>
-        </w:rPr>
-        <w:t>パラメーター</w:t>
-      </w:r>
-      <w:r>
-        <w:rPr>
-          <w:rFonts w:hint="eastAsia"/>
-        </w:rPr>
-        <w:t>セットで複数のジョブを取得した後、詳細に確認したいジョブがあれば、そのI</w:t>
-      </w:r>
-      <w:r>
-        <w:t>d</w:t>
-      </w:r>
-      <w:r>
-        <w:rPr>
-          <w:rFonts w:hint="eastAsia"/>
-        </w:rPr>
-        <w:t>を</w:t>
-      </w:r>
-      <w:r>
-        <w:rPr>
-          <w:rFonts w:hint="eastAsia"/>
-        </w:rPr>
-        <w:t>-</w:t>
-      </w:r>
-      <w:r>
-        <w:t>Id</w:t>
-      </w:r>
-      <w:r>
-        <w:rPr>
-          <w:rFonts w:hint="eastAsia"/>
-        </w:rPr>
-        <w:t>パラメーター</w:t>
-      </w:r>
-      <w:r>
-        <w:rPr>
-          <w:rFonts w:hint="eastAsia"/>
-        </w:rPr>
-        <w:t>に指定して再実行</w:t>
-      </w:r>
-      <w:r>
-        <w:rPr>
-          <w:rFonts w:hint="eastAsia"/>
-        </w:rPr>
-        <w:t>してください。</w:t>
-      </w:r>
-    </w:p>
-    <w:p>
-      <w:pPr>
-        <w:pStyle w:val="ListParagraph"/>
-        <w:ind w:left="440"/>
-      </w:pPr>
-      <w:r>
-        <w:rPr>
-          <w:rFonts w:hint="eastAsia"/>
-        </w:rPr>
-        <w:t>-</w:t>
-      </w:r>
-      <w:r>
-        <w:t>ExpandEntity</w:t>
-      </w:r>
-      <w:r>
-        <w:rPr>
-          <w:rFonts w:hint="eastAsia"/>
-        </w:rPr>
-        <w:t>は、監査ログの詳細を展開します。</w:t>
-      </w:r>
-    </w:p>
-    <w:p>
-      <w:pPr>
-        <w:pStyle w:val="Heading3"/>
-      </w:pPr>
-      <w:bookmarkStart w:id="118" w:name="_Toc189667079"/>
-      <w:r>
-        <w:rPr>
-          <w:rFonts w:hint="eastAsia"/>
-        </w:rPr>
         <w:t>監査ログを</w:t>
       </w:r>
       <w:r>
@@ -58436,7 +58257,6 @@
         <w:rPr>
           <w:rFonts w:hint="eastAsia"/>
         </w:rPr>
-        <w:lastRenderedPageBreak/>
         <w:t>テナントのすべてのロボットを表示する</w:t>
       </w:r>
       <w:bookmarkEnd w:id="120"/>
@@ -58551,6 +58371,7 @@
         <w:rPr>
           <w:rFonts w:hint="eastAsia"/>
         </w:rPr>
+        <w:lastRenderedPageBreak/>
         <w:t>指定した</w:t>
       </w:r>
       <w:r>
@@ -59003,7 +58824,6 @@
         <w:rPr>
           <w:rFonts w:hint="eastAsia"/>
         </w:rPr>
-        <w:lastRenderedPageBreak/>
         <w:t>必要な権限:</w:t>
       </w:r>
       <w:r>
@@ -59616,14 +59436,7 @@
         <w:rPr>
           <w:rFonts w:hint="eastAsia"/>
         </w:rPr>
-        <w:t>です。ユーザー名にはワイルドカードが使えます。カンマ区切</w:t>
-      </w:r>
-      <w:r>
-        <w:rPr>
-          <w:rFonts w:hint="eastAsia"/>
-        </w:rPr>
-        <w:lastRenderedPageBreak/>
-        <w:t>りで複数を同時に指定することもできます。補完入力もできます。</w:t>
+        <w:t>です。ユーザー名にはワイルドカードが使えます。カンマ区切りで複数を同時に指定することもできます。補完入力もできます。</w:t>
       </w:r>
     </w:p>
     <w:p>
@@ -59755,7 +59568,14 @@
         <w:rPr>
           <w:rFonts w:hint="eastAsia"/>
         </w:rPr>
-        <w:t>ドライブ名を指定することもできます。ドライブ名は、複数をカンマ区切りで指定できますが、ワイルドカードは使えません。</w:t>
+        <w:t>ドライブ名を指定することもできます。ドライブ名は、複数をカンマ区切りで指定で</w:t>
+      </w:r>
+      <w:r>
+        <w:rPr>
+          <w:rFonts w:hint="eastAsia"/>
+        </w:rPr>
+        <w:lastRenderedPageBreak/>
+        <w:t>きますが、ワイルドカードは使えません。</w:t>
       </w:r>
     </w:p>
     <w:p>
@@ -60157,77 +59977,77 @@
         <w:rPr>
           <w:rFonts w:hint="eastAsia"/>
         </w:rPr>
-        <w:t>のパスワー</w:t>
+        <w:t>のパスワードを一括して同じパスワードに更新します。</w:t>
+      </w:r>
+      <w:r>
+        <w:rPr>
+          <w:rFonts w:hint="eastAsia"/>
+        </w:rPr>
+        <w:t>-</w:t>
+      </w:r>
+      <w:r>
+        <w:t>WhatIf</w:t>
+      </w:r>
+      <w:r>
+        <w:rPr>
+          <w:rFonts w:hint="eastAsia"/>
+        </w:rPr>
+        <w:t>パラメーター</w:t>
+      </w:r>
+      <w:r>
+        <w:rPr>
+          <w:rFonts w:hint="eastAsia"/>
+        </w:rPr>
+        <w:t>をつけると、各ドライブの現在のユーザーを確認できます。</w:t>
+      </w:r>
+    </w:p>
+    <w:p>
+      <w:pPr>
+        <w:pStyle w:val="Heading2"/>
+      </w:pPr>
+      <w:bookmarkStart w:id="127" w:name="_Toc189667088"/>
+      <w:r>
+        <w:rPr>
+          <w:rFonts w:hint="eastAsia"/>
+        </w:rPr>
+        <w:t>ロール</w:t>
+      </w:r>
+      <w:r>
+        <w:rPr>
+          <w:rFonts w:hint="eastAsia"/>
+        </w:rPr>
+        <w:t>の操作</w:t>
+      </w:r>
+      <w:bookmarkEnd w:id="127"/>
+    </w:p>
+    <w:p>
+      <w:r>
+        <w:rPr>
+          <w:rFonts w:hint="eastAsia"/>
+        </w:rPr>
+        <w:t>ロールはテナントエンティティです。そのため、本節のコマンドレットはカレントドライブ（テナント）のロールを操作します。（カレントロケーションは動作に影響しません）-</w:t>
+      </w:r>
+      <w:r>
+        <w:t>Path</w:t>
+      </w:r>
+      <w:r>
+        <w:rPr>
+          <w:rFonts w:hint="eastAsia"/>
+        </w:rPr>
+        <w:t>パラメーター</w:t>
+      </w:r>
+      <w:r>
+        <w:rPr>
+          <w:rFonts w:hint="eastAsia"/>
+        </w:rPr>
+        <w:t>には、操作対象のドライブ（テナント）を指定してください。ドライブ</w:t>
       </w:r>
       <w:r>
         <w:rPr>
           <w:rFonts w:hint="eastAsia"/>
         </w:rPr>
         <w:lastRenderedPageBreak/>
-        <w:t>ドを一括して同じパスワードに更新します。</w:t>
-      </w:r>
-      <w:r>
-        <w:rPr>
-          <w:rFonts w:hint="eastAsia"/>
-        </w:rPr>
-        <w:t>-</w:t>
-      </w:r>
-      <w:r>
-        <w:t>WhatIf</w:t>
-      </w:r>
-      <w:r>
-        <w:rPr>
-          <w:rFonts w:hint="eastAsia"/>
-        </w:rPr>
-        <w:t>パラメーター</w:t>
-      </w:r>
-      <w:r>
-        <w:rPr>
-          <w:rFonts w:hint="eastAsia"/>
-        </w:rPr>
-        <w:t>をつけると、各ドライブの現在のユーザーを確認できます。</w:t>
-      </w:r>
-    </w:p>
-    <w:p>
-      <w:pPr>
-        <w:pStyle w:val="Heading2"/>
-      </w:pPr>
-      <w:bookmarkStart w:id="127" w:name="_Toc189667088"/>
-      <w:r>
-        <w:rPr>
-          <w:rFonts w:hint="eastAsia"/>
-        </w:rPr>
-        <w:t>ロール</w:t>
-      </w:r>
-      <w:r>
-        <w:rPr>
-          <w:rFonts w:hint="eastAsia"/>
-        </w:rPr>
-        <w:t>の操作</w:t>
-      </w:r>
-      <w:bookmarkEnd w:id="127"/>
-    </w:p>
-    <w:p>
-      <w:r>
-        <w:rPr>
-          <w:rFonts w:hint="eastAsia"/>
-        </w:rPr>
-        <w:t>ロールはテナントエンティティです。そのため、本節のコマンドレットはカレントドライブ（テナント）のロールを操作します。（カレントロケーションは動作に影響しません）-</w:t>
-      </w:r>
-      <w:r>
-        <w:t>Path</w:t>
-      </w:r>
-      <w:r>
-        <w:rPr>
-          <w:rFonts w:hint="eastAsia"/>
-        </w:rPr>
-        <w:t>パラメーター</w:t>
-      </w:r>
-      <w:r>
-        <w:rPr>
-          <w:rFonts w:hint="eastAsia"/>
-        </w:rPr>
-        <w:t>には、操作対象のドライブ（テナント）を指定してください。ドライブ名は補完入力できます。カンマで区切って複数を同時に指定できます。なお、ドライブ名にワイルドカードは使えません。-</w:t>
+        <w:t>名は補完入力できます。カンマで区切って複数を同時に指定できます。なお、ドライブ名にワイルドカードは使えません。-</w:t>
       </w:r>
       <w:r>
         <w:t>Path</w:t>
@@ -60626,7 +60446,6 @@
         <w:rPr>
           <w:rFonts w:hint="eastAsia"/>
         </w:rPr>
-        <w:lastRenderedPageBreak/>
         <w:t>-</w:t>
       </w:r>
       <w:r>
@@ -60731,6 +60550,7 @@
           <w:b/>
           <w:i/>
         </w:rPr>
+        <w:lastRenderedPageBreak/>
         <w:t>R</w:t>
       </w:r>
       <w:r>
@@ -61295,7 +61115,6 @@
         <w:rPr>
           <w:rFonts w:hint="eastAsia"/>
         </w:rPr>
-        <w:lastRenderedPageBreak/>
         <w:t>は位置指定</w:t>
       </w:r>
       <w:r>
@@ -61477,6 +61296,7 @@
         <w:rPr>
           <w:rFonts w:hint="eastAsia"/>
         </w:rPr>
+        <w:lastRenderedPageBreak/>
         <w:t>フォルダーに</w:t>
       </w:r>
       <w:r>
@@ -61762,7 +61582,6 @@
         <w:rPr>
           <w:rFonts w:hint="eastAsia"/>
         </w:rPr>
-        <w:lastRenderedPageBreak/>
         <w:t>現在のフォルダーに割り当てられているユーザーをすべて表示します。</w:t>
       </w:r>
       <w:r>
@@ -61857,6 +61676,7 @@
           <w:b/>
           <w:i/>
         </w:rPr>
+        <w:lastRenderedPageBreak/>
         <w:t>Get-OrchFolderUser -</w:t>
       </w:r>
       <w:r>
@@ -62327,7 +62147,6 @@
         <w:ind w:left="440"/>
       </w:pPr>
       <w:r>
-        <w:lastRenderedPageBreak/>
         <w:t>UserName</w:t>
       </w:r>
       <w:r>
@@ -62511,7 +62330,14 @@
         <w:rPr>
           <w:rFonts w:hint="eastAsia"/>
         </w:rPr>
-        <w:t>で指定します。ユーザー名は、ワイルドカードを含む名前をカンマ区切りで複数指定できます。補完入力もできます。</w:t>
+        <w:t>で指定します。ユーザー名</w:t>
+      </w:r>
+      <w:r>
+        <w:rPr>
+          <w:rFonts w:hint="eastAsia"/>
+        </w:rPr>
+        <w:lastRenderedPageBreak/>
+        <w:t>は、ワイルドカードを含む名前をカンマ区切りで複数指定できます。補完入力もできます。</w:t>
       </w:r>
       <w:r>
         <w:rPr>
@@ -62896,71 +62722,71 @@
           <w:b/>
           <w:i/>
         </w:rPr>
+        <w:t>Copy-OrchMachine [-Name] &lt;string[]&gt; [-Destination] &lt;string[]&gt; [-Path &lt;string&gt;] [-WhatIf] [-Confirm]</w:t>
+      </w:r>
+    </w:p>
+    <w:p>
+      <w:pPr>
+        <w:pStyle w:val="ListParagraph"/>
+        <w:ind w:left="440"/>
+      </w:pPr>
+      <w:r>
+        <w:rPr>
+          <w:rFonts w:hint="eastAsia"/>
+        </w:rPr>
+        <w:t>必要な権限:</w:t>
+      </w:r>
+      <w:r>
+        <w:t xml:space="preserve"> </w:t>
+      </w:r>
+      <w:r>
+        <w:rPr>
+          <w:rFonts w:hint="eastAsia"/>
+        </w:rPr>
+        <w:t>コピー元テナントの</w:t>
+      </w:r>
+      <w:r>
+        <w:t>OR.Machines.Read</w:t>
+      </w:r>
+    </w:p>
+    <w:p>
+      <w:pPr>
+        <w:pStyle w:val="ListParagraph"/>
+        <w:ind w:left="440" w:firstLineChars="600" w:firstLine="1260"/>
+      </w:pPr>
+      <w:r>
+        <w:rPr>
+          <w:rFonts w:hint="eastAsia"/>
+        </w:rPr>
+        <w:t>コピー先テナントのO</w:t>
+      </w:r>
+      <w:r>
+        <w:t>R.Machines.Write</w:t>
+      </w:r>
+    </w:p>
+    <w:p>
+      <w:pPr>
+        <w:pStyle w:val="ListParagraph"/>
+        <w:ind w:left="440"/>
+      </w:pPr>
+      <w:r>
+        <w:rPr>
+          <w:rFonts w:hint="eastAsia"/>
+        </w:rPr>
+        <w:t>テナント間で、マシンをコピーします。</w:t>
+      </w:r>
+    </w:p>
+    <w:p/>
+    <w:p>
+      <w:pPr>
+        <w:pStyle w:val="Heading3"/>
+      </w:pPr>
+      <w:bookmarkStart w:id="137" w:name="_Toc189667098"/>
+      <w:r>
+        <w:rPr>
+          <w:rFonts w:hint="eastAsia"/>
+        </w:rPr>
         <w:lastRenderedPageBreak/>
-        <w:t>Copy-OrchMachine [-Name] &lt;string[]&gt; [-Destination] &lt;string[]&gt; [-Path &lt;string&gt;] [-WhatIf] [-Confirm]</w:t>
-      </w:r>
-    </w:p>
-    <w:p>
-      <w:pPr>
-        <w:pStyle w:val="ListParagraph"/>
-        <w:ind w:left="440"/>
-      </w:pPr>
-      <w:r>
-        <w:rPr>
-          <w:rFonts w:hint="eastAsia"/>
-        </w:rPr>
-        <w:t>必要な権限:</w:t>
-      </w:r>
-      <w:r>
-        <w:t xml:space="preserve"> </w:t>
-      </w:r>
-      <w:r>
-        <w:rPr>
-          <w:rFonts w:hint="eastAsia"/>
-        </w:rPr>
-        <w:t>コピー元テナントの</w:t>
-      </w:r>
-      <w:r>
-        <w:t>OR.Machines.Read</w:t>
-      </w:r>
-    </w:p>
-    <w:p>
-      <w:pPr>
-        <w:pStyle w:val="ListParagraph"/>
-        <w:ind w:left="440" w:firstLineChars="600" w:firstLine="1260"/>
-      </w:pPr>
-      <w:r>
-        <w:rPr>
-          <w:rFonts w:hint="eastAsia"/>
-        </w:rPr>
-        <w:t>コピー先テナントのO</w:t>
-      </w:r>
-      <w:r>
-        <w:t>R.Machines.Write</w:t>
-      </w:r>
-    </w:p>
-    <w:p>
-      <w:pPr>
-        <w:pStyle w:val="ListParagraph"/>
-        <w:ind w:left="440"/>
-      </w:pPr>
-      <w:r>
-        <w:rPr>
-          <w:rFonts w:hint="eastAsia"/>
-        </w:rPr>
-        <w:t>テナント間で、マシンをコピーします。</w:t>
-      </w:r>
-    </w:p>
-    <w:p/>
-    <w:p>
-      <w:pPr>
-        <w:pStyle w:val="Heading3"/>
-      </w:pPr>
-      <w:bookmarkStart w:id="137" w:name="_Toc189667098"/>
-      <w:r>
-        <w:rPr>
-          <w:rFonts w:hint="eastAsia"/>
-        </w:rPr>
         <w:t>テナントのマシンを表示する</w:t>
       </w:r>
       <w:bookmarkEnd w:id="137"/>
@@ -63453,7 +63279,6 @@
         <w:t>の代わりに-</w:t>
       </w:r>
       <w:r>
-        <w:lastRenderedPageBreak/>
         <w:t>Confirm</w:t>
       </w:r>
       <w:r>
@@ -63506,6 +63331,7 @@
         <w:rPr>
           <w:rFonts w:hint="eastAsia"/>
         </w:rPr>
+        <w:lastRenderedPageBreak/>
         <w:t>必要な権限:</w:t>
       </w:r>
       <w:r>
@@ -63908,7 +63734,6 @@
         <w:rPr>
           <w:rFonts w:hint="eastAsia"/>
         </w:rPr>
-        <w:lastRenderedPageBreak/>
         <w:t>現在のフォルダーに、指定したマシンを割り当てます。</w:t>
       </w:r>
       <w:r>
@@ -63996,6 +63821,7 @@
         <w:rPr>
           <w:rFonts w:hint="eastAsia"/>
         </w:rPr>
+        <w:lastRenderedPageBreak/>
         <w:t>フォルダーマシンを削除する</w:t>
       </w:r>
       <w:bookmarkEnd w:id="143"/>
@@ -64551,80 +64377,86 @@
         <w:rPr>
           <w:rFonts w:hint="eastAsia"/>
         </w:rPr>
+        <w:t>必要な権限:</w:t>
+      </w:r>
+      <w:r>
+        <w:t xml:space="preserve"> </w:t>
+      </w:r>
+      <w:r>
+        <w:t>OR.</w:t>
+      </w:r>
+      <w:r>
+        <w:t>Assets</w:t>
+      </w:r>
+    </w:p>
+    <w:p>
+      <w:pPr>
+        <w:pStyle w:val="ListParagraph"/>
+        <w:ind w:left="440"/>
+      </w:pPr>
+      <w:r>
+        <w:rPr>
+          <w:rFonts w:hint="eastAsia"/>
+        </w:rPr>
+        <w:t>最初の</w:t>
+      </w:r>
+      <w:r>
+        <w:rPr>
+          <w:rFonts w:hint="eastAsia"/>
+        </w:rPr>
+        <w:t>パラメーター</w:t>
+      </w:r>
+      <w:r>
+        <w:rPr>
+          <w:rFonts w:hint="eastAsia"/>
+        </w:rPr>
+        <w:t>セットは、アセットを作成・更新・削除します。</w:t>
+      </w:r>
+      <w:r>
+        <w:rPr>
+          <w:rFonts w:hint="eastAsia"/>
+        </w:rPr>
+        <w:t>存在しないアセット名を指定すると、アセットを新規作成します。既存のアセット名を指定すると、このアセットを更新します。このとき、-</w:t>
+      </w:r>
+      <w:r>
+        <w:t>Value</w:t>
+      </w:r>
+      <w:r>
+        <w:rPr>
+          <w:rFonts w:hint="eastAsia"/>
+        </w:rPr>
+        <w:t>パラメーター</w:t>
+      </w:r>
+      <w:r>
+        <w:rPr>
+          <w:rFonts w:hint="eastAsia"/>
+        </w:rPr>
+        <w:t xml:space="preserve">に </w:t>
+      </w:r>
+      <w:r>
+        <w:t>'' (</w:t>
+      </w:r>
+      <w:r>
+        <w:rPr>
+          <w:rFonts w:hint="eastAsia"/>
+        </w:rPr>
+        <w:t>空文字列</w:t>
+      </w:r>
+      <w:r>
+        <w:t>)</w:t>
+      </w:r>
+      <w:r>
+        <w:rPr>
+          <w:rFonts w:hint="eastAsia"/>
+        </w:rPr>
+        <w:t>を指定す</w:t>
+      </w:r>
+      <w:r>
+        <w:rPr>
+          <w:rFonts w:hint="eastAsia"/>
+        </w:rPr>
         <w:lastRenderedPageBreak/>
-        <w:t>必要な権限:</w:t>
-      </w:r>
-      <w:r>
-        <w:t xml:space="preserve"> </w:t>
-      </w:r>
-      <w:r>
-        <w:t>OR.</w:t>
-      </w:r>
-      <w:r>
-        <w:t>Assets</w:t>
-      </w:r>
-    </w:p>
-    <w:p>
-      <w:pPr>
-        <w:pStyle w:val="ListParagraph"/>
-        <w:ind w:left="440"/>
-      </w:pPr>
-      <w:r>
-        <w:rPr>
-          <w:rFonts w:hint="eastAsia"/>
-        </w:rPr>
-        <w:t>最初の</w:t>
-      </w:r>
-      <w:r>
-        <w:rPr>
-          <w:rFonts w:hint="eastAsia"/>
-        </w:rPr>
-        <w:t>パラメーター</w:t>
-      </w:r>
-      <w:r>
-        <w:rPr>
-          <w:rFonts w:hint="eastAsia"/>
-        </w:rPr>
-        <w:t>セットは、アセットを作成・更新・削除します。</w:t>
-      </w:r>
-      <w:r>
-        <w:rPr>
-          <w:rFonts w:hint="eastAsia"/>
-        </w:rPr>
-        <w:t>存在しないアセット名を指定すると、アセットを新規作成します。既存のアセット名を指定すると、このアセットを更新します。このとき、-</w:t>
-      </w:r>
-      <w:r>
-        <w:t>Value</w:t>
-      </w:r>
-      <w:r>
-        <w:rPr>
-          <w:rFonts w:hint="eastAsia"/>
-        </w:rPr>
-        <w:t>パラメーター</w:t>
-      </w:r>
-      <w:r>
-        <w:rPr>
-          <w:rFonts w:hint="eastAsia"/>
-        </w:rPr>
-        <w:t xml:space="preserve">に </w:t>
-      </w:r>
-      <w:r>
-        <w:t>'' (</w:t>
-      </w:r>
-      <w:r>
-        <w:rPr>
-          <w:rFonts w:hint="eastAsia"/>
-        </w:rPr>
-        <w:t>空文字列</w:t>
-      </w:r>
-      <w:r>
-        <w:t>)</w:t>
-      </w:r>
-      <w:r>
-        <w:rPr>
-          <w:rFonts w:hint="eastAsia"/>
-        </w:rPr>
-        <w:t>を指定すると、このアセット値を削除します。</w:t>
+        <w:t>ると、このアセット値を削除します。</w:t>
       </w:r>
     </w:p>
     <w:p>
@@ -65171,7 +65003,6 @@
         <w:rPr>
           <w:rFonts w:hint="eastAsia"/>
         </w:rPr>
-        <w:lastRenderedPageBreak/>
         <w:t>アセットを追加・更新する</w:t>
       </w:r>
       <w:bookmarkEnd w:id="146"/>
@@ -65252,7 +65083,14 @@
         <w:rPr>
           <w:rFonts w:hint="eastAsia"/>
         </w:rPr>
-        <w:t>を設定します。既に同名のアセットがあれば、そのグローバル値を更新します。アセット名には、ワイルドカードを含む名前をカンマ区切りで複数指定できます。ワイルドカードを展開しても既存のアセットにひとつも合致しない場合には、新規アセット名として扱われます。</w:t>
+        <w:t>を設定します。既に同名のアセットがあれば、そのグローバル値を更新します。アセット名には、ワイルドカードを含む名前をカンマ区切りで複数指定でき</w:t>
+      </w:r>
+      <w:r>
+        <w:rPr>
+          <w:rFonts w:hint="eastAsia"/>
+        </w:rPr>
+        <w:lastRenderedPageBreak/>
+        <w:t>ます。ワイルドカードを展開しても既存のアセットにひとつも合致しない場合には、新規アセット名として扱われます。</w:t>
       </w:r>
       <w:r>
         <w:rPr>
@@ -66043,7 +65881,6 @@
         <w:rPr>
           <w:rFonts w:hint="eastAsia"/>
         </w:rPr>
-        <w:lastRenderedPageBreak/>
         <w:t>アセットを削除する</w:t>
       </w:r>
       <w:bookmarkEnd w:id="147"/>
@@ -66230,7 +66067,14 @@
         <w:rPr>
           <w:rFonts w:hint="eastAsia"/>
         </w:rPr>
-        <w:t>を指定すると、このアセットの値を削除します。ユーザーごと・マシンごとのアセット値がひとつでも含まれているアセットの場合には、グローバル値だけが削除され、既存のアセット自体は削除されません。</w:t>
+        <w:t>を指定すると、このアセットの値を削除します。ユーザーごと・マシ</w:t>
+      </w:r>
+      <w:r>
+        <w:rPr>
+          <w:rFonts w:hint="eastAsia"/>
+        </w:rPr>
+        <w:lastRenderedPageBreak/>
+        <w:t>ンごとのアセット値がひとつでも含まれているアセットの場合には、グローバル値だけが削除され、既存のアセット自体は削除されません。</w:t>
       </w:r>
       <w:r>
         <w:rPr>
@@ -66850,14 +66694,7 @@
         <w:rPr>
           <w:rFonts w:hint="eastAsia"/>
         </w:rPr>
-        <w:t>コマンドレットでインポートできま</w:t>
-      </w:r>
-      <w:r>
-        <w:rPr>
-          <w:rFonts w:hint="eastAsia"/>
-        </w:rPr>
-        <w:lastRenderedPageBreak/>
-        <w:t>す。</w:t>
+        <w:t>コマンドレットでインポートできます。</w:t>
       </w:r>
       <w:r>
         <w:rPr>
@@ -67057,6 +66894,7 @@
         <w:rPr>
           <w:rFonts w:hint="eastAsia"/>
         </w:rPr>
+        <w:lastRenderedPageBreak/>
         <w:t>指定したファイル名で、C</w:t>
       </w:r>
       <w:r>
@@ -67818,7 +67656,6 @@
         <w:rPr>
           <w:rFonts w:hint="eastAsia"/>
         </w:rPr>
-        <w:lastRenderedPageBreak/>
         <w:t>C</w:t>
       </w:r>
       <w:r>
@@ -67981,7 +67818,14 @@
         <w:rPr>
           <w:rFonts w:hint="eastAsia"/>
         </w:rPr>
-        <w:t>もし、アセットをエキスポートしたドライブとは違うドライブ（テナント）にインポートしたい場合には、C</w:t>
+        <w:t>もし、アセットをエキスポートしたドライブとは違うドライブ（テナント）にインポ</w:t>
+      </w:r>
+      <w:r>
+        <w:rPr>
+          <w:rFonts w:hint="eastAsia"/>
+        </w:rPr>
+        <w:lastRenderedPageBreak/>
+        <w:t>ートしたい場合には、C</w:t>
       </w:r>
       <w:r>
         <w:t>SV</w:t>
@@ -68336,7 +68180,6 @@
         <w:rPr>
           <w:rFonts w:hint="eastAsia"/>
         </w:rPr>
-        <w:lastRenderedPageBreak/>
         <w:t>クレデンシャルアセットを追加・更新する</w:t>
       </w:r>
       <w:bookmarkEnd w:id="152"/>
@@ -68442,6 +68285,7 @@
           <w:b/>
           <w:i/>
         </w:rPr>
+        <w:lastRenderedPageBreak/>
         <w:t>S</w:t>
       </w:r>
       <w:r>
@@ -69137,14 +68981,7 @@
         <w:rPr>
           <w:rFonts w:hint="eastAsia"/>
         </w:rPr>
-        <w:t>アセット</w:t>
-      </w:r>
-      <w:r>
-        <w:rPr>
-          <w:rFonts w:hint="eastAsia"/>
-        </w:rPr>
-        <w:lastRenderedPageBreak/>
-        <w:t>自体は削除されません。</w:t>
+        <w:t>アセット自体は削除されません。</w:t>
       </w:r>
       <w:r>
         <w:rPr>
@@ -69412,6 +69249,7 @@
         <w:rPr>
           <w:rFonts w:hint="eastAsia"/>
         </w:rPr>
+        <w:lastRenderedPageBreak/>
         <w:t xml:space="preserve">ユーザー名とマシン名の両方を指定すると、合致するユーザーごと・マシンごとのアセット値を削除します。ユーザー名とマシン名には、ワイルドカードを含む名前をカンマ区切りで複数指定できます。補完もできます。このアセットに含まれる、ユーザー名・マシン名の両方をもつアセット値をすべて削除するには、ユーザー名とマシン名の両方に </w:t>
       </w:r>
       <w:r>
@@ -69827,14 +69665,7 @@
         <w:rPr>
           <w:rFonts w:hint="eastAsia"/>
         </w:rPr>
-        <w:t>列の両方が空になっているクレデンシャルア</w:t>
-      </w:r>
-      <w:r>
-        <w:rPr>
-          <w:rFonts w:hint="eastAsia"/>
-        </w:rPr>
-        <w:lastRenderedPageBreak/>
-        <w:t>セットは削除されます。</w:t>
+        <w:t>列の両方が空になっているクレデンシャルアセットは削除されます。</w:t>
       </w:r>
       <w:r>
         <w:rPr>
@@ -70021,7 +69852,14 @@
         <w:rPr>
           <w:rFonts w:hint="eastAsia"/>
         </w:rPr>
-        <w:t>列で指定されていることに注意してください。</w:t>
+        <w:t>列で指定</w:t>
+      </w:r>
+      <w:r>
+        <w:rPr>
+          <w:rFonts w:hint="eastAsia"/>
+        </w:rPr>
+        <w:lastRenderedPageBreak/>
+        <w:t>されていることに注意してください。</w:t>
       </w:r>
     </w:p>
     <w:p>
@@ -70470,15 +70308,7 @@
           <w:b/>
           <w:i/>
         </w:rPr>
-        <w:t>Remove-OrchCredentialStore [-Name] &lt;string[]&gt; [-Path &lt;string[]&gt;] [-WhatIf] [-</w:t>
-      </w:r>
-      <w:r>
-        <w:rPr>
-          <w:b/>
-          <w:i/>
-        </w:rPr>
-        <w:lastRenderedPageBreak/>
-        <w:t>Confirm]</w:t>
+        <w:t>Remove-OrchCredentialStore [-Name] &lt;string[]&gt; [-Path &lt;string[]&gt;] [-WhatIf] [-Confirm]</w:t>
       </w:r>
     </w:p>
     <w:p>
@@ -70675,7 +70505,14 @@
         <w:rPr>
           <w:rFonts w:hint="eastAsia"/>
         </w:rPr>
-        <w:t>名は、ワイルドカードを含む名前をカンマ区切りで複数指定できます。補完もできます。</w:t>
+        <w:t>名は、ワイルドカ</w:t>
+      </w:r>
+      <w:r>
+        <w:rPr>
+          <w:rFonts w:hint="eastAsia"/>
+        </w:rPr>
+        <w:lastRenderedPageBreak/>
+        <w:t>ードを含む名前をカンマ区切りで複数指定できます。補完もできます。</w:t>
       </w:r>
     </w:p>
     <w:p>
@@ -71197,7 +71034,6 @@
         <w:rPr>
           <w:rFonts w:hint="eastAsia"/>
         </w:rPr>
-        <w:lastRenderedPageBreak/>
         <w:t>必要な権限:</w:t>
       </w:r>
       <w:r>
@@ -71331,6 +71167,7 @@
         <w:ind w:left="440"/>
       </w:pPr>
       <w:r>
+        <w:lastRenderedPageBreak/>
         <w:t>Upload a CSV file and bulk register queue items. The -CsvPath parameter allows you to specify either the file name, the folder, or both using wildcards. Note that even if the same file is specified multiple times, it will be uploaded only once.</w:t>
       </w:r>
     </w:p>
@@ -71726,7 +71563,6 @@
         <w:rPr>
           <w:rFonts w:hint="eastAsia"/>
         </w:rPr>
-        <w:lastRenderedPageBreak/>
         <w:t>-</w:t>
       </w:r>
       <w:r>
@@ -71943,6 +71779,7 @@
           <w:b/>
           <w:i/>
         </w:rPr>
+        <w:lastRenderedPageBreak/>
         <w:t xml:space="preserve">Get-OrchQueueItem </w:t>
       </w:r>
       <w:r>
@@ -72413,7 +72250,6 @@
         <w:rPr>
           <w:rFonts w:hint="eastAsia"/>
         </w:rPr>
-        <w:lastRenderedPageBreak/>
         <w:t>必要な権限:</w:t>
       </w:r>
       <w:r>
@@ -72518,6 +72354,7 @@
         <w:rPr>
           <w:rFonts w:hint="eastAsia"/>
         </w:rPr>
+        <w:lastRenderedPageBreak/>
         <w:t>必要な権限:</w:t>
       </w:r>
       <w:r>
@@ -72961,14 +72798,7 @@
           <w:rPr>
             <w:rStyle w:val="Hyperlink"/>
           </w:rPr>
-          <w:t>https://learn.microsoft.com/powershell/module/microsoft.powershell.core/about/abo</w:t>
-        </w:r>
-        <w:r>
-          <w:rPr>
-            <w:rStyle w:val="Hyperlink"/>
-          </w:rPr>
-          <w:lastRenderedPageBreak/>
-          <w:t>ut_simplified_syntax</w:t>
+          <w:t>https://learn.microsoft.com/powershell/module/microsoft.powershell.core/about/about_simplified_syntax</w:t>
         </w:r>
       </w:hyperlink>
     </w:p>
@@ -73097,7 +72927,14 @@
         <w:rPr>
           <w:rFonts w:hint="eastAsia"/>
         </w:rPr>
-        <w:t>現在のフォルダーの、指定の名前のトリガーを削除します。トリガーをひとつ削除するたびに確認メッセージを表示します。</w:t>
+        <w:t>現在のフォルダーの、指定の名前のトリガーを削除します。トリガーをひとつ削除す</w:t>
+      </w:r>
+      <w:r>
+        <w:rPr>
+          <w:rFonts w:hint="eastAsia"/>
+        </w:rPr>
+        <w:lastRenderedPageBreak/>
+        <w:t>るたびに確認メッセージを表示します。</w:t>
       </w:r>
     </w:p>
     <w:p>
@@ -73379,7 +73216,6 @@
         <w:rPr>
           <w:rFonts w:hint="eastAsia"/>
         </w:rPr>
-        <w:lastRenderedPageBreak/>
         <w:t>テストの操作</w:t>
       </w:r>
       <w:bookmarkEnd w:id="169"/>
@@ -73499,6 +73335,7 @@
           <w:bCs/>
           <w:i/>
         </w:rPr>
+        <w:lastRenderedPageBreak/>
         <w:t>Get-OrchTestExecution [[-Name] &lt;string[]&gt;] [-Path &lt;string[]&gt;] [-Recurse] [-Depth &lt;uint&gt;]</w:t>
       </w:r>
     </w:p>
@@ -73857,7 +73694,6 @@
         <w:rPr>
           <w:rFonts w:hint="eastAsia"/>
         </w:rPr>
-        <w:lastRenderedPageBreak/>
         <w:t>現在のフォルダーの指定した名前のテストケースをすべて表示します。テストケース名は、ワイルドカードを含む名前をカンマ区切りで複数指定できます。補完もできます。</w:t>
       </w:r>
     </w:p>
@@ -74052,6 +73888,7 @@
         <w:rPr>
           <w:rFonts w:hint="eastAsia"/>
         </w:rPr>
+        <w:lastRenderedPageBreak/>
         <w:t>現在のフォルダーの指定した名前のテストセットをすべて表示します。テストセット名は、ワイルドカードを含む名前をカンマ区切りで複数指定できます。補完もできます。</w:t>
       </w:r>
     </w:p>
@@ -74497,7 +74334,6 @@
           <w:i/>
           <w:iCs/>
         </w:rPr>
-        <w:lastRenderedPageBreak/>
         <w:t>Start-OrchTestSet</w:t>
       </w:r>
       <w:r>
@@ -74729,6 +74565,7 @@
         <w:rPr>
           <w:rFonts w:hint="eastAsia"/>
         </w:rPr>
+        <w:lastRenderedPageBreak/>
         <w:t>現在のフォルダーで、指定のIdのテストセット実行を停止します。このIdにはワイルドカードは指定できません</w:t>
       </w:r>
       <w:r>
@@ -74954,7 +74791,6 @@
         <w:rPr>
           <w:rFonts w:hint="eastAsia"/>
         </w:rPr>
-        <w:lastRenderedPageBreak/>
         <w:t>その他の操作</w:t>
       </w:r>
       <w:bookmarkEnd w:id="177"/>
@@ -75180,6 +75016,7 @@
         <w:rPr>
           <w:rFonts w:hint="eastAsia"/>
         </w:rPr>
+        <w:lastRenderedPageBreak/>
         <w:t>U</w:t>
       </w:r>
       <w:r>
@@ -80867,6 +80704,7 @@
   <w:style w:type="character" w:default="1" w:styleId="DefaultParagraphFont">
     <w:name w:val="Default Paragraph Font"/>
     <w:uiPriority w:val="1"/>
+    <w:semiHidden/>
     <w:unhideWhenUsed/>
   </w:style>
   <w:style w:type="table" w:default="1" w:styleId="TableNormal">
@@ -81794,23 +81632,6 @@
 </file>
 
 <file path=customXml/item1.xml><?xml version="1.0" encoding="utf-8"?>
-<p:properties xmlns:p="http://schemas.microsoft.com/office/2006/metadata/properties" xmlns:xsi="http://www.w3.org/2001/XMLSchema-instance" xmlns:pc="http://schemas.microsoft.com/office/infopath/2007/PartnerControls">
-  <documentManagement>
-    <TaxCatchAll xmlns="582fed28-c72a-4a46-a4ee-2e913fce5b57" xsi:nil="true"/>
-    <_x30bf__x30b0_ xmlns="b37a7ca1-d236-4e8e-b3c9-c16f93e968ba" xsi:nil="true"/>
-    <lcf76f155ced4ddcb4097134ff3c332f xmlns="b37a7ca1-d236-4e8e-b3c9-c16f93e968ba">
-      <Terms xmlns="http://schemas.microsoft.com/office/infopath/2007/PartnerControls"/>
-    </lcf76f155ced4ddcb4097134ff3c332f>
-    <_Flow_SignoffStatus xmlns="b37a7ca1-d236-4e8e-b3c9-c16f93e968ba" xsi:nil="true"/>
-  </documentManagement>
-</p:properties>
-</file>
-
-<file path=customXml/item2.xml><?xml version="1.0" encoding="utf-8"?>
-<b:Sources xmlns:b="http://schemas.openxmlformats.org/officeDocument/2006/bibliography" xmlns="http://schemas.openxmlformats.org/officeDocument/2006/bibliography" SelectedStyle="\APASixthEditionOfficeOnline.xsl" StyleName="APA" Version="6"/>
-</file>
-
-<file path=customXml/item3.xml><?xml version="1.0" encoding="utf-8"?>
 <ct:contentTypeSchema xmlns:ct="http://schemas.microsoft.com/office/2006/metadata/contentType" xmlns:ma="http://schemas.microsoft.com/office/2006/metadata/properties/metaAttributes" ct:_="" ma:_="" ma:contentTypeName="Document" ma:contentTypeID="0x010100CD687BE8F0A16742BF5C026227B65CDC" ma:contentTypeVersion="20" ma:contentTypeDescription="Create a new document." ma:contentTypeScope="" ma:versionID="bedea81ee1878d20e6f374524a7cd3fd">
   <xsd:schema xmlns:xsd="http://www.w3.org/2001/XMLSchema" xmlns:xs="http://www.w3.org/2001/XMLSchema" xmlns:p="http://schemas.microsoft.com/office/2006/metadata/properties" xmlns:ns2="b37a7ca1-d236-4e8e-b3c9-c16f93e968ba" xmlns:ns3="582fed28-c72a-4a46-a4ee-2e913fce5b57" targetNamespace="http://schemas.microsoft.com/office/2006/metadata/properties" ma:root="true" ma:fieldsID="cf44f0f65c2cf8e51bece22650e6b95b" ns2:_="" ns3:_="">
     <xsd:import namespace="b37a7ca1-d236-4e8e-b3c9-c16f93e968ba"/>
@@ -82073,6 +81894,23 @@
 </ct:contentTypeSchema>
 </file>
 
+<file path=customXml/item2.xml><?xml version="1.0" encoding="utf-8"?>
+<b:Sources xmlns:b="http://schemas.openxmlformats.org/officeDocument/2006/bibliography" xmlns="http://schemas.openxmlformats.org/officeDocument/2006/bibliography" SelectedStyle="\APASixthEditionOfficeOnline.xsl" StyleName="APA" Version="6"/>
+</file>
+
+<file path=customXml/item3.xml><?xml version="1.0" encoding="utf-8"?>
+<p:properties xmlns:p="http://schemas.microsoft.com/office/2006/metadata/properties" xmlns:xsi="http://www.w3.org/2001/XMLSchema-instance" xmlns:pc="http://schemas.microsoft.com/office/infopath/2007/PartnerControls">
+  <documentManagement>
+    <TaxCatchAll xmlns="582fed28-c72a-4a46-a4ee-2e913fce5b57" xsi:nil="true"/>
+    <_x30bf__x30b0_ xmlns="b37a7ca1-d236-4e8e-b3c9-c16f93e968ba" xsi:nil="true"/>
+    <lcf76f155ced4ddcb4097134ff3c332f xmlns="b37a7ca1-d236-4e8e-b3c9-c16f93e968ba">
+      <Terms xmlns="http://schemas.microsoft.com/office/infopath/2007/PartnerControls"/>
+    </lcf76f155ced4ddcb4097134ff3c332f>
+    <_Flow_SignoffStatus xmlns="b37a7ca1-d236-4e8e-b3c9-c16f93e968ba" xsi:nil="true"/>
+  </documentManagement>
+</p:properties>
+</file>
+
 <file path=customXml/item4.xml><?xml version="1.0" encoding="utf-8"?>
 <?mso-contentType ?>
 <FormTemplates xmlns="http://schemas.microsoft.com/sharepoint/v3/contenttype/forms">
@@ -82083,25 +81921,6 @@
 </file>
 
 <file path=customXml/itemProps1.xml><?xml version="1.0" encoding="utf-8"?>
-<ds:datastoreItem xmlns:ds="http://schemas.openxmlformats.org/officeDocument/2006/customXml" ds:itemID="{DED61E44-7A77-455A-875F-BE8278BBEF33}">
-  <ds:schemaRefs>
-    <ds:schemaRef ds:uri="http://schemas.microsoft.com/office/2006/metadata/properties"/>
-    <ds:schemaRef ds:uri="http://schemas.microsoft.com/office/infopath/2007/PartnerControls"/>
-    <ds:schemaRef ds:uri="582fed28-c72a-4a46-a4ee-2e913fce5b57"/>
-    <ds:schemaRef ds:uri="b37a7ca1-d236-4e8e-b3c9-c16f93e968ba"/>
-  </ds:schemaRefs>
-</ds:datastoreItem>
-</file>
-
-<file path=customXml/itemProps2.xml><?xml version="1.0" encoding="utf-8"?>
-<ds:datastoreItem xmlns:ds="http://schemas.openxmlformats.org/officeDocument/2006/customXml" ds:itemID="{4113CBFA-7744-4F3F-8750-FF574604A4C6}">
-  <ds:schemaRefs>
-    <ds:schemaRef ds:uri="http://schemas.openxmlformats.org/officeDocument/2006/bibliography"/>
-  </ds:schemaRefs>
-</ds:datastoreItem>
-</file>
-
-<file path=customXml/itemProps3.xml><?xml version="1.0" encoding="utf-8"?>
 <ds:datastoreItem xmlns:ds="http://schemas.openxmlformats.org/officeDocument/2006/customXml" ds:itemID="{93B111A2-69B0-4DA2-BFAD-BAEF42F5B381}">
   <ds:schemaRefs>
     <ds:schemaRef ds:uri="http://schemas.microsoft.com/office/2006/metadata/contentType"/>
@@ -82120,6 +81939,25 @@
 </ds:datastoreItem>
 </file>
 
+<file path=customXml/itemProps2.xml><?xml version="1.0" encoding="utf-8"?>
+<ds:datastoreItem xmlns:ds="http://schemas.openxmlformats.org/officeDocument/2006/customXml" ds:itemID="{4113CBFA-7744-4F3F-8750-FF574604A4C6}">
+  <ds:schemaRefs>
+    <ds:schemaRef ds:uri="http://schemas.openxmlformats.org/officeDocument/2006/bibliography"/>
+  </ds:schemaRefs>
+</ds:datastoreItem>
+</file>
+
+<file path=customXml/itemProps3.xml><?xml version="1.0" encoding="utf-8"?>
+<ds:datastoreItem xmlns:ds="http://schemas.openxmlformats.org/officeDocument/2006/customXml" ds:itemID="{DED61E44-7A77-455A-875F-BE8278BBEF33}">
+  <ds:schemaRefs>
+    <ds:schemaRef ds:uri="http://schemas.microsoft.com/office/2006/metadata/properties"/>
+    <ds:schemaRef ds:uri="http://schemas.microsoft.com/office/infopath/2007/PartnerControls"/>
+    <ds:schemaRef ds:uri="582fed28-c72a-4a46-a4ee-2e913fce5b57"/>
+    <ds:schemaRef ds:uri="b37a7ca1-d236-4e8e-b3c9-c16f93e968ba"/>
+  </ds:schemaRefs>
+</ds:datastoreItem>
+</file>
+
 <file path=customXml/itemProps4.xml><?xml version="1.0" encoding="utf-8"?>
 <ds:datastoreItem xmlns:ds="http://schemas.openxmlformats.org/officeDocument/2006/customXml" ds:itemID="{EB868FD3-440B-4F0D-BBF0-051FFA09FB0B}">
   <ds:schemaRefs>
